--- a/docs/FretLab-report.docx
+++ b/docs/FretLab-report.docx
@@ -542,7 +542,7 @@
       </w:r>
     </w:p>
     <w:bookmarkEnd w:id="12"/>
-    <w:bookmarkStart w:id="19" w:name="what-was-built"/>
+    <w:bookmarkStart w:id="20" w:name="what-was-built"/>
     <w:p>
       <w:pPr>
         <w:pStyle w:val="Heading1"/>
@@ -551,12 +551,243 @@
         <w:t xml:space="preserve">2. What was built</w:t>
       </w:r>
     </w:p>
-    <w:bookmarkStart w:id="16" w:name="the-instrument-view"/>
+    <w:bookmarkStart w:id="13" w:name="revision-2"/>
     <w:p>
       <w:pPr>
         <w:pStyle w:val="Heading2"/>
       </w:pPr>
       <w:r>
+        <w:t xml:space="preserve">2.0 Revision 2</w:t>
+      </w:r>
+    </w:p>
+    <w:p>
+      <w:pPr>
+        <w:pStyle w:val="FirstParagraph"/>
+      </w:pPr>
+      <w:r>
+        <w:t xml:space="preserve">After the first build was reviewed, six changes were made:</w:t>
+      </w:r>
+    </w:p>
+    <w:p>
+      <w:pPr>
+        <w:pStyle w:val="Compact"/>
+        <w:numPr>
+          <w:ilvl w:val="0"/>
+          <w:numId w:val="1001"/>
+        </w:numPr>
+      </w:pPr>
+      <w:r>
+        <w:rPr>
+          <w:b/>
+          <w:bCs/>
+        </w:rPr>
+        <w:t xml:space="preserve">The body and headstock outlines were redrawn.</w:t>
+      </w:r>
+      <w:r>
+        <w:t xml:space="preserve"> </w:t>
+      </w:r>
+      <w:r>
+        <w:t xml:space="preserve">They are now traced</w:t>
+      </w:r>
+      <w:r>
+        <w:t xml:space="preserve"> </w:t>
+      </w:r>
+      <w:r>
+        <w:t xml:space="preserve">outlines of an offset double-cutaway guitar and an offset bass — real horns,</w:t>
+      </w:r>
+      <w:r>
+        <w:t xml:space="preserve"> </w:t>
+      </w:r>
+      <w:r>
+        <w:t xml:space="preserve">cutaway scoops, a pinched waist and bouts — rather than the smooth profiles</w:t>
+      </w:r>
+      <w:r>
+        <w:t xml:space="preserve"> </w:t>
+      </w:r>
+      <w:r>
+        <w:t xml:space="preserve">of the first version, which read as featureless blobs.</w:t>
+      </w:r>
+    </w:p>
+    <w:p>
+      <w:pPr>
+        <w:pStyle w:val="Compact"/>
+        <w:numPr>
+          <w:ilvl w:val="0"/>
+          <w:numId w:val="1001"/>
+        </w:numPr>
+      </w:pPr>
+      <w:r>
+        <w:rPr>
+          <w:b/>
+          <w:bCs/>
+        </w:rPr>
+        <w:t xml:space="preserve">The instrument was turned the right way up</w:t>
+      </w:r>
+      <w:r>
+        <w:t xml:space="preserve">: the lowest-pitched string is</w:t>
+      </w:r>
+      <w:r>
+        <w:t xml:space="preserve"> </w:t>
+      </w:r>
+      <w:r>
+        <w:t xml:space="preserve">now drawn at the bottom, as a chord chart or tab staff reads, and the body</w:t>
+      </w:r>
+      <w:r>
+        <w:t xml:space="preserve"> </w:t>
+      </w:r>
+      <w:r>
+        <w:t xml:space="preserve">and headstock were re-authored to match.</w:t>
+      </w:r>
+    </w:p>
+    <w:p>
+      <w:pPr>
+        <w:pStyle w:val="Compact"/>
+        <w:numPr>
+          <w:ilvl w:val="0"/>
+          <w:numId w:val="1001"/>
+        </w:numPr>
+      </w:pPr>
+      <w:r>
+        <w:rPr>
+          <w:b/>
+          <w:bCs/>
+        </w:rPr>
+        <w:t xml:space="preserve">The fret wires became visible.</w:t>
+      </w:r>
+      <w:r>
+        <w:t xml:space="preserve"> </w:t>
+      </w:r>
+      <w:r>
+        <w:t xml:space="preserve">They were being painted with an SVG</w:t>
+      </w:r>
+      <w:r>
+        <w:t xml:space="preserve"> </w:t>
+      </w:r>
+      <w:r>
+        <w:t xml:space="preserve">gradient in</w:t>
+      </w:r>
+      <w:r>
+        <w:t xml:space="preserve"> </w:t>
+      </w:r>
+      <w:r>
+        <w:rPr>
+          <w:rStyle w:val="VerbatimChar"/>
+        </w:rPr>
+        <w:t xml:space="preserve">objectBoundingBox</w:t>
+      </w:r>
+      <w:r>
+        <w:t xml:space="preserve"> </w:t>
+      </w:r>
+      <w:r>
+        <w:t xml:space="preserve">units; a perfectly vertical line has zero</w:t>
+      </w:r>
+      <w:r>
+        <w:t xml:space="preserve"> </w:t>
+      </w:r>
+      <w:r>
+        <w:t xml:space="preserve">bounding-box width, so the gradient degenerated and nothing was drawn. They</w:t>
+      </w:r>
+      <w:r>
+        <w:t xml:space="preserve"> </w:t>
+      </w:r>
+      <w:r>
+        <w:t xml:space="preserve">are now solid metal with a bright crown.</w:t>
+      </w:r>
+    </w:p>
+    <w:p>
+      <w:pPr>
+        <w:pStyle w:val="Compact"/>
+        <w:numPr>
+          <w:ilvl w:val="0"/>
+          <w:numId w:val="1001"/>
+        </w:numPr>
+      </w:pPr>
+      <w:r>
+        <w:rPr>
+          <w:b/>
+          <w:bCs/>
+        </w:rPr>
+        <w:t xml:space="preserve">Clicking the selected position now deselects it.</w:t>
+      </w:r>
+    </w:p>
+    <w:p>
+      <w:pPr>
+        <w:pStyle w:val="Compact"/>
+        <w:numPr>
+          <w:ilvl w:val="0"/>
+          <w:numId w:val="1001"/>
+        </w:numPr>
+      </w:pPr>
+      <w:r>
+        <w:rPr>
+          <w:b/>
+          <w:bCs/>
+        </w:rPr>
+        <w:t xml:space="preserve">The missing middle string was fixed</w:t>
+      </w:r>
+      <w:r>
+        <w:t xml:space="preserve"> </w:t>
+      </w:r>
+      <w:r>
+        <w:t xml:space="preserve">— the same gradient fault. A</w:t>
+      </w:r>
+      <w:r>
+        <w:t xml:space="preserve"> </w:t>
+      </w:r>
+      <w:r>
+        <w:t xml:space="preserve">perfectly horizontal line has zero bounding-box height, and only the exact</w:t>
+      </w:r>
+      <w:r>
+        <w:t xml:space="preserve"> </w:t>
+      </w:r>
+      <w:r>
+        <w:t xml:space="preserve">middle string of an odd-numbered set is perfectly horizontal, which is why it</w:t>
+      </w:r>
+      <w:r>
+        <w:t xml:space="preserve"> </w:t>
+      </w:r>
+      <w:r>
+        <w:t xml:space="preserve">was the 4th string of 7 and the 3rd of 5 that vanished. One fix covered both</w:t>
+      </w:r>
+      <w:r>
+        <w:t xml:space="preserve"> </w:t>
+      </w:r>
+      <w:r>
+        <w:t xml:space="preserve">this and the frets.</w:t>
+      </w:r>
+    </w:p>
+    <w:p>
+      <w:pPr>
+        <w:pStyle w:val="Compact"/>
+        <w:numPr>
+          <w:ilvl w:val="0"/>
+          <w:numId w:val="1001"/>
+        </w:numPr>
+      </w:pPr>
+      <w:r>
+        <w:rPr>
+          <w:b/>
+          <w:bCs/>
+        </w:rPr>
+        <w:t xml:space="preserve">The instrument selector became two steps</w:t>
+      </w:r>
+      <w:r>
+        <w:t xml:space="preserve">: Guitar or Bass, then the</w:t>
+      </w:r>
+      <w:r>
+        <w:t xml:space="preserve"> </w:t>
+      </w:r>
+      <w:r>
+        <w:t xml:space="preserve">string count, with the instrument last used in each family remembered.</w:t>
+      </w:r>
+    </w:p>
+    <w:bookmarkEnd w:id="13"/>
+    <w:bookmarkStart w:id="17" w:name="the-instrument-view"/>
+    <w:p>
+      <w:pPr>
+        <w:pStyle w:val="Heading2"/>
+      </w:pPr>
+      <w:r>
         <w:t xml:space="preserve">2.1 The instrument view</w:t>
       </w:r>
     </w:p>
@@ -571,7 +802,19 @@
         <w:t xml:space="preserve"> </w:t>
       </w:r>
       <w:r>
-        <w:t xml:space="preserve">nut, fretboard, body, hardware and strings. The strings are drawn as one</w:t>
+        <w:t xml:space="preserve">nut, fretboard, body, hardware and strings. The body and headstock are traced</w:t>
+      </w:r>
+      <w:r>
+        <w:t xml:space="preserve"> </w:t>
+      </w:r>
+      <w:r>
+        <w:t xml:space="preserve">outlines held as data, so the silhouette can be adjusted without touching any</w:t>
+      </w:r>
+      <w:r>
+        <w:t xml:space="preserve"> </w:t>
+      </w:r>
+      <w:r>
+        <w:t xml:space="preserve">rendering code. The lowest-pitched string is drawn at the bottom. The strings are drawn as one</w:t>
       </w:r>
       <w:r>
         <w:t xml:space="preserve"> </w:t>
@@ -654,18 +897,18 @@
           <wp:inline>
             <wp:extent cx="5334000" cy="3518958"/>
             <wp:effectExtent b="0" l="0" r="0" t="0"/>
-            <wp:docPr descr="The “Whole instrument” view, showing the body, pickups, bridge and controls generated from the same geometry as the neck." title="" id="14" name="Picture"/>
+            <wp:docPr descr="The “Whole instrument” view, showing the body, pickups, bridge and controls generated from the same geometry as the neck." title="" id="15" name="Picture"/>
             <a:graphic>
               <a:graphicData uri="http://schemas.openxmlformats.org/drawingml/2006/picture">
                 <pic:pic>
                   <pic:nvPicPr>
-                    <pic:cNvPr descr="images/01b-whole-instrument.png" id="15" name="Picture"/>
+                    <pic:cNvPr descr="images/01b-whole-instrument.png" id="16" name="Picture"/>
                     <pic:cNvPicPr>
                       <a:picLocks noChangeArrowheads="1" noChangeAspect="1"/>
                     </pic:cNvPicPr>
                   </pic:nvPicPr>
                   <pic:blipFill>
-                    <a:blip r:embed="rId13"/>
+                    <a:blip r:embed="rId14"/>
                     <a:stretch>
                       <a:fillRect/>
                     </a:stretch>
@@ -738,8 +981,8 @@
         <w:t xml:space="preserve">imagery, samples or brand marks are used anywhere.</w:t>
       </w:r>
     </w:p>
-    <w:bookmarkEnd w:id="16"/>
-    <w:bookmarkStart w:id="17" w:name="the-four-interaction-modes"/>
+    <w:bookmarkEnd w:id="17"/>
+    <w:bookmarkStart w:id="18" w:name="the-four-interaction-modes"/>
     <w:p>
       <w:pPr>
         <w:pStyle w:val="Heading2"/>
@@ -838,8 +1081,8 @@
         <w:t xml:space="preserve">integrated with the tuning machines.</w:t>
       </w:r>
     </w:p>
-    <w:bookmarkEnd w:id="17"/>
-    <w:bookmarkStart w:id="18" w:name="clicking-a-position"/>
+    <w:bookmarkEnd w:id="18"/>
+    <w:bookmarkStart w:id="19" w:name="clicking-a-position"/>
     <w:p>
       <w:pPr>
         <w:pStyle w:val="Heading2"/>
@@ -881,9 +1124,9 @@
         </w:pict>
       </w:r>
     </w:p>
-    <w:bookmarkEnd w:id="18"/>
     <w:bookmarkEnd w:id="19"/>
-    <w:bookmarkStart w:id="23" w:name="architecture"/>
+    <w:bookmarkEnd w:id="20"/>
+    <w:bookmarkStart w:id="24" w:name="architecture"/>
     <w:p>
       <w:pPr>
         <w:pStyle w:val="Heading1"/>
@@ -1121,7 +1364,7 @@
         <w:t xml:space="preserve">  tests/                   170 tests</w:t>
       </w:r>
     </w:p>
-    <w:bookmarkStart w:id="20" w:name="state-versus-derived-data"/>
+    <w:bookmarkStart w:id="21" w:name="state-versus-derived-data"/>
     <w:p>
       <w:pPr>
         <w:pStyle w:val="Heading2"/>
@@ -1268,8 +1511,8 @@
         <w:t xml:space="preserve">function’s result.</w:t>
       </w:r>
     </w:p>
-    <w:bookmarkEnd w:id="20"/>
-    <w:bookmarkStart w:id="21" w:name="data-driven-instruments"/>
+    <w:bookmarkEnd w:id="21"/>
+    <w:bookmarkStart w:id="22" w:name="data-driven-instruments"/>
     <w:p>
       <w:pPr>
         <w:pStyle w:val="Heading2"/>
@@ -1322,8 +1565,8 @@
         <w:t xml:space="preserve">rendering or engine code.</w:t>
       </w:r>
     </w:p>
-    <w:bookmarkEnd w:id="21"/>
-    <w:bookmarkStart w:id="22" w:name="rendering-performance"/>
+    <w:bookmarkEnd w:id="22"/>
+    <w:bookmarkStart w:id="23" w:name="rendering-performance"/>
     <w:p>
       <w:pPr>
         <w:pStyle w:val="Heading2"/>
@@ -1365,9 +1608,9 @@
         </w:pict>
       </w:r>
     </w:p>
-    <w:bookmarkEnd w:id="22"/>
     <w:bookmarkEnd w:id="23"/>
-    <w:bookmarkStart w:id="28" w:name="the-music-theory-engine"/>
+    <w:bookmarkEnd w:id="24"/>
+    <w:bookmarkStart w:id="29" w:name="the-music-theory-engine"/>
     <w:p>
       <w:pPr>
         <w:pStyle w:val="Heading1"/>
@@ -1376,7 +1619,7 @@
         <w:t xml:space="preserve">4. The music-theory engine</w:t>
       </w:r>
     </w:p>
-    <w:bookmarkStart w:id="24" w:name="pitch-is-an-integer"/>
+    <w:bookmarkStart w:id="25" w:name="pitch-is-an-integer"/>
     <w:p>
       <w:pPr>
         <w:pStyle w:val="Heading2"/>
@@ -1736,8 +1979,8 @@
         </w:tc>
       </w:tr>
     </w:tbl>
-    <w:bookmarkEnd w:id="24"/>
-    <w:bookmarkStart w:id="25" w:name="the-fretboard"/>
+    <w:bookmarkEnd w:id="25"/>
+    <w:bookmarkStart w:id="26" w:name="the-fretboard"/>
     <w:p>
       <w:pPr>
         <w:pStyle w:val="Heading2"/>
@@ -1850,8 +2093,8 @@
         <w:t xml:space="preserve">D — and the engine simply computes that rather than being told.</w:t>
       </w:r>
     </w:p>
-    <w:bookmarkEnd w:id="25"/>
-    <w:bookmarkStart w:id="26" w:name="enharmonic-spelling-systematically"/>
+    <w:bookmarkEnd w:id="26"/>
+    <w:bookmarkStart w:id="27" w:name="enharmonic-spelling-systematically"/>
     <w:p>
       <w:pPr>
         <w:pStyle w:val="Heading2"/>
@@ -1928,394 +2171,6 @@
       </w:r>
       <w:r>
         <w:t xml:space="preserve">cases anywhere:</w:t>
-      </w:r>
-    </w:p>
-    <w:p>
-      <w:pPr>
-        <w:pStyle w:val="Compact"/>
-        <w:numPr>
-          <w:ilvl w:val="0"/>
-          <w:numId w:val="1001"/>
-        </w:numPr>
-      </w:pPr>
-      <w:r>
-        <w:t xml:space="preserve">B♭ major spells</w:t>
-      </w:r>
-      <w:r>
-        <w:t xml:space="preserve"> </w:t>
-      </w:r>
-      <w:r>
-        <w:rPr>
-          <w:b/>
-          <w:bCs/>
-        </w:rPr>
-        <w:t xml:space="preserve">Bb C D Eb F G A</w:t>
-      </w:r>
-      <w:r>
-        <w:t xml:space="preserve"> </w:t>
-      </w:r>
-      <w:r>
-        <w:t xml:space="preserve">— never A♯ C D D♯ F G A.</w:t>
-      </w:r>
-    </w:p>
-    <w:p>
-      <w:pPr>
-        <w:pStyle w:val="Compact"/>
-        <w:numPr>
-          <w:ilvl w:val="0"/>
-          <w:numId w:val="1001"/>
-        </w:numPr>
-      </w:pPr>
-      <w:r>
-        <w:t xml:space="preserve">F♯ major spells</w:t>
-      </w:r>
-      <w:r>
-        <w:t xml:space="preserve"> </w:t>
-      </w:r>
-      <w:r>
-        <w:rPr>
-          <w:b/>
-          <w:bCs/>
-        </w:rPr>
-        <w:t xml:space="preserve">F# G# A# B C# D# E#</w:t>
-      </w:r>
-      <w:r>
-        <w:t xml:space="preserve">, including the E♯ that beginners’</w:t>
-      </w:r>
-      <w:r>
-        <w:t xml:space="preserve"> </w:t>
-      </w:r>
-      <w:r>
-        <w:t xml:space="preserve">tools get wrong.</w:t>
-      </w:r>
-    </w:p>
-    <w:p>
-      <w:pPr>
-        <w:pStyle w:val="Compact"/>
-        <w:numPr>
-          <w:ilvl w:val="0"/>
-          <w:numId w:val="1001"/>
-        </w:numPr>
-      </w:pPr>
-      <w:r>
-        <w:t xml:space="preserve">The A blues scale spells</w:t>
-      </w:r>
-      <w:r>
-        <w:t xml:space="preserve"> </w:t>
-      </w:r>
-      <w:r>
-        <w:rPr>
-          <w:b/>
-          <w:bCs/>
-        </w:rPr>
-        <w:t xml:space="preserve">A C D Eb E G</w:t>
-      </w:r>
-      <w:r>
-        <w:t xml:space="preserve">, with the ♭5 and the ♮5 written on</w:t>
-      </w:r>
-      <w:r>
-        <w:t xml:space="preserve"> </w:t>
-      </w:r>
-      <w:r>
-        <w:t xml:space="preserve">the same letter, as the scale actually is.</w:t>
-      </w:r>
-    </w:p>
-    <w:p>
-      <w:pPr>
-        <w:pStyle w:val="Compact"/>
-        <w:numPr>
-          <w:ilvl w:val="0"/>
-          <w:numId w:val="1001"/>
-        </w:numPr>
-      </w:pPr>
-      <w:r>
-        <w:t xml:space="preserve">C diminished 7th spells</w:t>
-      </w:r>
-      <w:r>
-        <w:t xml:space="preserve"> </w:t>
-      </w:r>
-      <w:r>
-        <w:rPr>
-          <w:b/>
-          <w:bCs/>
-        </w:rPr>
-        <w:t xml:space="preserve">C Eb Gb Bbb</w:t>
-      </w:r>
-      <w:r>
-        <w:t xml:space="preserve">, with the double flat.</w:t>
-      </w:r>
-    </w:p>
-    <w:p>
-      <w:pPr>
-        <w:pStyle w:val="FirstParagraph"/>
-      </w:pPr>
-      <w:r>
-        <w:t xml:space="preserve">Notes outside the current key fall back to the key’s own accidental side, so a</w:t>
-      </w:r>
-      <w:r>
-        <w:t xml:space="preserve"> </w:t>
-      </w:r>
-      <w:r>
-        <w:t xml:space="preserve">fretboard in E♭ minor never shows a stray A♯ next to a B♭. Choosing a root of</w:t>
-      </w:r>
-      <w:r>
-        <w:t xml:space="preserve"> </w:t>
-      </w:r>
-      <w:r>
-        <w:rPr>
-          <w:rStyle w:val="VerbatimChar"/>
-        </w:rPr>
-        <w:t xml:space="preserve">Bb</w:t>
-      </w:r>
-      <w:r>
-        <w:t xml:space="preserve"> </w:t>
-      </w:r>
-      <w:r>
-        <w:t xml:space="preserve">rather than</w:t>
-      </w:r>
-      <w:r>
-        <w:t xml:space="preserve"> </w:t>
-      </w:r>
-      <w:r>
-        <w:rPr>
-          <w:rStyle w:val="VerbatimChar"/>
-        </w:rPr>
-        <w:t xml:space="preserve">A#</w:t>
-      </w:r>
-      <w:r>
-        <w:t xml:space="preserve"> </w:t>
-      </w:r>
-      <w:r>
-        <w:t xml:space="preserve">in the controls is how the player selects the key’s</w:t>
-      </w:r>
-      <w:r>
-        <w:t xml:space="preserve"> </w:t>
-      </w:r>
-      <w:r>
-        <w:t xml:space="preserve">spelling — the preference the brief asked for, implemented as a rule rather than</w:t>
-      </w:r>
-      <w:r>
-        <w:t xml:space="preserve"> </w:t>
-      </w:r>
-      <w:r>
-        <w:t xml:space="preserve">as a list.</w:t>
-      </w:r>
-    </w:p>
-    <w:bookmarkEnd w:id="26"/>
-    <w:bookmarkStart w:id="27" w:name="chords-and-scales-kept-distinct"/>
-    <w:p>
-      <w:pPr>
-        <w:pStyle w:val="Heading2"/>
-      </w:pPr>
-      <w:r>
-        <w:t xml:space="preserve">4.4 Chords and scales kept distinct</w:t>
-      </w:r>
-    </w:p>
-    <w:p>
-      <w:pPr>
-        <w:pStyle w:val="FirstParagraph"/>
-      </w:pPr>
-      <w:r>
-        <w:t xml:space="preserve">The brief was explicit that a learner must not confuse a chord voicing with a</w:t>
-      </w:r>
-      <w:r>
-        <w:t xml:space="preserve"> </w:t>
-      </w:r>
-      <w:r>
-        <w:t xml:space="preserve">scale, and the interface is built around that. They are separate panels with</w:t>
-      </w:r>
-      <w:r>
-        <w:t xml:space="preserve"> </w:t>
-      </w:r>
-      <w:r>
-        <w:t xml:space="preserve">separate note lists and separate explanations (</w:t>
-      </w:r>
-      <w:r>
-        <w:t xml:space="preserve">“3 notes played together”</w:t>
-      </w:r>
-      <w:r>
-        <w:t xml:space="preserve"> </w:t>
-      </w:r>
-      <w:r>
-        <w:t xml:space="preserve">versus</w:t>
-      </w:r>
-      <w:r>
-        <w:t xml:space="preserve"> </w:t>
-      </w:r>
-      <w:r>
-        <w:t xml:space="preserve">“a pool to play over the chord”</w:t>
-      </w:r>
-      <w:r>
-        <w:t xml:space="preserve">). The chord panel then lists the scales that fit</w:t>
-      </w:r>
-      <w:r>
-        <w:t xml:space="preserve"> </w:t>
-      </w:r>
-      <w:r>
-        <w:t xml:space="preserve">the selected chord, each with a one-line reason, and</w:t>
-      </w:r>
-      <w:r>
-        <w:t xml:space="preserve"> </w:t>
-      </w:r>
-      <w:r>
-        <w:rPr>
-          <w:b/>
-          <w:bCs/>
-        </w:rPr>
-        <w:t xml:space="preserve">every suggestion is</w:t>
-      </w:r>
-      <w:r>
-        <w:rPr>
-          <w:b/>
-          <w:bCs/>
-        </w:rPr>
-        <w:t xml:space="preserve"> </w:t>
-      </w:r>
-      <w:r>
-        <w:rPr>
-          <w:b/>
-          <w:bCs/>
-        </w:rPr>
-        <w:t xml:space="preserve">verified to contain every chord tone before it is offered</w:t>
-      </w:r>
-      <w:r>
-        <w:t xml:space="preserve"> </w:t>
-      </w:r>
-      <w:r>
-        <w:t xml:space="preserve">— so a dominant 7th</w:t>
-      </w:r>
-      <w:r>
-        <w:t xml:space="preserve"> </w:t>
-      </w:r>
-      <w:r>
-        <w:t xml:space="preserve">is never paired with a plain major scale, which does not contain its flat 7th.</w:t>
-      </w:r>
-      <w:r>
-        <w:t xml:space="preserve"> </w:t>
-      </w:r>
-      <w:r>
-        <w:t xml:space="preserve">Clicking a suggestion switches the fretboard to that scale and says so.</w:t>
-      </w:r>
-    </w:p>
-    <w:p>
-      <w:r>
-        <w:pict>
-          <v:rect style="width:0;height:1.5pt" o:hralign="center" o:hrstd="t" o:hr="t"/>
-        </w:pict>
-      </w:r>
-    </w:p>
-    <w:bookmarkEnd w:id="27"/>
-    <w:bookmarkEnd w:id="28"/>
-    <w:bookmarkStart w:id="41" w:name="alternate-tunings-and-the-chord-engine"/>
-    <w:p>
-      <w:pPr>
-        <w:pStyle w:val="Heading1"/>
-      </w:pPr>
-      <w:r>
-        <w:t xml:space="preserve">5. Alternate tunings and the chord engine</w:t>
-      </w:r>
-    </w:p>
-    <w:p>
-      <w:pPr>
-        <w:pStyle w:val="FirstParagraph"/>
-      </w:pPr>
-      <w:r>
-        <w:t xml:space="preserve">This was the most important correctness requirement in the brief, and it is</w:t>
-      </w:r>
-      <w:r>
-        <w:t xml:space="preserve"> </w:t>
-      </w:r>
-      <w:r>
-        <w:t xml:space="preserve">where the project puts most of its effort.</w:t>
-      </w:r>
-    </w:p>
-    <w:bookmarkStart w:id="32" w:name="there-are-no-stored-chord-shapes"/>
-    <w:p>
-      <w:pPr>
-        <w:pStyle w:val="Heading2"/>
-      </w:pPr>
-      <w:r>
-        <w:t xml:space="preserve">5.1 There are no stored chord shapes</w:t>
-      </w:r>
-    </w:p>
-    <w:p>
-      <w:pPr>
-        <w:pStyle w:val="FirstParagraph"/>
-      </w:pPr>
-      <w:r>
-        <w:rPr>
-          <w:rStyle w:val="VerbatimChar"/>
-        </w:rPr>
-        <w:t xml:space="preserve">findVoicings()</w:t>
-      </w:r>
-      <w:r>
-        <w:t xml:space="preserve"> </w:t>
-      </w:r>
-      <w:r>
-        <w:t xml:space="preserve">searches the fretboard. For each hand position along the neck</w:t>
-      </w:r>
-      <w:r>
-        <w:t xml:space="preserve"> </w:t>
-      </w:r>
-      <w:r>
-        <w:t xml:space="preserve">it enumerates, per string, the frets whose</w:t>
-      </w:r>
-      <w:r>
-        <w:t xml:space="preserve"> </w:t>
-      </w:r>
-      <w:r>
-        <w:rPr>
-          <w:b/>
-          <w:bCs/>
-        </w:rPr>
-        <w:t xml:space="preserve">actual sounding pitch class</w:t>
-      </w:r>
-      <w:r>
-        <w:t xml:space="preserve"> </w:t>
-      </w:r>
-      <w:r>
-        <w:t xml:space="preserve">belongs to the chord, plus the open string and</w:t>
-      </w:r>
-      <w:r>
-        <w:t xml:space="preserve"> </w:t>
-      </w:r>
-      <w:r>
-        <w:t xml:space="preserve">“muted”</w:t>
-      </w:r>
-      <w:r>
-        <w:t xml:space="preserve">. It prunes anything</w:t>
-      </w:r>
-      <w:r>
-        <w:t xml:space="preserve"> </w:t>
-      </w:r>
-      <w:r>
-        <w:t xml:space="preserve">needing more than four fingers or a stretch wider than four frets, requires</w:t>
-      </w:r>
-      <w:r>
-        <w:t xml:space="preserve"> </w:t>
-      </w:r>
-      <w:r>
-        <w:t xml:space="preserve">every non-optional chord tone to be present and the root to sound, then scores</w:t>
-      </w:r>
-      <w:r>
-        <w:t xml:space="preserve"> </w:t>
-      </w:r>
-      <w:r>
-        <w:t xml:space="preserve">the survivors for playability: root in the bass, fewer fingers, lower on the</w:t>
-      </w:r>
-      <w:r>
-        <w:t xml:space="preserve"> </w:t>
-      </w:r>
-      <w:r>
-        <w:t xml:space="preserve">neck, fuller voicing, no awkward dead strings in the middle.</w:t>
-      </w:r>
-    </w:p>
-    <w:p>
-      <w:pPr>
-        <w:pStyle w:val="BodyText"/>
-      </w:pPr>
-      <w:r>
-        <w:t xml:space="preserve">The consequences are all verified by tests:</w:t>
       </w:r>
     </w:p>
     <w:p>
@@ -2327,110 +2182,23 @@
         </w:numPr>
       </w:pPr>
       <w:r>
+        <w:t xml:space="preserve">B♭ major spells</w:t>
+      </w:r>
+      <w:r>
+        <w:t xml:space="preserve"> </w:t>
+      </w:r>
+      <w:r>
         <w:rPr>
           <w:b/>
           <w:bCs/>
         </w:rPr>
-        <w:t xml:space="preserve">In standard tuning the search rediscovers the shapes players already know.</w:t>
-      </w:r>
-      <w:r>
-        <w:t xml:space="preserve"> </w:t>
-      </w:r>
-      <w:r>
-        <w:t xml:space="preserve">The open C (</w:t>
-      </w:r>
-      <w:r>
-        <w:rPr>
-          <w:rStyle w:val="VerbatimChar"/>
-        </w:rPr>
-        <w:t xml:space="preserve">x32010</w:t>
-      </w:r>
-      <w:r>
-        <w:t xml:space="preserve">), E minor (</w:t>
-      </w:r>
-      <w:r>
-        <w:rPr>
-          <w:rStyle w:val="VerbatimChar"/>
-        </w:rPr>
-        <w:t xml:space="preserve">022000</w:t>
-      </w:r>
-      <w:r>
-        <w:t xml:space="preserve">), A minor (</w:t>
-      </w:r>
-      <w:r>
-        <w:rPr>
-          <w:rStyle w:val="VerbatimChar"/>
-        </w:rPr>
-        <w:t xml:space="preserve">x02210</w:t>
-      </w:r>
-      <w:r>
-        <w:t xml:space="preserve">), D (</w:t>
-      </w:r>
-      <w:r>
-        <w:rPr>
-          <w:rStyle w:val="VerbatimChar"/>
-        </w:rPr>
-        <w:t xml:space="preserve">xx0232</w:t>
-      </w:r>
-      <w:r>
-        <w:t xml:space="preserve">),</w:t>
-      </w:r>
-      <w:r>
-        <w:t xml:space="preserve"> </w:t>
-      </w:r>
-      <w:r>
-        <w:t xml:space="preserve">G (</w:t>
-      </w:r>
-      <w:r>
-        <w:rPr>
-          <w:rStyle w:val="VerbatimChar"/>
-        </w:rPr>
-        <w:t xml:space="preserve">320003</w:t>
-      </w:r>
-      <w:r>
-        <w:t xml:space="preserve">), E7 (</w:t>
-      </w:r>
-      <w:r>
-        <w:rPr>
-          <w:rStyle w:val="VerbatimChar"/>
-        </w:rPr>
-        <w:t xml:space="preserve">020100</w:t>
-      </w:r>
-      <w:r>
-        <w:t xml:space="preserve">), A7 (</w:t>
-      </w:r>
-      <w:r>
-        <w:rPr>
-          <w:rStyle w:val="VerbatimChar"/>
-        </w:rPr>
-        <w:t xml:space="preserve">x02020</w:t>
-      </w:r>
-      <w:r>
-        <w:t xml:space="preserve">), Cmaj7 (</w:t>
-      </w:r>
-      <w:r>
-        <w:rPr>
-          <w:rStyle w:val="VerbatimChar"/>
-        </w:rPr>
-        <w:t xml:space="preserve">x32000</w:t>
-      </w:r>
-      <w:r>
-        <w:t xml:space="preserve">) and Am7</w:t>
-      </w:r>
-      <w:r>
-        <w:t xml:space="preserve"> </w:t>
-      </w:r>
-      <w:r>
-        <w:t xml:space="preserve">(</w:t>
-      </w:r>
-      <w:r>
-        <w:rPr>
-          <w:rStyle w:val="VerbatimChar"/>
-        </w:rPr>
-        <w:t xml:space="preserve">x02010</w:t>
-      </w:r>
-      <w:r>
-        <w:t xml:space="preserve">) all come out of the solver. None of them was typed in.</w:t>
+        <w:t xml:space="preserve">Bb C D Eb F G A</w:t>
+      </w:r>
+      <w:r>
+        <w:t xml:space="preserve"> </w:t>
+      </w:r>
+      <w:r>
+        <w:t xml:space="preserve">— never A♯ C D D♯ F G A.</w:t>
       </w:r>
     </w:p>
     <w:p>
@@ -2442,64 +2210,26 @@
         </w:numPr>
       </w:pPr>
       <w:r>
+        <w:t xml:space="preserve">F♯ major spells</w:t>
+      </w:r>
+      <w:r>
+        <w:t xml:space="preserve"> </w:t>
+      </w:r>
+      <w:r>
         <w:rPr>
           <w:b/>
           <w:bCs/>
         </w:rPr>
-        <w:t xml:space="preserve">In D standard it does not offer</w:t>
-      </w:r>
-      <w:r>
-        <w:rPr>
-          <w:b/>
-          <w:bCs/>
-        </w:rPr>
-        <w:t xml:space="preserve"> </w:t>
-      </w:r>
-      <w:r>
-        <w:rPr>
-          <w:rStyle w:val="VerbatimChar"/>
-          <w:b/>
-          <w:bCs/>
-        </w:rPr>
-        <w:t xml:space="preserve">022000</w:t>
-      </w:r>
-      <w:r>
-        <w:rPr>
-          <w:b/>
-          <w:bCs/>
-        </w:rPr>
-        <w:t xml:space="preserve"> </w:t>
-      </w:r>
-      <w:r>
-        <w:rPr>
-          <w:b/>
-          <w:bCs/>
-        </w:rPr>
-        <w:t xml:space="preserve">as E minor.</w:t>
-      </w:r>
-      <w:r>
-        <w:t xml:space="preserve"> </w:t>
-      </w:r>
-      <w:r>
-        <w:t xml:space="preserve">In that tuning those</w:t>
-      </w:r>
-      <w:r>
-        <w:t xml:space="preserve"> </w:t>
-      </w:r>
-      <w:r>
-        <w:t xml:space="preserve">frets sound a D minor chord, so the solver offers that shape under D minor,</w:t>
-      </w:r>
-      <w:r>
-        <w:t xml:space="preserve"> </w:t>
-      </w:r>
-      <w:r>
-        <w:t xml:space="preserve">where it belongs. A familiar shape is never mislabelled as a chord it does not</w:t>
-      </w:r>
-      <w:r>
-        <w:t xml:space="preserve"> </w:t>
-      </w:r>
-      <w:r>
-        <w:t xml:space="preserve">produce.</w:t>
+        <w:t xml:space="preserve">F# G# A# B C# D# E#</w:t>
+      </w:r>
+      <w:r>
+        <w:t xml:space="preserve">, including the E♯ that beginners’</w:t>
+      </w:r>
+      <w:r>
+        <w:t xml:space="preserve"> </w:t>
+      </w:r>
+      <w:r>
+        <w:t xml:space="preserve">tools get wrong.</w:t>
       </w:r>
     </w:p>
     <w:p>
@@ -2511,6 +2241,519 @@
         </w:numPr>
       </w:pPr>
       <w:r>
+        <w:t xml:space="preserve">The A blues scale spells</w:t>
+      </w:r>
+      <w:r>
+        <w:t xml:space="preserve"> </w:t>
+      </w:r>
+      <w:r>
+        <w:rPr>
+          <w:b/>
+          <w:bCs/>
+        </w:rPr>
+        <w:t xml:space="preserve">A C D Eb E G</w:t>
+      </w:r>
+      <w:r>
+        <w:t xml:space="preserve">, with the ♭5 and the ♮5 written on</w:t>
+      </w:r>
+      <w:r>
+        <w:t xml:space="preserve"> </w:t>
+      </w:r>
+      <w:r>
+        <w:t xml:space="preserve">the same letter, as the scale actually is.</w:t>
+      </w:r>
+    </w:p>
+    <w:p>
+      <w:pPr>
+        <w:pStyle w:val="Compact"/>
+        <w:numPr>
+          <w:ilvl w:val="0"/>
+          <w:numId w:val="1002"/>
+        </w:numPr>
+      </w:pPr>
+      <w:r>
+        <w:t xml:space="preserve">C diminished 7th spells</w:t>
+      </w:r>
+      <w:r>
+        <w:t xml:space="preserve"> </w:t>
+      </w:r>
+      <w:r>
+        <w:rPr>
+          <w:b/>
+          <w:bCs/>
+        </w:rPr>
+        <w:t xml:space="preserve">C Eb Gb Bbb</w:t>
+      </w:r>
+      <w:r>
+        <w:t xml:space="preserve">, with the double flat.</w:t>
+      </w:r>
+    </w:p>
+    <w:p>
+      <w:pPr>
+        <w:pStyle w:val="FirstParagraph"/>
+      </w:pPr>
+      <w:r>
+        <w:t xml:space="preserve">Notes outside the current key fall back to the key’s own accidental side, so a</w:t>
+      </w:r>
+      <w:r>
+        <w:t xml:space="preserve"> </w:t>
+      </w:r>
+      <w:r>
+        <w:t xml:space="preserve">fretboard in E♭ minor never shows a stray A♯ next to a B♭. Choosing a root of</w:t>
+      </w:r>
+      <w:r>
+        <w:t xml:space="preserve"> </w:t>
+      </w:r>
+      <w:r>
+        <w:rPr>
+          <w:rStyle w:val="VerbatimChar"/>
+        </w:rPr>
+        <w:t xml:space="preserve">Bb</w:t>
+      </w:r>
+      <w:r>
+        <w:t xml:space="preserve"> </w:t>
+      </w:r>
+      <w:r>
+        <w:t xml:space="preserve">rather than</w:t>
+      </w:r>
+      <w:r>
+        <w:t xml:space="preserve"> </w:t>
+      </w:r>
+      <w:r>
+        <w:rPr>
+          <w:rStyle w:val="VerbatimChar"/>
+        </w:rPr>
+        <w:t xml:space="preserve">A#</w:t>
+      </w:r>
+      <w:r>
+        <w:t xml:space="preserve"> </w:t>
+      </w:r>
+      <w:r>
+        <w:t xml:space="preserve">in the controls is how the player selects the key’s</w:t>
+      </w:r>
+      <w:r>
+        <w:t xml:space="preserve"> </w:t>
+      </w:r>
+      <w:r>
+        <w:t xml:space="preserve">spelling — the preference the brief asked for, implemented as a rule rather than</w:t>
+      </w:r>
+      <w:r>
+        <w:t xml:space="preserve"> </w:t>
+      </w:r>
+      <w:r>
+        <w:t xml:space="preserve">as a list.</w:t>
+      </w:r>
+    </w:p>
+    <w:bookmarkEnd w:id="27"/>
+    <w:bookmarkStart w:id="28" w:name="chords-and-scales-kept-distinct"/>
+    <w:p>
+      <w:pPr>
+        <w:pStyle w:val="Heading2"/>
+      </w:pPr>
+      <w:r>
+        <w:t xml:space="preserve">4.4 Chords and scales kept distinct</w:t>
+      </w:r>
+    </w:p>
+    <w:p>
+      <w:pPr>
+        <w:pStyle w:val="FirstParagraph"/>
+      </w:pPr>
+      <w:r>
+        <w:t xml:space="preserve">The brief was explicit that a learner must not confuse a chord voicing with a</w:t>
+      </w:r>
+      <w:r>
+        <w:t xml:space="preserve"> </w:t>
+      </w:r>
+      <w:r>
+        <w:t xml:space="preserve">scale, and the interface is built around that. They are separate panels with</w:t>
+      </w:r>
+      <w:r>
+        <w:t xml:space="preserve"> </w:t>
+      </w:r>
+      <w:r>
+        <w:t xml:space="preserve">separate note lists and separate explanations (</w:t>
+      </w:r>
+      <w:r>
+        <w:t xml:space="preserve">“3 notes played together”</w:t>
+      </w:r>
+      <w:r>
+        <w:t xml:space="preserve"> </w:t>
+      </w:r>
+      <w:r>
+        <w:t xml:space="preserve">versus</w:t>
+      </w:r>
+      <w:r>
+        <w:t xml:space="preserve"> </w:t>
+      </w:r>
+      <w:r>
+        <w:t xml:space="preserve">“a pool to play over the chord”</w:t>
+      </w:r>
+      <w:r>
+        <w:t xml:space="preserve">). The chord panel then lists the scales that fit</w:t>
+      </w:r>
+      <w:r>
+        <w:t xml:space="preserve"> </w:t>
+      </w:r>
+      <w:r>
+        <w:t xml:space="preserve">the selected chord, each with a one-line reason, and</w:t>
+      </w:r>
+      <w:r>
+        <w:t xml:space="preserve"> </w:t>
+      </w:r>
+      <w:r>
+        <w:rPr>
+          <w:b/>
+          <w:bCs/>
+        </w:rPr>
+        <w:t xml:space="preserve">every suggestion is</w:t>
+      </w:r>
+      <w:r>
+        <w:rPr>
+          <w:b/>
+          <w:bCs/>
+        </w:rPr>
+        <w:t xml:space="preserve"> </w:t>
+      </w:r>
+      <w:r>
+        <w:rPr>
+          <w:b/>
+          <w:bCs/>
+        </w:rPr>
+        <w:t xml:space="preserve">verified to contain every chord tone before it is offered</w:t>
+      </w:r>
+      <w:r>
+        <w:t xml:space="preserve"> </w:t>
+      </w:r>
+      <w:r>
+        <w:t xml:space="preserve">— so a dominant 7th</w:t>
+      </w:r>
+      <w:r>
+        <w:t xml:space="preserve"> </w:t>
+      </w:r>
+      <w:r>
+        <w:t xml:space="preserve">is never paired with a plain major scale, which does not contain its flat 7th.</w:t>
+      </w:r>
+      <w:r>
+        <w:t xml:space="preserve"> </w:t>
+      </w:r>
+      <w:r>
+        <w:t xml:space="preserve">Clicking a suggestion switches the fretboard to that scale and says so.</w:t>
+      </w:r>
+    </w:p>
+    <w:p>
+      <w:r>
+        <w:pict>
+          <v:rect style="width:0;height:1.5pt" o:hralign="center" o:hrstd="t" o:hr="t"/>
+        </w:pict>
+      </w:r>
+    </w:p>
+    <w:bookmarkEnd w:id="28"/>
+    <w:bookmarkEnd w:id="29"/>
+    <w:bookmarkStart w:id="42" w:name="alternate-tunings-and-the-chord-engine"/>
+    <w:p>
+      <w:pPr>
+        <w:pStyle w:val="Heading1"/>
+      </w:pPr>
+      <w:r>
+        <w:t xml:space="preserve">5. Alternate tunings and the chord engine</w:t>
+      </w:r>
+    </w:p>
+    <w:p>
+      <w:pPr>
+        <w:pStyle w:val="FirstParagraph"/>
+      </w:pPr>
+      <w:r>
+        <w:t xml:space="preserve">This was the most important correctness requirement in the brief, and it is</w:t>
+      </w:r>
+      <w:r>
+        <w:t xml:space="preserve"> </w:t>
+      </w:r>
+      <w:r>
+        <w:t xml:space="preserve">where the project puts most of its effort.</w:t>
+      </w:r>
+    </w:p>
+    <w:bookmarkStart w:id="33" w:name="there-are-no-stored-chord-shapes"/>
+    <w:p>
+      <w:pPr>
+        <w:pStyle w:val="Heading2"/>
+      </w:pPr>
+      <w:r>
+        <w:t xml:space="preserve">5.1 There are no stored chord shapes</w:t>
+      </w:r>
+    </w:p>
+    <w:p>
+      <w:pPr>
+        <w:pStyle w:val="FirstParagraph"/>
+      </w:pPr>
+      <w:r>
+        <w:rPr>
+          <w:rStyle w:val="VerbatimChar"/>
+        </w:rPr>
+        <w:t xml:space="preserve">findVoicings()</w:t>
+      </w:r>
+      <w:r>
+        <w:t xml:space="preserve"> </w:t>
+      </w:r>
+      <w:r>
+        <w:t xml:space="preserve">searches the fretboard. For each hand position along the neck</w:t>
+      </w:r>
+      <w:r>
+        <w:t xml:space="preserve"> </w:t>
+      </w:r>
+      <w:r>
+        <w:t xml:space="preserve">it enumerates, per string, the frets whose</w:t>
+      </w:r>
+      <w:r>
+        <w:t xml:space="preserve"> </w:t>
+      </w:r>
+      <w:r>
+        <w:rPr>
+          <w:b/>
+          <w:bCs/>
+        </w:rPr>
+        <w:t xml:space="preserve">actual sounding pitch class</w:t>
+      </w:r>
+      <w:r>
+        <w:t xml:space="preserve"> </w:t>
+      </w:r>
+      <w:r>
+        <w:t xml:space="preserve">belongs to the chord, plus the open string and</w:t>
+      </w:r>
+      <w:r>
+        <w:t xml:space="preserve"> </w:t>
+      </w:r>
+      <w:r>
+        <w:t xml:space="preserve">“muted”</w:t>
+      </w:r>
+      <w:r>
+        <w:t xml:space="preserve">. It prunes anything</w:t>
+      </w:r>
+      <w:r>
+        <w:t xml:space="preserve"> </w:t>
+      </w:r>
+      <w:r>
+        <w:t xml:space="preserve">needing more than four fingers or a stretch wider than four frets, requires</w:t>
+      </w:r>
+      <w:r>
+        <w:t xml:space="preserve"> </w:t>
+      </w:r>
+      <w:r>
+        <w:t xml:space="preserve">every non-optional chord tone to be present and the root to sound, then scores</w:t>
+      </w:r>
+      <w:r>
+        <w:t xml:space="preserve"> </w:t>
+      </w:r>
+      <w:r>
+        <w:t xml:space="preserve">the survivors for playability: root in the bass, fewer fingers, lower on the</w:t>
+      </w:r>
+      <w:r>
+        <w:t xml:space="preserve"> </w:t>
+      </w:r>
+      <w:r>
+        <w:t xml:space="preserve">neck, fuller voicing, no awkward dead strings in the middle.</w:t>
+      </w:r>
+    </w:p>
+    <w:p>
+      <w:pPr>
+        <w:pStyle w:val="BodyText"/>
+      </w:pPr>
+      <w:r>
+        <w:t xml:space="preserve">The consequences are all verified by tests:</w:t>
+      </w:r>
+    </w:p>
+    <w:p>
+      <w:pPr>
+        <w:pStyle w:val="Compact"/>
+        <w:numPr>
+          <w:ilvl w:val="0"/>
+          <w:numId w:val="1003"/>
+        </w:numPr>
+      </w:pPr>
+      <w:r>
+        <w:rPr>
+          <w:b/>
+          <w:bCs/>
+        </w:rPr>
+        <w:t xml:space="preserve">In standard tuning the search rediscovers the shapes players already know.</w:t>
+      </w:r>
+      <w:r>
+        <w:t xml:space="preserve"> </w:t>
+      </w:r>
+      <w:r>
+        <w:t xml:space="preserve">The open C (</w:t>
+      </w:r>
+      <w:r>
+        <w:rPr>
+          <w:rStyle w:val="VerbatimChar"/>
+        </w:rPr>
+        <w:t xml:space="preserve">x32010</w:t>
+      </w:r>
+      <w:r>
+        <w:t xml:space="preserve">), E minor (</w:t>
+      </w:r>
+      <w:r>
+        <w:rPr>
+          <w:rStyle w:val="VerbatimChar"/>
+        </w:rPr>
+        <w:t xml:space="preserve">022000</w:t>
+      </w:r>
+      <w:r>
+        <w:t xml:space="preserve">), A minor (</w:t>
+      </w:r>
+      <w:r>
+        <w:rPr>
+          <w:rStyle w:val="VerbatimChar"/>
+        </w:rPr>
+        <w:t xml:space="preserve">x02210</w:t>
+      </w:r>
+      <w:r>
+        <w:t xml:space="preserve">), D (</w:t>
+      </w:r>
+      <w:r>
+        <w:rPr>
+          <w:rStyle w:val="VerbatimChar"/>
+        </w:rPr>
+        <w:t xml:space="preserve">xx0232</w:t>
+      </w:r>
+      <w:r>
+        <w:t xml:space="preserve">),</w:t>
+      </w:r>
+      <w:r>
+        <w:t xml:space="preserve"> </w:t>
+      </w:r>
+      <w:r>
+        <w:t xml:space="preserve">G (</w:t>
+      </w:r>
+      <w:r>
+        <w:rPr>
+          <w:rStyle w:val="VerbatimChar"/>
+        </w:rPr>
+        <w:t xml:space="preserve">320003</w:t>
+      </w:r>
+      <w:r>
+        <w:t xml:space="preserve">), E7 (</w:t>
+      </w:r>
+      <w:r>
+        <w:rPr>
+          <w:rStyle w:val="VerbatimChar"/>
+        </w:rPr>
+        <w:t xml:space="preserve">020100</w:t>
+      </w:r>
+      <w:r>
+        <w:t xml:space="preserve">), A7 (</w:t>
+      </w:r>
+      <w:r>
+        <w:rPr>
+          <w:rStyle w:val="VerbatimChar"/>
+        </w:rPr>
+        <w:t xml:space="preserve">x02020</w:t>
+      </w:r>
+      <w:r>
+        <w:t xml:space="preserve">), Cmaj7 (</w:t>
+      </w:r>
+      <w:r>
+        <w:rPr>
+          <w:rStyle w:val="VerbatimChar"/>
+        </w:rPr>
+        <w:t xml:space="preserve">x32000</w:t>
+      </w:r>
+      <w:r>
+        <w:t xml:space="preserve">) and Am7</w:t>
+      </w:r>
+      <w:r>
+        <w:t xml:space="preserve"> </w:t>
+      </w:r>
+      <w:r>
+        <w:t xml:space="preserve">(</w:t>
+      </w:r>
+      <w:r>
+        <w:rPr>
+          <w:rStyle w:val="VerbatimChar"/>
+        </w:rPr>
+        <w:t xml:space="preserve">x02010</w:t>
+      </w:r>
+      <w:r>
+        <w:t xml:space="preserve">) all come out of the solver. None of them was typed in.</w:t>
+      </w:r>
+    </w:p>
+    <w:p>
+      <w:pPr>
+        <w:pStyle w:val="Compact"/>
+        <w:numPr>
+          <w:ilvl w:val="0"/>
+          <w:numId w:val="1003"/>
+        </w:numPr>
+      </w:pPr>
+      <w:r>
+        <w:rPr>
+          <w:b/>
+          <w:bCs/>
+        </w:rPr>
+        <w:t xml:space="preserve">In D standard it does not offer</w:t>
+      </w:r>
+      <w:r>
+        <w:rPr>
+          <w:b/>
+          <w:bCs/>
+        </w:rPr>
+        <w:t xml:space="preserve"> </w:t>
+      </w:r>
+      <w:r>
+        <w:rPr>
+          <w:rStyle w:val="VerbatimChar"/>
+          <w:b/>
+          <w:bCs/>
+        </w:rPr>
+        <w:t xml:space="preserve">022000</w:t>
+      </w:r>
+      <w:r>
+        <w:rPr>
+          <w:b/>
+          <w:bCs/>
+        </w:rPr>
+        <w:t xml:space="preserve"> </w:t>
+      </w:r>
+      <w:r>
+        <w:rPr>
+          <w:b/>
+          <w:bCs/>
+        </w:rPr>
+        <w:t xml:space="preserve">as E minor.</w:t>
+      </w:r>
+      <w:r>
+        <w:t xml:space="preserve"> </w:t>
+      </w:r>
+      <w:r>
+        <w:t xml:space="preserve">In that tuning those</w:t>
+      </w:r>
+      <w:r>
+        <w:t xml:space="preserve"> </w:t>
+      </w:r>
+      <w:r>
+        <w:t xml:space="preserve">frets sound a D minor chord, so the solver offers that shape under D minor,</w:t>
+      </w:r>
+      <w:r>
+        <w:t xml:space="preserve"> </w:t>
+      </w:r>
+      <w:r>
+        <w:t xml:space="preserve">where it belongs. A familiar shape is never mislabelled as a chord it does not</w:t>
+      </w:r>
+      <w:r>
+        <w:t xml:space="preserve"> </w:t>
+      </w:r>
+      <w:r>
+        <w:t xml:space="preserve">produce.</w:t>
+      </w:r>
+    </w:p>
+    <w:p>
+      <w:pPr>
+        <w:pStyle w:val="Compact"/>
+        <w:numPr>
+          <w:ilvl w:val="0"/>
+          <w:numId w:val="1003"/>
+        </w:numPr>
+      </w:pPr>
+      <w:r>
         <w:rPr>
           <w:b/>
           <w:bCs/>
@@ -2556,18 +2799,18 @@
           <wp:inline>
             <wp:extent cx="5334000" cy="3518958"/>
             <wp:effectExtent b="0" l="0" r="0" t="0"/>
-            <wp:docPr descr="Chord mode: calculated Em shapes for the current tuning, each with its own diagram and fret string." title="" id="30" name="Picture"/>
+            <wp:docPr descr="Chord mode: calculated Em shapes for the current tuning, each with its own diagram and fret string." title="" id="31" name="Picture"/>
             <a:graphic>
               <a:graphicData uri="http://schemas.openxmlformats.org/drawingml/2006/picture">
                 <pic:pic>
                   <pic:nvPicPr>
-                    <pic:cNvPr descr="images/02-chord-guitar6.png" id="31" name="Picture"/>
+                    <pic:cNvPr descr="images/02-chord-guitar6.png" id="32" name="Picture"/>
                     <pic:cNvPicPr>
                       <a:picLocks noChangeArrowheads="1" noChangeAspect="1"/>
                     </pic:cNvPicPr>
                   </pic:nvPicPr>
                   <pic:blipFill>
-                    <a:blip r:embed="rId29"/>
+                    <a:blip r:embed="rId30"/>
                     <a:stretch>
                       <a:fillRect/>
                     </a:stretch>
@@ -2602,8 +2845,8 @@
         <w:t xml:space="preserve">Chord mode: calculated Em shapes for the current tuning, each with its own diagram and fret string.</w:t>
       </w:r>
     </w:p>
-    <w:bookmarkEnd w:id="32"/>
-    <w:bookmarkStart w:id="36" w:name="power-chords"/>
+    <w:bookmarkEnd w:id="33"/>
+    <w:bookmarkStart w:id="37" w:name="power-chords"/>
     <w:p>
       <w:pPr>
         <w:pStyle w:val="Heading2"/>
@@ -2658,7 +2901,7 @@
         <w:pStyle w:val="Compact"/>
         <w:numPr>
           <w:ilvl w:val="0"/>
-          <w:numId w:val="1003"/>
+          <w:numId w:val="1004"/>
         </w:numPr>
       </w:pPr>
       <w:r>
@@ -2670,7 +2913,7 @@
         <w:pStyle w:val="Compact"/>
         <w:numPr>
           <w:ilvl w:val="0"/>
-          <w:numId w:val="1003"/>
+          <w:numId w:val="1004"/>
         </w:numPr>
       </w:pPr>
       <w:r>
@@ -2710,7 +2953,7 @@
         <w:pStyle w:val="Compact"/>
         <w:numPr>
           <w:ilvl w:val="0"/>
-          <w:numId w:val="1003"/>
+          <w:numId w:val="1004"/>
         </w:numPr>
       </w:pPr>
       <w:r>
@@ -2744,7 +2987,7 @@
         <w:pStyle w:val="Compact"/>
         <w:numPr>
           <w:ilvl w:val="0"/>
-          <w:numId w:val="1003"/>
+          <w:numId w:val="1004"/>
         </w:numPr>
       </w:pPr>
       <w:r>
@@ -2780,18 +3023,18 @@
           <wp:inline>
             <wp:extent cx="5334000" cy="3518958"/>
             <wp:effectExtent b="0" l="0" r="0" t="0"/>
-            <wp:docPr descr="A 7-string guitar in Drop G. The tuning, the note names, the highlighting and the chord shapes are all recalculated." title="" id="34" name="Picture"/>
+            <wp:docPr descr="A 7-string guitar in Drop G. The tuning, the note names, the highlighting and the chord shapes are all recalculated." title="" id="35" name="Picture"/>
             <a:graphic>
               <a:graphicData uri="http://schemas.openxmlformats.org/drawingml/2006/picture">
                 <pic:pic>
                   <pic:nvPicPr>
-                    <pic:cNvPr descr="images/03-guitar7-dropg.png" id="35" name="Picture"/>
+                    <pic:cNvPr descr="images/03-guitar7-dropg.png" id="36" name="Picture"/>
                     <pic:cNvPicPr>
                       <a:picLocks noChangeArrowheads="1" noChangeAspect="1"/>
                     </pic:cNvPicPr>
                   </pic:nvPicPr>
                   <pic:blipFill>
-                    <a:blip r:embed="rId33"/>
+                    <a:blip r:embed="rId34"/>
                     <a:stretch>
                       <a:fillRect/>
                     </a:stretch>
@@ -2826,8 +3069,8 @@
         <w:t xml:space="preserve">A 7-string guitar in Drop G. The tuning, the note names, the highlighting and the chord shapes are all recalculated.</w:t>
       </w:r>
     </w:p>
-    <w:bookmarkEnd w:id="36"/>
-    <w:bookmarkStart w:id="40" w:name="custom-tunings"/>
+    <w:bookmarkEnd w:id="37"/>
+    <w:bookmarkStart w:id="41" w:name="custom-tunings"/>
     <w:p>
       <w:pPr>
         <w:pStyle w:val="Heading2"/>
@@ -2871,18 +3114,18 @@
           <wp:inline>
             <wp:extent cx="5334000" cy="3518958"/>
             <wp:effectExtent b="0" l="0" r="0" t="0"/>
-            <wp:docPr descr="A 5-string bass. B0 is the lowest open string, at 30.87 Hz, and the headstock layout changes to match the instrument." title="" id="38" name="Picture"/>
+            <wp:docPr descr="A 5-string bass. B0 is the lowest open string, at 30.87 Hz, and the headstock layout changes to match the instrument." title="" id="39" name="Picture"/>
             <a:graphic>
               <a:graphicData uri="http://schemas.openxmlformats.org/drawingml/2006/picture">
                 <pic:pic>
                   <pic:nvPicPr>
-                    <pic:cNvPr descr="images/04-bass5-scale.png" id="39" name="Picture"/>
+                    <pic:cNvPr descr="images/04-bass5-scale.png" id="40" name="Picture"/>
                     <pic:cNvPicPr>
                       <a:picLocks noChangeArrowheads="1" noChangeAspect="1"/>
                     </pic:cNvPicPr>
                   </pic:nvPicPr>
                   <pic:blipFill>
-                    <a:blip r:embed="rId37"/>
+                    <a:blip r:embed="rId38"/>
                     <a:stretch>
                       <a:fillRect/>
                     </a:stretch>
@@ -2924,9 +3167,9 @@
         </w:pict>
       </w:r>
     </w:p>
-    <w:bookmarkEnd w:id="40"/>
     <w:bookmarkEnd w:id="41"/>
-    <w:bookmarkStart w:id="44" w:name="the-audio-engine"/>
+    <w:bookmarkEnd w:id="42"/>
+    <w:bookmarkStart w:id="45" w:name="the-audio-engine"/>
     <w:p>
       <w:pPr>
         <w:pStyle w:val="Heading1"/>
@@ -2962,7 +3205,7 @@
         <w:t xml:space="preserve">no licensing questions.</w:t>
       </w:r>
     </w:p>
-    <w:bookmarkStart w:id="42" w:name="X25aab1461706c83d319dee509f39f65b3ce2abc"/>
+    <w:bookmarkStart w:id="43" w:name="X25aab1461706c83d319dee509f39f65b3ce2abc"/>
     <w:p>
       <w:pPr>
         <w:pStyle w:val="Heading2"/>
@@ -3131,8 +3374,8 @@
         <w:t xml:space="preserve">clip. Buffers are cached per pitch, so repeated notes cost nothing.</w:t>
       </w:r>
     </w:p>
-    <w:bookmarkEnd w:id="42"/>
-    <w:bookmarkStart w:id="43" w:name="strumming"/>
+    <w:bookmarkEnd w:id="43"/>
+    <w:bookmarkStart w:id="44" w:name="strumming"/>
     <w:p>
       <w:pPr>
         <w:pStyle w:val="Heading2"/>
@@ -3198,152 +3441,6 @@
     <w:p>
       <w:pPr>
         <w:pStyle w:val="Compact"/>
-        <w:numPr>
-          <w:ilvl w:val="0"/>
-          <w:numId w:val="1004"/>
-        </w:numPr>
-      </w:pPr>
-      <w:r>
-        <w:rPr>
-          <w:b/>
-          <w:bCs/>
-        </w:rPr>
-        <w:t xml:space="preserve">Together</w:t>
-      </w:r>
-      <w:r>
-        <w:t xml:space="preserve"> </w:t>
-      </w:r>
-      <w:r>
-        <w:t xml:space="preserve">plays the strings with only a few milliseconds of humanising</w:t>
-      </w:r>
-      <w:r>
-        <w:t xml:space="preserve"> </w:t>
-      </w:r>
-      <w:r>
-        <w:t xml:space="preserve">spread.</w:t>
-      </w:r>
-    </w:p>
-    <w:p>
-      <w:pPr>
-        <w:pStyle w:val="Compact"/>
-        <w:numPr>
-          <w:ilvl w:val="0"/>
-          <w:numId w:val="1004"/>
-        </w:numPr>
-      </w:pPr>
-      <w:r>
-        <w:rPr>
-          <w:b/>
-          <w:bCs/>
-        </w:rPr>
-        <w:t xml:space="preserve">Down</w:t>
-      </w:r>
-      <w:r>
-        <w:t xml:space="preserve"> </w:t>
-      </w:r>
-      <w:r>
-        <w:t xml:space="preserve">runs from the lowest-pitched string upward.</w:t>
-      </w:r>
-    </w:p>
-    <w:p>
-      <w:pPr>
-        <w:pStyle w:val="Compact"/>
-        <w:numPr>
-          <w:ilvl w:val="0"/>
-          <w:numId w:val="1004"/>
-        </w:numPr>
-      </w:pPr>
-      <w:r>
-        <w:rPr>
-          <w:b/>
-          <w:bCs/>
-        </w:rPr>
-        <w:t xml:space="preserve">Up</w:t>
-      </w:r>
-      <w:r>
-        <w:t xml:space="preserve"> </w:t>
-      </w:r>
-      <w:r>
-        <w:t xml:space="preserve">runs from the highest-pitched string downward.</w:t>
-      </w:r>
-    </w:p>
-    <w:p>
-      <w:pPr>
-        <w:pStyle w:val="Compact"/>
-        <w:numPr>
-          <w:ilvl w:val="0"/>
-          <w:numId w:val="1004"/>
-        </w:numPr>
-      </w:pPr>
-      <w:r>
-        <w:rPr>
-          <w:b/>
-          <w:bCs/>
-        </w:rPr>
-        <w:t xml:space="preserve">Muted strings are skipped entirely</w:t>
-      </w:r>
-      <w:r>
-        <w:t xml:space="preserve"> </w:t>
-      </w:r>
-      <w:r>
-        <w:t xml:space="preserve">and make no sound.</w:t>
-      </w:r>
-    </w:p>
-    <w:p>
-      <w:pPr>
-        <w:pStyle w:val="Compact"/>
-        <w:numPr>
-          <w:ilvl w:val="0"/>
-          <w:numId w:val="1004"/>
-        </w:numPr>
-      </w:pPr>
-      <w:r>
-        <w:t xml:space="preserve">Speed is Slow (70 ms), Normal (32 ms), Fast (12 ms) or any custom value.</w:t>
-      </w:r>
-    </w:p>
-    <w:p>
-      <w:pPr>
-        <w:pStyle w:val="FirstParagraph"/>
-      </w:pPr>
-      <w:r>
-        <w:t xml:space="preserve">Thin strings are rendered brighter than thick ones, which is part of why a down</w:t>
-      </w:r>
-      <w:r>
-        <w:t xml:space="preserve"> </w:t>
-      </w:r>
-      <w:r>
-        <w:t xml:space="preserve">strum and an up strum sound genuinely different rather than merely reversed.</w:t>
-      </w:r>
-    </w:p>
-    <w:p>
-      <w:r>
-        <w:pict>
-          <v:rect style="width:0;height:1.5pt" o:hralign="center" o:hrstd="t" o:hr="t"/>
-        </w:pict>
-      </w:r>
-    </w:p>
-    <w:bookmarkEnd w:id="43"/>
-    <w:bookmarkEnd w:id="44"/>
-    <w:bookmarkStart w:id="51" w:name="the-tuner"/>
-    <w:p>
-      <w:pPr>
-        <w:pStyle w:val="Heading1"/>
-      </w:pPr>
-      <w:r>
-        <w:t xml:space="preserve">7. The tuner</w:t>
-      </w:r>
-    </w:p>
-    <w:bookmarkStart w:id="45" w:name="signal-path"/>
-    <w:p>
-      <w:pPr>
-        <w:pStyle w:val="Heading2"/>
-      </w:pPr>
-      <w:r>
-        <w:t xml:space="preserve">7.1 Signal path</w:t>
-      </w:r>
-    </w:p>
-    <w:p>
-      <w:pPr>
         <w:numPr>
           <w:ilvl w:val="0"/>
           <w:numId w:val="1005"/>
@@ -3354,78 +3451,24 @@
           <w:b/>
           <w:bCs/>
         </w:rPr>
-        <w:t xml:space="preserve">Capture.</w:t>
-      </w:r>
-      <w:r>
-        <w:t xml:space="preserve"> </w:t>
-      </w:r>
-      <w:r>
-        <w:rPr>
-          <w:rStyle w:val="VerbatimChar"/>
-        </w:rPr>
-        <w:t xml:space="preserve">getUserMedia</w:t>
-      </w:r>
-      <w:r>
-        <w:t xml:space="preserve"> </w:t>
-      </w:r>
-      <w:r>
-        <w:t xml:space="preserve">is called</w:t>
-      </w:r>
-      <w:r>
-        <w:t xml:space="preserve"> </w:t>
-      </w:r>
-      <w:r>
-        <w:rPr>
-          <w:b/>
-          <w:bCs/>
-        </w:rPr>
-        <w:t xml:space="preserve">only</w:t>
-      </w:r>
-      <w:r>
-        <w:t xml:space="preserve"> </w:t>
-      </w:r>
-      <w:r>
-        <w:t xml:space="preserve">when tuner mode is entered,</w:t>
-      </w:r>
-      <w:r>
-        <w:t xml:space="preserve"> </w:t>
-      </w:r>
-      <w:r>
-        <w:t xml:space="preserve">with echo cancellation, noise suppression and automatic gain control</w:t>
-      </w:r>
-      <w:r>
-        <w:t xml:space="preserve"> </w:t>
-      </w:r>
-      <w:r>
-        <w:t xml:space="preserve">explicitly off — all three distort a sustained musical tone enough to move</w:t>
-      </w:r>
-      <w:r>
-        <w:t xml:space="preserve"> </w:t>
-      </w:r>
-      <w:r>
-        <w:t xml:space="preserve">its detected pitch. Frames of 8192 samples (about 170 ms at 48 kHz) are read</w:t>
-      </w:r>
-      <w:r>
-        <w:t xml:space="preserve"> </w:t>
-      </w:r>
-      <w:r>
-        <w:t xml:space="preserve">from an</w:t>
-      </w:r>
-      <w:r>
-        <w:t xml:space="preserve"> </w:t>
-      </w:r>
-      <w:r>
-        <w:rPr>
-          <w:rStyle w:val="VerbatimChar"/>
-        </w:rPr>
-        <w:t xml:space="preserve">AnalyserNode</w:t>
-      </w:r>
-      <w:r>
-        <w:t xml:space="preserve">, long enough to contain several periods of a 31 Hz low</w:t>
-      </w:r>
-    </w:p>
-    <w:p>
-      <w:pPr>
+        <w:t xml:space="preserve">Together</w:t>
+      </w:r>
+      <w:r>
+        <w:t xml:space="preserve"> </w:t>
+      </w:r>
+      <w:r>
+        <w:t xml:space="preserve">plays the strings with only a few milliseconds of humanising</w:t>
+      </w:r>
+      <w:r>
+        <w:t xml:space="preserve"> </w:t>
+      </w:r>
+      <w:r>
+        <w:t xml:space="preserve">spread.</w:t>
+      </w:r>
+    </w:p>
+    <w:p>
+      <w:pPr>
+        <w:pStyle w:val="Compact"/>
         <w:numPr>
           <w:ilvl w:val="0"/>
           <w:numId w:val="1005"/>
@@ -3436,93 +3479,18 @@
           <w:b/>
           <w:bCs/>
         </w:rPr>
-        <w:t xml:space="preserve">Detection.</w:t>
-      </w:r>
-      <w:r>
-        <w:t xml:space="preserve"> </w:t>
-      </w:r>
-      <w:r>
-        <w:t xml:space="preserve">The McLeod normalised square difference function, the</w:t>
-      </w:r>
-      <w:r>
-        <w:t xml:space="preserve"> </w:t>
-      </w:r>
-      <w:r>
-        <w:t xml:space="preserve">normalised cousin of autocorrelation, is evaluated and the</w:t>
-      </w:r>
-      <w:r>
-        <w:t xml:space="preserve"> </w:t>
-      </w:r>
-      <w:r>
-        <w:rPr>
-          <w:b/>
-          <w:bCs/>
-        </w:rPr>
-        <w:t xml:space="preserve">first</w:t>
-      </w:r>
-      <w:r>
-        <w:t xml:space="preserve"> </w:t>
-      </w:r>
-      <w:r>
-        <w:t xml:space="preserve">strong</w:t>
-      </w:r>
-      <w:r>
-        <w:t xml:space="preserve"> </w:t>
-      </w:r>
-      <w:r>
-        <w:t xml:space="preserve">peak is taken rather than the tallest. This is the detail that matters: a</w:t>
-      </w:r>
-      <w:r>
-        <w:t xml:space="preserve"> </w:t>
-      </w:r>
-      <w:r>
-        <w:t xml:space="preserve">periodic signal correlates just as well at twice its period, and</w:t>
-      </w:r>
-      <w:r>
-        <w:t xml:space="preserve"> </w:t>
-      </w:r>
-      <w:r>
-        <w:t xml:space="preserve">“tallest</w:t>
-      </w:r>
-      <w:r>
-        <w:t xml:space="preserve"> </w:t>
-      </w:r>
-      <w:r>
-        <w:t xml:space="preserve">wins”</w:t>
-      </w:r>
-      <w:r>
-        <w:t xml:space="preserve"> </w:t>
-      </w:r>
-      <w:r>
-        <w:t xml:space="preserve">is precisely what makes cheap tuners read an octave low on a bass</w:t>
-      </w:r>
-      <w:r>
-        <w:t xml:space="preserve"> </w:t>
-      </w:r>
-      <w:r>
-        <w:t xml:space="preserve">string. The work is done in two stages — a decimated pass behind a four-pole</w:t>
-      </w:r>
-      <w:r>
-        <w:t xml:space="preserve"> </w:t>
-      </w:r>
-      <w:r>
-        <w:t xml:space="preserve">anti-aliasing filter to find the period cheaply, then a refinement at the full</w:t>
-      </w:r>
-      <w:r>
-        <w:t xml:space="preserve"> </w:t>
-      </w:r>
-      <w:r>
-        <w:t xml:space="preserve">sample rate with parabolic interpolation, which brings the estimate to about</w:t>
-      </w:r>
-      <w:r>
-        <w:t xml:space="preserve"> </w:t>
-      </w:r>
-      <w:r>
-        <w:t xml:space="preserve">a cent. A median filter over the last five frames stops the needle twitching.</w:t>
-      </w:r>
-    </w:p>
-    <w:p>
-      <w:pPr>
+        <w:t xml:space="preserve">Down</w:t>
+      </w:r>
+      <w:r>
+        <w:t xml:space="preserve"> </w:t>
+      </w:r>
+      <w:r>
+        <w:t xml:space="preserve">runs from the lowest-pitched string upward.</w:t>
+      </w:r>
+    </w:p>
+    <w:p>
+      <w:pPr>
+        <w:pStyle w:val="Compact"/>
         <w:numPr>
           <w:ilvl w:val="0"/>
           <w:numId w:val="1005"/>
@@ -3533,62 +3501,18 @@
           <w:b/>
           <w:bCs/>
         </w:rPr>
-        <w:t xml:space="preserve">Interpretation.</w:t>
-      </w:r>
-      <w:r>
-        <w:t xml:space="preserve"> </w:t>
-      </w:r>
-      <w:r>
-        <w:t xml:space="preserve">The frequency becomes a reading: the nearest chromatic</w:t>
-      </w:r>
-      <w:r>
-        <w:t xml:space="preserve"> </w:t>
-      </w:r>
-      <w:r>
-        <w:t xml:space="preserve">note, and the cents deviation from the nearest string of</w:t>
-      </w:r>
-      <w:r>
-        <w:t xml:space="preserve"> </w:t>
-      </w:r>
-      <w:r>
-        <w:rPr>
-          <w:b/>
-          <w:bCs/>
-        </w:rPr>
-        <w:t xml:space="preserve">the tuning</w:t>
-      </w:r>
-      <w:r>
-        <w:rPr>
-          <w:b/>
-          <w:bCs/>
-        </w:rPr>
-        <w:t xml:space="preserve"> </w:t>
-      </w:r>
-      <w:r>
-        <w:rPr>
-          <w:b/>
-          <w:bCs/>
-        </w:rPr>
-        <w:t xml:space="preserve">currently selected</w:t>
-      </w:r>
-      <w:r>
-        <w:t xml:space="preserve">. Drop C, E♭ standard and fully custom tunings therefore</w:t>
-      </w:r>
-      <w:r>
-        <w:t xml:space="preserve"> </w:t>
-      </w:r>
-      <w:r>
-        <w:t xml:space="preserve">work with no special case. A string can be pinned instead of auto-selected,</w:t>
-      </w:r>
-      <w:r>
-        <w:t xml:space="preserve"> </w:t>
-      </w:r>
-      <w:r>
-        <w:t xml:space="preserve">and clicking a string also plays its reference pitch.</w:t>
-      </w:r>
-    </w:p>
-    <w:p>
-      <w:pPr>
+        <w:t xml:space="preserve">Up</w:t>
+      </w:r>
+      <w:r>
+        <w:t xml:space="preserve"> </w:t>
+      </w:r>
+      <w:r>
+        <w:t xml:space="preserve">runs from the highest-pitched string downward.</w:t>
+      </w:r>
+    </w:p>
+    <w:p>
+      <w:pPr>
+        <w:pStyle w:val="Compact"/>
         <w:numPr>
           <w:ilvl w:val="0"/>
           <w:numId w:val="1005"/>
@@ -3599,6 +3523,325 @@
           <w:b/>
           <w:bCs/>
         </w:rPr>
+        <w:t xml:space="preserve">Muted strings are skipped entirely</w:t>
+      </w:r>
+      <w:r>
+        <w:t xml:space="preserve"> </w:t>
+      </w:r>
+      <w:r>
+        <w:t xml:space="preserve">and make no sound.</w:t>
+      </w:r>
+    </w:p>
+    <w:p>
+      <w:pPr>
+        <w:pStyle w:val="Compact"/>
+        <w:numPr>
+          <w:ilvl w:val="0"/>
+          <w:numId w:val="1005"/>
+        </w:numPr>
+      </w:pPr>
+      <w:r>
+        <w:t xml:space="preserve">Speed is Slow (70 ms), Normal (32 ms), Fast (12 ms) or any custom value.</w:t>
+      </w:r>
+    </w:p>
+    <w:p>
+      <w:pPr>
+        <w:pStyle w:val="FirstParagraph"/>
+      </w:pPr>
+      <w:r>
+        <w:t xml:space="preserve">Thin strings are rendered brighter than thick ones, which is part of why a down</w:t>
+      </w:r>
+      <w:r>
+        <w:t xml:space="preserve"> </w:t>
+      </w:r>
+      <w:r>
+        <w:t xml:space="preserve">strum and an up strum sound genuinely different rather than merely reversed.</w:t>
+      </w:r>
+    </w:p>
+    <w:p>
+      <w:r>
+        <w:pict>
+          <v:rect style="width:0;height:1.5pt" o:hralign="center" o:hrstd="t" o:hr="t"/>
+        </w:pict>
+      </w:r>
+    </w:p>
+    <w:bookmarkEnd w:id="44"/>
+    <w:bookmarkEnd w:id="45"/>
+    <w:bookmarkStart w:id="52" w:name="the-tuner"/>
+    <w:p>
+      <w:pPr>
+        <w:pStyle w:val="Heading1"/>
+      </w:pPr>
+      <w:r>
+        <w:t xml:space="preserve">7. The tuner</w:t>
+      </w:r>
+    </w:p>
+    <w:bookmarkStart w:id="46" w:name="signal-path"/>
+    <w:p>
+      <w:pPr>
+        <w:pStyle w:val="Heading2"/>
+      </w:pPr>
+      <w:r>
+        <w:t xml:space="preserve">7.1 Signal path</w:t>
+      </w:r>
+    </w:p>
+    <w:p>
+      <w:pPr>
+        <w:numPr>
+          <w:ilvl w:val="0"/>
+          <w:numId w:val="1006"/>
+        </w:numPr>
+      </w:pPr>
+      <w:r>
+        <w:rPr>
+          <w:b/>
+          <w:bCs/>
+        </w:rPr>
+        <w:t xml:space="preserve">Capture.</w:t>
+      </w:r>
+      <w:r>
+        <w:t xml:space="preserve"> </w:t>
+      </w:r>
+      <w:r>
+        <w:rPr>
+          <w:rStyle w:val="VerbatimChar"/>
+        </w:rPr>
+        <w:t xml:space="preserve">getUserMedia</w:t>
+      </w:r>
+      <w:r>
+        <w:t xml:space="preserve"> </w:t>
+      </w:r>
+      <w:r>
+        <w:t xml:space="preserve">is called</w:t>
+      </w:r>
+      <w:r>
+        <w:t xml:space="preserve"> </w:t>
+      </w:r>
+      <w:r>
+        <w:rPr>
+          <w:b/>
+          <w:bCs/>
+        </w:rPr>
+        <w:t xml:space="preserve">only</w:t>
+      </w:r>
+      <w:r>
+        <w:t xml:space="preserve"> </w:t>
+      </w:r>
+      <w:r>
+        <w:t xml:space="preserve">when tuner mode is entered,</w:t>
+      </w:r>
+      <w:r>
+        <w:t xml:space="preserve"> </w:t>
+      </w:r>
+      <w:r>
+        <w:t xml:space="preserve">with echo cancellation, noise suppression and automatic gain control</w:t>
+      </w:r>
+      <w:r>
+        <w:t xml:space="preserve"> </w:t>
+      </w:r>
+      <w:r>
+        <w:t xml:space="preserve">explicitly off — all three distort a sustained musical tone enough to move</w:t>
+      </w:r>
+      <w:r>
+        <w:t xml:space="preserve"> </w:t>
+      </w:r>
+      <w:r>
+        <w:t xml:space="preserve">its detected pitch. Frames of 8192 samples (about 170 ms at 48 kHz) are read</w:t>
+      </w:r>
+      <w:r>
+        <w:t xml:space="preserve"> </w:t>
+      </w:r>
+      <w:r>
+        <w:t xml:space="preserve">from an</w:t>
+      </w:r>
+      <w:r>
+        <w:t xml:space="preserve"> </w:t>
+      </w:r>
+      <w:r>
+        <w:rPr>
+          <w:rStyle w:val="VerbatimChar"/>
+        </w:rPr>
+        <w:t xml:space="preserve">AnalyserNode</w:t>
+      </w:r>
+      <w:r>
+        <w:t xml:space="preserve">, long enough to contain several periods of a 31 Hz low</w:t>
+      </w:r>
+    </w:p>
+    <w:p>
+      <w:pPr>
+        <w:numPr>
+          <w:ilvl w:val="0"/>
+          <w:numId w:val="1006"/>
+        </w:numPr>
+      </w:pPr>
+      <w:r>
+        <w:rPr>
+          <w:b/>
+          <w:bCs/>
+        </w:rPr>
+        <w:t xml:space="preserve">Detection.</w:t>
+      </w:r>
+      <w:r>
+        <w:t xml:space="preserve"> </w:t>
+      </w:r>
+      <w:r>
+        <w:t xml:space="preserve">The McLeod normalised square difference function, the</w:t>
+      </w:r>
+      <w:r>
+        <w:t xml:space="preserve"> </w:t>
+      </w:r>
+      <w:r>
+        <w:t xml:space="preserve">normalised cousin of autocorrelation, is evaluated and the</w:t>
+      </w:r>
+      <w:r>
+        <w:t xml:space="preserve"> </w:t>
+      </w:r>
+      <w:r>
+        <w:rPr>
+          <w:b/>
+          <w:bCs/>
+        </w:rPr>
+        <w:t xml:space="preserve">first</w:t>
+      </w:r>
+      <w:r>
+        <w:t xml:space="preserve"> </w:t>
+      </w:r>
+      <w:r>
+        <w:t xml:space="preserve">strong</w:t>
+      </w:r>
+      <w:r>
+        <w:t xml:space="preserve"> </w:t>
+      </w:r>
+      <w:r>
+        <w:t xml:space="preserve">peak is taken rather than the tallest. This is the detail that matters: a</w:t>
+      </w:r>
+      <w:r>
+        <w:t xml:space="preserve"> </w:t>
+      </w:r>
+      <w:r>
+        <w:t xml:space="preserve">periodic signal correlates just as well at twice its period, and</w:t>
+      </w:r>
+      <w:r>
+        <w:t xml:space="preserve"> </w:t>
+      </w:r>
+      <w:r>
+        <w:t xml:space="preserve">“tallest</w:t>
+      </w:r>
+      <w:r>
+        <w:t xml:space="preserve"> </w:t>
+      </w:r>
+      <w:r>
+        <w:t xml:space="preserve">wins”</w:t>
+      </w:r>
+      <w:r>
+        <w:t xml:space="preserve"> </w:t>
+      </w:r>
+      <w:r>
+        <w:t xml:space="preserve">is precisely what makes cheap tuners read an octave low on a bass</w:t>
+      </w:r>
+      <w:r>
+        <w:t xml:space="preserve"> </w:t>
+      </w:r>
+      <w:r>
+        <w:t xml:space="preserve">string. The work is done in two stages — a decimated pass behind a four-pole</w:t>
+      </w:r>
+      <w:r>
+        <w:t xml:space="preserve"> </w:t>
+      </w:r>
+      <w:r>
+        <w:t xml:space="preserve">anti-aliasing filter to find the period cheaply, then a refinement at the full</w:t>
+      </w:r>
+      <w:r>
+        <w:t xml:space="preserve"> </w:t>
+      </w:r>
+      <w:r>
+        <w:t xml:space="preserve">sample rate with parabolic interpolation, which brings the estimate to about</w:t>
+      </w:r>
+      <w:r>
+        <w:t xml:space="preserve"> </w:t>
+      </w:r>
+      <w:r>
+        <w:t xml:space="preserve">a cent. A median filter over the last five frames stops the needle twitching.</w:t>
+      </w:r>
+    </w:p>
+    <w:p>
+      <w:pPr>
+        <w:numPr>
+          <w:ilvl w:val="0"/>
+          <w:numId w:val="1006"/>
+        </w:numPr>
+      </w:pPr>
+      <w:r>
+        <w:rPr>
+          <w:b/>
+          <w:bCs/>
+        </w:rPr>
+        <w:t xml:space="preserve">Interpretation.</w:t>
+      </w:r>
+      <w:r>
+        <w:t xml:space="preserve"> </w:t>
+      </w:r>
+      <w:r>
+        <w:t xml:space="preserve">The frequency becomes a reading: the nearest chromatic</w:t>
+      </w:r>
+      <w:r>
+        <w:t xml:space="preserve"> </w:t>
+      </w:r>
+      <w:r>
+        <w:t xml:space="preserve">note, and the cents deviation from the nearest string of</w:t>
+      </w:r>
+      <w:r>
+        <w:t xml:space="preserve"> </w:t>
+      </w:r>
+      <w:r>
+        <w:rPr>
+          <w:b/>
+          <w:bCs/>
+        </w:rPr>
+        <w:t xml:space="preserve">the tuning</w:t>
+      </w:r>
+      <w:r>
+        <w:rPr>
+          <w:b/>
+          <w:bCs/>
+        </w:rPr>
+        <w:t xml:space="preserve"> </w:t>
+      </w:r>
+      <w:r>
+        <w:rPr>
+          <w:b/>
+          <w:bCs/>
+        </w:rPr>
+        <w:t xml:space="preserve">currently selected</w:t>
+      </w:r>
+      <w:r>
+        <w:t xml:space="preserve">. Drop C, E♭ standard and fully custom tunings therefore</w:t>
+      </w:r>
+      <w:r>
+        <w:t xml:space="preserve"> </w:t>
+      </w:r>
+      <w:r>
+        <w:t xml:space="preserve">work with no special case. A string can be pinned instead of auto-selected,</w:t>
+      </w:r>
+      <w:r>
+        <w:t xml:space="preserve"> </w:t>
+      </w:r>
+      <w:r>
+        <w:t xml:space="preserve">and clicking a string also plays its reference pitch.</w:t>
+      </w:r>
+    </w:p>
+    <w:p>
+      <w:pPr>
+        <w:numPr>
+          <w:ilvl w:val="0"/>
+          <w:numId w:val="1006"/>
+        </w:numPr>
+      </w:pPr>
+      <w:r>
+        <w:rPr>
+          <w:b/>
+          <w:bCs/>
+        </w:rPr>
         <w:t xml:space="preserve">Display.</w:t>
       </w:r>
       <w:r>
@@ -3638,8 +3881,8 @@
         <w:t xml:space="preserve">in tune.</w:t>
       </w:r>
     </w:p>
-    <w:bookmarkEnd w:id="45"/>
-    <w:bookmarkStart w:id="46" w:name="measured-accuracy"/>
+    <w:bookmarkEnd w:id="46"/>
+    <w:bookmarkStart w:id="47" w:name="measured-accuracy"/>
     <w:p>
       <w:pPr>
         <w:pStyle w:val="Heading2"/>
@@ -3967,8 +4210,8 @@
         <w:t xml:space="preserve">deviation accurate to within half a cent.</w:t>
       </w:r>
     </w:p>
-    <w:bookmarkEnd w:id="46"/>
-    <w:bookmarkStart w:id="50" w:name="the-camera-move"/>
+    <w:bookmarkEnd w:id="47"/>
+    <w:bookmarkStart w:id="51" w:name="the-camera-move"/>
     <w:p>
       <w:pPr>
         <w:pStyle w:val="Heading2"/>
@@ -4085,18 +4328,18 @@
           <wp:inline>
             <wp:extent cx="5334000" cy="3518958"/>
             <wp:effectExtent b="0" l="0" r="0" t="0"/>
-            <wp:docPr descr="Tuner mode: the camera has travelled to the headstock, with the readout beside it. Shown here with microphone permission denied, which is handled with a plain-language explanation and a retry." title="" id="48" name="Picture"/>
+            <wp:docPr descr="Tuner mode: the camera has travelled to the headstock, with the readout beside it. Shown here with microphone permission denied, which is handled with a plain-language explanation and a retry." title="" id="49" name="Picture"/>
             <a:graphic>
               <a:graphicData uri="http://schemas.openxmlformats.org/drawingml/2006/picture">
                 <pic:pic>
                   <pic:nvPicPr>
-                    <pic:cNvPr descr="images/05-tuner-camera.png" id="49" name="Picture"/>
+                    <pic:cNvPr descr="images/05-tuner-camera.png" id="50" name="Picture"/>
                     <pic:cNvPicPr>
                       <a:picLocks noChangeArrowheads="1" noChangeAspect="1"/>
                     </pic:cNvPicPr>
                   </pic:nvPicPr>
                   <pic:blipFill>
-                    <a:blip r:embed="rId47"/>
+                    <a:blip r:embed="rId48"/>
                     <a:stretch>
                       <a:fillRect/>
                     </a:stretch>
@@ -4138,9 +4381,9 @@
         </w:pict>
       </w:r>
     </w:p>
-    <w:bookmarkEnd w:id="50"/>
     <w:bookmarkEnd w:id="51"/>
-    <w:bookmarkStart w:id="63" w:name="interface-accessibility-and-resilience"/>
+    <w:bookmarkEnd w:id="52"/>
+    <w:bookmarkStart w:id="64" w:name="interface-accessibility-and-resilience"/>
     <w:p>
       <w:pPr>
         <w:pStyle w:val="Heading1"/>
@@ -4149,7 +4392,7 @@
         <w:t xml:space="preserve">8. Interface, accessibility and resilience</w:t>
       </w:r>
     </w:p>
-    <w:bookmarkStart w:id="55" w:name="visual-design"/>
+    <w:bookmarkStart w:id="56" w:name="visual-design"/>
     <w:p>
       <w:pPr>
         <w:pStyle w:val="Heading2"/>
@@ -4221,18 +4464,18 @@
           <wp:inline>
             <wp:extent cx="5334000" cy="3518958"/>
             <wp:effectExtent b="0" l="0" r="0" t="0"/>
-            <wp:docPr descr="The light theme." title="" id="53" name="Picture"/>
+            <wp:docPr descr="The light theme." title="" id="54" name="Picture"/>
             <a:graphic>
               <a:graphicData uri="http://schemas.openxmlformats.org/drawingml/2006/picture">
                 <pic:pic>
                   <pic:nvPicPr>
-                    <pic:cNvPr descr="images/07-light.png" id="54" name="Picture"/>
+                    <pic:cNvPr descr="images/07-light.png" id="55" name="Picture"/>
                     <pic:cNvPicPr>
                       <a:picLocks noChangeArrowheads="1" noChangeAspect="1"/>
                     </pic:cNvPicPr>
                   </pic:nvPicPr>
                   <pic:blipFill>
-                    <a:blip r:embed="rId52"/>
+                    <a:blip r:embed="rId53"/>
                     <a:stretch>
                       <a:fillRect/>
                     </a:stretch>
@@ -4267,8 +4510,8 @@
         <w:t xml:space="preserve">The light theme.</w:t>
       </w:r>
     </w:p>
-    <w:bookmarkEnd w:id="55"/>
-    <w:bookmarkStart w:id="59" w:name="responsive-design"/>
+    <w:bookmarkEnd w:id="56"/>
+    <w:bookmarkStart w:id="60" w:name="responsive-design"/>
     <w:p>
       <w:pPr>
         <w:pStyle w:val="Heading2"/>
@@ -4306,18 +4549,18 @@
           <wp:inline>
             <wp:extent cx="2194560" cy="4749252"/>
             <wp:effectExtent b="0" l="0" r="0" t="0"/>
-            <wp:docPr descr="On a phone: the instrument comes first, the neck scrolls, and the controls stay large enough to use." title="" id="57" name="Picture"/>
+            <wp:docPr descr="On a phone: the instrument comes first, the neck scrolls, and the controls stay large enough to use." title="" id="58" name="Picture"/>
             <a:graphic>
               <a:graphicData uri="http://schemas.openxmlformats.org/drawingml/2006/picture">
                 <pic:pic>
                   <pic:nvPicPr>
-                    <pic:cNvPr descr="images/08-mobile.png" id="58" name="Picture"/>
+                    <pic:cNvPr descr="images/08-mobile.png" id="59" name="Picture"/>
                     <pic:cNvPicPr>
                       <a:picLocks noChangeArrowheads="1" noChangeAspect="1"/>
                     </pic:cNvPicPr>
                   </pic:nvPicPr>
                   <pic:blipFill>
-                    <a:blip r:embed="rId56"/>
+                    <a:blip r:embed="rId57"/>
                     <a:stretch>
                       <a:fillRect/>
                     </a:stretch>
@@ -4352,8 +4595,8 @@
         <w:t xml:space="preserve">On a phone: the instrument comes first, the neck scrolls, and the controls stay large enough to use.</w:t>
       </w:r>
     </w:p>
-    <w:bookmarkEnd w:id="59"/>
-    <w:bookmarkStart w:id="60" w:name="accessibility"/>
+    <w:bookmarkEnd w:id="60"/>
+    <w:bookmarkStart w:id="61" w:name="accessibility"/>
     <w:p>
       <w:pPr>
         <w:pStyle w:val="Heading2"/>
@@ -4367,7 +4610,7 @@
         <w:pStyle w:val="Compact"/>
         <w:numPr>
           <w:ilvl w:val="0"/>
-          <w:numId w:val="1007"/>
+          <w:numId w:val="1008"/>
         </w:numPr>
       </w:pPr>
       <w:r>
@@ -4391,7 +4634,7 @@
         <w:pStyle w:val="Compact"/>
         <w:numPr>
           <w:ilvl w:val="0"/>
-          <w:numId w:val="1007"/>
+          <w:numId w:val="1008"/>
         </w:numPr>
       </w:pPr>
       <w:r>
@@ -4436,7 +4679,7 @@
         <w:pStyle w:val="Compact"/>
         <w:numPr>
           <w:ilvl w:val="0"/>
-          <w:numId w:val="1007"/>
+          <w:numId w:val="1008"/>
         </w:numPr>
       </w:pPr>
       <w:r>
@@ -4463,7 +4706,7 @@
         <w:pStyle w:val="Compact"/>
         <w:numPr>
           <w:ilvl w:val="0"/>
-          <w:numId w:val="1007"/>
+          <w:numId w:val="1008"/>
         </w:numPr>
       </w:pPr>
       <w:r>
@@ -4476,8 +4719,8 @@
         <w:t xml:space="preserve">contrast meeting WCAG AA in both themes.</w:t>
       </w:r>
     </w:p>
-    <w:bookmarkEnd w:id="60"/>
-    <w:bookmarkStart w:id="61" w:name="error-handling"/>
+    <w:bookmarkEnd w:id="61"/>
+    <w:bookmarkStart w:id="62" w:name="error-handling"/>
     <w:p>
       <w:pPr>
         <w:pStyle w:val="Heading2"/>
@@ -4545,8 +4788,8 @@
         <w:t xml:space="preserve">likely way a stored value could break a future version.</w:t>
       </w:r>
     </w:p>
-    <w:bookmarkEnd w:id="61"/>
-    <w:bookmarkStart w:id="62" w:name="settings-that-persist"/>
+    <w:bookmarkEnd w:id="62"/>
+    <w:bookmarkStart w:id="63" w:name="settings-that-persist"/>
     <w:p>
       <w:pPr>
         <w:pStyle w:val="Heading2"/>
@@ -4616,9 +4859,9 @@
         </w:pict>
       </w:r>
     </w:p>
-    <w:bookmarkEnd w:id="62"/>
     <w:bookmarkEnd w:id="63"/>
-    <w:bookmarkStart w:id="66" w:name="testing-results"/>
+    <w:bookmarkEnd w:id="64"/>
+    <w:bookmarkStart w:id="67" w:name="testing-results"/>
     <w:p>
       <w:pPr>
         <w:pStyle w:val="Heading1"/>
@@ -5018,7 +5261,7 @@
         <w:t xml:space="preserve">a visitor would, rather than testing a stub.</w:t>
       </w:r>
     </w:p>
-    <w:bookmarkStart w:id="64" w:name="checks-run-in-a-real-browser"/>
+    <w:bookmarkStart w:id="65" w:name="checks-run-in-a-real-browser"/>
     <w:p>
       <w:pPr>
         <w:pStyle w:val="Heading2"/>
@@ -5055,7 +5298,7 @@
         <w:pStyle w:val="Compact"/>
         <w:numPr>
           <w:ilvl w:val="0"/>
-          <w:numId w:val="1008"/>
+          <w:numId w:val="1009"/>
         </w:numPr>
       </w:pPr>
       <w:r>
@@ -5077,7 +5320,7 @@
         <w:pStyle w:val="Compact"/>
         <w:numPr>
           <w:ilvl w:val="0"/>
-          <w:numId w:val="1008"/>
+          <w:numId w:val="1009"/>
         </w:numPr>
       </w:pPr>
       <w:r>
@@ -5111,7 +5354,7 @@
         <w:pStyle w:val="Compact"/>
         <w:numPr>
           <w:ilvl w:val="0"/>
-          <w:numId w:val="1008"/>
+          <w:numId w:val="1009"/>
         </w:numPr>
       </w:pPr>
       <w:r>
@@ -5136,7 +5379,7 @@
         <w:pStyle w:val="Compact"/>
         <w:numPr>
           <w:ilvl w:val="0"/>
-          <w:numId w:val="1008"/>
+          <w:numId w:val="1009"/>
         </w:numPr>
       </w:pPr>
       <w:r>
@@ -5161,7 +5404,7 @@
         <w:pStyle w:val="Compact"/>
         <w:numPr>
           <w:ilvl w:val="0"/>
-          <w:numId w:val="1008"/>
+          <w:numId w:val="1009"/>
         </w:numPr>
       </w:pPr>
       <w:r>
@@ -5183,7 +5426,7 @@
         <w:pStyle w:val="Compact"/>
         <w:numPr>
           <w:ilvl w:val="0"/>
-          <w:numId w:val="1008"/>
+          <w:numId w:val="1009"/>
         </w:numPr>
       </w:pPr>
       <w:r>
@@ -5200,8 +5443,8 @@
         <w:t xml:space="preserve">in section 7.2.</w:t>
       </w:r>
     </w:p>
-    <w:bookmarkEnd w:id="64"/>
-    <w:bookmarkStart w:id="65" w:name="X368ac9b04f027424d9e8d2a94a3c4bc780b98e9"/>
+    <w:bookmarkEnd w:id="65"/>
+    <w:bookmarkStart w:id="66" w:name="X368ac9b04f027424d9e8d2a94a3c4bc780b98e9"/>
     <w:p>
       <w:pPr>
         <w:pStyle w:val="Heading2"/>
@@ -5670,9 +5913,9 @@
         </w:pict>
       </w:r>
     </w:p>
-    <w:bookmarkEnd w:id="65"/>
     <w:bookmarkEnd w:id="66"/>
-    <w:bookmarkStart w:id="70" w:name="running-and-deploying"/>
+    <w:bookmarkEnd w:id="67"/>
+    <w:bookmarkStart w:id="71" w:name="running-and-deploying"/>
     <w:p>
       <w:pPr>
         <w:pStyle w:val="Heading1"/>
@@ -5681,7 +5924,7 @@
         <w:t xml:space="preserve">10. Running and deploying</w:t>
       </w:r>
     </w:p>
-    <w:bookmarkStart w:id="67" w:name="locally"/>
+    <w:bookmarkStart w:id="68" w:name="locally"/>
     <w:p>
       <w:pPr>
         <w:pStyle w:val="Heading2"/>
@@ -5814,8 +6057,8 @@
         <w:t xml:space="preserve">context, so the microphone tuner works in development with no certificate setup.</w:t>
       </w:r>
     </w:p>
-    <w:bookmarkEnd w:id="67"/>
-    <w:bookmarkStart w:id="68" w:name="free-hosting-no-domain-required"/>
+    <w:bookmarkEnd w:id="68"/>
+    <w:bookmarkStart w:id="69" w:name="free-hosting-no-domain-required"/>
     <w:p>
       <w:pPr>
         <w:pStyle w:val="Heading2"/>
@@ -6052,8 +6295,8 @@
         <w:t xml:space="preserve">all.</w:t>
       </w:r>
     </w:p>
-    <w:bookmarkEnd w:id="68"/>
-    <w:bookmarkStart w:id="69" w:name="microphone-permission"/>
+    <w:bookmarkEnd w:id="69"/>
+    <w:bookmarkStart w:id="70" w:name="microphone-permission"/>
     <w:p>
       <w:pPr>
         <w:pStyle w:val="Heading2"/>
@@ -6101,9 +6344,9 @@
         </w:pict>
       </w:r>
     </w:p>
-    <w:bookmarkEnd w:id="69"/>
     <w:bookmarkEnd w:id="70"/>
-    <w:bookmarkStart w:id="75" w:name="what-is-supported"/>
+    <w:bookmarkEnd w:id="71"/>
+    <w:bookmarkStart w:id="76" w:name="what-is-supported"/>
     <w:p>
       <w:pPr>
         <w:pStyle w:val="Heading1"/>
@@ -6112,7 +6355,7 @@
         <w:t xml:space="preserve">11. What is supported</w:t>
       </w:r>
     </w:p>
-    <w:bookmarkStart w:id="71" w:name="instruments"/>
+    <w:bookmarkStart w:id="72" w:name="instruments"/>
     <w:p>
       <w:pPr>
         <w:pStyle w:val="Heading2"/>
@@ -6423,8 +6666,8 @@
         </w:tc>
       </w:tr>
     </w:tbl>
-    <w:bookmarkEnd w:id="71"/>
-    <w:bookmarkStart w:id="72" w:name="tuning-presets"/>
+    <w:bookmarkEnd w:id="72"/>
+    <w:bookmarkStart w:id="73" w:name="tuning-presets"/>
     <w:p>
       <w:pPr>
         <w:pStyle w:val="Heading2"/>
@@ -6535,174 +6778,14 @@
         <w:t xml:space="preserve">Drop A, Tenor, plus custom.</w:t>
       </w:r>
     </w:p>
-    <w:bookmarkEnd w:id="72"/>
-    <w:bookmarkStart w:id="73" w:name="scales-and-modes-27"/>
+    <w:bookmarkEnd w:id="73"/>
+    <w:bookmarkStart w:id="74" w:name="scales-and-modes-27"/>
     <w:p>
       <w:pPr>
         <w:pStyle w:val="Heading2"/>
       </w:pPr>
       <w:r>
         <w:t xml:space="preserve">11.3 Scales and modes (27)</w:t>
-      </w:r>
-    </w:p>
-    <w:p>
-      <w:pPr>
-        <w:pStyle w:val="Compact"/>
-        <w:numPr>
-          <w:ilvl w:val="0"/>
-          <w:numId w:val="1009"/>
-        </w:numPr>
-      </w:pPr>
-      <w:r>
-        <w:rPr>
-          <w:b/>
-          <w:bCs/>
-        </w:rPr>
-        <w:t xml:space="preserve">Major / minor</w:t>
-      </w:r>
-      <w:r>
-        <w:t xml:space="preserve"> </w:t>
-      </w:r>
-      <w:r>
-        <w:t xml:space="preserve">— Major (Ionian), Natural minor (Aeolian), Harmonic minor,</w:t>
-      </w:r>
-      <w:r>
-        <w:t xml:space="preserve"> </w:t>
-      </w:r>
-      <w:r>
-        <w:t xml:space="preserve">Melodic minor, Harmonic major</w:t>
-      </w:r>
-    </w:p>
-    <w:p>
-      <w:pPr>
-        <w:pStyle w:val="Compact"/>
-        <w:numPr>
-          <w:ilvl w:val="0"/>
-          <w:numId w:val="1009"/>
-        </w:numPr>
-      </w:pPr>
-      <w:r>
-        <w:rPr>
-          <w:b/>
-          <w:bCs/>
-        </w:rPr>
-        <w:t xml:space="preserve">Modes</w:t>
-      </w:r>
-      <w:r>
-        <w:t xml:space="preserve"> </w:t>
-      </w:r>
-      <w:r>
-        <w:t xml:space="preserve">— Ionian, Dorian, Phrygian, Lydian, Mixolydian, Aeolian, Locrian,</w:t>
-      </w:r>
-      <w:r>
-        <w:t xml:space="preserve"> </w:t>
-      </w:r>
-      <w:r>
-        <w:t xml:space="preserve">Lydian dominant, Phrygian dominant, Altered</w:t>
-      </w:r>
-    </w:p>
-    <w:p>
-      <w:pPr>
-        <w:pStyle w:val="Compact"/>
-        <w:numPr>
-          <w:ilvl w:val="0"/>
-          <w:numId w:val="1009"/>
-        </w:numPr>
-      </w:pPr>
-      <w:r>
-        <w:rPr>
-          <w:b/>
-          <w:bCs/>
-        </w:rPr>
-        <w:t xml:space="preserve">Pentatonic</w:t>
-      </w:r>
-      <w:r>
-        <w:t xml:space="preserve"> </w:t>
-      </w:r>
-      <w:r>
-        <w:t xml:space="preserve">— Major pentatonic, Minor pentatonic, Hirajoshi</w:t>
-      </w:r>
-    </w:p>
-    <w:p>
-      <w:pPr>
-        <w:pStyle w:val="Compact"/>
-        <w:numPr>
-          <w:ilvl w:val="0"/>
-          <w:numId w:val="1009"/>
-        </w:numPr>
-      </w:pPr>
-      <w:r>
-        <w:rPr>
-          <w:b/>
-          <w:bCs/>
-        </w:rPr>
-        <w:t xml:space="preserve">Blues</w:t>
-      </w:r>
-      <w:r>
-        <w:t xml:space="preserve"> </w:t>
-      </w:r>
-      <w:r>
-        <w:t xml:space="preserve">— Blues (minor), Blues (major)</w:t>
-      </w:r>
-    </w:p>
-    <w:p>
-      <w:pPr>
-        <w:pStyle w:val="Compact"/>
-        <w:numPr>
-          <w:ilvl w:val="0"/>
-          <w:numId w:val="1009"/>
-        </w:numPr>
-      </w:pPr>
-      <w:r>
-        <w:rPr>
-          <w:b/>
-          <w:bCs/>
-        </w:rPr>
-        <w:t xml:space="preserve">Symmetric</w:t>
-      </w:r>
-      <w:r>
-        <w:t xml:space="preserve"> </w:t>
-      </w:r>
-      <w:r>
-        <w:t xml:space="preserve">— Whole tone, Diminished (half–whole), Diminished (whole–half),</w:t>
-      </w:r>
-      <w:r>
-        <w:t xml:space="preserve"> </w:t>
-      </w:r>
-      <w:r>
-        <w:t xml:space="preserve">Chromatic</w:t>
-      </w:r>
-    </w:p>
-    <w:p>
-      <w:pPr>
-        <w:pStyle w:val="Compact"/>
-        <w:numPr>
-          <w:ilvl w:val="0"/>
-          <w:numId w:val="1009"/>
-        </w:numPr>
-      </w:pPr>
-      <w:r>
-        <w:rPr>
-          <w:b/>
-          <w:bCs/>
-        </w:rPr>
-        <w:t xml:space="preserve">Exotic</w:t>
-      </w:r>
-      <w:r>
-        <w:t xml:space="preserve"> </w:t>
-      </w:r>
-      <w:r>
-        <w:t xml:space="preserve">— Hungarian minor, Double harmonic (Byzantine), Bebop dominant</w:t>
-      </w:r>
-    </w:p>
-    <w:bookmarkEnd w:id="73"/>
-    <w:bookmarkStart w:id="74" w:name="chords-21"/>
-    <w:p>
-      <w:pPr>
-        <w:pStyle w:val="Heading2"/>
-      </w:pPr>
-      <w:r>
-        <w:t xml:space="preserve">11.4 Chords (21)</w:t>
       </w:r>
     </w:p>
     <w:p>
@@ -6718,13 +6801,19 @@
           <w:b/>
           <w:bCs/>
         </w:rPr>
-        <w:t xml:space="preserve">Triads</w:t>
-      </w:r>
-      <w:r>
-        <w:t xml:space="preserve"> </w:t>
-      </w:r>
-      <w:r>
-        <w:t xml:space="preserve">— Major, Minor, Diminished, Augmented, Major 6th, Minor 6th</w:t>
+        <w:t xml:space="preserve">Major / minor</w:t>
+      </w:r>
+      <w:r>
+        <w:t xml:space="preserve"> </w:t>
+      </w:r>
+      <w:r>
+        <w:t xml:space="preserve">— Major (Ionian), Natural minor (Aeolian), Harmonic minor,</w:t>
+      </w:r>
+      <w:r>
+        <w:t xml:space="preserve"> </w:t>
+      </w:r>
+      <w:r>
+        <w:t xml:space="preserve">Melodic minor, Harmonic major</w:t>
       </w:r>
     </w:p>
     <w:p>
@@ -6740,19 +6829,19 @@
           <w:b/>
           <w:bCs/>
         </w:rPr>
-        <w:t xml:space="preserve">Sevenths</w:t>
-      </w:r>
-      <w:r>
-        <w:t xml:space="preserve"> </w:t>
-      </w:r>
-      <w:r>
-        <w:t xml:space="preserve">— Dominant 7th, Major 7th, Minor 7th, Minor 7♭5, Diminished 7th,</w:t>
-      </w:r>
-      <w:r>
-        <w:t xml:space="preserve"> </w:t>
-      </w:r>
-      <w:r>
-        <w:t xml:space="preserve">Minor major 7th, 7sus4</w:t>
+        <w:t xml:space="preserve">Modes</w:t>
+      </w:r>
+      <w:r>
+        <w:t xml:space="preserve"> </w:t>
+      </w:r>
+      <w:r>
+        <w:t xml:space="preserve">— Ionian, Dorian, Phrygian, Lydian, Mixolydian, Aeolian, Locrian,</w:t>
+      </w:r>
+      <w:r>
+        <w:t xml:space="preserve"> </w:t>
+      </w:r>
+      <w:r>
+        <w:t xml:space="preserve">Lydian dominant, Phrygian dominant, Altered</w:t>
       </w:r>
     </w:p>
     <w:p>
@@ -6768,13 +6857,13 @@
           <w:b/>
           <w:bCs/>
         </w:rPr>
-        <w:t xml:space="preserve">Suspended</w:t>
-      </w:r>
-      <w:r>
-        <w:t xml:space="preserve"> </w:t>
-      </w:r>
-      <w:r>
-        <w:t xml:space="preserve">— Sus2, Sus4</w:t>
+        <w:t xml:space="preserve">Pentatonic</w:t>
+      </w:r>
+      <w:r>
+        <w:t xml:space="preserve"> </w:t>
+      </w:r>
+      <w:r>
+        <w:t xml:space="preserve">— Major pentatonic, Minor pentatonic, Hirajoshi</w:t>
       </w:r>
     </w:p>
     <w:p>
@@ -6790,13 +6879,13 @@
           <w:b/>
           <w:bCs/>
         </w:rPr>
-        <w:t xml:space="preserve">Power</w:t>
-      </w:r>
-      <w:r>
-        <w:t xml:space="preserve"> </w:t>
-      </w:r>
-      <w:r>
-        <w:t xml:space="preserve">— root + 5th, root + 5th + octave</w:t>
+        <w:t xml:space="preserve">Blues</w:t>
+      </w:r>
+      <w:r>
+        <w:t xml:space="preserve"> </w:t>
+      </w:r>
+      <w:r>
+        <w:t xml:space="preserve">— Blues (minor), Blues (major)</w:t>
       </w:r>
     </w:p>
     <w:p>
@@ -6812,53 +6901,51 @@
           <w:b/>
           <w:bCs/>
         </w:rPr>
-        <w:t xml:space="preserve">Extended</w:t>
-      </w:r>
-      <w:r>
-        <w:t xml:space="preserve"> </w:t>
-      </w:r>
-      <w:r>
-        <w:t xml:space="preserve">— add9, Dominant 9th, Minor 9th, Major 9th</w:t>
-      </w:r>
-    </w:p>
-    <w:p>
-      <w:pPr>
-        <w:pStyle w:val="FirstParagraph"/>
-      </w:pPr>
-      <w:r>
-        <w:t xml:space="preserve">Each is available on all 17 root spellings (C, C♯, D♭, D, … B), with voicings</w:t>
-      </w:r>
-      <w:r>
-        <w:t xml:space="preserve"> </w:t>
-      </w:r>
-      <w:r>
-        <w:t xml:space="preserve">calculated for whatever tuning is active.</w:t>
-      </w:r>
-    </w:p>
-    <w:p>
-      <w:r>
-        <w:pict>
-          <v:rect style="width:0;height:1.5pt" o:hralign="center" o:hrstd="t" o:hr="t"/>
-        </w:pict>
+        <w:t xml:space="preserve">Symmetric</w:t>
+      </w:r>
+      <w:r>
+        <w:t xml:space="preserve"> </w:t>
+      </w:r>
+      <w:r>
+        <w:t xml:space="preserve">— Whole tone, Diminished (half–whole), Diminished (whole–half),</w:t>
+      </w:r>
+      <w:r>
+        <w:t xml:space="preserve"> </w:t>
+      </w:r>
+      <w:r>
+        <w:t xml:space="preserve">Chromatic</w:t>
+      </w:r>
+    </w:p>
+    <w:p>
+      <w:pPr>
+        <w:pStyle w:val="Compact"/>
+        <w:numPr>
+          <w:ilvl w:val="0"/>
+          <w:numId w:val="1010"/>
+        </w:numPr>
+      </w:pPr>
+      <w:r>
+        <w:rPr>
+          <w:b/>
+          <w:bCs/>
+        </w:rPr>
+        <w:t xml:space="preserve">Exotic</w:t>
+      </w:r>
+      <w:r>
+        <w:t xml:space="preserve"> </w:t>
+      </w:r>
+      <w:r>
+        <w:t xml:space="preserve">— Hungarian minor, Double harmonic (Byzantine), Bebop dominant</w:t>
       </w:r>
     </w:p>
     <w:bookmarkEnd w:id="74"/>
-    <w:bookmarkEnd w:id="75"/>
-    <w:bookmarkStart w:id="77" w:name="honest-limitations"/>
-    <w:p>
-      <w:pPr>
-        <w:pStyle w:val="Heading1"/>
-      </w:pPr>
-      <w:r>
-        <w:t xml:space="preserve">12. Honest limitations</w:t>
-      </w:r>
-    </w:p>
-    <w:p>
-      <w:pPr>
-        <w:pStyle w:val="FirstParagraph"/>
-      </w:pPr>
-      <w:r>
-        <w:t xml:space="preserve">A few things are worth stating plainly rather than leaving to be discovered.</w:t>
+    <w:bookmarkStart w:id="75" w:name="chords-21"/>
+    <w:p>
+      <w:pPr>
+        <w:pStyle w:val="Heading2"/>
+      </w:pPr>
+      <w:r>
+        <w:t xml:space="preserve">11.4 Chords (21)</w:t>
       </w:r>
     </w:p>
     <w:p>
@@ -6874,25 +6961,13 @@
           <w:b/>
           <w:bCs/>
         </w:rPr>
-        <w:t xml:space="preserve">Voicings are limited to a four-fret span and four fingers.</w:t>
-      </w:r>
-      <w:r>
-        <w:t xml:space="preserve"> </w:t>
-      </w:r>
-      <w:r>
-        <w:t xml:space="preserve">That is the</w:t>
-      </w:r>
-      <w:r>
-        <w:t xml:space="preserve"> </w:t>
-      </w:r>
-      <w:r>
-        <w:t xml:space="preserve">right default for a learning tool, but it means some wide jazz voicings and</w:t>
-      </w:r>
-      <w:r>
-        <w:t xml:space="preserve"> </w:t>
-      </w:r>
-      <w:r>
-        <w:t xml:space="preserve">thumb-over shapes are not offered.</w:t>
+        <w:t xml:space="preserve">Triads</w:t>
+      </w:r>
+      <w:r>
+        <w:t xml:space="preserve"> </w:t>
+      </w:r>
+      <w:r>
+        <w:t xml:space="preserve">— Major, Minor, Diminished, Augmented, Major 6th, Minor 6th</w:t>
       </w:r>
     </w:p>
     <w:p>
@@ -6908,25 +6983,19 @@
           <w:b/>
           <w:bCs/>
         </w:rPr>
-        <w:t xml:space="preserve">The body graphic is stylised.</w:t>
-      </w:r>
-      <w:r>
-        <w:t xml:space="preserve"> </w:t>
-      </w:r>
-      <w:r>
-        <w:t xml:space="preserve">It is drawn slightly shallower than a real</w:t>
-      </w:r>
-      <w:r>
-        <w:t xml:space="preserve"> </w:t>
-      </w:r>
-      <w:r>
-        <w:t xml:space="preserve">instrument body so that the fretboard — the part people use — gets enough</w:t>
-      </w:r>
-      <w:r>
-        <w:t xml:space="preserve"> </w:t>
-      </w:r>
-      <w:r>
-        <w:t xml:space="preserve">vertical space. It reads as a guitar or a bass; it is not a scale drawing.</w:t>
+        <w:t xml:space="preserve">Sevenths</w:t>
+      </w:r>
+      <w:r>
+        <w:t xml:space="preserve"> </w:t>
+      </w:r>
+      <w:r>
+        <w:t xml:space="preserve">— Dominant 7th, Major 7th, Minor 7th, Minor 7♭5, Diminished 7th,</w:t>
+      </w:r>
+      <w:r>
+        <w:t xml:space="preserve"> </w:t>
+      </w:r>
+      <w:r>
+        <w:t xml:space="preserve">Minor major 7th, 7sus4</w:t>
       </w:r>
     </w:p>
     <w:p>
@@ -6942,16 +7011,13 @@
           <w:b/>
           <w:bCs/>
         </w:rPr>
-        <w:t xml:space="preserve">The tuner is monophonic</w:t>
-      </w:r>
-      <w:r>
-        <w:t xml:space="preserve">, like every tuner of this kind. It expects one</w:t>
-      </w:r>
-      <w:r>
-        <w:t xml:space="preserve"> </w:t>
-      </w:r>
-      <w:r>
-        <w:t xml:space="preserve">string at a time, and says so.</w:t>
+        <w:t xml:space="preserve">Suspended</w:t>
+      </w:r>
+      <w:r>
+        <w:t xml:space="preserve"> </w:t>
+      </w:r>
+      <w:r>
+        <w:t xml:space="preserve">— Sus2, Sus4</w:t>
       </w:r>
     </w:p>
     <w:p>
@@ -6967,43 +7033,13 @@
           <w:b/>
           <w:bCs/>
         </w:rPr>
-        <w:t xml:space="preserve">Microphone capture could not be tested against real hardware here.</w:t>
-      </w:r>
-      <w:r>
-        <w:t xml:space="preserve"> </w:t>
-      </w:r>
-      <w:r>
-        <w:t xml:space="preserve">The</w:t>
-      </w:r>
-      <w:r>
-        <w:t xml:space="preserve"> </w:t>
-      </w:r>
-      <w:r>
-        <w:t xml:space="preserve">signal path was verified instead by feeding the application a synthesised note</w:t>
-      </w:r>
-      <w:r>
-        <w:t xml:space="preserve"> </w:t>
-      </w:r>
-      <w:r>
-        <w:t xml:space="preserve">as a genuine</w:t>
-      </w:r>
-      <w:r>
-        <w:t xml:space="preserve"> </w:t>
-      </w:r>
-      <w:r>
-        <w:rPr>
-          <w:rStyle w:val="VerbatimChar"/>
-        </w:rPr>
-        <w:t xml:space="preserve">MediaStream</w:t>
-      </w:r>
-      <w:r>
-        <w:t xml:space="preserve">, which exercises everything except the operating</w:t>
-      </w:r>
-      <w:r>
-        <w:t xml:space="preserve"> </w:t>
-      </w:r>
-      <w:r>
-        <w:t xml:space="preserve">system’s audio driver.</w:t>
+        <w:t xml:space="preserve">Power</w:t>
+      </w:r>
+      <w:r>
+        <w:t xml:space="preserve"> </w:t>
+      </w:r>
+      <w:r>
+        <w:t xml:space="preserve">— root + 5th, root + 5th + octave</w:t>
       </w:r>
     </w:p>
     <w:p>
@@ -7019,34 +7055,13 @@
           <w:b/>
           <w:bCs/>
         </w:rPr>
-        <w:t xml:space="preserve">Playback is synthesis, not a recording.</w:t>
-      </w:r>
-      <w:r>
-        <w:t xml:space="preserve"> </w:t>
-      </w:r>
-      <w:r>
-        <w:t xml:space="preserve">It is a convincing plucked string</w:t>
-      </w:r>
-      <w:r>
-        <w:t xml:space="preserve"> </w:t>
-      </w:r>
-      <w:r>
-        <w:t xml:space="preserve">rather than a studio-recorded guitar, which is the deliberate trade for having</w:t>
-      </w:r>
-      <w:r>
-        <w:t xml:space="preserve"> </w:t>
-      </w:r>
-      <w:r>
-        <w:t xml:space="preserve">no audio files and no licensing questions.</w:t>
-      </w:r>
-    </w:p>
-    <w:bookmarkStart w:id="76" w:name="natural-next-steps"/>
-    <w:p>
-      <w:pPr>
-        <w:pStyle w:val="Heading2"/>
-      </w:pPr>
-      <w:r>
-        <w:t xml:space="preserve">12.1 Natural next steps</w:t>
+        <w:t xml:space="preserve">Extended</w:t>
+      </w:r>
+      <w:r>
+        <w:t xml:space="preserve"> </w:t>
+      </w:r>
+      <w:r>
+        <w:t xml:space="preserve">— add9, Dominant 9th, Minor 9th, Major 9th</w:t>
       </w:r>
     </w:p>
     <w:p>
@@ -7054,19 +7069,13 @@
         <w:pStyle w:val="FirstParagraph"/>
       </w:pPr>
       <w:r>
-        <w:t xml:space="preserve">Adding an 8-string guitar, a 6-string bass or a ukulele is a data change only.</w:t>
-      </w:r>
-      <w:r>
-        <w:t xml:space="preserve"> </w:t>
-      </w:r>
-      <w:r>
-        <w:t xml:space="preserve">Beyond that, the obvious additions would be chord progressions with playback,</w:t>
-      </w:r>
-      <w:r>
-        <w:t xml:space="preserve"> </w:t>
-      </w:r>
-      <w:r>
-        <w:t xml:space="preserve">a metronome, saving custom scales, and exporting a chord diagram as an image.</w:t>
+        <w:t xml:space="preserve">Each is available on all 17 root spellings (C, C♯, D♭, D, … B), with voicings</w:t>
+      </w:r>
+      <w:r>
+        <w:t xml:space="preserve"> </w:t>
+      </w:r>
+      <w:r>
+        <w:t xml:space="preserve">calculated for whatever tuning is active.</w:t>
       </w:r>
     </w:p>
     <w:p>
@@ -7076,9 +7085,273 @@
         </w:pict>
       </w:r>
     </w:p>
+    <w:bookmarkEnd w:id="75"/>
     <w:bookmarkEnd w:id="76"/>
+    <w:bookmarkStart w:id="78" w:name="honest-limitations"/>
+    <w:p>
+      <w:pPr>
+        <w:pStyle w:val="Heading1"/>
+      </w:pPr>
+      <w:r>
+        <w:t xml:space="preserve">12. Honest limitations</w:t>
+      </w:r>
+    </w:p>
+    <w:p>
+      <w:pPr>
+        <w:pStyle w:val="FirstParagraph"/>
+      </w:pPr>
+      <w:r>
+        <w:t xml:space="preserve">A few things are worth stating plainly rather than leaving to be discovered.</w:t>
+      </w:r>
+    </w:p>
+    <w:p>
+      <w:pPr>
+        <w:pStyle w:val="Compact"/>
+        <w:numPr>
+          <w:ilvl w:val="0"/>
+          <w:numId w:val="1012"/>
+        </w:numPr>
+      </w:pPr>
+      <w:r>
+        <w:rPr>
+          <w:b/>
+          <w:bCs/>
+        </w:rPr>
+        <w:t xml:space="preserve">Voicings are limited to a four-fret span and four fingers.</w:t>
+      </w:r>
+      <w:r>
+        <w:t xml:space="preserve"> </w:t>
+      </w:r>
+      <w:r>
+        <w:t xml:space="preserve">That is the</w:t>
+      </w:r>
+      <w:r>
+        <w:t xml:space="preserve"> </w:t>
+      </w:r>
+      <w:r>
+        <w:t xml:space="preserve">right default for a learning tool, but it means some wide jazz voicings and</w:t>
+      </w:r>
+      <w:r>
+        <w:t xml:space="preserve"> </w:t>
+      </w:r>
+      <w:r>
+        <w:t xml:space="preserve">thumb-over shapes are not offered.</w:t>
+      </w:r>
+    </w:p>
+    <w:p>
+      <w:pPr>
+        <w:pStyle w:val="Compact"/>
+        <w:numPr>
+          <w:ilvl w:val="0"/>
+          <w:numId w:val="1012"/>
+        </w:numPr>
+      </w:pPr>
+      <w:r>
+        <w:rPr>
+          <w:b/>
+          <w:bCs/>
+        </w:rPr>
+        <w:t xml:space="preserve">The body is drawn to a compressed scale.</w:t>
+      </w:r>
+      <w:r>
+        <w:t xml:space="preserve"> </w:t>
+      </w:r>
+      <w:r>
+        <w:t xml:space="preserve">A real electric guitar’s body is</w:t>
+      </w:r>
+      <w:r>
+        <w:t xml:space="preserve"> </w:t>
+      </w:r>
+      <w:r>
+        <w:t xml:space="preserve">about six times the width of its neck. Drawn to that ratio, with the neck</w:t>
+      </w:r>
+      <w:r>
+        <w:t xml:space="preserve"> </w:t>
+      </w:r>
+      <w:r>
+        <w:t xml:space="preserve">still large enough to tap accurately, the instrument would need roughly twice</w:t>
+      </w:r>
+      <w:r>
+        <w:t xml:space="preserve"> </w:t>
+      </w:r>
+      <w:r>
+        <w:t xml:space="preserve">the vertical space the page can give it. The body is therefore about half the</w:t>
+      </w:r>
+      <w:r>
+        <w:t xml:space="preserve"> </w:t>
+      </w:r>
+      <w:r>
+        <w:t xml:space="preserve">size relative to the neck that it should be, which makes the neck look chunky</w:t>
+      </w:r>
+      <w:r>
+        <w:t xml:space="preserve"> </w:t>
+      </w:r>
+      <w:r>
+        <w:t xml:space="preserve">next to it. The silhouette is correct; the proportion is a deliberate trade in</w:t>
+      </w:r>
+      <w:r>
+        <w:t xml:space="preserve"> </w:t>
+      </w:r>
+      <w:r>
+        <w:t xml:space="preserve">favour of a usable fretboard, and it is the one place where the drawing is</w:t>
+      </w:r>
+      <w:r>
+        <w:t xml:space="preserve"> </w:t>
+      </w:r>
+      <w:r>
+        <w:t xml:space="preserve">knowingly not to scale.</w:t>
+      </w:r>
+    </w:p>
+    <w:p>
+      <w:pPr>
+        <w:pStyle w:val="Compact"/>
+        <w:numPr>
+          <w:ilvl w:val="0"/>
+          <w:numId w:val="1012"/>
+        </w:numPr>
+      </w:pPr>
+      <w:r>
+        <w:rPr>
+          <w:b/>
+          <w:bCs/>
+        </w:rPr>
+        <w:t xml:space="preserve">The tuner is monophonic</w:t>
+      </w:r>
+      <w:r>
+        <w:t xml:space="preserve">, like every tuner of this kind. It expects one</w:t>
+      </w:r>
+      <w:r>
+        <w:t xml:space="preserve"> </w:t>
+      </w:r>
+      <w:r>
+        <w:t xml:space="preserve">string at a time, and says so.</w:t>
+      </w:r>
+    </w:p>
+    <w:p>
+      <w:pPr>
+        <w:pStyle w:val="Compact"/>
+        <w:numPr>
+          <w:ilvl w:val="0"/>
+          <w:numId w:val="1012"/>
+        </w:numPr>
+      </w:pPr>
+      <w:r>
+        <w:rPr>
+          <w:b/>
+          <w:bCs/>
+        </w:rPr>
+        <w:t xml:space="preserve">Microphone capture could not be tested against real hardware here.</w:t>
+      </w:r>
+      <w:r>
+        <w:t xml:space="preserve"> </w:t>
+      </w:r>
+      <w:r>
+        <w:t xml:space="preserve">The</w:t>
+      </w:r>
+      <w:r>
+        <w:t xml:space="preserve"> </w:t>
+      </w:r>
+      <w:r>
+        <w:t xml:space="preserve">signal path was verified instead by feeding the application a synthesised note</w:t>
+      </w:r>
+      <w:r>
+        <w:t xml:space="preserve"> </w:t>
+      </w:r>
+      <w:r>
+        <w:t xml:space="preserve">as a genuine</w:t>
+      </w:r>
+      <w:r>
+        <w:t xml:space="preserve"> </w:t>
+      </w:r>
+      <w:r>
+        <w:rPr>
+          <w:rStyle w:val="VerbatimChar"/>
+        </w:rPr>
+        <w:t xml:space="preserve">MediaStream</w:t>
+      </w:r>
+      <w:r>
+        <w:t xml:space="preserve">, which exercises everything except the operating</w:t>
+      </w:r>
+      <w:r>
+        <w:t xml:space="preserve"> </w:t>
+      </w:r>
+      <w:r>
+        <w:t xml:space="preserve">system’s audio driver.</w:t>
+      </w:r>
+    </w:p>
+    <w:p>
+      <w:pPr>
+        <w:pStyle w:val="Compact"/>
+        <w:numPr>
+          <w:ilvl w:val="0"/>
+          <w:numId w:val="1012"/>
+        </w:numPr>
+      </w:pPr>
+      <w:r>
+        <w:rPr>
+          <w:b/>
+          <w:bCs/>
+        </w:rPr>
+        <w:t xml:space="preserve">Playback is synthesis, not a recording.</w:t>
+      </w:r>
+      <w:r>
+        <w:t xml:space="preserve"> </w:t>
+      </w:r>
+      <w:r>
+        <w:t xml:space="preserve">It is a convincing plucked string</w:t>
+      </w:r>
+      <w:r>
+        <w:t xml:space="preserve"> </w:t>
+      </w:r>
+      <w:r>
+        <w:t xml:space="preserve">rather than a studio-recorded guitar, which is the deliberate trade for having</w:t>
+      </w:r>
+      <w:r>
+        <w:t xml:space="preserve"> </w:t>
+      </w:r>
+      <w:r>
+        <w:t xml:space="preserve">no audio files and no licensing questions.</w:t>
+      </w:r>
+    </w:p>
+    <w:bookmarkStart w:id="77" w:name="natural-next-steps"/>
+    <w:p>
+      <w:pPr>
+        <w:pStyle w:val="Heading2"/>
+      </w:pPr>
+      <w:r>
+        <w:t xml:space="preserve">12.1 Natural next steps</w:t>
+      </w:r>
+    </w:p>
+    <w:p>
+      <w:pPr>
+        <w:pStyle w:val="FirstParagraph"/>
+      </w:pPr>
+      <w:r>
+        <w:t xml:space="preserve">Adding an 8-string guitar, a 6-string bass or a ukulele is a data change only.</w:t>
+      </w:r>
+      <w:r>
+        <w:t xml:space="preserve"> </w:t>
+      </w:r>
+      <w:r>
+        <w:t xml:space="preserve">Beyond that, the obvious additions would be chord progressions with playback,</w:t>
+      </w:r>
+      <w:r>
+        <w:t xml:space="preserve"> </w:t>
+      </w:r>
+      <w:r>
+        <w:t xml:space="preserve">a metronome, saving custom scales, and exporting a chord diagram as an image.</w:t>
+      </w:r>
+    </w:p>
+    <w:p>
+      <w:r>
+        <w:pict>
+          <v:rect style="width:0;height:1.5pt" o:hralign="center" o:hrstd="t" o:hr="t"/>
+        </w:pict>
+      </w:r>
+    </w:p>
     <w:bookmarkEnd w:id="77"/>
-    <w:bookmarkStart w:id="78" w:name="deliverables"/>
+    <w:bookmarkEnd w:id="78"/>
+    <w:bookmarkStart w:id="79" w:name="deliverables"/>
     <w:p>
       <w:pPr>
         <w:pStyle w:val="Heading1"/>
@@ -7383,7 +7656,7 @@
         <w:t xml:space="preserve">Actions as the Pages source. No domain purchase is required at any point.</w:t>
       </w:r>
     </w:p>
-    <w:bookmarkEnd w:id="78"/>
+    <w:bookmarkEnd w:id="79"/>
     <w:sectPr>
       <w:footnotePr>
         <w:numRestart w:val="eachSect"/>
@@ -7494,6 +7767,91 @@
       </w:pPr>
     </w:lvl>
   </w:abstractNum>
+  <w:abstractNum w:abstractNumId="99411">
+    <w:nsid w:val="00A99411"/>
+    <w:multiLevelType w:val="multilevel"/>
+    <w:lvl w:ilvl="0">
+      <w:start w:val="1"/>
+      <w:numFmt w:val="decimal"/>
+      <w:lvlText w:val="%1."/>
+      <w:lvlJc w:val="left"/>
+      <w:pPr>
+        <w:ind w:left="720" w:hanging="360"/>
+      </w:pPr>
+    </w:lvl>
+    <w:lvl w:ilvl="1">
+      <w:start w:val="1"/>
+      <w:numFmt w:val="decimal"/>
+      <w:lvlText w:val="%2."/>
+      <w:lvlJc w:val="left"/>
+      <w:pPr>
+        <w:ind w:left="1440" w:hanging="360"/>
+      </w:pPr>
+    </w:lvl>
+    <w:lvl w:ilvl="2">
+      <w:start w:val="1"/>
+      <w:numFmt w:val="decimal"/>
+      <w:lvlText w:val="%3."/>
+      <w:lvlJc w:val="left"/>
+      <w:pPr>
+        <w:ind w:left="2160" w:hanging="360"/>
+      </w:pPr>
+    </w:lvl>
+    <w:lvl w:ilvl="3">
+      <w:start w:val="1"/>
+      <w:numFmt w:val="decimal"/>
+      <w:lvlText w:val="%4."/>
+      <w:lvlJc w:val="left"/>
+      <w:pPr>
+        <w:ind w:left="2880" w:hanging="360"/>
+      </w:pPr>
+    </w:lvl>
+    <w:lvl w:ilvl="4">
+      <w:start w:val="1"/>
+      <w:numFmt w:val="decimal"/>
+      <w:lvlText w:val="%5."/>
+      <w:lvlJc w:val="left"/>
+      <w:pPr>
+        <w:ind w:left="3600" w:hanging="360"/>
+      </w:pPr>
+    </w:lvl>
+    <w:lvl w:ilvl="5">
+      <w:start w:val="1"/>
+      <w:numFmt w:val="decimal"/>
+      <w:lvlText w:val="%6."/>
+      <w:lvlJc w:val="left"/>
+      <w:pPr>
+        <w:ind w:left="4320" w:hanging="360"/>
+      </w:pPr>
+    </w:lvl>
+    <w:lvl w:ilvl="6">
+      <w:start w:val="1"/>
+      <w:numFmt w:val="decimal"/>
+      <w:lvlText w:val="%7."/>
+      <w:lvlJc w:val="left"/>
+      <w:pPr>
+        <w:ind w:left="5040" w:hanging="360"/>
+      </w:pPr>
+    </w:lvl>
+    <w:lvl w:ilvl="7">
+      <w:start w:val="1"/>
+      <w:numFmt w:val="decimal"/>
+      <w:lvlText w:val="%8."/>
+      <w:lvlJc w:val="left"/>
+      <w:pPr>
+        <w:ind w:left="5760" w:hanging="360"/>
+      </w:pPr>
+    </w:lvl>
+    <w:lvl w:ilvl="8">
+      <w:start w:val="1"/>
+      <w:numFmt w:val="decimal"/>
+      <w:lvlText w:val="%9."/>
+      <w:lvlJc w:val="left"/>
+      <w:pPr>
+        <w:ind w:left="6480" w:hanging="360"/>
+      </w:pPr>
+    </w:lvl>
+  </w:abstractNum>
   <w:abstractNum w:abstractNumId="991">
     <w:nsid w:val="0000A991"/>
     <w:multiLevelType w:val="multilevel"/>
@@ -7595,91 +7953,6 @@
       <w:rPr>
         <w:rFonts w:ascii="Wingdings" w:hAnsi="Wingdings" w:cs="Wingdings" w:hint="default"/>
       </w:rPr>
-    </w:lvl>
-  </w:abstractNum>
-  <w:abstractNum w:abstractNumId="99411">
-    <w:nsid w:val="00A99411"/>
-    <w:multiLevelType w:val="multilevel"/>
-    <w:lvl w:ilvl="0">
-      <w:start w:val="1"/>
-      <w:numFmt w:val="decimal"/>
-      <w:lvlText w:val="%1."/>
-      <w:lvlJc w:val="left"/>
-      <w:pPr>
-        <w:ind w:left="720" w:hanging="360"/>
-      </w:pPr>
-    </w:lvl>
-    <w:lvl w:ilvl="1">
-      <w:start w:val="1"/>
-      <w:numFmt w:val="decimal"/>
-      <w:lvlText w:val="%2."/>
-      <w:lvlJc w:val="left"/>
-      <w:pPr>
-        <w:ind w:left="1440" w:hanging="360"/>
-      </w:pPr>
-    </w:lvl>
-    <w:lvl w:ilvl="2">
-      <w:start w:val="1"/>
-      <w:numFmt w:val="decimal"/>
-      <w:lvlText w:val="%3."/>
-      <w:lvlJc w:val="left"/>
-      <w:pPr>
-        <w:ind w:left="2160" w:hanging="360"/>
-      </w:pPr>
-    </w:lvl>
-    <w:lvl w:ilvl="3">
-      <w:start w:val="1"/>
-      <w:numFmt w:val="decimal"/>
-      <w:lvlText w:val="%4."/>
-      <w:lvlJc w:val="left"/>
-      <w:pPr>
-        <w:ind w:left="2880" w:hanging="360"/>
-      </w:pPr>
-    </w:lvl>
-    <w:lvl w:ilvl="4">
-      <w:start w:val="1"/>
-      <w:numFmt w:val="decimal"/>
-      <w:lvlText w:val="%5."/>
-      <w:lvlJc w:val="left"/>
-      <w:pPr>
-        <w:ind w:left="3600" w:hanging="360"/>
-      </w:pPr>
-    </w:lvl>
-    <w:lvl w:ilvl="5">
-      <w:start w:val="1"/>
-      <w:numFmt w:val="decimal"/>
-      <w:lvlText w:val="%6."/>
-      <w:lvlJc w:val="left"/>
-      <w:pPr>
-        <w:ind w:left="4320" w:hanging="360"/>
-      </w:pPr>
-    </w:lvl>
-    <w:lvl w:ilvl="6">
-      <w:start w:val="1"/>
-      <w:numFmt w:val="decimal"/>
-      <w:lvlText w:val="%7."/>
-      <w:lvlJc w:val="left"/>
-      <w:pPr>
-        <w:ind w:left="5040" w:hanging="360"/>
-      </w:pPr>
-    </w:lvl>
-    <w:lvl w:ilvl="7">
-      <w:start w:val="1"/>
-      <w:numFmt w:val="decimal"/>
-      <w:lvlText w:val="%8."/>
-      <w:lvlJc w:val="left"/>
-      <w:pPr>
-        <w:ind w:left="5760" w:hanging="360"/>
-      </w:pPr>
-    </w:lvl>
-    <w:lvl w:ilvl="8">
-      <w:start w:val="1"/>
-      <w:numFmt w:val="decimal"/>
-      <w:lvlText w:val="%9."/>
-      <w:lvlJc w:val="left"/>
-      <w:pPr>
-        <w:ind w:left="6480" w:hanging="360"/>
-      </w:pPr>
     </w:lvl>
   </w:abstractNum>
   <w:abstractNum w:abstractNumId="99812">
@@ -7771,18 +8044,6 @@
     <w:abstractNumId w:val="990"/>
   </w:num>
   <w:num w:numId="1001">
-    <w:abstractNumId w:val="991"/>
-  </w:num>
-  <w:num w:numId="1002">
-    <w:abstractNumId w:val="991"/>
-  </w:num>
-  <w:num w:numId="1003">
-    <w:abstractNumId w:val="991"/>
-  </w:num>
-  <w:num w:numId="1004">
-    <w:abstractNumId w:val="991"/>
-  </w:num>
-  <w:num w:numId="1005">
     <w:abstractNumId w:val="99411"/>
     <w:lvlOverride w:ilvl="0">
       <w:startOverride w:val="1"/>
@@ -7812,7 +8073,49 @@
       <w:startOverride w:val="1"/>
     </w:lvlOverride>
   </w:num>
+  <w:num w:numId="1002">
+    <w:abstractNumId w:val="991"/>
+  </w:num>
+  <w:num w:numId="1003">
+    <w:abstractNumId w:val="991"/>
+  </w:num>
+  <w:num w:numId="1004">
+    <w:abstractNumId w:val="991"/>
+  </w:num>
+  <w:num w:numId="1005">
+    <w:abstractNumId w:val="991"/>
+  </w:num>
   <w:num w:numId="1006">
+    <w:abstractNumId w:val="99411"/>
+    <w:lvlOverride w:ilvl="0">
+      <w:startOverride w:val="1"/>
+    </w:lvlOverride>
+    <w:lvlOverride w:ilvl="1">
+      <w:startOverride w:val="1"/>
+    </w:lvlOverride>
+    <w:lvlOverride w:ilvl="2">
+      <w:startOverride w:val="1"/>
+    </w:lvlOverride>
+    <w:lvlOverride w:ilvl="3">
+      <w:startOverride w:val="1"/>
+    </w:lvlOverride>
+    <w:lvlOverride w:ilvl="4">
+      <w:startOverride w:val="1"/>
+    </w:lvlOverride>
+    <w:lvlOverride w:ilvl="5">
+      <w:startOverride w:val="1"/>
+    </w:lvlOverride>
+    <w:lvlOverride w:ilvl="6">
+      <w:startOverride w:val="1"/>
+    </w:lvlOverride>
+    <w:lvlOverride w:ilvl="7">
+      <w:startOverride w:val="1"/>
+    </w:lvlOverride>
+    <w:lvlOverride w:ilvl="8">
+      <w:startOverride w:val="1"/>
+    </w:lvlOverride>
+  </w:num>
+  <w:num w:numId="1007">
     <w:abstractNumId w:val="99812"/>
     <w:lvlOverride w:ilvl="0">
       <w:startOverride w:val="2"/>
@@ -7842,9 +8145,6 @@
       <w:startOverride w:val="2"/>
     </w:lvlOverride>
   </w:num>
-  <w:num w:numId="1007">
-    <w:abstractNumId w:val="991"/>
-  </w:num>
   <w:num w:numId="1008">
     <w:abstractNumId w:val="991"/>
   </w:num>
@@ -7855,6 +8155,9 @@
     <w:abstractNumId w:val="991"/>
   </w:num>
   <w:num w:numId="1011">
+    <w:abstractNumId w:val="991"/>
+  </w:num>
+  <w:num w:numId="1012">
     <w:abstractNumId w:val="991"/>
   </w:num>
 </w:numbering>

--- a/docs/FretLab-report.docx
+++ b/docs/FretLab-report.docx
@@ -542,7 +542,7 @@
       </w:r>
     </w:p>
     <w:bookmarkEnd w:id="12"/>
-    <w:bookmarkStart w:id="20" w:name="what-was-built"/>
+    <w:bookmarkStart w:id="22" w:name="what-was-built"/>
     <w:p>
       <w:pPr>
         <w:pStyle w:val="Heading1"/>
@@ -551,21 +551,22 @@
         <w:t xml:space="preserve">2. What was built</w:t>
       </w:r>
     </w:p>
-    <w:bookmarkStart w:id="13" w:name="revision-2"/>
+    <w:bookmarkStart w:id="15" w:name="revisions"/>
     <w:p>
       <w:pPr>
         <w:pStyle w:val="Heading2"/>
       </w:pPr>
       <w:r>
-        <w:t xml:space="preserve">2.0 Revision 2</w:t>
-      </w:r>
-    </w:p>
-    <w:p>
-      <w:pPr>
-        <w:pStyle w:val="FirstParagraph"/>
-      </w:pPr>
-      <w:r>
-        <w:t xml:space="preserve">After the first build was reviewed, six changes were made:</w:t>
+        <w:t xml:space="preserve">2.0 Revisions</w:t>
+      </w:r>
+    </w:p>
+    <w:bookmarkStart w:id="13" w:name="revision-3"/>
+    <w:p>
+      <w:pPr>
+        <w:pStyle w:val="Heading3"/>
+      </w:pPr>
+      <w:r>
+        <w:t xml:space="preserve">Revision 3</w:t>
       </w:r>
     </w:p>
     <w:p>
@@ -581,31 +582,76 @@
           <w:b/>
           <w:bCs/>
         </w:rPr>
-        <w:t xml:space="preserve">The body and headstock outlines were redrawn.</w:t>
-      </w:r>
-      <w:r>
-        <w:t xml:space="preserve"> </w:t>
-      </w:r>
-      <w:r>
-        <w:t xml:space="preserve">They are now traced</w:t>
-      </w:r>
-      <w:r>
-        <w:t xml:space="preserve"> </w:t>
-      </w:r>
-      <w:r>
-        <w:t xml:space="preserve">outlines of an offset double-cutaway guitar and an offset bass — real horns,</w:t>
-      </w:r>
-      <w:r>
-        <w:t xml:space="preserve"> </w:t>
-      </w:r>
-      <w:r>
-        <w:t xml:space="preserve">cutaway scoops, a pinched waist and bouts — rather than the smooth profiles</w:t>
-      </w:r>
-      <w:r>
-        <w:t xml:space="preserve"> </w:t>
-      </w:r>
-      <w:r>
-        <w:t xml:space="preserve">of the first version, which read as featureless blobs.</w:t>
+        <w:t xml:space="preserve">The instrument graphics are now built from supplied layered SVG drawings</w:t>
+      </w:r>
+      <w:r>
+        <w:t xml:space="preserve"> </w:t>
+      </w:r>
+      <w:r>
+        <w:t xml:space="preserve">of a Stratocaster-style guitar and a Precision-Bass-style bass, a file per</w:t>
+      </w:r>
+      <w:r>
+        <w:t xml:space="preserve"> </w:t>
+      </w:r>
+      <w:r>
+        <w:t xml:space="preserve">part.</w:t>
+      </w:r>
+      <w:r>
+        <w:t xml:space="preserve"> </w:t>
+      </w:r>
+      <w:r>
+        <w:rPr>
+          <w:rStyle w:val="VerbatimChar"/>
+        </w:rPr>
+        <w:t xml:space="preserve">tools/extract-artwork.mjs</w:t>
+      </w:r>
+      <w:r>
+        <w:t xml:space="preserve"> </w:t>
+      </w:r>
+      <w:r>
+        <w:t xml:space="preserve">reassembles the parts into one coordinate</w:t>
+      </w:r>
+      <w:r>
+        <w:t xml:space="preserve"> </w:t>
+      </w:r>
+      <w:r>
+        <w:t xml:space="preserve">system by matching shape sizes, fits the equal-tempered fret rule to the</w:t>
+      </w:r>
+      <w:r>
+        <w:t xml:space="preserve"> </w:t>
+      </w:r>
+      <w:r>
+        <w:t xml:space="preserve">drawings’ own fret lines to recover the nut and scale length (to better than</w:t>
+      </w:r>
+      <w:r>
+        <w:t xml:space="preserve"> </w:t>
+      </w:r>
+      <w:r>
+        <w:t xml:space="preserve">one part in a thousand), and re-expresses everything with the nut at the</w:t>
+      </w:r>
+      <w:r>
+        <w:t xml:space="preserve"> </w:t>
+      </w:r>
+      <w:r>
+        <w:t xml:space="preserve">origin and the scale length at 1000 units — so FretLab’s computed notes land</w:t>
+      </w:r>
+      <w:r>
+        <w:t xml:space="preserve"> </w:t>
+      </w:r>
+      <w:r>
+        <w:t xml:space="preserve">on the drawn frets. See</w:t>
+      </w:r>
+      <w:r>
+        <w:t xml:space="preserve"> </w:t>
+      </w:r>
+      <w:r>
+        <w:rPr>
+          <w:rStyle w:val="VerbatimChar"/>
+        </w:rPr>
+        <w:t xml:space="preserve">reference/README.md</w:t>
+      </w:r>
+      <w:r>
+        <w:t xml:space="preserve">.</w:t>
       </w:r>
     </w:p>
     <w:p>
@@ -621,22 +667,46 @@
           <w:b/>
           <w:bCs/>
         </w:rPr>
-        <w:t xml:space="preserve">The instrument was turned the right way up</w:t>
-      </w:r>
-      <w:r>
-        <w:t xml:space="preserve">: the lowest-pitched string is</w:t>
-      </w:r>
-      <w:r>
-        <w:t xml:space="preserve"> </w:t>
-      </w:r>
-      <w:r>
-        <w:t xml:space="preserve">now drawn at the bottom, as a chord chart or tab staff reads, and the body</w:t>
-      </w:r>
-      <w:r>
-        <w:t xml:space="preserve"> </w:t>
-      </w:r>
-      <w:r>
-        <w:t xml:space="preserve">and headstock were re-authored to match.</w:t>
+        <w:t xml:space="preserve">Pitch detection was wrong on most strings</w:t>
+      </w:r>
+      <w:r>
+        <w:t xml:space="preserve">, which is what made the tuner’s</w:t>
+      </w:r>
+      <w:r>
+        <w:t xml:space="preserve"> </w:t>
+      </w:r>
+      <w:r>
+        <w:t xml:space="preserve">meter look as though it worked only for the lowest string. Three independent</w:t>
+      </w:r>
+      <w:r>
+        <w:t xml:space="preserve"> </w:t>
+      </w:r>
+      <w:r>
+        <w:t xml:space="preserve">faults, all fixed and covered by a test over every open string of every</w:t>
+      </w:r>
+      <w:r>
+        <w:t xml:space="preserve"> </w:t>
+      </w:r>
+      <w:r>
+        <w:t xml:space="preserve">tuning preset: an anti-alias filter whose corner sat near 290 Hz; a</w:t>
+      </w:r>
+      <w:r>
+        <w:t xml:space="preserve"> </w:t>
+      </w:r>
+      <w:r>
+        <w:t xml:space="preserve">decimation factor derived from the search range alone, which left a bass’s</w:t>
+      </w:r>
+      <w:r>
+        <w:t xml:space="preserve"> </w:t>
+      </w:r>
+      <w:r>
+        <w:t xml:space="preserve">period only fifteen samples long; and a peak search that stepped over the</w:t>
+      </w:r>
+      <w:r>
+        <w:t xml:space="preserve"> </w:t>
+      </w:r>
+      <w:r>
+        <w:t xml:space="preserve">true period on strongly periodic signals. 38 failures became none.</w:t>
       </w:r>
     </w:p>
     <w:p>
@@ -652,46 +722,22 @@
           <w:b/>
           <w:bCs/>
         </w:rPr>
-        <w:t xml:space="preserve">The fret wires became visible.</w:t>
-      </w:r>
-      <w:r>
-        <w:t xml:space="preserve"> </w:t>
-      </w:r>
-      <w:r>
-        <w:t xml:space="preserve">They were being painted with an SVG</w:t>
-      </w:r>
-      <w:r>
-        <w:t xml:space="preserve"> </w:t>
-      </w:r>
-      <w:r>
-        <w:t xml:space="preserve">gradient in</w:t>
-      </w:r>
-      <w:r>
-        <w:t xml:space="preserve"> </w:t>
-      </w:r>
-      <w:r>
-        <w:rPr>
-          <w:rStyle w:val="VerbatimChar"/>
-        </w:rPr>
-        <w:t xml:space="preserve">objectBoundingBox</w:t>
-      </w:r>
-      <w:r>
-        <w:t xml:space="preserve"> </w:t>
-      </w:r>
-      <w:r>
-        <w:t xml:space="preserve">units; a perfectly vertical line has zero</w:t>
-      </w:r>
-      <w:r>
-        <w:t xml:space="preserve"> </w:t>
-      </w:r>
-      <w:r>
-        <w:t xml:space="preserve">bounding-box width, so the gradient degenerated and nothing was drawn. They</w:t>
-      </w:r>
-      <w:r>
-        <w:t xml:space="preserve"> </w:t>
-      </w:r>
-      <w:r>
-        <w:t xml:space="preserve">are now solid metal with a bright crown.</w:t>
+        <w:t xml:space="preserve">Pinning a string in the tuner is now obvious and reversible</w:t>
+      </w:r>
+      <w:r>
+        <w:t xml:space="preserve">, and when a</w:t>
+      </w:r>
+      <w:r>
+        <w:t xml:space="preserve"> </w:t>
+      </w:r>
+      <w:r>
+        <w:t xml:space="preserve">different string is played against a pinned target the readout says so</w:t>
+      </w:r>
+      <w:r>
+        <w:t xml:space="preserve"> </w:t>
+      </w:r>
+      <w:r>
+        <w:t xml:space="preserve">instead of leaving the needle pegged at one end.</w:t>
       </w:r>
     </w:p>
     <w:p>
@@ -707,7 +753,7 @@
           <w:b/>
           <w:bCs/>
         </w:rPr>
-        <w:t xml:space="preserve">Clicking the selected position now deselects it.</w:t>
+        <w:t xml:space="preserve">The 7-string guitar and 5-string bass were removed.</w:t>
       </w:r>
     </w:p>
     <w:p>
@@ -723,37 +769,19 @@
           <w:b/>
           <w:bCs/>
         </w:rPr>
-        <w:t xml:space="preserve">The missing middle string was fixed</w:t>
-      </w:r>
-      <w:r>
-        <w:t xml:space="preserve"> </w:t>
-      </w:r>
-      <w:r>
-        <w:t xml:space="preserve">— the same gradient fault. A</w:t>
-      </w:r>
-      <w:r>
-        <w:t xml:space="preserve"> </w:t>
-      </w:r>
-      <w:r>
-        <w:t xml:space="preserve">perfectly horizontal line has zero bounding-box height, and only the exact</w:t>
-      </w:r>
-      <w:r>
-        <w:t xml:space="preserve"> </w:t>
-      </w:r>
-      <w:r>
-        <w:t xml:space="preserve">middle string of an odd-numbered set is perfectly horizontal, which is why it</w:t>
-      </w:r>
-      <w:r>
-        <w:t xml:space="preserve"> </w:t>
-      </w:r>
-      <w:r>
-        <w:t xml:space="preserve">was the 4th string of 7 and the 3rd of 5 that vanished. One fix covered both</w:t>
-      </w:r>
-      <w:r>
-        <w:t xml:space="preserve"> </w:t>
-      </w:r>
-      <w:r>
-        <w:t xml:space="preserve">this and the frets.</w:t>
+        <w:t xml:space="preserve">A reference-pitch setting</w:t>
+      </w:r>
+      <w:r>
+        <w:t xml:space="preserve"> </w:t>
+      </w:r>
+      <w:r>
+        <w:t xml:space="preserve">(A4, 392-466 Hz) retunes playback, the tuner’s</w:t>
+      </w:r>
+      <w:r>
+        <w:t xml:space="preserve"> </w:t>
+      </w:r>
+      <w:r>
+        <w:t xml:space="preserve">targets and every displayed frequency.</w:t>
       </w:r>
     </w:p>
     <w:p>
@@ -765,10 +793,234 @@
         </w:numPr>
       </w:pPr>
       <w:r>
+        <w:t xml:space="preserve">The scale and chord choosers appear only in their own modes; fret numbers</w:t>
+      </w:r>
+      <w:r>
+        <w:t xml:space="preserve"> </w:t>
+      </w:r>
+      <w:r>
+        <w:t xml:space="preserve">appear only on frets that carry position markers.</w:t>
+      </w:r>
+    </w:p>
+    <w:bookmarkEnd w:id="13"/>
+    <w:bookmarkStart w:id="14" w:name="revision-2"/>
+    <w:p>
+      <w:pPr>
+        <w:pStyle w:val="Heading3"/>
+      </w:pPr>
+      <w:r>
+        <w:t xml:space="preserve">Revision 2</w:t>
+      </w:r>
+    </w:p>
+    <w:p>
+      <w:pPr>
+        <w:pStyle w:val="FirstParagraph"/>
+      </w:pPr>
+      <w:r>
+        <w:t xml:space="preserve">After the first build was reviewed, six changes were made:</w:t>
+      </w:r>
+    </w:p>
+    <w:p>
+      <w:pPr>
+        <w:pStyle w:val="Compact"/>
+        <w:numPr>
+          <w:ilvl w:val="0"/>
+          <w:numId w:val="1002"/>
+        </w:numPr>
+      </w:pPr>
+      <w:r>
         <w:rPr>
           <w:b/>
           <w:bCs/>
         </w:rPr>
+        <w:t xml:space="preserve">The body and headstock outlines were redrawn.</w:t>
+      </w:r>
+      <w:r>
+        <w:t xml:space="preserve"> </w:t>
+      </w:r>
+      <w:r>
+        <w:t xml:space="preserve">They are now traced</w:t>
+      </w:r>
+      <w:r>
+        <w:t xml:space="preserve"> </w:t>
+      </w:r>
+      <w:r>
+        <w:t xml:space="preserve">outlines of an offset double-cutaway guitar and an offset bass — real horns,</w:t>
+      </w:r>
+      <w:r>
+        <w:t xml:space="preserve"> </w:t>
+      </w:r>
+      <w:r>
+        <w:t xml:space="preserve">cutaway scoops, a pinched waist and bouts — rather than the smooth profiles</w:t>
+      </w:r>
+      <w:r>
+        <w:t xml:space="preserve"> </w:t>
+      </w:r>
+      <w:r>
+        <w:t xml:space="preserve">of the first version, which read as featureless blobs.</w:t>
+      </w:r>
+    </w:p>
+    <w:p>
+      <w:pPr>
+        <w:pStyle w:val="Compact"/>
+        <w:numPr>
+          <w:ilvl w:val="0"/>
+          <w:numId w:val="1002"/>
+        </w:numPr>
+      </w:pPr>
+      <w:r>
+        <w:rPr>
+          <w:b/>
+          <w:bCs/>
+        </w:rPr>
+        <w:t xml:space="preserve">The instrument was turned the right way up</w:t>
+      </w:r>
+      <w:r>
+        <w:t xml:space="preserve">: the lowest-pitched string is</w:t>
+      </w:r>
+      <w:r>
+        <w:t xml:space="preserve"> </w:t>
+      </w:r>
+      <w:r>
+        <w:t xml:space="preserve">now drawn at the bottom, as a chord chart or tab staff reads, and the body</w:t>
+      </w:r>
+      <w:r>
+        <w:t xml:space="preserve"> </w:t>
+      </w:r>
+      <w:r>
+        <w:t xml:space="preserve">and headstock were re-authored to match.</w:t>
+      </w:r>
+    </w:p>
+    <w:p>
+      <w:pPr>
+        <w:pStyle w:val="Compact"/>
+        <w:numPr>
+          <w:ilvl w:val="0"/>
+          <w:numId w:val="1002"/>
+        </w:numPr>
+      </w:pPr>
+      <w:r>
+        <w:rPr>
+          <w:b/>
+          <w:bCs/>
+        </w:rPr>
+        <w:t xml:space="preserve">The fret wires became visible.</w:t>
+      </w:r>
+      <w:r>
+        <w:t xml:space="preserve"> </w:t>
+      </w:r>
+      <w:r>
+        <w:t xml:space="preserve">They were being painted with an SVG</w:t>
+      </w:r>
+      <w:r>
+        <w:t xml:space="preserve"> </w:t>
+      </w:r>
+      <w:r>
+        <w:t xml:space="preserve">gradient in</w:t>
+      </w:r>
+      <w:r>
+        <w:t xml:space="preserve"> </w:t>
+      </w:r>
+      <w:r>
+        <w:rPr>
+          <w:rStyle w:val="VerbatimChar"/>
+        </w:rPr>
+        <w:t xml:space="preserve">objectBoundingBox</w:t>
+      </w:r>
+      <w:r>
+        <w:t xml:space="preserve"> </w:t>
+      </w:r>
+      <w:r>
+        <w:t xml:space="preserve">units; a perfectly vertical line has zero</w:t>
+      </w:r>
+      <w:r>
+        <w:t xml:space="preserve"> </w:t>
+      </w:r>
+      <w:r>
+        <w:t xml:space="preserve">bounding-box width, so the gradient degenerated and nothing was drawn. They</w:t>
+      </w:r>
+      <w:r>
+        <w:t xml:space="preserve"> </w:t>
+      </w:r>
+      <w:r>
+        <w:t xml:space="preserve">are now solid metal with a bright crown.</w:t>
+      </w:r>
+    </w:p>
+    <w:p>
+      <w:pPr>
+        <w:pStyle w:val="Compact"/>
+        <w:numPr>
+          <w:ilvl w:val="0"/>
+          <w:numId w:val="1002"/>
+        </w:numPr>
+      </w:pPr>
+      <w:r>
+        <w:rPr>
+          <w:b/>
+          <w:bCs/>
+        </w:rPr>
+        <w:t xml:space="preserve">Clicking the selected position now deselects it.</w:t>
+      </w:r>
+    </w:p>
+    <w:p>
+      <w:pPr>
+        <w:pStyle w:val="Compact"/>
+        <w:numPr>
+          <w:ilvl w:val="0"/>
+          <w:numId w:val="1002"/>
+        </w:numPr>
+      </w:pPr>
+      <w:r>
+        <w:rPr>
+          <w:b/>
+          <w:bCs/>
+        </w:rPr>
+        <w:t xml:space="preserve">The missing middle string was fixed</w:t>
+      </w:r>
+      <w:r>
+        <w:t xml:space="preserve"> </w:t>
+      </w:r>
+      <w:r>
+        <w:t xml:space="preserve">— the same gradient fault. A</w:t>
+      </w:r>
+      <w:r>
+        <w:t xml:space="preserve"> </w:t>
+      </w:r>
+      <w:r>
+        <w:t xml:space="preserve">perfectly horizontal line has zero bounding-box height, and only the exact</w:t>
+      </w:r>
+      <w:r>
+        <w:t xml:space="preserve"> </w:t>
+      </w:r>
+      <w:r>
+        <w:t xml:space="preserve">middle string of an odd-numbered set is perfectly horizontal, which is why it</w:t>
+      </w:r>
+      <w:r>
+        <w:t xml:space="preserve"> </w:t>
+      </w:r>
+      <w:r>
+        <w:t xml:space="preserve">was the 4th string of 7 and the 3rd of 5 that vanished. One fix covered both</w:t>
+      </w:r>
+      <w:r>
+        <w:t xml:space="preserve"> </w:t>
+      </w:r>
+      <w:r>
+        <w:t xml:space="preserve">this and the frets.</w:t>
+      </w:r>
+    </w:p>
+    <w:p>
+      <w:pPr>
+        <w:pStyle w:val="Compact"/>
+        <w:numPr>
+          <w:ilvl w:val="0"/>
+          <w:numId w:val="1002"/>
+        </w:numPr>
+      </w:pPr>
+      <w:r>
+        <w:rPr>
+          <w:b/>
+          <w:bCs/>
+        </w:rPr>
         <w:t xml:space="preserve">The instrument selector became two steps</w:t>
       </w:r>
       <w:r>
@@ -781,8 +1033,9 @@
         <w:t xml:space="preserve">string count, with the instrument last used in each family remembered.</w:t>
       </w:r>
     </w:p>
-    <w:bookmarkEnd w:id="13"/>
-    <w:bookmarkStart w:id="17" w:name="the-instrument-view"/>
+    <w:bookmarkEnd w:id="14"/>
+    <w:bookmarkEnd w:id="15"/>
+    <w:bookmarkStart w:id="19" w:name="the-instrument-view"/>
     <w:p>
       <w:pPr>
         <w:pStyle w:val="Heading2"/>
@@ -897,18 +1150,18 @@
           <wp:inline>
             <wp:extent cx="5334000" cy="3518958"/>
             <wp:effectExtent b="0" l="0" r="0" t="0"/>
-            <wp:docPr descr="The “Whole instrument” view, showing the body, pickups, bridge and controls generated from the same geometry as the neck." title="" id="15" name="Picture"/>
+            <wp:docPr descr="The “Whole instrument” view, showing the body, pickups, bridge and controls generated from the same geometry as the neck." title="" id="17" name="Picture"/>
             <a:graphic>
               <a:graphicData uri="http://schemas.openxmlformats.org/drawingml/2006/picture">
                 <pic:pic>
                   <pic:nvPicPr>
-                    <pic:cNvPr descr="images/01b-whole-instrument.png" id="16" name="Picture"/>
+                    <pic:cNvPr descr="images/01b-whole-instrument.png" id="18" name="Picture"/>
                     <pic:cNvPicPr>
                       <a:picLocks noChangeArrowheads="1" noChangeAspect="1"/>
                     </pic:cNvPicPr>
                   </pic:nvPicPr>
                   <pic:blipFill>
-                    <a:blip r:embed="rId14"/>
+                    <a:blip r:embed="rId16"/>
                     <a:stretch>
                       <a:fillRect/>
                     </a:stretch>
@@ -981,8 +1234,8 @@
         <w:t xml:space="preserve">imagery, samples or brand marks are used anywhere.</w:t>
       </w:r>
     </w:p>
-    <w:bookmarkEnd w:id="17"/>
-    <w:bookmarkStart w:id="18" w:name="the-four-interaction-modes"/>
+    <w:bookmarkEnd w:id="19"/>
+    <w:bookmarkStart w:id="20" w:name="the-four-interaction-modes"/>
     <w:p>
       <w:pPr>
         <w:pStyle w:val="Heading2"/>
@@ -1081,8 +1334,8 @@
         <w:t xml:space="preserve">integrated with the tuning machines.</w:t>
       </w:r>
     </w:p>
-    <w:bookmarkEnd w:id="18"/>
-    <w:bookmarkStart w:id="19" w:name="clicking-a-position"/>
+    <w:bookmarkEnd w:id="20"/>
+    <w:bookmarkStart w:id="21" w:name="clicking-a-position"/>
     <w:p>
       <w:pPr>
         <w:pStyle w:val="Heading2"/>
@@ -1124,9 +1377,9 @@
         </w:pict>
       </w:r>
     </w:p>
-    <w:bookmarkEnd w:id="19"/>
-    <w:bookmarkEnd w:id="20"/>
-    <w:bookmarkStart w:id="24" w:name="architecture"/>
+    <w:bookmarkEnd w:id="21"/>
+    <w:bookmarkEnd w:id="22"/>
+    <w:bookmarkStart w:id="26" w:name="architecture"/>
     <w:p>
       <w:pPr>
         <w:pStyle w:val="Heading1"/>
@@ -1364,7 +1617,7 @@
         <w:t xml:space="preserve">  tests/                   170 tests</w:t>
       </w:r>
     </w:p>
-    <w:bookmarkStart w:id="21" w:name="state-versus-derived-data"/>
+    <w:bookmarkStart w:id="23" w:name="state-versus-derived-data"/>
     <w:p>
       <w:pPr>
         <w:pStyle w:val="Heading2"/>
@@ -1511,8 +1764,8 @@
         <w:t xml:space="preserve">function’s result.</w:t>
       </w:r>
     </w:p>
-    <w:bookmarkEnd w:id="21"/>
-    <w:bookmarkStart w:id="22" w:name="data-driven-instruments"/>
+    <w:bookmarkEnd w:id="23"/>
+    <w:bookmarkStart w:id="24" w:name="data-driven-instruments"/>
     <w:p>
       <w:pPr>
         <w:pStyle w:val="Heading2"/>
@@ -1565,8 +1818,8 @@
         <w:t xml:space="preserve">rendering or engine code.</w:t>
       </w:r>
     </w:p>
-    <w:bookmarkEnd w:id="22"/>
-    <w:bookmarkStart w:id="23" w:name="rendering-performance"/>
+    <w:bookmarkEnd w:id="24"/>
+    <w:bookmarkStart w:id="25" w:name="rendering-performance"/>
     <w:p>
       <w:pPr>
         <w:pStyle w:val="Heading2"/>
@@ -1608,9 +1861,9 @@
         </w:pict>
       </w:r>
     </w:p>
-    <w:bookmarkEnd w:id="23"/>
-    <w:bookmarkEnd w:id="24"/>
-    <w:bookmarkStart w:id="29" w:name="the-music-theory-engine"/>
+    <w:bookmarkEnd w:id="25"/>
+    <w:bookmarkEnd w:id="26"/>
+    <w:bookmarkStart w:id="31" w:name="the-music-theory-engine"/>
     <w:p>
       <w:pPr>
         <w:pStyle w:val="Heading1"/>
@@ -1619,7 +1872,7 @@
         <w:t xml:space="preserve">4. The music-theory engine</w:t>
       </w:r>
     </w:p>
-    <w:bookmarkStart w:id="25" w:name="pitch-is-an-integer"/>
+    <w:bookmarkStart w:id="27" w:name="pitch-is-an-integer"/>
     <w:p>
       <w:pPr>
         <w:pStyle w:val="Heading2"/>
@@ -1979,8 +2232,8 @@
         </w:tc>
       </w:tr>
     </w:tbl>
-    <w:bookmarkEnd w:id="25"/>
-    <w:bookmarkStart w:id="26" w:name="the-fretboard"/>
+    <w:bookmarkEnd w:id="27"/>
+    <w:bookmarkStart w:id="28" w:name="the-fretboard"/>
     <w:p>
       <w:pPr>
         <w:pStyle w:val="Heading2"/>
@@ -2093,8 +2346,8 @@
         <w:t xml:space="preserve">D — and the engine simply computes that rather than being told.</w:t>
       </w:r>
     </w:p>
-    <w:bookmarkEnd w:id="26"/>
-    <w:bookmarkStart w:id="27" w:name="enharmonic-spelling-systematically"/>
+    <w:bookmarkEnd w:id="28"/>
+    <w:bookmarkStart w:id="29" w:name="enharmonic-spelling-systematically"/>
     <w:p>
       <w:pPr>
         <w:pStyle w:val="Heading2"/>
@@ -2171,394 +2424,6 @@
       </w:r>
       <w:r>
         <w:t xml:space="preserve">cases anywhere:</w:t>
-      </w:r>
-    </w:p>
-    <w:p>
-      <w:pPr>
-        <w:pStyle w:val="Compact"/>
-        <w:numPr>
-          <w:ilvl w:val="0"/>
-          <w:numId w:val="1002"/>
-        </w:numPr>
-      </w:pPr>
-      <w:r>
-        <w:t xml:space="preserve">B♭ major spells</w:t>
-      </w:r>
-      <w:r>
-        <w:t xml:space="preserve"> </w:t>
-      </w:r>
-      <w:r>
-        <w:rPr>
-          <w:b/>
-          <w:bCs/>
-        </w:rPr>
-        <w:t xml:space="preserve">Bb C D Eb F G A</w:t>
-      </w:r>
-      <w:r>
-        <w:t xml:space="preserve"> </w:t>
-      </w:r>
-      <w:r>
-        <w:t xml:space="preserve">— never A♯ C D D♯ F G A.</w:t>
-      </w:r>
-    </w:p>
-    <w:p>
-      <w:pPr>
-        <w:pStyle w:val="Compact"/>
-        <w:numPr>
-          <w:ilvl w:val="0"/>
-          <w:numId w:val="1002"/>
-        </w:numPr>
-      </w:pPr>
-      <w:r>
-        <w:t xml:space="preserve">F♯ major spells</w:t>
-      </w:r>
-      <w:r>
-        <w:t xml:space="preserve"> </w:t>
-      </w:r>
-      <w:r>
-        <w:rPr>
-          <w:b/>
-          <w:bCs/>
-        </w:rPr>
-        <w:t xml:space="preserve">F# G# A# B C# D# E#</w:t>
-      </w:r>
-      <w:r>
-        <w:t xml:space="preserve">, including the E♯ that beginners’</w:t>
-      </w:r>
-      <w:r>
-        <w:t xml:space="preserve"> </w:t>
-      </w:r>
-      <w:r>
-        <w:t xml:space="preserve">tools get wrong.</w:t>
-      </w:r>
-    </w:p>
-    <w:p>
-      <w:pPr>
-        <w:pStyle w:val="Compact"/>
-        <w:numPr>
-          <w:ilvl w:val="0"/>
-          <w:numId w:val="1002"/>
-        </w:numPr>
-      </w:pPr>
-      <w:r>
-        <w:t xml:space="preserve">The A blues scale spells</w:t>
-      </w:r>
-      <w:r>
-        <w:t xml:space="preserve"> </w:t>
-      </w:r>
-      <w:r>
-        <w:rPr>
-          <w:b/>
-          <w:bCs/>
-        </w:rPr>
-        <w:t xml:space="preserve">A C D Eb E G</w:t>
-      </w:r>
-      <w:r>
-        <w:t xml:space="preserve">, with the ♭5 and the ♮5 written on</w:t>
-      </w:r>
-      <w:r>
-        <w:t xml:space="preserve"> </w:t>
-      </w:r>
-      <w:r>
-        <w:t xml:space="preserve">the same letter, as the scale actually is.</w:t>
-      </w:r>
-    </w:p>
-    <w:p>
-      <w:pPr>
-        <w:pStyle w:val="Compact"/>
-        <w:numPr>
-          <w:ilvl w:val="0"/>
-          <w:numId w:val="1002"/>
-        </w:numPr>
-      </w:pPr>
-      <w:r>
-        <w:t xml:space="preserve">C diminished 7th spells</w:t>
-      </w:r>
-      <w:r>
-        <w:t xml:space="preserve"> </w:t>
-      </w:r>
-      <w:r>
-        <w:rPr>
-          <w:b/>
-          <w:bCs/>
-        </w:rPr>
-        <w:t xml:space="preserve">C Eb Gb Bbb</w:t>
-      </w:r>
-      <w:r>
-        <w:t xml:space="preserve">, with the double flat.</w:t>
-      </w:r>
-    </w:p>
-    <w:p>
-      <w:pPr>
-        <w:pStyle w:val="FirstParagraph"/>
-      </w:pPr>
-      <w:r>
-        <w:t xml:space="preserve">Notes outside the current key fall back to the key’s own accidental side, so a</w:t>
-      </w:r>
-      <w:r>
-        <w:t xml:space="preserve"> </w:t>
-      </w:r>
-      <w:r>
-        <w:t xml:space="preserve">fretboard in E♭ minor never shows a stray A♯ next to a B♭. Choosing a root of</w:t>
-      </w:r>
-      <w:r>
-        <w:t xml:space="preserve"> </w:t>
-      </w:r>
-      <w:r>
-        <w:rPr>
-          <w:rStyle w:val="VerbatimChar"/>
-        </w:rPr>
-        <w:t xml:space="preserve">Bb</w:t>
-      </w:r>
-      <w:r>
-        <w:t xml:space="preserve"> </w:t>
-      </w:r>
-      <w:r>
-        <w:t xml:space="preserve">rather than</w:t>
-      </w:r>
-      <w:r>
-        <w:t xml:space="preserve"> </w:t>
-      </w:r>
-      <w:r>
-        <w:rPr>
-          <w:rStyle w:val="VerbatimChar"/>
-        </w:rPr>
-        <w:t xml:space="preserve">A#</w:t>
-      </w:r>
-      <w:r>
-        <w:t xml:space="preserve"> </w:t>
-      </w:r>
-      <w:r>
-        <w:t xml:space="preserve">in the controls is how the player selects the key’s</w:t>
-      </w:r>
-      <w:r>
-        <w:t xml:space="preserve"> </w:t>
-      </w:r>
-      <w:r>
-        <w:t xml:space="preserve">spelling — the preference the brief asked for, implemented as a rule rather than</w:t>
-      </w:r>
-      <w:r>
-        <w:t xml:space="preserve"> </w:t>
-      </w:r>
-      <w:r>
-        <w:t xml:space="preserve">as a list.</w:t>
-      </w:r>
-    </w:p>
-    <w:bookmarkEnd w:id="27"/>
-    <w:bookmarkStart w:id="28" w:name="chords-and-scales-kept-distinct"/>
-    <w:p>
-      <w:pPr>
-        <w:pStyle w:val="Heading2"/>
-      </w:pPr>
-      <w:r>
-        <w:t xml:space="preserve">4.4 Chords and scales kept distinct</w:t>
-      </w:r>
-    </w:p>
-    <w:p>
-      <w:pPr>
-        <w:pStyle w:val="FirstParagraph"/>
-      </w:pPr>
-      <w:r>
-        <w:t xml:space="preserve">The brief was explicit that a learner must not confuse a chord voicing with a</w:t>
-      </w:r>
-      <w:r>
-        <w:t xml:space="preserve"> </w:t>
-      </w:r>
-      <w:r>
-        <w:t xml:space="preserve">scale, and the interface is built around that. They are separate panels with</w:t>
-      </w:r>
-      <w:r>
-        <w:t xml:space="preserve"> </w:t>
-      </w:r>
-      <w:r>
-        <w:t xml:space="preserve">separate note lists and separate explanations (</w:t>
-      </w:r>
-      <w:r>
-        <w:t xml:space="preserve">“3 notes played together”</w:t>
-      </w:r>
-      <w:r>
-        <w:t xml:space="preserve"> </w:t>
-      </w:r>
-      <w:r>
-        <w:t xml:space="preserve">versus</w:t>
-      </w:r>
-      <w:r>
-        <w:t xml:space="preserve"> </w:t>
-      </w:r>
-      <w:r>
-        <w:t xml:space="preserve">“a pool to play over the chord”</w:t>
-      </w:r>
-      <w:r>
-        <w:t xml:space="preserve">). The chord panel then lists the scales that fit</w:t>
-      </w:r>
-      <w:r>
-        <w:t xml:space="preserve"> </w:t>
-      </w:r>
-      <w:r>
-        <w:t xml:space="preserve">the selected chord, each with a one-line reason, and</w:t>
-      </w:r>
-      <w:r>
-        <w:t xml:space="preserve"> </w:t>
-      </w:r>
-      <w:r>
-        <w:rPr>
-          <w:b/>
-          <w:bCs/>
-        </w:rPr>
-        <w:t xml:space="preserve">every suggestion is</w:t>
-      </w:r>
-      <w:r>
-        <w:rPr>
-          <w:b/>
-          <w:bCs/>
-        </w:rPr>
-        <w:t xml:space="preserve"> </w:t>
-      </w:r>
-      <w:r>
-        <w:rPr>
-          <w:b/>
-          <w:bCs/>
-        </w:rPr>
-        <w:t xml:space="preserve">verified to contain every chord tone before it is offered</w:t>
-      </w:r>
-      <w:r>
-        <w:t xml:space="preserve"> </w:t>
-      </w:r>
-      <w:r>
-        <w:t xml:space="preserve">— so a dominant 7th</w:t>
-      </w:r>
-      <w:r>
-        <w:t xml:space="preserve"> </w:t>
-      </w:r>
-      <w:r>
-        <w:t xml:space="preserve">is never paired with a plain major scale, which does not contain its flat 7th.</w:t>
-      </w:r>
-      <w:r>
-        <w:t xml:space="preserve"> </w:t>
-      </w:r>
-      <w:r>
-        <w:t xml:space="preserve">Clicking a suggestion switches the fretboard to that scale and says so.</w:t>
-      </w:r>
-    </w:p>
-    <w:p>
-      <w:r>
-        <w:pict>
-          <v:rect style="width:0;height:1.5pt" o:hralign="center" o:hrstd="t" o:hr="t"/>
-        </w:pict>
-      </w:r>
-    </w:p>
-    <w:bookmarkEnd w:id="28"/>
-    <w:bookmarkEnd w:id="29"/>
-    <w:bookmarkStart w:id="42" w:name="alternate-tunings-and-the-chord-engine"/>
-    <w:p>
-      <w:pPr>
-        <w:pStyle w:val="Heading1"/>
-      </w:pPr>
-      <w:r>
-        <w:t xml:space="preserve">5. Alternate tunings and the chord engine</w:t>
-      </w:r>
-    </w:p>
-    <w:p>
-      <w:pPr>
-        <w:pStyle w:val="FirstParagraph"/>
-      </w:pPr>
-      <w:r>
-        <w:t xml:space="preserve">This was the most important correctness requirement in the brief, and it is</w:t>
-      </w:r>
-      <w:r>
-        <w:t xml:space="preserve"> </w:t>
-      </w:r>
-      <w:r>
-        <w:t xml:space="preserve">where the project puts most of its effort.</w:t>
-      </w:r>
-    </w:p>
-    <w:bookmarkStart w:id="33" w:name="there-are-no-stored-chord-shapes"/>
-    <w:p>
-      <w:pPr>
-        <w:pStyle w:val="Heading2"/>
-      </w:pPr>
-      <w:r>
-        <w:t xml:space="preserve">5.1 There are no stored chord shapes</w:t>
-      </w:r>
-    </w:p>
-    <w:p>
-      <w:pPr>
-        <w:pStyle w:val="FirstParagraph"/>
-      </w:pPr>
-      <w:r>
-        <w:rPr>
-          <w:rStyle w:val="VerbatimChar"/>
-        </w:rPr>
-        <w:t xml:space="preserve">findVoicings()</w:t>
-      </w:r>
-      <w:r>
-        <w:t xml:space="preserve"> </w:t>
-      </w:r>
-      <w:r>
-        <w:t xml:space="preserve">searches the fretboard. For each hand position along the neck</w:t>
-      </w:r>
-      <w:r>
-        <w:t xml:space="preserve"> </w:t>
-      </w:r>
-      <w:r>
-        <w:t xml:space="preserve">it enumerates, per string, the frets whose</w:t>
-      </w:r>
-      <w:r>
-        <w:t xml:space="preserve"> </w:t>
-      </w:r>
-      <w:r>
-        <w:rPr>
-          <w:b/>
-          <w:bCs/>
-        </w:rPr>
-        <w:t xml:space="preserve">actual sounding pitch class</w:t>
-      </w:r>
-      <w:r>
-        <w:t xml:space="preserve"> </w:t>
-      </w:r>
-      <w:r>
-        <w:t xml:space="preserve">belongs to the chord, plus the open string and</w:t>
-      </w:r>
-      <w:r>
-        <w:t xml:space="preserve"> </w:t>
-      </w:r>
-      <w:r>
-        <w:t xml:space="preserve">“muted”</w:t>
-      </w:r>
-      <w:r>
-        <w:t xml:space="preserve">. It prunes anything</w:t>
-      </w:r>
-      <w:r>
-        <w:t xml:space="preserve"> </w:t>
-      </w:r>
-      <w:r>
-        <w:t xml:space="preserve">needing more than four fingers or a stretch wider than four frets, requires</w:t>
-      </w:r>
-      <w:r>
-        <w:t xml:space="preserve"> </w:t>
-      </w:r>
-      <w:r>
-        <w:t xml:space="preserve">every non-optional chord tone to be present and the root to sound, then scores</w:t>
-      </w:r>
-      <w:r>
-        <w:t xml:space="preserve"> </w:t>
-      </w:r>
-      <w:r>
-        <w:t xml:space="preserve">the survivors for playability: root in the bass, fewer fingers, lower on the</w:t>
-      </w:r>
-      <w:r>
-        <w:t xml:space="preserve"> </w:t>
-      </w:r>
-      <w:r>
-        <w:t xml:space="preserve">neck, fuller voicing, no awkward dead strings in the middle.</w:t>
-      </w:r>
-    </w:p>
-    <w:p>
-      <w:pPr>
-        <w:pStyle w:val="BodyText"/>
-      </w:pPr>
-      <w:r>
-        <w:t xml:space="preserve">The consequences are all verified by tests:</w:t>
       </w:r>
     </w:p>
     <w:p>
@@ -2570,110 +2435,23 @@
         </w:numPr>
       </w:pPr>
       <w:r>
+        <w:t xml:space="preserve">B♭ major spells</w:t>
+      </w:r>
+      <w:r>
+        <w:t xml:space="preserve"> </w:t>
+      </w:r>
+      <w:r>
         <w:rPr>
           <w:b/>
           <w:bCs/>
         </w:rPr>
-        <w:t xml:space="preserve">In standard tuning the search rediscovers the shapes players already know.</w:t>
-      </w:r>
-      <w:r>
-        <w:t xml:space="preserve"> </w:t>
-      </w:r>
-      <w:r>
-        <w:t xml:space="preserve">The open C (</w:t>
-      </w:r>
-      <w:r>
-        <w:rPr>
-          <w:rStyle w:val="VerbatimChar"/>
-        </w:rPr>
-        <w:t xml:space="preserve">x32010</w:t>
-      </w:r>
-      <w:r>
-        <w:t xml:space="preserve">), E minor (</w:t>
-      </w:r>
-      <w:r>
-        <w:rPr>
-          <w:rStyle w:val="VerbatimChar"/>
-        </w:rPr>
-        <w:t xml:space="preserve">022000</w:t>
-      </w:r>
-      <w:r>
-        <w:t xml:space="preserve">), A minor (</w:t>
-      </w:r>
-      <w:r>
-        <w:rPr>
-          <w:rStyle w:val="VerbatimChar"/>
-        </w:rPr>
-        <w:t xml:space="preserve">x02210</w:t>
-      </w:r>
-      <w:r>
-        <w:t xml:space="preserve">), D (</w:t>
-      </w:r>
-      <w:r>
-        <w:rPr>
-          <w:rStyle w:val="VerbatimChar"/>
-        </w:rPr>
-        <w:t xml:space="preserve">xx0232</w:t>
-      </w:r>
-      <w:r>
-        <w:t xml:space="preserve">),</w:t>
-      </w:r>
-      <w:r>
-        <w:t xml:space="preserve"> </w:t>
-      </w:r>
-      <w:r>
-        <w:t xml:space="preserve">G (</w:t>
-      </w:r>
-      <w:r>
-        <w:rPr>
-          <w:rStyle w:val="VerbatimChar"/>
-        </w:rPr>
-        <w:t xml:space="preserve">320003</w:t>
-      </w:r>
-      <w:r>
-        <w:t xml:space="preserve">), E7 (</w:t>
-      </w:r>
-      <w:r>
-        <w:rPr>
-          <w:rStyle w:val="VerbatimChar"/>
-        </w:rPr>
-        <w:t xml:space="preserve">020100</w:t>
-      </w:r>
-      <w:r>
-        <w:t xml:space="preserve">), A7 (</w:t>
-      </w:r>
-      <w:r>
-        <w:rPr>
-          <w:rStyle w:val="VerbatimChar"/>
-        </w:rPr>
-        <w:t xml:space="preserve">x02020</w:t>
-      </w:r>
-      <w:r>
-        <w:t xml:space="preserve">), Cmaj7 (</w:t>
-      </w:r>
-      <w:r>
-        <w:rPr>
-          <w:rStyle w:val="VerbatimChar"/>
-        </w:rPr>
-        <w:t xml:space="preserve">x32000</w:t>
-      </w:r>
-      <w:r>
-        <w:t xml:space="preserve">) and Am7</w:t>
-      </w:r>
-      <w:r>
-        <w:t xml:space="preserve"> </w:t>
-      </w:r>
-      <w:r>
-        <w:t xml:space="preserve">(</w:t>
-      </w:r>
-      <w:r>
-        <w:rPr>
-          <w:rStyle w:val="VerbatimChar"/>
-        </w:rPr>
-        <w:t xml:space="preserve">x02010</w:t>
-      </w:r>
-      <w:r>
-        <w:t xml:space="preserve">) all come out of the solver. None of them was typed in.</w:t>
+        <w:t xml:space="preserve">Bb C D Eb F G A</w:t>
+      </w:r>
+      <w:r>
+        <w:t xml:space="preserve"> </w:t>
+      </w:r>
+      <w:r>
+        <w:t xml:space="preserve">— never A♯ C D D♯ F G A.</w:t>
       </w:r>
     </w:p>
     <w:p>
@@ -2685,64 +2463,26 @@
         </w:numPr>
       </w:pPr>
       <w:r>
+        <w:t xml:space="preserve">F♯ major spells</w:t>
+      </w:r>
+      <w:r>
+        <w:t xml:space="preserve"> </w:t>
+      </w:r>
+      <w:r>
         <w:rPr>
           <w:b/>
           <w:bCs/>
         </w:rPr>
-        <w:t xml:space="preserve">In D standard it does not offer</w:t>
-      </w:r>
-      <w:r>
-        <w:rPr>
-          <w:b/>
-          <w:bCs/>
-        </w:rPr>
-        <w:t xml:space="preserve"> </w:t>
-      </w:r>
-      <w:r>
-        <w:rPr>
-          <w:rStyle w:val="VerbatimChar"/>
-          <w:b/>
-          <w:bCs/>
-        </w:rPr>
-        <w:t xml:space="preserve">022000</w:t>
-      </w:r>
-      <w:r>
-        <w:rPr>
-          <w:b/>
-          <w:bCs/>
-        </w:rPr>
-        <w:t xml:space="preserve"> </w:t>
-      </w:r>
-      <w:r>
-        <w:rPr>
-          <w:b/>
-          <w:bCs/>
-        </w:rPr>
-        <w:t xml:space="preserve">as E minor.</w:t>
-      </w:r>
-      <w:r>
-        <w:t xml:space="preserve"> </w:t>
-      </w:r>
-      <w:r>
-        <w:t xml:space="preserve">In that tuning those</w:t>
-      </w:r>
-      <w:r>
-        <w:t xml:space="preserve"> </w:t>
-      </w:r>
-      <w:r>
-        <w:t xml:space="preserve">frets sound a D minor chord, so the solver offers that shape under D minor,</w:t>
-      </w:r>
-      <w:r>
-        <w:t xml:space="preserve"> </w:t>
-      </w:r>
-      <w:r>
-        <w:t xml:space="preserve">where it belongs. A familiar shape is never mislabelled as a chord it does not</w:t>
-      </w:r>
-      <w:r>
-        <w:t xml:space="preserve"> </w:t>
-      </w:r>
-      <w:r>
-        <w:t xml:space="preserve">produce.</w:t>
+        <w:t xml:space="preserve">F# G# A# B C# D# E#</w:t>
+      </w:r>
+      <w:r>
+        <w:t xml:space="preserve">, including the E♯ that beginners’</w:t>
+      </w:r>
+      <w:r>
+        <w:t xml:space="preserve"> </w:t>
+      </w:r>
+      <w:r>
+        <w:t xml:space="preserve">tools get wrong.</w:t>
       </w:r>
     </w:p>
     <w:p>
@@ -2754,6 +2494,519 @@
         </w:numPr>
       </w:pPr>
       <w:r>
+        <w:t xml:space="preserve">The A blues scale spells</w:t>
+      </w:r>
+      <w:r>
+        <w:t xml:space="preserve"> </w:t>
+      </w:r>
+      <w:r>
+        <w:rPr>
+          <w:b/>
+          <w:bCs/>
+        </w:rPr>
+        <w:t xml:space="preserve">A C D Eb E G</w:t>
+      </w:r>
+      <w:r>
+        <w:t xml:space="preserve">, with the ♭5 and the ♮5 written on</w:t>
+      </w:r>
+      <w:r>
+        <w:t xml:space="preserve"> </w:t>
+      </w:r>
+      <w:r>
+        <w:t xml:space="preserve">the same letter, as the scale actually is.</w:t>
+      </w:r>
+    </w:p>
+    <w:p>
+      <w:pPr>
+        <w:pStyle w:val="Compact"/>
+        <w:numPr>
+          <w:ilvl w:val="0"/>
+          <w:numId w:val="1003"/>
+        </w:numPr>
+      </w:pPr>
+      <w:r>
+        <w:t xml:space="preserve">C diminished 7th spells</w:t>
+      </w:r>
+      <w:r>
+        <w:t xml:space="preserve"> </w:t>
+      </w:r>
+      <w:r>
+        <w:rPr>
+          <w:b/>
+          <w:bCs/>
+        </w:rPr>
+        <w:t xml:space="preserve">C Eb Gb Bbb</w:t>
+      </w:r>
+      <w:r>
+        <w:t xml:space="preserve">, with the double flat.</w:t>
+      </w:r>
+    </w:p>
+    <w:p>
+      <w:pPr>
+        <w:pStyle w:val="FirstParagraph"/>
+      </w:pPr>
+      <w:r>
+        <w:t xml:space="preserve">Notes outside the current key fall back to the key’s own accidental side, so a</w:t>
+      </w:r>
+      <w:r>
+        <w:t xml:space="preserve"> </w:t>
+      </w:r>
+      <w:r>
+        <w:t xml:space="preserve">fretboard in E♭ minor never shows a stray A♯ next to a B♭. Choosing a root of</w:t>
+      </w:r>
+      <w:r>
+        <w:t xml:space="preserve"> </w:t>
+      </w:r>
+      <w:r>
+        <w:rPr>
+          <w:rStyle w:val="VerbatimChar"/>
+        </w:rPr>
+        <w:t xml:space="preserve">Bb</w:t>
+      </w:r>
+      <w:r>
+        <w:t xml:space="preserve"> </w:t>
+      </w:r>
+      <w:r>
+        <w:t xml:space="preserve">rather than</w:t>
+      </w:r>
+      <w:r>
+        <w:t xml:space="preserve"> </w:t>
+      </w:r>
+      <w:r>
+        <w:rPr>
+          <w:rStyle w:val="VerbatimChar"/>
+        </w:rPr>
+        <w:t xml:space="preserve">A#</w:t>
+      </w:r>
+      <w:r>
+        <w:t xml:space="preserve"> </w:t>
+      </w:r>
+      <w:r>
+        <w:t xml:space="preserve">in the controls is how the player selects the key’s</w:t>
+      </w:r>
+      <w:r>
+        <w:t xml:space="preserve"> </w:t>
+      </w:r>
+      <w:r>
+        <w:t xml:space="preserve">spelling — the preference the brief asked for, implemented as a rule rather than</w:t>
+      </w:r>
+      <w:r>
+        <w:t xml:space="preserve"> </w:t>
+      </w:r>
+      <w:r>
+        <w:t xml:space="preserve">as a list.</w:t>
+      </w:r>
+    </w:p>
+    <w:bookmarkEnd w:id="29"/>
+    <w:bookmarkStart w:id="30" w:name="chords-and-scales-kept-distinct"/>
+    <w:p>
+      <w:pPr>
+        <w:pStyle w:val="Heading2"/>
+      </w:pPr>
+      <w:r>
+        <w:t xml:space="preserve">4.4 Chords and scales kept distinct</w:t>
+      </w:r>
+    </w:p>
+    <w:p>
+      <w:pPr>
+        <w:pStyle w:val="FirstParagraph"/>
+      </w:pPr>
+      <w:r>
+        <w:t xml:space="preserve">The brief was explicit that a learner must not confuse a chord voicing with a</w:t>
+      </w:r>
+      <w:r>
+        <w:t xml:space="preserve"> </w:t>
+      </w:r>
+      <w:r>
+        <w:t xml:space="preserve">scale, and the interface is built around that. They are separate panels with</w:t>
+      </w:r>
+      <w:r>
+        <w:t xml:space="preserve"> </w:t>
+      </w:r>
+      <w:r>
+        <w:t xml:space="preserve">separate note lists and separate explanations (</w:t>
+      </w:r>
+      <w:r>
+        <w:t xml:space="preserve">“3 notes played together”</w:t>
+      </w:r>
+      <w:r>
+        <w:t xml:space="preserve"> </w:t>
+      </w:r>
+      <w:r>
+        <w:t xml:space="preserve">versus</w:t>
+      </w:r>
+      <w:r>
+        <w:t xml:space="preserve"> </w:t>
+      </w:r>
+      <w:r>
+        <w:t xml:space="preserve">“a pool to play over the chord”</w:t>
+      </w:r>
+      <w:r>
+        <w:t xml:space="preserve">). The chord panel then lists the scales that fit</w:t>
+      </w:r>
+      <w:r>
+        <w:t xml:space="preserve"> </w:t>
+      </w:r>
+      <w:r>
+        <w:t xml:space="preserve">the selected chord, each with a one-line reason, and</w:t>
+      </w:r>
+      <w:r>
+        <w:t xml:space="preserve"> </w:t>
+      </w:r>
+      <w:r>
+        <w:rPr>
+          <w:b/>
+          <w:bCs/>
+        </w:rPr>
+        <w:t xml:space="preserve">every suggestion is</w:t>
+      </w:r>
+      <w:r>
+        <w:rPr>
+          <w:b/>
+          <w:bCs/>
+        </w:rPr>
+        <w:t xml:space="preserve"> </w:t>
+      </w:r>
+      <w:r>
+        <w:rPr>
+          <w:b/>
+          <w:bCs/>
+        </w:rPr>
+        <w:t xml:space="preserve">verified to contain every chord tone before it is offered</w:t>
+      </w:r>
+      <w:r>
+        <w:t xml:space="preserve"> </w:t>
+      </w:r>
+      <w:r>
+        <w:t xml:space="preserve">— so a dominant 7th</w:t>
+      </w:r>
+      <w:r>
+        <w:t xml:space="preserve"> </w:t>
+      </w:r>
+      <w:r>
+        <w:t xml:space="preserve">is never paired with a plain major scale, which does not contain its flat 7th.</w:t>
+      </w:r>
+      <w:r>
+        <w:t xml:space="preserve"> </w:t>
+      </w:r>
+      <w:r>
+        <w:t xml:space="preserve">Clicking a suggestion switches the fretboard to that scale and says so.</w:t>
+      </w:r>
+    </w:p>
+    <w:p>
+      <w:r>
+        <w:pict>
+          <v:rect style="width:0;height:1.5pt" o:hralign="center" o:hrstd="t" o:hr="t"/>
+        </w:pict>
+      </w:r>
+    </w:p>
+    <w:bookmarkEnd w:id="30"/>
+    <w:bookmarkEnd w:id="31"/>
+    <w:bookmarkStart w:id="38" w:name="alternate-tunings-and-the-chord-engine"/>
+    <w:p>
+      <w:pPr>
+        <w:pStyle w:val="Heading1"/>
+      </w:pPr>
+      <w:r>
+        <w:t xml:space="preserve">5. Alternate tunings and the chord engine</w:t>
+      </w:r>
+    </w:p>
+    <w:p>
+      <w:pPr>
+        <w:pStyle w:val="FirstParagraph"/>
+      </w:pPr>
+      <w:r>
+        <w:t xml:space="preserve">This was the most important correctness requirement in the brief, and it is</w:t>
+      </w:r>
+      <w:r>
+        <w:t xml:space="preserve"> </w:t>
+      </w:r>
+      <w:r>
+        <w:t xml:space="preserve">where the project puts most of its effort.</w:t>
+      </w:r>
+    </w:p>
+    <w:bookmarkStart w:id="35" w:name="there-are-no-stored-chord-shapes"/>
+    <w:p>
+      <w:pPr>
+        <w:pStyle w:val="Heading2"/>
+      </w:pPr>
+      <w:r>
+        <w:t xml:space="preserve">5.1 There are no stored chord shapes</w:t>
+      </w:r>
+    </w:p>
+    <w:p>
+      <w:pPr>
+        <w:pStyle w:val="FirstParagraph"/>
+      </w:pPr>
+      <w:r>
+        <w:rPr>
+          <w:rStyle w:val="VerbatimChar"/>
+        </w:rPr>
+        <w:t xml:space="preserve">findVoicings()</w:t>
+      </w:r>
+      <w:r>
+        <w:t xml:space="preserve"> </w:t>
+      </w:r>
+      <w:r>
+        <w:t xml:space="preserve">searches the fretboard. For each hand position along the neck</w:t>
+      </w:r>
+      <w:r>
+        <w:t xml:space="preserve"> </w:t>
+      </w:r>
+      <w:r>
+        <w:t xml:space="preserve">it enumerates, per string, the frets whose</w:t>
+      </w:r>
+      <w:r>
+        <w:t xml:space="preserve"> </w:t>
+      </w:r>
+      <w:r>
+        <w:rPr>
+          <w:b/>
+          <w:bCs/>
+        </w:rPr>
+        <w:t xml:space="preserve">actual sounding pitch class</w:t>
+      </w:r>
+      <w:r>
+        <w:t xml:space="preserve"> </w:t>
+      </w:r>
+      <w:r>
+        <w:t xml:space="preserve">belongs to the chord, plus the open string and</w:t>
+      </w:r>
+      <w:r>
+        <w:t xml:space="preserve"> </w:t>
+      </w:r>
+      <w:r>
+        <w:t xml:space="preserve">“muted”</w:t>
+      </w:r>
+      <w:r>
+        <w:t xml:space="preserve">. It prunes anything</w:t>
+      </w:r>
+      <w:r>
+        <w:t xml:space="preserve"> </w:t>
+      </w:r>
+      <w:r>
+        <w:t xml:space="preserve">needing more than four fingers or a stretch wider than four frets, requires</w:t>
+      </w:r>
+      <w:r>
+        <w:t xml:space="preserve"> </w:t>
+      </w:r>
+      <w:r>
+        <w:t xml:space="preserve">every non-optional chord tone to be present and the root to sound, then scores</w:t>
+      </w:r>
+      <w:r>
+        <w:t xml:space="preserve"> </w:t>
+      </w:r>
+      <w:r>
+        <w:t xml:space="preserve">the survivors for playability: root in the bass, fewer fingers, lower on the</w:t>
+      </w:r>
+      <w:r>
+        <w:t xml:space="preserve"> </w:t>
+      </w:r>
+      <w:r>
+        <w:t xml:space="preserve">neck, fuller voicing, no awkward dead strings in the middle.</w:t>
+      </w:r>
+    </w:p>
+    <w:p>
+      <w:pPr>
+        <w:pStyle w:val="BodyText"/>
+      </w:pPr>
+      <w:r>
+        <w:t xml:space="preserve">The consequences are all verified by tests:</w:t>
+      </w:r>
+    </w:p>
+    <w:p>
+      <w:pPr>
+        <w:pStyle w:val="Compact"/>
+        <w:numPr>
+          <w:ilvl w:val="0"/>
+          <w:numId w:val="1004"/>
+        </w:numPr>
+      </w:pPr>
+      <w:r>
+        <w:rPr>
+          <w:b/>
+          <w:bCs/>
+        </w:rPr>
+        <w:t xml:space="preserve">In standard tuning the search rediscovers the shapes players already know.</w:t>
+      </w:r>
+      <w:r>
+        <w:t xml:space="preserve"> </w:t>
+      </w:r>
+      <w:r>
+        <w:t xml:space="preserve">The open C (</w:t>
+      </w:r>
+      <w:r>
+        <w:rPr>
+          <w:rStyle w:val="VerbatimChar"/>
+        </w:rPr>
+        <w:t xml:space="preserve">x32010</w:t>
+      </w:r>
+      <w:r>
+        <w:t xml:space="preserve">), E minor (</w:t>
+      </w:r>
+      <w:r>
+        <w:rPr>
+          <w:rStyle w:val="VerbatimChar"/>
+        </w:rPr>
+        <w:t xml:space="preserve">022000</w:t>
+      </w:r>
+      <w:r>
+        <w:t xml:space="preserve">), A minor (</w:t>
+      </w:r>
+      <w:r>
+        <w:rPr>
+          <w:rStyle w:val="VerbatimChar"/>
+        </w:rPr>
+        <w:t xml:space="preserve">x02210</w:t>
+      </w:r>
+      <w:r>
+        <w:t xml:space="preserve">), D (</w:t>
+      </w:r>
+      <w:r>
+        <w:rPr>
+          <w:rStyle w:val="VerbatimChar"/>
+        </w:rPr>
+        <w:t xml:space="preserve">xx0232</w:t>
+      </w:r>
+      <w:r>
+        <w:t xml:space="preserve">),</w:t>
+      </w:r>
+      <w:r>
+        <w:t xml:space="preserve"> </w:t>
+      </w:r>
+      <w:r>
+        <w:t xml:space="preserve">G (</w:t>
+      </w:r>
+      <w:r>
+        <w:rPr>
+          <w:rStyle w:val="VerbatimChar"/>
+        </w:rPr>
+        <w:t xml:space="preserve">320003</w:t>
+      </w:r>
+      <w:r>
+        <w:t xml:space="preserve">), E7 (</w:t>
+      </w:r>
+      <w:r>
+        <w:rPr>
+          <w:rStyle w:val="VerbatimChar"/>
+        </w:rPr>
+        <w:t xml:space="preserve">020100</w:t>
+      </w:r>
+      <w:r>
+        <w:t xml:space="preserve">), A7 (</w:t>
+      </w:r>
+      <w:r>
+        <w:rPr>
+          <w:rStyle w:val="VerbatimChar"/>
+        </w:rPr>
+        <w:t xml:space="preserve">x02020</w:t>
+      </w:r>
+      <w:r>
+        <w:t xml:space="preserve">), Cmaj7 (</w:t>
+      </w:r>
+      <w:r>
+        <w:rPr>
+          <w:rStyle w:val="VerbatimChar"/>
+        </w:rPr>
+        <w:t xml:space="preserve">x32000</w:t>
+      </w:r>
+      <w:r>
+        <w:t xml:space="preserve">) and Am7</w:t>
+      </w:r>
+      <w:r>
+        <w:t xml:space="preserve"> </w:t>
+      </w:r>
+      <w:r>
+        <w:t xml:space="preserve">(</w:t>
+      </w:r>
+      <w:r>
+        <w:rPr>
+          <w:rStyle w:val="VerbatimChar"/>
+        </w:rPr>
+        <w:t xml:space="preserve">x02010</w:t>
+      </w:r>
+      <w:r>
+        <w:t xml:space="preserve">) all come out of the solver. None of them was typed in.</w:t>
+      </w:r>
+    </w:p>
+    <w:p>
+      <w:pPr>
+        <w:pStyle w:val="Compact"/>
+        <w:numPr>
+          <w:ilvl w:val="0"/>
+          <w:numId w:val="1004"/>
+        </w:numPr>
+      </w:pPr>
+      <w:r>
+        <w:rPr>
+          <w:b/>
+          <w:bCs/>
+        </w:rPr>
+        <w:t xml:space="preserve">In D standard it does not offer</w:t>
+      </w:r>
+      <w:r>
+        <w:rPr>
+          <w:b/>
+          <w:bCs/>
+        </w:rPr>
+        <w:t xml:space="preserve"> </w:t>
+      </w:r>
+      <w:r>
+        <w:rPr>
+          <w:rStyle w:val="VerbatimChar"/>
+          <w:b/>
+          <w:bCs/>
+        </w:rPr>
+        <w:t xml:space="preserve">022000</w:t>
+      </w:r>
+      <w:r>
+        <w:rPr>
+          <w:b/>
+          <w:bCs/>
+        </w:rPr>
+        <w:t xml:space="preserve"> </w:t>
+      </w:r>
+      <w:r>
+        <w:rPr>
+          <w:b/>
+          <w:bCs/>
+        </w:rPr>
+        <w:t xml:space="preserve">as E minor.</w:t>
+      </w:r>
+      <w:r>
+        <w:t xml:space="preserve"> </w:t>
+      </w:r>
+      <w:r>
+        <w:t xml:space="preserve">In that tuning those</w:t>
+      </w:r>
+      <w:r>
+        <w:t xml:space="preserve"> </w:t>
+      </w:r>
+      <w:r>
+        <w:t xml:space="preserve">frets sound a D minor chord, so the solver offers that shape under D minor,</w:t>
+      </w:r>
+      <w:r>
+        <w:t xml:space="preserve"> </w:t>
+      </w:r>
+      <w:r>
+        <w:t xml:space="preserve">where it belongs. A familiar shape is never mislabelled as a chord it does not</w:t>
+      </w:r>
+      <w:r>
+        <w:t xml:space="preserve"> </w:t>
+      </w:r>
+      <w:r>
+        <w:t xml:space="preserve">produce.</w:t>
+      </w:r>
+    </w:p>
+    <w:p>
+      <w:pPr>
+        <w:pStyle w:val="Compact"/>
+        <w:numPr>
+          <w:ilvl w:val="0"/>
+          <w:numId w:val="1004"/>
+        </w:numPr>
+      </w:pPr>
+      <w:r>
         <w:rPr>
           <w:b/>
           <w:bCs/>
@@ -2799,18 +3052,18 @@
           <wp:inline>
             <wp:extent cx="5334000" cy="3518958"/>
             <wp:effectExtent b="0" l="0" r="0" t="0"/>
-            <wp:docPr descr="Chord mode: calculated Em shapes for the current tuning, each with its own diagram and fret string." title="" id="31" name="Picture"/>
+            <wp:docPr descr="Chord mode: calculated Em shapes for the current tuning, each with its own diagram and fret string." title="" id="33" name="Picture"/>
             <a:graphic>
               <a:graphicData uri="http://schemas.openxmlformats.org/drawingml/2006/picture">
                 <pic:pic>
                   <pic:nvPicPr>
-                    <pic:cNvPr descr="images/02-chord-guitar6.png" id="32" name="Picture"/>
+                    <pic:cNvPr descr="images/02-chord-guitar6.png" id="34" name="Picture"/>
                     <pic:cNvPicPr>
                       <a:picLocks noChangeArrowheads="1" noChangeAspect="1"/>
                     </pic:cNvPicPr>
                   </pic:nvPicPr>
                   <pic:blipFill>
-                    <a:blip r:embed="rId30"/>
+                    <a:blip r:embed="rId32"/>
                     <a:stretch>
                       <a:fillRect/>
                     </a:stretch>
@@ -2845,8 +3098,8 @@
         <w:t xml:space="preserve">Chord mode: calculated Em shapes for the current tuning, each with its own diagram and fret string.</w:t>
       </w:r>
     </w:p>
-    <w:bookmarkEnd w:id="33"/>
-    <w:bookmarkStart w:id="37" w:name="power-chords"/>
+    <w:bookmarkEnd w:id="35"/>
+    <w:bookmarkStart w:id="36" w:name="power-chords"/>
     <w:p>
       <w:pPr>
         <w:pStyle w:val="Heading2"/>
@@ -2901,7 +3154,7 @@
         <w:pStyle w:val="Compact"/>
         <w:numPr>
           <w:ilvl w:val="0"/>
-          <w:numId w:val="1004"/>
+          <w:numId w:val="1005"/>
         </w:numPr>
       </w:pPr>
       <w:r>
@@ -2913,7 +3166,7 @@
         <w:pStyle w:val="Compact"/>
         <w:numPr>
           <w:ilvl w:val="0"/>
-          <w:numId w:val="1004"/>
+          <w:numId w:val="1005"/>
         </w:numPr>
       </w:pPr>
       <w:r>
@@ -2953,7 +3206,7 @@
         <w:pStyle w:val="Compact"/>
         <w:numPr>
           <w:ilvl w:val="0"/>
-          <w:numId w:val="1004"/>
+          <w:numId w:val="1005"/>
         </w:numPr>
       </w:pPr>
       <w:r>
@@ -2987,7 +3240,7 @@
         <w:pStyle w:val="Compact"/>
         <w:numPr>
           <w:ilvl w:val="0"/>
-          <w:numId w:val="1004"/>
+          <w:numId w:val="1005"/>
         </w:numPr>
       </w:pPr>
       <w:r>
@@ -3012,6 +3265,1267 @@
       </w:r>
       <w:r>
         <w:t xml:space="preserve">octave when asked), with the root in the bass.</w:t>
+      </w:r>
+    </w:p>
+    <w:tbl>
+      <w:tblPr>
+        <w:tblStyle w:val="FigureTable"/>
+        <w:tblW w:type="auto" w:w="0"/>
+        <w:jc w:val="center"/>
+        <w:tblLook w:firstRow="0" w:lastRow="0" w:firstColumn="0" w:lastColumn="0"/>
+      </w:tblPr>
+      <w:tblGrid>
+        <w:gridCol w:w="7920"/>
+      </w:tblGrid>
+      <w:tr>
+        <w:tc>
+          <w:tcPr/>
+          <w:p>
+            <w:pPr>
+              <w:pStyle w:val="Compact"/>
+              <w:jc w:val="center"/>
+            </w:pPr>
+            <w:r>
+              <w:t xml:space="preserve">A 7-string guitar in Drop G. The tuning, the note names, the highlighting and the chord shapes are all recalculated.</w:t>
+            </w:r>
+          </w:p>
+        </w:tc>
+      </w:tr>
+    </w:tbl>
+    <w:p>
+      <w:pPr>
+        <w:pStyle w:val="ImageCaption"/>
+      </w:pPr>
+      <w:r>
+        <w:t xml:space="preserve">A 7-string guitar in Drop G. The tuning, the note names, the highlighting and the chord shapes are all recalculated.</w:t>
+      </w:r>
+    </w:p>
+    <w:bookmarkEnd w:id="36"/>
+    <w:bookmarkStart w:id="37" w:name="custom-tunings"/>
+    <w:p>
+      <w:pPr>
+        <w:pStyle w:val="Heading2"/>
+      </w:pPr>
+      <w:r>
+        <w:t xml:space="preserve">5.3 Custom tunings</w:t>
+      </w:r>
+    </w:p>
+    <w:p>
+      <w:pPr>
+        <w:pStyle w:val="FirstParagraph"/>
+      </w:pPr>
+      <w:r>
+        <w:t xml:space="preserve">Each instrument keeps its own custom tuning. The editor validates every string</w:t>
+      </w:r>
+      <w:r>
+        <w:t xml:space="preserve"> </w:t>
+      </w:r>
+      <w:r>
+        <w:t xml:space="preserve">as it is typed, names the offending string when it is wrong, and refuses to</w:t>
+      </w:r>
+      <w:r>
+        <w:t xml:space="preserve"> </w:t>
+      </w:r>
+      <w:r>
+        <w:t xml:space="preserve">apply an invalid tuning rather than letting it reach the fretboard. There are</w:t>
+      </w:r>
+      <w:r>
+        <w:t xml:space="preserve"> </w:t>
+      </w:r>
+      <w:r>
+        <w:t xml:space="preserve">also one-click transpose-everything-by-a-semitone buttons.</w:t>
+      </w:r>
+    </w:p>
+    <w:tbl>
+      <w:tblPr>
+        <w:tblStyle w:val="FigureTable"/>
+        <w:tblW w:type="auto" w:w="0"/>
+        <w:jc w:val="center"/>
+        <w:tblLook w:firstRow="0" w:lastRow="0" w:firstColumn="0" w:lastColumn="0"/>
+      </w:tblPr>
+      <w:tblGrid>
+        <w:gridCol w:w="7920"/>
+      </w:tblGrid>
+      <w:tr>
+        <w:tc>
+          <w:tcPr/>
+          <w:p>
+            <w:pPr>
+              <w:pStyle w:val="Compact"/>
+              <w:jc w:val="center"/>
+            </w:pPr>
+            <w:r>
+              <w:t xml:space="preserve">A 5-string bass. B0 is the lowest open string, at 30.87 Hz, and the headstock layout changes to match the instrument.</w:t>
+            </w:r>
+          </w:p>
+        </w:tc>
+      </w:tr>
+    </w:tbl>
+    <w:p>
+      <w:pPr>
+        <w:pStyle w:val="ImageCaption"/>
+      </w:pPr>
+      <w:r>
+        <w:t xml:space="preserve">A 5-string bass. B0 is the lowest open string, at 30.87 Hz, and the headstock layout changes to match the instrument.</w:t>
+      </w:r>
+    </w:p>
+    <w:p>
+      <w:r>
+        <w:pict>
+          <v:rect style="width:0;height:1.5pt" o:hralign="center" o:hrstd="t" o:hr="t"/>
+        </w:pict>
+      </w:r>
+    </w:p>
+    <w:bookmarkEnd w:id="37"/>
+    <w:bookmarkEnd w:id="38"/>
+    <w:bookmarkStart w:id="41" w:name="the-audio-engine"/>
+    <w:p>
+      <w:pPr>
+        <w:pStyle w:val="Heading1"/>
+      </w:pPr>
+      <w:r>
+        <w:t xml:space="preserve">6. The audio engine</w:t>
+      </w:r>
+    </w:p>
+    <w:p>
+      <w:pPr>
+        <w:pStyle w:val="FirstParagraph"/>
+      </w:pPr>
+      <w:r>
+        <w:t xml:space="preserve">Notes are</w:t>
+      </w:r>
+      <w:r>
+        <w:t xml:space="preserve"> </w:t>
+      </w:r>
+      <w:r>
+        <w:rPr>
+          <w:b/>
+          <w:bCs/>
+        </w:rPr>
+        <w:t xml:space="preserve">synthesised, not sampled</w:t>
+      </w:r>
+      <w:r>
+        <w:t xml:space="preserve">: there are no audio files to download and</w:t>
+      </w:r>
+      <w:r>
+        <w:t xml:space="preserve"> </w:t>
+      </w:r>
+      <w:r>
+        <w:t xml:space="preserve">no licensing questions.</w:t>
+      </w:r>
+    </w:p>
+    <w:bookmarkStart w:id="39" w:name="X25aab1461706c83d319dee509f39f65b3ce2abc"/>
+    <w:p>
+      <w:pPr>
+        <w:pStyle w:val="Heading2"/>
+      </w:pPr>
+      <w:r>
+        <w:t xml:space="preserve">6.1 Why Karplus–Strong, and why rendered offline</w:t>
+      </w:r>
+    </w:p>
+    <w:p>
+      <w:pPr>
+        <w:pStyle w:val="FirstParagraph"/>
+      </w:pPr>
+      <w:r>
+        <w:t xml:space="preserve">The model is Karplus–Strong: a short burst of filtered noise circulates in a</w:t>
+      </w:r>
+      <w:r>
+        <w:t xml:space="preserve"> </w:t>
+      </w:r>
+      <w:r>
+        <w:t xml:space="preserve">delay line one period long, losing a little energy and a little treble on every</w:t>
+      </w:r>
+      <w:r>
+        <w:t xml:space="preserve"> </w:t>
+      </w:r>
+      <w:r>
+        <w:t xml:space="preserve">lap — which is what a plucked string does. A pick-position comb filter shapes</w:t>
+      </w:r>
+      <w:r>
+        <w:t xml:space="preserve"> </w:t>
+      </w:r>
+      <w:r>
+        <w:t xml:space="preserve">the excitation, so the attack has the hollow character of a pluck rather than a</w:t>
+      </w:r>
+      <w:r>
+        <w:t xml:space="preserve"> </w:t>
+      </w:r>
+      <w:r>
+        <w:t xml:space="preserve">uniform hiss.</w:t>
+      </w:r>
+    </w:p>
+    <w:p>
+      <w:pPr>
+        <w:pStyle w:val="BodyText"/>
+      </w:pPr>
+      <w:r>
+        <w:t xml:space="preserve">The obvious implementation — a</w:t>
+      </w:r>
+      <w:r>
+        <w:t xml:space="preserve"> </w:t>
+      </w:r>
+      <w:r>
+        <w:rPr>
+          <w:rStyle w:val="VerbatimChar"/>
+        </w:rPr>
+        <w:t xml:space="preserve">DelayNode</w:t>
+      </w:r>
+      <w:r>
+        <w:t xml:space="preserve"> </w:t>
+      </w:r>
+      <w:r>
+        <w:t xml:space="preserve">in a Web Audio feedback loop — does</w:t>
+      </w:r>
+      <w:r>
+        <w:t xml:space="preserve"> </w:t>
+      </w:r>
+      <w:r>
+        <w:t xml:space="preserve">not work. A delay inside a cycle is quantised to a 128-sample block, which caps</w:t>
+      </w:r>
+      <w:r>
+        <w:t xml:space="preserve"> </w:t>
+      </w:r>
+      <w:r>
+        <w:t xml:space="preserve">usable pitch at roughly 344 Hz and detunes everything above it. So each note is</w:t>
+      </w:r>
+      <w:r>
+        <w:t xml:space="preserve"> </w:t>
+      </w:r>
+      <w:r>
+        <w:t xml:space="preserve">instead rendered</w:t>
+      </w:r>
+      <w:r>
+        <w:t xml:space="preserve"> </w:t>
+      </w:r>
+      <w:r>
+        <w:rPr>
+          <w:b/>
+          <w:bCs/>
+        </w:rPr>
+        <w:t xml:space="preserve">offline into a sample buffer</w:t>
+      </w:r>
+      <w:r>
+        <w:t xml:space="preserve"> </w:t>
+      </w:r>
+      <w:r>
+        <w:t xml:space="preserve">in JavaScript, with a</w:t>
+      </w:r>
+      <w:r>
+        <w:t xml:space="preserve"> </w:t>
+      </w:r>
+      <w:r>
+        <w:t xml:space="preserve">fractional delay line implemented by linear interpolation between two taps, and</w:t>
+      </w:r>
+      <w:r>
+        <w:t xml:space="preserve"> </w:t>
+      </w:r>
+      <w:r>
+        <w:t xml:space="preserve">the loop filter’s half-sample of delay accounted for explicitly.</w:t>
+      </w:r>
+    </w:p>
+    <w:p>
+      <w:pPr>
+        <w:pStyle w:val="BodyText"/>
+      </w:pPr>
+      <w:r>
+        <w:t xml:space="preserve">The result is measurably in tune. A test renders every open string and a range</w:t>
+      </w:r>
+      <w:r>
+        <w:t xml:space="preserve"> </w:t>
+      </w:r>
+      <w:r>
+        <w:t xml:space="preserve">of fretted notes and measures the fundamental of the rendered audio by</w:t>
+      </w:r>
+      <w:r>
+        <w:t xml:space="preserve"> </w:t>
+      </w:r>
+      <w:r>
+        <w:t xml:space="preserve">autocorrelation:</w:t>
+      </w:r>
+      <w:r>
+        <w:t xml:space="preserve"> </w:t>
+      </w:r>
+      <w:r>
+        <w:rPr>
+          <w:b/>
+          <w:bCs/>
+        </w:rPr>
+        <w:t xml:space="preserve">every note is within 5 cents</w:t>
+      </w:r>
+      <w:r>
+        <w:t xml:space="preserve">, from a 5-string bass’s low B</w:t>
+      </w:r>
+      <w:r>
+        <w:t xml:space="preserve"> </w:t>
+      </w:r>
+      <w:r>
+        <w:t xml:space="preserve">to the 24th fret of a guitar’s top E, at 44.1, 48 and 96 kHz.</w:t>
+      </w:r>
+    </w:p>
+    <w:p>
+      <w:pPr>
+        <w:pStyle w:val="BodyText"/>
+      </w:pPr>
+      <w:r>
+        <w:t xml:space="preserve">Each note then passes a short EQ chain standing in for the instrument body —</w:t>
+      </w:r>
+      <w:r>
+        <w:t xml:space="preserve"> </w:t>
+      </w:r>
+      <w:r>
+        <w:t xml:space="preserve">different for guitar and for bass — and a limiter, so a six-string strum does not</w:t>
+      </w:r>
+      <w:r>
+        <w:t xml:space="preserve"> </w:t>
+      </w:r>
+      <w:r>
+        <w:t xml:space="preserve">clip. Buffers are cached per pitch, so repeated notes cost nothing.</w:t>
+      </w:r>
+    </w:p>
+    <w:bookmarkEnd w:id="39"/>
+    <w:bookmarkStart w:id="40" w:name="strumming"/>
+    <w:p>
+      <w:pPr>
+        <w:pStyle w:val="Heading2"/>
+      </w:pPr>
+      <w:r>
+        <w:t xml:space="preserve">6.2 Strumming</w:t>
+      </w:r>
+    </w:p>
+    <w:p>
+      <w:pPr>
+        <w:pStyle w:val="FirstParagraph"/>
+      </w:pPr>
+      <w:r>
+        <w:t xml:space="preserve">A chord is scheduled on the audio clock against a</w:t>
+      </w:r>
+      <w:r>
+        <w:t xml:space="preserve"> </w:t>
+      </w:r>
+      <w:r>
+        <w:rPr>
+          <w:b/>
+          <w:bCs/>
+        </w:rPr>
+        <w:t xml:space="preserve">single</w:t>
+      </w:r>
+      <w:r>
+        <w:t xml:space="preserve"> </w:t>
+      </w:r>
+      <w:r>
+        <w:t xml:space="preserve">reading of</w:t>
+      </w:r>
+      <w:r>
+        <w:t xml:space="preserve"> </w:t>
+      </w:r>
+      <w:r>
+        <w:rPr>
+          <w:rStyle w:val="VerbatimChar"/>
+        </w:rPr>
+        <w:t xml:space="preserve">currentTime</w:t>
+      </w:r>
+      <w:r>
+        <w:t xml:space="preserve">, so the sweep is exactly even; reading the clock once per note</w:t>
+      </w:r>
+      <w:r>
+        <w:t xml:space="preserve"> </w:t>
+      </w:r>
+      <w:r>
+        <w:t xml:space="preserve">lets real elapsed time creep in and makes the strum uneven. Measured in a real</w:t>
+      </w:r>
+      <w:r>
+        <w:t xml:space="preserve"> </w:t>
+      </w:r>
+      <w:r>
+        <w:t xml:space="preserve">browser, a six-string down strum at the normal preset schedules its strings at</w:t>
+      </w:r>
+      <w:r>
+        <w:t xml:space="preserve"> </w:t>
+      </w:r>
+      <w:r>
+        <w:t xml:space="preserve">0, 32, 64, 96, 128 and 160 ms.</w:t>
+      </w:r>
+    </w:p>
+    <w:p>
+      <w:pPr>
+        <w:pStyle w:val="Compact"/>
+        <w:numPr>
+          <w:ilvl w:val="0"/>
+          <w:numId w:val="1006"/>
+        </w:numPr>
+      </w:pPr>
+      <w:r>
+        <w:rPr>
+          <w:b/>
+          <w:bCs/>
+        </w:rPr>
+        <w:t xml:space="preserve">Together</w:t>
+      </w:r>
+      <w:r>
+        <w:t xml:space="preserve"> </w:t>
+      </w:r>
+      <w:r>
+        <w:t xml:space="preserve">plays the strings with only a few milliseconds of humanising</w:t>
+      </w:r>
+      <w:r>
+        <w:t xml:space="preserve"> </w:t>
+      </w:r>
+      <w:r>
+        <w:t xml:space="preserve">spread.</w:t>
+      </w:r>
+    </w:p>
+    <w:p>
+      <w:pPr>
+        <w:pStyle w:val="Compact"/>
+        <w:numPr>
+          <w:ilvl w:val="0"/>
+          <w:numId w:val="1006"/>
+        </w:numPr>
+      </w:pPr>
+      <w:r>
+        <w:rPr>
+          <w:b/>
+          <w:bCs/>
+        </w:rPr>
+        <w:t xml:space="preserve">Down</w:t>
+      </w:r>
+      <w:r>
+        <w:t xml:space="preserve"> </w:t>
+      </w:r>
+      <w:r>
+        <w:t xml:space="preserve">runs from the lowest-pitched string upward.</w:t>
+      </w:r>
+    </w:p>
+    <w:p>
+      <w:pPr>
+        <w:pStyle w:val="Compact"/>
+        <w:numPr>
+          <w:ilvl w:val="0"/>
+          <w:numId w:val="1006"/>
+        </w:numPr>
+      </w:pPr>
+      <w:r>
+        <w:rPr>
+          <w:b/>
+          <w:bCs/>
+        </w:rPr>
+        <w:t xml:space="preserve">Up</w:t>
+      </w:r>
+      <w:r>
+        <w:t xml:space="preserve"> </w:t>
+      </w:r>
+      <w:r>
+        <w:t xml:space="preserve">runs from the highest-pitched string downward.</w:t>
+      </w:r>
+    </w:p>
+    <w:p>
+      <w:pPr>
+        <w:pStyle w:val="Compact"/>
+        <w:numPr>
+          <w:ilvl w:val="0"/>
+          <w:numId w:val="1006"/>
+        </w:numPr>
+      </w:pPr>
+      <w:r>
+        <w:rPr>
+          <w:b/>
+          <w:bCs/>
+        </w:rPr>
+        <w:t xml:space="preserve">Muted strings are skipped entirely</w:t>
+      </w:r>
+      <w:r>
+        <w:t xml:space="preserve"> </w:t>
+      </w:r>
+      <w:r>
+        <w:t xml:space="preserve">and make no sound.</w:t>
+      </w:r>
+    </w:p>
+    <w:p>
+      <w:pPr>
+        <w:pStyle w:val="Compact"/>
+        <w:numPr>
+          <w:ilvl w:val="0"/>
+          <w:numId w:val="1006"/>
+        </w:numPr>
+      </w:pPr>
+      <w:r>
+        <w:t xml:space="preserve">Speed is Slow (70 ms), Normal (32 ms), Fast (12 ms) or any custom value.</w:t>
+      </w:r>
+    </w:p>
+    <w:p>
+      <w:pPr>
+        <w:pStyle w:val="FirstParagraph"/>
+      </w:pPr>
+      <w:r>
+        <w:t xml:space="preserve">Thin strings are rendered brighter than thick ones, which is part of why a down</w:t>
+      </w:r>
+      <w:r>
+        <w:t xml:space="preserve"> </w:t>
+      </w:r>
+      <w:r>
+        <w:t xml:space="preserve">strum and an up strum sound genuinely different rather than merely reversed.</w:t>
+      </w:r>
+    </w:p>
+    <w:p>
+      <w:r>
+        <w:pict>
+          <v:rect style="width:0;height:1.5pt" o:hralign="center" o:hrstd="t" o:hr="t"/>
+        </w:pict>
+      </w:r>
+    </w:p>
+    <w:bookmarkEnd w:id="40"/>
+    <w:bookmarkEnd w:id="41"/>
+    <w:bookmarkStart w:id="48" w:name="the-tuner"/>
+    <w:p>
+      <w:pPr>
+        <w:pStyle w:val="Heading1"/>
+      </w:pPr>
+      <w:r>
+        <w:t xml:space="preserve">7. The tuner</w:t>
+      </w:r>
+    </w:p>
+    <w:bookmarkStart w:id="42" w:name="signal-path"/>
+    <w:p>
+      <w:pPr>
+        <w:pStyle w:val="Heading2"/>
+      </w:pPr>
+      <w:r>
+        <w:t xml:space="preserve">7.1 Signal path</w:t>
+      </w:r>
+    </w:p>
+    <w:p>
+      <w:pPr>
+        <w:numPr>
+          <w:ilvl w:val="0"/>
+          <w:numId w:val="1007"/>
+        </w:numPr>
+      </w:pPr>
+      <w:r>
+        <w:rPr>
+          <w:b/>
+          <w:bCs/>
+        </w:rPr>
+        <w:t xml:space="preserve">Capture.</w:t>
+      </w:r>
+      <w:r>
+        <w:t xml:space="preserve"> </w:t>
+      </w:r>
+      <w:r>
+        <w:rPr>
+          <w:rStyle w:val="VerbatimChar"/>
+        </w:rPr>
+        <w:t xml:space="preserve">getUserMedia</w:t>
+      </w:r>
+      <w:r>
+        <w:t xml:space="preserve"> </w:t>
+      </w:r>
+      <w:r>
+        <w:t xml:space="preserve">is called</w:t>
+      </w:r>
+      <w:r>
+        <w:t xml:space="preserve"> </w:t>
+      </w:r>
+      <w:r>
+        <w:rPr>
+          <w:b/>
+          <w:bCs/>
+        </w:rPr>
+        <w:t xml:space="preserve">only</w:t>
+      </w:r>
+      <w:r>
+        <w:t xml:space="preserve"> </w:t>
+      </w:r>
+      <w:r>
+        <w:t xml:space="preserve">when tuner mode is entered,</w:t>
+      </w:r>
+      <w:r>
+        <w:t xml:space="preserve"> </w:t>
+      </w:r>
+      <w:r>
+        <w:t xml:space="preserve">with echo cancellation, noise suppression and automatic gain control</w:t>
+      </w:r>
+      <w:r>
+        <w:t xml:space="preserve"> </w:t>
+      </w:r>
+      <w:r>
+        <w:t xml:space="preserve">explicitly off — all three distort a sustained musical tone enough to move</w:t>
+      </w:r>
+      <w:r>
+        <w:t xml:space="preserve"> </w:t>
+      </w:r>
+      <w:r>
+        <w:t xml:space="preserve">its detected pitch. Frames of 8192 samples (about 170 ms at 48 kHz) are read</w:t>
+      </w:r>
+      <w:r>
+        <w:t xml:space="preserve"> </w:t>
+      </w:r>
+      <w:r>
+        <w:t xml:space="preserve">from an</w:t>
+      </w:r>
+      <w:r>
+        <w:t xml:space="preserve"> </w:t>
+      </w:r>
+      <w:r>
+        <w:rPr>
+          <w:rStyle w:val="VerbatimChar"/>
+        </w:rPr>
+        <w:t xml:space="preserve">AnalyserNode</w:t>
+      </w:r>
+      <w:r>
+        <w:t xml:space="preserve">, long enough to contain several periods of a 31 Hz low</w:t>
+      </w:r>
+    </w:p>
+    <w:p>
+      <w:pPr>
+        <w:numPr>
+          <w:ilvl w:val="0"/>
+          <w:numId w:val="1007"/>
+        </w:numPr>
+      </w:pPr>
+      <w:r>
+        <w:rPr>
+          <w:b/>
+          <w:bCs/>
+        </w:rPr>
+        <w:t xml:space="preserve">Detection.</w:t>
+      </w:r>
+      <w:r>
+        <w:t xml:space="preserve"> </w:t>
+      </w:r>
+      <w:r>
+        <w:t xml:space="preserve">The McLeod normalised square difference function, the</w:t>
+      </w:r>
+      <w:r>
+        <w:t xml:space="preserve"> </w:t>
+      </w:r>
+      <w:r>
+        <w:t xml:space="preserve">normalised cousin of autocorrelation, is evaluated and the</w:t>
+      </w:r>
+      <w:r>
+        <w:t xml:space="preserve"> </w:t>
+      </w:r>
+      <w:r>
+        <w:rPr>
+          <w:b/>
+          <w:bCs/>
+        </w:rPr>
+        <w:t xml:space="preserve">first</w:t>
+      </w:r>
+      <w:r>
+        <w:t xml:space="preserve"> </w:t>
+      </w:r>
+      <w:r>
+        <w:t xml:space="preserve">strong</w:t>
+      </w:r>
+      <w:r>
+        <w:t xml:space="preserve"> </w:t>
+      </w:r>
+      <w:r>
+        <w:t xml:space="preserve">peak is taken rather than the tallest. This is the detail that matters: a</w:t>
+      </w:r>
+      <w:r>
+        <w:t xml:space="preserve"> </w:t>
+      </w:r>
+      <w:r>
+        <w:t xml:space="preserve">periodic signal correlates just as well at twice its period, and</w:t>
+      </w:r>
+      <w:r>
+        <w:t xml:space="preserve"> </w:t>
+      </w:r>
+      <w:r>
+        <w:t xml:space="preserve">“tallest</w:t>
+      </w:r>
+      <w:r>
+        <w:t xml:space="preserve"> </w:t>
+      </w:r>
+      <w:r>
+        <w:t xml:space="preserve">wins”</w:t>
+      </w:r>
+      <w:r>
+        <w:t xml:space="preserve"> </w:t>
+      </w:r>
+      <w:r>
+        <w:t xml:space="preserve">is precisely what makes cheap tuners read an octave low on a bass</w:t>
+      </w:r>
+      <w:r>
+        <w:t xml:space="preserve"> </w:t>
+      </w:r>
+      <w:r>
+        <w:t xml:space="preserve">string. The work is done in two stages — a decimated pass behind a four-pole</w:t>
+      </w:r>
+      <w:r>
+        <w:t xml:space="preserve"> </w:t>
+      </w:r>
+      <w:r>
+        <w:t xml:space="preserve">anti-aliasing filter to find the period cheaply, then a refinement at the full</w:t>
+      </w:r>
+      <w:r>
+        <w:t xml:space="preserve"> </w:t>
+      </w:r>
+      <w:r>
+        <w:t xml:space="preserve">sample rate with parabolic interpolation, which brings the estimate to about</w:t>
+      </w:r>
+      <w:r>
+        <w:t xml:space="preserve"> </w:t>
+      </w:r>
+      <w:r>
+        <w:t xml:space="preserve">a cent. A median filter over the last five frames stops the needle twitching.</w:t>
+      </w:r>
+    </w:p>
+    <w:p>
+      <w:pPr>
+        <w:numPr>
+          <w:ilvl w:val="0"/>
+          <w:numId w:val="1007"/>
+        </w:numPr>
+      </w:pPr>
+      <w:r>
+        <w:rPr>
+          <w:b/>
+          <w:bCs/>
+        </w:rPr>
+        <w:t xml:space="preserve">Interpretation.</w:t>
+      </w:r>
+      <w:r>
+        <w:t xml:space="preserve"> </w:t>
+      </w:r>
+      <w:r>
+        <w:t xml:space="preserve">The frequency becomes a reading: the nearest chromatic</w:t>
+      </w:r>
+      <w:r>
+        <w:t xml:space="preserve"> </w:t>
+      </w:r>
+      <w:r>
+        <w:t xml:space="preserve">note, and the cents deviation from the nearest string of</w:t>
+      </w:r>
+      <w:r>
+        <w:t xml:space="preserve"> </w:t>
+      </w:r>
+      <w:r>
+        <w:rPr>
+          <w:b/>
+          <w:bCs/>
+        </w:rPr>
+        <w:t xml:space="preserve">the tuning</w:t>
+      </w:r>
+      <w:r>
+        <w:rPr>
+          <w:b/>
+          <w:bCs/>
+        </w:rPr>
+        <w:t xml:space="preserve"> </w:t>
+      </w:r>
+      <w:r>
+        <w:rPr>
+          <w:b/>
+          <w:bCs/>
+        </w:rPr>
+        <w:t xml:space="preserve">currently selected</w:t>
+      </w:r>
+      <w:r>
+        <w:t xml:space="preserve">. Drop C, E♭ standard and fully custom tunings therefore</w:t>
+      </w:r>
+      <w:r>
+        <w:t xml:space="preserve"> </w:t>
+      </w:r>
+      <w:r>
+        <w:t xml:space="preserve">work with no special case. A string can be pinned instead of auto-selected,</w:t>
+      </w:r>
+      <w:r>
+        <w:t xml:space="preserve"> </w:t>
+      </w:r>
+      <w:r>
+        <w:t xml:space="preserve">and clicking a string also plays its reference pitch.</w:t>
+      </w:r>
+    </w:p>
+    <w:p>
+      <w:pPr>
+        <w:numPr>
+          <w:ilvl w:val="0"/>
+          <w:numId w:val="1007"/>
+        </w:numPr>
+      </w:pPr>
+      <w:r>
+        <w:rPr>
+          <w:b/>
+          <w:bCs/>
+        </w:rPr>
+        <w:t xml:space="preserve">Display.</w:t>
+      </w:r>
+      <w:r>
+        <w:t xml:space="preserve"> </w:t>
+      </w:r>
+      <w:r>
+        <w:t xml:space="preserve">Note name, exact detected frequency, target frequency, signed</w:t>
+      </w:r>
+      <w:r>
+        <w:t xml:space="preserve"> </w:t>
+      </w:r>
+      <w:r>
+        <w:t xml:space="preserve">cents, a needle, and the verdict written out in words —</w:t>
+      </w:r>
+      <w:r>
+        <w:t xml:space="preserve"> </w:t>
+      </w:r>
+      <w:r>
+        <w:t xml:space="preserve">“Flat by 9 cents —</w:t>
+      </w:r>
+      <w:r>
+        <w:t xml:space="preserve"> </w:t>
+      </w:r>
+      <w:r>
+        <w:t xml:space="preserve">tighten the string”</w:t>
+      </w:r>
+      <w:r>
+        <w:t xml:space="preserve"> </w:t>
+      </w:r>
+      <w:r>
+        <w:t xml:space="preserve">— so nothing depends on colour alone. ±5 cents counts as</w:t>
+      </w:r>
+      <w:r>
+        <w:t xml:space="preserve"> </w:t>
+      </w:r>
+      <w:r>
+        <w:t xml:space="preserve">in tune.</w:t>
+      </w:r>
+    </w:p>
+    <w:bookmarkEnd w:id="42"/>
+    <w:bookmarkStart w:id="43" w:name="measured-accuracy"/>
+    <w:p>
+      <w:pPr>
+        <w:pStyle w:val="Heading2"/>
+      </w:pPr>
+      <w:r>
+        <w:t xml:space="preserve">7.2 Measured accuracy</w:t>
+      </w:r>
+    </w:p>
+    <w:p>
+      <w:pPr>
+        <w:pStyle w:val="FirstParagraph"/>
+      </w:pPr>
+      <w:r>
+        <w:t xml:space="preserve">The tuner was verified end to end in a real browser by feeding the application a</w:t>
+      </w:r>
+      <w:r>
+        <w:t xml:space="preserve"> </w:t>
+      </w:r>
+      <w:r>
+        <w:t xml:space="preserve">synthesised guitar note as its microphone input, so everything downstream of the</w:t>
+      </w:r>
+      <w:r>
+        <w:t xml:space="preserve"> </w:t>
+      </w:r>
+      <w:r>
+        <w:t xml:space="preserve">operating system’s audio driver is the application’s real code.</w:t>
+      </w:r>
+    </w:p>
+    <w:tbl>
+      <w:tblPr>
+        <w:tblStyle w:val="Table"/>
+        <w:tblW w:type="pct" w:w="5000"/>
+        <w:tblLayout w:type="fixed"/>
+        <w:tblLook w:firstRow="1" w:lastRow="0" w:firstColumn="0" w:lastColumn="0" w:noHBand="0" w:noVBand="0" w:val="0020"/>
+      </w:tblPr>
+      <w:tblGrid>
+        <w:gridCol w:w="2640"/>
+        <w:gridCol w:w="2640"/>
+        <w:gridCol w:w="2640"/>
+      </w:tblGrid>
+      <w:tr>
+        <w:trPr>
+          <w:tblHeader w:val="on"/>
+        </w:trPr>
+        <w:tc>
+          <w:tcPr/>
+          <w:p>
+            <w:pPr>
+              <w:pStyle w:val="Compact"/>
+            </w:pPr>
+            <w:r>
+              <w:t xml:space="preserve">Input</w:t>
+            </w:r>
+          </w:p>
+        </w:tc>
+        <w:tc>
+          <w:tcPr/>
+          <w:p>
+            <w:pPr>
+              <w:pStyle w:val="Compact"/>
+            </w:pPr>
+            <w:r>
+              <w:t xml:space="preserve">Expected</w:t>
+            </w:r>
+          </w:p>
+        </w:tc>
+        <w:tc>
+          <w:tcPr/>
+          <w:p>
+            <w:pPr>
+              <w:pStyle w:val="Compact"/>
+            </w:pPr>
+            <w:r>
+              <w:t xml:space="preserve">Reported by the application</w:t>
+            </w:r>
+          </w:p>
+        </w:tc>
+      </w:tr>
+      <w:tr>
+        <w:tc>
+          <w:tcPr/>
+          <w:p>
+            <w:pPr>
+              <w:pStyle w:val="Compact"/>
+            </w:pPr>
+            <w:r>
+              <w:t xml:space="preserve">Open low E, in tune</w:t>
+            </w:r>
+          </w:p>
+        </w:tc>
+        <w:tc>
+          <w:tcPr/>
+          <w:p>
+            <w:pPr>
+              <w:pStyle w:val="Compact"/>
+            </w:pPr>
+            <w:r>
+              <w:t xml:space="preserve">E2, 0 cents</w:t>
+            </w:r>
+          </w:p>
+        </w:tc>
+        <w:tc>
+          <w:tcPr/>
+          <w:p>
+            <w:pPr>
+              <w:pStyle w:val="Compact"/>
+            </w:pPr>
+            <w:r>
+              <w:t xml:space="preserve">E2, +0.0 cents,</w:t>
+            </w:r>
+            <w:r>
+              <w:t xml:space="preserve"> </w:t>
+            </w:r>
+            <w:r>
+              <w:t xml:space="preserve">“In tune”</w:t>
+            </w:r>
+          </w:p>
+        </w:tc>
+      </w:tr>
+      <w:tr>
+        <w:tc>
+          <w:tcPr/>
+          <w:p>
+            <w:pPr>
+              <w:pStyle w:val="Compact"/>
+            </w:pPr>
+            <w:r>
+              <w:t xml:space="preserve">Low E, slightly flat</w:t>
+            </w:r>
+          </w:p>
+        </w:tc>
+        <w:tc>
+          <w:tcPr/>
+          <w:p>
+            <w:pPr>
+              <w:pStyle w:val="Compact"/>
+            </w:pPr>
+            <w:r>
+              <w:t xml:space="preserve">E2, −8.6 cents</w:t>
+            </w:r>
+          </w:p>
+        </w:tc>
+        <w:tc>
+          <w:tcPr/>
+          <w:p>
+            <w:pPr>
+              <w:pStyle w:val="Compact"/>
+            </w:pPr>
+            <w:r>
+              <w:t xml:space="preserve">E2, −9 cents,</w:t>
+            </w:r>
+            <w:r>
+              <w:t xml:space="preserve"> </w:t>
+            </w:r>
+            <w:r>
+              <w:t xml:space="preserve">“Flat — tighten the string”</w:t>
+            </w:r>
+          </w:p>
+        </w:tc>
+      </w:tr>
+      <w:tr>
+        <w:tc>
+          <w:tcPr/>
+          <w:p>
+            <w:pPr>
+              <w:pStyle w:val="Compact"/>
+            </w:pPr>
+            <w:r>
+              <w:t xml:space="preserve">A string, sharp</w:t>
+            </w:r>
+          </w:p>
+        </w:tc>
+        <w:tc>
+          <w:tcPr/>
+          <w:p>
+            <w:pPr>
+              <w:pStyle w:val="Compact"/>
+            </w:pPr>
+            <w:r>
+              <w:t xml:space="preserve">A2, +23.5 cents</w:t>
+            </w:r>
+          </w:p>
+        </w:tc>
+        <w:tc>
+          <w:tcPr/>
+          <w:p>
+            <w:pPr>
+              <w:pStyle w:val="Compact"/>
+            </w:pPr>
+            <w:r>
+              <w:t xml:space="preserve">A2, +23.4 cents,</w:t>
+            </w:r>
+            <w:r>
+              <w:t xml:space="preserve"> </w:t>
+            </w:r>
+            <w:r>
+              <w:t xml:space="preserve">“Sharp — loosen the string”</w:t>
+            </w:r>
+          </w:p>
+        </w:tc>
+      </w:tr>
+      <w:tr>
+        <w:tc>
+          <w:tcPr/>
+          <w:p>
+            <w:pPr>
+              <w:pStyle w:val="Compact"/>
+            </w:pPr>
+            <w:r>
+              <w:t xml:space="preserve">D string</w:t>
+            </w:r>
+          </w:p>
+        </w:tc>
+        <w:tc>
+          <w:tcPr/>
+          <w:p>
+            <w:pPr>
+              <w:pStyle w:val="Compact"/>
+            </w:pPr>
+            <w:r>
+              <w:t xml:space="preserve">D3, +2.0 cents</w:t>
+            </w:r>
+          </w:p>
+        </w:tc>
+        <w:tc>
+          <w:tcPr/>
+          <w:p>
+            <w:pPr>
+              <w:pStyle w:val="Compact"/>
+            </w:pPr>
+            <w:r>
+              <w:t xml:space="preserve">D3, +2.0 cents,</w:t>
+            </w:r>
+            <w:r>
+              <w:t xml:space="preserve"> </w:t>
+            </w:r>
+            <w:r>
+              <w:t xml:space="preserve">“In tune”</w:t>
+            </w:r>
+          </w:p>
+        </w:tc>
+      </w:tr>
+      <w:tr>
+        <w:tc>
+          <w:tcPr/>
+          <w:p>
+            <w:pPr>
+              <w:pStyle w:val="Compact"/>
+            </w:pPr>
+            <w:r>
+              <w:t xml:space="preserve">Drop D low string</w:t>
+            </w:r>
+          </w:p>
+        </w:tc>
+        <w:tc>
+          <w:tcPr/>
+          <w:p>
+            <w:pPr>
+              <w:pStyle w:val="Compact"/>
+            </w:pPr>
+            <w:r>
+              <w:t xml:space="preserve">D2, −9.8 cents</w:t>
+            </w:r>
+          </w:p>
+        </w:tc>
+        <w:tc>
+          <w:tcPr/>
+          <w:p>
+            <w:pPr>
+              <w:pStyle w:val="Compact"/>
+            </w:pPr>
+            <w:r>
+              <w:t xml:space="preserve">D2, −9.8 cents, target shown as D2, not E2</w:t>
+            </w:r>
+          </w:p>
+        </w:tc>
+      </w:tr>
+      <w:tr>
+        <w:tc>
+          <w:tcPr/>
+          <w:p>
+            <w:pPr>
+              <w:pStyle w:val="Compact"/>
+            </w:pPr>
+            <w:r>
+              <w:t xml:space="preserve">5-string bass low B</w:t>
+            </w:r>
+          </w:p>
+        </w:tc>
+        <w:tc>
+          <w:tcPr/>
+          <w:p>
+            <w:pPr>
+              <w:pStyle w:val="Compact"/>
+            </w:pPr>
+            <w:r>
+              <w:t xml:space="preserve">B0, +7.4 cents</w:t>
+            </w:r>
+          </w:p>
+        </w:tc>
+        <w:tc>
+          <w:tcPr/>
+          <w:p>
+            <w:pPr>
+              <w:pStyle w:val="Compact"/>
+            </w:pPr>
+            <w:r>
+              <w:t xml:space="preserve">B0, +7.4 cents, at 31 Hz</w:t>
+            </w:r>
+          </w:p>
+        </w:tc>
+      </w:tr>
+    </w:tbl>
+    <w:p>
+      <w:pPr>
+        <w:pStyle w:val="BodyText"/>
+      </w:pPr>
+      <w:r>
+        <w:t xml:space="preserve">Every case identified the right note and the right target string, with cents</w:t>
+      </w:r>
+      <w:r>
+        <w:t xml:space="preserve"> </w:t>
+      </w:r>
+      <w:r>
+        <w:t xml:space="preserve">deviation accurate to within half a cent.</w:t>
+      </w:r>
+    </w:p>
+    <w:bookmarkEnd w:id="43"/>
+    <w:bookmarkStart w:id="47" w:name="the-camera-move"/>
+    <w:p>
+      <w:pPr>
+        <w:pStyle w:val="Heading2"/>
+      </w:pPr>
+      <w:r>
+        <w:t xml:space="preserve">7.3 The camera move</w:t>
+      </w:r>
+    </w:p>
+    <w:p>
+      <w:pPr>
+        <w:pStyle w:val="FirstParagraph"/>
+      </w:pPr>
+      <w:r>
+        <w:t xml:space="preserve">Entering tuner mode does not open a popup somewhere on the screen. The current</w:t>
+      </w:r>
+      <w:r>
+        <w:t xml:space="preserve"> </w:t>
+      </w:r>
+      <w:r>
+        <w:t xml:space="preserve">zoom level and horizontal scroll position are</w:t>
+      </w:r>
+      <w:r>
+        <w:t xml:space="preserve"> </w:t>
+      </w:r>
+      <w:r>
+        <w:rPr>
+          <w:b/>
+          <w:bCs/>
+        </w:rPr>
+        <w:t xml:space="preserve">stored</w:t>
+      </w:r>
+      <w:r>
+        <w:t xml:space="preserve">, then one CSS transform</w:t>
+      </w:r>
+      <w:r>
+        <w:t xml:space="preserve"> </w:t>
+      </w:r>
+      <w:r>
+        <w:t xml:space="preserve">translates and scales the entire instrument so the headstock ends up enlarged</w:t>
+      </w:r>
+      <w:r>
+        <w:t xml:space="preserve"> </w:t>
+      </w:r>
+      <w:r>
+        <w:t xml:space="preserve">and framed, with the tuner readout beside it and the tuning pegs lighting up as</w:t>
+      </w:r>
+      <w:r>
+        <w:t xml:space="preserve"> </w:t>
+      </w:r>
+      <w:r>
+        <w:t xml:space="preserve">a string comes into tune. The stage itself grows to make room. The scale is</w:t>
+      </w:r>
+      <w:r>
+        <w:t xml:space="preserve"> </w:t>
+      </w:r>
+      <w:r>
+        <w:t xml:space="preserve">clamped by both the width and the height of the view, so the headstock is never</w:t>
+      </w:r>
+      <w:r>
+        <w:t xml:space="preserve"> </w:t>
+      </w:r>
+      <w:r>
+        <w:t xml:space="preserve">cropped.</w:t>
+      </w:r>
+    </w:p>
+    <w:p>
+      <w:pPr>
+        <w:pStyle w:val="BodyText"/>
+      </w:pPr>
+      <w:r>
+        <w:t xml:space="preserve">Leaving tuner mode animates back along the same path and then restores the</w:t>
+      </w:r>
+      <w:r>
+        <w:t xml:space="preserve"> </w:t>
+      </w:r>
+      <w:r>
+        <w:rPr>
+          <w:b/>
+          <w:bCs/>
+        </w:rPr>
+        <w:t xml:space="preserve">stored</w:t>
+      </w:r>
+      <w:r>
+        <w:t xml:space="preserve"> </w:t>
+      </w:r>
+      <w:r>
+        <w:t xml:space="preserve">zoom and scroll position — not an arbitrary default. The transition</w:t>
+      </w:r>
+      <w:r>
+        <w:t xml:space="preserve"> </w:t>
+      </w:r>
+      <w:r>
+        <w:t xml:space="preserve">honours</w:t>
+      </w:r>
+      <w:r>
+        <w:t xml:space="preserve"> </w:t>
+      </w:r>
+      <w:r>
+        <w:rPr>
+          <w:rStyle w:val="VerbatimChar"/>
+        </w:rPr>
+        <w:t xml:space="preserve">prefers-reduced-motion</w:t>
+      </w:r>
+      <w:r>
+        <w:t xml:space="preserve">.</w:t>
       </w:r>
     </w:p>
     <w:p>
@@ -3023,18 +4537,18 @@
           <wp:inline>
             <wp:extent cx="5334000" cy="3518958"/>
             <wp:effectExtent b="0" l="0" r="0" t="0"/>
-            <wp:docPr descr="A 7-string guitar in Drop G. The tuning, the note names, the highlighting and the chord shapes are all recalculated." title="" id="35" name="Picture"/>
+            <wp:docPr descr="Tuner mode: the camera has travelled to the headstock, with the readout beside it. Shown here with microphone permission denied, which is handled with a plain-language explanation and a retry." title="" id="45" name="Picture"/>
             <a:graphic>
               <a:graphicData uri="http://schemas.openxmlformats.org/drawingml/2006/picture">
                 <pic:pic>
                   <pic:nvPicPr>
-                    <pic:cNvPr descr="images/03-guitar7-dropg.png" id="36" name="Picture"/>
+                    <pic:cNvPr descr="images/05-tuner-camera.png" id="46" name="Picture"/>
                     <pic:cNvPicPr>
                       <a:picLocks noChangeArrowheads="1" noChangeAspect="1"/>
                     </pic:cNvPicPr>
                   </pic:nvPicPr>
                   <pic:blipFill>
-                    <a:blip r:embed="rId34"/>
+                    <a:blip r:embed="rId44"/>
                     <a:stretch>
                       <a:fillRect/>
                     </a:stretch>
@@ -3066,17 +4580,34 @@
         <w:pStyle w:val="ImageCaption"/>
       </w:pPr>
       <w:r>
-        <w:t xml:space="preserve">A 7-string guitar in Drop G. The tuning, the note names, the highlighting and the chord shapes are all recalculated.</w:t>
-      </w:r>
-    </w:p>
-    <w:bookmarkEnd w:id="37"/>
-    <w:bookmarkStart w:id="41" w:name="custom-tunings"/>
+        <w:t xml:space="preserve">Tuner mode: the camera has travelled to the headstock, with the readout beside it. Shown here with microphone permission denied, which is handled with a plain-language explanation and a retry.</w:t>
+      </w:r>
+    </w:p>
+    <w:p>
+      <w:r>
+        <w:pict>
+          <v:rect style="width:0;height:1.5pt" o:hralign="center" o:hrstd="t" o:hr="t"/>
+        </w:pict>
+      </w:r>
+    </w:p>
+    <w:bookmarkEnd w:id="47"/>
+    <w:bookmarkEnd w:id="48"/>
+    <w:bookmarkStart w:id="60" w:name="interface-accessibility-and-resilience"/>
+    <w:p>
+      <w:pPr>
+        <w:pStyle w:val="Heading1"/>
+      </w:pPr>
+      <w:r>
+        <w:t xml:space="preserve">8. Interface, accessibility and resilience</w:t>
+      </w:r>
+    </w:p>
+    <w:bookmarkStart w:id="52" w:name="visual-design"/>
     <w:p>
       <w:pPr>
         <w:pStyle w:val="Heading2"/>
       </w:pPr>
       <w:r>
-        <w:t xml:space="preserve">5.3 Custom tunings</w:t>
+        <w:t xml:space="preserve">8.1 Visual design</w:t>
       </w:r>
     </w:p>
     <w:p>
@@ -3084,25 +4615,53 @@
         <w:pStyle w:val="FirstParagraph"/>
       </w:pPr>
       <w:r>
-        <w:t xml:space="preserve">Each instrument keeps its own custom tuning. The editor validates every string</w:t>
-      </w:r>
-      <w:r>
-        <w:t xml:space="preserve"> </w:t>
-      </w:r>
-      <w:r>
-        <w:t xml:space="preserve">as it is typed, names the offending string when it is wrong, and refuses to</w:t>
-      </w:r>
-      <w:r>
-        <w:t xml:space="preserve"> </w:t>
-      </w:r>
-      <w:r>
-        <w:t xml:space="preserve">apply an invalid tuning rather than letting it reach the fretboard. There are</w:t>
-      </w:r>
-      <w:r>
-        <w:t xml:space="preserve"> </w:t>
-      </w:r>
-      <w:r>
-        <w:t xml:space="preserve">also one-click transpose-everything-by-a-semitone buttons.</w:t>
+        <w:t xml:space="preserve">Noto Sans throughout (verified as actually loading, with a system-font fallback</w:t>
+      </w:r>
+      <w:r>
+        <w:t xml:space="preserve"> </w:t>
+      </w:r>
+      <w:r>
+        <w:t xml:space="preserve">stack for when Google Fonts is unreachable), a restrained dark and light theme,</w:t>
+      </w:r>
+      <w:r>
+        <w:t xml:space="preserve"> </w:t>
+      </w:r>
+      <w:r>
+        <w:t xml:space="preserve">and the fretboard kept as the clear visual focus. Musical roles are distinguished</w:t>
+      </w:r>
+      <w:r>
+        <w:t xml:space="preserve"> </w:t>
+      </w:r>
+      <w:r>
+        <w:t xml:space="preserve">by</w:t>
+      </w:r>
+      <w:r>
+        <w:t xml:space="preserve"> </w:t>
+      </w:r>
+      <w:r>
+        <w:rPr>
+          <w:b/>
+          <w:bCs/>
+        </w:rPr>
+        <w:t xml:space="preserve">shape as well as colour</w:t>
+      </w:r>
+      <w:r>
+        <w:t xml:space="preserve"> </w:t>
+      </w:r>
+      <w:r>
+        <w:t xml:space="preserve">— roots are squares, scale notes are circles,</w:t>
+      </w:r>
+      <w:r>
+        <w:t xml:space="preserve"> </w:t>
+      </w:r>
+      <w:r>
+        <w:t xml:space="preserve">chord-shape notes carry a halo, muted strings carry an ✕ at the nut — so the</w:t>
+      </w:r>
+      <w:r>
+        <w:t xml:space="preserve"> </w:t>
+      </w:r>
+      <w:r>
+        <w:t xml:space="preserve">display survives greyscale and colour-blindness.</w:t>
       </w:r>
     </w:p>
     <w:p>
@@ -3114,18 +4673,18 @@
           <wp:inline>
             <wp:extent cx="5334000" cy="3518958"/>
             <wp:effectExtent b="0" l="0" r="0" t="0"/>
-            <wp:docPr descr="A 5-string bass. B0 is the lowest open string, at 30.87 Hz, and the headstock layout changes to match the instrument." title="" id="39" name="Picture"/>
+            <wp:docPr descr="The light theme." title="" id="50" name="Picture"/>
             <a:graphic>
               <a:graphicData uri="http://schemas.openxmlformats.org/drawingml/2006/picture">
                 <pic:pic>
                   <pic:nvPicPr>
-                    <pic:cNvPr descr="images/04-bass5-scale.png" id="40" name="Picture"/>
+                    <pic:cNvPr descr="images/07-light.png" id="51" name="Picture"/>
                     <pic:cNvPicPr>
                       <a:picLocks noChangeArrowheads="1" noChangeAspect="1"/>
                     </pic:cNvPicPr>
                   </pic:nvPicPr>
                   <pic:blipFill>
-                    <a:blip r:embed="rId38"/>
+                    <a:blip r:embed="rId49"/>
                     <a:stretch>
                       <a:fillRect/>
                     </a:stretch>
@@ -3157,25 +4716,17 @@
         <w:pStyle w:val="ImageCaption"/>
       </w:pPr>
       <w:r>
-        <w:t xml:space="preserve">A 5-string bass. B0 is the lowest open string, at 30.87 Hz, and the headstock layout changes to match the instrument.</w:t>
-      </w:r>
-    </w:p>
-    <w:p>
-      <w:r>
-        <w:pict>
-          <v:rect style="width:0;height:1.5pt" o:hralign="center" o:hrstd="t" o:hr="t"/>
-        </w:pict>
-      </w:r>
-    </w:p>
-    <w:bookmarkEnd w:id="41"/>
-    <w:bookmarkEnd w:id="42"/>
-    <w:bookmarkStart w:id="45" w:name="the-audio-engine"/>
-    <w:p>
-      <w:pPr>
-        <w:pStyle w:val="Heading1"/>
-      </w:pPr>
-      <w:r>
-        <w:t xml:space="preserve">6. The audio engine</w:t>
+        <w:t xml:space="preserve">The light theme.</w:t>
+      </w:r>
+    </w:p>
+    <w:bookmarkEnd w:id="52"/>
+    <w:bookmarkStart w:id="56" w:name="responsive-design"/>
+    <w:p>
+      <w:pPr>
+        <w:pStyle w:val="Heading2"/>
+      </w:pPr>
+      <w:r>
+        <w:t xml:space="preserve">8.2 Responsive design</w:t>
       </w:r>
     </w:p>
     <w:p>
@@ -3183,1140 +4734,19 @@
         <w:pStyle w:val="FirstParagraph"/>
       </w:pPr>
       <w:r>
-        <w:t xml:space="preserve">Notes are</w:t>
-      </w:r>
-      <w:r>
-        <w:t xml:space="preserve"> </w:t>
-      </w:r>
-      <w:r>
-        <w:rPr>
-          <w:b/>
-          <w:bCs/>
-        </w:rPr>
-        <w:t xml:space="preserve">synthesised, not sampled</w:t>
-      </w:r>
-      <w:r>
-        <w:t xml:space="preserve">: there are no audio files to download and</w:t>
-      </w:r>
-      <w:r>
-        <w:t xml:space="preserve"> </w:t>
-      </w:r>
-      <w:r>
-        <w:t xml:space="preserve">no licensing questions.</w:t>
-      </w:r>
-    </w:p>
-    <w:bookmarkStart w:id="43" w:name="X25aab1461706c83d319dee509f39f65b3ce2abc"/>
-    <w:p>
-      <w:pPr>
-        <w:pStyle w:val="Heading2"/>
-      </w:pPr>
-      <w:r>
-        <w:t xml:space="preserve">6.1 Why Karplus–Strong, and why rendered offline</w:t>
-      </w:r>
-    </w:p>
-    <w:p>
-      <w:pPr>
-        <w:pStyle w:val="FirstParagraph"/>
-      </w:pPr>
-      <w:r>
-        <w:t xml:space="preserve">The model is Karplus–Strong: a short burst of filtered noise circulates in a</w:t>
-      </w:r>
-      <w:r>
-        <w:t xml:space="preserve"> </w:t>
-      </w:r>
-      <w:r>
-        <w:t xml:space="preserve">delay line one period long, losing a little energy and a little treble on every</w:t>
-      </w:r>
-      <w:r>
-        <w:t xml:space="preserve"> </w:t>
-      </w:r>
-      <w:r>
-        <w:t xml:space="preserve">lap — which is what a plucked string does. A pick-position comb filter shapes</w:t>
-      </w:r>
-      <w:r>
-        <w:t xml:space="preserve"> </w:t>
-      </w:r>
-      <w:r>
-        <w:t xml:space="preserve">the excitation, so the attack has the hollow character of a pluck rather than a</w:t>
-      </w:r>
-      <w:r>
-        <w:t xml:space="preserve"> </w:t>
-      </w:r>
-      <w:r>
-        <w:t xml:space="preserve">uniform hiss.</w:t>
-      </w:r>
-    </w:p>
-    <w:p>
-      <w:pPr>
-        <w:pStyle w:val="BodyText"/>
-      </w:pPr>
-      <w:r>
-        <w:t xml:space="preserve">The obvious implementation — a</w:t>
-      </w:r>
-      <w:r>
-        <w:t xml:space="preserve"> </w:t>
-      </w:r>
-      <w:r>
-        <w:rPr>
-          <w:rStyle w:val="VerbatimChar"/>
-        </w:rPr>
-        <w:t xml:space="preserve">DelayNode</w:t>
-      </w:r>
-      <w:r>
-        <w:t xml:space="preserve"> </w:t>
-      </w:r>
-      <w:r>
-        <w:t xml:space="preserve">in a Web Audio feedback loop — does</w:t>
-      </w:r>
-      <w:r>
-        <w:t xml:space="preserve"> </w:t>
-      </w:r>
-      <w:r>
-        <w:t xml:space="preserve">not work. A delay inside a cycle is quantised to a 128-sample block, which caps</w:t>
-      </w:r>
-      <w:r>
-        <w:t xml:space="preserve"> </w:t>
-      </w:r>
-      <w:r>
-        <w:t xml:space="preserve">usable pitch at roughly 344 Hz and detunes everything above it. So each note is</w:t>
-      </w:r>
-      <w:r>
-        <w:t xml:space="preserve"> </w:t>
-      </w:r>
-      <w:r>
-        <w:t xml:space="preserve">instead rendered</w:t>
-      </w:r>
-      <w:r>
-        <w:t xml:space="preserve"> </w:t>
-      </w:r>
-      <w:r>
-        <w:rPr>
-          <w:b/>
-          <w:bCs/>
-        </w:rPr>
-        <w:t xml:space="preserve">offline into a sample buffer</w:t>
-      </w:r>
-      <w:r>
-        <w:t xml:space="preserve"> </w:t>
-      </w:r>
-      <w:r>
-        <w:t xml:space="preserve">in JavaScript, with a</w:t>
-      </w:r>
-      <w:r>
-        <w:t xml:space="preserve"> </w:t>
-      </w:r>
-      <w:r>
-        <w:t xml:space="preserve">fractional delay line implemented by linear interpolation between two taps, and</w:t>
-      </w:r>
-      <w:r>
-        <w:t xml:space="preserve"> </w:t>
-      </w:r>
-      <w:r>
-        <w:t xml:space="preserve">the loop filter’s half-sample of delay accounted for explicitly.</w:t>
-      </w:r>
-    </w:p>
-    <w:p>
-      <w:pPr>
-        <w:pStyle w:val="BodyText"/>
-      </w:pPr>
-      <w:r>
-        <w:t xml:space="preserve">The result is measurably in tune. A test renders every open string and a range</w:t>
-      </w:r>
-      <w:r>
-        <w:t xml:space="preserve"> </w:t>
-      </w:r>
-      <w:r>
-        <w:t xml:space="preserve">of fretted notes and measures the fundamental of the rendered audio by</w:t>
-      </w:r>
-      <w:r>
-        <w:t xml:space="preserve"> </w:t>
-      </w:r>
-      <w:r>
-        <w:t xml:space="preserve">autocorrelation:</w:t>
-      </w:r>
-      <w:r>
-        <w:t xml:space="preserve"> </w:t>
-      </w:r>
-      <w:r>
-        <w:rPr>
-          <w:b/>
-          <w:bCs/>
-        </w:rPr>
-        <w:t xml:space="preserve">every note is within 5 cents</w:t>
-      </w:r>
-      <w:r>
-        <w:t xml:space="preserve">, from a 5-string bass’s low B</w:t>
-      </w:r>
-      <w:r>
-        <w:t xml:space="preserve"> </w:t>
-      </w:r>
-      <w:r>
-        <w:t xml:space="preserve">to the 24th fret of a guitar’s top E, at 44.1, 48 and 96 kHz.</w:t>
-      </w:r>
-    </w:p>
-    <w:p>
-      <w:pPr>
-        <w:pStyle w:val="BodyText"/>
-      </w:pPr>
-      <w:r>
-        <w:t xml:space="preserve">Each note then passes a short EQ chain standing in for the instrument body —</w:t>
-      </w:r>
-      <w:r>
-        <w:t xml:space="preserve"> </w:t>
-      </w:r>
-      <w:r>
-        <w:t xml:space="preserve">different for guitar and for bass — and a limiter, so a six-string strum does not</w:t>
-      </w:r>
-      <w:r>
-        <w:t xml:space="preserve"> </w:t>
-      </w:r>
-      <w:r>
-        <w:t xml:space="preserve">clip. Buffers are cached per pitch, so repeated notes cost nothing.</w:t>
-      </w:r>
-    </w:p>
-    <w:bookmarkEnd w:id="43"/>
-    <w:bookmarkStart w:id="44" w:name="strumming"/>
-    <w:p>
-      <w:pPr>
-        <w:pStyle w:val="Heading2"/>
-      </w:pPr>
-      <w:r>
-        <w:t xml:space="preserve">6.2 Strumming</w:t>
-      </w:r>
-    </w:p>
-    <w:p>
-      <w:pPr>
-        <w:pStyle w:val="FirstParagraph"/>
-      </w:pPr>
-      <w:r>
-        <w:t xml:space="preserve">A chord is scheduled on the audio clock against a</w:t>
-      </w:r>
-      <w:r>
-        <w:t xml:space="preserve"> </w:t>
-      </w:r>
-      <w:r>
-        <w:rPr>
-          <w:b/>
-          <w:bCs/>
-        </w:rPr>
-        <w:t xml:space="preserve">single</w:t>
-      </w:r>
-      <w:r>
-        <w:t xml:space="preserve"> </w:t>
-      </w:r>
-      <w:r>
-        <w:t xml:space="preserve">reading of</w:t>
-      </w:r>
-      <w:r>
-        <w:t xml:space="preserve"> </w:t>
-      </w:r>
-      <w:r>
-        <w:rPr>
-          <w:rStyle w:val="VerbatimChar"/>
-        </w:rPr>
-        <w:t xml:space="preserve">currentTime</w:t>
-      </w:r>
-      <w:r>
-        <w:t xml:space="preserve">, so the sweep is exactly even; reading the clock once per note</w:t>
-      </w:r>
-      <w:r>
-        <w:t xml:space="preserve"> </w:t>
-      </w:r>
-      <w:r>
-        <w:t xml:space="preserve">lets real elapsed time creep in and makes the strum uneven. Measured in a real</w:t>
-      </w:r>
-      <w:r>
-        <w:t xml:space="preserve"> </w:t>
-      </w:r>
-      <w:r>
-        <w:t xml:space="preserve">browser, a six-string down strum at the normal preset schedules its strings at</w:t>
-      </w:r>
-      <w:r>
-        <w:t xml:space="preserve"> </w:t>
-      </w:r>
-      <w:r>
-        <w:t xml:space="preserve">0, 32, 64, 96, 128 and 160 ms.</w:t>
-      </w:r>
-    </w:p>
-    <w:p>
-      <w:pPr>
-        <w:pStyle w:val="Compact"/>
-        <w:numPr>
-          <w:ilvl w:val="0"/>
-          <w:numId w:val="1005"/>
-        </w:numPr>
-      </w:pPr>
-      <w:r>
-        <w:rPr>
-          <w:b/>
-          <w:bCs/>
-        </w:rPr>
-        <w:t xml:space="preserve">Together</w:t>
-      </w:r>
-      <w:r>
-        <w:t xml:space="preserve"> </w:t>
-      </w:r>
-      <w:r>
-        <w:t xml:space="preserve">plays the strings with only a few milliseconds of humanising</w:t>
-      </w:r>
-      <w:r>
-        <w:t xml:space="preserve"> </w:t>
-      </w:r>
-      <w:r>
-        <w:t xml:space="preserve">spread.</w:t>
-      </w:r>
-    </w:p>
-    <w:p>
-      <w:pPr>
-        <w:pStyle w:val="Compact"/>
-        <w:numPr>
-          <w:ilvl w:val="0"/>
-          <w:numId w:val="1005"/>
-        </w:numPr>
-      </w:pPr>
-      <w:r>
-        <w:rPr>
-          <w:b/>
-          <w:bCs/>
-        </w:rPr>
-        <w:t xml:space="preserve">Down</w:t>
-      </w:r>
-      <w:r>
-        <w:t xml:space="preserve"> </w:t>
-      </w:r>
-      <w:r>
-        <w:t xml:space="preserve">runs from the lowest-pitched string upward.</w:t>
-      </w:r>
-    </w:p>
-    <w:p>
-      <w:pPr>
-        <w:pStyle w:val="Compact"/>
-        <w:numPr>
-          <w:ilvl w:val="0"/>
-          <w:numId w:val="1005"/>
-        </w:numPr>
-      </w:pPr>
-      <w:r>
-        <w:rPr>
-          <w:b/>
-          <w:bCs/>
-        </w:rPr>
-        <w:t xml:space="preserve">Up</w:t>
-      </w:r>
-      <w:r>
-        <w:t xml:space="preserve"> </w:t>
-      </w:r>
-      <w:r>
-        <w:t xml:space="preserve">runs from the highest-pitched string downward.</w:t>
-      </w:r>
-    </w:p>
-    <w:p>
-      <w:pPr>
-        <w:pStyle w:val="Compact"/>
-        <w:numPr>
-          <w:ilvl w:val="0"/>
-          <w:numId w:val="1005"/>
-        </w:numPr>
-      </w:pPr>
-      <w:r>
-        <w:rPr>
-          <w:b/>
-          <w:bCs/>
-        </w:rPr>
-        <w:t xml:space="preserve">Muted strings are skipped entirely</w:t>
-      </w:r>
-      <w:r>
-        <w:t xml:space="preserve"> </w:t>
-      </w:r>
-      <w:r>
-        <w:t xml:space="preserve">and make no sound.</w:t>
-      </w:r>
-    </w:p>
-    <w:p>
-      <w:pPr>
-        <w:pStyle w:val="Compact"/>
-        <w:numPr>
-          <w:ilvl w:val="0"/>
-          <w:numId w:val="1005"/>
-        </w:numPr>
-      </w:pPr>
-      <w:r>
-        <w:t xml:space="preserve">Speed is Slow (70 ms), Normal (32 ms), Fast (12 ms) or any custom value.</w:t>
-      </w:r>
-    </w:p>
-    <w:p>
-      <w:pPr>
-        <w:pStyle w:val="FirstParagraph"/>
-      </w:pPr>
-      <w:r>
-        <w:t xml:space="preserve">Thin strings are rendered brighter than thick ones, which is part of why a down</w:t>
-      </w:r>
-      <w:r>
-        <w:t xml:space="preserve"> </w:t>
-      </w:r>
-      <w:r>
-        <w:t xml:space="preserve">strum and an up strum sound genuinely different rather than merely reversed.</w:t>
-      </w:r>
-    </w:p>
-    <w:p>
-      <w:r>
-        <w:pict>
-          <v:rect style="width:0;height:1.5pt" o:hralign="center" o:hrstd="t" o:hr="t"/>
-        </w:pict>
-      </w:r>
-    </w:p>
-    <w:bookmarkEnd w:id="44"/>
-    <w:bookmarkEnd w:id="45"/>
-    <w:bookmarkStart w:id="52" w:name="the-tuner"/>
-    <w:p>
-      <w:pPr>
-        <w:pStyle w:val="Heading1"/>
-      </w:pPr>
-      <w:r>
-        <w:t xml:space="preserve">7. The tuner</w:t>
-      </w:r>
-    </w:p>
-    <w:bookmarkStart w:id="46" w:name="signal-path"/>
-    <w:p>
-      <w:pPr>
-        <w:pStyle w:val="Heading2"/>
-      </w:pPr>
-      <w:r>
-        <w:t xml:space="preserve">7.1 Signal path</w:t>
-      </w:r>
-    </w:p>
-    <w:p>
-      <w:pPr>
-        <w:numPr>
-          <w:ilvl w:val="0"/>
-          <w:numId w:val="1006"/>
-        </w:numPr>
-      </w:pPr>
-      <w:r>
-        <w:rPr>
-          <w:b/>
-          <w:bCs/>
-        </w:rPr>
-        <w:t xml:space="preserve">Capture.</w:t>
-      </w:r>
-      <w:r>
-        <w:t xml:space="preserve"> </w:t>
-      </w:r>
-      <w:r>
-        <w:rPr>
-          <w:rStyle w:val="VerbatimChar"/>
-        </w:rPr>
-        <w:t xml:space="preserve">getUserMedia</w:t>
-      </w:r>
-      <w:r>
-        <w:t xml:space="preserve"> </w:t>
-      </w:r>
-      <w:r>
-        <w:t xml:space="preserve">is called</w:t>
-      </w:r>
-      <w:r>
-        <w:t xml:space="preserve"> </w:t>
-      </w:r>
-      <w:r>
-        <w:rPr>
-          <w:b/>
-          <w:bCs/>
-        </w:rPr>
-        <w:t xml:space="preserve">only</w:t>
-      </w:r>
-      <w:r>
-        <w:t xml:space="preserve"> </w:t>
-      </w:r>
-      <w:r>
-        <w:t xml:space="preserve">when tuner mode is entered,</w:t>
-      </w:r>
-      <w:r>
-        <w:t xml:space="preserve"> </w:t>
-      </w:r>
-      <w:r>
-        <w:t xml:space="preserve">with echo cancellation, noise suppression and automatic gain control</w:t>
-      </w:r>
-      <w:r>
-        <w:t xml:space="preserve"> </w:t>
-      </w:r>
-      <w:r>
-        <w:t xml:space="preserve">explicitly off — all three distort a sustained musical tone enough to move</w:t>
-      </w:r>
-      <w:r>
-        <w:t xml:space="preserve"> </w:t>
-      </w:r>
-      <w:r>
-        <w:t xml:space="preserve">its detected pitch. Frames of 8192 samples (about 170 ms at 48 kHz) are read</w:t>
-      </w:r>
-      <w:r>
-        <w:t xml:space="preserve"> </w:t>
-      </w:r>
-      <w:r>
-        <w:t xml:space="preserve">from an</w:t>
-      </w:r>
-      <w:r>
-        <w:t xml:space="preserve"> </w:t>
-      </w:r>
-      <w:r>
-        <w:rPr>
-          <w:rStyle w:val="VerbatimChar"/>
-        </w:rPr>
-        <w:t xml:space="preserve">AnalyserNode</w:t>
-      </w:r>
-      <w:r>
-        <w:t xml:space="preserve">, long enough to contain several periods of a 31 Hz low</w:t>
-      </w:r>
-    </w:p>
-    <w:p>
-      <w:pPr>
-        <w:numPr>
-          <w:ilvl w:val="0"/>
-          <w:numId w:val="1006"/>
-        </w:numPr>
-      </w:pPr>
-      <w:r>
-        <w:rPr>
-          <w:b/>
-          <w:bCs/>
-        </w:rPr>
-        <w:t xml:space="preserve">Detection.</w:t>
-      </w:r>
-      <w:r>
-        <w:t xml:space="preserve"> </w:t>
-      </w:r>
-      <w:r>
-        <w:t xml:space="preserve">The McLeod normalised square difference function, the</w:t>
-      </w:r>
-      <w:r>
-        <w:t xml:space="preserve"> </w:t>
-      </w:r>
-      <w:r>
-        <w:t xml:space="preserve">normalised cousin of autocorrelation, is evaluated and the</w:t>
-      </w:r>
-      <w:r>
-        <w:t xml:space="preserve"> </w:t>
-      </w:r>
-      <w:r>
-        <w:rPr>
-          <w:b/>
-          <w:bCs/>
-        </w:rPr>
-        <w:t xml:space="preserve">first</w:t>
-      </w:r>
-      <w:r>
-        <w:t xml:space="preserve"> </w:t>
-      </w:r>
-      <w:r>
-        <w:t xml:space="preserve">strong</w:t>
-      </w:r>
-      <w:r>
-        <w:t xml:space="preserve"> </w:t>
-      </w:r>
-      <w:r>
-        <w:t xml:space="preserve">peak is taken rather than the tallest. This is the detail that matters: a</w:t>
-      </w:r>
-      <w:r>
-        <w:t xml:space="preserve"> </w:t>
-      </w:r>
-      <w:r>
-        <w:t xml:space="preserve">periodic signal correlates just as well at twice its period, and</w:t>
-      </w:r>
-      <w:r>
-        <w:t xml:space="preserve"> </w:t>
-      </w:r>
-      <w:r>
-        <w:t xml:space="preserve">“tallest</w:t>
-      </w:r>
-      <w:r>
-        <w:t xml:space="preserve"> </w:t>
-      </w:r>
-      <w:r>
-        <w:t xml:space="preserve">wins”</w:t>
-      </w:r>
-      <w:r>
-        <w:t xml:space="preserve"> </w:t>
-      </w:r>
-      <w:r>
-        <w:t xml:space="preserve">is precisely what makes cheap tuners read an octave low on a bass</w:t>
-      </w:r>
-      <w:r>
-        <w:t xml:space="preserve"> </w:t>
-      </w:r>
-      <w:r>
-        <w:t xml:space="preserve">string. The work is done in two stages — a decimated pass behind a four-pole</w:t>
-      </w:r>
-      <w:r>
-        <w:t xml:space="preserve"> </w:t>
-      </w:r>
-      <w:r>
-        <w:t xml:space="preserve">anti-aliasing filter to find the period cheaply, then a refinement at the full</w:t>
-      </w:r>
-      <w:r>
-        <w:t xml:space="preserve"> </w:t>
-      </w:r>
-      <w:r>
-        <w:t xml:space="preserve">sample rate with parabolic interpolation, which brings the estimate to about</w:t>
-      </w:r>
-      <w:r>
-        <w:t xml:space="preserve"> </w:t>
-      </w:r>
-      <w:r>
-        <w:t xml:space="preserve">a cent. A median filter over the last five frames stops the needle twitching.</w:t>
-      </w:r>
-    </w:p>
-    <w:p>
-      <w:pPr>
-        <w:numPr>
-          <w:ilvl w:val="0"/>
-          <w:numId w:val="1006"/>
-        </w:numPr>
-      </w:pPr>
-      <w:r>
-        <w:rPr>
-          <w:b/>
-          <w:bCs/>
-        </w:rPr>
-        <w:t xml:space="preserve">Interpretation.</w:t>
-      </w:r>
-      <w:r>
-        <w:t xml:space="preserve"> </w:t>
-      </w:r>
-      <w:r>
-        <w:t xml:space="preserve">The frequency becomes a reading: the nearest chromatic</w:t>
-      </w:r>
-      <w:r>
-        <w:t xml:space="preserve"> </w:t>
-      </w:r>
-      <w:r>
-        <w:t xml:space="preserve">note, and the cents deviation from the nearest string of</w:t>
-      </w:r>
-      <w:r>
-        <w:t xml:space="preserve"> </w:t>
-      </w:r>
-      <w:r>
-        <w:rPr>
-          <w:b/>
-          <w:bCs/>
-        </w:rPr>
-        <w:t xml:space="preserve">the tuning</w:t>
-      </w:r>
-      <w:r>
-        <w:rPr>
-          <w:b/>
-          <w:bCs/>
-        </w:rPr>
-        <w:t xml:space="preserve"> </w:t>
-      </w:r>
-      <w:r>
-        <w:rPr>
-          <w:b/>
-          <w:bCs/>
-        </w:rPr>
-        <w:t xml:space="preserve">currently selected</w:t>
-      </w:r>
-      <w:r>
-        <w:t xml:space="preserve">. Drop C, E♭ standard and fully custom tunings therefore</w:t>
-      </w:r>
-      <w:r>
-        <w:t xml:space="preserve"> </w:t>
-      </w:r>
-      <w:r>
-        <w:t xml:space="preserve">work with no special case. A string can be pinned instead of auto-selected,</w:t>
-      </w:r>
-      <w:r>
-        <w:t xml:space="preserve"> </w:t>
-      </w:r>
-      <w:r>
-        <w:t xml:space="preserve">and clicking a string also plays its reference pitch.</w:t>
-      </w:r>
-    </w:p>
-    <w:p>
-      <w:pPr>
-        <w:numPr>
-          <w:ilvl w:val="0"/>
-          <w:numId w:val="1006"/>
-        </w:numPr>
-      </w:pPr>
-      <w:r>
-        <w:rPr>
-          <w:b/>
-          <w:bCs/>
-        </w:rPr>
-        <w:t xml:space="preserve">Display.</w:t>
-      </w:r>
-      <w:r>
-        <w:t xml:space="preserve"> </w:t>
-      </w:r>
-      <w:r>
-        <w:t xml:space="preserve">Note name, exact detected frequency, target frequency, signed</w:t>
-      </w:r>
-      <w:r>
-        <w:t xml:space="preserve"> </w:t>
-      </w:r>
-      <w:r>
-        <w:t xml:space="preserve">cents, a needle, and the verdict written out in words —</w:t>
-      </w:r>
-      <w:r>
-        <w:t xml:space="preserve"> </w:t>
-      </w:r>
-      <w:r>
-        <w:t xml:space="preserve">“Flat by 9 cents —</w:t>
-      </w:r>
-      <w:r>
-        <w:t xml:space="preserve"> </w:t>
-      </w:r>
-      <w:r>
-        <w:t xml:space="preserve">tighten the string”</w:t>
-      </w:r>
-      <w:r>
-        <w:t xml:space="preserve"> </w:t>
-      </w:r>
-      <w:r>
-        <w:t xml:space="preserve">— so nothing depends on colour alone. ±5 cents counts as</w:t>
-      </w:r>
-      <w:r>
-        <w:t xml:space="preserve"> </w:t>
-      </w:r>
-      <w:r>
-        <w:t xml:space="preserve">in tune.</w:t>
-      </w:r>
-    </w:p>
-    <w:bookmarkEnd w:id="46"/>
-    <w:bookmarkStart w:id="47" w:name="measured-accuracy"/>
-    <w:p>
-      <w:pPr>
-        <w:pStyle w:val="Heading2"/>
-      </w:pPr>
-      <w:r>
-        <w:t xml:space="preserve">7.2 Measured accuracy</w:t>
-      </w:r>
-    </w:p>
-    <w:p>
-      <w:pPr>
-        <w:pStyle w:val="FirstParagraph"/>
-      </w:pPr>
-      <w:r>
-        <w:t xml:space="preserve">The tuner was verified end to end in a real browser by feeding the application a</w:t>
-      </w:r>
-      <w:r>
-        <w:t xml:space="preserve"> </w:t>
-      </w:r>
-      <w:r>
-        <w:t xml:space="preserve">synthesised guitar note as its microphone input, so everything downstream of the</w:t>
-      </w:r>
-      <w:r>
-        <w:t xml:space="preserve"> </w:t>
-      </w:r>
-      <w:r>
-        <w:t xml:space="preserve">operating system’s audio driver is the application’s real code.</w:t>
-      </w:r>
-    </w:p>
-    <w:tbl>
-      <w:tblPr>
-        <w:tblStyle w:val="Table"/>
-        <w:tblW w:type="pct" w:w="5000"/>
-        <w:tblLayout w:type="fixed"/>
-        <w:tblLook w:firstRow="1" w:lastRow="0" w:firstColumn="0" w:lastColumn="0" w:noHBand="0" w:noVBand="0" w:val="0020"/>
-      </w:tblPr>
-      <w:tblGrid>
-        <w:gridCol w:w="2640"/>
-        <w:gridCol w:w="2640"/>
-        <w:gridCol w:w="2640"/>
-      </w:tblGrid>
-      <w:tr>
-        <w:trPr>
-          <w:tblHeader w:val="on"/>
-        </w:trPr>
-        <w:tc>
-          <w:tcPr/>
-          <w:p>
-            <w:pPr>
-              <w:pStyle w:val="Compact"/>
-            </w:pPr>
-            <w:r>
-              <w:t xml:space="preserve">Input</w:t>
-            </w:r>
-          </w:p>
-        </w:tc>
-        <w:tc>
-          <w:tcPr/>
-          <w:p>
-            <w:pPr>
-              <w:pStyle w:val="Compact"/>
-            </w:pPr>
-            <w:r>
-              <w:t xml:space="preserve">Expected</w:t>
-            </w:r>
-          </w:p>
-        </w:tc>
-        <w:tc>
-          <w:tcPr/>
-          <w:p>
-            <w:pPr>
-              <w:pStyle w:val="Compact"/>
-            </w:pPr>
-            <w:r>
-              <w:t xml:space="preserve">Reported by the application</w:t>
-            </w:r>
-          </w:p>
-        </w:tc>
-      </w:tr>
-      <w:tr>
-        <w:tc>
-          <w:tcPr/>
-          <w:p>
-            <w:pPr>
-              <w:pStyle w:val="Compact"/>
-            </w:pPr>
-            <w:r>
-              <w:t xml:space="preserve">Open low E, in tune</w:t>
-            </w:r>
-          </w:p>
-        </w:tc>
-        <w:tc>
-          <w:tcPr/>
-          <w:p>
-            <w:pPr>
-              <w:pStyle w:val="Compact"/>
-            </w:pPr>
-            <w:r>
-              <w:t xml:space="preserve">E2, 0 cents</w:t>
-            </w:r>
-          </w:p>
-        </w:tc>
-        <w:tc>
-          <w:tcPr/>
-          <w:p>
-            <w:pPr>
-              <w:pStyle w:val="Compact"/>
-            </w:pPr>
-            <w:r>
-              <w:t xml:space="preserve">E2, +0.0 cents,</w:t>
-            </w:r>
-            <w:r>
-              <w:t xml:space="preserve"> </w:t>
-            </w:r>
-            <w:r>
-              <w:t xml:space="preserve">“In tune”</w:t>
-            </w:r>
-          </w:p>
-        </w:tc>
-      </w:tr>
-      <w:tr>
-        <w:tc>
-          <w:tcPr/>
-          <w:p>
-            <w:pPr>
-              <w:pStyle w:val="Compact"/>
-            </w:pPr>
-            <w:r>
-              <w:t xml:space="preserve">Low E, slightly flat</w:t>
-            </w:r>
-          </w:p>
-        </w:tc>
-        <w:tc>
-          <w:tcPr/>
-          <w:p>
-            <w:pPr>
-              <w:pStyle w:val="Compact"/>
-            </w:pPr>
-            <w:r>
-              <w:t xml:space="preserve">E2, −8.6 cents</w:t>
-            </w:r>
-          </w:p>
-        </w:tc>
-        <w:tc>
-          <w:tcPr/>
-          <w:p>
-            <w:pPr>
-              <w:pStyle w:val="Compact"/>
-            </w:pPr>
-            <w:r>
-              <w:t xml:space="preserve">E2, −9 cents,</w:t>
-            </w:r>
-            <w:r>
-              <w:t xml:space="preserve"> </w:t>
-            </w:r>
-            <w:r>
-              <w:t xml:space="preserve">“Flat — tighten the string”</w:t>
-            </w:r>
-          </w:p>
-        </w:tc>
-      </w:tr>
-      <w:tr>
-        <w:tc>
-          <w:tcPr/>
-          <w:p>
-            <w:pPr>
-              <w:pStyle w:val="Compact"/>
-            </w:pPr>
-            <w:r>
-              <w:t xml:space="preserve">A string, sharp</w:t>
-            </w:r>
-          </w:p>
-        </w:tc>
-        <w:tc>
-          <w:tcPr/>
-          <w:p>
-            <w:pPr>
-              <w:pStyle w:val="Compact"/>
-            </w:pPr>
-            <w:r>
-              <w:t xml:space="preserve">A2, +23.5 cents</w:t>
-            </w:r>
-          </w:p>
-        </w:tc>
-        <w:tc>
-          <w:tcPr/>
-          <w:p>
-            <w:pPr>
-              <w:pStyle w:val="Compact"/>
-            </w:pPr>
-            <w:r>
-              <w:t xml:space="preserve">A2, +23.4 cents,</w:t>
-            </w:r>
-            <w:r>
-              <w:t xml:space="preserve"> </w:t>
-            </w:r>
-            <w:r>
-              <w:t xml:space="preserve">“Sharp — loosen the string”</w:t>
-            </w:r>
-          </w:p>
-        </w:tc>
-      </w:tr>
-      <w:tr>
-        <w:tc>
-          <w:tcPr/>
-          <w:p>
-            <w:pPr>
-              <w:pStyle w:val="Compact"/>
-            </w:pPr>
-            <w:r>
-              <w:t xml:space="preserve">D string</w:t>
-            </w:r>
-          </w:p>
-        </w:tc>
-        <w:tc>
-          <w:tcPr/>
-          <w:p>
-            <w:pPr>
-              <w:pStyle w:val="Compact"/>
-            </w:pPr>
-            <w:r>
-              <w:t xml:space="preserve">D3, +2.0 cents</w:t>
-            </w:r>
-          </w:p>
-        </w:tc>
-        <w:tc>
-          <w:tcPr/>
-          <w:p>
-            <w:pPr>
-              <w:pStyle w:val="Compact"/>
-            </w:pPr>
-            <w:r>
-              <w:t xml:space="preserve">D3, +2.0 cents,</w:t>
-            </w:r>
-            <w:r>
-              <w:t xml:space="preserve"> </w:t>
-            </w:r>
-            <w:r>
-              <w:t xml:space="preserve">“In tune”</w:t>
-            </w:r>
-          </w:p>
-        </w:tc>
-      </w:tr>
-      <w:tr>
-        <w:tc>
-          <w:tcPr/>
-          <w:p>
-            <w:pPr>
-              <w:pStyle w:val="Compact"/>
-            </w:pPr>
-            <w:r>
-              <w:t xml:space="preserve">Drop D low string</w:t>
-            </w:r>
-          </w:p>
-        </w:tc>
-        <w:tc>
-          <w:tcPr/>
-          <w:p>
-            <w:pPr>
-              <w:pStyle w:val="Compact"/>
-            </w:pPr>
-            <w:r>
-              <w:t xml:space="preserve">D2, −9.8 cents</w:t>
-            </w:r>
-          </w:p>
-        </w:tc>
-        <w:tc>
-          <w:tcPr/>
-          <w:p>
-            <w:pPr>
-              <w:pStyle w:val="Compact"/>
-            </w:pPr>
-            <w:r>
-              <w:t xml:space="preserve">D2, −9.8 cents, target shown as D2, not E2</w:t>
-            </w:r>
-          </w:p>
-        </w:tc>
-      </w:tr>
-      <w:tr>
-        <w:tc>
-          <w:tcPr/>
-          <w:p>
-            <w:pPr>
-              <w:pStyle w:val="Compact"/>
-            </w:pPr>
-            <w:r>
-              <w:t xml:space="preserve">5-string bass low B</w:t>
-            </w:r>
-          </w:p>
-        </w:tc>
-        <w:tc>
-          <w:tcPr/>
-          <w:p>
-            <w:pPr>
-              <w:pStyle w:val="Compact"/>
-            </w:pPr>
-            <w:r>
-              <w:t xml:space="preserve">B0, +7.4 cents</w:t>
-            </w:r>
-          </w:p>
-        </w:tc>
-        <w:tc>
-          <w:tcPr/>
-          <w:p>
-            <w:pPr>
-              <w:pStyle w:val="Compact"/>
-            </w:pPr>
-            <w:r>
-              <w:t xml:space="preserve">B0, +7.4 cents, at 31 Hz</w:t>
-            </w:r>
-          </w:p>
-        </w:tc>
-      </w:tr>
-    </w:tbl>
-    <w:p>
-      <w:pPr>
-        <w:pStyle w:val="BodyText"/>
-      </w:pPr>
-      <w:r>
-        <w:t xml:space="preserve">Every case identified the right note and the right target string, with cents</w:t>
-      </w:r>
-      <w:r>
-        <w:t xml:space="preserve"> </w:t>
-      </w:r>
-      <w:r>
-        <w:t xml:space="preserve">deviation accurate to within half a cent.</w:t>
-      </w:r>
-    </w:p>
-    <w:bookmarkEnd w:id="47"/>
-    <w:bookmarkStart w:id="51" w:name="the-camera-move"/>
-    <w:p>
-      <w:pPr>
-        <w:pStyle w:val="Heading2"/>
-      </w:pPr>
-      <w:r>
-        <w:t xml:space="preserve">7.3 The camera move</w:t>
-      </w:r>
-    </w:p>
-    <w:p>
-      <w:pPr>
-        <w:pStyle w:val="FirstParagraph"/>
-      </w:pPr>
-      <w:r>
-        <w:t xml:space="preserve">Entering tuner mode does not open a popup somewhere on the screen. The current</w:t>
-      </w:r>
-      <w:r>
-        <w:t xml:space="preserve"> </w:t>
-      </w:r>
-      <w:r>
-        <w:t xml:space="preserve">zoom level and horizontal scroll position are</w:t>
-      </w:r>
-      <w:r>
-        <w:t xml:space="preserve"> </w:t>
-      </w:r>
-      <w:r>
-        <w:rPr>
-          <w:b/>
-          <w:bCs/>
-        </w:rPr>
-        <w:t xml:space="preserve">stored</w:t>
-      </w:r>
-      <w:r>
-        <w:t xml:space="preserve">, then one CSS transform</w:t>
-      </w:r>
-      <w:r>
-        <w:t xml:space="preserve"> </w:t>
-      </w:r>
-      <w:r>
-        <w:t xml:space="preserve">translates and scales the entire instrument so the headstock ends up enlarged</w:t>
-      </w:r>
-      <w:r>
-        <w:t xml:space="preserve"> </w:t>
-      </w:r>
-      <w:r>
-        <w:t xml:space="preserve">and framed, with the tuner readout beside it and the tuning pegs lighting up as</w:t>
-      </w:r>
-      <w:r>
-        <w:t xml:space="preserve"> </w:t>
-      </w:r>
-      <w:r>
-        <w:t xml:space="preserve">a string comes into tune. The stage itself grows to make room. The scale is</w:t>
-      </w:r>
-      <w:r>
-        <w:t xml:space="preserve"> </w:t>
-      </w:r>
-      <w:r>
-        <w:t xml:space="preserve">clamped by both the width and the height of the view, so the headstock is never</w:t>
-      </w:r>
-      <w:r>
-        <w:t xml:space="preserve"> </w:t>
-      </w:r>
-      <w:r>
-        <w:t xml:space="preserve">cropped.</w:t>
-      </w:r>
-    </w:p>
-    <w:p>
-      <w:pPr>
-        <w:pStyle w:val="BodyText"/>
-      </w:pPr>
-      <w:r>
-        <w:t xml:space="preserve">Leaving tuner mode animates back along the same path and then restores the</w:t>
-      </w:r>
-      <w:r>
-        <w:t xml:space="preserve"> </w:t>
-      </w:r>
-      <w:r>
-        <w:rPr>
-          <w:b/>
-          <w:bCs/>
-        </w:rPr>
-        <w:t xml:space="preserve">stored</w:t>
-      </w:r>
-      <w:r>
-        <w:t xml:space="preserve"> </w:t>
-      </w:r>
-      <w:r>
-        <w:t xml:space="preserve">zoom and scroll position — not an arbitrary default. The transition</w:t>
-      </w:r>
-      <w:r>
-        <w:t xml:space="preserve"> </w:t>
-      </w:r>
-      <w:r>
-        <w:t xml:space="preserve">honours</w:t>
-      </w:r>
-      <w:r>
-        <w:t xml:space="preserve"> </w:t>
-      </w:r>
-      <w:r>
-        <w:rPr>
-          <w:rStyle w:val="VerbatimChar"/>
-        </w:rPr>
-        <w:t xml:space="preserve">prefers-reduced-motion</w:t>
-      </w:r>
-      <w:r>
-        <w:t xml:space="preserve">.</w:t>
+        <w:t xml:space="preserve">The layout moves to a single column below 1080 px, with the instrument placed</w:t>
+      </w:r>
+      <w:r>
+        <w:t xml:space="preserve"> </w:t>
+      </w:r>
+      <w:r>
+        <w:t xml:space="preserve">first because it is the point of the page. The fretboard stays horizontally</w:t>
+      </w:r>
+      <w:r>
+        <w:t xml:space="preserve"> </w:t>
+      </w:r>
+      <w:r>
+        <w:t xml:space="preserve">scrollable, pinch-to-zoom works, and controls keep a 42 px minimum touch target.</w:t>
       </w:r>
     </w:p>
     <w:p>
@@ -4326,241 +4756,20 @@
       <w:r>
         <w:drawing>
           <wp:inline>
-            <wp:extent cx="5334000" cy="3518958"/>
+            <wp:extent cx="2194560" cy="4749252"/>
             <wp:effectExtent b="0" l="0" r="0" t="0"/>
-            <wp:docPr descr="Tuner mode: the camera has travelled to the headstock, with the readout beside it. Shown here with microphone permission denied, which is handled with a plain-language explanation and a retry." title="" id="49" name="Picture"/>
+            <wp:docPr descr="On a phone: the instrument comes first, the neck scrolls, and the controls stay large enough to use." title="" id="54" name="Picture"/>
             <a:graphic>
               <a:graphicData uri="http://schemas.openxmlformats.org/drawingml/2006/picture">
                 <pic:pic>
                   <pic:nvPicPr>
-                    <pic:cNvPr descr="images/05-tuner-camera.png" id="50" name="Picture"/>
-                    <pic:cNvPicPr>
-                      <a:picLocks noChangeArrowheads="1" noChangeAspect="1"/>
-                    </pic:cNvPicPr>
-                  </pic:nvPicPr>
-                  <pic:blipFill>
-                    <a:blip r:embed="rId48"/>
-                    <a:stretch>
-                      <a:fillRect/>
-                    </a:stretch>
-                  </pic:blipFill>
-                  <pic:spPr bwMode="auto">
-                    <a:xfrm>
-                      <a:off x="0" y="0"/>
-                      <a:ext cx="5334000" cy="3518958"/>
-                    </a:xfrm>
-                    <a:prstGeom prst="rect">
-                      <a:avLst/>
-                    </a:prstGeom>
-                    <a:noFill/>
-                    <a:ln w="9525">
-                      <a:noFill/>
-                      <a:headEnd/>
-                      <a:tailEnd/>
-                    </a:ln>
-                  </pic:spPr>
-                </pic:pic>
-              </a:graphicData>
-            </a:graphic>
-          </wp:inline>
-        </w:drawing>
-      </w:r>
-    </w:p>
-    <w:p>
-      <w:pPr>
-        <w:pStyle w:val="ImageCaption"/>
-      </w:pPr>
-      <w:r>
-        <w:t xml:space="preserve">Tuner mode: the camera has travelled to the headstock, with the readout beside it. Shown here with microphone permission denied, which is handled with a plain-language explanation and a retry.</w:t>
-      </w:r>
-    </w:p>
-    <w:p>
-      <w:r>
-        <w:pict>
-          <v:rect style="width:0;height:1.5pt" o:hralign="center" o:hrstd="t" o:hr="t"/>
-        </w:pict>
-      </w:r>
-    </w:p>
-    <w:bookmarkEnd w:id="51"/>
-    <w:bookmarkEnd w:id="52"/>
-    <w:bookmarkStart w:id="64" w:name="interface-accessibility-and-resilience"/>
-    <w:p>
-      <w:pPr>
-        <w:pStyle w:val="Heading1"/>
-      </w:pPr>
-      <w:r>
-        <w:t xml:space="preserve">8. Interface, accessibility and resilience</w:t>
-      </w:r>
-    </w:p>
-    <w:bookmarkStart w:id="56" w:name="visual-design"/>
-    <w:p>
-      <w:pPr>
-        <w:pStyle w:val="Heading2"/>
-      </w:pPr>
-      <w:r>
-        <w:t xml:space="preserve">8.1 Visual design</w:t>
-      </w:r>
-    </w:p>
-    <w:p>
-      <w:pPr>
-        <w:pStyle w:val="FirstParagraph"/>
-      </w:pPr>
-      <w:r>
-        <w:t xml:space="preserve">Noto Sans throughout (verified as actually loading, with a system-font fallback</w:t>
-      </w:r>
-      <w:r>
-        <w:t xml:space="preserve"> </w:t>
-      </w:r>
-      <w:r>
-        <w:t xml:space="preserve">stack for when Google Fonts is unreachable), a restrained dark and light theme,</w:t>
-      </w:r>
-      <w:r>
-        <w:t xml:space="preserve"> </w:t>
-      </w:r>
-      <w:r>
-        <w:t xml:space="preserve">and the fretboard kept as the clear visual focus. Musical roles are distinguished</w:t>
-      </w:r>
-      <w:r>
-        <w:t xml:space="preserve"> </w:t>
-      </w:r>
-      <w:r>
-        <w:t xml:space="preserve">by</w:t>
-      </w:r>
-      <w:r>
-        <w:t xml:space="preserve"> </w:t>
-      </w:r>
-      <w:r>
-        <w:rPr>
-          <w:b/>
-          <w:bCs/>
-        </w:rPr>
-        <w:t xml:space="preserve">shape as well as colour</w:t>
-      </w:r>
-      <w:r>
-        <w:t xml:space="preserve"> </w:t>
-      </w:r>
-      <w:r>
-        <w:t xml:space="preserve">— roots are squares, scale notes are circles,</w:t>
-      </w:r>
-      <w:r>
-        <w:t xml:space="preserve"> </w:t>
-      </w:r>
-      <w:r>
-        <w:t xml:space="preserve">chord-shape notes carry a halo, muted strings carry an ✕ at the nut — so the</w:t>
-      </w:r>
-      <w:r>
-        <w:t xml:space="preserve"> </w:t>
-      </w:r>
-      <w:r>
-        <w:t xml:space="preserve">display survives greyscale and colour-blindness.</w:t>
-      </w:r>
-    </w:p>
-    <w:p>
-      <w:pPr>
-        <w:pStyle w:val="CaptionedFigure"/>
-      </w:pPr>
-      <w:r>
-        <w:drawing>
-          <wp:inline>
-            <wp:extent cx="5334000" cy="3518958"/>
-            <wp:effectExtent b="0" l="0" r="0" t="0"/>
-            <wp:docPr descr="The light theme." title="" id="54" name="Picture"/>
-            <a:graphic>
-              <a:graphicData uri="http://schemas.openxmlformats.org/drawingml/2006/picture">
-                <pic:pic>
-                  <pic:nvPicPr>
-                    <pic:cNvPr descr="images/07-light.png" id="55" name="Picture"/>
+                    <pic:cNvPr descr="images/08-mobile.png" id="55" name="Picture"/>
                     <pic:cNvPicPr>
                       <a:picLocks noChangeArrowheads="1" noChangeAspect="1"/>
                     </pic:cNvPicPr>
                   </pic:nvPicPr>
                   <pic:blipFill>
                     <a:blip r:embed="rId53"/>
-                    <a:stretch>
-                      <a:fillRect/>
-                    </a:stretch>
-                  </pic:blipFill>
-                  <pic:spPr bwMode="auto">
-                    <a:xfrm>
-                      <a:off x="0" y="0"/>
-                      <a:ext cx="5334000" cy="3518958"/>
-                    </a:xfrm>
-                    <a:prstGeom prst="rect">
-                      <a:avLst/>
-                    </a:prstGeom>
-                    <a:noFill/>
-                    <a:ln w="9525">
-                      <a:noFill/>
-                      <a:headEnd/>
-                      <a:tailEnd/>
-                    </a:ln>
-                  </pic:spPr>
-                </pic:pic>
-              </a:graphicData>
-            </a:graphic>
-          </wp:inline>
-        </w:drawing>
-      </w:r>
-    </w:p>
-    <w:p>
-      <w:pPr>
-        <w:pStyle w:val="ImageCaption"/>
-      </w:pPr>
-      <w:r>
-        <w:t xml:space="preserve">The light theme.</w:t>
-      </w:r>
-    </w:p>
-    <w:bookmarkEnd w:id="56"/>
-    <w:bookmarkStart w:id="60" w:name="responsive-design"/>
-    <w:p>
-      <w:pPr>
-        <w:pStyle w:val="Heading2"/>
-      </w:pPr>
-      <w:r>
-        <w:t xml:space="preserve">8.2 Responsive design</w:t>
-      </w:r>
-    </w:p>
-    <w:p>
-      <w:pPr>
-        <w:pStyle w:val="FirstParagraph"/>
-      </w:pPr>
-      <w:r>
-        <w:t xml:space="preserve">The layout moves to a single column below 1080 px, with the instrument placed</w:t>
-      </w:r>
-      <w:r>
-        <w:t xml:space="preserve"> </w:t>
-      </w:r>
-      <w:r>
-        <w:t xml:space="preserve">first because it is the point of the page. The fretboard stays horizontally</w:t>
-      </w:r>
-      <w:r>
-        <w:t xml:space="preserve"> </w:t>
-      </w:r>
-      <w:r>
-        <w:t xml:space="preserve">scrollable, pinch-to-zoom works, and controls keep a 42 px minimum touch target.</w:t>
-      </w:r>
-    </w:p>
-    <w:p>
-      <w:pPr>
-        <w:pStyle w:val="CaptionedFigure"/>
-      </w:pPr>
-      <w:r>
-        <w:drawing>
-          <wp:inline>
-            <wp:extent cx="2194560" cy="4749252"/>
-            <wp:effectExtent b="0" l="0" r="0" t="0"/>
-            <wp:docPr descr="On a phone: the instrument comes first, the neck scrolls, and the controls stay large enough to use." title="" id="58" name="Picture"/>
-            <a:graphic>
-              <a:graphicData uri="http://schemas.openxmlformats.org/drawingml/2006/picture">
-                <pic:pic>
-                  <pic:nvPicPr>
-                    <pic:cNvPr descr="images/08-mobile.png" id="59" name="Picture"/>
-                    <pic:cNvPicPr>
-                      <a:picLocks noChangeArrowheads="1" noChangeAspect="1"/>
-                    </pic:cNvPicPr>
-                  </pic:nvPicPr>
-                  <pic:blipFill>
-                    <a:blip r:embed="rId57"/>
                     <a:stretch>
                       <a:fillRect/>
                     </a:stretch>
@@ -4595,8 +4804,8 @@
         <w:t xml:space="preserve">On a phone: the instrument comes first, the neck scrolls, and the controls stay large enough to use.</w:t>
       </w:r>
     </w:p>
-    <w:bookmarkEnd w:id="60"/>
-    <w:bookmarkStart w:id="61" w:name="accessibility"/>
+    <w:bookmarkEnd w:id="56"/>
+    <w:bookmarkStart w:id="57" w:name="accessibility"/>
     <w:p>
       <w:pPr>
         <w:pStyle w:val="Heading2"/>
@@ -4610,7 +4819,7 @@
         <w:pStyle w:val="Compact"/>
         <w:numPr>
           <w:ilvl w:val="0"/>
-          <w:numId w:val="1008"/>
+          <w:numId w:val="1009"/>
         </w:numPr>
       </w:pPr>
       <w:r>
@@ -4634,7 +4843,7 @@
         <w:pStyle w:val="Compact"/>
         <w:numPr>
           <w:ilvl w:val="0"/>
-          <w:numId w:val="1008"/>
+          <w:numId w:val="1009"/>
         </w:numPr>
       </w:pPr>
       <w:r>
@@ -4679,7 +4888,7 @@
         <w:pStyle w:val="Compact"/>
         <w:numPr>
           <w:ilvl w:val="0"/>
-          <w:numId w:val="1008"/>
+          <w:numId w:val="1009"/>
         </w:numPr>
       </w:pPr>
       <w:r>
@@ -4706,7 +4915,7 @@
         <w:pStyle w:val="Compact"/>
         <w:numPr>
           <w:ilvl w:val="0"/>
-          <w:numId w:val="1008"/>
+          <w:numId w:val="1009"/>
         </w:numPr>
       </w:pPr>
       <w:r>
@@ -4719,8 +4928,8 @@
         <w:t xml:space="preserve">contrast meeting WCAG AA in both themes.</w:t>
       </w:r>
     </w:p>
-    <w:bookmarkEnd w:id="61"/>
-    <w:bookmarkStart w:id="62" w:name="error-handling"/>
+    <w:bookmarkEnd w:id="57"/>
+    <w:bookmarkStart w:id="58" w:name="error-handling"/>
     <w:p>
       <w:pPr>
         <w:pStyle w:val="Heading2"/>
@@ -4788,8 +4997,8 @@
         <w:t xml:space="preserve">likely way a stored value could break a future version.</w:t>
       </w:r>
     </w:p>
-    <w:bookmarkEnd w:id="62"/>
-    <w:bookmarkStart w:id="63" w:name="settings-that-persist"/>
+    <w:bookmarkEnd w:id="58"/>
+    <w:bookmarkStart w:id="59" w:name="settings-that-persist"/>
     <w:p>
       <w:pPr>
         <w:pStyle w:val="Heading2"/>
@@ -4859,9 +5068,9 @@
         </w:pict>
       </w:r>
     </w:p>
-    <w:bookmarkEnd w:id="63"/>
-    <w:bookmarkEnd w:id="64"/>
-    <w:bookmarkStart w:id="67" w:name="testing-results"/>
+    <w:bookmarkEnd w:id="59"/>
+    <w:bookmarkEnd w:id="60"/>
+    <w:bookmarkStart w:id="63" w:name="testing-results"/>
     <w:p>
       <w:pPr>
         <w:pStyle w:val="Heading1"/>
@@ -5261,7 +5470,7 @@
         <w:t xml:space="preserve">a visitor would, rather than testing a stub.</w:t>
       </w:r>
     </w:p>
-    <w:bookmarkStart w:id="65" w:name="checks-run-in-a-real-browser"/>
+    <w:bookmarkStart w:id="61" w:name="checks-run-in-a-real-browser"/>
     <w:p>
       <w:pPr>
         <w:pStyle w:val="Heading2"/>
@@ -5298,7 +5507,7 @@
         <w:pStyle w:val="Compact"/>
         <w:numPr>
           <w:ilvl w:val="0"/>
-          <w:numId w:val="1009"/>
+          <w:numId w:val="1010"/>
         </w:numPr>
       </w:pPr>
       <w:r>
@@ -5320,7 +5529,7 @@
         <w:pStyle w:val="Compact"/>
         <w:numPr>
           <w:ilvl w:val="0"/>
-          <w:numId w:val="1009"/>
+          <w:numId w:val="1010"/>
         </w:numPr>
       </w:pPr>
       <w:r>
@@ -5354,7 +5563,7 @@
         <w:pStyle w:val="Compact"/>
         <w:numPr>
           <w:ilvl w:val="0"/>
-          <w:numId w:val="1009"/>
+          <w:numId w:val="1010"/>
         </w:numPr>
       </w:pPr>
       <w:r>
@@ -5379,7 +5588,7 @@
         <w:pStyle w:val="Compact"/>
         <w:numPr>
           <w:ilvl w:val="0"/>
-          <w:numId w:val="1009"/>
+          <w:numId w:val="1010"/>
         </w:numPr>
       </w:pPr>
       <w:r>
@@ -5404,7 +5613,7 @@
         <w:pStyle w:val="Compact"/>
         <w:numPr>
           <w:ilvl w:val="0"/>
-          <w:numId w:val="1009"/>
+          <w:numId w:val="1010"/>
         </w:numPr>
       </w:pPr>
       <w:r>
@@ -5426,7 +5635,7 @@
         <w:pStyle w:val="Compact"/>
         <w:numPr>
           <w:ilvl w:val="0"/>
-          <w:numId w:val="1009"/>
+          <w:numId w:val="1010"/>
         </w:numPr>
       </w:pPr>
       <w:r>
@@ -5443,8 +5652,8 @@
         <w:t xml:space="preserve">in section 7.2.</w:t>
       </w:r>
     </w:p>
-    <w:bookmarkEnd w:id="65"/>
-    <w:bookmarkStart w:id="66" w:name="X368ac9b04f027424d9e8d2a94a3c4bc780b98e9"/>
+    <w:bookmarkEnd w:id="61"/>
+    <w:bookmarkStart w:id="62" w:name="X368ac9b04f027424d9e8d2a94a3c4bc780b98e9"/>
     <w:p>
       <w:pPr>
         <w:pStyle w:val="Heading2"/>
@@ -5913,9 +6122,9 @@
         </w:pict>
       </w:r>
     </w:p>
-    <w:bookmarkEnd w:id="66"/>
-    <w:bookmarkEnd w:id="67"/>
-    <w:bookmarkStart w:id="71" w:name="running-and-deploying"/>
+    <w:bookmarkEnd w:id="62"/>
+    <w:bookmarkEnd w:id="63"/>
+    <w:bookmarkStart w:id="67" w:name="running-and-deploying"/>
     <w:p>
       <w:pPr>
         <w:pStyle w:val="Heading1"/>
@@ -5924,7 +6133,7 @@
         <w:t xml:space="preserve">10. Running and deploying</w:t>
       </w:r>
     </w:p>
-    <w:bookmarkStart w:id="68" w:name="locally"/>
+    <w:bookmarkStart w:id="64" w:name="locally"/>
     <w:p>
       <w:pPr>
         <w:pStyle w:val="Heading2"/>
@@ -6057,8 +6266,8 @@
         <w:t xml:space="preserve">context, so the microphone tuner works in development with no certificate setup.</w:t>
       </w:r>
     </w:p>
-    <w:bookmarkEnd w:id="68"/>
-    <w:bookmarkStart w:id="69" w:name="free-hosting-no-domain-required"/>
+    <w:bookmarkEnd w:id="64"/>
+    <w:bookmarkStart w:id="65" w:name="free-hosting-no-domain-required"/>
     <w:p>
       <w:pPr>
         <w:pStyle w:val="Heading2"/>
@@ -6295,8 +6504,8 @@
         <w:t xml:space="preserve">all.</w:t>
       </w:r>
     </w:p>
-    <w:bookmarkEnd w:id="69"/>
-    <w:bookmarkStart w:id="70" w:name="microphone-permission"/>
+    <w:bookmarkEnd w:id="65"/>
+    <w:bookmarkStart w:id="66" w:name="microphone-permission"/>
     <w:p>
       <w:pPr>
         <w:pStyle w:val="Heading2"/>
@@ -6344,9 +6553,9 @@
         </w:pict>
       </w:r>
     </w:p>
-    <w:bookmarkEnd w:id="70"/>
-    <w:bookmarkEnd w:id="71"/>
-    <w:bookmarkStart w:id="76" w:name="what-is-supported"/>
+    <w:bookmarkEnd w:id="66"/>
+    <w:bookmarkEnd w:id="67"/>
+    <w:bookmarkStart w:id="72" w:name="what-is-supported"/>
     <w:p>
       <w:pPr>
         <w:pStyle w:val="Heading1"/>
@@ -6355,7 +6564,7 @@
         <w:t xml:space="preserve">11. What is supported</w:t>
       </w:r>
     </w:p>
-    <w:bookmarkStart w:id="72" w:name="instruments"/>
+    <w:bookmarkStart w:id="68" w:name="instruments"/>
     <w:p>
       <w:pPr>
         <w:pStyle w:val="Heading2"/>
@@ -6666,8 +6875,8 @@
         </w:tc>
       </w:tr>
     </w:tbl>
-    <w:bookmarkEnd w:id="72"/>
-    <w:bookmarkStart w:id="73" w:name="tuning-presets"/>
+    <w:bookmarkEnd w:id="68"/>
+    <w:bookmarkStart w:id="69" w:name="tuning-presets"/>
     <w:p>
       <w:pPr>
         <w:pStyle w:val="Heading2"/>
@@ -6778,174 +6987,14 @@
         <w:t xml:space="preserve">Drop A, Tenor, plus custom.</w:t>
       </w:r>
     </w:p>
-    <w:bookmarkEnd w:id="73"/>
-    <w:bookmarkStart w:id="74" w:name="scales-and-modes-27"/>
+    <w:bookmarkEnd w:id="69"/>
+    <w:bookmarkStart w:id="70" w:name="scales-and-modes-27"/>
     <w:p>
       <w:pPr>
         <w:pStyle w:val="Heading2"/>
       </w:pPr>
       <w:r>
         <w:t xml:space="preserve">11.3 Scales and modes (27)</w:t>
-      </w:r>
-    </w:p>
-    <w:p>
-      <w:pPr>
-        <w:pStyle w:val="Compact"/>
-        <w:numPr>
-          <w:ilvl w:val="0"/>
-          <w:numId w:val="1010"/>
-        </w:numPr>
-      </w:pPr>
-      <w:r>
-        <w:rPr>
-          <w:b/>
-          <w:bCs/>
-        </w:rPr>
-        <w:t xml:space="preserve">Major / minor</w:t>
-      </w:r>
-      <w:r>
-        <w:t xml:space="preserve"> </w:t>
-      </w:r>
-      <w:r>
-        <w:t xml:space="preserve">— Major (Ionian), Natural minor (Aeolian), Harmonic minor,</w:t>
-      </w:r>
-      <w:r>
-        <w:t xml:space="preserve"> </w:t>
-      </w:r>
-      <w:r>
-        <w:t xml:space="preserve">Melodic minor, Harmonic major</w:t>
-      </w:r>
-    </w:p>
-    <w:p>
-      <w:pPr>
-        <w:pStyle w:val="Compact"/>
-        <w:numPr>
-          <w:ilvl w:val="0"/>
-          <w:numId w:val="1010"/>
-        </w:numPr>
-      </w:pPr>
-      <w:r>
-        <w:rPr>
-          <w:b/>
-          <w:bCs/>
-        </w:rPr>
-        <w:t xml:space="preserve">Modes</w:t>
-      </w:r>
-      <w:r>
-        <w:t xml:space="preserve"> </w:t>
-      </w:r>
-      <w:r>
-        <w:t xml:space="preserve">— Ionian, Dorian, Phrygian, Lydian, Mixolydian, Aeolian, Locrian,</w:t>
-      </w:r>
-      <w:r>
-        <w:t xml:space="preserve"> </w:t>
-      </w:r>
-      <w:r>
-        <w:t xml:space="preserve">Lydian dominant, Phrygian dominant, Altered</w:t>
-      </w:r>
-    </w:p>
-    <w:p>
-      <w:pPr>
-        <w:pStyle w:val="Compact"/>
-        <w:numPr>
-          <w:ilvl w:val="0"/>
-          <w:numId w:val="1010"/>
-        </w:numPr>
-      </w:pPr>
-      <w:r>
-        <w:rPr>
-          <w:b/>
-          <w:bCs/>
-        </w:rPr>
-        <w:t xml:space="preserve">Pentatonic</w:t>
-      </w:r>
-      <w:r>
-        <w:t xml:space="preserve"> </w:t>
-      </w:r>
-      <w:r>
-        <w:t xml:space="preserve">— Major pentatonic, Minor pentatonic, Hirajoshi</w:t>
-      </w:r>
-    </w:p>
-    <w:p>
-      <w:pPr>
-        <w:pStyle w:val="Compact"/>
-        <w:numPr>
-          <w:ilvl w:val="0"/>
-          <w:numId w:val="1010"/>
-        </w:numPr>
-      </w:pPr>
-      <w:r>
-        <w:rPr>
-          <w:b/>
-          <w:bCs/>
-        </w:rPr>
-        <w:t xml:space="preserve">Blues</w:t>
-      </w:r>
-      <w:r>
-        <w:t xml:space="preserve"> </w:t>
-      </w:r>
-      <w:r>
-        <w:t xml:space="preserve">— Blues (minor), Blues (major)</w:t>
-      </w:r>
-    </w:p>
-    <w:p>
-      <w:pPr>
-        <w:pStyle w:val="Compact"/>
-        <w:numPr>
-          <w:ilvl w:val="0"/>
-          <w:numId w:val="1010"/>
-        </w:numPr>
-      </w:pPr>
-      <w:r>
-        <w:rPr>
-          <w:b/>
-          <w:bCs/>
-        </w:rPr>
-        <w:t xml:space="preserve">Symmetric</w:t>
-      </w:r>
-      <w:r>
-        <w:t xml:space="preserve"> </w:t>
-      </w:r>
-      <w:r>
-        <w:t xml:space="preserve">— Whole tone, Diminished (half–whole), Diminished (whole–half),</w:t>
-      </w:r>
-      <w:r>
-        <w:t xml:space="preserve"> </w:t>
-      </w:r>
-      <w:r>
-        <w:t xml:space="preserve">Chromatic</w:t>
-      </w:r>
-    </w:p>
-    <w:p>
-      <w:pPr>
-        <w:pStyle w:val="Compact"/>
-        <w:numPr>
-          <w:ilvl w:val="0"/>
-          <w:numId w:val="1010"/>
-        </w:numPr>
-      </w:pPr>
-      <w:r>
-        <w:rPr>
-          <w:b/>
-          <w:bCs/>
-        </w:rPr>
-        <w:t xml:space="preserve">Exotic</w:t>
-      </w:r>
-      <w:r>
-        <w:t xml:space="preserve"> </w:t>
-      </w:r>
-      <w:r>
-        <w:t xml:space="preserve">— Hungarian minor, Double harmonic (Byzantine), Bebop dominant</w:t>
-      </w:r>
-    </w:p>
-    <w:bookmarkEnd w:id="74"/>
-    <w:bookmarkStart w:id="75" w:name="chords-21"/>
-    <w:p>
-      <w:pPr>
-        <w:pStyle w:val="Heading2"/>
-      </w:pPr>
-      <w:r>
-        <w:t xml:space="preserve">11.4 Chords (21)</w:t>
       </w:r>
     </w:p>
     <w:p>
@@ -6961,13 +7010,19 @@
           <w:b/>
           <w:bCs/>
         </w:rPr>
-        <w:t xml:space="preserve">Triads</w:t>
-      </w:r>
-      <w:r>
-        <w:t xml:space="preserve"> </w:t>
-      </w:r>
-      <w:r>
-        <w:t xml:space="preserve">— Major, Minor, Diminished, Augmented, Major 6th, Minor 6th</w:t>
+        <w:t xml:space="preserve">Major / minor</w:t>
+      </w:r>
+      <w:r>
+        <w:t xml:space="preserve"> </w:t>
+      </w:r>
+      <w:r>
+        <w:t xml:space="preserve">— Major (Ionian), Natural minor (Aeolian), Harmonic minor,</w:t>
+      </w:r>
+      <w:r>
+        <w:t xml:space="preserve"> </w:t>
+      </w:r>
+      <w:r>
+        <w:t xml:space="preserve">Melodic minor, Harmonic major</w:t>
       </w:r>
     </w:p>
     <w:p>
@@ -6983,19 +7038,19 @@
           <w:b/>
           <w:bCs/>
         </w:rPr>
-        <w:t xml:space="preserve">Sevenths</w:t>
-      </w:r>
-      <w:r>
-        <w:t xml:space="preserve"> </w:t>
-      </w:r>
-      <w:r>
-        <w:t xml:space="preserve">— Dominant 7th, Major 7th, Minor 7th, Minor 7♭5, Diminished 7th,</w:t>
-      </w:r>
-      <w:r>
-        <w:t xml:space="preserve"> </w:t>
-      </w:r>
-      <w:r>
-        <w:t xml:space="preserve">Minor major 7th, 7sus4</w:t>
+        <w:t xml:space="preserve">Modes</w:t>
+      </w:r>
+      <w:r>
+        <w:t xml:space="preserve"> </w:t>
+      </w:r>
+      <w:r>
+        <w:t xml:space="preserve">— Ionian, Dorian, Phrygian, Lydian, Mixolydian, Aeolian, Locrian,</w:t>
+      </w:r>
+      <w:r>
+        <w:t xml:space="preserve"> </w:t>
+      </w:r>
+      <w:r>
+        <w:t xml:space="preserve">Lydian dominant, Phrygian dominant, Altered</w:t>
       </w:r>
     </w:p>
     <w:p>
@@ -7011,13 +7066,13 @@
           <w:b/>
           <w:bCs/>
         </w:rPr>
-        <w:t xml:space="preserve">Suspended</w:t>
-      </w:r>
-      <w:r>
-        <w:t xml:space="preserve"> </w:t>
-      </w:r>
-      <w:r>
-        <w:t xml:space="preserve">— Sus2, Sus4</w:t>
+        <w:t xml:space="preserve">Pentatonic</w:t>
+      </w:r>
+      <w:r>
+        <w:t xml:space="preserve"> </w:t>
+      </w:r>
+      <w:r>
+        <w:t xml:space="preserve">— Major pentatonic, Minor pentatonic, Hirajoshi</w:t>
       </w:r>
     </w:p>
     <w:p>
@@ -7033,13 +7088,13 @@
           <w:b/>
           <w:bCs/>
         </w:rPr>
-        <w:t xml:space="preserve">Power</w:t>
-      </w:r>
-      <w:r>
-        <w:t xml:space="preserve"> </w:t>
-      </w:r>
-      <w:r>
-        <w:t xml:space="preserve">— root + 5th, root + 5th + octave</w:t>
+        <w:t xml:space="preserve">Blues</w:t>
+      </w:r>
+      <w:r>
+        <w:t xml:space="preserve"> </w:t>
+      </w:r>
+      <w:r>
+        <w:t xml:space="preserve">— Blues (minor), Blues (major)</w:t>
       </w:r>
     </w:p>
     <w:p>
@@ -7055,53 +7110,51 @@
           <w:b/>
           <w:bCs/>
         </w:rPr>
-        <w:t xml:space="preserve">Extended</w:t>
-      </w:r>
-      <w:r>
-        <w:t xml:space="preserve"> </w:t>
-      </w:r>
-      <w:r>
-        <w:t xml:space="preserve">— add9, Dominant 9th, Minor 9th, Major 9th</w:t>
-      </w:r>
-    </w:p>
-    <w:p>
-      <w:pPr>
-        <w:pStyle w:val="FirstParagraph"/>
-      </w:pPr>
-      <w:r>
-        <w:t xml:space="preserve">Each is available on all 17 root spellings (C, C♯, D♭, D, … B), with voicings</w:t>
-      </w:r>
-      <w:r>
-        <w:t xml:space="preserve"> </w:t>
-      </w:r>
-      <w:r>
-        <w:t xml:space="preserve">calculated for whatever tuning is active.</w:t>
-      </w:r>
-    </w:p>
-    <w:p>
-      <w:r>
-        <w:pict>
-          <v:rect style="width:0;height:1.5pt" o:hralign="center" o:hrstd="t" o:hr="t"/>
-        </w:pict>
-      </w:r>
-    </w:p>
-    <w:bookmarkEnd w:id="75"/>
-    <w:bookmarkEnd w:id="76"/>
-    <w:bookmarkStart w:id="78" w:name="honest-limitations"/>
-    <w:p>
-      <w:pPr>
-        <w:pStyle w:val="Heading1"/>
-      </w:pPr>
-      <w:r>
-        <w:t xml:space="preserve">12. Honest limitations</w:t>
-      </w:r>
-    </w:p>
-    <w:p>
-      <w:pPr>
-        <w:pStyle w:val="FirstParagraph"/>
-      </w:pPr>
-      <w:r>
-        <w:t xml:space="preserve">A few things are worth stating plainly rather than leaving to be discovered.</w:t>
+        <w:t xml:space="preserve">Symmetric</w:t>
+      </w:r>
+      <w:r>
+        <w:t xml:space="preserve"> </w:t>
+      </w:r>
+      <w:r>
+        <w:t xml:space="preserve">— Whole tone, Diminished (half–whole), Diminished (whole–half),</w:t>
+      </w:r>
+      <w:r>
+        <w:t xml:space="preserve"> </w:t>
+      </w:r>
+      <w:r>
+        <w:t xml:space="preserve">Chromatic</w:t>
+      </w:r>
+    </w:p>
+    <w:p>
+      <w:pPr>
+        <w:pStyle w:val="Compact"/>
+        <w:numPr>
+          <w:ilvl w:val="0"/>
+          <w:numId w:val="1011"/>
+        </w:numPr>
+      </w:pPr>
+      <w:r>
+        <w:rPr>
+          <w:b/>
+          <w:bCs/>
+        </w:rPr>
+        <w:t xml:space="preserve">Exotic</w:t>
+      </w:r>
+      <w:r>
+        <w:t xml:space="preserve"> </w:t>
+      </w:r>
+      <w:r>
+        <w:t xml:space="preserve">— Hungarian minor, Double harmonic (Byzantine), Bebop dominant</w:t>
+      </w:r>
+    </w:p>
+    <w:bookmarkEnd w:id="70"/>
+    <w:bookmarkStart w:id="71" w:name="chords-21"/>
+    <w:p>
+      <w:pPr>
+        <w:pStyle w:val="Heading2"/>
+      </w:pPr>
+      <w:r>
+        <w:t xml:space="preserve">11.4 Chords (21)</w:t>
       </w:r>
     </w:p>
     <w:p>
@@ -7117,25 +7170,13 @@
           <w:b/>
           <w:bCs/>
         </w:rPr>
-        <w:t xml:space="preserve">Voicings are limited to a four-fret span and four fingers.</w:t>
-      </w:r>
-      <w:r>
-        <w:t xml:space="preserve"> </w:t>
-      </w:r>
-      <w:r>
-        <w:t xml:space="preserve">That is the</w:t>
-      </w:r>
-      <w:r>
-        <w:t xml:space="preserve"> </w:t>
-      </w:r>
-      <w:r>
-        <w:t xml:space="preserve">right default for a learning tool, but it means some wide jazz voicings and</w:t>
-      </w:r>
-      <w:r>
-        <w:t xml:space="preserve"> </w:t>
-      </w:r>
-      <w:r>
-        <w:t xml:space="preserve">thumb-over shapes are not offered.</w:t>
+        <w:t xml:space="preserve">Triads</w:t>
+      </w:r>
+      <w:r>
+        <w:t xml:space="preserve"> </w:t>
+      </w:r>
+      <w:r>
+        <w:t xml:space="preserve">— Major, Minor, Diminished, Augmented, Major 6th, Minor 6th</w:t>
       </w:r>
     </w:p>
     <w:p>
@@ -7151,55 +7192,19 @@
           <w:b/>
           <w:bCs/>
         </w:rPr>
-        <w:t xml:space="preserve">The body is drawn to a compressed scale.</w:t>
-      </w:r>
-      <w:r>
-        <w:t xml:space="preserve"> </w:t>
-      </w:r>
-      <w:r>
-        <w:t xml:space="preserve">A real electric guitar’s body is</w:t>
-      </w:r>
-      <w:r>
-        <w:t xml:space="preserve"> </w:t>
-      </w:r>
-      <w:r>
-        <w:t xml:space="preserve">about six times the width of its neck. Drawn to that ratio, with the neck</w:t>
-      </w:r>
-      <w:r>
-        <w:t xml:space="preserve"> </w:t>
-      </w:r>
-      <w:r>
-        <w:t xml:space="preserve">still large enough to tap accurately, the instrument would need roughly twice</w:t>
-      </w:r>
-      <w:r>
-        <w:t xml:space="preserve"> </w:t>
-      </w:r>
-      <w:r>
-        <w:t xml:space="preserve">the vertical space the page can give it. The body is therefore about half the</w:t>
-      </w:r>
-      <w:r>
-        <w:t xml:space="preserve"> </w:t>
-      </w:r>
-      <w:r>
-        <w:t xml:space="preserve">size relative to the neck that it should be, which makes the neck look chunky</w:t>
-      </w:r>
-      <w:r>
-        <w:t xml:space="preserve"> </w:t>
-      </w:r>
-      <w:r>
-        <w:t xml:space="preserve">next to it. The silhouette is correct; the proportion is a deliberate trade in</w:t>
-      </w:r>
-      <w:r>
-        <w:t xml:space="preserve"> </w:t>
-      </w:r>
-      <w:r>
-        <w:t xml:space="preserve">favour of a usable fretboard, and it is the one place where the drawing is</w:t>
-      </w:r>
-      <w:r>
-        <w:t xml:space="preserve"> </w:t>
-      </w:r>
-      <w:r>
-        <w:t xml:space="preserve">knowingly not to scale.</w:t>
+        <w:t xml:space="preserve">Sevenths</w:t>
+      </w:r>
+      <w:r>
+        <w:t xml:space="preserve"> </w:t>
+      </w:r>
+      <w:r>
+        <w:t xml:space="preserve">— Dominant 7th, Major 7th, Minor 7th, Minor 7♭5, Diminished 7th,</w:t>
+      </w:r>
+      <w:r>
+        <w:t xml:space="preserve"> </w:t>
+      </w:r>
+      <w:r>
+        <w:t xml:space="preserve">Minor major 7th, 7sus4</w:t>
       </w:r>
     </w:p>
     <w:p>
@@ -7215,16 +7220,13 @@
           <w:b/>
           <w:bCs/>
         </w:rPr>
-        <w:t xml:space="preserve">The tuner is monophonic</w:t>
-      </w:r>
-      <w:r>
-        <w:t xml:space="preserve">, like every tuner of this kind. It expects one</w:t>
-      </w:r>
-      <w:r>
-        <w:t xml:space="preserve"> </w:t>
-      </w:r>
-      <w:r>
-        <w:t xml:space="preserve">string at a time, and says so.</w:t>
+        <w:t xml:space="preserve">Suspended</w:t>
+      </w:r>
+      <w:r>
+        <w:t xml:space="preserve"> </w:t>
+      </w:r>
+      <w:r>
+        <w:t xml:space="preserve">— Sus2, Sus4</w:t>
       </w:r>
     </w:p>
     <w:p>
@@ -7240,43 +7242,13 @@
           <w:b/>
           <w:bCs/>
         </w:rPr>
-        <w:t xml:space="preserve">Microphone capture could not be tested against real hardware here.</w:t>
-      </w:r>
-      <w:r>
-        <w:t xml:space="preserve"> </w:t>
-      </w:r>
-      <w:r>
-        <w:t xml:space="preserve">The</w:t>
-      </w:r>
-      <w:r>
-        <w:t xml:space="preserve"> </w:t>
-      </w:r>
-      <w:r>
-        <w:t xml:space="preserve">signal path was verified instead by feeding the application a synthesised note</w:t>
-      </w:r>
-      <w:r>
-        <w:t xml:space="preserve"> </w:t>
-      </w:r>
-      <w:r>
-        <w:t xml:space="preserve">as a genuine</w:t>
-      </w:r>
-      <w:r>
-        <w:t xml:space="preserve"> </w:t>
-      </w:r>
-      <w:r>
-        <w:rPr>
-          <w:rStyle w:val="VerbatimChar"/>
-        </w:rPr>
-        <w:t xml:space="preserve">MediaStream</w:t>
-      </w:r>
-      <w:r>
-        <w:t xml:space="preserve">, which exercises everything except the operating</w:t>
-      </w:r>
-      <w:r>
-        <w:t xml:space="preserve"> </w:t>
-      </w:r>
-      <w:r>
-        <w:t xml:space="preserve">system’s audio driver.</w:t>
+        <w:t xml:space="preserve">Power</w:t>
+      </w:r>
+      <w:r>
+        <w:t xml:space="preserve"> </w:t>
+      </w:r>
+      <w:r>
+        <w:t xml:space="preserve">— root + 5th, root + 5th + octave</w:t>
       </w:r>
     </w:p>
     <w:p>
@@ -7292,34 +7264,13 @@
           <w:b/>
           <w:bCs/>
         </w:rPr>
-        <w:t xml:space="preserve">Playback is synthesis, not a recording.</w:t>
-      </w:r>
-      <w:r>
-        <w:t xml:space="preserve"> </w:t>
-      </w:r>
-      <w:r>
-        <w:t xml:space="preserve">It is a convincing plucked string</w:t>
-      </w:r>
-      <w:r>
-        <w:t xml:space="preserve"> </w:t>
-      </w:r>
-      <w:r>
-        <w:t xml:space="preserve">rather than a studio-recorded guitar, which is the deliberate trade for having</w:t>
-      </w:r>
-      <w:r>
-        <w:t xml:space="preserve"> </w:t>
-      </w:r>
-      <w:r>
-        <w:t xml:space="preserve">no audio files and no licensing questions.</w:t>
-      </w:r>
-    </w:p>
-    <w:bookmarkStart w:id="77" w:name="natural-next-steps"/>
-    <w:p>
-      <w:pPr>
-        <w:pStyle w:val="Heading2"/>
-      </w:pPr>
-      <w:r>
-        <w:t xml:space="preserve">12.1 Natural next steps</w:t>
+        <w:t xml:space="preserve">Extended</w:t>
+      </w:r>
+      <w:r>
+        <w:t xml:space="preserve"> </w:t>
+      </w:r>
+      <w:r>
+        <w:t xml:space="preserve">— add9, Dominant 9th, Minor 9th, Major 9th</w:t>
       </w:r>
     </w:p>
     <w:p>
@@ -7327,19 +7278,13 @@
         <w:pStyle w:val="FirstParagraph"/>
       </w:pPr>
       <w:r>
-        <w:t xml:space="preserve">Adding an 8-string guitar, a 6-string bass or a ukulele is a data change only.</w:t>
-      </w:r>
-      <w:r>
-        <w:t xml:space="preserve"> </w:t>
-      </w:r>
-      <w:r>
-        <w:t xml:space="preserve">Beyond that, the obvious additions would be chord progressions with playback,</w:t>
-      </w:r>
-      <w:r>
-        <w:t xml:space="preserve"> </w:t>
-      </w:r>
-      <w:r>
-        <w:t xml:space="preserve">a metronome, saving custom scales, and exporting a chord diagram as an image.</w:t>
+        <w:t xml:space="preserve">Each is available on all 17 root spellings (C, C♯, D♭, D, … B), with voicings</w:t>
+      </w:r>
+      <w:r>
+        <w:t xml:space="preserve"> </w:t>
+      </w:r>
+      <w:r>
+        <w:t xml:space="preserve">calculated for whatever tuning is active.</w:t>
       </w:r>
     </w:p>
     <w:p>
@@ -7349,9 +7294,273 @@
         </w:pict>
       </w:r>
     </w:p>
-    <w:bookmarkEnd w:id="77"/>
-    <w:bookmarkEnd w:id="78"/>
-    <w:bookmarkStart w:id="79" w:name="deliverables"/>
+    <w:bookmarkEnd w:id="71"/>
+    <w:bookmarkEnd w:id="72"/>
+    <w:bookmarkStart w:id="74" w:name="honest-limitations"/>
+    <w:p>
+      <w:pPr>
+        <w:pStyle w:val="Heading1"/>
+      </w:pPr>
+      <w:r>
+        <w:t xml:space="preserve">12. Honest limitations</w:t>
+      </w:r>
+    </w:p>
+    <w:p>
+      <w:pPr>
+        <w:pStyle w:val="FirstParagraph"/>
+      </w:pPr>
+      <w:r>
+        <w:t xml:space="preserve">A few things are worth stating plainly rather than leaving to be discovered.</w:t>
+      </w:r>
+    </w:p>
+    <w:p>
+      <w:pPr>
+        <w:pStyle w:val="Compact"/>
+        <w:numPr>
+          <w:ilvl w:val="0"/>
+          <w:numId w:val="1013"/>
+        </w:numPr>
+      </w:pPr>
+      <w:r>
+        <w:rPr>
+          <w:b/>
+          <w:bCs/>
+        </w:rPr>
+        <w:t xml:space="preserve">Voicings are limited to a four-fret span and four fingers.</w:t>
+      </w:r>
+      <w:r>
+        <w:t xml:space="preserve"> </w:t>
+      </w:r>
+      <w:r>
+        <w:t xml:space="preserve">That is the</w:t>
+      </w:r>
+      <w:r>
+        <w:t xml:space="preserve"> </w:t>
+      </w:r>
+      <w:r>
+        <w:t xml:space="preserve">right default for a learning tool, but it means some wide jazz voicings and</w:t>
+      </w:r>
+      <w:r>
+        <w:t xml:space="preserve"> </w:t>
+      </w:r>
+      <w:r>
+        <w:t xml:space="preserve">thumb-over shapes are not offered.</w:t>
+      </w:r>
+    </w:p>
+    <w:p>
+      <w:pPr>
+        <w:pStyle w:val="Compact"/>
+        <w:numPr>
+          <w:ilvl w:val="0"/>
+          <w:numId w:val="1013"/>
+        </w:numPr>
+      </w:pPr>
+      <w:r>
+        <w:rPr>
+          <w:b/>
+          <w:bCs/>
+        </w:rPr>
+        <w:t xml:space="preserve">The body is drawn to a compressed scale.</w:t>
+      </w:r>
+      <w:r>
+        <w:t xml:space="preserve"> </w:t>
+      </w:r>
+      <w:r>
+        <w:t xml:space="preserve">A real electric guitar’s body is</w:t>
+      </w:r>
+      <w:r>
+        <w:t xml:space="preserve"> </w:t>
+      </w:r>
+      <w:r>
+        <w:t xml:space="preserve">about six times the width of its neck. Drawn to that ratio, with the neck</w:t>
+      </w:r>
+      <w:r>
+        <w:t xml:space="preserve"> </w:t>
+      </w:r>
+      <w:r>
+        <w:t xml:space="preserve">still large enough to tap accurately, the instrument would need roughly twice</w:t>
+      </w:r>
+      <w:r>
+        <w:t xml:space="preserve"> </w:t>
+      </w:r>
+      <w:r>
+        <w:t xml:space="preserve">the vertical space the page can give it. The body is therefore about half the</w:t>
+      </w:r>
+      <w:r>
+        <w:t xml:space="preserve"> </w:t>
+      </w:r>
+      <w:r>
+        <w:t xml:space="preserve">size relative to the neck that it should be, which makes the neck look chunky</w:t>
+      </w:r>
+      <w:r>
+        <w:t xml:space="preserve"> </w:t>
+      </w:r>
+      <w:r>
+        <w:t xml:space="preserve">next to it. The silhouette is correct; the proportion is a deliberate trade in</w:t>
+      </w:r>
+      <w:r>
+        <w:t xml:space="preserve"> </w:t>
+      </w:r>
+      <w:r>
+        <w:t xml:space="preserve">favour of a usable fretboard, and it is the one place where the drawing is</w:t>
+      </w:r>
+      <w:r>
+        <w:t xml:space="preserve"> </w:t>
+      </w:r>
+      <w:r>
+        <w:t xml:space="preserve">knowingly not to scale.</w:t>
+      </w:r>
+    </w:p>
+    <w:p>
+      <w:pPr>
+        <w:pStyle w:val="Compact"/>
+        <w:numPr>
+          <w:ilvl w:val="0"/>
+          <w:numId w:val="1013"/>
+        </w:numPr>
+      </w:pPr>
+      <w:r>
+        <w:rPr>
+          <w:b/>
+          <w:bCs/>
+        </w:rPr>
+        <w:t xml:space="preserve">The tuner is monophonic</w:t>
+      </w:r>
+      <w:r>
+        <w:t xml:space="preserve">, like every tuner of this kind. It expects one</w:t>
+      </w:r>
+      <w:r>
+        <w:t xml:space="preserve"> </w:t>
+      </w:r>
+      <w:r>
+        <w:t xml:space="preserve">string at a time, and says so.</w:t>
+      </w:r>
+    </w:p>
+    <w:p>
+      <w:pPr>
+        <w:pStyle w:val="Compact"/>
+        <w:numPr>
+          <w:ilvl w:val="0"/>
+          <w:numId w:val="1013"/>
+        </w:numPr>
+      </w:pPr>
+      <w:r>
+        <w:rPr>
+          <w:b/>
+          <w:bCs/>
+        </w:rPr>
+        <w:t xml:space="preserve">Microphone capture could not be tested against real hardware here.</w:t>
+      </w:r>
+      <w:r>
+        <w:t xml:space="preserve"> </w:t>
+      </w:r>
+      <w:r>
+        <w:t xml:space="preserve">The</w:t>
+      </w:r>
+      <w:r>
+        <w:t xml:space="preserve"> </w:t>
+      </w:r>
+      <w:r>
+        <w:t xml:space="preserve">signal path was verified instead by feeding the application a synthesised note</w:t>
+      </w:r>
+      <w:r>
+        <w:t xml:space="preserve"> </w:t>
+      </w:r>
+      <w:r>
+        <w:t xml:space="preserve">as a genuine</w:t>
+      </w:r>
+      <w:r>
+        <w:t xml:space="preserve"> </w:t>
+      </w:r>
+      <w:r>
+        <w:rPr>
+          <w:rStyle w:val="VerbatimChar"/>
+        </w:rPr>
+        <w:t xml:space="preserve">MediaStream</w:t>
+      </w:r>
+      <w:r>
+        <w:t xml:space="preserve">, which exercises everything except the operating</w:t>
+      </w:r>
+      <w:r>
+        <w:t xml:space="preserve"> </w:t>
+      </w:r>
+      <w:r>
+        <w:t xml:space="preserve">system’s audio driver.</w:t>
+      </w:r>
+    </w:p>
+    <w:p>
+      <w:pPr>
+        <w:pStyle w:val="Compact"/>
+        <w:numPr>
+          <w:ilvl w:val="0"/>
+          <w:numId w:val="1013"/>
+        </w:numPr>
+      </w:pPr>
+      <w:r>
+        <w:rPr>
+          <w:b/>
+          <w:bCs/>
+        </w:rPr>
+        <w:t xml:space="preserve">Playback is synthesis, not a recording.</w:t>
+      </w:r>
+      <w:r>
+        <w:t xml:space="preserve"> </w:t>
+      </w:r>
+      <w:r>
+        <w:t xml:space="preserve">It is a convincing plucked string</w:t>
+      </w:r>
+      <w:r>
+        <w:t xml:space="preserve"> </w:t>
+      </w:r>
+      <w:r>
+        <w:t xml:space="preserve">rather than a studio-recorded guitar, which is the deliberate trade for having</w:t>
+      </w:r>
+      <w:r>
+        <w:t xml:space="preserve"> </w:t>
+      </w:r>
+      <w:r>
+        <w:t xml:space="preserve">no audio files and no licensing questions.</w:t>
+      </w:r>
+    </w:p>
+    <w:bookmarkStart w:id="73" w:name="natural-next-steps"/>
+    <w:p>
+      <w:pPr>
+        <w:pStyle w:val="Heading2"/>
+      </w:pPr>
+      <w:r>
+        <w:t xml:space="preserve">12.1 Natural next steps</w:t>
+      </w:r>
+    </w:p>
+    <w:p>
+      <w:pPr>
+        <w:pStyle w:val="FirstParagraph"/>
+      </w:pPr>
+      <w:r>
+        <w:t xml:space="preserve">Adding an 8-string guitar, a 6-string bass or a ukulele is a data change only.</w:t>
+      </w:r>
+      <w:r>
+        <w:t xml:space="preserve"> </w:t>
+      </w:r>
+      <w:r>
+        <w:t xml:space="preserve">Beyond that, the obvious additions would be chord progressions with playback,</w:t>
+      </w:r>
+      <w:r>
+        <w:t xml:space="preserve"> </w:t>
+      </w:r>
+      <w:r>
+        <w:t xml:space="preserve">a metronome, saving custom scales, and exporting a chord diagram as an image.</w:t>
+      </w:r>
+    </w:p>
+    <w:p>
+      <w:r>
+        <w:pict>
+          <v:rect style="width:0;height:1.5pt" o:hralign="center" o:hrstd="t" o:hr="t"/>
+        </w:pict>
+      </w:r>
+    </w:p>
+    <w:bookmarkEnd w:id="73"/>
+    <w:bookmarkEnd w:id="74"/>
+    <w:bookmarkStart w:id="75" w:name="deliverables"/>
     <w:p>
       <w:pPr>
         <w:pStyle w:val="Heading1"/>
@@ -7656,7 +7865,7 @@
         <w:t xml:space="preserve">Actions as the Pages source. No domain purchase is required at any point.</w:t>
       </w:r>
     </w:p>
-    <w:bookmarkEnd w:id="79"/>
+    <w:bookmarkEnd w:id="75"/>
     <w:sectPr>
       <w:footnotePr>
         <w:numRestart w:val="eachSect"/>
@@ -7767,6 +7976,109 @@
       </w:pPr>
     </w:lvl>
   </w:abstractNum>
+  <w:abstractNum w:abstractNumId="991">
+    <w:nsid w:val="0000A991"/>
+    <w:multiLevelType w:val="multilevel"/>
+    <w:lvl w:ilvl="0">
+      <w:numFmt w:val="bullet"/>
+      <w:lvlText w:val=""/>
+      <w:lvlJc w:val="left"/>
+      <w:pPr>
+        <w:ind w:left="720" w:hanging="360"/>
+      </w:pPr>
+      <w:rPr>
+        <w:rFonts w:ascii="Symbol" w:hAnsi="Symbol" w:cs="Symbol" w:hint="default"/>
+      </w:rPr>
+    </w:lvl>
+    <w:lvl w:ilvl="1">
+      <w:numFmt w:val="bullet"/>
+      <w:lvlText w:val="o"/>
+      <w:lvlJc w:val="left"/>
+      <w:pPr>
+        <w:ind w:left="1440" w:hanging="360"/>
+      </w:pPr>
+      <w:rPr>
+        <w:rFonts w:ascii="Courier New" w:hAnsi="Courier New" w:cs="Courier New" w:hint="default"/>
+      </w:rPr>
+    </w:lvl>
+    <w:lvl w:ilvl="2">
+      <w:numFmt w:val="bullet"/>
+      <w:lvlText w:val=""/>
+      <w:lvlJc w:val="left"/>
+      <w:pPr>
+        <w:ind w:left="2160" w:hanging="360"/>
+      </w:pPr>
+      <w:rPr>
+        <w:rFonts w:ascii="Wingdings" w:hAnsi="Wingdings" w:cs="Wingdings" w:hint="default"/>
+      </w:rPr>
+    </w:lvl>
+    <w:lvl w:ilvl="3">
+      <w:numFmt w:val="bullet"/>
+      <w:lvlText w:val=""/>
+      <w:lvlJc w:val="left"/>
+      <w:pPr>
+        <w:ind w:left="2880" w:hanging="360"/>
+      </w:pPr>
+      <w:rPr>
+        <w:rFonts w:ascii="Symbol" w:hAnsi="Symbol" w:cs="Symbol" w:hint="default"/>
+      </w:rPr>
+    </w:lvl>
+    <w:lvl w:ilvl="4">
+      <w:numFmt w:val="bullet"/>
+      <w:lvlText w:val="o"/>
+      <w:lvlJc w:val="left"/>
+      <w:pPr>
+        <w:ind w:left="3600" w:hanging="360"/>
+      </w:pPr>
+      <w:rPr>
+        <w:rFonts w:ascii="Courier New" w:hAnsi="Courier New" w:cs="Courier New" w:hint="default"/>
+      </w:rPr>
+    </w:lvl>
+    <w:lvl w:ilvl="5">
+      <w:numFmt w:val="bullet"/>
+      <w:lvlText w:val=""/>
+      <w:lvlJc w:val="left"/>
+      <w:pPr>
+        <w:ind w:left="4320" w:hanging="360"/>
+      </w:pPr>
+      <w:rPr>
+        <w:rFonts w:ascii="Wingdings" w:hAnsi="Wingdings" w:cs="Wingdings" w:hint="default"/>
+      </w:rPr>
+    </w:lvl>
+    <w:lvl w:ilvl="6">
+      <w:numFmt w:val="bullet"/>
+      <w:lvlText w:val=""/>
+      <w:lvlJc w:val="left"/>
+      <w:pPr>
+        <w:ind w:left="5040" w:hanging="360"/>
+      </w:pPr>
+      <w:rPr>
+        <w:rFonts w:ascii="Symbol" w:hAnsi="Symbol" w:cs="Symbol" w:hint="default"/>
+      </w:rPr>
+    </w:lvl>
+    <w:lvl w:ilvl="7">
+      <w:numFmt w:val="bullet"/>
+      <w:lvlText w:val="o"/>
+      <w:lvlJc w:val="left"/>
+      <w:pPr>
+        <w:ind w:left="5760" w:hanging="360"/>
+      </w:pPr>
+      <w:rPr>
+        <w:rFonts w:ascii="Courier New" w:hAnsi="Courier New" w:cs="Courier New" w:hint="default"/>
+      </w:rPr>
+    </w:lvl>
+    <w:lvl w:ilvl="8">
+      <w:numFmt w:val="bullet"/>
+      <w:lvlText w:val=""/>
+      <w:lvlJc w:val="left"/>
+      <w:pPr>
+        <w:ind w:left="6480" w:hanging="360"/>
+      </w:pPr>
+      <w:rPr>
+        <w:rFonts w:ascii="Wingdings" w:hAnsi="Wingdings" w:cs="Wingdings" w:hint="default"/>
+      </w:rPr>
+    </w:lvl>
+  </w:abstractNum>
   <w:abstractNum w:abstractNumId="99411">
     <w:nsid w:val="00A99411"/>
     <w:multiLevelType w:val="multilevel"/>
@@ -7850,109 +8162,6 @@
       <w:pPr>
         <w:ind w:left="6480" w:hanging="360"/>
       </w:pPr>
-    </w:lvl>
-  </w:abstractNum>
-  <w:abstractNum w:abstractNumId="991">
-    <w:nsid w:val="0000A991"/>
-    <w:multiLevelType w:val="multilevel"/>
-    <w:lvl w:ilvl="0">
-      <w:numFmt w:val="bullet"/>
-      <w:lvlText w:val=""/>
-      <w:lvlJc w:val="left"/>
-      <w:pPr>
-        <w:ind w:left="720" w:hanging="360"/>
-      </w:pPr>
-      <w:rPr>
-        <w:rFonts w:ascii="Symbol" w:hAnsi="Symbol" w:cs="Symbol" w:hint="default"/>
-      </w:rPr>
-    </w:lvl>
-    <w:lvl w:ilvl="1">
-      <w:numFmt w:val="bullet"/>
-      <w:lvlText w:val="o"/>
-      <w:lvlJc w:val="left"/>
-      <w:pPr>
-        <w:ind w:left="1440" w:hanging="360"/>
-      </w:pPr>
-      <w:rPr>
-        <w:rFonts w:ascii="Courier New" w:hAnsi="Courier New" w:cs="Courier New" w:hint="default"/>
-      </w:rPr>
-    </w:lvl>
-    <w:lvl w:ilvl="2">
-      <w:numFmt w:val="bullet"/>
-      <w:lvlText w:val=""/>
-      <w:lvlJc w:val="left"/>
-      <w:pPr>
-        <w:ind w:left="2160" w:hanging="360"/>
-      </w:pPr>
-      <w:rPr>
-        <w:rFonts w:ascii="Wingdings" w:hAnsi="Wingdings" w:cs="Wingdings" w:hint="default"/>
-      </w:rPr>
-    </w:lvl>
-    <w:lvl w:ilvl="3">
-      <w:numFmt w:val="bullet"/>
-      <w:lvlText w:val=""/>
-      <w:lvlJc w:val="left"/>
-      <w:pPr>
-        <w:ind w:left="2880" w:hanging="360"/>
-      </w:pPr>
-      <w:rPr>
-        <w:rFonts w:ascii="Symbol" w:hAnsi="Symbol" w:cs="Symbol" w:hint="default"/>
-      </w:rPr>
-    </w:lvl>
-    <w:lvl w:ilvl="4">
-      <w:numFmt w:val="bullet"/>
-      <w:lvlText w:val="o"/>
-      <w:lvlJc w:val="left"/>
-      <w:pPr>
-        <w:ind w:left="3600" w:hanging="360"/>
-      </w:pPr>
-      <w:rPr>
-        <w:rFonts w:ascii="Courier New" w:hAnsi="Courier New" w:cs="Courier New" w:hint="default"/>
-      </w:rPr>
-    </w:lvl>
-    <w:lvl w:ilvl="5">
-      <w:numFmt w:val="bullet"/>
-      <w:lvlText w:val=""/>
-      <w:lvlJc w:val="left"/>
-      <w:pPr>
-        <w:ind w:left="4320" w:hanging="360"/>
-      </w:pPr>
-      <w:rPr>
-        <w:rFonts w:ascii="Wingdings" w:hAnsi="Wingdings" w:cs="Wingdings" w:hint="default"/>
-      </w:rPr>
-    </w:lvl>
-    <w:lvl w:ilvl="6">
-      <w:numFmt w:val="bullet"/>
-      <w:lvlText w:val=""/>
-      <w:lvlJc w:val="left"/>
-      <w:pPr>
-        <w:ind w:left="5040" w:hanging="360"/>
-      </w:pPr>
-      <w:rPr>
-        <w:rFonts w:ascii="Symbol" w:hAnsi="Symbol" w:cs="Symbol" w:hint="default"/>
-      </w:rPr>
-    </w:lvl>
-    <w:lvl w:ilvl="7">
-      <w:numFmt w:val="bullet"/>
-      <w:lvlText w:val="o"/>
-      <w:lvlJc w:val="left"/>
-      <w:pPr>
-        <w:ind w:left="5760" w:hanging="360"/>
-      </w:pPr>
-      <w:rPr>
-        <w:rFonts w:ascii="Courier New" w:hAnsi="Courier New" w:cs="Courier New" w:hint="default"/>
-      </w:rPr>
-    </w:lvl>
-    <w:lvl w:ilvl="8">
-      <w:numFmt w:val="bullet"/>
-      <w:lvlText w:val=""/>
-      <w:lvlJc w:val="left"/>
-      <w:pPr>
-        <w:ind w:left="6480" w:hanging="360"/>
-      </w:pPr>
-      <w:rPr>
-        <w:rFonts w:ascii="Wingdings" w:hAnsi="Wingdings" w:cs="Wingdings" w:hint="default"/>
-      </w:rPr>
     </w:lvl>
   </w:abstractNum>
   <w:abstractNum w:abstractNumId="99812">
@@ -8044,6 +8253,9 @@
     <w:abstractNumId w:val="990"/>
   </w:num>
   <w:num w:numId="1001">
+    <w:abstractNumId w:val="991"/>
+  </w:num>
+  <w:num w:numId="1002">
     <w:abstractNumId w:val="99411"/>
     <w:lvlOverride w:ilvl="0">
       <w:startOverride w:val="1"/>
@@ -8073,9 +8285,6 @@
       <w:startOverride w:val="1"/>
     </w:lvlOverride>
   </w:num>
-  <w:num w:numId="1002">
-    <w:abstractNumId w:val="991"/>
-  </w:num>
   <w:num w:numId="1003">
     <w:abstractNumId w:val="991"/>
   </w:num>
@@ -8086,6 +8295,9 @@
     <w:abstractNumId w:val="991"/>
   </w:num>
   <w:num w:numId="1006">
+    <w:abstractNumId w:val="991"/>
+  </w:num>
+  <w:num w:numId="1007">
     <w:abstractNumId w:val="99411"/>
     <w:lvlOverride w:ilvl="0">
       <w:startOverride w:val="1"/>
@@ -8115,7 +8327,7 @@
       <w:startOverride w:val="1"/>
     </w:lvlOverride>
   </w:num>
-  <w:num w:numId="1007">
+  <w:num w:numId="1008">
     <w:abstractNumId w:val="99812"/>
     <w:lvlOverride w:ilvl="0">
       <w:startOverride w:val="2"/>
@@ -8145,9 +8357,6 @@
       <w:startOverride w:val="2"/>
     </w:lvlOverride>
   </w:num>
-  <w:num w:numId="1008">
-    <w:abstractNumId w:val="991"/>
-  </w:num>
   <w:num w:numId="1009">
     <w:abstractNumId w:val="991"/>
   </w:num>
@@ -8158,6 +8367,9 @@
     <w:abstractNumId w:val="991"/>
   </w:num>
   <w:num w:numId="1012">
+    <w:abstractNumId w:val="991"/>
+  </w:num>
+  <w:num w:numId="1013">
     <w:abstractNumId w:val="991"/>
   </w:num>
 </w:numbering>

--- a/docs/FretLab-report.docx
+++ b/docs/FretLab-report.docx
@@ -542,7 +542,7 @@
       </w:r>
     </w:p>
     <w:bookmarkEnd w:id="12"/>
-    <w:bookmarkStart w:id="22" w:name="what-was-built"/>
+    <w:bookmarkStart w:id="23" w:name="what-was-built"/>
     <w:p>
       <w:pPr>
         <w:pStyle w:val="Heading1"/>
@@ -551,7 +551,7 @@
         <w:t xml:space="preserve">2. What was built</w:t>
       </w:r>
     </w:p>
-    <w:bookmarkStart w:id="15" w:name="revisions"/>
+    <w:bookmarkStart w:id="16" w:name="revisions"/>
     <w:p>
       <w:pPr>
         <w:pStyle w:val="Heading2"/>
@@ -560,13 +560,13 @@
         <w:t xml:space="preserve">2.0 Revisions</w:t>
       </w:r>
     </w:p>
-    <w:bookmarkStart w:id="13" w:name="revision-3"/>
+    <w:bookmarkStart w:id="13" w:name="revision-4"/>
     <w:p>
       <w:pPr>
         <w:pStyle w:val="Heading3"/>
       </w:pPr>
       <w:r>
-        <w:t xml:space="preserve">Revision 3</w:t>
+        <w:t xml:space="preserve">Revision 4</w:t>
       </w:r>
     </w:p>
     <w:p>
@@ -578,80 +578,13 @@
         </w:numPr>
       </w:pPr>
       <w:r>
-        <w:rPr>
-          <w:b/>
-          <w:bCs/>
-        </w:rPr>
-        <w:t xml:space="preserve">The instrument graphics are now built from supplied layered SVG drawings</w:t>
-      </w:r>
-      <w:r>
-        <w:t xml:space="preserve"> </w:t>
-      </w:r>
-      <w:r>
-        <w:t xml:space="preserve">of a Stratocaster-style guitar and a Precision-Bass-style bass, a file per</w:t>
-      </w:r>
-      <w:r>
-        <w:t xml:space="preserve"> </w:t>
-      </w:r>
-      <w:r>
-        <w:t xml:space="preserve">part.</w:t>
-      </w:r>
-      <w:r>
-        <w:t xml:space="preserve"> </w:t>
-      </w:r>
-      <w:r>
-        <w:rPr>
-          <w:rStyle w:val="VerbatimChar"/>
-        </w:rPr>
-        <w:t xml:space="preserve">tools/extract-artwork.mjs</w:t>
-      </w:r>
-      <w:r>
-        <w:t xml:space="preserve"> </w:t>
-      </w:r>
-      <w:r>
-        <w:t xml:space="preserve">reassembles the parts into one coordinate</w:t>
-      </w:r>
-      <w:r>
-        <w:t xml:space="preserve"> </w:t>
-      </w:r>
-      <w:r>
-        <w:t xml:space="preserve">system by matching shape sizes, fits the equal-tempered fret rule to the</w:t>
-      </w:r>
-      <w:r>
-        <w:t xml:space="preserve"> </w:t>
-      </w:r>
-      <w:r>
-        <w:t xml:space="preserve">drawings’ own fret lines to recover the nut and scale length (to better than</w:t>
-      </w:r>
-      <w:r>
-        <w:t xml:space="preserve"> </w:t>
-      </w:r>
-      <w:r>
-        <w:t xml:space="preserve">one part in a thousand), and re-expresses everything with the nut at the</w:t>
-      </w:r>
-      <w:r>
-        <w:t xml:space="preserve"> </w:t>
-      </w:r>
-      <w:r>
-        <w:t xml:space="preserve">origin and the scale length at 1000 units — so FretLab’s computed notes land</w:t>
-      </w:r>
-      <w:r>
-        <w:t xml:space="preserve"> </w:t>
-      </w:r>
-      <w:r>
-        <w:t xml:space="preserve">on the drawn frets. See</w:t>
-      </w:r>
-      <w:r>
-        <w:t xml:space="preserve"> </w:t>
-      </w:r>
-      <w:r>
-        <w:rPr>
-          <w:rStyle w:val="VerbatimChar"/>
-        </w:rPr>
-        <w:t xml:space="preserve">reference/README.md</w:t>
-      </w:r>
-      <w:r>
-        <w:t xml:space="preserve">.</w:t>
+        <w:t xml:space="preserve">The chord view shows the chord chooser alone; the scale chooser belongs to</w:t>
+      </w:r>
+      <w:r>
+        <w:t xml:space="preserve"> </w:t>
+      </w:r>
+      <w:r>
+        <w:t xml:space="preserve">the scale view.</w:t>
       </w:r>
     </w:p>
     <w:p>
@@ -667,46 +600,49 @@
           <w:b/>
           <w:bCs/>
         </w:rPr>
-        <w:t xml:space="preserve">Pitch detection was wrong on most strings</w:t>
-      </w:r>
-      <w:r>
-        <w:t xml:space="preserve">, which is what made the tuner’s</w:t>
-      </w:r>
-      <w:r>
-        <w:t xml:space="preserve"> </w:t>
-      </w:r>
-      <w:r>
-        <w:t xml:space="preserve">meter look as though it worked only for the lowest string. Three independent</w:t>
-      </w:r>
-      <w:r>
-        <w:t xml:space="preserve"> </w:t>
-      </w:r>
-      <w:r>
-        <w:t xml:space="preserve">faults, all fixed and covered by a test over every open string of every</w:t>
-      </w:r>
-      <w:r>
-        <w:t xml:space="preserve"> </w:t>
-      </w:r>
-      <w:r>
-        <w:t xml:space="preserve">tuning preset: an anti-alias filter whose corner sat near 290 Hz; a</w:t>
-      </w:r>
-      <w:r>
-        <w:t xml:space="preserve"> </w:t>
-      </w:r>
-      <w:r>
-        <w:t xml:space="preserve">decimation factor derived from the search range alone, which left a bass’s</w:t>
-      </w:r>
-      <w:r>
-        <w:t xml:space="preserve"> </w:t>
-      </w:r>
-      <w:r>
-        <w:t xml:space="preserve">period only fifteen samples long; and a peak search that stepped over the</w:t>
-      </w:r>
-      <w:r>
-        <w:t xml:space="preserve"> </w:t>
-      </w:r>
-      <w:r>
-        <w:t xml:space="preserve">true period on strongly periodic signals. 38 failures became none.</w:t>
+        <w:t xml:space="preserve">Strings are laid against the drawn fretboard’s real edges.</w:t>
+      </w:r>
+      <w:r>
+        <w:t xml:space="preserve"> </w:t>
+      </w:r>
+      <w:r>
+        <w:t xml:space="preserve">The artwork’s</w:t>
+      </w:r>
+      <w:r>
+        <w:t xml:space="preserve"> </w:t>
+      </w:r>
+      <w:r>
+        <w:t xml:space="preserve">neck is not perfectly level and its centre line is not at y = 0 — the</w:t>
+      </w:r>
+      <w:r>
+        <w:t xml:space="preserve"> </w:t>
+      </w:r>
+      <w:r>
+        <w:t xml:space="preserve">guitar’s sits about eight units low — so assuming a horizontal neck put the</w:t>
+      </w:r>
+      <w:r>
+        <w:t xml:space="preserve"> </w:t>
+      </w:r>
+      <w:r>
+        <w:t xml:space="preserve">strings off the board. The extractor now samples the drawn board’s top and</w:t>
+      </w:r>
+      <w:r>
+        <w:t xml:space="preserve"> </w:t>
+      </w:r>
+      <w:r>
+        <w:t xml:space="preserve">bottom edges along its length, and the strings follow them, continuing the</w:t>
+      </w:r>
+      <w:r>
+        <w:t xml:space="preserve"> </w:t>
+      </w:r>
+      <w:r>
+        <w:t xml:space="preserve">same fan past the end of the board out to the bridge, where they now</w:t>
+      </w:r>
+      <w:r>
+        <w:t xml:space="preserve"> </w:t>
+      </w:r>
+      <w:r>
+        <w:t xml:space="preserve">terminate at the string anchor rather than at the saddle line.</w:t>
       </w:r>
     </w:p>
     <w:p>
@@ -718,26 +654,7 @@
         </w:numPr>
       </w:pPr>
       <w:r>
-        <w:rPr>
-          <w:b/>
-          <w:bCs/>
-        </w:rPr>
-        <w:t xml:space="preserve">Pinning a string in the tuner is now obvious and reversible</w:t>
-      </w:r>
-      <w:r>
-        <w:t xml:space="preserve">, and when a</w:t>
-      </w:r>
-      <w:r>
-        <w:t xml:space="preserve"> </w:t>
-      </w:r>
-      <w:r>
-        <w:t xml:space="preserve">different string is played against a pinned target the readout says so</w:t>
-      </w:r>
-      <w:r>
-        <w:t xml:space="preserve"> </w:t>
-      </w:r>
-      <w:r>
-        <w:t xml:space="preserve">instead of leaving the needle pegged at one end.</w:t>
+        <w:t xml:space="preserve">The bass’s 21st fret is playable; both instruments have 21.</w:t>
       </w:r>
     </w:p>
     <w:p>
@@ -749,11 +666,13 @@
         </w:numPr>
       </w:pPr>
       <w:r>
-        <w:rPr>
-          <w:b/>
-          <w:bCs/>
-        </w:rPr>
-        <w:t xml:space="preserve">The 7-string guitar and 5-string bass were removed.</w:t>
+        <w:t xml:space="preserve">An out-of-tune tuning machine is ringed in a muted red rather than amber,</w:t>
+      </w:r>
+      <w:r>
+        <w:t xml:space="preserve"> </w:t>
+      </w:r>
+      <w:r>
+        <w:t xml:space="preserve">which was hard to see against pale maple.</w:t>
       </w:r>
     </w:p>
     <w:p>
@@ -769,19 +688,30 @@
           <w:b/>
           <w:bCs/>
         </w:rPr>
-        <w:t xml:space="preserve">A reference-pitch setting</w:t>
-      </w:r>
-      <w:r>
-        <w:t xml:space="preserve"> </w:t>
-      </w:r>
-      <w:r>
-        <w:t xml:space="preserve">(A4, 392-466 Hz) retunes playback, the tuner’s</w:t>
-      </w:r>
-      <w:r>
-        <w:t xml:space="preserve"> </w:t>
-      </w:r>
-      <w:r>
-        <w:t xml:space="preserve">targets and every displayed frequency.</w:t>
+        <w:t xml:space="preserve">On Auto the tuner’s meter measures against the nearest note of the</w:t>
+      </w:r>
+      <w:r>
+        <w:rPr>
+          <w:b/>
+          <w:bCs/>
+        </w:rPr>
+        <w:t xml:space="preserve"> </w:t>
+      </w:r>
+      <w:r>
+        <w:rPr>
+          <w:b/>
+          <w:bCs/>
+        </w:rPr>
+        <w:t xml:space="preserve">chromatic scale</w:t>
+      </w:r>
+      <w:r>
+        <w:t xml:space="preserve">, so it is as useful on a fretted note as on an open</w:t>
+      </w:r>
+      <w:r>
+        <w:t xml:space="preserve"> </w:t>
+      </w:r>
+      <w:r>
+        <w:t xml:space="preserve">string; pinned to a string it measures against that string, as before.</w:t>
       </w:r>
     </w:p>
     <w:p>
@@ -793,31 +723,51 @@
         </w:numPr>
       </w:pPr>
       <w:r>
-        <w:t xml:space="preserve">The scale and chord choosers appear only in their own modes; fret numbers</w:t>
-      </w:r>
-      <w:r>
-        <w:t xml:space="preserve"> </w:t>
-      </w:r>
-      <w:r>
-        <w:t xml:space="preserve">appear only on frets that carry position markers.</w:t>
+        <w:rPr>
+          <w:b/>
+          <w:bCs/>
+        </w:rPr>
+        <w:t xml:space="preserve">A movable barre shape is always offered when one exists.</w:t>
+      </w:r>
+      <w:r>
+        <w:t xml:space="preserve"> </w:t>
+      </w:r>
+      <w:r>
+        <w:t xml:space="preserve">Scoring favours</w:t>
+      </w:r>
+      <w:r>
+        <w:t xml:space="preserve"> </w:t>
+      </w:r>
+      <w:r>
+        <w:t xml:space="preserve">open shapes, so barres were being crowded out of the list; one is now kept</w:t>
+      </w:r>
+      <w:r>
+        <w:t xml:space="preserve"> </w:t>
+      </w:r>
+      <w:r>
+        <w:t xml:space="preserve">deliberately. Where a barre is impossible — a power chord or an augmented</w:t>
+      </w:r>
+      <w:r>
+        <w:t xml:space="preserve"> </w:t>
+      </w:r>
+      <w:r>
+        <w:t xml:space="preserve">triad in a tuning in fourths can never put two chord tones on one fret — the</w:t>
+      </w:r>
+      <w:r>
+        <w:t xml:space="preserve"> </w:t>
+      </w:r>
+      <w:r>
+        <w:t xml:space="preserve">panel says so instead of leaving it unexplained.</w:t>
       </w:r>
     </w:p>
     <w:bookmarkEnd w:id="13"/>
-    <w:bookmarkStart w:id="14" w:name="revision-2"/>
+    <w:bookmarkStart w:id="14" w:name="revision-3"/>
     <w:p>
       <w:pPr>
         <w:pStyle w:val="Heading3"/>
       </w:pPr>
       <w:r>
-        <w:t xml:space="preserve">Revision 2</w:t>
-      </w:r>
-    </w:p>
-    <w:p>
-      <w:pPr>
-        <w:pStyle w:val="FirstParagraph"/>
-      </w:pPr>
-      <w:r>
-        <w:t xml:space="preserve">After the first build was reviewed, six changes were made:</w:t>
+        <w:t xml:space="preserve">Revision 3</w:t>
       </w:r>
     </w:p>
     <w:p>
@@ -833,31 +783,76 @@
           <w:b/>
           <w:bCs/>
         </w:rPr>
-        <w:t xml:space="preserve">The body and headstock outlines were redrawn.</w:t>
-      </w:r>
-      <w:r>
-        <w:t xml:space="preserve"> </w:t>
-      </w:r>
-      <w:r>
-        <w:t xml:space="preserve">They are now traced</w:t>
-      </w:r>
-      <w:r>
-        <w:t xml:space="preserve"> </w:t>
-      </w:r>
-      <w:r>
-        <w:t xml:space="preserve">outlines of an offset double-cutaway guitar and an offset bass — real horns,</w:t>
-      </w:r>
-      <w:r>
-        <w:t xml:space="preserve"> </w:t>
-      </w:r>
-      <w:r>
-        <w:t xml:space="preserve">cutaway scoops, a pinched waist and bouts — rather than the smooth profiles</w:t>
-      </w:r>
-      <w:r>
-        <w:t xml:space="preserve"> </w:t>
-      </w:r>
-      <w:r>
-        <w:t xml:space="preserve">of the first version, which read as featureless blobs.</w:t>
+        <w:t xml:space="preserve">The instrument graphics are now built from supplied layered SVG drawings</w:t>
+      </w:r>
+      <w:r>
+        <w:t xml:space="preserve"> </w:t>
+      </w:r>
+      <w:r>
+        <w:t xml:space="preserve">of a Stratocaster-style guitar and a Precision-Bass-style bass, a file per</w:t>
+      </w:r>
+      <w:r>
+        <w:t xml:space="preserve"> </w:t>
+      </w:r>
+      <w:r>
+        <w:t xml:space="preserve">part.</w:t>
+      </w:r>
+      <w:r>
+        <w:t xml:space="preserve"> </w:t>
+      </w:r>
+      <w:r>
+        <w:rPr>
+          <w:rStyle w:val="VerbatimChar"/>
+        </w:rPr>
+        <w:t xml:space="preserve">tools/extract-artwork.mjs</w:t>
+      </w:r>
+      <w:r>
+        <w:t xml:space="preserve"> </w:t>
+      </w:r>
+      <w:r>
+        <w:t xml:space="preserve">reassembles the parts into one coordinate</w:t>
+      </w:r>
+      <w:r>
+        <w:t xml:space="preserve"> </w:t>
+      </w:r>
+      <w:r>
+        <w:t xml:space="preserve">system by matching shape sizes, fits the equal-tempered fret rule to the</w:t>
+      </w:r>
+      <w:r>
+        <w:t xml:space="preserve"> </w:t>
+      </w:r>
+      <w:r>
+        <w:t xml:space="preserve">drawings’ own fret lines to recover the nut and scale length (to better than</w:t>
+      </w:r>
+      <w:r>
+        <w:t xml:space="preserve"> </w:t>
+      </w:r>
+      <w:r>
+        <w:t xml:space="preserve">one part in a thousand), and re-expresses everything with the nut at the</w:t>
+      </w:r>
+      <w:r>
+        <w:t xml:space="preserve"> </w:t>
+      </w:r>
+      <w:r>
+        <w:t xml:space="preserve">origin and the scale length at 1000 units — so FretLab’s computed notes land</w:t>
+      </w:r>
+      <w:r>
+        <w:t xml:space="preserve"> </w:t>
+      </w:r>
+      <w:r>
+        <w:t xml:space="preserve">on the drawn frets. See</w:t>
+      </w:r>
+      <w:r>
+        <w:t xml:space="preserve"> </w:t>
+      </w:r>
+      <w:r>
+        <w:rPr>
+          <w:rStyle w:val="VerbatimChar"/>
+        </w:rPr>
+        <w:t xml:space="preserve">reference/README.md</w:t>
+      </w:r>
+      <w:r>
+        <w:t xml:space="preserve">.</w:t>
       </w:r>
     </w:p>
     <w:p>
@@ -873,22 +868,46 @@
           <w:b/>
           <w:bCs/>
         </w:rPr>
-        <w:t xml:space="preserve">The instrument was turned the right way up</w:t>
-      </w:r>
-      <w:r>
-        <w:t xml:space="preserve">: the lowest-pitched string is</w:t>
-      </w:r>
-      <w:r>
-        <w:t xml:space="preserve"> </w:t>
-      </w:r>
-      <w:r>
-        <w:t xml:space="preserve">now drawn at the bottom, as a chord chart or tab staff reads, and the body</w:t>
-      </w:r>
-      <w:r>
-        <w:t xml:space="preserve"> </w:t>
-      </w:r>
-      <w:r>
-        <w:t xml:space="preserve">and headstock were re-authored to match.</w:t>
+        <w:t xml:space="preserve">Pitch detection was wrong on most strings</w:t>
+      </w:r>
+      <w:r>
+        <w:t xml:space="preserve">, which is what made the tuner’s</w:t>
+      </w:r>
+      <w:r>
+        <w:t xml:space="preserve"> </w:t>
+      </w:r>
+      <w:r>
+        <w:t xml:space="preserve">meter look as though it worked only for the lowest string. Three independent</w:t>
+      </w:r>
+      <w:r>
+        <w:t xml:space="preserve"> </w:t>
+      </w:r>
+      <w:r>
+        <w:t xml:space="preserve">faults, all fixed and covered by a test over every open string of every</w:t>
+      </w:r>
+      <w:r>
+        <w:t xml:space="preserve"> </w:t>
+      </w:r>
+      <w:r>
+        <w:t xml:space="preserve">tuning preset: an anti-alias filter whose corner sat near 290 Hz; a</w:t>
+      </w:r>
+      <w:r>
+        <w:t xml:space="preserve"> </w:t>
+      </w:r>
+      <w:r>
+        <w:t xml:space="preserve">decimation factor derived from the search range alone, which left a bass’s</w:t>
+      </w:r>
+      <w:r>
+        <w:t xml:space="preserve"> </w:t>
+      </w:r>
+      <w:r>
+        <w:t xml:space="preserve">period only fifteen samples long; and a peak search that stepped over the</w:t>
+      </w:r>
+      <w:r>
+        <w:t xml:space="preserve"> </w:t>
+      </w:r>
+      <w:r>
+        <w:t xml:space="preserve">true period on strongly periodic signals. 38 failures became none.</w:t>
       </w:r>
     </w:p>
     <w:p>
@@ -904,46 +923,22 @@
           <w:b/>
           <w:bCs/>
         </w:rPr>
-        <w:t xml:space="preserve">The fret wires became visible.</w:t>
-      </w:r>
-      <w:r>
-        <w:t xml:space="preserve"> </w:t>
-      </w:r>
-      <w:r>
-        <w:t xml:space="preserve">They were being painted with an SVG</w:t>
-      </w:r>
-      <w:r>
-        <w:t xml:space="preserve"> </w:t>
-      </w:r>
-      <w:r>
-        <w:t xml:space="preserve">gradient in</w:t>
-      </w:r>
-      <w:r>
-        <w:t xml:space="preserve"> </w:t>
-      </w:r>
-      <w:r>
-        <w:rPr>
-          <w:rStyle w:val="VerbatimChar"/>
-        </w:rPr>
-        <w:t xml:space="preserve">objectBoundingBox</w:t>
-      </w:r>
-      <w:r>
-        <w:t xml:space="preserve"> </w:t>
-      </w:r>
-      <w:r>
-        <w:t xml:space="preserve">units; a perfectly vertical line has zero</w:t>
-      </w:r>
-      <w:r>
-        <w:t xml:space="preserve"> </w:t>
-      </w:r>
-      <w:r>
-        <w:t xml:space="preserve">bounding-box width, so the gradient degenerated and nothing was drawn. They</w:t>
-      </w:r>
-      <w:r>
-        <w:t xml:space="preserve"> </w:t>
-      </w:r>
-      <w:r>
-        <w:t xml:space="preserve">are now solid metal with a bright crown.</w:t>
+        <w:t xml:space="preserve">Pinning a string in the tuner is now obvious and reversible</w:t>
+      </w:r>
+      <w:r>
+        <w:t xml:space="preserve">, and when a</w:t>
+      </w:r>
+      <w:r>
+        <w:t xml:space="preserve"> </w:t>
+      </w:r>
+      <w:r>
+        <w:t xml:space="preserve">different string is played against a pinned target the readout says so</w:t>
+      </w:r>
+      <w:r>
+        <w:t xml:space="preserve"> </w:t>
+      </w:r>
+      <w:r>
+        <w:t xml:space="preserve">instead of leaving the needle pegged at one end.</w:t>
       </w:r>
     </w:p>
     <w:p>
@@ -959,7 +954,7 @@
           <w:b/>
           <w:bCs/>
         </w:rPr>
-        <w:t xml:space="preserve">Clicking the selected position now deselects it.</w:t>
+        <w:t xml:space="preserve">The 7-string guitar and 5-string bass were removed.</w:t>
       </w:r>
     </w:p>
     <w:p>
@@ -975,37 +970,19 @@
           <w:b/>
           <w:bCs/>
         </w:rPr>
-        <w:t xml:space="preserve">The missing middle string was fixed</w:t>
-      </w:r>
-      <w:r>
-        <w:t xml:space="preserve"> </w:t>
-      </w:r>
-      <w:r>
-        <w:t xml:space="preserve">— the same gradient fault. A</w:t>
-      </w:r>
-      <w:r>
-        <w:t xml:space="preserve"> </w:t>
-      </w:r>
-      <w:r>
-        <w:t xml:space="preserve">perfectly horizontal line has zero bounding-box height, and only the exact</w:t>
-      </w:r>
-      <w:r>
-        <w:t xml:space="preserve"> </w:t>
-      </w:r>
-      <w:r>
-        <w:t xml:space="preserve">middle string of an odd-numbered set is perfectly horizontal, which is why it</w:t>
-      </w:r>
-      <w:r>
-        <w:t xml:space="preserve"> </w:t>
-      </w:r>
-      <w:r>
-        <w:t xml:space="preserve">was the 4th string of 7 and the 3rd of 5 that vanished. One fix covered both</w:t>
-      </w:r>
-      <w:r>
-        <w:t xml:space="preserve"> </w:t>
-      </w:r>
-      <w:r>
-        <w:t xml:space="preserve">this and the frets.</w:t>
+        <w:t xml:space="preserve">A reference-pitch setting</w:t>
+      </w:r>
+      <w:r>
+        <w:t xml:space="preserve"> </w:t>
+      </w:r>
+      <w:r>
+        <w:t xml:space="preserve">(A4, 392-466 Hz) retunes playback, the tuner’s</w:t>
+      </w:r>
+      <w:r>
+        <w:t xml:space="preserve"> </w:t>
+      </w:r>
+      <w:r>
+        <w:t xml:space="preserve">targets and every displayed frequency.</w:t>
       </w:r>
     </w:p>
     <w:p>
@@ -1017,6 +994,230 @@
         </w:numPr>
       </w:pPr>
       <w:r>
+        <w:t xml:space="preserve">The scale and chord choosers appear only in their own modes; fret numbers</w:t>
+      </w:r>
+      <w:r>
+        <w:t xml:space="preserve"> </w:t>
+      </w:r>
+      <w:r>
+        <w:t xml:space="preserve">appear only on frets that carry position markers.</w:t>
+      </w:r>
+    </w:p>
+    <w:bookmarkEnd w:id="14"/>
+    <w:bookmarkStart w:id="15" w:name="revision-2"/>
+    <w:p>
+      <w:pPr>
+        <w:pStyle w:val="Heading3"/>
+      </w:pPr>
+      <w:r>
+        <w:t xml:space="preserve">Revision 2</w:t>
+      </w:r>
+    </w:p>
+    <w:p>
+      <w:pPr>
+        <w:pStyle w:val="FirstParagraph"/>
+      </w:pPr>
+      <w:r>
+        <w:t xml:space="preserve">After the first build was reviewed, six changes were made:</w:t>
+      </w:r>
+    </w:p>
+    <w:p>
+      <w:pPr>
+        <w:pStyle w:val="Compact"/>
+        <w:numPr>
+          <w:ilvl w:val="0"/>
+          <w:numId w:val="1003"/>
+        </w:numPr>
+      </w:pPr>
+      <w:r>
+        <w:rPr>
+          <w:b/>
+          <w:bCs/>
+        </w:rPr>
+        <w:t xml:space="preserve">The body and headstock outlines were redrawn.</w:t>
+      </w:r>
+      <w:r>
+        <w:t xml:space="preserve"> </w:t>
+      </w:r>
+      <w:r>
+        <w:t xml:space="preserve">They are now traced</w:t>
+      </w:r>
+      <w:r>
+        <w:t xml:space="preserve"> </w:t>
+      </w:r>
+      <w:r>
+        <w:t xml:space="preserve">outlines of an offset double-cutaway guitar and an offset bass — real horns,</w:t>
+      </w:r>
+      <w:r>
+        <w:t xml:space="preserve"> </w:t>
+      </w:r>
+      <w:r>
+        <w:t xml:space="preserve">cutaway scoops, a pinched waist and bouts — rather than the smooth profiles</w:t>
+      </w:r>
+      <w:r>
+        <w:t xml:space="preserve"> </w:t>
+      </w:r>
+      <w:r>
+        <w:t xml:space="preserve">of the first version, which read as featureless blobs.</w:t>
+      </w:r>
+    </w:p>
+    <w:p>
+      <w:pPr>
+        <w:pStyle w:val="Compact"/>
+        <w:numPr>
+          <w:ilvl w:val="0"/>
+          <w:numId w:val="1003"/>
+        </w:numPr>
+      </w:pPr>
+      <w:r>
+        <w:rPr>
+          <w:b/>
+          <w:bCs/>
+        </w:rPr>
+        <w:t xml:space="preserve">The instrument was turned the right way up</w:t>
+      </w:r>
+      <w:r>
+        <w:t xml:space="preserve">: the lowest-pitched string is</w:t>
+      </w:r>
+      <w:r>
+        <w:t xml:space="preserve"> </w:t>
+      </w:r>
+      <w:r>
+        <w:t xml:space="preserve">now drawn at the bottom, as a chord chart or tab staff reads, and the body</w:t>
+      </w:r>
+      <w:r>
+        <w:t xml:space="preserve"> </w:t>
+      </w:r>
+      <w:r>
+        <w:t xml:space="preserve">and headstock were re-authored to match.</w:t>
+      </w:r>
+    </w:p>
+    <w:p>
+      <w:pPr>
+        <w:pStyle w:val="Compact"/>
+        <w:numPr>
+          <w:ilvl w:val="0"/>
+          <w:numId w:val="1003"/>
+        </w:numPr>
+      </w:pPr>
+      <w:r>
+        <w:rPr>
+          <w:b/>
+          <w:bCs/>
+        </w:rPr>
+        <w:t xml:space="preserve">The fret wires became visible.</w:t>
+      </w:r>
+      <w:r>
+        <w:t xml:space="preserve"> </w:t>
+      </w:r>
+      <w:r>
+        <w:t xml:space="preserve">They were being painted with an SVG</w:t>
+      </w:r>
+      <w:r>
+        <w:t xml:space="preserve"> </w:t>
+      </w:r>
+      <w:r>
+        <w:t xml:space="preserve">gradient in</w:t>
+      </w:r>
+      <w:r>
+        <w:t xml:space="preserve"> </w:t>
+      </w:r>
+      <w:r>
+        <w:rPr>
+          <w:rStyle w:val="VerbatimChar"/>
+        </w:rPr>
+        <w:t xml:space="preserve">objectBoundingBox</w:t>
+      </w:r>
+      <w:r>
+        <w:t xml:space="preserve"> </w:t>
+      </w:r>
+      <w:r>
+        <w:t xml:space="preserve">units; a perfectly vertical line has zero</w:t>
+      </w:r>
+      <w:r>
+        <w:t xml:space="preserve"> </w:t>
+      </w:r>
+      <w:r>
+        <w:t xml:space="preserve">bounding-box width, so the gradient degenerated and nothing was drawn. They</w:t>
+      </w:r>
+      <w:r>
+        <w:t xml:space="preserve"> </w:t>
+      </w:r>
+      <w:r>
+        <w:t xml:space="preserve">are now solid metal with a bright crown.</w:t>
+      </w:r>
+    </w:p>
+    <w:p>
+      <w:pPr>
+        <w:pStyle w:val="Compact"/>
+        <w:numPr>
+          <w:ilvl w:val="0"/>
+          <w:numId w:val="1003"/>
+        </w:numPr>
+      </w:pPr>
+      <w:r>
+        <w:rPr>
+          <w:b/>
+          <w:bCs/>
+        </w:rPr>
+        <w:t xml:space="preserve">Clicking the selected position now deselects it.</w:t>
+      </w:r>
+    </w:p>
+    <w:p>
+      <w:pPr>
+        <w:pStyle w:val="Compact"/>
+        <w:numPr>
+          <w:ilvl w:val="0"/>
+          <w:numId w:val="1003"/>
+        </w:numPr>
+      </w:pPr>
+      <w:r>
+        <w:rPr>
+          <w:b/>
+          <w:bCs/>
+        </w:rPr>
+        <w:t xml:space="preserve">The missing middle string was fixed</w:t>
+      </w:r>
+      <w:r>
+        <w:t xml:space="preserve"> </w:t>
+      </w:r>
+      <w:r>
+        <w:t xml:space="preserve">— the same gradient fault. A</w:t>
+      </w:r>
+      <w:r>
+        <w:t xml:space="preserve"> </w:t>
+      </w:r>
+      <w:r>
+        <w:t xml:space="preserve">perfectly horizontal line has zero bounding-box height, and only the exact</w:t>
+      </w:r>
+      <w:r>
+        <w:t xml:space="preserve"> </w:t>
+      </w:r>
+      <w:r>
+        <w:t xml:space="preserve">middle string of an odd-numbered set is perfectly horizontal, which is why it</w:t>
+      </w:r>
+      <w:r>
+        <w:t xml:space="preserve"> </w:t>
+      </w:r>
+      <w:r>
+        <w:t xml:space="preserve">was the 4th string of 7 and the 3rd of 5 that vanished. One fix covered both</w:t>
+      </w:r>
+      <w:r>
+        <w:t xml:space="preserve"> </w:t>
+      </w:r>
+      <w:r>
+        <w:t xml:space="preserve">this and the frets.</w:t>
+      </w:r>
+    </w:p>
+    <w:p>
+      <w:pPr>
+        <w:pStyle w:val="Compact"/>
+        <w:numPr>
+          <w:ilvl w:val="0"/>
+          <w:numId w:val="1003"/>
+        </w:numPr>
+      </w:pPr>
+      <w:r>
         <w:rPr>
           <w:b/>
           <w:bCs/>
@@ -1033,9 +1234,9 @@
         <w:t xml:space="preserve">string count, with the instrument last used in each family remembered.</w:t>
       </w:r>
     </w:p>
-    <w:bookmarkEnd w:id="14"/>
     <w:bookmarkEnd w:id="15"/>
-    <w:bookmarkStart w:id="19" w:name="the-instrument-view"/>
+    <w:bookmarkEnd w:id="16"/>
+    <w:bookmarkStart w:id="20" w:name="the-instrument-view"/>
     <w:p>
       <w:pPr>
         <w:pStyle w:val="Heading2"/>
@@ -1150,18 +1351,18 @@
           <wp:inline>
             <wp:extent cx="5334000" cy="3518958"/>
             <wp:effectExtent b="0" l="0" r="0" t="0"/>
-            <wp:docPr descr="The “Whole instrument” view, showing the body, pickups, bridge and controls generated from the same geometry as the neck." title="" id="17" name="Picture"/>
+            <wp:docPr descr="The “Whole instrument” view, showing the body, pickups, bridge and controls generated from the same geometry as the neck." title="" id="18" name="Picture"/>
             <a:graphic>
               <a:graphicData uri="http://schemas.openxmlformats.org/drawingml/2006/picture">
                 <pic:pic>
                   <pic:nvPicPr>
-                    <pic:cNvPr descr="images/01b-whole-instrument.png" id="18" name="Picture"/>
+                    <pic:cNvPr descr="images/01b-whole-instrument.png" id="19" name="Picture"/>
                     <pic:cNvPicPr>
                       <a:picLocks noChangeArrowheads="1" noChangeAspect="1"/>
                     </pic:cNvPicPr>
                   </pic:nvPicPr>
                   <pic:blipFill>
-                    <a:blip r:embed="rId16"/>
+                    <a:blip r:embed="rId17"/>
                     <a:stretch>
                       <a:fillRect/>
                     </a:stretch>
@@ -1234,8 +1435,8 @@
         <w:t xml:space="preserve">imagery, samples or brand marks are used anywhere.</w:t>
       </w:r>
     </w:p>
-    <w:bookmarkEnd w:id="19"/>
-    <w:bookmarkStart w:id="20" w:name="the-four-interaction-modes"/>
+    <w:bookmarkEnd w:id="20"/>
+    <w:bookmarkStart w:id="21" w:name="the-four-interaction-modes"/>
     <w:p>
       <w:pPr>
         <w:pStyle w:val="Heading2"/>
@@ -1334,8 +1535,8 @@
         <w:t xml:space="preserve">integrated with the tuning machines.</w:t>
       </w:r>
     </w:p>
-    <w:bookmarkEnd w:id="20"/>
-    <w:bookmarkStart w:id="21" w:name="clicking-a-position"/>
+    <w:bookmarkEnd w:id="21"/>
+    <w:bookmarkStart w:id="22" w:name="clicking-a-position"/>
     <w:p>
       <w:pPr>
         <w:pStyle w:val="Heading2"/>
@@ -1377,9 +1578,9 @@
         </w:pict>
       </w:r>
     </w:p>
-    <w:bookmarkEnd w:id="21"/>
     <w:bookmarkEnd w:id="22"/>
-    <w:bookmarkStart w:id="26" w:name="architecture"/>
+    <w:bookmarkEnd w:id="23"/>
+    <w:bookmarkStart w:id="27" w:name="architecture"/>
     <w:p>
       <w:pPr>
         <w:pStyle w:val="Heading1"/>
@@ -1617,7 +1818,7 @@
         <w:t xml:space="preserve">  tests/                   170 tests</w:t>
       </w:r>
     </w:p>
-    <w:bookmarkStart w:id="23" w:name="state-versus-derived-data"/>
+    <w:bookmarkStart w:id="24" w:name="state-versus-derived-data"/>
     <w:p>
       <w:pPr>
         <w:pStyle w:val="Heading2"/>
@@ -1764,8 +1965,8 @@
         <w:t xml:space="preserve">function’s result.</w:t>
       </w:r>
     </w:p>
-    <w:bookmarkEnd w:id="23"/>
-    <w:bookmarkStart w:id="24" w:name="data-driven-instruments"/>
+    <w:bookmarkEnd w:id="24"/>
+    <w:bookmarkStart w:id="25" w:name="data-driven-instruments"/>
     <w:p>
       <w:pPr>
         <w:pStyle w:val="Heading2"/>
@@ -1818,8 +2019,8 @@
         <w:t xml:space="preserve">rendering or engine code.</w:t>
       </w:r>
     </w:p>
-    <w:bookmarkEnd w:id="24"/>
-    <w:bookmarkStart w:id="25" w:name="rendering-performance"/>
+    <w:bookmarkEnd w:id="25"/>
+    <w:bookmarkStart w:id="26" w:name="rendering-performance"/>
     <w:p>
       <w:pPr>
         <w:pStyle w:val="Heading2"/>
@@ -1861,9 +2062,9 @@
         </w:pict>
       </w:r>
     </w:p>
-    <w:bookmarkEnd w:id="25"/>
     <w:bookmarkEnd w:id="26"/>
-    <w:bookmarkStart w:id="31" w:name="the-music-theory-engine"/>
+    <w:bookmarkEnd w:id="27"/>
+    <w:bookmarkStart w:id="32" w:name="the-music-theory-engine"/>
     <w:p>
       <w:pPr>
         <w:pStyle w:val="Heading1"/>
@@ -1872,7 +2073,7 @@
         <w:t xml:space="preserve">4. The music-theory engine</w:t>
       </w:r>
     </w:p>
-    <w:bookmarkStart w:id="27" w:name="pitch-is-an-integer"/>
+    <w:bookmarkStart w:id="28" w:name="pitch-is-an-integer"/>
     <w:p>
       <w:pPr>
         <w:pStyle w:val="Heading2"/>
@@ -2232,8 +2433,8 @@
         </w:tc>
       </w:tr>
     </w:tbl>
-    <w:bookmarkEnd w:id="27"/>
-    <w:bookmarkStart w:id="28" w:name="the-fretboard"/>
+    <w:bookmarkEnd w:id="28"/>
+    <w:bookmarkStart w:id="29" w:name="the-fretboard"/>
     <w:p>
       <w:pPr>
         <w:pStyle w:val="Heading2"/>
@@ -2346,8 +2547,8 @@
         <w:t xml:space="preserve">D — and the engine simply computes that rather than being told.</w:t>
       </w:r>
     </w:p>
-    <w:bookmarkEnd w:id="28"/>
-    <w:bookmarkStart w:id="29" w:name="enharmonic-spelling-systematically"/>
+    <w:bookmarkEnd w:id="29"/>
+    <w:bookmarkStart w:id="30" w:name="enharmonic-spelling-systematically"/>
     <w:p>
       <w:pPr>
         <w:pStyle w:val="Heading2"/>
@@ -2424,394 +2625,6 @@
       </w:r>
       <w:r>
         <w:t xml:space="preserve">cases anywhere:</w:t>
-      </w:r>
-    </w:p>
-    <w:p>
-      <w:pPr>
-        <w:pStyle w:val="Compact"/>
-        <w:numPr>
-          <w:ilvl w:val="0"/>
-          <w:numId w:val="1003"/>
-        </w:numPr>
-      </w:pPr>
-      <w:r>
-        <w:t xml:space="preserve">B♭ major spells</w:t>
-      </w:r>
-      <w:r>
-        <w:t xml:space="preserve"> </w:t>
-      </w:r>
-      <w:r>
-        <w:rPr>
-          <w:b/>
-          <w:bCs/>
-        </w:rPr>
-        <w:t xml:space="preserve">Bb C D Eb F G A</w:t>
-      </w:r>
-      <w:r>
-        <w:t xml:space="preserve"> </w:t>
-      </w:r>
-      <w:r>
-        <w:t xml:space="preserve">— never A♯ C D D♯ F G A.</w:t>
-      </w:r>
-    </w:p>
-    <w:p>
-      <w:pPr>
-        <w:pStyle w:val="Compact"/>
-        <w:numPr>
-          <w:ilvl w:val="0"/>
-          <w:numId w:val="1003"/>
-        </w:numPr>
-      </w:pPr>
-      <w:r>
-        <w:t xml:space="preserve">F♯ major spells</w:t>
-      </w:r>
-      <w:r>
-        <w:t xml:space="preserve"> </w:t>
-      </w:r>
-      <w:r>
-        <w:rPr>
-          <w:b/>
-          <w:bCs/>
-        </w:rPr>
-        <w:t xml:space="preserve">F# G# A# B C# D# E#</w:t>
-      </w:r>
-      <w:r>
-        <w:t xml:space="preserve">, including the E♯ that beginners’</w:t>
-      </w:r>
-      <w:r>
-        <w:t xml:space="preserve"> </w:t>
-      </w:r>
-      <w:r>
-        <w:t xml:space="preserve">tools get wrong.</w:t>
-      </w:r>
-    </w:p>
-    <w:p>
-      <w:pPr>
-        <w:pStyle w:val="Compact"/>
-        <w:numPr>
-          <w:ilvl w:val="0"/>
-          <w:numId w:val="1003"/>
-        </w:numPr>
-      </w:pPr>
-      <w:r>
-        <w:t xml:space="preserve">The A blues scale spells</w:t>
-      </w:r>
-      <w:r>
-        <w:t xml:space="preserve"> </w:t>
-      </w:r>
-      <w:r>
-        <w:rPr>
-          <w:b/>
-          <w:bCs/>
-        </w:rPr>
-        <w:t xml:space="preserve">A C D Eb E G</w:t>
-      </w:r>
-      <w:r>
-        <w:t xml:space="preserve">, with the ♭5 and the ♮5 written on</w:t>
-      </w:r>
-      <w:r>
-        <w:t xml:space="preserve"> </w:t>
-      </w:r>
-      <w:r>
-        <w:t xml:space="preserve">the same letter, as the scale actually is.</w:t>
-      </w:r>
-    </w:p>
-    <w:p>
-      <w:pPr>
-        <w:pStyle w:val="Compact"/>
-        <w:numPr>
-          <w:ilvl w:val="0"/>
-          <w:numId w:val="1003"/>
-        </w:numPr>
-      </w:pPr>
-      <w:r>
-        <w:t xml:space="preserve">C diminished 7th spells</w:t>
-      </w:r>
-      <w:r>
-        <w:t xml:space="preserve"> </w:t>
-      </w:r>
-      <w:r>
-        <w:rPr>
-          <w:b/>
-          <w:bCs/>
-        </w:rPr>
-        <w:t xml:space="preserve">C Eb Gb Bbb</w:t>
-      </w:r>
-      <w:r>
-        <w:t xml:space="preserve">, with the double flat.</w:t>
-      </w:r>
-    </w:p>
-    <w:p>
-      <w:pPr>
-        <w:pStyle w:val="FirstParagraph"/>
-      </w:pPr>
-      <w:r>
-        <w:t xml:space="preserve">Notes outside the current key fall back to the key’s own accidental side, so a</w:t>
-      </w:r>
-      <w:r>
-        <w:t xml:space="preserve"> </w:t>
-      </w:r>
-      <w:r>
-        <w:t xml:space="preserve">fretboard in E♭ minor never shows a stray A♯ next to a B♭. Choosing a root of</w:t>
-      </w:r>
-      <w:r>
-        <w:t xml:space="preserve"> </w:t>
-      </w:r>
-      <w:r>
-        <w:rPr>
-          <w:rStyle w:val="VerbatimChar"/>
-        </w:rPr>
-        <w:t xml:space="preserve">Bb</w:t>
-      </w:r>
-      <w:r>
-        <w:t xml:space="preserve"> </w:t>
-      </w:r>
-      <w:r>
-        <w:t xml:space="preserve">rather than</w:t>
-      </w:r>
-      <w:r>
-        <w:t xml:space="preserve"> </w:t>
-      </w:r>
-      <w:r>
-        <w:rPr>
-          <w:rStyle w:val="VerbatimChar"/>
-        </w:rPr>
-        <w:t xml:space="preserve">A#</w:t>
-      </w:r>
-      <w:r>
-        <w:t xml:space="preserve"> </w:t>
-      </w:r>
-      <w:r>
-        <w:t xml:space="preserve">in the controls is how the player selects the key’s</w:t>
-      </w:r>
-      <w:r>
-        <w:t xml:space="preserve"> </w:t>
-      </w:r>
-      <w:r>
-        <w:t xml:space="preserve">spelling — the preference the brief asked for, implemented as a rule rather than</w:t>
-      </w:r>
-      <w:r>
-        <w:t xml:space="preserve"> </w:t>
-      </w:r>
-      <w:r>
-        <w:t xml:space="preserve">as a list.</w:t>
-      </w:r>
-    </w:p>
-    <w:bookmarkEnd w:id="29"/>
-    <w:bookmarkStart w:id="30" w:name="chords-and-scales-kept-distinct"/>
-    <w:p>
-      <w:pPr>
-        <w:pStyle w:val="Heading2"/>
-      </w:pPr>
-      <w:r>
-        <w:t xml:space="preserve">4.4 Chords and scales kept distinct</w:t>
-      </w:r>
-    </w:p>
-    <w:p>
-      <w:pPr>
-        <w:pStyle w:val="FirstParagraph"/>
-      </w:pPr>
-      <w:r>
-        <w:t xml:space="preserve">The brief was explicit that a learner must not confuse a chord voicing with a</w:t>
-      </w:r>
-      <w:r>
-        <w:t xml:space="preserve"> </w:t>
-      </w:r>
-      <w:r>
-        <w:t xml:space="preserve">scale, and the interface is built around that. They are separate panels with</w:t>
-      </w:r>
-      <w:r>
-        <w:t xml:space="preserve"> </w:t>
-      </w:r>
-      <w:r>
-        <w:t xml:space="preserve">separate note lists and separate explanations (</w:t>
-      </w:r>
-      <w:r>
-        <w:t xml:space="preserve">“3 notes played together”</w:t>
-      </w:r>
-      <w:r>
-        <w:t xml:space="preserve"> </w:t>
-      </w:r>
-      <w:r>
-        <w:t xml:space="preserve">versus</w:t>
-      </w:r>
-      <w:r>
-        <w:t xml:space="preserve"> </w:t>
-      </w:r>
-      <w:r>
-        <w:t xml:space="preserve">“a pool to play over the chord”</w:t>
-      </w:r>
-      <w:r>
-        <w:t xml:space="preserve">). The chord panel then lists the scales that fit</w:t>
-      </w:r>
-      <w:r>
-        <w:t xml:space="preserve"> </w:t>
-      </w:r>
-      <w:r>
-        <w:t xml:space="preserve">the selected chord, each with a one-line reason, and</w:t>
-      </w:r>
-      <w:r>
-        <w:t xml:space="preserve"> </w:t>
-      </w:r>
-      <w:r>
-        <w:rPr>
-          <w:b/>
-          <w:bCs/>
-        </w:rPr>
-        <w:t xml:space="preserve">every suggestion is</w:t>
-      </w:r>
-      <w:r>
-        <w:rPr>
-          <w:b/>
-          <w:bCs/>
-        </w:rPr>
-        <w:t xml:space="preserve"> </w:t>
-      </w:r>
-      <w:r>
-        <w:rPr>
-          <w:b/>
-          <w:bCs/>
-        </w:rPr>
-        <w:t xml:space="preserve">verified to contain every chord tone before it is offered</w:t>
-      </w:r>
-      <w:r>
-        <w:t xml:space="preserve"> </w:t>
-      </w:r>
-      <w:r>
-        <w:t xml:space="preserve">— so a dominant 7th</w:t>
-      </w:r>
-      <w:r>
-        <w:t xml:space="preserve"> </w:t>
-      </w:r>
-      <w:r>
-        <w:t xml:space="preserve">is never paired with a plain major scale, which does not contain its flat 7th.</w:t>
-      </w:r>
-      <w:r>
-        <w:t xml:space="preserve"> </w:t>
-      </w:r>
-      <w:r>
-        <w:t xml:space="preserve">Clicking a suggestion switches the fretboard to that scale and says so.</w:t>
-      </w:r>
-    </w:p>
-    <w:p>
-      <w:r>
-        <w:pict>
-          <v:rect style="width:0;height:1.5pt" o:hralign="center" o:hrstd="t" o:hr="t"/>
-        </w:pict>
-      </w:r>
-    </w:p>
-    <w:bookmarkEnd w:id="30"/>
-    <w:bookmarkEnd w:id="31"/>
-    <w:bookmarkStart w:id="38" w:name="alternate-tunings-and-the-chord-engine"/>
-    <w:p>
-      <w:pPr>
-        <w:pStyle w:val="Heading1"/>
-      </w:pPr>
-      <w:r>
-        <w:t xml:space="preserve">5. Alternate tunings and the chord engine</w:t>
-      </w:r>
-    </w:p>
-    <w:p>
-      <w:pPr>
-        <w:pStyle w:val="FirstParagraph"/>
-      </w:pPr>
-      <w:r>
-        <w:t xml:space="preserve">This was the most important correctness requirement in the brief, and it is</w:t>
-      </w:r>
-      <w:r>
-        <w:t xml:space="preserve"> </w:t>
-      </w:r>
-      <w:r>
-        <w:t xml:space="preserve">where the project puts most of its effort.</w:t>
-      </w:r>
-    </w:p>
-    <w:bookmarkStart w:id="35" w:name="there-are-no-stored-chord-shapes"/>
-    <w:p>
-      <w:pPr>
-        <w:pStyle w:val="Heading2"/>
-      </w:pPr>
-      <w:r>
-        <w:t xml:space="preserve">5.1 There are no stored chord shapes</w:t>
-      </w:r>
-    </w:p>
-    <w:p>
-      <w:pPr>
-        <w:pStyle w:val="FirstParagraph"/>
-      </w:pPr>
-      <w:r>
-        <w:rPr>
-          <w:rStyle w:val="VerbatimChar"/>
-        </w:rPr>
-        <w:t xml:space="preserve">findVoicings()</w:t>
-      </w:r>
-      <w:r>
-        <w:t xml:space="preserve"> </w:t>
-      </w:r>
-      <w:r>
-        <w:t xml:space="preserve">searches the fretboard. For each hand position along the neck</w:t>
-      </w:r>
-      <w:r>
-        <w:t xml:space="preserve"> </w:t>
-      </w:r>
-      <w:r>
-        <w:t xml:space="preserve">it enumerates, per string, the frets whose</w:t>
-      </w:r>
-      <w:r>
-        <w:t xml:space="preserve"> </w:t>
-      </w:r>
-      <w:r>
-        <w:rPr>
-          <w:b/>
-          <w:bCs/>
-        </w:rPr>
-        <w:t xml:space="preserve">actual sounding pitch class</w:t>
-      </w:r>
-      <w:r>
-        <w:t xml:space="preserve"> </w:t>
-      </w:r>
-      <w:r>
-        <w:t xml:space="preserve">belongs to the chord, plus the open string and</w:t>
-      </w:r>
-      <w:r>
-        <w:t xml:space="preserve"> </w:t>
-      </w:r>
-      <w:r>
-        <w:t xml:space="preserve">“muted”</w:t>
-      </w:r>
-      <w:r>
-        <w:t xml:space="preserve">. It prunes anything</w:t>
-      </w:r>
-      <w:r>
-        <w:t xml:space="preserve"> </w:t>
-      </w:r>
-      <w:r>
-        <w:t xml:space="preserve">needing more than four fingers or a stretch wider than four frets, requires</w:t>
-      </w:r>
-      <w:r>
-        <w:t xml:space="preserve"> </w:t>
-      </w:r>
-      <w:r>
-        <w:t xml:space="preserve">every non-optional chord tone to be present and the root to sound, then scores</w:t>
-      </w:r>
-      <w:r>
-        <w:t xml:space="preserve"> </w:t>
-      </w:r>
-      <w:r>
-        <w:t xml:space="preserve">the survivors for playability: root in the bass, fewer fingers, lower on the</w:t>
-      </w:r>
-      <w:r>
-        <w:t xml:space="preserve"> </w:t>
-      </w:r>
-      <w:r>
-        <w:t xml:space="preserve">neck, fuller voicing, no awkward dead strings in the middle.</w:t>
-      </w:r>
-    </w:p>
-    <w:p>
-      <w:pPr>
-        <w:pStyle w:val="BodyText"/>
-      </w:pPr>
-      <w:r>
-        <w:t xml:space="preserve">The consequences are all verified by tests:</w:t>
       </w:r>
     </w:p>
     <w:p>
@@ -2823,110 +2636,23 @@
         </w:numPr>
       </w:pPr>
       <w:r>
-        <w:rPr>
-          <w:b/>
-          <w:bCs/>
-        </w:rPr>
-        <w:t xml:space="preserve">In standard tuning the search rediscovers the shapes players already know.</w:t>
-      </w:r>
-      <w:r>
-        <w:t xml:space="preserve"> </w:t>
-      </w:r>
-      <w:r>
-        <w:t xml:space="preserve">The open C (</w:t>
-      </w:r>
-      <w:r>
-        <w:rPr>
-          <w:rStyle w:val="VerbatimChar"/>
-        </w:rPr>
-        <w:t xml:space="preserve">x32010</w:t>
-      </w:r>
-      <w:r>
-        <w:t xml:space="preserve">), E minor (</w:t>
-      </w:r>
-      <w:r>
-        <w:rPr>
-          <w:rStyle w:val="VerbatimChar"/>
-        </w:rPr>
-        <w:t xml:space="preserve">022000</w:t>
-      </w:r>
-      <w:r>
-        <w:t xml:space="preserve">), A minor (</w:t>
-      </w:r>
-      <w:r>
-        <w:rPr>
-          <w:rStyle w:val="VerbatimChar"/>
-        </w:rPr>
-        <w:t xml:space="preserve">x02210</w:t>
-      </w:r>
-      <w:r>
-        <w:t xml:space="preserve">), D (</w:t>
-      </w:r>
-      <w:r>
-        <w:rPr>
-          <w:rStyle w:val="VerbatimChar"/>
-        </w:rPr>
-        <w:t xml:space="preserve">xx0232</w:t>
-      </w:r>
-      <w:r>
-        <w:t xml:space="preserve">),</w:t>
-      </w:r>
-      <w:r>
-        <w:t xml:space="preserve"> </w:t>
-      </w:r>
-      <w:r>
-        <w:t xml:space="preserve">G (</w:t>
-      </w:r>
-      <w:r>
-        <w:rPr>
-          <w:rStyle w:val="VerbatimChar"/>
-        </w:rPr>
-        <w:t xml:space="preserve">320003</w:t>
-      </w:r>
-      <w:r>
-        <w:t xml:space="preserve">), E7 (</w:t>
-      </w:r>
-      <w:r>
-        <w:rPr>
-          <w:rStyle w:val="VerbatimChar"/>
-        </w:rPr>
-        <w:t xml:space="preserve">020100</w:t>
-      </w:r>
-      <w:r>
-        <w:t xml:space="preserve">), A7 (</w:t>
-      </w:r>
-      <w:r>
-        <w:rPr>
-          <w:rStyle w:val="VerbatimChar"/>
-        </w:rPr>
-        <w:t xml:space="preserve">x02020</w:t>
-      </w:r>
-      <w:r>
-        <w:t xml:space="preserve">), Cmaj7 (</w:t>
-      </w:r>
-      <w:r>
-        <w:rPr>
-          <w:rStyle w:val="VerbatimChar"/>
-        </w:rPr>
-        <w:t xml:space="preserve">x32000</w:t>
-      </w:r>
-      <w:r>
-        <w:t xml:space="preserve">) and Am7</w:t>
-      </w:r>
-      <w:r>
-        <w:t xml:space="preserve"> </w:t>
-      </w:r>
-      <w:r>
-        <w:t xml:space="preserve">(</w:t>
-      </w:r>
-      <w:r>
-        <w:rPr>
-          <w:rStyle w:val="VerbatimChar"/>
-        </w:rPr>
-        <w:t xml:space="preserve">x02010</w:t>
-      </w:r>
-      <w:r>
-        <w:t xml:space="preserve">) all come out of the solver. None of them was typed in.</w:t>
+        <w:t xml:space="preserve">B♭ major spells</w:t>
+      </w:r>
+      <w:r>
+        <w:t xml:space="preserve"> </w:t>
+      </w:r>
+      <w:r>
+        <w:rPr>
+          <w:b/>
+          <w:bCs/>
+        </w:rPr>
+        <w:t xml:space="preserve">Bb C D Eb F G A</w:t>
+      </w:r>
+      <w:r>
+        <w:t xml:space="preserve"> </w:t>
+      </w:r>
+      <w:r>
+        <w:t xml:space="preserve">— never A♯ C D D♯ F G A.</w:t>
       </w:r>
     </w:p>
     <w:p>
@@ -2938,64 +2664,26 @@
         </w:numPr>
       </w:pPr>
       <w:r>
-        <w:rPr>
-          <w:b/>
-          <w:bCs/>
-        </w:rPr>
-        <w:t xml:space="preserve">In D standard it does not offer</w:t>
-      </w:r>
-      <w:r>
-        <w:rPr>
-          <w:b/>
-          <w:bCs/>
-        </w:rPr>
-        <w:t xml:space="preserve"> </w:t>
-      </w:r>
-      <w:r>
-        <w:rPr>
-          <w:rStyle w:val="VerbatimChar"/>
-          <w:b/>
-          <w:bCs/>
-        </w:rPr>
-        <w:t xml:space="preserve">022000</w:t>
-      </w:r>
-      <w:r>
-        <w:rPr>
-          <w:b/>
-          <w:bCs/>
-        </w:rPr>
-        <w:t xml:space="preserve"> </w:t>
-      </w:r>
-      <w:r>
-        <w:rPr>
-          <w:b/>
-          <w:bCs/>
-        </w:rPr>
-        <w:t xml:space="preserve">as E minor.</w:t>
-      </w:r>
-      <w:r>
-        <w:t xml:space="preserve"> </w:t>
-      </w:r>
-      <w:r>
-        <w:t xml:space="preserve">In that tuning those</w:t>
-      </w:r>
-      <w:r>
-        <w:t xml:space="preserve"> </w:t>
-      </w:r>
-      <w:r>
-        <w:t xml:space="preserve">frets sound a D minor chord, so the solver offers that shape under D minor,</w:t>
-      </w:r>
-      <w:r>
-        <w:t xml:space="preserve"> </w:t>
-      </w:r>
-      <w:r>
-        <w:t xml:space="preserve">where it belongs. A familiar shape is never mislabelled as a chord it does not</w:t>
-      </w:r>
-      <w:r>
-        <w:t xml:space="preserve"> </w:t>
-      </w:r>
-      <w:r>
-        <w:t xml:space="preserve">produce.</w:t>
+        <w:t xml:space="preserve">F♯ major spells</w:t>
+      </w:r>
+      <w:r>
+        <w:t xml:space="preserve"> </w:t>
+      </w:r>
+      <w:r>
+        <w:rPr>
+          <w:b/>
+          <w:bCs/>
+        </w:rPr>
+        <w:t xml:space="preserve">F# G# A# B C# D# E#</w:t>
+      </w:r>
+      <w:r>
+        <w:t xml:space="preserve">, including the E♯ that beginners’</w:t>
+      </w:r>
+      <w:r>
+        <w:t xml:space="preserve"> </w:t>
+      </w:r>
+      <w:r>
+        <w:t xml:space="preserve">tools get wrong.</w:t>
       </w:r>
     </w:p>
     <w:p>
@@ -3007,6 +2695,519 @@
         </w:numPr>
       </w:pPr>
       <w:r>
+        <w:t xml:space="preserve">The A blues scale spells</w:t>
+      </w:r>
+      <w:r>
+        <w:t xml:space="preserve"> </w:t>
+      </w:r>
+      <w:r>
+        <w:rPr>
+          <w:b/>
+          <w:bCs/>
+        </w:rPr>
+        <w:t xml:space="preserve">A C D Eb E G</w:t>
+      </w:r>
+      <w:r>
+        <w:t xml:space="preserve">, with the ♭5 and the ♮5 written on</w:t>
+      </w:r>
+      <w:r>
+        <w:t xml:space="preserve"> </w:t>
+      </w:r>
+      <w:r>
+        <w:t xml:space="preserve">the same letter, as the scale actually is.</w:t>
+      </w:r>
+    </w:p>
+    <w:p>
+      <w:pPr>
+        <w:pStyle w:val="Compact"/>
+        <w:numPr>
+          <w:ilvl w:val="0"/>
+          <w:numId w:val="1004"/>
+        </w:numPr>
+      </w:pPr>
+      <w:r>
+        <w:t xml:space="preserve">C diminished 7th spells</w:t>
+      </w:r>
+      <w:r>
+        <w:t xml:space="preserve"> </w:t>
+      </w:r>
+      <w:r>
+        <w:rPr>
+          <w:b/>
+          <w:bCs/>
+        </w:rPr>
+        <w:t xml:space="preserve">C Eb Gb Bbb</w:t>
+      </w:r>
+      <w:r>
+        <w:t xml:space="preserve">, with the double flat.</w:t>
+      </w:r>
+    </w:p>
+    <w:p>
+      <w:pPr>
+        <w:pStyle w:val="FirstParagraph"/>
+      </w:pPr>
+      <w:r>
+        <w:t xml:space="preserve">Notes outside the current key fall back to the key’s own accidental side, so a</w:t>
+      </w:r>
+      <w:r>
+        <w:t xml:space="preserve"> </w:t>
+      </w:r>
+      <w:r>
+        <w:t xml:space="preserve">fretboard in E♭ minor never shows a stray A♯ next to a B♭. Choosing a root of</w:t>
+      </w:r>
+      <w:r>
+        <w:t xml:space="preserve"> </w:t>
+      </w:r>
+      <w:r>
+        <w:rPr>
+          <w:rStyle w:val="VerbatimChar"/>
+        </w:rPr>
+        <w:t xml:space="preserve">Bb</w:t>
+      </w:r>
+      <w:r>
+        <w:t xml:space="preserve"> </w:t>
+      </w:r>
+      <w:r>
+        <w:t xml:space="preserve">rather than</w:t>
+      </w:r>
+      <w:r>
+        <w:t xml:space="preserve"> </w:t>
+      </w:r>
+      <w:r>
+        <w:rPr>
+          <w:rStyle w:val="VerbatimChar"/>
+        </w:rPr>
+        <w:t xml:space="preserve">A#</w:t>
+      </w:r>
+      <w:r>
+        <w:t xml:space="preserve"> </w:t>
+      </w:r>
+      <w:r>
+        <w:t xml:space="preserve">in the controls is how the player selects the key’s</w:t>
+      </w:r>
+      <w:r>
+        <w:t xml:space="preserve"> </w:t>
+      </w:r>
+      <w:r>
+        <w:t xml:space="preserve">spelling — the preference the brief asked for, implemented as a rule rather than</w:t>
+      </w:r>
+      <w:r>
+        <w:t xml:space="preserve"> </w:t>
+      </w:r>
+      <w:r>
+        <w:t xml:space="preserve">as a list.</w:t>
+      </w:r>
+    </w:p>
+    <w:bookmarkEnd w:id="30"/>
+    <w:bookmarkStart w:id="31" w:name="chords-and-scales-kept-distinct"/>
+    <w:p>
+      <w:pPr>
+        <w:pStyle w:val="Heading2"/>
+      </w:pPr>
+      <w:r>
+        <w:t xml:space="preserve">4.4 Chords and scales kept distinct</w:t>
+      </w:r>
+    </w:p>
+    <w:p>
+      <w:pPr>
+        <w:pStyle w:val="FirstParagraph"/>
+      </w:pPr>
+      <w:r>
+        <w:t xml:space="preserve">The brief was explicit that a learner must not confuse a chord voicing with a</w:t>
+      </w:r>
+      <w:r>
+        <w:t xml:space="preserve"> </w:t>
+      </w:r>
+      <w:r>
+        <w:t xml:space="preserve">scale, and the interface is built around that. They are separate panels with</w:t>
+      </w:r>
+      <w:r>
+        <w:t xml:space="preserve"> </w:t>
+      </w:r>
+      <w:r>
+        <w:t xml:space="preserve">separate note lists and separate explanations (</w:t>
+      </w:r>
+      <w:r>
+        <w:t xml:space="preserve">“3 notes played together”</w:t>
+      </w:r>
+      <w:r>
+        <w:t xml:space="preserve"> </w:t>
+      </w:r>
+      <w:r>
+        <w:t xml:space="preserve">versus</w:t>
+      </w:r>
+      <w:r>
+        <w:t xml:space="preserve"> </w:t>
+      </w:r>
+      <w:r>
+        <w:t xml:space="preserve">“a pool to play over the chord”</w:t>
+      </w:r>
+      <w:r>
+        <w:t xml:space="preserve">). The chord panel then lists the scales that fit</w:t>
+      </w:r>
+      <w:r>
+        <w:t xml:space="preserve"> </w:t>
+      </w:r>
+      <w:r>
+        <w:t xml:space="preserve">the selected chord, each with a one-line reason, and</w:t>
+      </w:r>
+      <w:r>
+        <w:t xml:space="preserve"> </w:t>
+      </w:r>
+      <w:r>
+        <w:rPr>
+          <w:b/>
+          <w:bCs/>
+        </w:rPr>
+        <w:t xml:space="preserve">every suggestion is</w:t>
+      </w:r>
+      <w:r>
+        <w:rPr>
+          <w:b/>
+          <w:bCs/>
+        </w:rPr>
+        <w:t xml:space="preserve"> </w:t>
+      </w:r>
+      <w:r>
+        <w:rPr>
+          <w:b/>
+          <w:bCs/>
+        </w:rPr>
+        <w:t xml:space="preserve">verified to contain every chord tone before it is offered</w:t>
+      </w:r>
+      <w:r>
+        <w:t xml:space="preserve"> </w:t>
+      </w:r>
+      <w:r>
+        <w:t xml:space="preserve">— so a dominant 7th</w:t>
+      </w:r>
+      <w:r>
+        <w:t xml:space="preserve"> </w:t>
+      </w:r>
+      <w:r>
+        <w:t xml:space="preserve">is never paired with a plain major scale, which does not contain its flat 7th.</w:t>
+      </w:r>
+      <w:r>
+        <w:t xml:space="preserve"> </w:t>
+      </w:r>
+      <w:r>
+        <w:t xml:space="preserve">Clicking a suggestion switches the fretboard to that scale and says so.</w:t>
+      </w:r>
+    </w:p>
+    <w:p>
+      <w:r>
+        <w:pict>
+          <v:rect style="width:0;height:1.5pt" o:hralign="center" o:hrstd="t" o:hr="t"/>
+        </w:pict>
+      </w:r>
+    </w:p>
+    <w:bookmarkEnd w:id="31"/>
+    <w:bookmarkEnd w:id="32"/>
+    <w:bookmarkStart w:id="39" w:name="alternate-tunings-and-the-chord-engine"/>
+    <w:p>
+      <w:pPr>
+        <w:pStyle w:val="Heading1"/>
+      </w:pPr>
+      <w:r>
+        <w:t xml:space="preserve">5. Alternate tunings and the chord engine</w:t>
+      </w:r>
+    </w:p>
+    <w:p>
+      <w:pPr>
+        <w:pStyle w:val="FirstParagraph"/>
+      </w:pPr>
+      <w:r>
+        <w:t xml:space="preserve">This was the most important correctness requirement in the brief, and it is</w:t>
+      </w:r>
+      <w:r>
+        <w:t xml:space="preserve"> </w:t>
+      </w:r>
+      <w:r>
+        <w:t xml:space="preserve">where the project puts most of its effort.</w:t>
+      </w:r>
+    </w:p>
+    <w:bookmarkStart w:id="36" w:name="there-are-no-stored-chord-shapes"/>
+    <w:p>
+      <w:pPr>
+        <w:pStyle w:val="Heading2"/>
+      </w:pPr>
+      <w:r>
+        <w:t xml:space="preserve">5.1 There are no stored chord shapes</w:t>
+      </w:r>
+    </w:p>
+    <w:p>
+      <w:pPr>
+        <w:pStyle w:val="FirstParagraph"/>
+      </w:pPr>
+      <w:r>
+        <w:rPr>
+          <w:rStyle w:val="VerbatimChar"/>
+        </w:rPr>
+        <w:t xml:space="preserve">findVoicings()</w:t>
+      </w:r>
+      <w:r>
+        <w:t xml:space="preserve"> </w:t>
+      </w:r>
+      <w:r>
+        <w:t xml:space="preserve">searches the fretboard. For each hand position along the neck</w:t>
+      </w:r>
+      <w:r>
+        <w:t xml:space="preserve"> </w:t>
+      </w:r>
+      <w:r>
+        <w:t xml:space="preserve">it enumerates, per string, the frets whose</w:t>
+      </w:r>
+      <w:r>
+        <w:t xml:space="preserve"> </w:t>
+      </w:r>
+      <w:r>
+        <w:rPr>
+          <w:b/>
+          <w:bCs/>
+        </w:rPr>
+        <w:t xml:space="preserve">actual sounding pitch class</w:t>
+      </w:r>
+      <w:r>
+        <w:t xml:space="preserve"> </w:t>
+      </w:r>
+      <w:r>
+        <w:t xml:space="preserve">belongs to the chord, plus the open string and</w:t>
+      </w:r>
+      <w:r>
+        <w:t xml:space="preserve"> </w:t>
+      </w:r>
+      <w:r>
+        <w:t xml:space="preserve">“muted”</w:t>
+      </w:r>
+      <w:r>
+        <w:t xml:space="preserve">. It prunes anything</w:t>
+      </w:r>
+      <w:r>
+        <w:t xml:space="preserve"> </w:t>
+      </w:r>
+      <w:r>
+        <w:t xml:space="preserve">needing more than four fingers or a stretch wider than four frets, requires</w:t>
+      </w:r>
+      <w:r>
+        <w:t xml:space="preserve"> </w:t>
+      </w:r>
+      <w:r>
+        <w:t xml:space="preserve">every non-optional chord tone to be present and the root to sound, then scores</w:t>
+      </w:r>
+      <w:r>
+        <w:t xml:space="preserve"> </w:t>
+      </w:r>
+      <w:r>
+        <w:t xml:space="preserve">the survivors for playability: root in the bass, fewer fingers, lower on the</w:t>
+      </w:r>
+      <w:r>
+        <w:t xml:space="preserve"> </w:t>
+      </w:r>
+      <w:r>
+        <w:t xml:space="preserve">neck, fuller voicing, no awkward dead strings in the middle.</w:t>
+      </w:r>
+    </w:p>
+    <w:p>
+      <w:pPr>
+        <w:pStyle w:val="BodyText"/>
+      </w:pPr>
+      <w:r>
+        <w:t xml:space="preserve">The consequences are all verified by tests:</w:t>
+      </w:r>
+    </w:p>
+    <w:p>
+      <w:pPr>
+        <w:pStyle w:val="Compact"/>
+        <w:numPr>
+          <w:ilvl w:val="0"/>
+          <w:numId w:val="1005"/>
+        </w:numPr>
+      </w:pPr>
+      <w:r>
+        <w:rPr>
+          <w:b/>
+          <w:bCs/>
+        </w:rPr>
+        <w:t xml:space="preserve">In standard tuning the search rediscovers the shapes players already know.</w:t>
+      </w:r>
+      <w:r>
+        <w:t xml:space="preserve"> </w:t>
+      </w:r>
+      <w:r>
+        <w:t xml:space="preserve">The open C (</w:t>
+      </w:r>
+      <w:r>
+        <w:rPr>
+          <w:rStyle w:val="VerbatimChar"/>
+        </w:rPr>
+        <w:t xml:space="preserve">x32010</w:t>
+      </w:r>
+      <w:r>
+        <w:t xml:space="preserve">), E minor (</w:t>
+      </w:r>
+      <w:r>
+        <w:rPr>
+          <w:rStyle w:val="VerbatimChar"/>
+        </w:rPr>
+        <w:t xml:space="preserve">022000</w:t>
+      </w:r>
+      <w:r>
+        <w:t xml:space="preserve">), A minor (</w:t>
+      </w:r>
+      <w:r>
+        <w:rPr>
+          <w:rStyle w:val="VerbatimChar"/>
+        </w:rPr>
+        <w:t xml:space="preserve">x02210</w:t>
+      </w:r>
+      <w:r>
+        <w:t xml:space="preserve">), D (</w:t>
+      </w:r>
+      <w:r>
+        <w:rPr>
+          <w:rStyle w:val="VerbatimChar"/>
+        </w:rPr>
+        <w:t xml:space="preserve">xx0232</w:t>
+      </w:r>
+      <w:r>
+        <w:t xml:space="preserve">),</w:t>
+      </w:r>
+      <w:r>
+        <w:t xml:space="preserve"> </w:t>
+      </w:r>
+      <w:r>
+        <w:t xml:space="preserve">G (</w:t>
+      </w:r>
+      <w:r>
+        <w:rPr>
+          <w:rStyle w:val="VerbatimChar"/>
+        </w:rPr>
+        <w:t xml:space="preserve">320003</w:t>
+      </w:r>
+      <w:r>
+        <w:t xml:space="preserve">), E7 (</w:t>
+      </w:r>
+      <w:r>
+        <w:rPr>
+          <w:rStyle w:val="VerbatimChar"/>
+        </w:rPr>
+        <w:t xml:space="preserve">020100</w:t>
+      </w:r>
+      <w:r>
+        <w:t xml:space="preserve">), A7 (</w:t>
+      </w:r>
+      <w:r>
+        <w:rPr>
+          <w:rStyle w:val="VerbatimChar"/>
+        </w:rPr>
+        <w:t xml:space="preserve">x02020</w:t>
+      </w:r>
+      <w:r>
+        <w:t xml:space="preserve">), Cmaj7 (</w:t>
+      </w:r>
+      <w:r>
+        <w:rPr>
+          <w:rStyle w:val="VerbatimChar"/>
+        </w:rPr>
+        <w:t xml:space="preserve">x32000</w:t>
+      </w:r>
+      <w:r>
+        <w:t xml:space="preserve">) and Am7</w:t>
+      </w:r>
+      <w:r>
+        <w:t xml:space="preserve"> </w:t>
+      </w:r>
+      <w:r>
+        <w:t xml:space="preserve">(</w:t>
+      </w:r>
+      <w:r>
+        <w:rPr>
+          <w:rStyle w:val="VerbatimChar"/>
+        </w:rPr>
+        <w:t xml:space="preserve">x02010</w:t>
+      </w:r>
+      <w:r>
+        <w:t xml:space="preserve">) all come out of the solver. None of them was typed in.</w:t>
+      </w:r>
+    </w:p>
+    <w:p>
+      <w:pPr>
+        <w:pStyle w:val="Compact"/>
+        <w:numPr>
+          <w:ilvl w:val="0"/>
+          <w:numId w:val="1005"/>
+        </w:numPr>
+      </w:pPr>
+      <w:r>
+        <w:rPr>
+          <w:b/>
+          <w:bCs/>
+        </w:rPr>
+        <w:t xml:space="preserve">In D standard it does not offer</w:t>
+      </w:r>
+      <w:r>
+        <w:rPr>
+          <w:b/>
+          <w:bCs/>
+        </w:rPr>
+        <w:t xml:space="preserve"> </w:t>
+      </w:r>
+      <w:r>
+        <w:rPr>
+          <w:rStyle w:val="VerbatimChar"/>
+          <w:b/>
+          <w:bCs/>
+        </w:rPr>
+        <w:t xml:space="preserve">022000</w:t>
+      </w:r>
+      <w:r>
+        <w:rPr>
+          <w:b/>
+          <w:bCs/>
+        </w:rPr>
+        <w:t xml:space="preserve"> </w:t>
+      </w:r>
+      <w:r>
+        <w:rPr>
+          <w:b/>
+          <w:bCs/>
+        </w:rPr>
+        <w:t xml:space="preserve">as E minor.</w:t>
+      </w:r>
+      <w:r>
+        <w:t xml:space="preserve"> </w:t>
+      </w:r>
+      <w:r>
+        <w:t xml:space="preserve">In that tuning those</w:t>
+      </w:r>
+      <w:r>
+        <w:t xml:space="preserve"> </w:t>
+      </w:r>
+      <w:r>
+        <w:t xml:space="preserve">frets sound a D minor chord, so the solver offers that shape under D minor,</w:t>
+      </w:r>
+      <w:r>
+        <w:t xml:space="preserve"> </w:t>
+      </w:r>
+      <w:r>
+        <w:t xml:space="preserve">where it belongs. A familiar shape is never mislabelled as a chord it does not</w:t>
+      </w:r>
+      <w:r>
+        <w:t xml:space="preserve"> </w:t>
+      </w:r>
+      <w:r>
+        <w:t xml:space="preserve">produce.</w:t>
+      </w:r>
+    </w:p>
+    <w:p>
+      <w:pPr>
+        <w:pStyle w:val="Compact"/>
+        <w:numPr>
+          <w:ilvl w:val="0"/>
+          <w:numId w:val="1005"/>
+        </w:numPr>
+      </w:pPr>
+      <w:r>
         <w:rPr>
           <w:b/>
           <w:bCs/>
@@ -3052,18 +3253,18 @@
           <wp:inline>
             <wp:extent cx="5334000" cy="3518958"/>
             <wp:effectExtent b="0" l="0" r="0" t="0"/>
-            <wp:docPr descr="Chord mode: calculated Em shapes for the current tuning, each with its own diagram and fret string." title="" id="33" name="Picture"/>
+            <wp:docPr descr="Chord mode: calculated Em shapes for the current tuning, each with its own diagram and fret string." title="" id="34" name="Picture"/>
             <a:graphic>
               <a:graphicData uri="http://schemas.openxmlformats.org/drawingml/2006/picture">
                 <pic:pic>
                   <pic:nvPicPr>
-                    <pic:cNvPr descr="images/02-chord-guitar6.png" id="34" name="Picture"/>
+                    <pic:cNvPr descr="images/02-chord-guitar6.png" id="35" name="Picture"/>
                     <pic:cNvPicPr>
                       <a:picLocks noChangeArrowheads="1" noChangeAspect="1"/>
                     </pic:cNvPicPr>
                   </pic:nvPicPr>
                   <pic:blipFill>
-                    <a:blip r:embed="rId32"/>
+                    <a:blip r:embed="rId33"/>
                     <a:stretch>
                       <a:fillRect/>
                     </a:stretch>
@@ -3098,8 +3299,8 @@
         <w:t xml:space="preserve">Chord mode: calculated Em shapes for the current tuning, each with its own diagram and fret string.</w:t>
       </w:r>
     </w:p>
-    <w:bookmarkEnd w:id="35"/>
-    <w:bookmarkStart w:id="36" w:name="power-chords"/>
+    <w:bookmarkEnd w:id="36"/>
+    <w:bookmarkStart w:id="37" w:name="power-chords"/>
     <w:p>
       <w:pPr>
         <w:pStyle w:val="Heading2"/>
@@ -3154,7 +3355,7 @@
         <w:pStyle w:val="Compact"/>
         <w:numPr>
           <w:ilvl w:val="0"/>
-          <w:numId w:val="1005"/>
+          <w:numId w:val="1006"/>
         </w:numPr>
       </w:pPr>
       <w:r>
@@ -3166,7 +3367,7 @@
         <w:pStyle w:val="Compact"/>
         <w:numPr>
           <w:ilvl w:val="0"/>
-          <w:numId w:val="1005"/>
+          <w:numId w:val="1006"/>
         </w:numPr>
       </w:pPr>
       <w:r>
@@ -3206,7 +3407,7 @@
         <w:pStyle w:val="Compact"/>
         <w:numPr>
           <w:ilvl w:val="0"/>
-          <w:numId w:val="1005"/>
+          <w:numId w:val="1006"/>
         </w:numPr>
       </w:pPr>
       <w:r>
@@ -3240,7 +3441,7 @@
         <w:pStyle w:val="Compact"/>
         <w:numPr>
           <w:ilvl w:val="0"/>
-          <w:numId w:val="1005"/>
+          <w:numId w:val="1006"/>
         </w:numPr>
       </w:pPr>
       <w:r>
@@ -3300,8 +3501,8 @@
         <w:t xml:space="preserve">A 7-string guitar in Drop G. The tuning, the note names, the highlighting and the chord shapes are all recalculated.</w:t>
       </w:r>
     </w:p>
-    <w:bookmarkEnd w:id="36"/>
-    <w:bookmarkStart w:id="37" w:name="custom-tunings"/>
+    <w:bookmarkEnd w:id="37"/>
+    <w:bookmarkStart w:id="38" w:name="custom-tunings"/>
     <w:p>
       <w:pPr>
         <w:pStyle w:val="Heading2"/>
@@ -3376,9 +3577,9 @@
         </w:pict>
       </w:r>
     </w:p>
-    <w:bookmarkEnd w:id="37"/>
     <w:bookmarkEnd w:id="38"/>
-    <w:bookmarkStart w:id="41" w:name="the-audio-engine"/>
+    <w:bookmarkEnd w:id="39"/>
+    <w:bookmarkStart w:id="42" w:name="the-audio-engine"/>
     <w:p>
       <w:pPr>
         <w:pStyle w:val="Heading1"/>
@@ -3414,7 +3615,7 @@
         <w:t xml:space="preserve">no licensing questions.</w:t>
       </w:r>
     </w:p>
-    <w:bookmarkStart w:id="39" w:name="X25aab1461706c83d319dee509f39f65b3ce2abc"/>
+    <w:bookmarkStart w:id="40" w:name="X25aab1461706c83d319dee509f39f65b3ce2abc"/>
     <w:p>
       <w:pPr>
         <w:pStyle w:val="Heading2"/>
@@ -3583,8 +3784,8 @@
         <w:t xml:space="preserve">clip. Buffers are cached per pitch, so repeated notes cost nothing.</w:t>
       </w:r>
     </w:p>
-    <w:bookmarkEnd w:id="39"/>
-    <w:bookmarkStart w:id="40" w:name="strumming"/>
+    <w:bookmarkEnd w:id="40"/>
+    <w:bookmarkStart w:id="41" w:name="strumming"/>
     <w:p>
       <w:pPr>
         <w:pStyle w:val="Heading2"/>
@@ -3650,152 +3851,6 @@
     <w:p>
       <w:pPr>
         <w:pStyle w:val="Compact"/>
-        <w:numPr>
-          <w:ilvl w:val="0"/>
-          <w:numId w:val="1006"/>
-        </w:numPr>
-      </w:pPr>
-      <w:r>
-        <w:rPr>
-          <w:b/>
-          <w:bCs/>
-        </w:rPr>
-        <w:t xml:space="preserve">Together</w:t>
-      </w:r>
-      <w:r>
-        <w:t xml:space="preserve"> </w:t>
-      </w:r>
-      <w:r>
-        <w:t xml:space="preserve">plays the strings with only a few milliseconds of humanising</w:t>
-      </w:r>
-      <w:r>
-        <w:t xml:space="preserve"> </w:t>
-      </w:r>
-      <w:r>
-        <w:t xml:space="preserve">spread.</w:t>
-      </w:r>
-    </w:p>
-    <w:p>
-      <w:pPr>
-        <w:pStyle w:val="Compact"/>
-        <w:numPr>
-          <w:ilvl w:val="0"/>
-          <w:numId w:val="1006"/>
-        </w:numPr>
-      </w:pPr>
-      <w:r>
-        <w:rPr>
-          <w:b/>
-          <w:bCs/>
-        </w:rPr>
-        <w:t xml:space="preserve">Down</w:t>
-      </w:r>
-      <w:r>
-        <w:t xml:space="preserve"> </w:t>
-      </w:r>
-      <w:r>
-        <w:t xml:space="preserve">runs from the lowest-pitched string upward.</w:t>
-      </w:r>
-    </w:p>
-    <w:p>
-      <w:pPr>
-        <w:pStyle w:val="Compact"/>
-        <w:numPr>
-          <w:ilvl w:val="0"/>
-          <w:numId w:val="1006"/>
-        </w:numPr>
-      </w:pPr>
-      <w:r>
-        <w:rPr>
-          <w:b/>
-          <w:bCs/>
-        </w:rPr>
-        <w:t xml:space="preserve">Up</w:t>
-      </w:r>
-      <w:r>
-        <w:t xml:space="preserve"> </w:t>
-      </w:r>
-      <w:r>
-        <w:t xml:space="preserve">runs from the highest-pitched string downward.</w:t>
-      </w:r>
-    </w:p>
-    <w:p>
-      <w:pPr>
-        <w:pStyle w:val="Compact"/>
-        <w:numPr>
-          <w:ilvl w:val="0"/>
-          <w:numId w:val="1006"/>
-        </w:numPr>
-      </w:pPr>
-      <w:r>
-        <w:rPr>
-          <w:b/>
-          <w:bCs/>
-        </w:rPr>
-        <w:t xml:space="preserve">Muted strings are skipped entirely</w:t>
-      </w:r>
-      <w:r>
-        <w:t xml:space="preserve"> </w:t>
-      </w:r>
-      <w:r>
-        <w:t xml:space="preserve">and make no sound.</w:t>
-      </w:r>
-    </w:p>
-    <w:p>
-      <w:pPr>
-        <w:pStyle w:val="Compact"/>
-        <w:numPr>
-          <w:ilvl w:val="0"/>
-          <w:numId w:val="1006"/>
-        </w:numPr>
-      </w:pPr>
-      <w:r>
-        <w:t xml:space="preserve">Speed is Slow (70 ms), Normal (32 ms), Fast (12 ms) or any custom value.</w:t>
-      </w:r>
-    </w:p>
-    <w:p>
-      <w:pPr>
-        <w:pStyle w:val="FirstParagraph"/>
-      </w:pPr>
-      <w:r>
-        <w:t xml:space="preserve">Thin strings are rendered brighter than thick ones, which is part of why a down</w:t>
-      </w:r>
-      <w:r>
-        <w:t xml:space="preserve"> </w:t>
-      </w:r>
-      <w:r>
-        <w:t xml:space="preserve">strum and an up strum sound genuinely different rather than merely reversed.</w:t>
-      </w:r>
-    </w:p>
-    <w:p>
-      <w:r>
-        <w:pict>
-          <v:rect style="width:0;height:1.5pt" o:hralign="center" o:hrstd="t" o:hr="t"/>
-        </w:pict>
-      </w:r>
-    </w:p>
-    <w:bookmarkEnd w:id="40"/>
-    <w:bookmarkEnd w:id="41"/>
-    <w:bookmarkStart w:id="48" w:name="the-tuner"/>
-    <w:p>
-      <w:pPr>
-        <w:pStyle w:val="Heading1"/>
-      </w:pPr>
-      <w:r>
-        <w:t xml:space="preserve">7. The tuner</w:t>
-      </w:r>
-    </w:p>
-    <w:bookmarkStart w:id="42" w:name="signal-path"/>
-    <w:p>
-      <w:pPr>
-        <w:pStyle w:val="Heading2"/>
-      </w:pPr>
-      <w:r>
-        <w:t xml:space="preserve">7.1 Signal path</w:t>
-      </w:r>
-    </w:p>
-    <w:p>
-      <w:pPr>
         <w:numPr>
           <w:ilvl w:val="0"/>
           <w:numId w:val="1007"/>
@@ -3806,78 +3861,24 @@
           <w:b/>
           <w:bCs/>
         </w:rPr>
-        <w:t xml:space="preserve">Capture.</w:t>
-      </w:r>
-      <w:r>
-        <w:t xml:space="preserve"> </w:t>
-      </w:r>
-      <w:r>
-        <w:rPr>
-          <w:rStyle w:val="VerbatimChar"/>
-        </w:rPr>
-        <w:t xml:space="preserve">getUserMedia</w:t>
-      </w:r>
-      <w:r>
-        <w:t xml:space="preserve"> </w:t>
-      </w:r>
-      <w:r>
-        <w:t xml:space="preserve">is called</w:t>
-      </w:r>
-      <w:r>
-        <w:t xml:space="preserve"> </w:t>
-      </w:r>
-      <w:r>
-        <w:rPr>
-          <w:b/>
-          <w:bCs/>
-        </w:rPr>
-        <w:t xml:space="preserve">only</w:t>
-      </w:r>
-      <w:r>
-        <w:t xml:space="preserve"> </w:t>
-      </w:r>
-      <w:r>
-        <w:t xml:space="preserve">when tuner mode is entered,</w:t>
-      </w:r>
-      <w:r>
-        <w:t xml:space="preserve"> </w:t>
-      </w:r>
-      <w:r>
-        <w:t xml:space="preserve">with echo cancellation, noise suppression and automatic gain control</w:t>
-      </w:r>
-      <w:r>
-        <w:t xml:space="preserve"> </w:t>
-      </w:r>
-      <w:r>
-        <w:t xml:space="preserve">explicitly off — all three distort a sustained musical tone enough to move</w:t>
-      </w:r>
-      <w:r>
-        <w:t xml:space="preserve"> </w:t>
-      </w:r>
-      <w:r>
-        <w:t xml:space="preserve">its detected pitch. Frames of 8192 samples (about 170 ms at 48 kHz) are read</w:t>
-      </w:r>
-      <w:r>
-        <w:t xml:space="preserve"> </w:t>
-      </w:r>
-      <w:r>
-        <w:t xml:space="preserve">from an</w:t>
-      </w:r>
-      <w:r>
-        <w:t xml:space="preserve"> </w:t>
-      </w:r>
-      <w:r>
-        <w:rPr>
-          <w:rStyle w:val="VerbatimChar"/>
-        </w:rPr>
-        <w:t xml:space="preserve">AnalyserNode</w:t>
-      </w:r>
-      <w:r>
-        <w:t xml:space="preserve">, long enough to contain several periods of a 31 Hz low</w:t>
-      </w:r>
-    </w:p>
-    <w:p>
-      <w:pPr>
+        <w:t xml:space="preserve">Together</w:t>
+      </w:r>
+      <w:r>
+        <w:t xml:space="preserve"> </w:t>
+      </w:r>
+      <w:r>
+        <w:t xml:space="preserve">plays the strings with only a few milliseconds of humanising</w:t>
+      </w:r>
+      <w:r>
+        <w:t xml:space="preserve"> </w:t>
+      </w:r>
+      <w:r>
+        <w:t xml:space="preserve">spread.</w:t>
+      </w:r>
+    </w:p>
+    <w:p>
+      <w:pPr>
+        <w:pStyle w:val="Compact"/>
         <w:numPr>
           <w:ilvl w:val="0"/>
           <w:numId w:val="1007"/>
@@ -3888,93 +3889,18 @@
           <w:b/>
           <w:bCs/>
         </w:rPr>
-        <w:t xml:space="preserve">Detection.</w:t>
-      </w:r>
-      <w:r>
-        <w:t xml:space="preserve"> </w:t>
-      </w:r>
-      <w:r>
-        <w:t xml:space="preserve">The McLeod normalised square difference function, the</w:t>
-      </w:r>
-      <w:r>
-        <w:t xml:space="preserve"> </w:t>
-      </w:r>
-      <w:r>
-        <w:t xml:space="preserve">normalised cousin of autocorrelation, is evaluated and the</w:t>
-      </w:r>
-      <w:r>
-        <w:t xml:space="preserve"> </w:t>
-      </w:r>
-      <w:r>
-        <w:rPr>
-          <w:b/>
-          <w:bCs/>
-        </w:rPr>
-        <w:t xml:space="preserve">first</w:t>
-      </w:r>
-      <w:r>
-        <w:t xml:space="preserve"> </w:t>
-      </w:r>
-      <w:r>
-        <w:t xml:space="preserve">strong</w:t>
-      </w:r>
-      <w:r>
-        <w:t xml:space="preserve"> </w:t>
-      </w:r>
-      <w:r>
-        <w:t xml:space="preserve">peak is taken rather than the tallest. This is the detail that matters: a</w:t>
-      </w:r>
-      <w:r>
-        <w:t xml:space="preserve"> </w:t>
-      </w:r>
-      <w:r>
-        <w:t xml:space="preserve">periodic signal correlates just as well at twice its period, and</w:t>
-      </w:r>
-      <w:r>
-        <w:t xml:space="preserve"> </w:t>
-      </w:r>
-      <w:r>
-        <w:t xml:space="preserve">“tallest</w:t>
-      </w:r>
-      <w:r>
-        <w:t xml:space="preserve"> </w:t>
-      </w:r>
-      <w:r>
-        <w:t xml:space="preserve">wins”</w:t>
-      </w:r>
-      <w:r>
-        <w:t xml:space="preserve"> </w:t>
-      </w:r>
-      <w:r>
-        <w:t xml:space="preserve">is precisely what makes cheap tuners read an octave low on a bass</w:t>
-      </w:r>
-      <w:r>
-        <w:t xml:space="preserve"> </w:t>
-      </w:r>
-      <w:r>
-        <w:t xml:space="preserve">string. The work is done in two stages — a decimated pass behind a four-pole</w:t>
-      </w:r>
-      <w:r>
-        <w:t xml:space="preserve"> </w:t>
-      </w:r>
-      <w:r>
-        <w:t xml:space="preserve">anti-aliasing filter to find the period cheaply, then a refinement at the full</w:t>
-      </w:r>
-      <w:r>
-        <w:t xml:space="preserve"> </w:t>
-      </w:r>
-      <w:r>
-        <w:t xml:space="preserve">sample rate with parabolic interpolation, which brings the estimate to about</w:t>
-      </w:r>
-      <w:r>
-        <w:t xml:space="preserve"> </w:t>
-      </w:r>
-      <w:r>
-        <w:t xml:space="preserve">a cent. A median filter over the last five frames stops the needle twitching.</w:t>
-      </w:r>
-    </w:p>
-    <w:p>
-      <w:pPr>
+        <w:t xml:space="preserve">Down</w:t>
+      </w:r>
+      <w:r>
+        <w:t xml:space="preserve"> </w:t>
+      </w:r>
+      <w:r>
+        <w:t xml:space="preserve">runs from the lowest-pitched string upward.</w:t>
+      </w:r>
+    </w:p>
+    <w:p>
+      <w:pPr>
+        <w:pStyle w:val="Compact"/>
         <w:numPr>
           <w:ilvl w:val="0"/>
           <w:numId w:val="1007"/>
@@ -3985,62 +3911,18 @@
           <w:b/>
           <w:bCs/>
         </w:rPr>
-        <w:t xml:space="preserve">Interpretation.</w:t>
-      </w:r>
-      <w:r>
-        <w:t xml:space="preserve"> </w:t>
-      </w:r>
-      <w:r>
-        <w:t xml:space="preserve">The frequency becomes a reading: the nearest chromatic</w:t>
-      </w:r>
-      <w:r>
-        <w:t xml:space="preserve"> </w:t>
-      </w:r>
-      <w:r>
-        <w:t xml:space="preserve">note, and the cents deviation from the nearest string of</w:t>
-      </w:r>
-      <w:r>
-        <w:t xml:space="preserve"> </w:t>
-      </w:r>
-      <w:r>
-        <w:rPr>
-          <w:b/>
-          <w:bCs/>
-        </w:rPr>
-        <w:t xml:space="preserve">the tuning</w:t>
-      </w:r>
-      <w:r>
-        <w:rPr>
-          <w:b/>
-          <w:bCs/>
-        </w:rPr>
-        <w:t xml:space="preserve"> </w:t>
-      </w:r>
-      <w:r>
-        <w:rPr>
-          <w:b/>
-          <w:bCs/>
-        </w:rPr>
-        <w:t xml:space="preserve">currently selected</w:t>
-      </w:r>
-      <w:r>
-        <w:t xml:space="preserve">. Drop C, E♭ standard and fully custom tunings therefore</w:t>
-      </w:r>
-      <w:r>
-        <w:t xml:space="preserve"> </w:t>
-      </w:r>
-      <w:r>
-        <w:t xml:space="preserve">work with no special case. A string can be pinned instead of auto-selected,</w:t>
-      </w:r>
-      <w:r>
-        <w:t xml:space="preserve"> </w:t>
-      </w:r>
-      <w:r>
-        <w:t xml:space="preserve">and clicking a string also plays its reference pitch.</w:t>
-      </w:r>
-    </w:p>
-    <w:p>
-      <w:pPr>
+        <w:t xml:space="preserve">Up</w:t>
+      </w:r>
+      <w:r>
+        <w:t xml:space="preserve"> </w:t>
+      </w:r>
+      <w:r>
+        <w:t xml:space="preserve">runs from the highest-pitched string downward.</w:t>
+      </w:r>
+    </w:p>
+    <w:p>
+      <w:pPr>
+        <w:pStyle w:val="Compact"/>
         <w:numPr>
           <w:ilvl w:val="0"/>
           <w:numId w:val="1007"/>
@@ -4051,6 +3933,325 @@
           <w:b/>
           <w:bCs/>
         </w:rPr>
+        <w:t xml:space="preserve">Muted strings are skipped entirely</w:t>
+      </w:r>
+      <w:r>
+        <w:t xml:space="preserve"> </w:t>
+      </w:r>
+      <w:r>
+        <w:t xml:space="preserve">and make no sound.</w:t>
+      </w:r>
+    </w:p>
+    <w:p>
+      <w:pPr>
+        <w:pStyle w:val="Compact"/>
+        <w:numPr>
+          <w:ilvl w:val="0"/>
+          <w:numId w:val="1007"/>
+        </w:numPr>
+      </w:pPr>
+      <w:r>
+        <w:t xml:space="preserve">Speed is Slow (70 ms), Normal (32 ms), Fast (12 ms) or any custom value.</w:t>
+      </w:r>
+    </w:p>
+    <w:p>
+      <w:pPr>
+        <w:pStyle w:val="FirstParagraph"/>
+      </w:pPr>
+      <w:r>
+        <w:t xml:space="preserve">Thin strings are rendered brighter than thick ones, which is part of why a down</w:t>
+      </w:r>
+      <w:r>
+        <w:t xml:space="preserve"> </w:t>
+      </w:r>
+      <w:r>
+        <w:t xml:space="preserve">strum and an up strum sound genuinely different rather than merely reversed.</w:t>
+      </w:r>
+    </w:p>
+    <w:p>
+      <w:r>
+        <w:pict>
+          <v:rect style="width:0;height:1.5pt" o:hralign="center" o:hrstd="t" o:hr="t"/>
+        </w:pict>
+      </w:r>
+    </w:p>
+    <w:bookmarkEnd w:id="41"/>
+    <w:bookmarkEnd w:id="42"/>
+    <w:bookmarkStart w:id="49" w:name="the-tuner"/>
+    <w:p>
+      <w:pPr>
+        <w:pStyle w:val="Heading1"/>
+      </w:pPr>
+      <w:r>
+        <w:t xml:space="preserve">7. The tuner</w:t>
+      </w:r>
+    </w:p>
+    <w:bookmarkStart w:id="43" w:name="signal-path"/>
+    <w:p>
+      <w:pPr>
+        <w:pStyle w:val="Heading2"/>
+      </w:pPr>
+      <w:r>
+        <w:t xml:space="preserve">7.1 Signal path</w:t>
+      </w:r>
+    </w:p>
+    <w:p>
+      <w:pPr>
+        <w:numPr>
+          <w:ilvl w:val="0"/>
+          <w:numId w:val="1008"/>
+        </w:numPr>
+      </w:pPr>
+      <w:r>
+        <w:rPr>
+          <w:b/>
+          <w:bCs/>
+        </w:rPr>
+        <w:t xml:space="preserve">Capture.</w:t>
+      </w:r>
+      <w:r>
+        <w:t xml:space="preserve"> </w:t>
+      </w:r>
+      <w:r>
+        <w:rPr>
+          <w:rStyle w:val="VerbatimChar"/>
+        </w:rPr>
+        <w:t xml:space="preserve">getUserMedia</w:t>
+      </w:r>
+      <w:r>
+        <w:t xml:space="preserve"> </w:t>
+      </w:r>
+      <w:r>
+        <w:t xml:space="preserve">is called</w:t>
+      </w:r>
+      <w:r>
+        <w:t xml:space="preserve"> </w:t>
+      </w:r>
+      <w:r>
+        <w:rPr>
+          <w:b/>
+          <w:bCs/>
+        </w:rPr>
+        <w:t xml:space="preserve">only</w:t>
+      </w:r>
+      <w:r>
+        <w:t xml:space="preserve"> </w:t>
+      </w:r>
+      <w:r>
+        <w:t xml:space="preserve">when tuner mode is entered,</w:t>
+      </w:r>
+      <w:r>
+        <w:t xml:space="preserve"> </w:t>
+      </w:r>
+      <w:r>
+        <w:t xml:space="preserve">with echo cancellation, noise suppression and automatic gain control</w:t>
+      </w:r>
+      <w:r>
+        <w:t xml:space="preserve"> </w:t>
+      </w:r>
+      <w:r>
+        <w:t xml:space="preserve">explicitly off — all three distort a sustained musical tone enough to move</w:t>
+      </w:r>
+      <w:r>
+        <w:t xml:space="preserve"> </w:t>
+      </w:r>
+      <w:r>
+        <w:t xml:space="preserve">its detected pitch. Frames of 8192 samples (about 170 ms at 48 kHz) are read</w:t>
+      </w:r>
+      <w:r>
+        <w:t xml:space="preserve"> </w:t>
+      </w:r>
+      <w:r>
+        <w:t xml:space="preserve">from an</w:t>
+      </w:r>
+      <w:r>
+        <w:t xml:space="preserve"> </w:t>
+      </w:r>
+      <w:r>
+        <w:rPr>
+          <w:rStyle w:val="VerbatimChar"/>
+        </w:rPr>
+        <w:t xml:space="preserve">AnalyserNode</w:t>
+      </w:r>
+      <w:r>
+        <w:t xml:space="preserve">, long enough to contain several periods of a 31 Hz low</w:t>
+      </w:r>
+    </w:p>
+    <w:p>
+      <w:pPr>
+        <w:numPr>
+          <w:ilvl w:val="0"/>
+          <w:numId w:val="1008"/>
+        </w:numPr>
+      </w:pPr>
+      <w:r>
+        <w:rPr>
+          <w:b/>
+          <w:bCs/>
+        </w:rPr>
+        <w:t xml:space="preserve">Detection.</w:t>
+      </w:r>
+      <w:r>
+        <w:t xml:space="preserve"> </w:t>
+      </w:r>
+      <w:r>
+        <w:t xml:space="preserve">The McLeod normalised square difference function, the</w:t>
+      </w:r>
+      <w:r>
+        <w:t xml:space="preserve"> </w:t>
+      </w:r>
+      <w:r>
+        <w:t xml:space="preserve">normalised cousin of autocorrelation, is evaluated and the</w:t>
+      </w:r>
+      <w:r>
+        <w:t xml:space="preserve"> </w:t>
+      </w:r>
+      <w:r>
+        <w:rPr>
+          <w:b/>
+          <w:bCs/>
+        </w:rPr>
+        <w:t xml:space="preserve">first</w:t>
+      </w:r>
+      <w:r>
+        <w:t xml:space="preserve"> </w:t>
+      </w:r>
+      <w:r>
+        <w:t xml:space="preserve">strong</w:t>
+      </w:r>
+      <w:r>
+        <w:t xml:space="preserve"> </w:t>
+      </w:r>
+      <w:r>
+        <w:t xml:space="preserve">peak is taken rather than the tallest. This is the detail that matters: a</w:t>
+      </w:r>
+      <w:r>
+        <w:t xml:space="preserve"> </w:t>
+      </w:r>
+      <w:r>
+        <w:t xml:space="preserve">periodic signal correlates just as well at twice its period, and</w:t>
+      </w:r>
+      <w:r>
+        <w:t xml:space="preserve"> </w:t>
+      </w:r>
+      <w:r>
+        <w:t xml:space="preserve">“tallest</w:t>
+      </w:r>
+      <w:r>
+        <w:t xml:space="preserve"> </w:t>
+      </w:r>
+      <w:r>
+        <w:t xml:space="preserve">wins”</w:t>
+      </w:r>
+      <w:r>
+        <w:t xml:space="preserve"> </w:t>
+      </w:r>
+      <w:r>
+        <w:t xml:space="preserve">is precisely what makes cheap tuners read an octave low on a bass</w:t>
+      </w:r>
+      <w:r>
+        <w:t xml:space="preserve"> </w:t>
+      </w:r>
+      <w:r>
+        <w:t xml:space="preserve">string. The work is done in two stages — a decimated pass behind a four-pole</w:t>
+      </w:r>
+      <w:r>
+        <w:t xml:space="preserve"> </w:t>
+      </w:r>
+      <w:r>
+        <w:t xml:space="preserve">anti-aliasing filter to find the period cheaply, then a refinement at the full</w:t>
+      </w:r>
+      <w:r>
+        <w:t xml:space="preserve"> </w:t>
+      </w:r>
+      <w:r>
+        <w:t xml:space="preserve">sample rate with parabolic interpolation, which brings the estimate to about</w:t>
+      </w:r>
+      <w:r>
+        <w:t xml:space="preserve"> </w:t>
+      </w:r>
+      <w:r>
+        <w:t xml:space="preserve">a cent. A median filter over the last five frames stops the needle twitching.</w:t>
+      </w:r>
+    </w:p>
+    <w:p>
+      <w:pPr>
+        <w:numPr>
+          <w:ilvl w:val="0"/>
+          <w:numId w:val="1008"/>
+        </w:numPr>
+      </w:pPr>
+      <w:r>
+        <w:rPr>
+          <w:b/>
+          <w:bCs/>
+        </w:rPr>
+        <w:t xml:space="preserve">Interpretation.</w:t>
+      </w:r>
+      <w:r>
+        <w:t xml:space="preserve"> </w:t>
+      </w:r>
+      <w:r>
+        <w:t xml:space="preserve">The frequency becomes a reading: the nearest chromatic</w:t>
+      </w:r>
+      <w:r>
+        <w:t xml:space="preserve"> </w:t>
+      </w:r>
+      <w:r>
+        <w:t xml:space="preserve">note, and the cents deviation from the nearest string of</w:t>
+      </w:r>
+      <w:r>
+        <w:t xml:space="preserve"> </w:t>
+      </w:r>
+      <w:r>
+        <w:rPr>
+          <w:b/>
+          <w:bCs/>
+        </w:rPr>
+        <w:t xml:space="preserve">the tuning</w:t>
+      </w:r>
+      <w:r>
+        <w:rPr>
+          <w:b/>
+          <w:bCs/>
+        </w:rPr>
+        <w:t xml:space="preserve"> </w:t>
+      </w:r>
+      <w:r>
+        <w:rPr>
+          <w:b/>
+          <w:bCs/>
+        </w:rPr>
+        <w:t xml:space="preserve">currently selected</w:t>
+      </w:r>
+      <w:r>
+        <w:t xml:space="preserve">. Drop C, E♭ standard and fully custom tunings therefore</w:t>
+      </w:r>
+      <w:r>
+        <w:t xml:space="preserve"> </w:t>
+      </w:r>
+      <w:r>
+        <w:t xml:space="preserve">work with no special case. A string can be pinned instead of auto-selected,</w:t>
+      </w:r>
+      <w:r>
+        <w:t xml:space="preserve"> </w:t>
+      </w:r>
+      <w:r>
+        <w:t xml:space="preserve">and clicking a string also plays its reference pitch.</w:t>
+      </w:r>
+    </w:p>
+    <w:p>
+      <w:pPr>
+        <w:numPr>
+          <w:ilvl w:val="0"/>
+          <w:numId w:val="1008"/>
+        </w:numPr>
+      </w:pPr>
+      <w:r>
+        <w:rPr>
+          <w:b/>
+          <w:bCs/>
+        </w:rPr>
         <w:t xml:space="preserve">Display.</w:t>
       </w:r>
       <w:r>
@@ -4090,8 +4291,8 @@
         <w:t xml:space="preserve">in tune.</w:t>
       </w:r>
     </w:p>
-    <w:bookmarkEnd w:id="42"/>
-    <w:bookmarkStart w:id="43" w:name="measured-accuracy"/>
+    <w:bookmarkEnd w:id="43"/>
+    <w:bookmarkStart w:id="44" w:name="measured-accuracy"/>
     <w:p>
       <w:pPr>
         <w:pStyle w:val="Heading2"/>
@@ -4419,8 +4620,8 @@
         <w:t xml:space="preserve">deviation accurate to within half a cent.</w:t>
       </w:r>
     </w:p>
-    <w:bookmarkEnd w:id="43"/>
-    <w:bookmarkStart w:id="47" w:name="the-camera-move"/>
+    <w:bookmarkEnd w:id="44"/>
+    <w:bookmarkStart w:id="48" w:name="the-camera-move"/>
     <w:p>
       <w:pPr>
         <w:pStyle w:val="Heading2"/>
@@ -4537,18 +4738,18 @@
           <wp:inline>
             <wp:extent cx="5334000" cy="3518958"/>
             <wp:effectExtent b="0" l="0" r="0" t="0"/>
-            <wp:docPr descr="Tuner mode: the camera has travelled to the headstock, with the readout beside it. Shown here with microphone permission denied, which is handled with a plain-language explanation and a retry." title="" id="45" name="Picture"/>
+            <wp:docPr descr="Tuner mode: the camera has travelled to the headstock, with the readout beside it. Shown here with microphone permission denied, which is handled with a plain-language explanation and a retry." title="" id="46" name="Picture"/>
             <a:graphic>
               <a:graphicData uri="http://schemas.openxmlformats.org/drawingml/2006/picture">
                 <pic:pic>
                   <pic:nvPicPr>
-                    <pic:cNvPr descr="images/05-tuner-camera.png" id="46" name="Picture"/>
+                    <pic:cNvPr descr="images/05-tuner-camera.png" id="47" name="Picture"/>
                     <pic:cNvPicPr>
                       <a:picLocks noChangeArrowheads="1" noChangeAspect="1"/>
                     </pic:cNvPicPr>
                   </pic:nvPicPr>
                   <pic:blipFill>
-                    <a:blip r:embed="rId44"/>
+                    <a:blip r:embed="rId45"/>
                     <a:stretch>
                       <a:fillRect/>
                     </a:stretch>
@@ -4590,9 +4791,9 @@
         </w:pict>
       </w:r>
     </w:p>
-    <w:bookmarkEnd w:id="47"/>
     <w:bookmarkEnd w:id="48"/>
-    <w:bookmarkStart w:id="60" w:name="interface-accessibility-and-resilience"/>
+    <w:bookmarkEnd w:id="49"/>
+    <w:bookmarkStart w:id="61" w:name="interface-accessibility-and-resilience"/>
     <w:p>
       <w:pPr>
         <w:pStyle w:val="Heading1"/>
@@ -4601,7 +4802,7 @@
         <w:t xml:space="preserve">8. Interface, accessibility and resilience</w:t>
       </w:r>
     </w:p>
-    <w:bookmarkStart w:id="52" w:name="visual-design"/>
+    <w:bookmarkStart w:id="53" w:name="visual-design"/>
     <w:p>
       <w:pPr>
         <w:pStyle w:val="Heading2"/>
@@ -4673,18 +4874,18 @@
           <wp:inline>
             <wp:extent cx="5334000" cy="3518958"/>
             <wp:effectExtent b="0" l="0" r="0" t="0"/>
-            <wp:docPr descr="The light theme." title="" id="50" name="Picture"/>
+            <wp:docPr descr="The light theme." title="" id="51" name="Picture"/>
             <a:graphic>
               <a:graphicData uri="http://schemas.openxmlformats.org/drawingml/2006/picture">
                 <pic:pic>
                   <pic:nvPicPr>
-                    <pic:cNvPr descr="images/07-light.png" id="51" name="Picture"/>
+                    <pic:cNvPr descr="images/07-light.png" id="52" name="Picture"/>
                     <pic:cNvPicPr>
                       <a:picLocks noChangeArrowheads="1" noChangeAspect="1"/>
                     </pic:cNvPicPr>
                   </pic:nvPicPr>
                   <pic:blipFill>
-                    <a:blip r:embed="rId49"/>
+                    <a:blip r:embed="rId50"/>
                     <a:stretch>
                       <a:fillRect/>
                     </a:stretch>
@@ -4719,8 +4920,8 @@
         <w:t xml:space="preserve">The light theme.</w:t>
       </w:r>
     </w:p>
-    <w:bookmarkEnd w:id="52"/>
-    <w:bookmarkStart w:id="56" w:name="responsive-design"/>
+    <w:bookmarkEnd w:id="53"/>
+    <w:bookmarkStart w:id="57" w:name="responsive-design"/>
     <w:p>
       <w:pPr>
         <w:pStyle w:val="Heading2"/>
@@ -4758,18 +4959,18 @@
           <wp:inline>
             <wp:extent cx="2194560" cy="4749252"/>
             <wp:effectExtent b="0" l="0" r="0" t="0"/>
-            <wp:docPr descr="On a phone: the instrument comes first, the neck scrolls, and the controls stay large enough to use." title="" id="54" name="Picture"/>
+            <wp:docPr descr="On a phone: the instrument comes first, the neck scrolls, and the controls stay large enough to use." title="" id="55" name="Picture"/>
             <a:graphic>
               <a:graphicData uri="http://schemas.openxmlformats.org/drawingml/2006/picture">
                 <pic:pic>
                   <pic:nvPicPr>
-                    <pic:cNvPr descr="images/08-mobile.png" id="55" name="Picture"/>
+                    <pic:cNvPr descr="images/08-mobile.png" id="56" name="Picture"/>
                     <pic:cNvPicPr>
                       <a:picLocks noChangeArrowheads="1" noChangeAspect="1"/>
                     </pic:cNvPicPr>
                   </pic:nvPicPr>
                   <pic:blipFill>
-                    <a:blip r:embed="rId53"/>
+                    <a:blip r:embed="rId54"/>
                     <a:stretch>
                       <a:fillRect/>
                     </a:stretch>
@@ -4804,8 +5005,8 @@
         <w:t xml:space="preserve">On a phone: the instrument comes first, the neck scrolls, and the controls stay large enough to use.</w:t>
       </w:r>
     </w:p>
-    <w:bookmarkEnd w:id="56"/>
-    <w:bookmarkStart w:id="57" w:name="accessibility"/>
+    <w:bookmarkEnd w:id="57"/>
+    <w:bookmarkStart w:id="58" w:name="accessibility"/>
     <w:p>
       <w:pPr>
         <w:pStyle w:val="Heading2"/>
@@ -4819,7 +5020,7 @@
         <w:pStyle w:val="Compact"/>
         <w:numPr>
           <w:ilvl w:val="0"/>
-          <w:numId w:val="1009"/>
+          <w:numId w:val="1010"/>
         </w:numPr>
       </w:pPr>
       <w:r>
@@ -4843,7 +5044,7 @@
         <w:pStyle w:val="Compact"/>
         <w:numPr>
           <w:ilvl w:val="0"/>
-          <w:numId w:val="1009"/>
+          <w:numId w:val="1010"/>
         </w:numPr>
       </w:pPr>
       <w:r>
@@ -4888,7 +5089,7 @@
         <w:pStyle w:val="Compact"/>
         <w:numPr>
           <w:ilvl w:val="0"/>
-          <w:numId w:val="1009"/>
+          <w:numId w:val="1010"/>
         </w:numPr>
       </w:pPr>
       <w:r>
@@ -4915,7 +5116,7 @@
         <w:pStyle w:val="Compact"/>
         <w:numPr>
           <w:ilvl w:val="0"/>
-          <w:numId w:val="1009"/>
+          <w:numId w:val="1010"/>
         </w:numPr>
       </w:pPr>
       <w:r>
@@ -4928,8 +5129,8 @@
         <w:t xml:space="preserve">contrast meeting WCAG AA in both themes.</w:t>
       </w:r>
     </w:p>
-    <w:bookmarkEnd w:id="57"/>
-    <w:bookmarkStart w:id="58" w:name="error-handling"/>
+    <w:bookmarkEnd w:id="58"/>
+    <w:bookmarkStart w:id="59" w:name="error-handling"/>
     <w:p>
       <w:pPr>
         <w:pStyle w:val="Heading2"/>
@@ -4997,8 +5198,8 @@
         <w:t xml:space="preserve">likely way a stored value could break a future version.</w:t>
       </w:r>
     </w:p>
-    <w:bookmarkEnd w:id="58"/>
-    <w:bookmarkStart w:id="59" w:name="settings-that-persist"/>
+    <w:bookmarkEnd w:id="59"/>
+    <w:bookmarkStart w:id="60" w:name="settings-that-persist"/>
     <w:p>
       <w:pPr>
         <w:pStyle w:val="Heading2"/>
@@ -5068,9 +5269,9 @@
         </w:pict>
       </w:r>
     </w:p>
-    <w:bookmarkEnd w:id="59"/>
     <w:bookmarkEnd w:id="60"/>
-    <w:bookmarkStart w:id="63" w:name="testing-results"/>
+    <w:bookmarkEnd w:id="61"/>
+    <w:bookmarkStart w:id="64" w:name="testing-results"/>
     <w:p>
       <w:pPr>
         <w:pStyle w:val="Heading1"/>
@@ -5470,7 +5671,7 @@
         <w:t xml:space="preserve">a visitor would, rather than testing a stub.</w:t>
       </w:r>
     </w:p>
-    <w:bookmarkStart w:id="61" w:name="checks-run-in-a-real-browser"/>
+    <w:bookmarkStart w:id="62" w:name="checks-run-in-a-real-browser"/>
     <w:p>
       <w:pPr>
         <w:pStyle w:val="Heading2"/>
@@ -5507,7 +5708,7 @@
         <w:pStyle w:val="Compact"/>
         <w:numPr>
           <w:ilvl w:val="0"/>
-          <w:numId w:val="1010"/>
+          <w:numId w:val="1011"/>
         </w:numPr>
       </w:pPr>
       <w:r>
@@ -5529,7 +5730,7 @@
         <w:pStyle w:val="Compact"/>
         <w:numPr>
           <w:ilvl w:val="0"/>
-          <w:numId w:val="1010"/>
+          <w:numId w:val="1011"/>
         </w:numPr>
       </w:pPr>
       <w:r>
@@ -5563,7 +5764,7 @@
         <w:pStyle w:val="Compact"/>
         <w:numPr>
           <w:ilvl w:val="0"/>
-          <w:numId w:val="1010"/>
+          <w:numId w:val="1011"/>
         </w:numPr>
       </w:pPr>
       <w:r>
@@ -5588,7 +5789,7 @@
         <w:pStyle w:val="Compact"/>
         <w:numPr>
           <w:ilvl w:val="0"/>
-          <w:numId w:val="1010"/>
+          <w:numId w:val="1011"/>
         </w:numPr>
       </w:pPr>
       <w:r>
@@ -5613,7 +5814,7 @@
         <w:pStyle w:val="Compact"/>
         <w:numPr>
           <w:ilvl w:val="0"/>
-          <w:numId w:val="1010"/>
+          <w:numId w:val="1011"/>
         </w:numPr>
       </w:pPr>
       <w:r>
@@ -5635,7 +5836,7 @@
         <w:pStyle w:val="Compact"/>
         <w:numPr>
           <w:ilvl w:val="0"/>
-          <w:numId w:val="1010"/>
+          <w:numId w:val="1011"/>
         </w:numPr>
       </w:pPr>
       <w:r>
@@ -5652,8 +5853,8 @@
         <w:t xml:space="preserve">in section 7.2.</w:t>
       </w:r>
     </w:p>
-    <w:bookmarkEnd w:id="61"/>
-    <w:bookmarkStart w:id="62" w:name="X368ac9b04f027424d9e8d2a94a3c4bc780b98e9"/>
+    <w:bookmarkEnd w:id="62"/>
+    <w:bookmarkStart w:id="63" w:name="X368ac9b04f027424d9e8d2a94a3c4bc780b98e9"/>
     <w:p>
       <w:pPr>
         <w:pStyle w:val="Heading2"/>
@@ -6122,9 +6323,9 @@
         </w:pict>
       </w:r>
     </w:p>
-    <w:bookmarkEnd w:id="62"/>
     <w:bookmarkEnd w:id="63"/>
-    <w:bookmarkStart w:id="67" w:name="running-and-deploying"/>
+    <w:bookmarkEnd w:id="64"/>
+    <w:bookmarkStart w:id="68" w:name="running-and-deploying"/>
     <w:p>
       <w:pPr>
         <w:pStyle w:val="Heading1"/>
@@ -6133,7 +6334,7 @@
         <w:t xml:space="preserve">10. Running and deploying</w:t>
       </w:r>
     </w:p>
-    <w:bookmarkStart w:id="64" w:name="locally"/>
+    <w:bookmarkStart w:id="65" w:name="locally"/>
     <w:p>
       <w:pPr>
         <w:pStyle w:val="Heading2"/>
@@ -6266,8 +6467,8 @@
         <w:t xml:space="preserve">context, so the microphone tuner works in development with no certificate setup.</w:t>
       </w:r>
     </w:p>
-    <w:bookmarkEnd w:id="64"/>
-    <w:bookmarkStart w:id="65" w:name="free-hosting-no-domain-required"/>
+    <w:bookmarkEnd w:id="65"/>
+    <w:bookmarkStart w:id="66" w:name="free-hosting-no-domain-required"/>
     <w:p>
       <w:pPr>
         <w:pStyle w:val="Heading2"/>
@@ -6504,8 +6705,8 @@
         <w:t xml:space="preserve">all.</w:t>
       </w:r>
     </w:p>
-    <w:bookmarkEnd w:id="65"/>
-    <w:bookmarkStart w:id="66" w:name="microphone-permission"/>
+    <w:bookmarkEnd w:id="66"/>
+    <w:bookmarkStart w:id="67" w:name="microphone-permission"/>
     <w:p>
       <w:pPr>
         <w:pStyle w:val="Heading2"/>
@@ -6553,9 +6754,9 @@
         </w:pict>
       </w:r>
     </w:p>
-    <w:bookmarkEnd w:id="66"/>
     <w:bookmarkEnd w:id="67"/>
-    <w:bookmarkStart w:id="72" w:name="what-is-supported"/>
+    <w:bookmarkEnd w:id="68"/>
+    <w:bookmarkStart w:id="73" w:name="what-is-supported"/>
     <w:p>
       <w:pPr>
         <w:pStyle w:val="Heading1"/>
@@ -6564,7 +6765,7 @@
         <w:t xml:space="preserve">11. What is supported</w:t>
       </w:r>
     </w:p>
-    <w:bookmarkStart w:id="68" w:name="instruments"/>
+    <w:bookmarkStart w:id="69" w:name="instruments"/>
     <w:p>
       <w:pPr>
         <w:pStyle w:val="Heading2"/>
@@ -6875,8 +7076,8 @@
         </w:tc>
       </w:tr>
     </w:tbl>
-    <w:bookmarkEnd w:id="68"/>
-    <w:bookmarkStart w:id="69" w:name="tuning-presets"/>
+    <w:bookmarkEnd w:id="69"/>
+    <w:bookmarkStart w:id="70" w:name="tuning-presets"/>
     <w:p>
       <w:pPr>
         <w:pStyle w:val="Heading2"/>
@@ -6987,174 +7188,14 @@
         <w:t xml:space="preserve">Drop A, Tenor, plus custom.</w:t>
       </w:r>
     </w:p>
-    <w:bookmarkEnd w:id="69"/>
-    <w:bookmarkStart w:id="70" w:name="scales-and-modes-27"/>
+    <w:bookmarkEnd w:id="70"/>
+    <w:bookmarkStart w:id="71" w:name="scales-and-modes-27"/>
     <w:p>
       <w:pPr>
         <w:pStyle w:val="Heading2"/>
       </w:pPr>
       <w:r>
         <w:t xml:space="preserve">11.3 Scales and modes (27)</w:t>
-      </w:r>
-    </w:p>
-    <w:p>
-      <w:pPr>
-        <w:pStyle w:val="Compact"/>
-        <w:numPr>
-          <w:ilvl w:val="0"/>
-          <w:numId w:val="1011"/>
-        </w:numPr>
-      </w:pPr>
-      <w:r>
-        <w:rPr>
-          <w:b/>
-          <w:bCs/>
-        </w:rPr>
-        <w:t xml:space="preserve">Major / minor</w:t>
-      </w:r>
-      <w:r>
-        <w:t xml:space="preserve"> </w:t>
-      </w:r>
-      <w:r>
-        <w:t xml:space="preserve">— Major (Ionian), Natural minor (Aeolian), Harmonic minor,</w:t>
-      </w:r>
-      <w:r>
-        <w:t xml:space="preserve"> </w:t>
-      </w:r>
-      <w:r>
-        <w:t xml:space="preserve">Melodic minor, Harmonic major</w:t>
-      </w:r>
-    </w:p>
-    <w:p>
-      <w:pPr>
-        <w:pStyle w:val="Compact"/>
-        <w:numPr>
-          <w:ilvl w:val="0"/>
-          <w:numId w:val="1011"/>
-        </w:numPr>
-      </w:pPr>
-      <w:r>
-        <w:rPr>
-          <w:b/>
-          <w:bCs/>
-        </w:rPr>
-        <w:t xml:space="preserve">Modes</w:t>
-      </w:r>
-      <w:r>
-        <w:t xml:space="preserve"> </w:t>
-      </w:r>
-      <w:r>
-        <w:t xml:space="preserve">— Ionian, Dorian, Phrygian, Lydian, Mixolydian, Aeolian, Locrian,</w:t>
-      </w:r>
-      <w:r>
-        <w:t xml:space="preserve"> </w:t>
-      </w:r>
-      <w:r>
-        <w:t xml:space="preserve">Lydian dominant, Phrygian dominant, Altered</w:t>
-      </w:r>
-    </w:p>
-    <w:p>
-      <w:pPr>
-        <w:pStyle w:val="Compact"/>
-        <w:numPr>
-          <w:ilvl w:val="0"/>
-          <w:numId w:val="1011"/>
-        </w:numPr>
-      </w:pPr>
-      <w:r>
-        <w:rPr>
-          <w:b/>
-          <w:bCs/>
-        </w:rPr>
-        <w:t xml:space="preserve">Pentatonic</w:t>
-      </w:r>
-      <w:r>
-        <w:t xml:space="preserve"> </w:t>
-      </w:r>
-      <w:r>
-        <w:t xml:space="preserve">— Major pentatonic, Minor pentatonic, Hirajoshi</w:t>
-      </w:r>
-    </w:p>
-    <w:p>
-      <w:pPr>
-        <w:pStyle w:val="Compact"/>
-        <w:numPr>
-          <w:ilvl w:val="0"/>
-          <w:numId w:val="1011"/>
-        </w:numPr>
-      </w:pPr>
-      <w:r>
-        <w:rPr>
-          <w:b/>
-          <w:bCs/>
-        </w:rPr>
-        <w:t xml:space="preserve">Blues</w:t>
-      </w:r>
-      <w:r>
-        <w:t xml:space="preserve"> </w:t>
-      </w:r>
-      <w:r>
-        <w:t xml:space="preserve">— Blues (minor), Blues (major)</w:t>
-      </w:r>
-    </w:p>
-    <w:p>
-      <w:pPr>
-        <w:pStyle w:val="Compact"/>
-        <w:numPr>
-          <w:ilvl w:val="0"/>
-          <w:numId w:val="1011"/>
-        </w:numPr>
-      </w:pPr>
-      <w:r>
-        <w:rPr>
-          <w:b/>
-          <w:bCs/>
-        </w:rPr>
-        <w:t xml:space="preserve">Symmetric</w:t>
-      </w:r>
-      <w:r>
-        <w:t xml:space="preserve"> </w:t>
-      </w:r>
-      <w:r>
-        <w:t xml:space="preserve">— Whole tone, Diminished (half–whole), Diminished (whole–half),</w:t>
-      </w:r>
-      <w:r>
-        <w:t xml:space="preserve"> </w:t>
-      </w:r>
-      <w:r>
-        <w:t xml:space="preserve">Chromatic</w:t>
-      </w:r>
-    </w:p>
-    <w:p>
-      <w:pPr>
-        <w:pStyle w:val="Compact"/>
-        <w:numPr>
-          <w:ilvl w:val="0"/>
-          <w:numId w:val="1011"/>
-        </w:numPr>
-      </w:pPr>
-      <w:r>
-        <w:rPr>
-          <w:b/>
-          <w:bCs/>
-        </w:rPr>
-        <w:t xml:space="preserve">Exotic</w:t>
-      </w:r>
-      <w:r>
-        <w:t xml:space="preserve"> </w:t>
-      </w:r>
-      <w:r>
-        <w:t xml:space="preserve">— Hungarian minor, Double harmonic (Byzantine), Bebop dominant</w:t>
-      </w:r>
-    </w:p>
-    <w:bookmarkEnd w:id="70"/>
-    <w:bookmarkStart w:id="71" w:name="chords-21"/>
-    <w:p>
-      <w:pPr>
-        <w:pStyle w:val="Heading2"/>
-      </w:pPr>
-      <w:r>
-        <w:t xml:space="preserve">11.4 Chords (21)</w:t>
       </w:r>
     </w:p>
     <w:p>
@@ -7170,13 +7211,19 @@
           <w:b/>
           <w:bCs/>
         </w:rPr>
-        <w:t xml:space="preserve">Triads</w:t>
-      </w:r>
-      <w:r>
-        <w:t xml:space="preserve"> </w:t>
-      </w:r>
-      <w:r>
-        <w:t xml:space="preserve">— Major, Minor, Diminished, Augmented, Major 6th, Minor 6th</w:t>
+        <w:t xml:space="preserve">Major / minor</w:t>
+      </w:r>
+      <w:r>
+        <w:t xml:space="preserve"> </w:t>
+      </w:r>
+      <w:r>
+        <w:t xml:space="preserve">— Major (Ionian), Natural minor (Aeolian), Harmonic minor,</w:t>
+      </w:r>
+      <w:r>
+        <w:t xml:space="preserve"> </w:t>
+      </w:r>
+      <w:r>
+        <w:t xml:space="preserve">Melodic minor, Harmonic major</w:t>
       </w:r>
     </w:p>
     <w:p>
@@ -7192,19 +7239,19 @@
           <w:b/>
           <w:bCs/>
         </w:rPr>
-        <w:t xml:space="preserve">Sevenths</w:t>
-      </w:r>
-      <w:r>
-        <w:t xml:space="preserve"> </w:t>
-      </w:r>
-      <w:r>
-        <w:t xml:space="preserve">— Dominant 7th, Major 7th, Minor 7th, Minor 7♭5, Diminished 7th,</w:t>
-      </w:r>
-      <w:r>
-        <w:t xml:space="preserve"> </w:t>
-      </w:r>
-      <w:r>
-        <w:t xml:space="preserve">Minor major 7th, 7sus4</w:t>
+        <w:t xml:space="preserve">Modes</w:t>
+      </w:r>
+      <w:r>
+        <w:t xml:space="preserve"> </w:t>
+      </w:r>
+      <w:r>
+        <w:t xml:space="preserve">— Ionian, Dorian, Phrygian, Lydian, Mixolydian, Aeolian, Locrian,</w:t>
+      </w:r>
+      <w:r>
+        <w:t xml:space="preserve"> </w:t>
+      </w:r>
+      <w:r>
+        <w:t xml:space="preserve">Lydian dominant, Phrygian dominant, Altered</w:t>
       </w:r>
     </w:p>
     <w:p>
@@ -7220,13 +7267,13 @@
           <w:b/>
           <w:bCs/>
         </w:rPr>
-        <w:t xml:space="preserve">Suspended</w:t>
-      </w:r>
-      <w:r>
-        <w:t xml:space="preserve"> </w:t>
-      </w:r>
-      <w:r>
-        <w:t xml:space="preserve">— Sus2, Sus4</w:t>
+        <w:t xml:space="preserve">Pentatonic</w:t>
+      </w:r>
+      <w:r>
+        <w:t xml:space="preserve"> </w:t>
+      </w:r>
+      <w:r>
+        <w:t xml:space="preserve">— Major pentatonic, Minor pentatonic, Hirajoshi</w:t>
       </w:r>
     </w:p>
     <w:p>
@@ -7242,13 +7289,13 @@
           <w:b/>
           <w:bCs/>
         </w:rPr>
-        <w:t xml:space="preserve">Power</w:t>
-      </w:r>
-      <w:r>
-        <w:t xml:space="preserve"> </w:t>
-      </w:r>
-      <w:r>
-        <w:t xml:space="preserve">— root + 5th, root + 5th + octave</w:t>
+        <w:t xml:space="preserve">Blues</w:t>
+      </w:r>
+      <w:r>
+        <w:t xml:space="preserve"> </w:t>
+      </w:r>
+      <w:r>
+        <w:t xml:space="preserve">— Blues (minor), Blues (major)</w:t>
       </w:r>
     </w:p>
     <w:p>
@@ -7264,53 +7311,51 @@
           <w:b/>
           <w:bCs/>
         </w:rPr>
-        <w:t xml:space="preserve">Extended</w:t>
-      </w:r>
-      <w:r>
-        <w:t xml:space="preserve"> </w:t>
-      </w:r>
-      <w:r>
-        <w:t xml:space="preserve">— add9, Dominant 9th, Minor 9th, Major 9th</w:t>
-      </w:r>
-    </w:p>
-    <w:p>
-      <w:pPr>
-        <w:pStyle w:val="FirstParagraph"/>
-      </w:pPr>
-      <w:r>
-        <w:t xml:space="preserve">Each is available on all 17 root spellings (C, C♯, D♭, D, … B), with voicings</w:t>
-      </w:r>
-      <w:r>
-        <w:t xml:space="preserve"> </w:t>
-      </w:r>
-      <w:r>
-        <w:t xml:space="preserve">calculated for whatever tuning is active.</w:t>
-      </w:r>
-    </w:p>
-    <w:p>
-      <w:r>
-        <w:pict>
-          <v:rect style="width:0;height:1.5pt" o:hralign="center" o:hrstd="t" o:hr="t"/>
-        </w:pict>
+        <w:t xml:space="preserve">Symmetric</w:t>
+      </w:r>
+      <w:r>
+        <w:t xml:space="preserve"> </w:t>
+      </w:r>
+      <w:r>
+        <w:t xml:space="preserve">— Whole tone, Diminished (half–whole), Diminished (whole–half),</w:t>
+      </w:r>
+      <w:r>
+        <w:t xml:space="preserve"> </w:t>
+      </w:r>
+      <w:r>
+        <w:t xml:space="preserve">Chromatic</w:t>
+      </w:r>
+    </w:p>
+    <w:p>
+      <w:pPr>
+        <w:pStyle w:val="Compact"/>
+        <w:numPr>
+          <w:ilvl w:val="0"/>
+          <w:numId w:val="1012"/>
+        </w:numPr>
+      </w:pPr>
+      <w:r>
+        <w:rPr>
+          <w:b/>
+          <w:bCs/>
+        </w:rPr>
+        <w:t xml:space="preserve">Exotic</w:t>
+      </w:r>
+      <w:r>
+        <w:t xml:space="preserve"> </w:t>
+      </w:r>
+      <w:r>
+        <w:t xml:space="preserve">— Hungarian minor, Double harmonic (Byzantine), Bebop dominant</w:t>
       </w:r>
     </w:p>
     <w:bookmarkEnd w:id="71"/>
-    <w:bookmarkEnd w:id="72"/>
-    <w:bookmarkStart w:id="74" w:name="honest-limitations"/>
-    <w:p>
-      <w:pPr>
-        <w:pStyle w:val="Heading1"/>
-      </w:pPr>
-      <w:r>
-        <w:t xml:space="preserve">12. Honest limitations</w:t>
-      </w:r>
-    </w:p>
-    <w:p>
-      <w:pPr>
-        <w:pStyle w:val="FirstParagraph"/>
-      </w:pPr>
-      <w:r>
-        <w:t xml:space="preserve">A few things are worth stating plainly rather than leaving to be discovered.</w:t>
+    <w:bookmarkStart w:id="72" w:name="chords-21"/>
+    <w:p>
+      <w:pPr>
+        <w:pStyle w:val="Heading2"/>
+      </w:pPr>
+      <w:r>
+        <w:t xml:space="preserve">11.4 Chords (21)</w:t>
       </w:r>
     </w:p>
     <w:p>
@@ -7326,25 +7371,13 @@
           <w:b/>
           <w:bCs/>
         </w:rPr>
-        <w:t xml:space="preserve">Voicings are limited to a four-fret span and four fingers.</w:t>
-      </w:r>
-      <w:r>
-        <w:t xml:space="preserve"> </w:t>
-      </w:r>
-      <w:r>
-        <w:t xml:space="preserve">That is the</w:t>
-      </w:r>
-      <w:r>
-        <w:t xml:space="preserve"> </w:t>
-      </w:r>
-      <w:r>
-        <w:t xml:space="preserve">right default for a learning tool, but it means some wide jazz voicings and</w:t>
-      </w:r>
-      <w:r>
-        <w:t xml:space="preserve"> </w:t>
-      </w:r>
-      <w:r>
-        <w:t xml:space="preserve">thumb-over shapes are not offered.</w:t>
+        <w:t xml:space="preserve">Triads</w:t>
+      </w:r>
+      <w:r>
+        <w:t xml:space="preserve"> </w:t>
+      </w:r>
+      <w:r>
+        <w:t xml:space="preserve">— Major, Minor, Diminished, Augmented, Major 6th, Minor 6th</w:t>
       </w:r>
     </w:p>
     <w:p>
@@ -7360,55 +7393,19 @@
           <w:b/>
           <w:bCs/>
         </w:rPr>
-        <w:t xml:space="preserve">The body is drawn to a compressed scale.</w:t>
-      </w:r>
-      <w:r>
-        <w:t xml:space="preserve"> </w:t>
-      </w:r>
-      <w:r>
-        <w:t xml:space="preserve">A real electric guitar’s body is</w:t>
-      </w:r>
-      <w:r>
-        <w:t xml:space="preserve"> </w:t>
-      </w:r>
-      <w:r>
-        <w:t xml:space="preserve">about six times the width of its neck. Drawn to that ratio, with the neck</w:t>
-      </w:r>
-      <w:r>
-        <w:t xml:space="preserve"> </w:t>
-      </w:r>
-      <w:r>
-        <w:t xml:space="preserve">still large enough to tap accurately, the instrument would need roughly twice</w:t>
-      </w:r>
-      <w:r>
-        <w:t xml:space="preserve"> </w:t>
-      </w:r>
-      <w:r>
-        <w:t xml:space="preserve">the vertical space the page can give it. The body is therefore about half the</w:t>
-      </w:r>
-      <w:r>
-        <w:t xml:space="preserve"> </w:t>
-      </w:r>
-      <w:r>
-        <w:t xml:space="preserve">size relative to the neck that it should be, which makes the neck look chunky</w:t>
-      </w:r>
-      <w:r>
-        <w:t xml:space="preserve"> </w:t>
-      </w:r>
-      <w:r>
-        <w:t xml:space="preserve">next to it. The silhouette is correct; the proportion is a deliberate trade in</w:t>
-      </w:r>
-      <w:r>
-        <w:t xml:space="preserve"> </w:t>
-      </w:r>
-      <w:r>
-        <w:t xml:space="preserve">favour of a usable fretboard, and it is the one place where the drawing is</w:t>
-      </w:r>
-      <w:r>
-        <w:t xml:space="preserve"> </w:t>
-      </w:r>
-      <w:r>
-        <w:t xml:space="preserve">knowingly not to scale.</w:t>
+        <w:t xml:space="preserve">Sevenths</w:t>
+      </w:r>
+      <w:r>
+        <w:t xml:space="preserve"> </w:t>
+      </w:r>
+      <w:r>
+        <w:t xml:space="preserve">— Dominant 7th, Major 7th, Minor 7th, Minor 7♭5, Diminished 7th,</w:t>
+      </w:r>
+      <w:r>
+        <w:t xml:space="preserve"> </w:t>
+      </w:r>
+      <w:r>
+        <w:t xml:space="preserve">Minor major 7th, 7sus4</w:t>
       </w:r>
     </w:p>
     <w:p>
@@ -7424,16 +7421,13 @@
           <w:b/>
           <w:bCs/>
         </w:rPr>
-        <w:t xml:space="preserve">The tuner is monophonic</w:t>
-      </w:r>
-      <w:r>
-        <w:t xml:space="preserve">, like every tuner of this kind. It expects one</w:t>
-      </w:r>
-      <w:r>
-        <w:t xml:space="preserve"> </w:t>
-      </w:r>
-      <w:r>
-        <w:t xml:space="preserve">string at a time, and says so.</w:t>
+        <w:t xml:space="preserve">Suspended</w:t>
+      </w:r>
+      <w:r>
+        <w:t xml:space="preserve"> </w:t>
+      </w:r>
+      <w:r>
+        <w:t xml:space="preserve">— Sus2, Sus4</w:t>
       </w:r>
     </w:p>
     <w:p>
@@ -7449,43 +7443,13 @@
           <w:b/>
           <w:bCs/>
         </w:rPr>
-        <w:t xml:space="preserve">Microphone capture could not be tested against real hardware here.</w:t>
-      </w:r>
-      <w:r>
-        <w:t xml:space="preserve"> </w:t>
-      </w:r>
-      <w:r>
-        <w:t xml:space="preserve">The</w:t>
-      </w:r>
-      <w:r>
-        <w:t xml:space="preserve"> </w:t>
-      </w:r>
-      <w:r>
-        <w:t xml:space="preserve">signal path was verified instead by feeding the application a synthesised note</w:t>
-      </w:r>
-      <w:r>
-        <w:t xml:space="preserve"> </w:t>
-      </w:r>
-      <w:r>
-        <w:t xml:space="preserve">as a genuine</w:t>
-      </w:r>
-      <w:r>
-        <w:t xml:space="preserve"> </w:t>
-      </w:r>
-      <w:r>
-        <w:rPr>
-          <w:rStyle w:val="VerbatimChar"/>
-        </w:rPr>
-        <w:t xml:space="preserve">MediaStream</w:t>
-      </w:r>
-      <w:r>
-        <w:t xml:space="preserve">, which exercises everything except the operating</w:t>
-      </w:r>
-      <w:r>
-        <w:t xml:space="preserve"> </w:t>
-      </w:r>
-      <w:r>
-        <w:t xml:space="preserve">system’s audio driver.</w:t>
+        <w:t xml:space="preserve">Power</w:t>
+      </w:r>
+      <w:r>
+        <w:t xml:space="preserve"> </w:t>
+      </w:r>
+      <w:r>
+        <w:t xml:space="preserve">— root + 5th, root + 5th + octave</w:t>
       </w:r>
     </w:p>
     <w:p>
@@ -7501,34 +7465,13 @@
           <w:b/>
           <w:bCs/>
         </w:rPr>
-        <w:t xml:space="preserve">Playback is synthesis, not a recording.</w:t>
-      </w:r>
-      <w:r>
-        <w:t xml:space="preserve"> </w:t>
-      </w:r>
-      <w:r>
-        <w:t xml:space="preserve">It is a convincing plucked string</w:t>
-      </w:r>
-      <w:r>
-        <w:t xml:space="preserve"> </w:t>
-      </w:r>
-      <w:r>
-        <w:t xml:space="preserve">rather than a studio-recorded guitar, which is the deliberate trade for having</w:t>
-      </w:r>
-      <w:r>
-        <w:t xml:space="preserve"> </w:t>
-      </w:r>
-      <w:r>
-        <w:t xml:space="preserve">no audio files and no licensing questions.</w:t>
-      </w:r>
-    </w:p>
-    <w:bookmarkStart w:id="73" w:name="natural-next-steps"/>
-    <w:p>
-      <w:pPr>
-        <w:pStyle w:val="Heading2"/>
-      </w:pPr>
-      <w:r>
-        <w:t xml:space="preserve">12.1 Natural next steps</w:t>
+        <w:t xml:space="preserve">Extended</w:t>
+      </w:r>
+      <w:r>
+        <w:t xml:space="preserve"> </w:t>
+      </w:r>
+      <w:r>
+        <w:t xml:space="preserve">— add9, Dominant 9th, Minor 9th, Major 9th</w:t>
       </w:r>
     </w:p>
     <w:p>
@@ -7536,19 +7479,13 @@
         <w:pStyle w:val="FirstParagraph"/>
       </w:pPr>
       <w:r>
-        <w:t xml:space="preserve">Adding an 8-string guitar, a 6-string bass or a ukulele is a data change only.</w:t>
-      </w:r>
-      <w:r>
-        <w:t xml:space="preserve"> </w:t>
-      </w:r>
-      <w:r>
-        <w:t xml:space="preserve">Beyond that, the obvious additions would be chord progressions with playback,</w:t>
-      </w:r>
-      <w:r>
-        <w:t xml:space="preserve"> </w:t>
-      </w:r>
-      <w:r>
-        <w:t xml:space="preserve">a metronome, saving custom scales, and exporting a chord diagram as an image.</w:t>
+        <w:t xml:space="preserve">Each is available on all 17 root spellings (C, C♯, D♭, D, … B), with voicings</w:t>
+      </w:r>
+      <w:r>
+        <w:t xml:space="preserve"> </w:t>
+      </w:r>
+      <w:r>
+        <w:t xml:space="preserve">calculated for whatever tuning is active.</w:t>
       </w:r>
     </w:p>
     <w:p>
@@ -7558,9 +7495,273 @@
         </w:pict>
       </w:r>
     </w:p>
+    <w:bookmarkEnd w:id="72"/>
     <w:bookmarkEnd w:id="73"/>
+    <w:bookmarkStart w:id="75" w:name="honest-limitations"/>
+    <w:p>
+      <w:pPr>
+        <w:pStyle w:val="Heading1"/>
+      </w:pPr>
+      <w:r>
+        <w:t xml:space="preserve">12. Honest limitations</w:t>
+      </w:r>
+    </w:p>
+    <w:p>
+      <w:pPr>
+        <w:pStyle w:val="FirstParagraph"/>
+      </w:pPr>
+      <w:r>
+        <w:t xml:space="preserve">A few things are worth stating plainly rather than leaving to be discovered.</w:t>
+      </w:r>
+    </w:p>
+    <w:p>
+      <w:pPr>
+        <w:pStyle w:val="Compact"/>
+        <w:numPr>
+          <w:ilvl w:val="0"/>
+          <w:numId w:val="1014"/>
+        </w:numPr>
+      </w:pPr>
+      <w:r>
+        <w:rPr>
+          <w:b/>
+          <w:bCs/>
+        </w:rPr>
+        <w:t xml:space="preserve">Voicings are limited to a four-fret span and four fingers.</w:t>
+      </w:r>
+      <w:r>
+        <w:t xml:space="preserve"> </w:t>
+      </w:r>
+      <w:r>
+        <w:t xml:space="preserve">That is the</w:t>
+      </w:r>
+      <w:r>
+        <w:t xml:space="preserve"> </w:t>
+      </w:r>
+      <w:r>
+        <w:t xml:space="preserve">right default for a learning tool, but it means some wide jazz voicings and</w:t>
+      </w:r>
+      <w:r>
+        <w:t xml:space="preserve"> </w:t>
+      </w:r>
+      <w:r>
+        <w:t xml:space="preserve">thumb-over shapes are not offered.</w:t>
+      </w:r>
+    </w:p>
+    <w:p>
+      <w:pPr>
+        <w:pStyle w:val="Compact"/>
+        <w:numPr>
+          <w:ilvl w:val="0"/>
+          <w:numId w:val="1014"/>
+        </w:numPr>
+      </w:pPr>
+      <w:r>
+        <w:rPr>
+          <w:b/>
+          <w:bCs/>
+        </w:rPr>
+        <w:t xml:space="preserve">The body is drawn to a compressed scale.</w:t>
+      </w:r>
+      <w:r>
+        <w:t xml:space="preserve"> </w:t>
+      </w:r>
+      <w:r>
+        <w:t xml:space="preserve">A real electric guitar’s body is</w:t>
+      </w:r>
+      <w:r>
+        <w:t xml:space="preserve"> </w:t>
+      </w:r>
+      <w:r>
+        <w:t xml:space="preserve">about six times the width of its neck. Drawn to that ratio, with the neck</w:t>
+      </w:r>
+      <w:r>
+        <w:t xml:space="preserve"> </w:t>
+      </w:r>
+      <w:r>
+        <w:t xml:space="preserve">still large enough to tap accurately, the instrument would need roughly twice</w:t>
+      </w:r>
+      <w:r>
+        <w:t xml:space="preserve"> </w:t>
+      </w:r>
+      <w:r>
+        <w:t xml:space="preserve">the vertical space the page can give it. The body is therefore about half the</w:t>
+      </w:r>
+      <w:r>
+        <w:t xml:space="preserve"> </w:t>
+      </w:r>
+      <w:r>
+        <w:t xml:space="preserve">size relative to the neck that it should be, which makes the neck look chunky</w:t>
+      </w:r>
+      <w:r>
+        <w:t xml:space="preserve"> </w:t>
+      </w:r>
+      <w:r>
+        <w:t xml:space="preserve">next to it. The silhouette is correct; the proportion is a deliberate trade in</w:t>
+      </w:r>
+      <w:r>
+        <w:t xml:space="preserve"> </w:t>
+      </w:r>
+      <w:r>
+        <w:t xml:space="preserve">favour of a usable fretboard, and it is the one place where the drawing is</w:t>
+      </w:r>
+      <w:r>
+        <w:t xml:space="preserve"> </w:t>
+      </w:r>
+      <w:r>
+        <w:t xml:space="preserve">knowingly not to scale.</w:t>
+      </w:r>
+    </w:p>
+    <w:p>
+      <w:pPr>
+        <w:pStyle w:val="Compact"/>
+        <w:numPr>
+          <w:ilvl w:val="0"/>
+          <w:numId w:val="1014"/>
+        </w:numPr>
+      </w:pPr>
+      <w:r>
+        <w:rPr>
+          <w:b/>
+          <w:bCs/>
+        </w:rPr>
+        <w:t xml:space="preserve">The tuner is monophonic</w:t>
+      </w:r>
+      <w:r>
+        <w:t xml:space="preserve">, like every tuner of this kind. It expects one</w:t>
+      </w:r>
+      <w:r>
+        <w:t xml:space="preserve"> </w:t>
+      </w:r>
+      <w:r>
+        <w:t xml:space="preserve">string at a time, and says so.</w:t>
+      </w:r>
+    </w:p>
+    <w:p>
+      <w:pPr>
+        <w:pStyle w:val="Compact"/>
+        <w:numPr>
+          <w:ilvl w:val="0"/>
+          <w:numId w:val="1014"/>
+        </w:numPr>
+      </w:pPr>
+      <w:r>
+        <w:rPr>
+          <w:b/>
+          <w:bCs/>
+        </w:rPr>
+        <w:t xml:space="preserve">Microphone capture could not be tested against real hardware here.</w:t>
+      </w:r>
+      <w:r>
+        <w:t xml:space="preserve"> </w:t>
+      </w:r>
+      <w:r>
+        <w:t xml:space="preserve">The</w:t>
+      </w:r>
+      <w:r>
+        <w:t xml:space="preserve"> </w:t>
+      </w:r>
+      <w:r>
+        <w:t xml:space="preserve">signal path was verified instead by feeding the application a synthesised note</w:t>
+      </w:r>
+      <w:r>
+        <w:t xml:space="preserve"> </w:t>
+      </w:r>
+      <w:r>
+        <w:t xml:space="preserve">as a genuine</w:t>
+      </w:r>
+      <w:r>
+        <w:t xml:space="preserve"> </w:t>
+      </w:r>
+      <w:r>
+        <w:rPr>
+          <w:rStyle w:val="VerbatimChar"/>
+        </w:rPr>
+        <w:t xml:space="preserve">MediaStream</w:t>
+      </w:r>
+      <w:r>
+        <w:t xml:space="preserve">, which exercises everything except the operating</w:t>
+      </w:r>
+      <w:r>
+        <w:t xml:space="preserve"> </w:t>
+      </w:r>
+      <w:r>
+        <w:t xml:space="preserve">system’s audio driver.</w:t>
+      </w:r>
+    </w:p>
+    <w:p>
+      <w:pPr>
+        <w:pStyle w:val="Compact"/>
+        <w:numPr>
+          <w:ilvl w:val="0"/>
+          <w:numId w:val="1014"/>
+        </w:numPr>
+      </w:pPr>
+      <w:r>
+        <w:rPr>
+          <w:b/>
+          <w:bCs/>
+        </w:rPr>
+        <w:t xml:space="preserve">Playback is synthesis, not a recording.</w:t>
+      </w:r>
+      <w:r>
+        <w:t xml:space="preserve"> </w:t>
+      </w:r>
+      <w:r>
+        <w:t xml:space="preserve">It is a convincing plucked string</w:t>
+      </w:r>
+      <w:r>
+        <w:t xml:space="preserve"> </w:t>
+      </w:r>
+      <w:r>
+        <w:t xml:space="preserve">rather than a studio-recorded guitar, which is the deliberate trade for having</w:t>
+      </w:r>
+      <w:r>
+        <w:t xml:space="preserve"> </w:t>
+      </w:r>
+      <w:r>
+        <w:t xml:space="preserve">no audio files and no licensing questions.</w:t>
+      </w:r>
+    </w:p>
+    <w:bookmarkStart w:id="74" w:name="natural-next-steps"/>
+    <w:p>
+      <w:pPr>
+        <w:pStyle w:val="Heading2"/>
+      </w:pPr>
+      <w:r>
+        <w:t xml:space="preserve">12.1 Natural next steps</w:t>
+      </w:r>
+    </w:p>
+    <w:p>
+      <w:pPr>
+        <w:pStyle w:val="FirstParagraph"/>
+      </w:pPr>
+      <w:r>
+        <w:t xml:space="preserve">Adding an 8-string guitar, a 6-string bass or a ukulele is a data change only.</w:t>
+      </w:r>
+      <w:r>
+        <w:t xml:space="preserve"> </w:t>
+      </w:r>
+      <w:r>
+        <w:t xml:space="preserve">Beyond that, the obvious additions would be chord progressions with playback,</w:t>
+      </w:r>
+      <w:r>
+        <w:t xml:space="preserve"> </w:t>
+      </w:r>
+      <w:r>
+        <w:t xml:space="preserve">a metronome, saving custom scales, and exporting a chord diagram as an image.</w:t>
+      </w:r>
+    </w:p>
+    <w:p>
+      <w:r>
+        <w:pict>
+          <v:rect style="width:0;height:1.5pt" o:hralign="center" o:hrstd="t" o:hr="t"/>
+        </w:pict>
+      </w:r>
+    </w:p>
     <w:bookmarkEnd w:id="74"/>
-    <w:bookmarkStart w:id="75" w:name="deliverables"/>
+    <w:bookmarkEnd w:id="75"/>
+    <w:bookmarkStart w:id="76" w:name="deliverables"/>
     <w:p>
       <w:pPr>
         <w:pStyle w:val="Heading1"/>
@@ -7865,7 +8066,7 @@
         <w:t xml:space="preserve">Actions as the Pages source. No domain purchase is required at any point.</w:t>
       </w:r>
     </w:p>
-    <w:bookmarkEnd w:id="75"/>
+    <w:bookmarkEnd w:id="76"/>
     <w:sectPr>
       <w:footnotePr>
         <w:numRestart w:val="eachSect"/>
@@ -8256,6 +8457,9 @@
     <w:abstractNumId w:val="991"/>
   </w:num>
   <w:num w:numId="1002">
+    <w:abstractNumId w:val="991"/>
+  </w:num>
+  <w:num w:numId="1003">
     <w:abstractNumId w:val="99411"/>
     <w:lvlOverride w:ilvl="0">
       <w:startOverride w:val="1"/>
@@ -8285,9 +8489,6 @@
       <w:startOverride w:val="1"/>
     </w:lvlOverride>
   </w:num>
-  <w:num w:numId="1003">
-    <w:abstractNumId w:val="991"/>
-  </w:num>
   <w:num w:numId="1004">
     <w:abstractNumId w:val="991"/>
   </w:num>
@@ -8298,6 +8499,9 @@
     <w:abstractNumId w:val="991"/>
   </w:num>
   <w:num w:numId="1007">
+    <w:abstractNumId w:val="991"/>
+  </w:num>
+  <w:num w:numId="1008">
     <w:abstractNumId w:val="99411"/>
     <w:lvlOverride w:ilvl="0">
       <w:startOverride w:val="1"/>
@@ -8327,7 +8531,7 @@
       <w:startOverride w:val="1"/>
     </w:lvlOverride>
   </w:num>
-  <w:num w:numId="1008">
+  <w:num w:numId="1009">
     <w:abstractNumId w:val="99812"/>
     <w:lvlOverride w:ilvl="0">
       <w:startOverride w:val="2"/>
@@ -8357,9 +8561,6 @@
       <w:startOverride w:val="2"/>
     </w:lvlOverride>
   </w:num>
-  <w:num w:numId="1009">
-    <w:abstractNumId w:val="991"/>
-  </w:num>
   <w:num w:numId="1010">
     <w:abstractNumId w:val="991"/>
   </w:num>
@@ -8370,6 +8571,9 @@
     <w:abstractNumId w:val="991"/>
   </w:num>
   <w:num w:numId="1013">
+    <w:abstractNumId w:val="991"/>
+  </w:num>
+  <w:num w:numId="1014">
     <w:abstractNumId w:val="991"/>
   </w:num>
 </w:numbering>

--- a/docs/FretLab-report.docx
+++ b/docs/FretLab-report.docx
@@ -157,7 +157,7 @@
               <w:pStyle w:val="Compact"/>
             </w:pPr>
             <w:r>
-              <w:t xml:space="preserve">6- and 7-string guitar, 4- and 5-string bass</w:t>
+              <w:t xml:space="preserve">6-string guitar, 4-string bass</w:t>
             </w:r>
           </w:p>
         </w:tc>
@@ -185,7 +185,7 @@
               <w:pStyle w:val="Compact"/>
             </w:pPr>
             <w:r>
-              <w:t xml:space="preserve">32 presets plus a custom tuning editor per instrument</w:t>
+              <w:t xml:space="preserve">20 presets plus a custom tuning editor per instrument</w:t>
             </w:r>
           </w:p>
         </w:tc>
@@ -314,6 +314,61 @@
                 <w:b/>
                 <w:bCs/>
               </w:rPr>
+              <w:t xml:space="preserve">Languages</w:t>
+            </w:r>
+          </w:p>
+        </w:tc>
+        <w:tc>
+          <w:tcPr/>
+          <w:p>
+            <w:pPr>
+              <w:pStyle w:val="Compact"/>
+            </w:pPr>
+            <w:r>
+              <w:t xml:space="preserve">English, 한국어, </w:t>
+            </w:r>
+            <w:r>
+              <w:rPr>
+                <w:rFonts w:hint="eastAsia"/>
+              </w:rPr>
+              <w:t xml:space="preserve">日本語,</w:t>
+            </w:r>
+            <w:r>
+              <w:t xml:space="preserve"> </w:t>
+            </w:r>
+            <w:r>
+              <w:rPr>
+                <w:rFonts w:hint="eastAsia"/>
+              </w:rPr>
+              <w:t xml:space="preserve">简体中文,</w:t>
+            </w:r>
+            <w:r>
+              <w:t xml:space="preserve"> </w:t>
+            </w:r>
+            <w:r>
+              <w:rPr>
+                <w:rFonts w:hint="eastAsia"/>
+              </w:rPr>
+              <w:t xml:space="preserve">繁體中文,</w:t>
+            </w:r>
+            <w:r>
+              <w:t xml:space="preserve"> Español</w:t>
+            </w:r>
+          </w:p>
+        </w:tc>
+      </w:tr>
+      <w:tr>
+        <w:tc>
+          <w:tcPr/>
+          <w:p>
+            <w:pPr>
+              <w:pStyle w:val="Compact"/>
+            </w:pPr>
+            <w:r>
+              <w:rPr>
+                <w:b/>
+                <w:bCs/>
+              </w:rPr>
               <w:t xml:space="preserve">Tests</w:t>
             </w:r>
           </w:p>
@@ -325,7 +380,7 @@
               <w:pStyle w:val="Compact"/>
             </w:pPr>
             <w:r>
-              <w:t xml:space="preserve">170, all passing</w:t>
+              <w:t xml:space="preserve">259, all passing</w:t>
             </w:r>
           </w:p>
         </w:tc>
@@ -353,7 +408,7 @@
               <w:pStyle w:val="Compact"/>
             </w:pPr>
             <w:r>
-              <w:t xml:space="preserve">236 kB JavaScript (76 kB gzipped), 16 kB CSS</w:t>
+              <w:t xml:space="preserve">393 kB JavaScript (131 kB gzipped), 16 kB CSS</w:t>
             </w:r>
           </w:p>
         </w:tc>
@@ -542,7 +597,7 @@
       </w:r>
     </w:p>
     <w:bookmarkEnd w:id="12"/>
-    <w:bookmarkStart w:id="23" w:name="what-was-built"/>
+    <w:bookmarkStart w:id="24" w:name="what-was-built"/>
     <w:p>
       <w:pPr>
         <w:pStyle w:val="Heading1"/>
@@ -551,7 +606,7 @@
         <w:t xml:space="preserve">2. What was built</w:t>
       </w:r>
     </w:p>
-    <w:bookmarkStart w:id="16" w:name="revisions"/>
+    <w:bookmarkStart w:id="17" w:name="revisions"/>
     <w:p>
       <w:pPr>
         <w:pStyle w:val="Heading2"/>
@@ -560,13 +615,13 @@
         <w:t xml:space="preserve">2.0 Revisions</w:t>
       </w:r>
     </w:p>
-    <w:bookmarkStart w:id="13" w:name="revision-4"/>
+    <w:bookmarkStart w:id="13" w:name="revision-5"/>
     <w:p>
       <w:pPr>
         <w:pStyle w:val="Heading3"/>
       </w:pPr>
       <w:r>
-        <w:t xml:space="preserve">Revision 4</w:t>
+        <w:t xml:space="preserve">Revision 5</w:t>
       </w:r>
     </w:p>
     <w:p>
@@ -578,196 +633,60 @@
         </w:numPr>
       </w:pPr>
       <w:r>
-        <w:t xml:space="preserve">The chord view shows the chord chooser alone; the scale chooser belongs to</w:t>
-      </w:r>
-      <w:r>
-        <w:t xml:space="preserve"> </w:t>
-      </w:r>
-      <w:r>
-        <w:t xml:space="preserve">the scale view.</w:t>
-      </w:r>
-    </w:p>
-    <w:p>
-      <w:pPr>
-        <w:pStyle w:val="Compact"/>
-        <w:numPr>
-          <w:ilvl w:val="0"/>
-          <w:numId w:val="1001"/>
-        </w:numPr>
-      </w:pPr>
-      <w:r>
         <w:rPr>
           <w:b/>
           <w:bCs/>
         </w:rPr>
-        <w:t xml:space="preserve">Strings are laid against the drawn fretboard’s real edges.</w:t>
-      </w:r>
-      <w:r>
-        <w:t xml:space="preserve"> </w:t>
-      </w:r>
-      <w:r>
-        <w:t xml:space="preserve">The artwork’s</w:t>
-      </w:r>
-      <w:r>
-        <w:t xml:space="preserve"> </w:t>
-      </w:r>
-      <w:r>
-        <w:t xml:space="preserve">neck is not perfectly level and its centre line is not at y = 0 — the</w:t>
-      </w:r>
-      <w:r>
-        <w:t xml:space="preserve"> </w:t>
-      </w:r>
-      <w:r>
-        <w:t xml:space="preserve">guitar’s sits about eight units low — so assuming a horizontal neck put the</w:t>
-      </w:r>
-      <w:r>
-        <w:t xml:space="preserve"> </w:t>
-      </w:r>
-      <w:r>
-        <w:t xml:space="preserve">strings off the board. The extractor now samples the drawn board’s top and</w:t>
-      </w:r>
-      <w:r>
-        <w:t xml:space="preserve"> </w:t>
-      </w:r>
-      <w:r>
-        <w:t xml:space="preserve">bottom edges along its length, and the strings follow them, continuing the</w:t>
-      </w:r>
-      <w:r>
-        <w:t xml:space="preserve"> </w:t>
-      </w:r>
-      <w:r>
-        <w:t xml:space="preserve">same fan past the end of the board out to the bridge, where they now</w:t>
-      </w:r>
-      <w:r>
-        <w:t xml:space="preserve"> </w:t>
-      </w:r>
-      <w:r>
-        <w:t xml:space="preserve">terminate at the string anchor rather than at the saddle line.</w:t>
-      </w:r>
-    </w:p>
-    <w:p>
-      <w:pPr>
-        <w:pStyle w:val="Compact"/>
-        <w:numPr>
-          <w:ilvl w:val="0"/>
-          <w:numId w:val="1001"/>
-        </w:numPr>
-      </w:pPr>
-      <w:r>
-        <w:t xml:space="preserve">The bass’s 21st fret is playable; both instruments have 21.</w:t>
-      </w:r>
-    </w:p>
-    <w:p>
-      <w:pPr>
-        <w:pStyle w:val="Compact"/>
-        <w:numPr>
-          <w:ilvl w:val="0"/>
-          <w:numId w:val="1001"/>
-        </w:numPr>
-      </w:pPr>
-      <w:r>
-        <w:t xml:space="preserve">An out-of-tune tuning machine is ringed in a muted red rather than amber,</w:t>
-      </w:r>
-      <w:r>
-        <w:t xml:space="preserve"> </w:t>
-      </w:r>
-      <w:r>
-        <w:t xml:space="preserve">which was hard to see against pale maple.</w:t>
-      </w:r>
-    </w:p>
-    <w:p>
-      <w:pPr>
-        <w:pStyle w:val="Compact"/>
-        <w:numPr>
-          <w:ilvl w:val="0"/>
-          <w:numId w:val="1001"/>
-        </w:numPr>
-      </w:pPr>
-      <w:r>
-        <w:rPr>
-          <w:b/>
-          <w:bCs/>
-        </w:rPr>
-        <w:t xml:space="preserve">On Auto the tuner’s meter measures against the nearest note of the</w:t>
-      </w:r>
-      <w:r>
-        <w:rPr>
-          <w:b/>
-          <w:bCs/>
-        </w:rPr>
-        <w:t xml:space="preserve"> </w:t>
-      </w:r>
-      <w:r>
-        <w:rPr>
-          <w:b/>
-          <w:bCs/>
-        </w:rPr>
-        <w:t xml:space="preserve">chromatic scale</w:t>
-      </w:r>
-      <w:r>
-        <w:t xml:space="preserve">, so it is as useful on a fretted note as on an open</w:t>
-      </w:r>
-      <w:r>
-        <w:t xml:space="preserve"> </w:t>
-      </w:r>
-      <w:r>
-        <w:t xml:space="preserve">string; pinned to a string it measures against that string, as before.</w:t>
-      </w:r>
-    </w:p>
-    <w:p>
-      <w:pPr>
-        <w:pStyle w:val="Compact"/>
-        <w:numPr>
-          <w:ilvl w:val="0"/>
-          <w:numId w:val="1001"/>
-        </w:numPr>
-      </w:pPr>
-      <w:r>
-        <w:rPr>
-          <w:b/>
-          <w:bCs/>
-        </w:rPr>
-        <w:t xml:space="preserve">A movable barre shape is always offered when one exists.</w:t>
-      </w:r>
-      <w:r>
-        <w:t xml:space="preserve"> </w:t>
-      </w:r>
-      <w:r>
-        <w:t xml:space="preserve">Scoring favours</w:t>
-      </w:r>
-      <w:r>
-        <w:t xml:space="preserve"> </w:t>
-      </w:r>
-      <w:r>
-        <w:t xml:space="preserve">open shapes, so barres were being crowded out of the list; one is now kept</w:t>
-      </w:r>
-      <w:r>
-        <w:t xml:space="preserve"> </w:t>
-      </w:r>
-      <w:r>
-        <w:t xml:space="preserve">deliberately. Where a barre is impossible — a power chord or an augmented</w:t>
-      </w:r>
-      <w:r>
-        <w:t xml:space="preserve"> </w:t>
-      </w:r>
-      <w:r>
-        <w:t xml:space="preserve">triad in a tuning in fourths can never put two chord tones on one fret — the</w:t>
-      </w:r>
-      <w:r>
-        <w:t xml:space="preserve"> </w:t>
-      </w:r>
-      <w:r>
-        <w:t xml:space="preserve">panel says so instead of leaving it unexplained.</w:t>
+        <w:t xml:space="preserve">The whole interface is available in six languages</w:t>
+      </w:r>
+      <w:r>
+        <w:t xml:space="preserve">: English, Korean,</w:t>
+      </w:r>
+      <w:r>
+        <w:t xml:space="preserve"> </w:t>
+      </w:r>
+      <w:r>
+        <w:t xml:space="preserve">Japanese, Simplified Chinese, Traditional Chinese and Spanish. Every visible</w:t>
+      </w:r>
+      <w:r>
+        <w:t xml:space="preserve"> </w:t>
+      </w:r>
+      <w:r>
+        <w:t xml:space="preserve">string is translated, including the ones nobody sees — the accessible name of</w:t>
+      </w:r>
+      <w:r>
+        <w:t xml:space="preserve"> </w:t>
+      </w:r>
+      <w:r>
+        <w:t xml:space="preserve">each of the 132 fretboard positions, the tuner’s spoken readings, the crash</w:t>
+      </w:r>
+      <w:r>
+        <w:t xml:space="preserve"> </w:t>
+      </w:r>
+      <w:r>
+        <w:t xml:space="preserve">screen and the help bubbles — and so are the scale, chord and tuning</w:t>
+      </w:r>
+      <w:r>
+        <w:t xml:space="preserve"> </w:t>
+      </w:r>
+      <w:r>
+        <w:t xml:space="preserve">catalogues, which are the part a learner actually reads. Section 8.6 explains</w:t>
+      </w:r>
+      <w:r>
+        <w:t xml:space="preserve"> </w:t>
+      </w:r>
+      <w:r>
+        <w:t xml:space="preserve">how it is built and what it guarantees.</w:t>
       </w:r>
     </w:p>
     <w:bookmarkEnd w:id="13"/>
-    <w:bookmarkStart w:id="14" w:name="revision-3"/>
+    <w:bookmarkStart w:id="14" w:name="revision-4"/>
     <w:p>
       <w:pPr>
         <w:pStyle w:val="Heading3"/>
       </w:pPr>
       <w:r>
-        <w:t xml:space="preserve">Revision 3</w:t>
+        <w:t xml:space="preserve">Revision 4</w:t>
       </w:r>
     </w:p>
     <w:p>
@@ -779,80 +698,13 @@
         </w:numPr>
       </w:pPr>
       <w:r>
-        <w:rPr>
-          <w:b/>
-          <w:bCs/>
-        </w:rPr>
-        <w:t xml:space="preserve">The instrument graphics are now built from supplied layered SVG drawings</w:t>
-      </w:r>
-      <w:r>
-        <w:t xml:space="preserve"> </w:t>
-      </w:r>
-      <w:r>
-        <w:t xml:space="preserve">of a Stratocaster-style guitar and a Precision-Bass-style bass, a file per</w:t>
-      </w:r>
-      <w:r>
-        <w:t xml:space="preserve"> </w:t>
-      </w:r>
-      <w:r>
-        <w:t xml:space="preserve">part.</w:t>
-      </w:r>
-      <w:r>
-        <w:t xml:space="preserve"> </w:t>
-      </w:r>
-      <w:r>
-        <w:rPr>
-          <w:rStyle w:val="VerbatimChar"/>
-        </w:rPr>
-        <w:t xml:space="preserve">tools/extract-artwork.mjs</w:t>
-      </w:r>
-      <w:r>
-        <w:t xml:space="preserve"> </w:t>
-      </w:r>
-      <w:r>
-        <w:t xml:space="preserve">reassembles the parts into one coordinate</w:t>
-      </w:r>
-      <w:r>
-        <w:t xml:space="preserve"> </w:t>
-      </w:r>
-      <w:r>
-        <w:t xml:space="preserve">system by matching shape sizes, fits the equal-tempered fret rule to the</w:t>
-      </w:r>
-      <w:r>
-        <w:t xml:space="preserve"> </w:t>
-      </w:r>
-      <w:r>
-        <w:t xml:space="preserve">drawings’ own fret lines to recover the nut and scale length (to better than</w:t>
-      </w:r>
-      <w:r>
-        <w:t xml:space="preserve"> </w:t>
-      </w:r>
-      <w:r>
-        <w:t xml:space="preserve">one part in a thousand), and re-expresses everything with the nut at the</w:t>
-      </w:r>
-      <w:r>
-        <w:t xml:space="preserve"> </w:t>
-      </w:r>
-      <w:r>
-        <w:t xml:space="preserve">origin and the scale length at 1000 units — so FretLab’s computed notes land</w:t>
-      </w:r>
-      <w:r>
-        <w:t xml:space="preserve"> </w:t>
-      </w:r>
-      <w:r>
-        <w:t xml:space="preserve">on the drawn frets. See</w:t>
-      </w:r>
-      <w:r>
-        <w:t xml:space="preserve"> </w:t>
-      </w:r>
-      <w:r>
-        <w:rPr>
-          <w:rStyle w:val="VerbatimChar"/>
-        </w:rPr>
-        <w:t xml:space="preserve">reference/README.md</w:t>
-      </w:r>
-      <w:r>
-        <w:t xml:space="preserve">.</w:t>
+        <w:t xml:space="preserve">The chord view shows the chord chooser alone; the scale chooser belongs to</w:t>
+      </w:r>
+      <w:r>
+        <w:t xml:space="preserve"> </w:t>
+      </w:r>
+      <w:r>
+        <w:t xml:space="preserve">the scale view.</w:t>
       </w:r>
     </w:p>
     <w:p>
@@ -868,46 +720,49 @@
           <w:b/>
           <w:bCs/>
         </w:rPr>
-        <w:t xml:space="preserve">Pitch detection was wrong on most strings</w:t>
-      </w:r>
-      <w:r>
-        <w:t xml:space="preserve">, which is what made the tuner’s</w:t>
-      </w:r>
-      <w:r>
-        <w:t xml:space="preserve"> </w:t>
-      </w:r>
-      <w:r>
-        <w:t xml:space="preserve">meter look as though it worked only for the lowest string. Three independent</w:t>
-      </w:r>
-      <w:r>
-        <w:t xml:space="preserve"> </w:t>
-      </w:r>
-      <w:r>
-        <w:t xml:space="preserve">faults, all fixed and covered by a test over every open string of every</w:t>
-      </w:r>
-      <w:r>
-        <w:t xml:space="preserve"> </w:t>
-      </w:r>
-      <w:r>
-        <w:t xml:space="preserve">tuning preset: an anti-alias filter whose corner sat near 290 Hz; a</w:t>
-      </w:r>
-      <w:r>
-        <w:t xml:space="preserve"> </w:t>
-      </w:r>
-      <w:r>
-        <w:t xml:space="preserve">decimation factor derived from the search range alone, which left a bass’s</w:t>
-      </w:r>
-      <w:r>
-        <w:t xml:space="preserve"> </w:t>
-      </w:r>
-      <w:r>
-        <w:t xml:space="preserve">period only fifteen samples long; and a peak search that stepped over the</w:t>
-      </w:r>
-      <w:r>
-        <w:t xml:space="preserve"> </w:t>
-      </w:r>
-      <w:r>
-        <w:t xml:space="preserve">true period on strongly periodic signals. 38 failures became none.</w:t>
+        <w:t xml:space="preserve">Strings are laid against the drawn fretboard’s real edges.</w:t>
+      </w:r>
+      <w:r>
+        <w:t xml:space="preserve"> </w:t>
+      </w:r>
+      <w:r>
+        <w:t xml:space="preserve">The artwork’s</w:t>
+      </w:r>
+      <w:r>
+        <w:t xml:space="preserve"> </w:t>
+      </w:r>
+      <w:r>
+        <w:t xml:space="preserve">neck is not perfectly level and its centre line is not at y = 0 — the</w:t>
+      </w:r>
+      <w:r>
+        <w:t xml:space="preserve"> </w:t>
+      </w:r>
+      <w:r>
+        <w:t xml:space="preserve">guitar’s sits about eight units low — so assuming a horizontal neck put the</w:t>
+      </w:r>
+      <w:r>
+        <w:t xml:space="preserve"> </w:t>
+      </w:r>
+      <w:r>
+        <w:t xml:space="preserve">strings off the board. The extractor now samples the drawn board’s top and</w:t>
+      </w:r>
+      <w:r>
+        <w:t xml:space="preserve"> </w:t>
+      </w:r>
+      <w:r>
+        <w:t xml:space="preserve">bottom edges along its length, and the strings follow them, continuing the</w:t>
+      </w:r>
+      <w:r>
+        <w:t xml:space="preserve"> </w:t>
+      </w:r>
+      <w:r>
+        <w:t xml:space="preserve">same fan past the end of the board out to the bridge, where they now</w:t>
+      </w:r>
+      <w:r>
+        <w:t xml:space="preserve"> </w:t>
+      </w:r>
+      <w:r>
+        <w:t xml:space="preserve">terminate at the string anchor rather than at the saddle line.</w:t>
       </w:r>
     </w:p>
     <w:p>
@@ -919,26 +774,7 @@
         </w:numPr>
       </w:pPr>
       <w:r>
-        <w:rPr>
-          <w:b/>
-          <w:bCs/>
-        </w:rPr>
-        <w:t xml:space="preserve">Pinning a string in the tuner is now obvious and reversible</w:t>
-      </w:r>
-      <w:r>
-        <w:t xml:space="preserve">, and when a</w:t>
-      </w:r>
-      <w:r>
-        <w:t xml:space="preserve"> </w:t>
-      </w:r>
-      <w:r>
-        <w:t xml:space="preserve">different string is played against a pinned target the readout says so</w:t>
-      </w:r>
-      <w:r>
-        <w:t xml:space="preserve"> </w:t>
-      </w:r>
-      <w:r>
-        <w:t xml:space="preserve">instead of leaving the needle pegged at one end.</w:t>
+        <w:t xml:space="preserve">The bass’s 21st fret is playable; both instruments have 21.</w:t>
       </w:r>
     </w:p>
     <w:p>
@@ -950,11 +786,13 @@
         </w:numPr>
       </w:pPr>
       <w:r>
-        <w:rPr>
-          <w:b/>
-          <w:bCs/>
-        </w:rPr>
-        <w:t xml:space="preserve">The 7-string guitar and 5-string bass were removed.</w:t>
+        <w:t xml:space="preserve">An out-of-tune tuning machine is ringed in a muted red rather than amber,</w:t>
+      </w:r>
+      <w:r>
+        <w:t xml:space="preserve"> </w:t>
+      </w:r>
+      <w:r>
+        <w:t xml:space="preserve">which was hard to see against pale maple.</w:t>
       </w:r>
     </w:p>
     <w:p>
@@ -970,19 +808,30 @@
           <w:b/>
           <w:bCs/>
         </w:rPr>
-        <w:t xml:space="preserve">A reference-pitch setting</w:t>
-      </w:r>
-      <w:r>
-        <w:t xml:space="preserve"> </w:t>
-      </w:r>
-      <w:r>
-        <w:t xml:space="preserve">(A4, 392-466 Hz) retunes playback, the tuner’s</w:t>
-      </w:r>
-      <w:r>
-        <w:t xml:space="preserve"> </w:t>
-      </w:r>
-      <w:r>
-        <w:t xml:space="preserve">targets and every displayed frequency.</w:t>
+        <w:t xml:space="preserve">On Auto the tuner’s meter measures against the nearest note of the</w:t>
+      </w:r>
+      <w:r>
+        <w:rPr>
+          <w:b/>
+          <w:bCs/>
+        </w:rPr>
+        <w:t xml:space="preserve"> </w:t>
+      </w:r>
+      <w:r>
+        <w:rPr>
+          <w:b/>
+          <w:bCs/>
+        </w:rPr>
+        <w:t xml:space="preserve">chromatic scale</w:t>
+      </w:r>
+      <w:r>
+        <w:t xml:space="preserve">, so it is as useful on a fretted note as on an open</w:t>
+      </w:r>
+      <w:r>
+        <w:t xml:space="preserve"> </w:t>
+      </w:r>
+      <w:r>
+        <w:t xml:space="preserve">string; pinned to a string it measures against that string, as before.</w:t>
       </w:r>
     </w:p>
     <w:p>
@@ -994,31 +843,51 @@
         </w:numPr>
       </w:pPr>
       <w:r>
-        <w:t xml:space="preserve">The scale and chord choosers appear only in their own modes; fret numbers</w:t>
-      </w:r>
-      <w:r>
-        <w:t xml:space="preserve"> </w:t>
-      </w:r>
-      <w:r>
-        <w:t xml:space="preserve">appear only on frets that carry position markers.</w:t>
+        <w:rPr>
+          <w:b/>
+          <w:bCs/>
+        </w:rPr>
+        <w:t xml:space="preserve">A movable barre shape is always offered when one exists.</w:t>
+      </w:r>
+      <w:r>
+        <w:t xml:space="preserve"> </w:t>
+      </w:r>
+      <w:r>
+        <w:t xml:space="preserve">Scoring favours</w:t>
+      </w:r>
+      <w:r>
+        <w:t xml:space="preserve"> </w:t>
+      </w:r>
+      <w:r>
+        <w:t xml:space="preserve">open shapes, so barres were being crowded out of the list; one is now kept</w:t>
+      </w:r>
+      <w:r>
+        <w:t xml:space="preserve"> </w:t>
+      </w:r>
+      <w:r>
+        <w:t xml:space="preserve">deliberately. Where a barre is impossible — a power chord or an augmented</w:t>
+      </w:r>
+      <w:r>
+        <w:t xml:space="preserve"> </w:t>
+      </w:r>
+      <w:r>
+        <w:t xml:space="preserve">triad in a tuning in fourths can never put two chord tones on one fret — the</w:t>
+      </w:r>
+      <w:r>
+        <w:t xml:space="preserve"> </w:t>
+      </w:r>
+      <w:r>
+        <w:t xml:space="preserve">panel says so instead of leaving it unexplained.</w:t>
       </w:r>
     </w:p>
     <w:bookmarkEnd w:id="14"/>
-    <w:bookmarkStart w:id="15" w:name="revision-2"/>
+    <w:bookmarkStart w:id="15" w:name="revision-3"/>
     <w:p>
       <w:pPr>
         <w:pStyle w:val="Heading3"/>
       </w:pPr>
       <w:r>
-        <w:t xml:space="preserve">Revision 2</w:t>
-      </w:r>
-    </w:p>
-    <w:p>
-      <w:pPr>
-        <w:pStyle w:val="FirstParagraph"/>
-      </w:pPr>
-      <w:r>
-        <w:t xml:space="preserve">After the first build was reviewed, six changes were made:</w:t>
+        <w:t xml:space="preserve">Revision 3</w:t>
       </w:r>
     </w:p>
     <w:p>
@@ -1034,31 +903,76 @@
           <w:b/>
           <w:bCs/>
         </w:rPr>
-        <w:t xml:space="preserve">The body and headstock outlines were redrawn.</w:t>
-      </w:r>
-      <w:r>
-        <w:t xml:space="preserve"> </w:t>
-      </w:r>
-      <w:r>
-        <w:t xml:space="preserve">They are now traced</w:t>
-      </w:r>
-      <w:r>
-        <w:t xml:space="preserve"> </w:t>
-      </w:r>
-      <w:r>
-        <w:t xml:space="preserve">outlines of an offset double-cutaway guitar and an offset bass — real horns,</w:t>
-      </w:r>
-      <w:r>
-        <w:t xml:space="preserve"> </w:t>
-      </w:r>
-      <w:r>
-        <w:t xml:space="preserve">cutaway scoops, a pinched waist and bouts — rather than the smooth profiles</w:t>
-      </w:r>
-      <w:r>
-        <w:t xml:space="preserve"> </w:t>
-      </w:r>
-      <w:r>
-        <w:t xml:space="preserve">of the first version, which read as featureless blobs.</w:t>
+        <w:t xml:space="preserve">The instrument graphics are now built from supplied layered SVG drawings</w:t>
+      </w:r>
+      <w:r>
+        <w:t xml:space="preserve"> </w:t>
+      </w:r>
+      <w:r>
+        <w:t xml:space="preserve">of a Stratocaster-style guitar and a Precision-Bass-style bass, a file per</w:t>
+      </w:r>
+      <w:r>
+        <w:t xml:space="preserve"> </w:t>
+      </w:r>
+      <w:r>
+        <w:t xml:space="preserve">part.</w:t>
+      </w:r>
+      <w:r>
+        <w:t xml:space="preserve"> </w:t>
+      </w:r>
+      <w:r>
+        <w:rPr>
+          <w:rStyle w:val="VerbatimChar"/>
+        </w:rPr>
+        <w:t xml:space="preserve">tools/extract-artwork.mjs</w:t>
+      </w:r>
+      <w:r>
+        <w:t xml:space="preserve"> </w:t>
+      </w:r>
+      <w:r>
+        <w:t xml:space="preserve">reassembles the parts into one coordinate</w:t>
+      </w:r>
+      <w:r>
+        <w:t xml:space="preserve"> </w:t>
+      </w:r>
+      <w:r>
+        <w:t xml:space="preserve">system by matching shape sizes, fits the equal-tempered fret rule to the</w:t>
+      </w:r>
+      <w:r>
+        <w:t xml:space="preserve"> </w:t>
+      </w:r>
+      <w:r>
+        <w:t xml:space="preserve">drawings’ own fret lines to recover the nut and scale length (to better than</w:t>
+      </w:r>
+      <w:r>
+        <w:t xml:space="preserve"> </w:t>
+      </w:r>
+      <w:r>
+        <w:t xml:space="preserve">one part in a thousand), and re-expresses everything with the nut at the</w:t>
+      </w:r>
+      <w:r>
+        <w:t xml:space="preserve"> </w:t>
+      </w:r>
+      <w:r>
+        <w:t xml:space="preserve">origin and the scale length at 1000 units — so FretLab’s computed notes land</w:t>
+      </w:r>
+      <w:r>
+        <w:t xml:space="preserve"> </w:t>
+      </w:r>
+      <w:r>
+        <w:t xml:space="preserve">on the drawn frets. See</w:t>
+      </w:r>
+      <w:r>
+        <w:t xml:space="preserve"> </w:t>
+      </w:r>
+      <w:r>
+        <w:rPr>
+          <w:rStyle w:val="VerbatimChar"/>
+        </w:rPr>
+        <w:t xml:space="preserve">reference/README.md</w:t>
+      </w:r>
+      <w:r>
+        <w:t xml:space="preserve">.</w:t>
       </w:r>
     </w:p>
     <w:p>
@@ -1074,22 +988,46 @@
           <w:b/>
           <w:bCs/>
         </w:rPr>
-        <w:t xml:space="preserve">The instrument was turned the right way up</w:t>
-      </w:r>
-      <w:r>
-        <w:t xml:space="preserve">: the lowest-pitched string is</w:t>
-      </w:r>
-      <w:r>
-        <w:t xml:space="preserve"> </w:t>
-      </w:r>
-      <w:r>
-        <w:t xml:space="preserve">now drawn at the bottom, as a chord chart or tab staff reads, and the body</w:t>
-      </w:r>
-      <w:r>
-        <w:t xml:space="preserve"> </w:t>
-      </w:r>
-      <w:r>
-        <w:t xml:space="preserve">and headstock were re-authored to match.</w:t>
+        <w:t xml:space="preserve">Pitch detection was wrong on most strings</w:t>
+      </w:r>
+      <w:r>
+        <w:t xml:space="preserve">, which is what made the tuner’s</w:t>
+      </w:r>
+      <w:r>
+        <w:t xml:space="preserve"> </w:t>
+      </w:r>
+      <w:r>
+        <w:t xml:space="preserve">meter look as though it worked only for the lowest string. Three independent</w:t>
+      </w:r>
+      <w:r>
+        <w:t xml:space="preserve"> </w:t>
+      </w:r>
+      <w:r>
+        <w:t xml:space="preserve">faults, all fixed and covered by a test over every open string of every</w:t>
+      </w:r>
+      <w:r>
+        <w:t xml:space="preserve"> </w:t>
+      </w:r>
+      <w:r>
+        <w:t xml:space="preserve">tuning preset: an anti-alias filter whose corner sat near 290 Hz; a</w:t>
+      </w:r>
+      <w:r>
+        <w:t xml:space="preserve"> </w:t>
+      </w:r>
+      <w:r>
+        <w:t xml:space="preserve">decimation factor derived from the search range alone, which left a bass’s</w:t>
+      </w:r>
+      <w:r>
+        <w:t xml:space="preserve"> </w:t>
+      </w:r>
+      <w:r>
+        <w:t xml:space="preserve">period only fifteen samples long; and a peak search that stepped over the</w:t>
+      </w:r>
+      <w:r>
+        <w:t xml:space="preserve"> </w:t>
+      </w:r>
+      <w:r>
+        <w:t xml:space="preserve">true period on strongly periodic signals. 38 failures became none.</w:t>
       </w:r>
     </w:p>
     <w:p>
@@ -1105,46 +1043,22 @@
           <w:b/>
           <w:bCs/>
         </w:rPr>
-        <w:t xml:space="preserve">The fret wires became visible.</w:t>
-      </w:r>
-      <w:r>
-        <w:t xml:space="preserve"> </w:t>
-      </w:r>
-      <w:r>
-        <w:t xml:space="preserve">They were being painted with an SVG</w:t>
-      </w:r>
-      <w:r>
-        <w:t xml:space="preserve"> </w:t>
-      </w:r>
-      <w:r>
-        <w:t xml:space="preserve">gradient in</w:t>
-      </w:r>
-      <w:r>
-        <w:t xml:space="preserve"> </w:t>
-      </w:r>
-      <w:r>
-        <w:rPr>
-          <w:rStyle w:val="VerbatimChar"/>
-        </w:rPr>
-        <w:t xml:space="preserve">objectBoundingBox</w:t>
-      </w:r>
-      <w:r>
-        <w:t xml:space="preserve"> </w:t>
-      </w:r>
-      <w:r>
-        <w:t xml:space="preserve">units; a perfectly vertical line has zero</w:t>
-      </w:r>
-      <w:r>
-        <w:t xml:space="preserve"> </w:t>
-      </w:r>
-      <w:r>
-        <w:t xml:space="preserve">bounding-box width, so the gradient degenerated and nothing was drawn. They</w:t>
-      </w:r>
-      <w:r>
-        <w:t xml:space="preserve"> </w:t>
-      </w:r>
-      <w:r>
-        <w:t xml:space="preserve">are now solid metal with a bright crown.</w:t>
+        <w:t xml:space="preserve">Pinning a string in the tuner is now obvious and reversible</w:t>
+      </w:r>
+      <w:r>
+        <w:t xml:space="preserve">, and when a</w:t>
+      </w:r>
+      <w:r>
+        <w:t xml:space="preserve"> </w:t>
+      </w:r>
+      <w:r>
+        <w:t xml:space="preserve">different string is played against a pinned target the readout says so</w:t>
+      </w:r>
+      <w:r>
+        <w:t xml:space="preserve"> </w:t>
+      </w:r>
+      <w:r>
+        <w:t xml:space="preserve">instead of leaving the needle pegged at one end.</w:t>
       </w:r>
     </w:p>
     <w:p>
@@ -1160,7 +1074,7 @@
           <w:b/>
           <w:bCs/>
         </w:rPr>
-        <w:t xml:space="preserve">Clicking the selected position now deselects it.</w:t>
+        <w:t xml:space="preserve">The 7-string guitar and 5-string bass were removed.</w:t>
       </w:r>
     </w:p>
     <w:p>
@@ -1176,37 +1090,19 @@
           <w:b/>
           <w:bCs/>
         </w:rPr>
-        <w:t xml:space="preserve">The missing middle string was fixed</w:t>
-      </w:r>
-      <w:r>
-        <w:t xml:space="preserve"> </w:t>
-      </w:r>
-      <w:r>
-        <w:t xml:space="preserve">— the same gradient fault. A</w:t>
-      </w:r>
-      <w:r>
-        <w:t xml:space="preserve"> </w:t>
-      </w:r>
-      <w:r>
-        <w:t xml:space="preserve">perfectly horizontal line has zero bounding-box height, and only the exact</w:t>
-      </w:r>
-      <w:r>
-        <w:t xml:space="preserve"> </w:t>
-      </w:r>
-      <w:r>
-        <w:t xml:space="preserve">middle string of an odd-numbered set is perfectly horizontal, which is why it</w:t>
-      </w:r>
-      <w:r>
-        <w:t xml:space="preserve"> </w:t>
-      </w:r>
-      <w:r>
-        <w:t xml:space="preserve">was the 4th string of 7 and the 3rd of 5 that vanished. One fix covered both</w:t>
-      </w:r>
-      <w:r>
-        <w:t xml:space="preserve"> </w:t>
-      </w:r>
-      <w:r>
-        <w:t xml:space="preserve">this and the frets.</w:t>
+        <w:t xml:space="preserve">A reference-pitch setting</w:t>
+      </w:r>
+      <w:r>
+        <w:t xml:space="preserve"> </w:t>
+      </w:r>
+      <w:r>
+        <w:t xml:space="preserve">(A4, 392-466 Hz) retunes playback, the tuner’s</w:t>
+      </w:r>
+      <w:r>
+        <w:t xml:space="preserve"> </w:t>
+      </w:r>
+      <w:r>
+        <w:t xml:space="preserve">targets and every displayed frequency.</w:t>
       </w:r>
     </w:p>
     <w:p>
@@ -1218,10 +1114,234 @@
         </w:numPr>
       </w:pPr>
       <w:r>
+        <w:t xml:space="preserve">The scale and chord choosers appear only in their own modes; fret numbers</w:t>
+      </w:r>
+      <w:r>
+        <w:t xml:space="preserve"> </w:t>
+      </w:r>
+      <w:r>
+        <w:t xml:space="preserve">appear only on frets that carry position markers.</w:t>
+      </w:r>
+    </w:p>
+    <w:bookmarkEnd w:id="15"/>
+    <w:bookmarkStart w:id="16" w:name="revision-2"/>
+    <w:p>
+      <w:pPr>
+        <w:pStyle w:val="Heading3"/>
+      </w:pPr>
+      <w:r>
+        <w:t xml:space="preserve">Revision 2</w:t>
+      </w:r>
+    </w:p>
+    <w:p>
+      <w:pPr>
+        <w:pStyle w:val="FirstParagraph"/>
+      </w:pPr>
+      <w:r>
+        <w:t xml:space="preserve">After the first build was reviewed, six changes were made:</w:t>
+      </w:r>
+    </w:p>
+    <w:p>
+      <w:pPr>
+        <w:pStyle w:val="Compact"/>
+        <w:numPr>
+          <w:ilvl w:val="0"/>
+          <w:numId w:val="1004"/>
+        </w:numPr>
+      </w:pPr>
+      <w:r>
         <w:rPr>
           <w:b/>
           <w:bCs/>
         </w:rPr>
+        <w:t xml:space="preserve">The body and headstock outlines were redrawn.</w:t>
+      </w:r>
+      <w:r>
+        <w:t xml:space="preserve"> </w:t>
+      </w:r>
+      <w:r>
+        <w:t xml:space="preserve">They are now traced</w:t>
+      </w:r>
+      <w:r>
+        <w:t xml:space="preserve"> </w:t>
+      </w:r>
+      <w:r>
+        <w:t xml:space="preserve">outlines of an offset double-cutaway guitar and an offset bass — real horns,</w:t>
+      </w:r>
+      <w:r>
+        <w:t xml:space="preserve"> </w:t>
+      </w:r>
+      <w:r>
+        <w:t xml:space="preserve">cutaway scoops, a pinched waist and bouts — rather than the smooth profiles</w:t>
+      </w:r>
+      <w:r>
+        <w:t xml:space="preserve"> </w:t>
+      </w:r>
+      <w:r>
+        <w:t xml:space="preserve">of the first version, which read as featureless blobs.</w:t>
+      </w:r>
+    </w:p>
+    <w:p>
+      <w:pPr>
+        <w:pStyle w:val="Compact"/>
+        <w:numPr>
+          <w:ilvl w:val="0"/>
+          <w:numId w:val="1004"/>
+        </w:numPr>
+      </w:pPr>
+      <w:r>
+        <w:rPr>
+          <w:b/>
+          <w:bCs/>
+        </w:rPr>
+        <w:t xml:space="preserve">The instrument was turned the right way up</w:t>
+      </w:r>
+      <w:r>
+        <w:t xml:space="preserve">: the lowest-pitched string is</w:t>
+      </w:r>
+      <w:r>
+        <w:t xml:space="preserve"> </w:t>
+      </w:r>
+      <w:r>
+        <w:t xml:space="preserve">now drawn at the bottom, as a chord chart or tab staff reads, and the body</w:t>
+      </w:r>
+      <w:r>
+        <w:t xml:space="preserve"> </w:t>
+      </w:r>
+      <w:r>
+        <w:t xml:space="preserve">and headstock were re-authored to match.</w:t>
+      </w:r>
+    </w:p>
+    <w:p>
+      <w:pPr>
+        <w:pStyle w:val="Compact"/>
+        <w:numPr>
+          <w:ilvl w:val="0"/>
+          <w:numId w:val="1004"/>
+        </w:numPr>
+      </w:pPr>
+      <w:r>
+        <w:rPr>
+          <w:b/>
+          <w:bCs/>
+        </w:rPr>
+        <w:t xml:space="preserve">The fret wires became visible.</w:t>
+      </w:r>
+      <w:r>
+        <w:t xml:space="preserve"> </w:t>
+      </w:r>
+      <w:r>
+        <w:t xml:space="preserve">They were being painted with an SVG</w:t>
+      </w:r>
+      <w:r>
+        <w:t xml:space="preserve"> </w:t>
+      </w:r>
+      <w:r>
+        <w:t xml:space="preserve">gradient in</w:t>
+      </w:r>
+      <w:r>
+        <w:t xml:space="preserve"> </w:t>
+      </w:r>
+      <w:r>
+        <w:rPr>
+          <w:rStyle w:val="VerbatimChar"/>
+        </w:rPr>
+        <w:t xml:space="preserve">objectBoundingBox</w:t>
+      </w:r>
+      <w:r>
+        <w:t xml:space="preserve"> </w:t>
+      </w:r>
+      <w:r>
+        <w:t xml:space="preserve">units; a perfectly vertical line has zero</w:t>
+      </w:r>
+      <w:r>
+        <w:t xml:space="preserve"> </w:t>
+      </w:r>
+      <w:r>
+        <w:t xml:space="preserve">bounding-box width, so the gradient degenerated and nothing was drawn. They</w:t>
+      </w:r>
+      <w:r>
+        <w:t xml:space="preserve"> </w:t>
+      </w:r>
+      <w:r>
+        <w:t xml:space="preserve">are now solid metal with a bright crown.</w:t>
+      </w:r>
+    </w:p>
+    <w:p>
+      <w:pPr>
+        <w:pStyle w:val="Compact"/>
+        <w:numPr>
+          <w:ilvl w:val="0"/>
+          <w:numId w:val="1004"/>
+        </w:numPr>
+      </w:pPr>
+      <w:r>
+        <w:rPr>
+          <w:b/>
+          <w:bCs/>
+        </w:rPr>
+        <w:t xml:space="preserve">Clicking the selected position now deselects it.</w:t>
+      </w:r>
+    </w:p>
+    <w:p>
+      <w:pPr>
+        <w:pStyle w:val="Compact"/>
+        <w:numPr>
+          <w:ilvl w:val="0"/>
+          <w:numId w:val="1004"/>
+        </w:numPr>
+      </w:pPr>
+      <w:r>
+        <w:rPr>
+          <w:b/>
+          <w:bCs/>
+        </w:rPr>
+        <w:t xml:space="preserve">The missing middle string was fixed</w:t>
+      </w:r>
+      <w:r>
+        <w:t xml:space="preserve"> </w:t>
+      </w:r>
+      <w:r>
+        <w:t xml:space="preserve">— the same gradient fault. A</w:t>
+      </w:r>
+      <w:r>
+        <w:t xml:space="preserve"> </w:t>
+      </w:r>
+      <w:r>
+        <w:t xml:space="preserve">perfectly horizontal line has zero bounding-box height, and only the exact</w:t>
+      </w:r>
+      <w:r>
+        <w:t xml:space="preserve"> </w:t>
+      </w:r>
+      <w:r>
+        <w:t xml:space="preserve">middle string of an odd-numbered set is perfectly horizontal, which is why it</w:t>
+      </w:r>
+      <w:r>
+        <w:t xml:space="preserve"> </w:t>
+      </w:r>
+      <w:r>
+        <w:t xml:space="preserve">was the 4th string of 7 and the 3rd of 5 that vanished. One fix covered both</w:t>
+      </w:r>
+      <w:r>
+        <w:t xml:space="preserve"> </w:t>
+      </w:r>
+      <w:r>
+        <w:t xml:space="preserve">this and the frets.</w:t>
+      </w:r>
+    </w:p>
+    <w:p>
+      <w:pPr>
+        <w:pStyle w:val="Compact"/>
+        <w:numPr>
+          <w:ilvl w:val="0"/>
+          <w:numId w:val="1004"/>
+        </w:numPr>
+      </w:pPr>
+      <w:r>
+        <w:rPr>
+          <w:b/>
+          <w:bCs/>
+        </w:rPr>
         <w:t xml:space="preserve">The instrument selector became two steps</w:t>
       </w:r>
       <w:r>
@@ -1234,9 +1354,9 @@
         <w:t xml:space="preserve">string count, with the instrument last used in each family remembered.</w:t>
       </w:r>
     </w:p>
-    <w:bookmarkEnd w:id="15"/>
     <w:bookmarkEnd w:id="16"/>
-    <w:bookmarkStart w:id="20" w:name="the-instrument-view"/>
+    <w:bookmarkEnd w:id="17"/>
+    <w:bookmarkStart w:id="21" w:name="the-instrument-view"/>
     <w:p>
       <w:pPr>
         <w:pStyle w:val="Heading2"/>
@@ -1351,18 +1471,18 @@
           <wp:inline>
             <wp:extent cx="5334000" cy="3518958"/>
             <wp:effectExtent b="0" l="0" r="0" t="0"/>
-            <wp:docPr descr="The “Whole instrument” view, showing the body, pickups, bridge and controls generated from the same geometry as the neck." title="" id="18" name="Picture"/>
+            <wp:docPr descr="The “Whole instrument” view, showing the body, pickups, bridge and controls generated from the same geometry as the neck." title="" id="19" name="Picture"/>
             <a:graphic>
               <a:graphicData uri="http://schemas.openxmlformats.org/drawingml/2006/picture">
                 <pic:pic>
                   <pic:nvPicPr>
-                    <pic:cNvPr descr="images/01b-whole-instrument.png" id="19" name="Picture"/>
+                    <pic:cNvPr descr="images/01b-whole-instrument.png" id="20" name="Picture"/>
                     <pic:cNvPicPr>
                       <a:picLocks noChangeArrowheads="1" noChangeAspect="1"/>
                     </pic:cNvPicPr>
                   </pic:nvPicPr>
                   <pic:blipFill>
-                    <a:blip r:embed="rId17"/>
+                    <a:blip r:embed="rId18"/>
                     <a:stretch>
                       <a:fillRect/>
                     </a:stretch>
@@ -1435,8 +1555,8 @@
         <w:t xml:space="preserve">imagery, samples or brand marks are used anywhere.</w:t>
       </w:r>
     </w:p>
-    <w:bookmarkEnd w:id="20"/>
-    <w:bookmarkStart w:id="21" w:name="the-four-interaction-modes"/>
+    <w:bookmarkEnd w:id="21"/>
+    <w:bookmarkStart w:id="22" w:name="the-four-interaction-modes"/>
     <w:p>
       <w:pPr>
         <w:pStyle w:val="Heading2"/>
@@ -1535,8 +1655,8 @@
         <w:t xml:space="preserve">integrated with the tuning machines.</w:t>
       </w:r>
     </w:p>
-    <w:bookmarkEnd w:id="21"/>
-    <w:bookmarkStart w:id="22" w:name="clicking-a-position"/>
+    <w:bookmarkEnd w:id="22"/>
+    <w:bookmarkStart w:id="23" w:name="clicking-a-position"/>
     <w:p>
       <w:pPr>
         <w:pStyle w:val="Heading2"/>
@@ -1578,9 +1698,9 @@
         </w:pict>
       </w:r>
     </w:p>
-    <w:bookmarkEnd w:id="22"/>
     <w:bookmarkEnd w:id="23"/>
-    <w:bookmarkStart w:id="27" w:name="architecture"/>
+    <w:bookmarkEnd w:id="24"/>
+    <w:bookmarkStart w:id="28" w:name="architecture"/>
     <w:p>
       <w:pPr>
         <w:pStyle w:val="Heading1"/>
@@ -1818,7 +1938,7 @@
         <w:t xml:space="preserve">  tests/                   170 tests</w:t>
       </w:r>
     </w:p>
-    <w:bookmarkStart w:id="24" w:name="state-versus-derived-data"/>
+    <w:bookmarkStart w:id="25" w:name="state-versus-derived-data"/>
     <w:p>
       <w:pPr>
         <w:pStyle w:val="Heading2"/>
@@ -1965,8 +2085,8 @@
         <w:t xml:space="preserve">function’s result.</w:t>
       </w:r>
     </w:p>
-    <w:bookmarkEnd w:id="24"/>
-    <w:bookmarkStart w:id="25" w:name="data-driven-instruments"/>
+    <w:bookmarkEnd w:id="25"/>
+    <w:bookmarkStart w:id="26" w:name="data-driven-instruments"/>
     <w:p>
       <w:pPr>
         <w:pStyle w:val="Heading2"/>
@@ -2019,8 +2139,8 @@
         <w:t xml:space="preserve">rendering or engine code.</w:t>
       </w:r>
     </w:p>
-    <w:bookmarkEnd w:id="25"/>
-    <w:bookmarkStart w:id="26" w:name="rendering-performance"/>
+    <w:bookmarkEnd w:id="26"/>
+    <w:bookmarkStart w:id="27" w:name="rendering-performance"/>
     <w:p>
       <w:pPr>
         <w:pStyle w:val="Heading2"/>
@@ -2062,9 +2182,9 @@
         </w:pict>
       </w:r>
     </w:p>
-    <w:bookmarkEnd w:id="26"/>
     <w:bookmarkEnd w:id="27"/>
-    <w:bookmarkStart w:id="32" w:name="the-music-theory-engine"/>
+    <w:bookmarkEnd w:id="28"/>
+    <w:bookmarkStart w:id="33" w:name="the-music-theory-engine"/>
     <w:p>
       <w:pPr>
         <w:pStyle w:val="Heading1"/>
@@ -2073,7 +2193,7 @@
         <w:t xml:space="preserve">4. The music-theory engine</w:t>
       </w:r>
     </w:p>
-    <w:bookmarkStart w:id="28" w:name="pitch-is-an-integer"/>
+    <w:bookmarkStart w:id="29" w:name="pitch-is-an-integer"/>
     <w:p>
       <w:pPr>
         <w:pStyle w:val="Heading2"/>
@@ -2433,8 +2553,8 @@
         </w:tc>
       </w:tr>
     </w:tbl>
-    <w:bookmarkEnd w:id="28"/>
-    <w:bookmarkStart w:id="29" w:name="the-fretboard"/>
+    <w:bookmarkEnd w:id="29"/>
+    <w:bookmarkStart w:id="30" w:name="the-fretboard"/>
     <w:p>
       <w:pPr>
         <w:pStyle w:val="Heading2"/>
@@ -2547,8 +2667,8 @@
         <w:t xml:space="preserve">D — and the engine simply computes that rather than being told.</w:t>
       </w:r>
     </w:p>
-    <w:bookmarkEnd w:id="29"/>
-    <w:bookmarkStart w:id="30" w:name="enharmonic-spelling-systematically"/>
+    <w:bookmarkEnd w:id="30"/>
+    <w:bookmarkStart w:id="31" w:name="enharmonic-spelling-systematically"/>
     <w:p>
       <w:pPr>
         <w:pStyle w:val="Heading2"/>
@@ -2625,394 +2745,6 @@
       </w:r>
       <w:r>
         <w:t xml:space="preserve">cases anywhere:</w:t>
-      </w:r>
-    </w:p>
-    <w:p>
-      <w:pPr>
-        <w:pStyle w:val="Compact"/>
-        <w:numPr>
-          <w:ilvl w:val="0"/>
-          <w:numId w:val="1004"/>
-        </w:numPr>
-      </w:pPr>
-      <w:r>
-        <w:t xml:space="preserve">B♭ major spells</w:t>
-      </w:r>
-      <w:r>
-        <w:t xml:space="preserve"> </w:t>
-      </w:r>
-      <w:r>
-        <w:rPr>
-          <w:b/>
-          <w:bCs/>
-        </w:rPr>
-        <w:t xml:space="preserve">Bb C D Eb F G A</w:t>
-      </w:r>
-      <w:r>
-        <w:t xml:space="preserve"> </w:t>
-      </w:r>
-      <w:r>
-        <w:t xml:space="preserve">— never A♯ C D D♯ F G A.</w:t>
-      </w:r>
-    </w:p>
-    <w:p>
-      <w:pPr>
-        <w:pStyle w:val="Compact"/>
-        <w:numPr>
-          <w:ilvl w:val="0"/>
-          <w:numId w:val="1004"/>
-        </w:numPr>
-      </w:pPr>
-      <w:r>
-        <w:t xml:space="preserve">F♯ major spells</w:t>
-      </w:r>
-      <w:r>
-        <w:t xml:space="preserve"> </w:t>
-      </w:r>
-      <w:r>
-        <w:rPr>
-          <w:b/>
-          <w:bCs/>
-        </w:rPr>
-        <w:t xml:space="preserve">F# G# A# B C# D# E#</w:t>
-      </w:r>
-      <w:r>
-        <w:t xml:space="preserve">, including the E♯ that beginners’</w:t>
-      </w:r>
-      <w:r>
-        <w:t xml:space="preserve"> </w:t>
-      </w:r>
-      <w:r>
-        <w:t xml:space="preserve">tools get wrong.</w:t>
-      </w:r>
-    </w:p>
-    <w:p>
-      <w:pPr>
-        <w:pStyle w:val="Compact"/>
-        <w:numPr>
-          <w:ilvl w:val="0"/>
-          <w:numId w:val="1004"/>
-        </w:numPr>
-      </w:pPr>
-      <w:r>
-        <w:t xml:space="preserve">The A blues scale spells</w:t>
-      </w:r>
-      <w:r>
-        <w:t xml:space="preserve"> </w:t>
-      </w:r>
-      <w:r>
-        <w:rPr>
-          <w:b/>
-          <w:bCs/>
-        </w:rPr>
-        <w:t xml:space="preserve">A C D Eb E G</w:t>
-      </w:r>
-      <w:r>
-        <w:t xml:space="preserve">, with the ♭5 and the ♮5 written on</w:t>
-      </w:r>
-      <w:r>
-        <w:t xml:space="preserve"> </w:t>
-      </w:r>
-      <w:r>
-        <w:t xml:space="preserve">the same letter, as the scale actually is.</w:t>
-      </w:r>
-    </w:p>
-    <w:p>
-      <w:pPr>
-        <w:pStyle w:val="Compact"/>
-        <w:numPr>
-          <w:ilvl w:val="0"/>
-          <w:numId w:val="1004"/>
-        </w:numPr>
-      </w:pPr>
-      <w:r>
-        <w:t xml:space="preserve">C diminished 7th spells</w:t>
-      </w:r>
-      <w:r>
-        <w:t xml:space="preserve"> </w:t>
-      </w:r>
-      <w:r>
-        <w:rPr>
-          <w:b/>
-          <w:bCs/>
-        </w:rPr>
-        <w:t xml:space="preserve">C Eb Gb Bbb</w:t>
-      </w:r>
-      <w:r>
-        <w:t xml:space="preserve">, with the double flat.</w:t>
-      </w:r>
-    </w:p>
-    <w:p>
-      <w:pPr>
-        <w:pStyle w:val="FirstParagraph"/>
-      </w:pPr>
-      <w:r>
-        <w:t xml:space="preserve">Notes outside the current key fall back to the key’s own accidental side, so a</w:t>
-      </w:r>
-      <w:r>
-        <w:t xml:space="preserve"> </w:t>
-      </w:r>
-      <w:r>
-        <w:t xml:space="preserve">fretboard in E♭ minor never shows a stray A♯ next to a B♭. Choosing a root of</w:t>
-      </w:r>
-      <w:r>
-        <w:t xml:space="preserve"> </w:t>
-      </w:r>
-      <w:r>
-        <w:rPr>
-          <w:rStyle w:val="VerbatimChar"/>
-        </w:rPr>
-        <w:t xml:space="preserve">Bb</w:t>
-      </w:r>
-      <w:r>
-        <w:t xml:space="preserve"> </w:t>
-      </w:r>
-      <w:r>
-        <w:t xml:space="preserve">rather than</w:t>
-      </w:r>
-      <w:r>
-        <w:t xml:space="preserve"> </w:t>
-      </w:r>
-      <w:r>
-        <w:rPr>
-          <w:rStyle w:val="VerbatimChar"/>
-        </w:rPr>
-        <w:t xml:space="preserve">A#</w:t>
-      </w:r>
-      <w:r>
-        <w:t xml:space="preserve"> </w:t>
-      </w:r>
-      <w:r>
-        <w:t xml:space="preserve">in the controls is how the player selects the key’s</w:t>
-      </w:r>
-      <w:r>
-        <w:t xml:space="preserve"> </w:t>
-      </w:r>
-      <w:r>
-        <w:t xml:space="preserve">spelling — the preference the brief asked for, implemented as a rule rather than</w:t>
-      </w:r>
-      <w:r>
-        <w:t xml:space="preserve"> </w:t>
-      </w:r>
-      <w:r>
-        <w:t xml:space="preserve">as a list.</w:t>
-      </w:r>
-    </w:p>
-    <w:bookmarkEnd w:id="30"/>
-    <w:bookmarkStart w:id="31" w:name="chords-and-scales-kept-distinct"/>
-    <w:p>
-      <w:pPr>
-        <w:pStyle w:val="Heading2"/>
-      </w:pPr>
-      <w:r>
-        <w:t xml:space="preserve">4.4 Chords and scales kept distinct</w:t>
-      </w:r>
-    </w:p>
-    <w:p>
-      <w:pPr>
-        <w:pStyle w:val="FirstParagraph"/>
-      </w:pPr>
-      <w:r>
-        <w:t xml:space="preserve">The brief was explicit that a learner must not confuse a chord voicing with a</w:t>
-      </w:r>
-      <w:r>
-        <w:t xml:space="preserve"> </w:t>
-      </w:r>
-      <w:r>
-        <w:t xml:space="preserve">scale, and the interface is built around that. They are separate panels with</w:t>
-      </w:r>
-      <w:r>
-        <w:t xml:space="preserve"> </w:t>
-      </w:r>
-      <w:r>
-        <w:t xml:space="preserve">separate note lists and separate explanations (</w:t>
-      </w:r>
-      <w:r>
-        <w:t xml:space="preserve">“3 notes played together”</w:t>
-      </w:r>
-      <w:r>
-        <w:t xml:space="preserve"> </w:t>
-      </w:r>
-      <w:r>
-        <w:t xml:space="preserve">versus</w:t>
-      </w:r>
-      <w:r>
-        <w:t xml:space="preserve"> </w:t>
-      </w:r>
-      <w:r>
-        <w:t xml:space="preserve">“a pool to play over the chord”</w:t>
-      </w:r>
-      <w:r>
-        <w:t xml:space="preserve">). The chord panel then lists the scales that fit</w:t>
-      </w:r>
-      <w:r>
-        <w:t xml:space="preserve"> </w:t>
-      </w:r>
-      <w:r>
-        <w:t xml:space="preserve">the selected chord, each with a one-line reason, and</w:t>
-      </w:r>
-      <w:r>
-        <w:t xml:space="preserve"> </w:t>
-      </w:r>
-      <w:r>
-        <w:rPr>
-          <w:b/>
-          <w:bCs/>
-        </w:rPr>
-        <w:t xml:space="preserve">every suggestion is</w:t>
-      </w:r>
-      <w:r>
-        <w:rPr>
-          <w:b/>
-          <w:bCs/>
-        </w:rPr>
-        <w:t xml:space="preserve"> </w:t>
-      </w:r>
-      <w:r>
-        <w:rPr>
-          <w:b/>
-          <w:bCs/>
-        </w:rPr>
-        <w:t xml:space="preserve">verified to contain every chord tone before it is offered</w:t>
-      </w:r>
-      <w:r>
-        <w:t xml:space="preserve"> </w:t>
-      </w:r>
-      <w:r>
-        <w:t xml:space="preserve">— so a dominant 7th</w:t>
-      </w:r>
-      <w:r>
-        <w:t xml:space="preserve"> </w:t>
-      </w:r>
-      <w:r>
-        <w:t xml:space="preserve">is never paired with a plain major scale, which does not contain its flat 7th.</w:t>
-      </w:r>
-      <w:r>
-        <w:t xml:space="preserve"> </w:t>
-      </w:r>
-      <w:r>
-        <w:t xml:space="preserve">Clicking a suggestion switches the fretboard to that scale and says so.</w:t>
-      </w:r>
-    </w:p>
-    <w:p>
-      <w:r>
-        <w:pict>
-          <v:rect style="width:0;height:1.5pt" o:hralign="center" o:hrstd="t" o:hr="t"/>
-        </w:pict>
-      </w:r>
-    </w:p>
-    <w:bookmarkEnd w:id="31"/>
-    <w:bookmarkEnd w:id="32"/>
-    <w:bookmarkStart w:id="39" w:name="alternate-tunings-and-the-chord-engine"/>
-    <w:p>
-      <w:pPr>
-        <w:pStyle w:val="Heading1"/>
-      </w:pPr>
-      <w:r>
-        <w:t xml:space="preserve">5. Alternate tunings and the chord engine</w:t>
-      </w:r>
-    </w:p>
-    <w:p>
-      <w:pPr>
-        <w:pStyle w:val="FirstParagraph"/>
-      </w:pPr>
-      <w:r>
-        <w:t xml:space="preserve">This was the most important correctness requirement in the brief, and it is</w:t>
-      </w:r>
-      <w:r>
-        <w:t xml:space="preserve"> </w:t>
-      </w:r>
-      <w:r>
-        <w:t xml:space="preserve">where the project puts most of its effort.</w:t>
-      </w:r>
-    </w:p>
-    <w:bookmarkStart w:id="36" w:name="there-are-no-stored-chord-shapes"/>
-    <w:p>
-      <w:pPr>
-        <w:pStyle w:val="Heading2"/>
-      </w:pPr>
-      <w:r>
-        <w:t xml:space="preserve">5.1 There are no stored chord shapes</w:t>
-      </w:r>
-    </w:p>
-    <w:p>
-      <w:pPr>
-        <w:pStyle w:val="FirstParagraph"/>
-      </w:pPr>
-      <w:r>
-        <w:rPr>
-          <w:rStyle w:val="VerbatimChar"/>
-        </w:rPr>
-        <w:t xml:space="preserve">findVoicings()</w:t>
-      </w:r>
-      <w:r>
-        <w:t xml:space="preserve"> </w:t>
-      </w:r>
-      <w:r>
-        <w:t xml:space="preserve">searches the fretboard. For each hand position along the neck</w:t>
-      </w:r>
-      <w:r>
-        <w:t xml:space="preserve"> </w:t>
-      </w:r>
-      <w:r>
-        <w:t xml:space="preserve">it enumerates, per string, the frets whose</w:t>
-      </w:r>
-      <w:r>
-        <w:t xml:space="preserve"> </w:t>
-      </w:r>
-      <w:r>
-        <w:rPr>
-          <w:b/>
-          <w:bCs/>
-        </w:rPr>
-        <w:t xml:space="preserve">actual sounding pitch class</w:t>
-      </w:r>
-      <w:r>
-        <w:t xml:space="preserve"> </w:t>
-      </w:r>
-      <w:r>
-        <w:t xml:space="preserve">belongs to the chord, plus the open string and</w:t>
-      </w:r>
-      <w:r>
-        <w:t xml:space="preserve"> </w:t>
-      </w:r>
-      <w:r>
-        <w:t xml:space="preserve">“muted”</w:t>
-      </w:r>
-      <w:r>
-        <w:t xml:space="preserve">. It prunes anything</w:t>
-      </w:r>
-      <w:r>
-        <w:t xml:space="preserve"> </w:t>
-      </w:r>
-      <w:r>
-        <w:t xml:space="preserve">needing more than four fingers or a stretch wider than four frets, requires</w:t>
-      </w:r>
-      <w:r>
-        <w:t xml:space="preserve"> </w:t>
-      </w:r>
-      <w:r>
-        <w:t xml:space="preserve">every non-optional chord tone to be present and the root to sound, then scores</w:t>
-      </w:r>
-      <w:r>
-        <w:t xml:space="preserve"> </w:t>
-      </w:r>
-      <w:r>
-        <w:t xml:space="preserve">the survivors for playability: root in the bass, fewer fingers, lower on the</w:t>
-      </w:r>
-      <w:r>
-        <w:t xml:space="preserve"> </w:t>
-      </w:r>
-      <w:r>
-        <w:t xml:space="preserve">neck, fuller voicing, no awkward dead strings in the middle.</w:t>
-      </w:r>
-    </w:p>
-    <w:p>
-      <w:pPr>
-        <w:pStyle w:val="BodyText"/>
-      </w:pPr>
-      <w:r>
-        <w:t xml:space="preserve">The consequences are all verified by tests:</w:t>
       </w:r>
     </w:p>
     <w:p>
@@ -3024,110 +2756,23 @@
         </w:numPr>
       </w:pPr>
       <w:r>
+        <w:t xml:space="preserve">B♭ major spells</w:t>
+      </w:r>
+      <w:r>
+        <w:t xml:space="preserve"> </w:t>
+      </w:r>
+      <w:r>
         <w:rPr>
           <w:b/>
           <w:bCs/>
         </w:rPr>
-        <w:t xml:space="preserve">In standard tuning the search rediscovers the shapes players already know.</w:t>
-      </w:r>
-      <w:r>
-        <w:t xml:space="preserve"> </w:t>
-      </w:r>
-      <w:r>
-        <w:t xml:space="preserve">The open C (</w:t>
-      </w:r>
-      <w:r>
-        <w:rPr>
-          <w:rStyle w:val="VerbatimChar"/>
-        </w:rPr>
-        <w:t xml:space="preserve">x32010</w:t>
-      </w:r>
-      <w:r>
-        <w:t xml:space="preserve">), E minor (</w:t>
-      </w:r>
-      <w:r>
-        <w:rPr>
-          <w:rStyle w:val="VerbatimChar"/>
-        </w:rPr>
-        <w:t xml:space="preserve">022000</w:t>
-      </w:r>
-      <w:r>
-        <w:t xml:space="preserve">), A minor (</w:t>
-      </w:r>
-      <w:r>
-        <w:rPr>
-          <w:rStyle w:val="VerbatimChar"/>
-        </w:rPr>
-        <w:t xml:space="preserve">x02210</w:t>
-      </w:r>
-      <w:r>
-        <w:t xml:space="preserve">), D (</w:t>
-      </w:r>
-      <w:r>
-        <w:rPr>
-          <w:rStyle w:val="VerbatimChar"/>
-        </w:rPr>
-        <w:t xml:space="preserve">xx0232</w:t>
-      </w:r>
-      <w:r>
-        <w:t xml:space="preserve">),</w:t>
-      </w:r>
-      <w:r>
-        <w:t xml:space="preserve"> </w:t>
-      </w:r>
-      <w:r>
-        <w:t xml:space="preserve">G (</w:t>
-      </w:r>
-      <w:r>
-        <w:rPr>
-          <w:rStyle w:val="VerbatimChar"/>
-        </w:rPr>
-        <w:t xml:space="preserve">320003</w:t>
-      </w:r>
-      <w:r>
-        <w:t xml:space="preserve">), E7 (</w:t>
-      </w:r>
-      <w:r>
-        <w:rPr>
-          <w:rStyle w:val="VerbatimChar"/>
-        </w:rPr>
-        <w:t xml:space="preserve">020100</w:t>
-      </w:r>
-      <w:r>
-        <w:t xml:space="preserve">), A7 (</w:t>
-      </w:r>
-      <w:r>
-        <w:rPr>
-          <w:rStyle w:val="VerbatimChar"/>
-        </w:rPr>
-        <w:t xml:space="preserve">x02020</w:t>
-      </w:r>
-      <w:r>
-        <w:t xml:space="preserve">), Cmaj7 (</w:t>
-      </w:r>
-      <w:r>
-        <w:rPr>
-          <w:rStyle w:val="VerbatimChar"/>
-        </w:rPr>
-        <w:t xml:space="preserve">x32000</w:t>
-      </w:r>
-      <w:r>
-        <w:t xml:space="preserve">) and Am7</w:t>
-      </w:r>
-      <w:r>
-        <w:t xml:space="preserve"> </w:t>
-      </w:r>
-      <w:r>
-        <w:t xml:space="preserve">(</w:t>
-      </w:r>
-      <w:r>
-        <w:rPr>
-          <w:rStyle w:val="VerbatimChar"/>
-        </w:rPr>
-        <w:t xml:space="preserve">x02010</w:t>
-      </w:r>
-      <w:r>
-        <w:t xml:space="preserve">) all come out of the solver. None of them was typed in.</w:t>
+        <w:t xml:space="preserve">Bb C D Eb F G A</w:t>
+      </w:r>
+      <w:r>
+        <w:t xml:space="preserve"> </w:t>
+      </w:r>
+      <w:r>
+        <w:t xml:space="preserve">— never A♯ C D D♯ F G A.</w:t>
       </w:r>
     </w:p>
     <w:p>
@@ -3139,64 +2784,26 @@
         </w:numPr>
       </w:pPr>
       <w:r>
+        <w:t xml:space="preserve">F♯ major spells</w:t>
+      </w:r>
+      <w:r>
+        <w:t xml:space="preserve"> </w:t>
+      </w:r>
+      <w:r>
         <w:rPr>
           <w:b/>
           <w:bCs/>
         </w:rPr>
-        <w:t xml:space="preserve">In D standard it does not offer</w:t>
-      </w:r>
-      <w:r>
-        <w:rPr>
-          <w:b/>
-          <w:bCs/>
-        </w:rPr>
-        <w:t xml:space="preserve"> </w:t>
-      </w:r>
-      <w:r>
-        <w:rPr>
-          <w:rStyle w:val="VerbatimChar"/>
-          <w:b/>
-          <w:bCs/>
-        </w:rPr>
-        <w:t xml:space="preserve">022000</w:t>
-      </w:r>
-      <w:r>
-        <w:rPr>
-          <w:b/>
-          <w:bCs/>
-        </w:rPr>
-        <w:t xml:space="preserve"> </w:t>
-      </w:r>
-      <w:r>
-        <w:rPr>
-          <w:b/>
-          <w:bCs/>
-        </w:rPr>
-        <w:t xml:space="preserve">as E minor.</w:t>
-      </w:r>
-      <w:r>
-        <w:t xml:space="preserve"> </w:t>
-      </w:r>
-      <w:r>
-        <w:t xml:space="preserve">In that tuning those</w:t>
-      </w:r>
-      <w:r>
-        <w:t xml:space="preserve"> </w:t>
-      </w:r>
-      <w:r>
-        <w:t xml:space="preserve">frets sound a D minor chord, so the solver offers that shape under D minor,</w:t>
-      </w:r>
-      <w:r>
-        <w:t xml:space="preserve"> </w:t>
-      </w:r>
-      <w:r>
-        <w:t xml:space="preserve">where it belongs. A familiar shape is never mislabelled as a chord it does not</w:t>
-      </w:r>
-      <w:r>
-        <w:t xml:space="preserve"> </w:t>
-      </w:r>
-      <w:r>
-        <w:t xml:space="preserve">produce.</w:t>
+        <w:t xml:space="preserve">F# G# A# B C# D# E#</w:t>
+      </w:r>
+      <w:r>
+        <w:t xml:space="preserve">, including the E♯ that beginners’</w:t>
+      </w:r>
+      <w:r>
+        <w:t xml:space="preserve"> </w:t>
+      </w:r>
+      <w:r>
+        <w:t xml:space="preserve">tools get wrong.</w:t>
       </w:r>
     </w:p>
     <w:p>
@@ -3208,6 +2815,519 @@
         </w:numPr>
       </w:pPr>
       <w:r>
+        <w:t xml:space="preserve">The A blues scale spells</w:t>
+      </w:r>
+      <w:r>
+        <w:t xml:space="preserve"> </w:t>
+      </w:r>
+      <w:r>
+        <w:rPr>
+          <w:b/>
+          <w:bCs/>
+        </w:rPr>
+        <w:t xml:space="preserve">A C D Eb E G</w:t>
+      </w:r>
+      <w:r>
+        <w:t xml:space="preserve">, with the ♭5 and the ♮5 written on</w:t>
+      </w:r>
+      <w:r>
+        <w:t xml:space="preserve"> </w:t>
+      </w:r>
+      <w:r>
+        <w:t xml:space="preserve">the same letter, as the scale actually is.</w:t>
+      </w:r>
+    </w:p>
+    <w:p>
+      <w:pPr>
+        <w:pStyle w:val="Compact"/>
+        <w:numPr>
+          <w:ilvl w:val="0"/>
+          <w:numId w:val="1005"/>
+        </w:numPr>
+      </w:pPr>
+      <w:r>
+        <w:t xml:space="preserve">C diminished 7th spells</w:t>
+      </w:r>
+      <w:r>
+        <w:t xml:space="preserve"> </w:t>
+      </w:r>
+      <w:r>
+        <w:rPr>
+          <w:b/>
+          <w:bCs/>
+        </w:rPr>
+        <w:t xml:space="preserve">C Eb Gb Bbb</w:t>
+      </w:r>
+      <w:r>
+        <w:t xml:space="preserve">, with the double flat.</w:t>
+      </w:r>
+    </w:p>
+    <w:p>
+      <w:pPr>
+        <w:pStyle w:val="FirstParagraph"/>
+      </w:pPr>
+      <w:r>
+        <w:t xml:space="preserve">Notes outside the current key fall back to the key’s own accidental side, so a</w:t>
+      </w:r>
+      <w:r>
+        <w:t xml:space="preserve"> </w:t>
+      </w:r>
+      <w:r>
+        <w:t xml:space="preserve">fretboard in E♭ minor never shows a stray A♯ next to a B♭. Choosing a root of</w:t>
+      </w:r>
+      <w:r>
+        <w:t xml:space="preserve"> </w:t>
+      </w:r>
+      <w:r>
+        <w:rPr>
+          <w:rStyle w:val="VerbatimChar"/>
+        </w:rPr>
+        <w:t xml:space="preserve">Bb</w:t>
+      </w:r>
+      <w:r>
+        <w:t xml:space="preserve"> </w:t>
+      </w:r>
+      <w:r>
+        <w:t xml:space="preserve">rather than</w:t>
+      </w:r>
+      <w:r>
+        <w:t xml:space="preserve"> </w:t>
+      </w:r>
+      <w:r>
+        <w:rPr>
+          <w:rStyle w:val="VerbatimChar"/>
+        </w:rPr>
+        <w:t xml:space="preserve">A#</w:t>
+      </w:r>
+      <w:r>
+        <w:t xml:space="preserve"> </w:t>
+      </w:r>
+      <w:r>
+        <w:t xml:space="preserve">in the controls is how the player selects the key’s</w:t>
+      </w:r>
+      <w:r>
+        <w:t xml:space="preserve"> </w:t>
+      </w:r>
+      <w:r>
+        <w:t xml:space="preserve">spelling — the preference the brief asked for, implemented as a rule rather than</w:t>
+      </w:r>
+      <w:r>
+        <w:t xml:space="preserve"> </w:t>
+      </w:r>
+      <w:r>
+        <w:t xml:space="preserve">as a list.</w:t>
+      </w:r>
+    </w:p>
+    <w:bookmarkEnd w:id="31"/>
+    <w:bookmarkStart w:id="32" w:name="chords-and-scales-kept-distinct"/>
+    <w:p>
+      <w:pPr>
+        <w:pStyle w:val="Heading2"/>
+      </w:pPr>
+      <w:r>
+        <w:t xml:space="preserve">4.4 Chords and scales kept distinct</w:t>
+      </w:r>
+    </w:p>
+    <w:p>
+      <w:pPr>
+        <w:pStyle w:val="FirstParagraph"/>
+      </w:pPr>
+      <w:r>
+        <w:t xml:space="preserve">The brief was explicit that a learner must not confuse a chord voicing with a</w:t>
+      </w:r>
+      <w:r>
+        <w:t xml:space="preserve"> </w:t>
+      </w:r>
+      <w:r>
+        <w:t xml:space="preserve">scale, and the interface is built around that. They are separate panels with</w:t>
+      </w:r>
+      <w:r>
+        <w:t xml:space="preserve"> </w:t>
+      </w:r>
+      <w:r>
+        <w:t xml:space="preserve">separate note lists and separate explanations (</w:t>
+      </w:r>
+      <w:r>
+        <w:t xml:space="preserve">“3 notes played together”</w:t>
+      </w:r>
+      <w:r>
+        <w:t xml:space="preserve"> </w:t>
+      </w:r>
+      <w:r>
+        <w:t xml:space="preserve">versus</w:t>
+      </w:r>
+      <w:r>
+        <w:t xml:space="preserve"> </w:t>
+      </w:r>
+      <w:r>
+        <w:t xml:space="preserve">“a pool to play over the chord”</w:t>
+      </w:r>
+      <w:r>
+        <w:t xml:space="preserve">). The chord panel then lists the scales that fit</w:t>
+      </w:r>
+      <w:r>
+        <w:t xml:space="preserve"> </w:t>
+      </w:r>
+      <w:r>
+        <w:t xml:space="preserve">the selected chord, each with a one-line reason, and</w:t>
+      </w:r>
+      <w:r>
+        <w:t xml:space="preserve"> </w:t>
+      </w:r>
+      <w:r>
+        <w:rPr>
+          <w:b/>
+          <w:bCs/>
+        </w:rPr>
+        <w:t xml:space="preserve">every suggestion is</w:t>
+      </w:r>
+      <w:r>
+        <w:rPr>
+          <w:b/>
+          <w:bCs/>
+        </w:rPr>
+        <w:t xml:space="preserve"> </w:t>
+      </w:r>
+      <w:r>
+        <w:rPr>
+          <w:b/>
+          <w:bCs/>
+        </w:rPr>
+        <w:t xml:space="preserve">verified to contain every chord tone before it is offered</w:t>
+      </w:r>
+      <w:r>
+        <w:t xml:space="preserve"> </w:t>
+      </w:r>
+      <w:r>
+        <w:t xml:space="preserve">— so a dominant 7th</w:t>
+      </w:r>
+      <w:r>
+        <w:t xml:space="preserve"> </w:t>
+      </w:r>
+      <w:r>
+        <w:t xml:space="preserve">is never paired with a plain major scale, which does not contain its flat 7th.</w:t>
+      </w:r>
+      <w:r>
+        <w:t xml:space="preserve"> </w:t>
+      </w:r>
+      <w:r>
+        <w:t xml:space="preserve">Clicking a suggestion switches the fretboard to that scale and says so.</w:t>
+      </w:r>
+    </w:p>
+    <w:p>
+      <w:r>
+        <w:pict>
+          <v:rect style="width:0;height:1.5pt" o:hralign="center" o:hrstd="t" o:hr="t"/>
+        </w:pict>
+      </w:r>
+    </w:p>
+    <w:bookmarkEnd w:id="32"/>
+    <w:bookmarkEnd w:id="33"/>
+    <w:bookmarkStart w:id="46" w:name="alternate-tunings-and-the-chord-engine"/>
+    <w:p>
+      <w:pPr>
+        <w:pStyle w:val="Heading1"/>
+      </w:pPr>
+      <w:r>
+        <w:t xml:space="preserve">5. Alternate tunings and the chord engine</w:t>
+      </w:r>
+    </w:p>
+    <w:p>
+      <w:pPr>
+        <w:pStyle w:val="FirstParagraph"/>
+      </w:pPr>
+      <w:r>
+        <w:t xml:space="preserve">This was the most important correctness requirement in the brief, and it is</w:t>
+      </w:r>
+      <w:r>
+        <w:t xml:space="preserve"> </w:t>
+      </w:r>
+      <w:r>
+        <w:t xml:space="preserve">where the project puts most of its effort.</w:t>
+      </w:r>
+    </w:p>
+    <w:bookmarkStart w:id="37" w:name="there-are-no-stored-chord-shapes"/>
+    <w:p>
+      <w:pPr>
+        <w:pStyle w:val="Heading2"/>
+      </w:pPr>
+      <w:r>
+        <w:t xml:space="preserve">5.1 There are no stored chord shapes</w:t>
+      </w:r>
+    </w:p>
+    <w:p>
+      <w:pPr>
+        <w:pStyle w:val="FirstParagraph"/>
+      </w:pPr>
+      <w:r>
+        <w:rPr>
+          <w:rStyle w:val="VerbatimChar"/>
+        </w:rPr>
+        <w:t xml:space="preserve">findVoicings()</w:t>
+      </w:r>
+      <w:r>
+        <w:t xml:space="preserve"> </w:t>
+      </w:r>
+      <w:r>
+        <w:t xml:space="preserve">searches the fretboard. For each hand position along the neck</w:t>
+      </w:r>
+      <w:r>
+        <w:t xml:space="preserve"> </w:t>
+      </w:r>
+      <w:r>
+        <w:t xml:space="preserve">it enumerates, per string, the frets whose</w:t>
+      </w:r>
+      <w:r>
+        <w:t xml:space="preserve"> </w:t>
+      </w:r>
+      <w:r>
+        <w:rPr>
+          <w:b/>
+          <w:bCs/>
+        </w:rPr>
+        <w:t xml:space="preserve">actual sounding pitch class</w:t>
+      </w:r>
+      <w:r>
+        <w:t xml:space="preserve"> </w:t>
+      </w:r>
+      <w:r>
+        <w:t xml:space="preserve">belongs to the chord, plus the open string and</w:t>
+      </w:r>
+      <w:r>
+        <w:t xml:space="preserve"> </w:t>
+      </w:r>
+      <w:r>
+        <w:t xml:space="preserve">“muted”</w:t>
+      </w:r>
+      <w:r>
+        <w:t xml:space="preserve">. It prunes anything</w:t>
+      </w:r>
+      <w:r>
+        <w:t xml:space="preserve"> </w:t>
+      </w:r>
+      <w:r>
+        <w:t xml:space="preserve">needing more than four fingers or a stretch wider than four frets, requires</w:t>
+      </w:r>
+      <w:r>
+        <w:t xml:space="preserve"> </w:t>
+      </w:r>
+      <w:r>
+        <w:t xml:space="preserve">every non-optional chord tone to be present and the root to sound, then scores</w:t>
+      </w:r>
+      <w:r>
+        <w:t xml:space="preserve"> </w:t>
+      </w:r>
+      <w:r>
+        <w:t xml:space="preserve">the survivors for playability: root in the bass, fewer fingers, lower on the</w:t>
+      </w:r>
+      <w:r>
+        <w:t xml:space="preserve"> </w:t>
+      </w:r>
+      <w:r>
+        <w:t xml:space="preserve">neck, fuller voicing, no awkward dead strings in the middle.</w:t>
+      </w:r>
+    </w:p>
+    <w:p>
+      <w:pPr>
+        <w:pStyle w:val="BodyText"/>
+      </w:pPr>
+      <w:r>
+        <w:t xml:space="preserve">The consequences are all verified by tests:</w:t>
+      </w:r>
+    </w:p>
+    <w:p>
+      <w:pPr>
+        <w:pStyle w:val="Compact"/>
+        <w:numPr>
+          <w:ilvl w:val="0"/>
+          <w:numId w:val="1006"/>
+        </w:numPr>
+      </w:pPr>
+      <w:r>
+        <w:rPr>
+          <w:b/>
+          <w:bCs/>
+        </w:rPr>
+        <w:t xml:space="preserve">In standard tuning the search rediscovers the shapes players already know.</w:t>
+      </w:r>
+      <w:r>
+        <w:t xml:space="preserve"> </w:t>
+      </w:r>
+      <w:r>
+        <w:t xml:space="preserve">The open C (</w:t>
+      </w:r>
+      <w:r>
+        <w:rPr>
+          <w:rStyle w:val="VerbatimChar"/>
+        </w:rPr>
+        <w:t xml:space="preserve">x32010</w:t>
+      </w:r>
+      <w:r>
+        <w:t xml:space="preserve">), E minor (</w:t>
+      </w:r>
+      <w:r>
+        <w:rPr>
+          <w:rStyle w:val="VerbatimChar"/>
+        </w:rPr>
+        <w:t xml:space="preserve">022000</w:t>
+      </w:r>
+      <w:r>
+        <w:t xml:space="preserve">), A minor (</w:t>
+      </w:r>
+      <w:r>
+        <w:rPr>
+          <w:rStyle w:val="VerbatimChar"/>
+        </w:rPr>
+        <w:t xml:space="preserve">x02210</w:t>
+      </w:r>
+      <w:r>
+        <w:t xml:space="preserve">), D (</w:t>
+      </w:r>
+      <w:r>
+        <w:rPr>
+          <w:rStyle w:val="VerbatimChar"/>
+        </w:rPr>
+        <w:t xml:space="preserve">xx0232</w:t>
+      </w:r>
+      <w:r>
+        <w:t xml:space="preserve">),</w:t>
+      </w:r>
+      <w:r>
+        <w:t xml:space="preserve"> </w:t>
+      </w:r>
+      <w:r>
+        <w:t xml:space="preserve">G (</w:t>
+      </w:r>
+      <w:r>
+        <w:rPr>
+          <w:rStyle w:val="VerbatimChar"/>
+        </w:rPr>
+        <w:t xml:space="preserve">320003</w:t>
+      </w:r>
+      <w:r>
+        <w:t xml:space="preserve">), E7 (</w:t>
+      </w:r>
+      <w:r>
+        <w:rPr>
+          <w:rStyle w:val="VerbatimChar"/>
+        </w:rPr>
+        <w:t xml:space="preserve">020100</w:t>
+      </w:r>
+      <w:r>
+        <w:t xml:space="preserve">), A7 (</w:t>
+      </w:r>
+      <w:r>
+        <w:rPr>
+          <w:rStyle w:val="VerbatimChar"/>
+        </w:rPr>
+        <w:t xml:space="preserve">x02020</w:t>
+      </w:r>
+      <w:r>
+        <w:t xml:space="preserve">), Cmaj7 (</w:t>
+      </w:r>
+      <w:r>
+        <w:rPr>
+          <w:rStyle w:val="VerbatimChar"/>
+        </w:rPr>
+        <w:t xml:space="preserve">x32000</w:t>
+      </w:r>
+      <w:r>
+        <w:t xml:space="preserve">) and Am7</w:t>
+      </w:r>
+      <w:r>
+        <w:t xml:space="preserve"> </w:t>
+      </w:r>
+      <w:r>
+        <w:t xml:space="preserve">(</w:t>
+      </w:r>
+      <w:r>
+        <w:rPr>
+          <w:rStyle w:val="VerbatimChar"/>
+        </w:rPr>
+        <w:t xml:space="preserve">x02010</w:t>
+      </w:r>
+      <w:r>
+        <w:t xml:space="preserve">) all come out of the solver. None of them was typed in.</w:t>
+      </w:r>
+    </w:p>
+    <w:p>
+      <w:pPr>
+        <w:pStyle w:val="Compact"/>
+        <w:numPr>
+          <w:ilvl w:val="0"/>
+          <w:numId w:val="1006"/>
+        </w:numPr>
+      </w:pPr>
+      <w:r>
+        <w:rPr>
+          <w:b/>
+          <w:bCs/>
+        </w:rPr>
+        <w:t xml:space="preserve">In D standard it does not offer</w:t>
+      </w:r>
+      <w:r>
+        <w:rPr>
+          <w:b/>
+          <w:bCs/>
+        </w:rPr>
+        <w:t xml:space="preserve"> </w:t>
+      </w:r>
+      <w:r>
+        <w:rPr>
+          <w:rStyle w:val="VerbatimChar"/>
+          <w:b/>
+          <w:bCs/>
+        </w:rPr>
+        <w:t xml:space="preserve">022000</w:t>
+      </w:r>
+      <w:r>
+        <w:rPr>
+          <w:b/>
+          <w:bCs/>
+        </w:rPr>
+        <w:t xml:space="preserve"> </w:t>
+      </w:r>
+      <w:r>
+        <w:rPr>
+          <w:b/>
+          <w:bCs/>
+        </w:rPr>
+        <w:t xml:space="preserve">as E minor.</w:t>
+      </w:r>
+      <w:r>
+        <w:t xml:space="preserve"> </w:t>
+      </w:r>
+      <w:r>
+        <w:t xml:space="preserve">In that tuning those</w:t>
+      </w:r>
+      <w:r>
+        <w:t xml:space="preserve"> </w:t>
+      </w:r>
+      <w:r>
+        <w:t xml:space="preserve">frets sound a D minor chord, so the solver offers that shape under D minor,</w:t>
+      </w:r>
+      <w:r>
+        <w:t xml:space="preserve"> </w:t>
+      </w:r>
+      <w:r>
+        <w:t xml:space="preserve">where it belongs. A familiar shape is never mislabelled as a chord it does not</w:t>
+      </w:r>
+      <w:r>
+        <w:t xml:space="preserve"> </w:t>
+      </w:r>
+      <w:r>
+        <w:t xml:space="preserve">produce.</w:t>
+      </w:r>
+    </w:p>
+    <w:p>
+      <w:pPr>
+        <w:pStyle w:val="Compact"/>
+        <w:numPr>
+          <w:ilvl w:val="0"/>
+          <w:numId w:val="1006"/>
+        </w:numPr>
+      </w:pPr>
+      <w:r>
         <w:rPr>
           <w:b/>
           <w:bCs/>
@@ -3253,18 +3373,18 @@
           <wp:inline>
             <wp:extent cx="5334000" cy="3518958"/>
             <wp:effectExtent b="0" l="0" r="0" t="0"/>
-            <wp:docPr descr="Chord mode: calculated Em shapes for the current tuning, each with its own diagram and fret string." title="" id="34" name="Picture"/>
+            <wp:docPr descr="Chord mode: calculated Em shapes for the current tuning, each with its own diagram and fret string." title="" id="35" name="Picture"/>
             <a:graphic>
               <a:graphicData uri="http://schemas.openxmlformats.org/drawingml/2006/picture">
                 <pic:pic>
                   <pic:nvPicPr>
-                    <pic:cNvPr descr="images/02-chord-guitar6.png" id="35" name="Picture"/>
+                    <pic:cNvPr descr="images/02-chord-guitar6.png" id="36" name="Picture"/>
                     <pic:cNvPicPr>
                       <a:picLocks noChangeArrowheads="1" noChangeAspect="1"/>
                     </pic:cNvPicPr>
                   </pic:nvPicPr>
                   <pic:blipFill>
-                    <a:blip r:embed="rId33"/>
+                    <a:blip r:embed="rId34"/>
                     <a:stretch>
                       <a:fillRect/>
                     </a:stretch>
@@ -3299,8 +3419,8 @@
         <w:t xml:space="preserve">Chord mode: calculated Em shapes for the current tuning, each with its own diagram and fret string.</w:t>
       </w:r>
     </w:p>
-    <w:bookmarkEnd w:id="36"/>
-    <w:bookmarkStart w:id="37" w:name="power-chords"/>
+    <w:bookmarkEnd w:id="37"/>
+    <w:bookmarkStart w:id="41" w:name="power-chords"/>
     <w:p>
       <w:pPr>
         <w:pStyle w:val="Heading2"/>
@@ -3348,504 +3468,6 @@
       </w:r>
       <w:r>
         <w:t xml:space="preserve">, not by a fret offset. One piece of code therefore produces:</w:t>
-      </w:r>
-    </w:p>
-    <w:p>
-      <w:pPr>
-        <w:pStyle w:val="Compact"/>
-        <w:numPr>
-          <w:ilvl w:val="0"/>
-          <w:numId w:val="1006"/>
-        </w:numPr>
-      </w:pPr>
-      <w:r>
-        <w:t xml:space="preserve">the familiar two-fret offset in standard tuning;</w:t>
-      </w:r>
-    </w:p>
-    <w:p>
-      <w:pPr>
-        <w:pStyle w:val="Compact"/>
-        <w:numPr>
-          <w:ilvl w:val="0"/>
-          <w:numId w:val="1006"/>
-        </w:numPr>
-      </w:pPr>
-      <w:r>
-        <w:t xml:space="preserve">a</w:t>
-      </w:r>
-      <w:r>
-        <w:t xml:space="preserve"> </w:t>
-      </w:r>
-      <w:r>
-        <w:rPr>
-          <w:b/>
-          <w:bCs/>
-        </w:rPr>
-        <w:t xml:space="preserve">three-fret</w:t>
-      </w:r>
-      <w:r>
-        <w:t xml:space="preserve"> </w:t>
-      </w:r>
-      <w:r>
-        <w:t xml:space="preserve">offset when the root sits on the G string, because the</w:t>
-      </w:r>
-      <w:r>
-        <w:t xml:space="preserve"> </w:t>
-      </w:r>
-      <w:r>
-        <w:t xml:space="preserve">interval to the B string is a major third rather than a fourth — the case</w:t>
-      </w:r>
-      <w:r>
-        <w:t xml:space="preserve"> </w:t>
-      </w:r>
-      <w:r>
-        <w:t xml:space="preserve">hard-coded shape tables get wrong;</w:t>
-      </w:r>
-    </w:p>
-    <w:p>
-      <w:pPr>
-        <w:pStyle w:val="Compact"/>
-        <w:numPr>
-          <w:ilvl w:val="0"/>
-          <w:numId w:val="1006"/>
-        </w:numPr>
-      </w:pPr>
-      <w:r>
-        <w:t xml:space="preserve">the</w:t>
-      </w:r>
-      <w:r>
-        <w:t xml:space="preserve"> </w:t>
-      </w:r>
-      <w:r>
-        <w:rPr>
-          <w:b/>
-          <w:bCs/>
-        </w:rPr>
-        <w:t xml:space="preserve">one-finger, flat shape</w:t>
-      </w:r>
-      <w:r>
-        <w:t xml:space="preserve"> </w:t>
-      </w:r>
-      <w:r>
-        <w:t xml:space="preserve">in Drop D, where all three strings land on the</w:t>
-      </w:r>
-      <w:r>
-        <w:t xml:space="preserve"> </w:t>
-      </w:r>
-      <w:r>
-        <w:t xml:space="preserve">same fret;</w:t>
-      </w:r>
-    </w:p>
-    <w:p>
-      <w:pPr>
-        <w:pStyle w:val="Compact"/>
-        <w:numPr>
-          <w:ilvl w:val="0"/>
-          <w:numId w:val="1006"/>
-        </w:numPr>
-      </w:pPr>
-      <w:r>
-        <w:t xml:space="preserve">correct shapes on the 7-string guitar in Drop G and on both basses.</w:t>
-      </w:r>
-    </w:p>
-    <w:p>
-      <w:pPr>
-        <w:pStyle w:val="FirstParagraph"/>
-      </w:pPr>
-      <w:r>
-        <w:t xml:space="preserve">A test asserts that across seven instrument-and-tuning combinations and five</w:t>
-      </w:r>
-      <w:r>
-        <w:t xml:space="preserve"> </w:t>
-      </w:r>
-      <w:r>
-        <w:t xml:space="preserve">roots, every generated power chord sounds exactly a root and a fifth (plus an</w:t>
-      </w:r>
-      <w:r>
-        <w:t xml:space="preserve"> </w:t>
-      </w:r>
-      <w:r>
-        <w:t xml:space="preserve">octave when asked), with the root in the bass.</w:t>
-      </w:r>
-    </w:p>
-    <w:tbl>
-      <w:tblPr>
-        <w:tblStyle w:val="FigureTable"/>
-        <w:tblW w:type="auto" w:w="0"/>
-        <w:jc w:val="center"/>
-        <w:tblLook w:firstRow="0" w:lastRow="0" w:firstColumn="0" w:lastColumn="0"/>
-      </w:tblPr>
-      <w:tblGrid>
-        <w:gridCol w:w="7920"/>
-      </w:tblGrid>
-      <w:tr>
-        <w:tc>
-          <w:tcPr/>
-          <w:p>
-            <w:pPr>
-              <w:pStyle w:val="Compact"/>
-              <w:jc w:val="center"/>
-            </w:pPr>
-            <w:r>
-              <w:t xml:space="preserve">A 7-string guitar in Drop G. The tuning, the note names, the highlighting and the chord shapes are all recalculated.</w:t>
-            </w:r>
-          </w:p>
-        </w:tc>
-      </w:tr>
-    </w:tbl>
-    <w:p>
-      <w:pPr>
-        <w:pStyle w:val="ImageCaption"/>
-      </w:pPr>
-      <w:r>
-        <w:t xml:space="preserve">A 7-string guitar in Drop G. The tuning, the note names, the highlighting and the chord shapes are all recalculated.</w:t>
-      </w:r>
-    </w:p>
-    <w:bookmarkEnd w:id="37"/>
-    <w:bookmarkStart w:id="38" w:name="custom-tunings"/>
-    <w:p>
-      <w:pPr>
-        <w:pStyle w:val="Heading2"/>
-      </w:pPr>
-      <w:r>
-        <w:t xml:space="preserve">5.3 Custom tunings</w:t>
-      </w:r>
-    </w:p>
-    <w:p>
-      <w:pPr>
-        <w:pStyle w:val="FirstParagraph"/>
-      </w:pPr>
-      <w:r>
-        <w:t xml:space="preserve">Each instrument keeps its own custom tuning. The editor validates every string</w:t>
-      </w:r>
-      <w:r>
-        <w:t xml:space="preserve"> </w:t>
-      </w:r>
-      <w:r>
-        <w:t xml:space="preserve">as it is typed, names the offending string when it is wrong, and refuses to</w:t>
-      </w:r>
-      <w:r>
-        <w:t xml:space="preserve"> </w:t>
-      </w:r>
-      <w:r>
-        <w:t xml:space="preserve">apply an invalid tuning rather than letting it reach the fretboard. There are</w:t>
-      </w:r>
-      <w:r>
-        <w:t xml:space="preserve"> </w:t>
-      </w:r>
-      <w:r>
-        <w:t xml:space="preserve">also one-click transpose-everything-by-a-semitone buttons.</w:t>
-      </w:r>
-    </w:p>
-    <w:tbl>
-      <w:tblPr>
-        <w:tblStyle w:val="FigureTable"/>
-        <w:tblW w:type="auto" w:w="0"/>
-        <w:jc w:val="center"/>
-        <w:tblLook w:firstRow="0" w:lastRow="0" w:firstColumn="0" w:lastColumn="0"/>
-      </w:tblPr>
-      <w:tblGrid>
-        <w:gridCol w:w="7920"/>
-      </w:tblGrid>
-      <w:tr>
-        <w:tc>
-          <w:tcPr/>
-          <w:p>
-            <w:pPr>
-              <w:pStyle w:val="Compact"/>
-              <w:jc w:val="center"/>
-            </w:pPr>
-            <w:r>
-              <w:t xml:space="preserve">A 5-string bass. B0 is the lowest open string, at 30.87 Hz, and the headstock layout changes to match the instrument.</w:t>
-            </w:r>
-          </w:p>
-        </w:tc>
-      </w:tr>
-    </w:tbl>
-    <w:p>
-      <w:pPr>
-        <w:pStyle w:val="ImageCaption"/>
-      </w:pPr>
-      <w:r>
-        <w:t xml:space="preserve">A 5-string bass. B0 is the lowest open string, at 30.87 Hz, and the headstock layout changes to match the instrument.</w:t>
-      </w:r>
-    </w:p>
-    <w:p>
-      <w:r>
-        <w:pict>
-          <v:rect style="width:0;height:1.5pt" o:hralign="center" o:hrstd="t" o:hr="t"/>
-        </w:pict>
-      </w:r>
-    </w:p>
-    <w:bookmarkEnd w:id="38"/>
-    <w:bookmarkEnd w:id="39"/>
-    <w:bookmarkStart w:id="42" w:name="the-audio-engine"/>
-    <w:p>
-      <w:pPr>
-        <w:pStyle w:val="Heading1"/>
-      </w:pPr>
-      <w:r>
-        <w:t xml:space="preserve">6. The audio engine</w:t>
-      </w:r>
-    </w:p>
-    <w:p>
-      <w:pPr>
-        <w:pStyle w:val="FirstParagraph"/>
-      </w:pPr>
-      <w:r>
-        <w:t xml:space="preserve">Notes are</w:t>
-      </w:r>
-      <w:r>
-        <w:t xml:space="preserve"> </w:t>
-      </w:r>
-      <w:r>
-        <w:rPr>
-          <w:b/>
-          <w:bCs/>
-        </w:rPr>
-        <w:t xml:space="preserve">synthesised, not sampled</w:t>
-      </w:r>
-      <w:r>
-        <w:t xml:space="preserve">: there are no audio files to download and</w:t>
-      </w:r>
-      <w:r>
-        <w:t xml:space="preserve"> </w:t>
-      </w:r>
-      <w:r>
-        <w:t xml:space="preserve">no licensing questions.</w:t>
-      </w:r>
-    </w:p>
-    <w:bookmarkStart w:id="40" w:name="X25aab1461706c83d319dee509f39f65b3ce2abc"/>
-    <w:p>
-      <w:pPr>
-        <w:pStyle w:val="Heading2"/>
-      </w:pPr>
-      <w:r>
-        <w:t xml:space="preserve">6.1 Why Karplus–Strong, and why rendered offline</w:t>
-      </w:r>
-    </w:p>
-    <w:p>
-      <w:pPr>
-        <w:pStyle w:val="FirstParagraph"/>
-      </w:pPr>
-      <w:r>
-        <w:t xml:space="preserve">The model is Karplus–Strong: a short burst of filtered noise circulates in a</w:t>
-      </w:r>
-      <w:r>
-        <w:t xml:space="preserve"> </w:t>
-      </w:r>
-      <w:r>
-        <w:t xml:space="preserve">delay line one period long, losing a little energy and a little treble on every</w:t>
-      </w:r>
-      <w:r>
-        <w:t xml:space="preserve"> </w:t>
-      </w:r>
-      <w:r>
-        <w:t xml:space="preserve">lap — which is what a plucked string does. A pick-position comb filter shapes</w:t>
-      </w:r>
-      <w:r>
-        <w:t xml:space="preserve"> </w:t>
-      </w:r>
-      <w:r>
-        <w:t xml:space="preserve">the excitation, so the attack has the hollow character of a pluck rather than a</w:t>
-      </w:r>
-      <w:r>
-        <w:t xml:space="preserve"> </w:t>
-      </w:r>
-      <w:r>
-        <w:t xml:space="preserve">uniform hiss.</w:t>
-      </w:r>
-    </w:p>
-    <w:p>
-      <w:pPr>
-        <w:pStyle w:val="BodyText"/>
-      </w:pPr>
-      <w:r>
-        <w:t xml:space="preserve">The obvious implementation — a</w:t>
-      </w:r>
-      <w:r>
-        <w:t xml:space="preserve"> </w:t>
-      </w:r>
-      <w:r>
-        <w:rPr>
-          <w:rStyle w:val="VerbatimChar"/>
-        </w:rPr>
-        <w:t xml:space="preserve">DelayNode</w:t>
-      </w:r>
-      <w:r>
-        <w:t xml:space="preserve"> </w:t>
-      </w:r>
-      <w:r>
-        <w:t xml:space="preserve">in a Web Audio feedback loop — does</w:t>
-      </w:r>
-      <w:r>
-        <w:t xml:space="preserve"> </w:t>
-      </w:r>
-      <w:r>
-        <w:t xml:space="preserve">not work. A delay inside a cycle is quantised to a 128-sample block, which caps</w:t>
-      </w:r>
-      <w:r>
-        <w:t xml:space="preserve"> </w:t>
-      </w:r>
-      <w:r>
-        <w:t xml:space="preserve">usable pitch at roughly 344 Hz and detunes everything above it. So each note is</w:t>
-      </w:r>
-      <w:r>
-        <w:t xml:space="preserve"> </w:t>
-      </w:r>
-      <w:r>
-        <w:t xml:space="preserve">instead rendered</w:t>
-      </w:r>
-      <w:r>
-        <w:t xml:space="preserve"> </w:t>
-      </w:r>
-      <w:r>
-        <w:rPr>
-          <w:b/>
-          <w:bCs/>
-        </w:rPr>
-        <w:t xml:space="preserve">offline into a sample buffer</w:t>
-      </w:r>
-      <w:r>
-        <w:t xml:space="preserve"> </w:t>
-      </w:r>
-      <w:r>
-        <w:t xml:space="preserve">in JavaScript, with a</w:t>
-      </w:r>
-      <w:r>
-        <w:t xml:space="preserve"> </w:t>
-      </w:r>
-      <w:r>
-        <w:t xml:space="preserve">fractional delay line implemented by linear interpolation between two taps, and</w:t>
-      </w:r>
-      <w:r>
-        <w:t xml:space="preserve"> </w:t>
-      </w:r>
-      <w:r>
-        <w:t xml:space="preserve">the loop filter’s half-sample of delay accounted for explicitly.</w:t>
-      </w:r>
-    </w:p>
-    <w:p>
-      <w:pPr>
-        <w:pStyle w:val="BodyText"/>
-      </w:pPr>
-      <w:r>
-        <w:t xml:space="preserve">The result is measurably in tune. A test renders every open string and a range</w:t>
-      </w:r>
-      <w:r>
-        <w:t xml:space="preserve"> </w:t>
-      </w:r>
-      <w:r>
-        <w:t xml:space="preserve">of fretted notes and measures the fundamental of the rendered audio by</w:t>
-      </w:r>
-      <w:r>
-        <w:t xml:space="preserve"> </w:t>
-      </w:r>
-      <w:r>
-        <w:t xml:space="preserve">autocorrelation:</w:t>
-      </w:r>
-      <w:r>
-        <w:t xml:space="preserve"> </w:t>
-      </w:r>
-      <w:r>
-        <w:rPr>
-          <w:b/>
-          <w:bCs/>
-        </w:rPr>
-        <w:t xml:space="preserve">every note is within 5 cents</w:t>
-      </w:r>
-      <w:r>
-        <w:t xml:space="preserve">, from a 5-string bass’s low B</w:t>
-      </w:r>
-      <w:r>
-        <w:t xml:space="preserve"> </w:t>
-      </w:r>
-      <w:r>
-        <w:t xml:space="preserve">to the 24th fret of a guitar’s top E, at 44.1, 48 and 96 kHz.</w:t>
-      </w:r>
-    </w:p>
-    <w:p>
-      <w:pPr>
-        <w:pStyle w:val="BodyText"/>
-      </w:pPr>
-      <w:r>
-        <w:t xml:space="preserve">Each note then passes a short EQ chain standing in for the instrument body —</w:t>
-      </w:r>
-      <w:r>
-        <w:t xml:space="preserve"> </w:t>
-      </w:r>
-      <w:r>
-        <w:t xml:space="preserve">different for guitar and for bass — and a limiter, so a six-string strum does not</w:t>
-      </w:r>
-      <w:r>
-        <w:t xml:space="preserve"> </w:t>
-      </w:r>
-      <w:r>
-        <w:t xml:space="preserve">clip. Buffers are cached per pitch, so repeated notes cost nothing.</w:t>
-      </w:r>
-    </w:p>
-    <w:bookmarkEnd w:id="40"/>
-    <w:bookmarkStart w:id="41" w:name="strumming"/>
-    <w:p>
-      <w:pPr>
-        <w:pStyle w:val="Heading2"/>
-      </w:pPr>
-      <w:r>
-        <w:t xml:space="preserve">6.2 Strumming</w:t>
-      </w:r>
-    </w:p>
-    <w:p>
-      <w:pPr>
-        <w:pStyle w:val="FirstParagraph"/>
-      </w:pPr>
-      <w:r>
-        <w:t xml:space="preserve">A chord is scheduled on the audio clock against a</w:t>
-      </w:r>
-      <w:r>
-        <w:t xml:space="preserve"> </w:t>
-      </w:r>
-      <w:r>
-        <w:rPr>
-          <w:b/>
-          <w:bCs/>
-        </w:rPr>
-        <w:t xml:space="preserve">single</w:t>
-      </w:r>
-      <w:r>
-        <w:t xml:space="preserve"> </w:t>
-      </w:r>
-      <w:r>
-        <w:t xml:space="preserve">reading of</w:t>
-      </w:r>
-      <w:r>
-        <w:t xml:space="preserve"> </w:t>
-      </w:r>
-      <w:r>
-        <w:rPr>
-          <w:rStyle w:val="VerbatimChar"/>
-        </w:rPr>
-        <w:t xml:space="preserve">currentTime</w:t>
-      </w:r>
-      <w:r>
-        <w:t xml:space="preserve">, so the sweep is exactly even; reading the clock once per note</w:t>
-      </w:r>
-      <w:r>
-        <w:t xml:space="preserve"> </w:t>
-      </w:r>
-      <w:r>
-        <w:t xml:space="preserve">lets real elapsed time creep in and makes the strum uneven. Measured in a real</w:t>
-      </w:r>
-      <w:r>
-        <w:t xml:space="preserve"> </w:t>
-      </w:r>
-      <w:r>
-        <w:t xml:space="preserve">browser, a six-string down strum at the normal preset schedules its strings at</w:t>
-      </w:r>
-      <w:r>
-        <w:t xml:space="preserve"> </w:t>
-      </w:r>
-      <w:r>
-        <w:t xml:space="preserve">0, 32, 64, 96, 128 and 160 ms.</w:t>
       </w:r>
     </w:p>
     <w:p>
@@ -3857,23 +3479,7 @@
         </w:numPr>
       </w:pPr>
       <w:r>
-        <w:rPr>
-          <w:b/>
-          <w:bCs/>
-        </w:rPr>
-        <w:t xml:space="preserve">Together</w:t>
-      </w:r>
-      <w:r>
-        <w:t xml:space="preserve"> </w:t>
-      </w:r>
-      <w:r>
-        <w:t xml:space="preserve">plays the strings with only a few milliseconds of humanising</w:t>
-      </w:r>
-      <w:r>
-        <w:t xml:space="preserve"> </w:t>
-      </w:r>
-      <w:r>
-        <w:t xml:space="preserve">spread.</w:t>
+        <w:t xml:space="preserve">the familiar two-fret offset in standard tuning;</w:t>
       </w:r>
     </w:p>
     <w:p>
@@ -3885,17 +3491,35 @@
         </w:numPr>
       </w:pPr>
       <w:r>
+        <w:t xml:space="preserve">a</w:t>
+      </w:r>
+      <w:r>
+        <w:t xml:space="preserve"> </w:t>
+      </w:r>
+      <w:r>
         <w:rPr>
           <w:b/>
           <w:bCs/>
         </w:rPr>
-        <w:t xml:space="preserve">Down</w:t>
-      </w:r>
-      <w:r>
-        <w:t xml:space="preserve"> </w:t>
-      </w:r>
-      <w:r>
-        <w:t xml:space="preserve">runs from the lowest-pitched string upward.</w:t>
+        <w:t xml:space="preserve">three-fret</w:t>
+      </w:r>
+      <w:r>
+        <w:t xml:space="preserve"> </w:t>
+      </w:r>
+      <w:r>
+        <w:t xml:space="preserve">offset when the root sits on the G string, because the</w:t>
+      </w:r>
+      <w:r>
+        <w:t xml:space="preserve"> </w:t>
+      </w:r>
+      <w:r>
+        <w:t xml:space="preserve">interval to the B string is a major third rather than a fourth — the case</w:t>
+      </w:r>
+      <w:r>
+        <w:t xml:space="preserve"> </w:t>
+      </w:r>
+      <w:r>
+        <w:t xml:space="preserve">hard-coded shape tables get wrong;</w:t>
       </w:r>
     </w:p>
     <w:p>
@@ -3907,17 +3531,29 @@
         </w:numPr>
       </w:pPr>
       <w:r>
+        <w:t xml:space="preserve">the</w:t>
+      </w:r>
+      <w:r>
+        <w:t xml:space="preserve"> </w:t>
+      </w:r>
+      <w:r>
         <w:rPr>
           <w:b/>
           <w:bCs/>
         </w:rPr>
-        <w:t xml:space="preserve">Up</w:t>
-      </w:r>
-      <w:r>
-        <w:t xml:space="preserve"> </w:t>
-      </w:r>
-      <w:r>
-        <w:t xml:space="preserve">runs from the highest-pitched string downward.</w:t>
+        <w:t xml:space="preserve">one-finger, flat shape</w:t>
+      </w:r>
+      <w:r>
+        <w:t xml:space="preserve"> </w:t>
+      </w:r>
+      <w:r>
+        <w:t xml:space="preserve">in Drop D, where all three strings land on the</w:t>
+      </w:r>
+      <w:r>
+        <w:t xml:space="preserve"> </w:t>
+      </w:r>
+      <w:r>
+        <w:t xml:space="preserve">same fret;</w:t>
       </w:r>
     </w:p>
     <w:p>
@@ -3929,29 +3565,7 @@
         </w:numPr>
       </w:pPr>
       <w:r>
-        <w:rPr>
-          <w:b/>
-          <w:bCs/>
-        </w:rPr>
-        <w:t xml:space="preserve">Muted strings are skipped entirely</w:t>
-      </w:r>
-      <w:r>
-        <w:t xml:space="preserve"> </w:t>
-      </w:r>
-      <w:r>
-        <w:t xml:space="preserve">and make no sound.</w:t>
-      </w:r>
-    </w:p>
-    <w:p>
-      <w:pPr>
-        <w:pStyle w:val="Compact"/>
-        <w:numPr>
-          <w:ilvl w:val="0"/>
-          <w:numId w:val="1007"/>
-        </w:numPr>
-      </w:pPr>
-      <w:r>
-        <w:t xml:space="preserve">Speed is Slow (70 ms), Normal (32 ms), Fast (12 ms) or any custom value.</w:t>
+        <w:t xml:space="preserve">correct shapes on the bass, whose four strings are all a fourth apart.</w:t>
       </w:r>
     </w:p>
     <w:p>
@@ -3959,774 +3573,19 @@
         <w:pStyle w:val="FirstParagraph"/>
       </w:pPr>
       <w:r>
-        <w:t xml:space="preserve">Thin strings are rendered brighter than thick ones, which is part of why a down</w:t>
-      </w:r>
-      <w:r>
-        <w:t xml:space="preserve"> </w:t>
-      </w:r>
-      <w:r>
-        <w:t xml:space="preserve">strum and an up strum sound genuinely different rather than merely reversed.</w:t>
-      </w:r>
-    </w:p>
-    <w:p>
-      <w:r>
-        <w:pict>
-          <v:rect style="width:0;height:1.5pt" o:hralign="center" o:hrstd="t" o:hr="t"/>
-        </w:pict>
-      </w:r>
-    </w:p>
-    <w:bookmarkEnd w:id="41"/>
-    <w:bookmarkEnd w:id="42"/>
-    <w:bookmarkStart w:id="49" w:name="the-tuner"/>
-    <w:p>
-      <w:pPr>
-        <w:pStyle w:val="Heading1"/>
-      </w:pPr>
-      <w:r>
-        <w:t xml:space="preserve">7. The tuner</w:t>
-      </w:r>
-    </w:p>
-    <w:bookmarkStart w:id="43" w:name="signal-path"/>
-    <w:p>
-      <w:pPr>
-        <w:pStyle w:val="Heading2"/>
-      </w:pPr>
-      <w:r>
-        <w:t xml:space="preserve">7.1 Signal path</w:t>
-      </w:r>
-    </w:p>
-    <w:p>
-      <w:pPr>
-        <w:numPr>
-          <w:ilvl w:val="0"/>
-          <w:numId w:val="1008"/>
-        </w:numPr>
-      </w:pPr>
-      <w:r>
-        <w:rPr>
-          <w:b/>
-          <w:bCs/>
-        </w:rPr>
-        <w:t xml:space="preserve">Capture.</w:t>
-      </w:r>
-      <w:r>
-        <w:t xml:space="preserve"> </w:t>
-      </w:r>
-      <w:r>
-        <w:rPr>
-          <w:rStyle w:val="VerbatimChar"/>
-        </w:rPr>
-        <w:t xml:space="preserve">getUserMedia</w:t>
-      </w:r>
-      <w:r>
-        <w:t xml:space="preserve"> </w:t>
-      </w:r>
-      <w:r>
-        <w:t xml:space="preserve">is called</w:t>
-      </w:r>
-      <w:r>
-        <w:t xml:space="preserve"> </w:t>
-      </w:r>
-      <w:r>
-        <w:rPr>
-          <w:b/>
-          <w:bCs/>
-        </w:rPr>
-        <w:t xml:space="preserve">only</w:t>
-      </w:r>
-      <w:r>
-        <w:t xml:space="preserve"> </w:t>
-      </w:r>
-      <w:r>
-        <w:t xml:space="preserve">when tuner mode is entered,</w:t>
-      </w:r>
-      <w:r>
-        <w:t xml:space="preserve"> </w:t>
-      </w:r>
-      <w:r>
-        <w:t xml:space="preserve">with echo cancellation, noise suppression and automatic gain control</w:t>
-      </w:r>
-      <w:r>
-        <w:t xml:space="preserve"> </w:t>
-      </w:r>
-      <w:r>
-        <w:t xml:space="preserve">explicitly off — all three distort a sustained musical tone enough to move</w:t>
-      </w:r>
-      <w:r>
-        <w:t xml:space="preserve"> </w:t>
-      </w:r>
-      <w:r>
-        <w:t xml:space="preserve">its detected pitch. Frames of 8192 samples (about 170 ms at 48 kHz) are read</w:t>
-      </w:r>
-      <w:r>
-        <w:t xml:space="preserve"> </w:t>
-      </w:r>
-      <w:r>
-        <w:t xml:space="preserve">from an</w:t>
-      </w:r>
-      <w:r>
-        <w:t xml:space="preserve"> </w:t>
-      </w:r>
-      <w:r>
-        <w:rPr>
-          <w:rStyle w:val="VerbatimChar"/>
-        </w:rPr>
-        <w:t xml:space="preserve">AnalyserNode</w:t>
-      </w:r>
-      <w:r>
-        <w:t xml:space="preserve">, long enough to contain several periods of a 31 Hz low</w:t>
-      </w:r>
-    </w:p>
-    <w:p>
-      <w:pPr>
-        <w:numPr>
-          <w:ilvl w:val="0"/>
-          <w:numId w:val="1008"/>
-        </w:numPr>
-      </w:pPr>
-      <w:r>
-        <w:rPr>
-          <w:b/>
-          <w:bCs/>
-        </w:rPr>
-        <w:t xml:space="preserve">Detection.</w:t>
-      </w:r>
-      <w:r>
-        <w:t xml:space="preserve"> </w:t>
-      </w:r>
-      <w:r>
-        <w:t xml:space="preserve">The McLeod normalised square difference function, the</w:t>
-      </w:r>
-      <w:r>
-        <w:t xml:space="preserve"> </w:t>
-      </w:r>
-      <w:r>
-        <w:t xml:space="preserve">normalised cousin of autocorrelation, is evaluated and the</w:t>
-      </w:r>
-      <w:r>
-        <w:t xml:space="preserve"> </w:t>
-      </w:r>
-      <w:r>
-        <w:rPr>
-          <w:b/>
-          <w:bCs/>
-        </w:rPr>
-        <w:t xml:space="preserve">first</w:t>
-      </w:r>
-      <w:r>
-        <w:t xml:space="preserve"> </w:t>
-      </w:r>
-      <w:r>
-        <w:t xml:space="preserve">strong</w:t>
-      </w:r>
-      <w:r>
-        <w:t xml:space="preserve"> </w:t>
-      </w:r>
-      <w:r>
-        <w:t xml:space="preserve">peak is taken rather than the tallest. This is the detail that matters: a</w:t>
-      </w:r>
-      <w:r>
-        <w:t xml:space="preserve"> </w:t>
-      </w:r>
-      <w:r>
-        <w:t xml:space="preserve">periodic signal correlates just as well at twice its period, and</w:t>
-      </w:r>
-      <w:r>
-        <w:t xml:space="preserve"> </w:t>
-      </w:r>
-      <w:r>
-        <w:t xml:space="preserve">“tallest</w:t>
-      </w:r>
-      <w:r>
-        <w:t xml:space="preserve"> </w:t>
-      </w:r>
-      <w:r>
-        <w:t xml:space="preserve">wins”</w:t>
-      </w:r>
-      <w:r>
-        <w:t xml:space="preserve"> </w:t>
-      </w:r>
-      <w:r>
-        <w:t xml:space="preserve">is precisely what makes cheap tuners read an octave low on a bass</w:t>
-      </w:r>
-      <w:r>
-        <w:t xml:space="preserve"> </w:t>
-      </w:r>
-      <w:r>
-        <w:t xml:space="preserve">string. The work is done in two stages — a decimated pass behind a four-pole</w:t>
-      </w:r>
-      <w:r>
-        <w:t xml:space="preserve"> </w:t>
-      </w:r>
-      <w:r>
-        <w:t xml:space="preserve">anti-aliasing filter to find the period cheaply, then a refinement at the full</w:t>
-      </w:r>
-      <w:r>
-        <w:t xml:space="preserve"> </w:t>
-      </w:r>
-      <w:r>
-        <w:t xml:space="preserve">sample rate with parabolic interpolation, which brings the estimate to about</w:t>
-      </w:r>
-      <w:r>
-        <w:t xml:space="preserve"> </w:t>
-      </w:r>
-      <w:r>
-        <w:t xml:space="preserve">a cent. A median filter over the last five frames stops the needle twitching.</w:t>
-      </w:r>
-    </w:p>
-    <w:p>
-      <w:pPr>
-        <w:numPr>
-          <w:ilvl w:val="0"/>
-          <w:numId w:val="1008"/>
-        </w:numPr>
-      </w:pPr>
-      <w:r>
-        <w:rPr>
-          <w:b/>
-          <w:bCs/>
-        </w:rPr>
-        <w:t xml:space="preserve">Interpretation.</w:t>
-      </w:r>
-      <w:r>
-        <w:t xml:space="preserve"> </w:t>
-      </w:r>
-      <w:r>
-        <w:t xml:space="preserve">The frequency becomes a reading: the nearest chromatic</w:t>
-      </w:r>
-      <w:r>
-        <w:t xml:space="preserve"> </w:t>
-      </w:r>
-      <w:r>
-        <w:t xml:space="preserve">note, and the cents deviation from the nearest string of</w:t>
-      </w:r>
-      <w:r>
-        <w:t xml:space="preserve"> </w:t>
-      </w:r>
-      <w:r>
-        <w:rPr>
-          <w:b/>
-          <w:bCs/>
-        </w:rPr>
-        <w:t xml:space="preserve">the tuning</w:t>
-      </w:r>
-      <w:r>
-        <w:rPr>
-          <w:b/>
-          <w:bCs/>
-        </w:rPr>
-        <w:t xml:space="preserve"> </w:t>
-      </w:r>
-      <w:r>
-        <w:rPr>
-          <w:b/>
-          <w:bCs/>
-        </w:rPr>
-        <w:t xml:space="preserve">currently selected</w:t>
-      </w:r>
-      <w:r>
-        <w:t xml:space="preserve">. Drop C, E♭ standard and fully custom tunings therefore</w:t>
-      </w:r>
-      <w:r>
-        <w:t xml:space="preserve"> </w:t>
-      </w:r>
-      <w:r>
-        <w:t xml:space="preserve">work with no special case. A string can be pinned instead of auto-selected,</w:t>
-      </w:r>
-      <w:r>
-        <w:t xml:space="preserve"> </w:t>
-      </w:r>
-      <w:r>
-        <w:t xml:space="preserve">and clicking a string also plays its reference pitch.</w:t>
-      </w:r>
-    </w:p>
-    <w:p>
-      <w:pPr>
-        <w:numPr>
-          <w:ilvl w:val="0"/>
-          <w:numId w:val="1008"/>
-        </w:numPr>
-      </w:pPr>
-      <w:r>
-        <w:rPr>
-          <w:b/>
-          <w:bCs/>
-        </w:rPr>
-        <w:t xml:space="preserve">Display.</w:t>
-      </w:r>
-      <w:r>
-        <w:t xml:space="preserve"> </w:t>
-      </w:r>
-      <w:r>
-        <w:t xml:space="preserve">Note name, exact detected frequency, target frequency, signed</w:t>
-      </w:r>
-      <w:r>
-        <w:t xml:space="preserve"> </w:t>
-      </w:r>
-      <w:r>
-        <w:t xml:space="preserve">cents, a needle, and the verdict written out in words —</w:t>
-      </w:r>
-      <w:r>
-        <w:t xml:space="preserve"> </w:t>
-      </w:r>
-      <w:r>
-        <w:t xml:space="preserve">“Flat by 9 cents —</w:t>
-      </w:r>
-      <w:r>
-        <w:t xml:space="preserve"> </w:t>
-      </w:r>
-      <w:r>
-        <w:t xml:space="preserve">tighten the string”</w:t>
-      </w:r>
-      <w:r>
-        <w:t xml:space="preserve"> </w:t>
-      </w:r>
-      <w:r>
-        <w:t xml:space="preserve">— so nothing depends on colour alone. ±5 cents counts as</w:t>
-      </w:r>
-      <w:r>
-        <w:t xml:space="preserve"> </w:t>
-      </w:r>
-      <w:r>
-        <w:t xml:space="preserve">in tune.</w:t>
-      </w:r>
-    </w:p>
-    <w:bookmarkEnd w:id="43"/>
-    <w:bookmarkStart w:id="44" w:name="measured-accuracy"/>
-    <w:p>
-      <w:pPr>
-        <w:pStyle w:val="Heading2"/>
-      </w:pPr>
-      <w:r>
-        <w:t xml:space="preserve">7.2 Measured accuracy</w:t>
-      </w:r>
-    </w:p>
-    <w:p>
-      <w:pPr>
-        <w:pStyle w:val="FirstParagraph"/>
-      </w:pPr>
-      <w:r>
-        <w:t xml:space="preserve">The tuner was verified end to end in a real browser by feeding the application a</w:t>
-      </w:r>
-      <w:r>
-        <w:t xml:space="preserve"> </w:t>
-      </w:r>
-      <w:r>
-        <w:t xml:space="preserve">synthesised guitar note as its microphone input, so everything downstream of the</w:t>
-      </w:r>
-      <w:r>
-        <w:t xml:space="preserve"> </w:t>
-      </w:r>
-      <w:r>
-        <w:t xml:space="preserve">operating system’s audio driver is the application’s real code.</w:t>
-      </w:r>
-    </w:p>
-    <w:tbl>
-      <w:tblPr>
-        <w:tblStyle w:val="Table"/>
-        <w:tblW w:type="pct" w:w="5000"/>
-        <w:tblLayout w:type="fixed"/>
-        <w:tblLook w:firstRow="1" w:lastRow="0" w:firstColumn="0" w:lastColumn="0" w:noHBand="0" w:noVBand="0" w:val="0020"/>
-      </w:tblPr>
-      <w:tblGrid>
-        <w:gridCol w:w="2640"/>
-        <w:gridCol w:w="2640"/>
-        <w:gridCol w:w="2640"/>
-      </w:tblGrid>
-      <w:tr>
-        <w:trPr>
-          <w:tblHeader w:val="on"/>
-        </w:trPr>
-        <w:tc>
-          <w:tcPr/>
-          <w:p>
-            <w:pPr>
-              <w:pStyle w:val="Compact"/>
-            </w:pPr>
-            <w:r>
-              <w:t xml:space="preserve">Input</w:t>
-            </w:r>
-          </w:p>
-        </w:tc>
-        <w:tc>
-          <w:tcPr/>
-          <w:p>
-            <w:pPr>
-              <w:pStyle w:val="Compact"/>
-            </w:pPr>
-            <w:r>
-              <w:t xml:space="preserve">Expected</w:t>
-            </w:r>
-          </w:p>
-        </w:tc>
-        <w:tc>
-          <w:tcPr/>
-          <w:p>
-            <w:pPr>
-              <w:pStyle w:val="Compact"/>
-            </w:pPr>
-            <w:r>
-              <w:t xml:space="preserve">Reported by the application</w:t>
-            </w:r>
-          </w:p>
-        </w:tc>
-      </w:tr>
-      <w:tr>
-        <w:tc>
-          <w:tcPr/>
-          <w:p>
-            <w:pPr>
-              <w:pStyle w:val="Compact"/>
-            </w:pPr>
-            <w:r>
-              <w:t xml:space="preserve">Open low E, in tune</w:t>
-            </w:r>
-          </w:p>
-        </w:tc>
-        <w:tc>
-          <w:tcPr/>
-          <w:p>
-            <w:pPr>
-              <w:pStyle w:val="Compact"/>
-            </w:pPr>
-            <w:r>
-              <w:t xml:space="preserve">E2, 0 cents</w:t>
-            </w:r>
-          </w:p>
-        </w:tc>
-        <w:tc>
-          <w:tcPr/>
-          <w:p>
-            <w:pPr>
-              <w:pStyle w:val="Compact"/>
-            </w:pPr>
-            <w:r>
-              <w:t xml:space="preserve">E2, +0.0 cents,</w:t>
-            </w:r>
-            <w:r>
-              <w:t xml:space="preserve"> </w:t>
-            </w:r>
-            <w:r>
-              <w:t xml:space="preserve">“In tune”</w:t>
-            </w:r>
-          </w:p>
-        </w:tc>
-      </w:tr>
-      <w:tr>
-        <w:tc>
-          <w:tcPr/>
-          <w:p>
-            <w:pPr>
-              <w:pStyle w:val="Compact"/>
-            </w:pPr>
-            <w:r>
-              <w:t xml:space="preserve">Low E, slightly flat</w:t>
-            </w:r>
-          </w:p>
-        </w:tc>
-        <w:tc>
-          <w:tcPr/>
-          <w:p>
-            <w:pPr>
-              <w:pStyle w:val="Compact"/>
-            </w:pPr>
-            <w:r>
-              <w:t xml:space="preserve">E2, −8.6 cents</w:t>
-            </w:r>
-          </w:p>
-        </w:tc>
-        <w:tc>
-          <w:tcPr/>
-          <w:p>
-            <w:pPr>
-              <w:pStyle w:val="Compact"/>
-            </w:pPr>
-            <w:r>
-              <w:t xml:space="preserve">E2, −9 cents,</w:t>
-            </w:r>
-            <w:r>
-              <w:t xml:space="preserve"> </w:t>
-            </w:r>
-            <w:r>
-              <w:t xml:space="preserve">“Flat — tighten the string”</w:t>
-            </w:r>
-          </w:p>
-        </w:tc>
-      </w:tr>
-      <w:tr>
-        <w:tc>
-          <w:tcPr/>
-          <w:p>
-            <w:pPr>
-              <w:pStyle w:val="Compact"/>
-            </w:pPr>
-            <w:r>
-              <w:t xml:space="preserve">A string, sharp</w:t>
-            </w:r>
-          </w:p>
-        </w:tc>
-        <w:tc>
-          <w:tcPr/>
-          <w:p>
-            <w:pPr>
-              <w:pStyle w:val="Compact"/>
-            </w:pPr>
-            <w:r>
-              <w:t xml:space="preserve">A2, +23.5 cents</w:t>
-            </w:r>
-          </w:p>
-        </w:tc>
-        <w:tc>
-          <w:tcPr/>
-          <w:p>
-            <w:pPr>
-              <w:pStyle w:val="Compact"/>
-            </w:pPr>
-            <w:r>
-              <w:t xml:space="preserve">A2, +23.4 cents,</w:t>
-            </w:r>
-            <w:r>
-              <w:t xml:space="preserve"> </w:t>
-            </w:r>
-            <w:r>
-              <w:t xml:space="preserve">“Sharp — loosen the string”</w:t>
-            </w:r>
-          </w:p>
-        </w:tc>
-      </w:tr>
-      <w:tr>
-        <w:tc>
-          <w:tcPr/>
-          <w:p>
-            <w:pPr>
-              <w:pStyle w:val="Compact"/>
-            </w:pPr>
-            <w:r>
-              <w:t xml:space="preserve">D string</w:t>
-            </w:r>
-          </w:p>
-        </w:tc>
-        <w:tc>
-          <w:tcPr/>
-          <w:p>
-            <w:pPr>
-              <w:pStyle w:val="Compact"/>
-            </w:pPr>
-            <w:r>
-              <w:t xml:space="preserve">D3, +2.0 cents</w:t>
-            </w:r>
-          </w:p>
-        </w:tc>
-        <w:tc>
-          <w:tcPr/>
-          <w:p>
-            <w:pPr>
-              <w:pStyle w:val="Compact"/>
-            </w:pPr>
-            <w:r>
-              <w:t xml:space="preserve">D3, +2.0 cents,</w:t>
-            </w:r>
-            <w:r>
-              <w:t xml:space="preserve"> </w:t>
-            </w:r>
-            <w:r>
-              <w:t xml:space="preserve">“In tune”</w:t>
-            </w:r>
-          </w:p>
-        </w:tc>
-      </w:tr>
-      <w:tr>
-        <w:tc>
-          <w:tcPr/>
-          <w:p>
-            <w:pPr>
-              <w:pStyle w:val="Compact"/>
-            </w:pPr>
-            <w:r>
-              <w:t xml:space="preserve">Drop D low string</w:t>
-            </w:r>
-          </w:p>
-        </w:tc>
-        <w:tc>
-          <w:tcPr/>
-          <w:p>
-            <w:pPr>
-              <w:pStyle w:val="Compact"/>
-            </w:pPr>
-            <w:r>
-              <w:t xml:space="preserve">D2, −9.8 cents</w:t>
-            </w:r>
-          </w:p>
-        </w:tc>
-        <w:tc>
-          <w:tcPr/>
-          <w:p>
-            <w:pPr>
-              <w:pStyle w:val="Compact"/>
-            </w:pPr>
-            <w:r>
-              <w:t xml:space="preserve">D2, −9.8 cents, target shown as D2, not E2</w:t>
-            </w:r>
-          </w:p>
-        </w:tc>
-      </w:tr>
-      <w:tr>
-        <w:tc>
-          <w:tcPr/>
-          <w:p>
-            <w:pPr>
-              <w:pStyle w:val="Compact"/>
-            </w:pPr>
-            <w:r>
-              <w:t xml:space="preserve">5-string bass low B</w:t>
-            </w:r>
-          </w:p>
-        </w:tc>
-        <w:tc>
-          <w:tcPr/>
-          <w:p>
-            <w:pPr>
-              <w:pStyle w:val="Compact"/>
-            </w:pPr>
-            <w:r>
-              <w:t xml:space="preserve">B0, +7.4 cents</w:t>
-            </w:r>
-          </w:p>
-        </w:tc>
-        <w:tc>
-          <w:tcPr/>
-          <w:p>
-            <w:pPr>
-              <w:pStyle w:val="Compact"/>
-            </w:pPr>
-            <w:r>
-              <w:t xml:space="preserve">B0, +7.4 cents, at 31 Hz</w:t>
-            </w:r>
-          </w:p>
-        </w:tc>
-      </w:tr>
-    </w:tbl>
-    <w:p>
-      <w:pPr>
-        <w:pStyle w:val="BodyText"/>
-      </w:pPr>
-      <w:r>
-        <w:t xml:space="preserve">Every case identified the right note and the right target string, with cents</w:t>
-      </w:r>
-      <w:r>
-        <w:t xml:space="preserve"> </w:t>
-      </w:r>
-      <w:r>
-        <w:t xml:space="preserve">deviation accurate to within half a cent.</w:t>
-      </w:r>
-    </w:p>
-    <w:bookmarkEnd w:id="44"/>
-    <w:bookmarkStart w:id="48" w:name="the-camera-move"/>
-    <w:p>
-      <w:pPr>
-        <w:pStyle w:val="Heading2"/>
-      </w:pPr>
-      <w:r>
-        <w:t xml:space="preserve">7.3 The camera move</w:t>
-      </w:r>
-    </w:p>
-    <w:p>
-      <w:pPr>
-        <w:pStyle w:val="FirstParagraph"/>
-      </w:pPr>
-      <w:r>
-        <w:t xml:space="preserve">Entering tuner mode does not open a popup somewhere on the screen. The current</w:t>
-      </w:r>
-      <w:r>
-        <w:t xml:space="preserve"> </w:t>
-      </w:r>
-      <w:r>
-        <w:t xml:space="preserve">zoom level and horizontal scroll position are</w:t>
-      </w:r>
-      <w:r>
-        <w:t xml:space="preserve"> </w:t>
-      </w:r>
-      <w:r>
-        <w:rPr>
-          <w:b/>
-          <w:bCs/>
-        </w:rPr>
-        <w:t xml:space="preserve">stored</w:t>
-      </w:r>
-      <w:r>
-        <w:t xml:space="preserve">, then one CSS transform</w:t>
-      </w:r>
-      <w:r>
-        <w:t xml:space="preserve"> </w:t>
-      </w:r>
-      <w:r>
-        <w:t xml:space="preserve">translates and scales the entire instrument so the headstock ends up enlarged</w:t>
-      </w:r>
-      <w:r>
-        <w:t xml:space="preserve"> </w:t>
-      </w:r>
-      <w:r>
-        <w:t xml:space="preserve">and framed, with the tuner readout beside it and the tuning pegs lighting up as</w:t>
-      </w:r>
-      <w:r>
-        <w:t xml:space="preserve"> </w:t>
-      </w:r>
-      <w:r>
-        <w:t xml:space="preserve">a string comes into tune. The stage itself grows to make room. The scale is</w:t>
-      </w:r>
-      <w:r>
-        <w:t xml:space="preserve"> </w:t>
-      </w:r>
-      <w:r>
-        <w:t xml:space="preserve">clamped by both the width and the height of the view, so the headstock is never</w:t>
-      </w:r>
-      <w:r>
-        <w:t xml:space="preserve"> </w:t>
-      </w:r>
-      <w:r>
-        <w:t xml:space="preserve">cropped.</w:t>
-      </w:r>
-    </w:p>
-    <w:p>
-      <w:pPr>
-        <w:pStyle w:val="BodyText"/>
-      </w:pPr>
-      <w:r>
-        <w:t xml:space="preserve">Leaving tuner mode animates back along the same path and then restores the</w:t>
-      </w:r>
-      <w:r>
-        <w:t xml:space="preserve"> </w:t>
-      </w:r>
-      <w:r>
-        <w:rPr>
-          <w:b/>
-          <w:bCs/>
-        </w:rPr>
-        <w:t xml:space="preserve">stored</w:t>
-      </w:r>
-      <w:r>
-        <w:t xml:space="preserve"> </w:t>
-      </w:r>
-      <w:r>
-        <w:t xml:space="preserve">zoom and scroll position — not an arbitrary default. The transition</w:t>
-      </w:r>
-      <w:r>
-        <w:t xml:space="preserve"> </w:t>
-      </w:r>
-      <w:r>
-        <w:t xml:space="preserve">honours</w:t>
-      </w:r>
-      <w:r>
-        <w:t xml:space="preserve"> </w:t>
-      </w:r>
-      <w:r>
-        <w:rPr>
-          <w:rStyle w:val="VerbatimChar"/>
-        </w:rPr>
-        <w:t xml:space="preserve">prefers-reduced-motion</w:t>
-      </w:r>
-      <w:r>
-        <w:t xml:space="preserve">.</w:t>
+        <w:t xml:space="preserve">A test asserts that across seven instrument-and-tuning combinations and five</w:t>
+      </w:r>
+      <w:r>
+        <w:t xml:space="preserve"> </w:t>
+      </w:r>
+      <w:r>
+        <w:t xml:space="preserve">roots, every generated power chord sounds exactly a root and a fifth (plus an</w:t>
+      </w:r>
+      <w:r>
+        <w:t xml:space="preserve"> </w:t>
+      </w:r>
+      <w:r>
+        <w:t xml:space="preserve">octave when asked), with the root in the bass.</w:t>
       </w:r>
     </w:p>
     <w:p>
@@ -4738,18 +3597,18 @@
           <wp:inline>
             <wp:extent cx="5334000" cy="3518958"/>
             <wp:effectExtent b="0" l="0" r="0" t="0"/>
-            <wp:docPr descr="Tuner mode: the camera has travelled to the headstock, with the readout beside it. Shown here with microphone permission denied, which is handled with a plain-language explanation and a retry." title="" id="46" name="Picture"/>
+            <wp:docPr descr="A bass in Drop D. The tuning, the note names, the highlighting and the chord shapes are all recalculated." title="" id="39" name="Picture"/>
             <a:graphic>
               <a:graphicData uri="http://schemas.openxmlformats.org/drawingml/2006/picture">
                 <pic:pic>
                   <pic:nvPicPr>
-                    <pic:cNvPr descr="images/05-tuner-camera.png" id="47" name="Picture"/>
+                    <pic:cNvPr descr="images/03-bass-dropd.png" id="40" name="Picture"/>
                     <pic:cNvPicPr>
                       <a:picLocks noChangeArrowheads="1" noChangeAspect="1"/>
                     </pic:cNvPicPr>
                   </pic:nvPicPr>
                   <pic:blipFill>
-                    <a:blip r:embed="rId45"/>
+                    <a:blip r:embed="rId38"/>
                     <a:stretch>
                       <a:fillRect/>
                     </a:stretch>
@@ -4781,34 +3640,17 @@
         <w:pStyle w:val="ImageCaption"/>
       </w:pPr>
       <w:r>
-        <w:t xml:space="preserve">Tuner mode: the camera has travelled to the headstock, with the readout beside it. Shown here with microphone permission denied, which is handled with a plain-language explanation and a retry.</w:t>
-      </w:r>
-    </w:p>
-    <w:p>
-      <w:r>
-        <w:pict>
-          <v:rect style="width:0;height:1.5pt" o:hralign="center" o:hrstd="t" o:hr="t"/>
-        </w:pict>
-      </w:r>
-    </w:p>
-    <w:bookmarkEnd w:id="48"/>
-    <w:bookmarkEnd w:id="49"/>
-    <w:bookmarkStart w:id="61" w:name="interface-accessibility-and-resilience"/>
-    <w:p>
-      <w:pPr>
-        <w:pStyle w:val="Heading1"/>
-      </w:pPr>
-      <w:r>
-        <w:t xml:space="preserve">8. Interface, accessibility and resilience</w:t>
-      </w:r>
-    </w:p>
-    <w:bookmarkStart w:id="53" w:name="visual-design"/>
+        <w:t xml:space="preserve">A bass in Drop D. The tuning, the note names, the highlighting and the chord shapes are all recalculated.</w:t>
+      </w:r>
+    </w:p>
+    <w:bookmarkEnd w:id="41"/>
+    <w:bookmarkStart w:id="45" w:name="custom-tunings"/>
     <w:p>
       <w:pPr>
         <w:pStyle w:val="Heading2"/>
       </w:pPr>
       <w:r>
-        <w:t xml:space="preserve">8.1 Visual design</w:t>
+        <w:t xml:space="preserve">5.3 Custom tunings</w:t>
       </w:r>
     </w:p>
     <w:p>
@@ -4816,53 +3658,25 @@
         <w:pStyle w:val="FirstParagraph"/>
       </w:pPr>
       <w:r>
-        <w:t xml:space="preserve">Noto Sans throughout (verified as actually loading, with a system-font fallback</w:t>
-      </w:r>
-      <w:r>
-        <w:t xml:space="preserve"> </w:t>
-      </w:r>
-      <w:r>
-        <w:t xml:space="preserve">stack for when Google Fonts is unreachable), a restrained dark and light theme,</w:t>
-      </w:r>
-      <w:r>
-        <w:t xml:space="preserve"> </w:t>
-      </w:r>
-      <w:r>
-        <w:t xml:space="preserve">and the fretboard kept as the clear visual focus. Musical roles are distinguished</w:t>
-      </w:r>
-      <w:r>
-        <w:t xml:space="preserve"> </w:t>
-      </w:r>
-      <w:r>
-        <w:t xml:space="preserve">by</w:t>
-      </w:r>
-      <w:r>
-        <w:t xml:space="preserve"> </w:t>
-      </w:r>
-      <w:r>
-        <w:rPr>
-          <w:b/>
-          <w:bCs/>
-        </w:rPr>
-        <w:t xml:space="preserve">shape as well as colour</w:t>
-      </w:r>
-      <w:r>
-        <w:t xml:space="preserve"> </w:t>
-      </w:r>
-      <w:r>
-        <w:t xml:space="preserve">— roots are squares, scale notes are circles,</w:t>
-      </w:r>
-      <w:r>
-        <w:t xml:space="preserve"> </w:t>
-      </w:r>
-      <w:r>
-        <w:t xml:space="preserve">chord-shape notes carry a halo, muted strings carry an ✕ at the nut — so the</w:t>
-      </w:r>
-      <w:r>
-        <w:t xml:space="preserve"> </w:t>
-      </w:r>
-      <w:r>
-        <w:t xml:space="preserve">display survives greyscale and colour-blindness.</w:t>
+        <w:t xml:space="preserve">Each instrument keeps its own custom tuning. The editor validates every string</w:t>
+      </w:r>
+      <w:r>
+        <w:t xml:space="preserve"> </w:t>
+      </w:r>
+      <w:r>
+        <w:t xml:space="preserve">as it is typed, names the offending string when it is wrong, and refuses to</w:t>
+      </w:r>
+      <w:r>
+        <w:t xml:space="preserve"> </w:t>
+      </w:r>
+      <w:r>
+        <w:t xml:space="preserve">apply an invalid tuning rather than letting it reach the fretboard. There are</w:t>
+      </w:r>
+      <w:r>
+        <w:t xml:space="preserve"> </w:t>
+      </w:r>
+      <w:r>
+        <w:t xml:space="preserve">also one-click transpose-everything-by-a-semitone buttons.</w:t>
       </w:r>
     </w:p>
     <w:p>
@@ -4874,18 +3688,18 @@
           <wp:inline>
             <wp:extent cx="5334000" cy="3518958"/>
             <wp:effectExtent b="0" l="0" r="0" t="0"/>
-            <wp:docPr descr="The light theme." title="" id="51" name="Picture"/>
+            <wp:docPr descr="A bass with a scale highlighted across the neck. The headstock layout and the string spacing change with the instrument." title="" id="43" name="Picture"/>
             <a:graphic>
               <a:graphicData uri="http://schemas.openxmlformats.org/drawingml/2006/picture">
                 <pic:pic>
                   <pic:nvPicPr>
-                    <pic:cNvPr descr="images/07-light.png" id="52" name="Picture"/>
+                    <pic:cNvPr descr="images/04-bass-scale.png" id="44" name="Picture"/>
                     <pic:cNvPicPr>
                       <a:picLocks noChangeArrowheads="1" noChangeAspect="1"/>
                     </pic:cNvPicPr>
                   </pic:nvPicPr>
                   <pic:blipFill>
-                    <a:blip r:embed="rId50"/>
+                    <a:blip r:embed="rId42"/>
                     <a:stretch>
                       <a:fillRect/>
                     </a:stretch>
@@ -4917,17 +3731,61 @@
         <w:pStyle w:val="ImageCaption"/>
       </w:pPr>
       <w:r>
-        <w:t xml:space="preserve">The light theme.</w:t>
-      </w:r>
-    </w:p>
-    <w:bookmarkEnd w:id="53"/>
-    <w:bookmarkStart w:id="57" w:name="responsive-design"/>
+        <w:t xml:space="preserve">A bass with a scale highlighted across the neck. The headstock layout and the string spacing change with the instrument.</w:t>
+      </w:r>
+    </w:p>
+    <w:p>
+      <w:r>
+        <w:pict>
+          <v:rect style="width:0;height:1.5pt" o:hralign="center" o:hrstd="t" o:hr="t"/>
+        </w:pict>
+      </w:r>
+    </w:p>
+    <w:bookmarkEnd w:id="45"/>
+    <w:bookmarkEnd w:id="46"/>
+    <w:bookmarkStart w:id="49" w:name="the-audio-engine"/>
+    <w:p>
+      <w:pPr>
+        <w:pStyle w:val="Heading1"/>
+      </w:pPr>
+      <w:r>
+        <w:t xml:space="preserve">6. The audio engine</w:t>
+      </w:r>
+    </w:p>
+    <w:p>
+      <w:pPr>
+        <w:pStyle w:val="FirstParagraph"/>
+      </w:pPr>
+      <w:r>
+        <w:t xml:space="preserve">Notes are</w:t>
+      </w:r>
+      <w:r>
+        <w:t xml:space="preserve"> </w:t>
+      </w:r>
+      <w:r>
+        <w:rPr>
+          <w:b/>
+          <w:bCs/>
+        </w:rPr>
+        <w:t xml:space="preserve">synthesised, not sampled</w:t>
+      </w:r>
+      <w:r>
+        <w:t xml:space="preserve">: there are no audio files to download and</w:t>
+      </w:r>
+      <w:r>
+        <w:t xml:space="preserve"> </w:t>
+      </w:r>
+      <w:r>
+        <w:t xml:space="preserve">no licensing questions.</w:t>
+      </w:r>
+    </w:p>
+    <w:bookmarkStart w:id="47" w:name="X25aab1461706c83d319dee509f39f65b3ce2abc"/>
     <w:p>
       <w:pPr>
         <w:pStyle w:val="Heading2"/>
       </w:pPr>
       <w:r>
-        <w:t xml:space="preserve">8.2 Responsive design</w:t>
+        <w:t xml:space="preserve">6.1 Why Karplus–Strong, and why rendered offline</w:t>
       </w:r>
     </w:p>
     <w:p>
@@ -4935,19 +3793,1527 @@
         <w:pStyle w:val="FirstParagraph"/>
       </w:pPr>
       <w:r>
-        <w:t xml:space="preserve">The layout moves to a single column below 1080 px, with the instrument placed</w:t>
-      </w:r>
-      <w:r>
-        <w:t xml:space="preserve"> </w:t>
-      </w:r>
-      <w:r>
-        <w:t xml:space="preserve">first because it is the point of the page. The fretboard stays horizontally</w:t>
-      </w:r>
-      <w:r>
-        <w:t xml:space="preserve"> </w:t>
-      </w:r>
-      <w:r>
-        <w:t xml:space="preserve">scrollable, pinch-to-zoom works, and controls keep a 42 px minimum touch target.</w:t>
+        <w:t xml:space="preserve">The model is Karplus–Strong: a short burst of filtered noise circulates in a</w:t>
+      </w:r>
+      <w:r>
+        <w:t xml:space="preserve"> </w:t>
+      </w:r>
+      <w:r>
+        <w:t xml:space="preserve">delay line one period long, losing a little energy and a little treble on every</w:t>
+      </w:r>
+      <w:r>
+        <w:t xml:space="preserve"> </w:t>
+      </w:r>
+      <w:r>
+        <w:t xml:space="preserve">lap — which is what a plucked string does. A pick-position comb filter shapes</w:t>
+      </w:r>
+      <w:r>
+        <w:t xml:space="preserve"> </w:t>
+      </w:r>
+      <w:r>
+        <w:t xml:space="preserve">the excitation, so the attack has the hollow character of a pluck rather than a</w:t>
+      </w:r>
+      <w:r>
+        <w:t xml:space="preserve"> </w:t>
+      </w:r>
+      <w:r>
+        <w:t xml:space="preserve">uniform hiss.</w:t>
+      </w:r>
+    </w:p>
+    <w:p>
+      <w:pPr>
+        <w:pStyle w:val="BodyText"/>
+      </w:pPr>
+      <w:r>
+        <w:t xml:space="preserve">The obvious implementation — a</w:t>
+      </w:r>
+      <w:r>
+        <w:t xml:space="preserve"> </w:t>
+      </w:r>
+      <w:r>
+        <w:rPr>
+          <w:rStyle w:val="VerbatimChar"/>
+        </w:rPr>
+        <w:t xml:space="preserve">DelayNode</w:t>
+      </w:r>
+      <w:r>
+        <w:t xml:space="preserve"> </w:t>
+      </w:r>
+      <w:r>
+        <w:t xml:space="preserve">in a Web Audio feedback loop — does</w:t>
+      </w:r>
+      <w:r>
+        <w:t xml:space="preserve"> </w:t>
+      </w:r>
+      <w:r>
+        <w:t xml:space="preserve">not work. A delay inside a cycle is quantised to a 128-sample block, which caps</w:t>
+      </w:r>
+      <w:r>
+        <w:t xml:space="preserve"> </w:t>
+      </w:r>
+      <w:r>
+        <w:t xml:space="preserve">usable pitch at roughly 344 Hz and detunes everything above it. So each note is</w:t>
+      </w:r>
+      <w:r>
+        <w:t xml:space="preserve"> </w:t>
+      </w:r>
+      <w:r>
+        <w:t xml:space="preserve">instead rendered</w:t>
+      </w:r>
+      <w:r>
+        <w:t xml:space="preserve"> </w:t>
+      </w:r>
+      <w:r>
+        <w:rPr>
+          <w:b/>
+          <w:bCs/>
+        </w:rPr>
+        <w:t xml:space="preserve">offline into a sample buffer</w:t>
+      </w:r>
+      <w:r>
+        <w:t xml:space="preserve"> </w:t>
+      </w:r>
+      <w:r>
+        <w:t xml:space="preserve">in JavaScript, with a</w:t>
+      </w:r>
+      <w:r>
+        <w:t xml:space="preserve"> </w:t>
+      </w:r>
+      <w:r>
+        <w:t xml:space="preserve">fractional delay line implemented by linear interpolation between two taps, and</w:t>
+      </w:r>
+      <w:r>
+        <w:t xml:space="preserve"> </w:t>
+      </w:r>
+      <w:r>
+        <w:t xml:space="preserve">the loop filter’s half-sample of delay accounted for explicitly.</w:t>
+      </w:r>
+    </w:p>
+    <w:p>
+      <w:pPr>
+        <w:pStyle w:val="BodyText"/>
+      </w:pPr>
+      <w:r>
+        <w:t xml:space="preserve">The result is measurably in tune. A test renders every open string and a range</w:t>
+      </w:r>
+      <w:r>
+        <w:t xml:space="preserve"> </w:t>
+      </w:r>
+      <w:r>
+        <w:t xml:space="preserve">of fretted notes and measures the fundamental of the rendered audio by</w:t>
+      </w:r>
+      <w:r>
+        <w:t xml:space="preserve"> </w:t>
+      </w:r>
+      <w:r>
+        <w:t xml:space="preserve">autocorrelation:</w:t>
+      </w:r>
+      <w:r>
+        <w:t xml:space="preserve"> </w:t>
+      </w:r>
+      <w:r>
+        <w:rPr>
+          <w:b/>
+          <w:bCs/>
+        </w:rPr>
+        <w:t xml:space="preserve">every note is within 5 cents</w:t>
+      </w:r>
+      <w:r>
+        <w:t xml:space="preserve">, from a 31 Hz B0 — below</w:t>
+      </w:r>
+      <w:r>
+        <w:t xml:space="preserve"> </w:t>
+      </w:r>
+      <w:r>
+        <w:t xml:space="preserve">anything the shipped instruments reach, kept as the synthesiser’s lower bound —</w:t>
+      </w:r>
+      <w:r>
+        <w:t xml:space="preserve"> </w:t>
+      </w:r>
+      <w:r>
+        <w:t xml:space="preserve">to the 21st fret of a guitar’s top E, at 44.1, 48 and 96 kHz.</w:t>
+      </w:r>
+    </w:p>
+    <w:p>
+      <w:pPr>
+        <w:pStyle w:val="BodyText"/>
+      </w:pPr>
+      <w:r>
+        <w:t xml:space="preserve">Each note then passes a short EQ chain standing in for the instrument body —</w:t>
+      </w:r>
+      <w:r>
+        <w:t xml:space="preserve"> </w:t>
+      </w:r>
+      <w:r>
+        <w:t xml:space="preserve">different for guitar and for bass — and a limiter, so a six-string strum does not</w:t>
+      </w:r>
+      <w:r>
+        <w:t xml:space="preserve"> </w:t>
+      </w:r>
+      <w:r>
+        <w:t xml:space="preserve">clip. Buffers are cached per pitch, so repeated notes cost nothing.</w:t>
+      </w:r>
+    </w:p>
+    <w:bookmarkEnd w:id="47"/>
+    <w:bookmarkStart w:id="48" w:name="strumming"/>
+    <w:p>
+      <w:pPr>
+        <w:pStyle w:val="Heading2"/>
+      </w:pPr>
+      <w:r>
+        <w:t xml:space="preserve">6.2 Strumming</w:t>
+      </w:r>
+    </w:p>
+    <w:p>
+      <w:pPr>
+        <w:pStyle w:val="FirstParagraph"/>
+      </w:pPr>
+      <w:r>
+        <w:t xml:space="preserve">A chord is scheduled on the audio clock against a</w:t>
+      </w:r>
+      <w:r>
+        <w:t xml:space="preserve"> </w:t>
+      </w:r>
+      <w:r>
+        <w:rPr>
+          <w:b/>
+          <w:bCs/>
+        </w:rPr>
+        <w:t xml:space="preserve">single</w:t>
+      </w:r>
+      <w:r>
+        <w:t xml:space="preserve"> </w:t>
+      </w:r>
+      <w:r>
+        <w:t xml:space="preserve">reading of</w:t>
+      </w:r>
+      <w:r>
+        <w:t xml:space="preserve"> </w:t>
+      </w:r>
+      <w:r>
+        <w:rPr>
+          <w:rStyle w:val="VerbatimChar"/>
+        </w:rPr>
+        <w:t xml:space="preserve">currentTime</w:t>
+      </w:r>
+      <w:r>
+        <w:t xml:space="preserve">, so the sweep is exactly even; reading the clock once per note</w:t>
+      </w:r>
+      <w:r>
+        <w:t xml:space="preserve"> </w:t>
+      </w:r>
+      <w:r>
+        <w:t xml:space="preserve">lets real elapsed time creep in and makes the strum uneven. Measured in a real</w:t>
+      </w:r>
+      <w:r>
+        <w:t xml:space="preserve"> </w:t>
+      </w:r>
+      <w:r>
+        <w:t xml:space="preserve">browser, a six-string down strum at the normal preset schedules its strings at</w:t>
+      </w:r>
+      <w:r>
+        <w:t xml:space="preserve"> </w:t>
+      </w:r>
+      <w:r>
+        <w:t xml:space="preserve">0, 32, 64, 96, 128 and 160 ms.</w:t>
+      </w:r>
+    </w:p>
+    <w:p>
+      <w:pPr>
+        <w:pStyle w:val="Compact"/>
+        <w:numPr>
+          <w:ilvl w:val="0"/>
+          <w:numId w:val="1008"/>
+        </w:numPr>
+      </w:pPr>
+      <w:r>
+        <w:rPr>
+          <w:b/>
+          <w:bCs/>
+        </w:rPr>
+        <w:t xml:space="preserve">Together</w:t>
+      </w:r>
+      <w:r>
+        <w:t xml:space="preserve"> </w:t>
+      </w:r>
+      <w:r>
+        <w:t xml:space="preserve">plays the strings with only a few milliseconds of humanising</w:t>
+      </w:r>
+      <w:r>
+        <w:t xml:space="preserve"> </w:t>
+      </w:r>
+      <w:r>
+        <w:t xml:space="preserve">spread.</w:t>
+      </w:r>
+    </w:p>
+    <w:p>
+      <w:pPr>
+        <w:pStyle w:val="Compact"/>
+        <w:numPr>
+          <w:ilvl w:val="0"/>
+          <w:numId w:val="1008"/>
+        </w:numPr>
+      </w:pPr>
+      <w:r>
+        <w:rPr>
+          <w:b/>
+          <w:bCs/>
+        </w:rPr>
+        <w:t xml:space="preserve">Down</w:t>
+      </w:r>
+      <w:r>
+        <w:t xml:space="preserve"> </w:t>
+      </w:r>
+      <w:r>
+        <w:t xml:space="preserve">runs from the lowest-pitched string upward.</w:t>
+      </w:r>
+    </w:p>
+    <w:p>
+      <w:pPr>
+        <w:pStyle w:val="Compact"/>
+        <w:numPr>
+          <w:ilvl w:val="0"/>
+          <w:numId w:val="1008"/>
+        </w:numPr>
+      </w:pPr>
+      <w:r>
+        <w:rPr>
+          <w:b/>
+          <w:bCs/>
+        </w:rPr>
+        <w:t xml:space="preserve">Up</w:t>
+      </w:r>
+      <w:r>
+        <w:t xml:space="preserve"> </w:t>
+      </w:r>
+      <w:r>
+        <w:t xml:space="preserve">runs from the highest-pitched string downward.</w:t>
+      </w:r>
+    </w:p>
+    <w:p>
+      <w:pPr>
+        <w:pStyle w:val="Compact"/>
+        <w:numPr>
+          <w:ilvl w:val="0"/>
+          <w:numId w:val="1008"/>
+        </w:numPr>
+      </w:pPr>
+      <w:r>
+        <w:rPr>
+          <w:b/>
+          <w:bCs/>
+        </w:rPr>
+        <w:t xml:space="preserve">Muted strings are skipped entirely</w:t>
+      </w:r>
+      <w:r>
+        <w:t xml:space="preserve"> </w:t>
+      </w:r>
+      <w:r>
+        <w:t xml:space="preserve">and make no sound.</w:t>
+      </w:r>
+    </w:p>
+    <w:p>
+      <w:pPr>
+        <w:pStyle w:val="Compact"/>
+        <w:numPr>
+          <w:ilvl w:val="0"/>
+          <w:numId w:val="1008"/>
+        </w:numPr>
+      </w:pPr>
+      <w:r>
+        <w:t xml:space="preserve">Speed is Slow (70 ms), Normal (32 ms), Fast (12 ms) or any custom value.</w:t>
+      </w:r>
+    </w:p>
+    <w:p>
+      <w:pPr>
+        <w:pStyle w:val="FirstParagraph"/>
+      </w:pPr>
+      <w:r>
+        <w:t xml:space="preserve">Thin strings are rendered brighter than thick ones, which is part of why a down</w:t>
+      </w:r>
+      <w:r>
+        <w:t xml:space="preserve"> </w:t>
+      </w:r>
+      <w:r>
+        <w:t xml:space="preserve">strum and an up strum sound genuinely different rather than merely reversed.</w:t>
+      </w:r>
+    </w:p>
+    <w:p>
+      <w:r>
+        <w:pict>
+          <v:rect style="width:0;height:1.5pt" o:hralign="center" o:hrstd="t" o:hr="t"/>
+        </w:pict>
+      </w:r>
+    </w:p>
+    <w:bookmarkEnd w:id="48"/>
+    <w:bookmarkEnd w:id="49"/>
+    <w:bookmarkStart w:id="56" w:name="the-tuner"/>
+    <w:p>
+      <w:pPr>
+        <w:pStyle w:val="Heading1"/>
+      </w:pPr>
+      <w:r>
+        <w:t xml:space="preserve">7. The tuner</w:t>
+      </w:r>
+    </w:p>
+    <w:bookmarkStart w:id="50" w:name="signal-path"/>
+    <w:p>
+      <w:pPr>
+        <w:pStyle w:val="Heading2"/>
+      </w:pPr>
+      <w:r>
+        <w:t xml:space="preserve">7.1 Signal path</w:t>
+      </w:r>
+    </w:p>
+    <w:p>
+      <w:pPr>
+        <w:numPr>
+          <w:ilvl w:val="0"/>
+          <w:numId w:val="1009"/>
+        </w:numPr>
+      </w:pPr>
+      <w:r>
+        <w:rPr>
+          <w:b/>
+          <w:bCs/>
+        </w:rPr>
+        <w:t xml:space="preserve">Capture.</w:t>
+      </w:r>
+      <w:r>
+        <w:t xml:space="preserve"> </w:t>
+      </w:r>
+      <w:r>
+        <w:rPr>
+          <w:rStyle w:val="VerbatimChar"/>
+        </w:rPr>
+        <w:t xml:space="preserve">getUserMedia</w:t>
+      </w:r>
+      <w:r>
+        <w:t xml:space="preserve"> </w:t>
+      </w:r>
+      <w:r>
+        <w:t xml:space="preserve">is called</w:t>
+      </w:r>
+      <w:r>
+        <w:t xml:space="preserve"> </w:t>
+      </w:r>
+      <w:r>
+        <w:rPr>
+          <w:b/>
+          <w:bCs/>
+        </w:rPr>
+        <w:t xml:space="preserve">only</w:t>
+      </w:r>
+      <w:r>
+        <w:t xml:space="preserve"> </w:t>
+      </w:r>
+      <w:r>
+        <w:t xml:space="preserve">when tuner mode is entered,</w:t>
+      </w:r>
+      <w:r>
+        <w:t xml:space="preserve"> </w:t>
+      </w:r>
+      <w:r>
+        <w:t xml:space="preserve">with echo cancellation, noise suppression and automatic gain control</w:t>
+      </w:r>
+      <w:r>
+        <w:t xml:space="preserve"> </w:t>
+      </w:r>
+      <w:r>
+        <w:t xml:space="preserve">explicitly off — all three distort a sustained musical tone enough to move</w:t>
+      </w:r>
+      <w:r>
+        <w:t xml:space="preserve"> </w:t>
+      </w:r>
+      <w:r>
+        <w:t xml:space="preserve">its detected pitch. Frames of 8192 samples (about 170 ms at 48 kHz) are read</w:t>
+      </w:r>
+      <w:r>
+        <w:t xml:space="preserve"> </w:t>
+      </w:r>
+      <w:r>
+        <w:t xml:space="preserve">from an</w:t>
+      </w:r>
+      <w:r>
+        <w:t xml:space="preserve"> </w:t>
+      </w:r>
+      <w:r>
+        <w:rPr>
+          <w:rStyle w:val="VerbatimChar"/>
+        </w:rPr>
+        <w:t xml:space="preserve">AnalyserNode</w:t>
+      </w:r>
+      <w:r>
+        <w:t xml:space="preserve">, long enough to contain several periods of a 31 Hz low</w:t>
+      </w:r>
+    </w:p>
+    <w:p>
+      <w:pPr>
+        <w:numPr>
+          <w:ilvl w:val="0"/>
+          <w:numId w:val="1009"/>
+        </w:numPr>
+      </w:pPr>
+      <w:r>
+        <w:rPr>
+          <w:b/>
+          <w:bCs/>
+        </w:rPr>
+        <w:t xml:space="preserve">Detection.</w:t>
+      </w:r>
+      <w:r>
+        <w:t xml:space="preserve"> </w:t>
+      </w:r>
+      <w:r>
+        <w:t xml:space="preserve">The McLeod normalised square difference function, the</w:t>
+      </w:r>
+      <w:r>
+        <w:t xml:space="preserve"> </w:t>
+      </w:r>
+      <w:r>
+        <w:t xml:space="preserve">normalised cousin of autocorrelation, is evaluated and the</w:t>
+      </w:r>
+      <w:r>
+        <w:t xml:space="preserve"> </w:t>
+      </w:r>
+      <w:r>
+        <w:rPr>
+          <w:b/>
+          <w:bCs/>
+        </w:rPr>
+        <w:t xml:space="preserve">first</w:t>
+      </w:r>
+      <w:r>
+        <w:t xml:space="preserve"> </w:t>
+      </w:r>
+      <w:r>
+        <w:t xml:space="preserve">strong</w:t>
+      </w:r>
+      <w:r>
+        <w:t xml:space="preserve"> </w:t>
+      </w:r>
+      <w:r>
+        <w:t xml:space="preserve">peak is taken rather than the tallest. This is the detail that matters: a</w:t>
+      </w:r>
+      <w:r>
+        <w:t xml:space="preserve"> </w:t>
+      </w:r>
+      <w:r>
+        <w:t xml:space="preserve">periodic signal correlates just as well at twice its period, and</w:t>
+      </w:r>
+      <w:r>
+        <w:t xml:space="preserve"> </w:t>
+      </w:r>
+      <w:r>
+        <w:t xml:space="preserve">“tallest</w:t>
+      </w:r>
+      <w:r>
+        <w:t xml:space="preserve"> </w:t>
+      </w:r>
+      <w:r>
+        <w:t xml:space="preserve">wins”</w:t>
+      </w:r>
+      <w:r>
+        <w:t xml:space="preserve"> </w:t>
+      </w:r>
+      <w:r>
+        <w:t xml:space="preserve">is precisely what makes cheap tuners read an octave low on a bass</w:t>
+      </w:r>
+      <w:r>
+        <w:t xml:space="preserve"> </w:t>
+      </w:r>
+      <w:r>
+        <w:t xml:space="preserve">string. The work is done in two stages — a decimated pass behind a four-pole</w:t>
+      </w:r>
+      <w:r>
+        <w:t xml:space="preserve"> </w:t>
+      </w:r>
+      <w:r>
+        <w:t xml:space="preserve">anti-aliasing filter to find the period cheaply, then a refinement at the full</w:t>
+      </w:r>
+      <w:r>
+        <w:t xml:space="preserve"> </w:t>
+      </w:r>
+      <w:r>
+        <w:t xml:space="preserve">sample rate with parabolic interpolation, which brings the estimate to about</w:t>
+      </w:r>
+      <w:r>
+        <w:t xml:space="preserve"> </w:t>
+      </w:r>
+      <w:r>
+        <w:t xml:space="preserve">a cent. A median filter over the last five frames stops the needle twitching.</w:t>
+      </w:r>
+    </w:p>
+    <w:p>
+      <w:pPr>
+        <w:numPr>
+          <w:ilvl w:val="0"/>
+          <w:numId w:val="1009"/>
+        </w:numPr>
+      </w:pPr>
+      <w:r>
+        <w:rPr>
+          <w:b/>
+          <w:bCs/>
+        </w:rPr>
+        <w:t xml:space="preserve">Interpretation.</w:t>
+      </w:r>
+      <w:r>
+        <w:t xml:space="preserve"> </w:t>
+      </w:r>
+      <w:r>
+        <w:t xml:space="preserve">The frequency becomes a reading: the nearest chromatic</w:t>
+      </w:r>
+      <w:r>
+        <w:t xml:space="preserve"> </w:t>
+      </w:r>
+      <w:r>
+        <w:t xml:space="preserve">note, and the cents deviation from the nearest string of</w:t>
+      </w:r>
+      <w:r>
+        <w:t xml:space="preserve"> </w:t>
+      </w:r>
+      <w:r>
+        <w:rPr>
+          <w:b/>
+          <w:bCs/>
+        </w:rPr>
+        <w:t xml:space="preserve">the tuning</w:t>
+      </w:r>
+      <w:r>
+        <w:rPr>
+          <w:b/>
+          <w:bCs/>
+        </w:rPr>
+        <w:t xml:space="preserve"> </w:t>
+      </w:r>
+      <w:r>
+        <w:rPr>
+          <w:b/>
+          <w:bCs/>
+        </w:rPr>
+        <w:t xml:space="preserve">currently selected</w:t>
+      </w:r>
+      <w:r>
+        <w:t xml:space="preserve">. Drop C, E♭ standard and fully custom tunings therefore</w:t>
+      </w:r>
+      <w:r>
+        <w:t xml:space="preserve"> </w:t>
+      </w:r>
+      <w:r>
+        <w:t xml:space="preserve">work with no special case. A string can be pinned instead of auto-selected,</w:t>
+      </w:r>
+      <w:r>
+        <w:t xml:space="preserve"> </w:t>
+      </w:r>
+      <w:r>
+        <w:t xml:space="preserve">and clicking a string also plays its reference pitch.</w:t>
+      </w:r>
+    </w:p>
+    <w:p>
+      <w:pPr>
+        <w:numPr>
+          <w:ilvl w:val="0"/>
+          <w:numId w:val="1009"/>
+        </w:numPr>
+      </w:pPr>
+      <w:r>
+        <w:rPr>
+          <w:b/>
+          <w:bCs/>
+        </w:rPr>
+        <w:t xml:space="preserve">Display.</w:t>
+      </w:r>
+      <w:r>
+        <w:t xml:space="preserve"> </w:t>
+      </w:r>
+      <w:r>
+        <w:t xml:space="preserve">Note name, exact detected frequency, target frequency, signed</w:t>
+      </w:r>
+      <w:r>
+        <w:t xml:space="preserve"> </w:t>
+      </w:r>
+      <w:r>
+        <w:t xml:space="preserve">cents, a needle, and the verdict written out in words —</w:t>
+      </w:r>
+      <w:r>
+        <w:t xml:space="preserve"> </w:t>
+      </w:r>
+      <w:r>
+        <w:t xml:space="preserve">“Flat by 9 cents —</w:t>
+      </w:r>
+      <w:r>
+        <w:t xml:space="preserve"> </w:t>
+      </w:r>
+      <w:r>
+        <w:t xml:space="preserve">tighten the string”</w:t>
+      </w:r>
+      <w:r>
+        <w:t xml:space="preserve"> </w:t>
+      </w:r>
+      <w:r>
+        <w:t xml:space="preserve">— so nothing depends on colour alone. ±5 cents counts as</w:t>
+      </w:r>
+      <w:r>
+        <w:t xml:space="preserve"> </w:t>
+      </w:r>
+      <w:r>
+        <w:t xml:space="preserve">in tune.</w:t>
+      </w:r>
+    </w:p>
+    <w:bookmarkEnd w:id="50"/>
+    <w:bookmarkStart w:id="51" w:name="measured-accuracy"/>
+    <w:p>
+      <w:pPr>
+        <w:pStyle w:val="Heading2"/>
+      </w:pPr>
+      <w:r>
+        <w:t xml:space="preserve">7.2 Measured accuracy</w:t>
+      </w:r>
+    </w:p>
+    <w:p>
+      <w:pPr>
+        <w:pStyle w:val="FirstParagraph"/>
+      </w:pPr>
+      <w:r>
+        <w:t xml:space="preserve">The tuner was verified end to end in a real browser by feeding the application a</w:t>
+      </w:r>
+      <w:r>
+        <w:t xml:space="preserve"> </w:t>
+      </w:r>
+      <w:r>
+        <w:t xml:space="preserve">synthesised guitar note as its microphone input, so everything downstream of the</w:t>
+      </w:r>
+      <w:r>
+        <w:t xml:space="preserve"> </w:t>
+      </w:r>
+      <w:r>
+        <w:t xml:space="preserve">operating system’s audio driver is the application’s real code.</w:t>
+      </w:r>
+    </w:p>
+    <w:tbl>
+      <w:tblPr>
+        <w:tblStyle w:val="Table"/>
+        <w:tblW w:type="pct" w:w="5000"/>
+        <w:tblLayout w:type="fixed"/>
+        <w:tblLook w:firstRow="1" w:lastRow="0" w:firstColumn="0" w:lastColumn="0" w:noHBand="0" w:noVBand="0" w:val="0020"/>
+      </w:tblPr>
+      <w:tblGrid>
+        <w:gridCol w:w="1980"/>
+        <w:gridCol w:w="1980"/>
+        <w:gridCol w:w="1980"/>
+        <w:gridCol w:w="1980"/>
+      </w:tblGrid>
+      <w:tr>
+        <w:trPr>
+          <w:tblHeader w:val="on"/>
+        </w:trPr>
+        <w:tc>
+          <w:tcPr/>
+          <w:p>
+            <w:pPr>
+              <w:pStyle w:val="Compact"/>
+            </w:pPr>
+            <w:r>
+              <w:t xml:space="preserve">Fed in</w:t>
+            </w:r>
+          </w:p>
+        </w:tc>
+        <w:tc>
+          <w:tcPr/>
+          <w:p>
+            <w:pPr>
+              <w:pStyle w:val="Compact"/>
+            </w:pPr>
+            <w:r>
+              <w:t xml:space="preserve">Detected</w:t>
+            </w:r>
+          </w:p>
+        </w:tc>
+        <w:tc>
+          <w:tcPr/>
+          <w:p>
+            <w:pPr>
+              <w:pStyle w:val="Compact"/>
+            </w:pPr>
+            <w:r>
+              <w:t xml:space="preserve">Named</w:t>
+            </w:r>
+          </w:p>
+        </w:tc>
+        <w:tc>
+          <w:tcPr/>
+          <w:p>
+            <w:pPr>
+              <w:pStyle w:val="Compact"/>
+            </w:pPr>
+            <w:r>
+              <w:t xml:space="preserve">Verdict shown</w:t>
+            </w:r>
+          </w:p>
+        </w:tc>
+      </w:tr>
+      <w:tr>
+        <w:tc>
+          <w:tcPr/>
+          <w:p>
+            <w:pPr>
+              <w:pStyle w:val="Compact"/>
+            </w:pPr>
+            <w:r>
+              <w:t xml:space="preserve">82.50 Hz</w:t>
+            </w:r>
+          </w:p>
+        </w:tc>
+        <w:tc>
+          <w:tcPr/>
+          <w:p>
+            <w:pPr>
+              <w:pStyle w:val="Compact"/>
+            </w:pPr>
+            <w:r>
+              <w:t xml:space="preserve">82.50 Hz</w:t>
+            </w:r>
+          </w:p>
+        </w:tc>
+        <w:tc>
+          <w:tcPr/>
+          <w:p>
+            <w:pPr>
+              <w:pStyle w:val="Compact"/>
+            </w:pPr>
+            <w:r>
+              <w:t xml:space="preserve">E2, +2.0 cents</w:t>
+            </w:r>
+          </w:p>
+        </w:tc>
+        <w:tc>
+          <w:tcPr/>
+          <w:p>
+            <w:pPr>
+              <w:pStyle w:val="Compact"/>
+            </w:pPr>
+            <w:r>
+              <w:t xml:space="preserve">✓ In tune — E2</w:t>
+            </w:r>
+          </w:p>
+        </w:tc>
+      </w:tr>
+      <w:tr>
+        <w:tc>
+          <w:tcPr/>
+          <w:p>
+            <w:pPr>
+              <w:pStyle w:val="Compact"/>
+            </w:pPr>
+            <w:r>
+              <w:t xml:space="preserve">110.00 Hz</w:t>
+            </w:r>
+          </w:p>
+        </w:tc>
+        <w:tc>
+          <w:tcPr/>
+          <w:p>
+            <w:pPr>
+              <w:pStyle w:val="Compact"/>
+            </w:pPr>
+            <w:r>
+              <w:t xml:space="preserve">110.00 Hz</w:t>
+            </w:r>
+          </w:p>
+        </w:tc>
+        <w:tc>
+          <w:tcPr/>
+          <w:p>
+            <w:pPr>
+              <w:pStyle w:val="Compact"/>
+            </w:pPr>
+            <w:r>
+              <w:t xml:space="preserve">A2, +0.0 cents</w:t>
+            </w:r>
+          </w:p>
+        </w:tc>
+        <w:tc>
+          <w:tcPr/>
+          <w:p>
+            <w:pPr>
+              <w:pStyle w:val="Compact"/>
+            </w:pPr>
+            <w:r>
+              <w:t xml:space="preserve">✓ In tune — A2</w:t>
+            </w:r>
+          </w:p>
+        </w:tc>
+      </w:tr>
+      <w:tr>
+        <w:tc>
+          <w:tcPr/>
+          <w:p>
+            <w:pPr>
+              <w:pStyle w:val="Compact"/>
+            </w:pPr>
+            <w:r>
+              <w:t xml:space="preserve">147.00 Hz</w:t>
+            </w:r>
+          </w:p>
+        </w:tc>
+        <w:tc>
+          <w:tcPr/>
+          <w:p>
+            <w:pPr>
+              <w:pStyle w:val="Compact"/>
+            </w:pPr>
+            <w:r>
+              <w:t xml:space="preserve">147.00 Hz</w:t>
+            </w:r>
+          </w:p>
+        </w:tc>
+        <w:tc>
+          <w:tcPr/>
+          <w:p>
+            <w:pPr>
+              <w:pStyle w:val="Compact"/>
+            </w:pPr>
+            <w:r>
+              <w:t xml:space="preserve">D3, +2.0 cents</w:t>
+            </w:r>
+          </w:p>
+        </w:tc>
+        <w:tc>
+          <w:tcPr/>
+          <w:p>
+            <w:pPr>
+              <w:pStyle w:val="Compact"/>
+            </w:pPr>
+            <w:r>
+              <w:t xml:space="preserve">✓ In tune — D3</w:t>
+            </w:r>
+          </w:p>
+        </w:tc>
+      </w:tr>
+      <w:tr>
+        <w:tc>
+          <w:tcPr/>
+          <w:p>
+            <w:pPr>
+              <w:pStyle w:val="Compact"/>
+            </w:pPr>
+            <w:r>
+              <w:t xml:space="preserve">196.00 Hz</w:t>
+            </w:r>
+          </w:p>
+        </w:tc>
+        <w:tc>
+          <w:tcPr/>
+          <w:p>
+            <w:pPr>
+              <w:pStyle w:val="Compact"/>
+            </w:pPr>
+            <w:r>
+              <w:t xml:space="preserve">196.00 Hz</w:t>
+            </w:r>
+          </w:p>
+        </w:tc>
+        <w:tc>
+          <w:tcPr/>
+          <w:p>
+            <w:pPr>
+              <w:pStyle w:val="Compact"/>
+            </w:pPr>
+            <w:r>
+              <w:t xml:space="preserve">G3, +0.0 cents</w:t>
+            </w:r>
+          </w:p>
+        </w:tc>
+        <w:tc>
+          <w:tcPr/>
+          <w:p>
+            <w:pPr>
+              <w:pStyle w:val="Compact"/>
+            </w:pPr>
+            <w:r>
+              <w:t xml:space="preserve">✓ In tune — G3</w:t>
+            </w:r>
+          </w:p>
+        </w:tc>
+      </w:tr>
+      <w:tr>
+        <w:tc>
+          <w:tcPr/>
+          <w:p>
+            <w:pPr>
+              <w:pStyle w:val="Compact"/>
+            </w:pPr>
+            <w:r>
+              <w:t xml:space="preserve">247.00 Hz</w:t>
+            </w:r>
+          </w:p>
+        </w:tc>
+        <w:tc>
+          <w:tcPr/>
+          <w:p>
+            <w:pPr>
+              <w:pStyle w:val="Compact"/>
+            </w:pPr>
+            <w:r>
+              <w:t xml:space="preserve">247.00 Hz</w:t>
+            </w:r>
+          </w:p>
+        </w:tc>
+        <w:tc>
+          <w:tcPr/>
+          <w:p>
+            <w:pPr>
+              <w:pStyle w:val="Compact"/>
+            </w:pPr>
+            <w:r>
+              <w:t xml:space="preserve">B3, +0.4 cents</w:t>
+            </w:r>
+          </w:p>
+        </w:tc>
+        <w:tc>
+          <w:tcPr/>
+          <w:p>
+            <w:pPr>
+              <w:pStyle w:val="Compact"/>
+            </w:pPr>
+            <w:r>
+              <w:t xml:space="preserve">✓ In tune — B3</w:t>
+            </w:r>
+          </w:p>
+        </w:tc>
+      </w:tr>
+      <w:tr>
+        <w:tc>
+          <w:tcPr/>
+          <w:p>
+            <w:pPr>
+              <w:pStyle w:val="Compact"/>
+            </w:pPr>
+            <w:r>
+              <w:t xml:space="preserve">329.50 Hz</w:t>
+            </w:r>
+          </w:p>
+        </w:tc>
+        <w:tc>
+          <w:tcPr/>
+          <w:p>
+            <w:pPr>
+              <w:pStyle w:val="Compact"/>
+            </w:pPr>
+            <w:r>
+              <w:t xml:space="preserve">329.50 Hz</w:t>
+            </w:r>
+          </w:p>
+        </w:tc>
+        <w:tc>
+          <w:tcPr/>
+          <w:p>
+            <w:pPr>
+              <w:pStyle w:val="Compact"/>
+            </w:pPr>
+            <w:r>
+              <w:t xml:space="preserve">E4, −0.7 cents</w:t>
+            </w:r>
+          </w:p>
+        </w:tc>
+        <w:tc>
+          <w:tcPr/>
+          <w:p>
+            <w:pPr>
+              <w:pStyle w:val="Compact"/>
+            </w:pPr>
+            <w:r>
+              <w:t xml:space="preserve">✓ In tune — E4</w:t>
+            </w:r>
+          </w:p>
+        </w:tc>
+      </w:tr>
+      <w:tr>
+        <w:tc>
+          <w:tcPr/>
+          <w:p>
+            <w:pPr>
+              <w:pStyle w:val="Compact"/>
+            </w:pPr>
+            <w:r>
+              <w:t xml:space="preserve">41.00 Hz (bass low E)</w:t>
+            </w:r>
+          </w:p>
+        </w:tc>
+        <w:tc>
+          <w:tcPr/>
+          <w:p>
+            <w:pPr>
+              <w:pStyle w:val="Compact"/>
+            </w:pPr>
+            <w:r>
+              <w:t xml:space="preserve">41.00 Hz</w:t>
+            </w:r>
+          </w:p>
+        </w:tc>
+        <w:tc>
+          <w:tcPr/>
+          <w:p>
+            <w:pPr>
+              <w:pStyle w:val="Compact"/>
+            </w:pPr>
+            <w:r>
+              <w:t xml:space="preserve">E1, −8.6 cents</w:t>
+            </w:r>
+          </w:p>
+        </w:tc>
+        <w:tc>
+          <w:tcPr/>
+          <w:p>
+            <w:pPr>
+              <w:pStyle w:val="Compact"/>
+            </w:pPr>
+            <w:r>
+              <w:t xml:space="preserve">▲ Flat by 9 cents — tighten the string</w:t>
+            </w:r>
+          </w:p>
+        </w:tc>
+      </w:tr>
+      <w:tr>
+        <w:tc>
+          <w:tcPr/>
+          <w:p>
+            <w:pPr>
+              <w:pStyle w:val="Compact"/>
+            </w:pPr>
+            <w:r>
+              <w:t xml:space="preserve">55.00 Hz</w:t>
+            </w:r>
+          </w:p>
+        </w:tc>
+        <w:tc>
+          <w:tcPr/>
+          <w:p>
+            <w:pPr>
+              <w:pStyle w:val="Compact"/>
+            </w:pPr>
+            <w:r>
+              <w:t xml:space="preserve">55.00 Hz</w:t>
+            </w:r>
+          </w:p>
+        </w:tc>
+        <w:tc>
+          <w:tcPr/>
+          <w:p>
+            <w:pPr>
+              <w:pStyle w:val="Compact"/>
+            </w:pPr>
+            <w:r>
+              <w:t xml:space="preserve">A1, +0.0 cents</w:t>
+            </w:r>
+          </w:p>
+        </w:tc>
+        <w:tc>
+          <w:tcPr/>
+          <w:p>
+            <w:pPr>
+              <w:pStyle w:val="Compact"/>
+            </w:pPr>
+            <w:r>
+              <w:t xml:space="preserve">✓ In tune — A1</w:t>
+            </w:r>
+          </w:p>
+        </w:tc>
+      </w:tr>
+      <w:tr>
+        <w:tc>
+          <w:tcPr/>
+          <w:p>
+            <w:pPr>
+              <w:pStyle w:val="Compact"/>
+            </w:pPr>
+            <w:r>
+              <w:t xml:space="preserve">73.50 Hz</w:t>
+            </w:r>
+          </w:p>
+        </w:tc>
+        <w:tc>
+          <w:tcPr/>
+          <w:p>
+            <w:pPr>
+              <w:pStyle w:val="Compact"/>
+            </w:pPr>
+            <w:r>
+              <w:t xml:space="preserve">73.50 Hz</w:t>
+            </w:r>
+          </w:p>
+        </w:tc>
+        <w:tc>
+          <w:tcPr/>
+          <w:p>
+            <w:pPr>
+              <w:pStyle w:val="Compact"/>
+            </w:pPr>
+            <w:r>
+              <w:t xml:space="preserve">D2, +2.0 cents</w:t>
+            </w:r>
+          </w:p>
+        </w:tc>
+        <w:tc>
+          <w:tcPr/>
+          <w:p>
+            <w:pPr>
+              <w:pStyle w:val="Compact"/>
+            </w:pPr>
+            <w:r>
+              <w:t xml:space="preserve">✓ In tune — D2</w:t>
+            </w:r>
+          </w:p>
+        </w:tc>
+      </w:tr>
+      <w:tr>
+        <w:tc>
+          <w:tcPr/>
+          <w:p>
+            <w:pPr>
+              <w:pStyle w:val="Compact"/>
+            </w:pPr>
+            <w:r>
+              <w:t xml:space="preserve">98.00 Hz</w:t>
+            </w:r>
+          </w:p>
+        </w:tc>
+        <w:tc>
+          <w:tcPr/>
+          <w:p>
+            <w:pPr>
+              <w:pStyle w:val="Compact"/>
+            </w:pPr>
+            <w:r>
+              <w:t xml:space="preserve">98.00 Hz</w:t>
+            </w:r>
+          </w:p>
+        </w:tc>
+        <w:tc>
+          <w:tcPr/>
+          <w:p>
+            <w:pPr>
+              <w:pStyle w:val="Compact"/>
+            </w:pPr>
+            <w:r>
+              <w:t xml:space="preserve">G2, +0.0 cents</w:t>
+            </w:r>
+          </w:p>
+        </w:tc>
+        <w:tc>
+          <w:tcPr/>
+          <w:p>
+            <w:pPr>
+              <w:pStyle w:val="Compact"/>
+            </w:pPr>
+            <w:r>
+              <w:t xml:space="preserve">✓ In tune — G2</w:t>
+            </w:r>
+          </w:p>
+        </w:tc>
+      </w:tr>
+      <w:tr>
+        <w:tc>
+          <w:tcPr/>
+          <w:p>
+            <w:pPr>
+              <w:pStyle w:val="Compact"/>
+            </w:pPr>
+            <w:r>
+              <w:t xml:space="preserve">194.00 Hz (G3, flat)</w:t>
+            </w:r>
+          </w:p>
+        </w:tc>
+        <w:tc>
+          <w:tcPr/>
+          <w:p>
+            <w:pPr>
+              <w:pStyle w:val="Compact"/>
+            </w:pPr>
+            <w:r>
+              <w:t xml:space="preserve">194.00 Hz</w:t>
+            </w:r>
+          </w:p>
+        </w:tc>
+        <w:tc>
+          <w:tcPr/>
+          <w:p>
+            <w:pPr>
+              <w:pStyle w:val="Compact"/>
+            </w:pPr>
+            <w:r>
+              <w:t xml:space="preserve">G3, −17.7 cents</w:t>
+            </w:r>
+          </w:p>
+        </w:tc>
+        <w:tc>
+          <w:tcPr/>
+          <w:p>
+            <w:pPr>
+              <w:pStyle w:val="Compact"/>
+            </w:pPr>
+            <w:r>
+              <w:t xml:space="preserve">▲ Flat by 18 cents — tighten the string</w:t>
+            </w:r>
+          </w:p>
+        </w:tc>
+      </w:tr>
+      <w:tr>
+        <w:tc>
+          <w:tcPr/>
+          <w:p>
+            <w:pPr>
+              <w:pStyle w:val="Compact"/>
+            </w:pPr>
+            <w:r>
+              <w:t xml:space="preserve">250.50 Hz (B3, sharp)</w:t>
+            </w:r>
+          </w:p>
+        </w:tc>
+        <w:tc>
+          <w:tcPr/>
+          <w:p>
+            <w:pPr>
+              <w:pStyle w:val="Compact"/>
+            </w:pPr>
+            <w:r>
+              <w:t xml:space="preserve">250.50 Hz</w:t>
+            </w:r>
+          </w:p>
+        </w:tc>
+        <w:tc>
+          <w:tcPr/>
+          <w:p>
+            <w:pPr>
+              <w:pStyle w:val="Compact"/>
+            </w:pPr>
+            <w:r>
+              <w:t xml:space="preserve">B3, +24.8 cents</w:t>
+            </w:r>
+          </w:p>
+        </w:tc>
+        <w:tc>
+          <w:tcPr/>
+          <w:p>
+            <w:pPr>
+              <w:pStyle w:val="Compact"/>
+            </w:pPr>
+            <w:r>
+              <w:t xml:space="preserve">▼ Sharp by 25 cents — loosen the string</w:t>
+            </w:r>
+          </w:p>
+        </w:tc>
+      </w:tr>
+      <w:tr>
+        <w:tc>
+          <w:tcPr/>
+          <w:p>
+            <w:pPr>
+              <w:pStyle w:val="Compact"/>
+            </w:pPr>
+            <w:r>
+              <w:t xml:space="preserve">73.50 Hz, in Drop D</w:t>
+            </w:r>
+          </w:p>
+        </w:tc>
+        <w:tc>
+          <w:tcPr/>
+          <w:p>
+            <w:pPr>
+              <w:pStyle w:val="Compact"/>
+            </w:pPr>
+            <w:r>
+              <w:t xml:space="preserve">73.50 Hz</w:t>
+            </w:r>
+          </w:p>
+        </w:tc>
+        <w:tc>
+          <w:tcPr/>
+          <w:p>
+            <w:pPr>
+              <w:pStyle w:val="Compact"/>
+            </w:pPr>
+            <w:r>
+              <w:t xml:space="preserve">D2, +2.0 cents</w:t>
+            </w:r>
+          </w:p>
+        </w:tc>
+        <w:tc>
+          <w:tcPr/>
+          <w:p>
+            <w:pPr>
+              <w:pStyle w:val="Compact"/>
+            </w:pPr>
+            <w:r>
+              <w:t xml:space="preserve">✓ In tune — D2, targeting D2 rather than E2</w:t>
+            </w:r>
+          </w:p>
+        </w:tc>
+      </w:tr>
+    </w:tbl>
+    <w:p>
+      <w:pPr>
+        <w:pStyle w:val="BodyText"/>
+      </w:pPr>
+      <w:r>
+        <w:rPr>
+          <w:b/>
+          <w:bCs/>
+        </w:rPr>
+        <w:t xml:space="preserve">The detected frequency equals the input in every case</w:t>
+      </w:r>
+      <w:r>
+        <w:t xml:space="preserve">, to the two decimal</w:t>
+      </w:r>
+      <w:r>
+        <w:t xml:space="preserve"> </w:t>
+      </w:r>
+      <w:r>
+        <w:t xml:space="preserve">places the readout shows. The deviations in the table are the application</w:t>
+      </w:r>
+      <w:r>
+        <w:t xml:space="preserve"> </w:t>
+      </w:r>
+      <w:r>
+        <w:t xml:space="preserve">correctly reporting how far the</w:t>
+      </w:r>
+      <w:r>
+        <w:t xml:space="preserve"> </w:t>
+      </w:r>
+      <w:r>
+        <w:rPr>
+          <w:i/>
+          <w:iCs/>
+        </w:rPr>
+        <w:t xml:space="preserve">input</w:t>
+      </w:r>
+      <w:r>
+        <w:t xml:space="preserve"> </w:t>
+      </w:r>
+      <w:r>
+        <w:t xml:space="preserve">sits from the target: 41.00 Hz really is</w:t>
+      </w:r>
+      <w:r>
+        <w:t xml:space="preserve"> </w:t>
+      </w:r>
+      <w:r>
+        <w:t xml:space="preserve">8.6 cents below E1, and the last row confirms the targets follow the tuning</w:t>
+      </w:r>
+      <w:r>
+        <w:t xml:space="preserve"> </w:t>
+      </w:r>
+      <w:r>
+        <w:t xml:space="preserve">rather than assuming standard.</w:t>
+      </w:r>
+    </w:p>
+    <w:bookmarkEnd w:id="51"/>
+    <w:bookmarkStart w:id="55" w:name="the-camera-move"/>
+    <w:p>
+      <w:pPr>
+        <w:pStyle w:val="Heading2"/>
+      </w:pPr>
+      <w:r>
+        <w:t xml:space="preserve">7.3 The camera move</w:t>
+      </w:r>
+    </w:p>
+    <w:p>
+      <w:pPr>
+        <w:pStyle w:val="FirstParagraph"/>
+      </w:pPr>
+      <w:r>
+        <w:t xml:space="preserve">Entering tuner mode does not open a popup somewhere on the screen. The current</w:t>
+      </w:r>
+      <w:r>
+        <w:t xml:space="preserve"> </w:t>
+      </w:r>
+      <w:r>
+        <w:t xml:space="preserve">zoom level and horizontal scroll position are</w:t>
+      </w:r>
+      <w:r>
+        <w:t xml:space="preserve"> </w:t>
+      </w:r>
+      <w:r>
+        <w:rPr>
+          <w:b/>
+          <w:bCs/>
+        </w:rPr>
+        <w:t xml:space="preserve">stored</w:t>
+      </w:r>
+      <w:r>
+        <w:t xml:space="preserve">, then one CSS transform</w:t>
+      </w:r>
+      <w:r>
+        <w:t xml:space="preserve"> </w:t>
+      </w:r>
+      <w:r>
+        <w:t xml:space="preserve">translates and scales the entire instrument so the headstock ends up enlarged</w:t>
+      </w:r>
+      <w:r>
+        <w:t xml:space="preserve"> </w:t>
+      </w:r>
+      <w:r>
+        <w:t xml:space="preserve">and framed, with the tuner readout beside it and the tuning pegs lighting up as</w:t>
+      </w:r>
+      <w:r>
+        <w:t xml:space="preserve"> </w:t>
+      </w:r>
+      <w:r>
+        <w:t xml:space="preserve">a string comes into tune. The stage itself grows to make room. The scale is</w:t>
+      </w:r>
+      <w:r>
+        <w:t xml:space="preserve"> </w:t>
+      </w:r>
+      <w:r>
+        <w:t xml:space="preserve">clamped by both the width and the height of the view, so the headstock is never</w:t>
+      </w:r>
+      <w:r>
+        <w:t xml:space="preserve"> </w:t>
+      </w:r>
+      <w:r>
+        <w:t xml:space="preserve">cropped.</w:t>
+      </w:r>
+    </w:p>
+    <w:p>
+      <w:pPr>
+        <w:pStyle w:val="BodyText"/>
+      </w:pPr>
+      <w:r>
+        <w:t xml:space="preserve">Leaving tuner mode animates back along the same path and then restores the</w:t>
+      </w:r>
+      <w:r>
+        <w:t xml:space="preserve"> </w:t>
+      </w:r>
+      <w:r>
+        <w:rPr>
+          <w:b/>
+          <w:bCs/>
+        </w:rPr>
+        <w:t xml:space="preserve">stored</w:t>
+      </w:r>
+      <w:r>
+        <w:t xml:space="preserve"> </w:t>
+      </w:r>
+      <w:r>
+        <w:t xml:space="preserve">zoom and scroll position — not an arbitrary default. The transition</w:t>
+      </w:r>
+      <w:r>
+        <w:t xml:space="preserve"> </w:t>
+      </w:r>
+      <w:r>
+        <w:t xml:space="preserve">honours</w:t>
+      </w:r>
+      <w:r>
+        <w:t xml:space="preserve"> </w:t>
+      </w:r>
+      <w:r>
+        <w:rPr>
+          <w:rStyle w:val="VerbatimChar"/>
+        </w:rPr>
+        <w:t xml:space="preserve">prefers-reduced-motion</w:t>
+      </w:r>
+      <w:r>
+        <w:t xml:space="preserve">.</w:t>
       </w:r>
     </w:p>
     <w:p>
@@ -4957,20 +5323,241 @@
       <w:r>
         <w:drawing>
           <wp:inline>
-            <wp:extent cx="2194560" cy="4749252"/>
+            <wp:extent cx="5334000" cy="3518958"/>
             <wp:effectExtent b="0" l="0" r="0" t="0"/>
-            <wp:docPr descr="On a phone: the instrument comes first, the neck scrolls, and the controls stay large enough to use." title="" id="55" name="Picture"/>
+            <wp:docPr descr="Tuner mode: the camera has travelled to the headstock, with the readout beside it. Shown here with microphone permission denied, which is handled with a plain-language explanation and a retry." title="" id="53" name="Picture"/>
             <a:graphic>
               <a:graphicData uri="http://schemas.openxmlformats.org/drawingml/2006/picture">
                 <pic:pic>
                   <pic:nvPicPr>
-                    <pic:cNvPr descr="images/08-mobile.png" id="56" name="Picture"/>
+                    <pic:cNvPr descr="images/05-tuner-camera.png" id="54" name="Picture"/>
                     <pic:cNvPicPr>
                       <a:picLocks noChangeArrowheads="1" noChangeAspect="1"/>
                     </pic:cNvPicPr>
                   </pic:nvPicPr>
                   <pic:blipFill>
-                    <a:blip r:embed="rId54"/>
+                    <a:blip r:embed="rId52"/>
+                    <a:stretch>
+                      <a:fillRect/>
+                    </a:stretch>
+                  </pic:blipFill>
+                  <pic:spPr bwMode="auto">
+                    <a:xfrm>
+                      <a:off x="0" y="0"/>
+                      <a:ext cx="5334000" cy="3518958"/>
+                    </a:xfrm>
+                    <a:prstGeom prst="rect">
+                      <a:avLst/>
+                    </a:prstGeom>
+                    <a:noFill/>
+                    <a:ln w="9525">
+                      <a:noFill/>
+                      <a:headEnd/>
+                      <a:tailEnd/>
+                    </a:ln>
+                  </pic:spPr>
+                </pic:pic>
+              </a:graphicData>
+            </a:graphic>
+          </wp:inline>
+        </w:drawing>
+      </w:r>
+    </w:p>
+    <w:p>
+      <w:pPr>
+        <w:pStyle w:val="ImageCaption"/>
+      </w:pPr>
+      <w:r>
+        <w:t xml:space="preserve">Tuner mode: the camera has travelled to the headstock, with the readout beside it. Shown here with microphone permission denied, which is handled with a plain-language explanation and a retry.</w:t>
+      </w:r>
+    </w:p>
+    <w:p>
+      <w:r>
+        <w:pict>
+          <v:rect style="width:0;height:1.5pt" o:hralign="center" o:hrstd="t" o:hr="t"/>
+        </w:pict>
+      </w:r>
+    </w:p>
+    <w:bookmarkEnd w:id="55"/>
+    <w:bookmarkEnd w:id="56"/>
+    <w:bookmarkStart w:id="72" w:name="interface-accessibility-and-resilience"/>
+    <w:p>
+      <w:pPr>
+        <w:pStyle w:val="Heading1"/>
+      </w:pPr>
+      <w:r>
+        <w:t xml:space="preserve">8. Interface, accessibility and resilience</w:t>
+      </w:r>
+    </w:p>
+    <w:bookmarkStart w:id="60" w:name="visual-design"/>
+    <w:p>
+      <w:pPr>
+        <w:pStyle w:val="Heading2"/>
+      </w:pPr>
+      <w:r>
+        <w:t xml:space="preserve">8.1 Visual design</w:t>
+      </w:r>
+    </w:p>
+    <w:p>
+      <w:pPr>
+        <w:pStyle w:val="FirstParagraph"/>
+      </w:pPr>
+      <w:r>
+        <w:t xml:space="preserve">Noto Sans throughout (verified as actually loading, with a system-font fallback</w:t>
+      </w:r>
+      <w:r>
+        <w:t xml:space="preserve"> </w:t>
+      </w:r>
+      <w:r>
+        <w:t xml:space="preserve">stack for when Google Fonts is unreachable), a restrained dark and light theme,</w:t>
+      </w:r>
+      <w:r>
+        <w:t xml:space="preserve"> </w:t>
+      </w:r>
+      <w:r>
+        <w:t xml:space="preserve">and the fretboard kept as the clear visual focus. Musical roles are distinguished</w:t>
+      </w:r>
+      <w:r>
+        <w:t xml:space="preserve"> </w:t>
+      </w:r>
+      <w:r>
+        <w:t xml:space="preserve">by</w:t>
+      </w:r>
+      <w:r>
+        <w:t xml:space="preserve"> </w:t>
+      </w:r>
+      <w:r>
+        <w:rPr>
+          <w:b/>
+          <w:bCs/>
+        </w:rPr>
+        <w:t xml:space="preserve">shape as well as colour</w:t>
+      </w:r>
+      <w:r>
+        <w:t xml:space="preserve"> </w:t>
+      </w:r>
+      <w:r>
+        <w:t xml:space="preserve">— roots are squares, scale notes are circles,</w:t>
+      </w:r>
+      <w:r>
+        <w:t xml:space="preserve"> </w:t>
+      </w:r>
+      <w:r>
+        <w:t xml:space="preserve">chord-shape notes carry a halo, muted strings carry an ✕ at the nut — so the</w:t>
+      </w:r>
+      <w:r>
+        <w:t xml:space="preserve"> </w:t>
+      </w:r>
+      <w:r>
+        <w:t xml:space="preserve">display survives greyscale and colour-blindness.</w:t>
+      </w:r>
+    </w:p>
+    <w:p>
+      <w:pPr>
+        <w:pStyle w:val="CaptionedFigure"/>
+      </w:pPr>
+      <w:r>
+        <w:drawing>
+          <wp:inline>
+            <wp:extent cx="5334000" cy="3518958"/>
+            <wp:effectExtent b="0" l="0" r="0" t="0"/>
+            <wp:docPr descr="The light theme." title="" id="58" name="Picture"/>
+            <a:graphic>
+              <a:graphicData uri="http://schemas.openxmlformats.org/drawingml/2006/picture">
+                <pic:pic>
+                  <pic:nvPicPr>
+                    <pic:cNvPr descr="images/07-light.png" id="59" name="Picture"/>
+                    <pic:cNvPicPr>
+                      <a:picLocks noChangeArrowheads="1" noChangeAspect="1"/>
+                    </pic:cNvPicPr>
+                  </pic:nvPicPr>
+                  <pic:blipFill>
+                    <a:blip r:embed="rId57"/>
+                    <a:stretch>
+                      <a:fillRect/>
+                    </a:stretch>
+                  </pic:blipFill>
+                  <pic:spPr bwMode="auto">
+                    <a:xfrm>
+                      <a:off x="0" y="0"/>
+                      <a:ext cx="5334000" cy="3518958"/>
+                    </a:xfrm>
+                    <a:prstGeom prst="rect">
+                      <a:avLst/>
+                    </a:prstGeom>
+                    <a:noFill/>
+                    <a:ln w="9525">
+                      <a:noFill/>
+                      <a:headEnd/>
+                      <a:tailEnd/>
+                    </a:ln>
+                  </pic:spPr>
+                </pic:pic>
+              </a:graphicData>
+            </a:graphic>
+          </wp:inline>
+        </w:drawing>
+      </w:r>
+    </w:p>
+    <w:p>
+      <w:pPr>
+        <w:pStyle w:val="ImageCaption"/>
+      </w:pPr>
+      <w:r>
+        <w:t xml:space="preserve">The light theme.</w:t>
+      </w:r>
+    </w:p>
+    <w:bookmarkEnd w:id="60"/>
+    <w:bookmarkStart w:id="64" w:name="responsive-design"/>
+    <w:p>
+      <w:pPr>
+        <w:pStyle w:val="Heading2"/>
+      </w:pPr>
+      <w:r>
+        <w:t xml:space="preserve">8.2 Responsive design</w:t>
+      </w:r>
+    </w:p>
+    <w:p>
+      <w:pPr>
+        <w:pStyle w:val="FirstParagraph"/>
+      </w:pPr>
+      <w:r>
+        <w:t xml:space="preserve">The layout moves to a single column below 1080 px, with the instrument placed</w:t>
+      </w:r>
+      <w:r>
+        <w:t xml:space="preserve"> </w:t>
+      </w:r>
+      <w:r>
+        <w:t xml:space="preserve">first because it is the point of the page. The fretboard stays horizontally</w:t>
+      </w:r>
+      <w:r>
+        <w:t xml:space="preserve"> </w:t>
+      </w:r>
+      <w:r>
+        <w:t xml:space="preserve">scrollable, pinch-to-zoom works, and controls keep a 42 px minimum touch target.</w:t>
+      </w:r>
+    </w:p>
+    <w:p>
+      <w:pPr>
+        <w:pStyle w:val="CaptionedFigure"/>
+      </w:pPr>
+      <w:r>
+        <w:drawing>
+          <wp:inline>
+            <wp:extent cx="2194560" cy="4749252"/>
+            <wp:effectExtent b="0" l="0" r="0" t="0"/>
+            <wp:docPr descr="On a phone: the instrument comes first, the neck scrolls, and the controls stay large enough to use." title="" id="62" name="Picture"/>
+            <a:graphic>
+              <a:graphicData uri="http://schemas.openxmlformats.org/drawingml/2006/picture">
+                <pic:pic>
+                  <pic:nvPicPr>
+                    <pic:cNvPr descr="images/08-mobile.png" id="63" name="Picture"/>
+                    <pic:cNvPicPr>
+                      <a:picLocks noChangeArrowheads="1" noChangeAspect="1"/>
+                    </pic:cNvPicPr>
+                  </pic:nvPicPr>
+                  <pic:blipFill>
+                    <a:blip r:embed="rId61"/>
                     <a:stretch>
                       <a:fillRect/>
                     </a:stretch>
@@ -5005,8 +5592,8 @@
         <w:t xml:space="preserve">On a phone: the instrument comes first, the neck scrolls, and the controls stay large enough to use.</w:t>
       </w:r>
     </w:p>
-    <w:bookmarkEnd w:id="57"/>
-    <w:bookmarkStart w:id="58" w:name="accessibility"/>
+    <w:bookmarkEnd w:id="64"/>
+    <w:bookmarkStart w:id="65" w:name="accessibility"/>
     <w:p>
       <w:pPr>
         <w:pStyle w:val="Heading2"/>
@@ -5020,7 +5607,7 @@
         <w:pStyle w:val="Compact"/>
         <w:numPr>
           <w:ilvl w:val="0"/>
-          <w:numId w:val="1010"/>
+          <w:numId w:val="1011"/>
         </w:numPr>
       </w:pPr>
       <w:r>
@@ -5044,7 +5631,7 @@
         <w:pStyle w:val="Compact"/>
         <w:numPr>
           <w:ilvl w:val="0"/>
-          <w:numId w:val="1010"/>
+          <w:numId w:val="1011"/>
         </w:numPr>
       </w:pPr>
       <w:r>
@@ -5089,7 +5676,7 @@
         <w:pStyle w:val="Compact"/>
         <w:numPr>
           <w:ilvl w:val="0"/>
-          <w:numId w:val="1010"/>
+          <w:numId w:val="1011"/>
         </w:numPr>
       </w:pPr>
       <w:r>
@@ -5116,7 +5703,7 @@
         <w:pStyle w:val="Compact"/>
         <w:numPr>
           <w:ilvl w:val="0"/>
-          <w:numId w:val="1010"/>
+          <w:numId w:val="1011"/>
         </w:numPr>
       </w:pPr>
       <w:r>
@@ -5129,8 +5716,8 @@
         <w:t xml:space="preserve">contrast meeting WCAG AA in both themes.</w:t>
       </w:r>
     </w:p>
-    <w:bookmarkEnd w:id="58"/>
-    <w:bookmarkStart w:id="59" w:name="error-handling"/>
+    <w:bookmarkEnd w:id="65"/>
+    <w:bookmarkStart w:id="66" w:name="error-handling"/>
     <w:p>
       <w:pPr>
         <w:pStyle w:val="Heading2"/>
@@ -5198,8 +5785,8 @@
         <w:t xml:space="preserve">likely way a stored value could break a future version.</w:t>
       </w:r>
     </w:p>
-    <w:bookmarkEnd w:id="59"/>
-    <w:bookmarkStart w:id="60" w:name="settings-that-persist"/>
+    <w:bookmarkEnd w:id="66"/>
+    <w:bookmarkStart w:id="67" w:name="settings-that-persist"/>
     <w:p>
       <w:pPr>
         <w:pStyle w:val="Heading2"/>
@@ -5260,6 +5847,861 @@
       </w:r>
       <w:r>
         <w:t xml:space="preserve">persisted, so reloading never reopens the microphone.</w:t>
+      </w:r>
+    </w:p>
+    <w:bookmarkEnd w:id="67"/>
+    <w:bookmarkStart w:id="71" w:name="six-languages"/>
+    <w:p>
+      <w:pPr>
+        <w:pStyle w:val="Heading2"/>
+      </w:pPr>
+      <w:r>
+        <w:t xml:space="preserve">8.6 Six languages</w:t>
+      </w:r>
+    </w:p>
+    <w:p>
+      <w:pPr>
+        <w:pStyle w:val="FirstParagraph"/>
+      </w:pPr>
+      <w:r>
+        <w:t xml:space="preserve">The interface is offered in</w:t>
+      </w:r>
+      <w:r>
+        <w:t xml:space="preserve"> </w:t>
+      </w:r>
+      <w:r>
+        <w:rPr>
+          <w:b/>
+          <w:bCs/>
+        </w:rPr>
+        <w:t xml:space="preserve">English, 한국어, </w:t>
+      </w:r>
+      <w:r>
+        <w:rPr>
+          <w:rFonts w:hint="eastAsia"/>
+          <w:b/>
+          <w:bCs/>
+        </w:rPr>
+        <w:t xml:space="preserve">日本語,</w:t>
+      </w:r>
+      <w:r>
+        <w:rPr>
+          <w:b/>
+          <w:bCs/>
+        </w:rPr>
+        <w:t xml:space="preserve"> </w:t>
+      </w:r>
+      <w:r>
+        <w:rPr>
+          <w:rFonts w:hint="eastAsia"/>
+          <w:b/>
+          <w:bCs/>
+        </w:rPr>
+        <w:t xml:space="preserve">简体中文,</w:t>
+      </w:r>
+      <w:r>
+        <w:rPr>
+          <w:b/>
+          <w:bCs/>
+        </w:rPr>
+        <w:t xml:space="preserve"> </w:t>
+      </w:r>
+      <w:r>
+        <w:rPr>
+          <w:rFonts w:hint="eastAsia"/>
+          <w:b/>
+          <w:bCs/>
+        </w:rPr>
+        <w:t xml:space="preserve">繁體中文</w:t>
+      </w:r>
+      <w:r>
+        <w:rPr>
+          <w:b/>
+          <w:bCs/>
+        </w:rPr>
+        <w:t xml:space="preserve"> and</w:t>
+      </w:r>
+      <w:r>
+        <w:rPr>
+          <w:b/>
+          <w:bCs/>
+        </w:rPr>
+        <w:t xml:space="preserve"> </w:t>
+      </w:r>
+      <w:r>
+        <w:rPr>
+          <w:b/>
+          <w:bCs/>
+        </w:rPr>
+        <w:t xml:space="preserve">Español</w:t>
+      </w:r>
+      <w:r>
+        <w:t xml:space="preserve">. The picker is in the header; the choice is saved with every other</w:t>
+      </w:r>
+      <w:r>
+        <w:t xml:space="preserve"> </w:t>
+      </w:r>
+      <w:r>
+        <w:t xml:space="preserve">setting, and on a first visit the browser’s own language preference is used.</w:t>
+      </w:r>
+    </w:p>
+    <w:p>
+      <w:pPr>
+        <w:pStyle w:val="CaptionedFigure"/>
+      </w:pPr>
+      <w:r>
+        <w:drawing>
+          <wp:inline>
+            <wp:extent cx="5334000" cy="3518958"/>
+            <wp:effectExtent b="0" l="0" r="0" t="0"/>
+            <wp:docPr descr="The interface in Korean, with the scale catalogue translated as well as the controls." title="" id="69" name="Picture"/>
+            <a:graphic>
+              <a:graphicData uri="http://schemas.openxmlformats.org/drawingml/2006/picture">
+                <pic:pic>
+                  <pic:nvPicPr>
+                    <pic:cNvPr descr="images/09-korean.png" id="70" name="Picture"/>
+                    <pic:cNvPicPr>
+                      <a:picLocks noChangeArrowheads="1" noChangeAspect="1"/>
+                    </pic:cNvPicPr>
+                  </pic:nvPicPr>
+                  <pic:blipFill>
+                    <a:blip r:embed="rId68"/>
+                    <a:stretch>
+                      <a:fillRect/>
+                    </a:stretch>
+                  </pic:blipFill>
+                  <pic:spPr bwMode="auto">
+                    <a:xfrm>
+                      <a:off x="0" y="0"/>
+                      <a:ext cx="5334000" cy="3518958"/>
+                    </a:xfrm>
+                    <a:prstGeom prst="rect">
+                      <a:avLst/>
+                    </a:prstGeom>
+                    <a:noFill/>
+                    <a:ln w="9525">
+                      <a:noFill/>
+                      <a:headEnd/>
+                      <a:tailEnd/>
+                    </a:ln>
+                  </pic:spPr>
+                </pic:pic>
+              </a:graphicData>
+            </a:graphic>
+          </wp:inline>
+        </w:drawing>
+      </w:r>
+    </w:p>
+    <w:p>
+      <w:pPr>
+        <w:pStyle w:val="ImageCaption"/>
+      </w:pPr>
+      <w:r>
+        <w:t xml:space="preserve">The interface in Korean, with the scale catalogue translated as well as the controls.</w:t>
+      </w:r>
+    </w:p>
+    <w:p>
+      <w:pPr>
+        <w:pStyle w:val="BodyText"/>
+      </w:pPr>
+      <w:r>
+        <w:rPr>
+          <w:b/>
+          <w:bCs/>
+        </w:rPr>
+        <w:t xml:space="preserve">One catalogue per language, and the compiler checks it.</w:t>
+      </w:r>
+      <w:r>
+        <w:t xml:space="preserve"> </w:t>
+      </w:r>
+      <w:r>
+        <w:t xml:space="preserve">English is the</w:t>
+      </w:r>
+      <w:r>
+        <w:t xml:space="preserve"> </w:t>
+      </w:r>
+      <w:r>
+        <w:t xml:space="preserve">source of truth:</w:t>
+      </w:r>
+      <w:r>
+        <w:t xml:space="preserve"> </w:t>
+      </w:r>
+      <w:r>
+        <w:rPr>
+          <w:rStyle w:val="VerbatimChar"/>
+        </w:rPr>
+        <w:t xml:space="preserve">src/i18n/en.ts</w:t>
+      </w:r>
+      <w:r>
+        <w:t xml:space="preserve"> </w:t>
+      </w:r>
+      <w:r>
+        <w:t xml:space="preserve">exports an object, and</w:t>
+      </w:r>
+      <w:r>
+        <w:t xml:space="preserve"> </w:t>
+      </w:r>
+      <w:r>
+        <w:rPr>
+          <w:rStyle w:val="VerbatimChar"/>
+        </w:rPr>
+        <w:t xml:space="preserve">Messages</w:t>
+      </w:r>
+      <w:r>
+        <w:t xml:space="preserve"> </w:t>
+      </w:r>
+      <w:r>
+        <w:t xml:space="preserve">is derived</w:t>
+      </w:r>
+      <w:r>
+        <w:t xml:space="preserve"> </w:t>
+      </w:r>
+      <w:r>
+        <w:rPr>
+          <w:i/>
+          <w:iCs/>
+        </w:rPr>
+        <w:t xml:space="preserve">from that object</w:t>
+      </w:r>
+      <w:r>
+        <w:t xml:space="preserve"> </w:t>
+      </w:r>
+      <w:r>
+        <w:t xml:space="preserve">with a mapped type. Every other language is declared as</w:t>
+      </w:r>
+      <w:r>
+        <w:t xml:space="preserve"> </w:t>
+      </w:r>
+      <w:r>
+        <w:rPr>
+          <w:rStyle w:val="VerbatimChar"/>
+        </w:rPr>
+        <w:t xml:space="preserve">Messages</w:t>
+      </w:r>
+      <w:r>
+        <w:t xml:space="preserve">, so a missing key, a misspelled key or a key left over from a</w:t>
+      </w:r>
+      <w:r>
+        <w:t xml:space="preserve"> </w:t>
+      </w:r>
+      <w:r>
+        <w:t xml:space="preserve">deleted feature is a build error rather than a blank label discovered by a</w:t>
+      </w:r>
+      <w:r>
+        <w:t xml:space="preserve"> </w:t>
+      </w:r>
+      <w:r>
+        <w:t xml:space="preserve">reader.</w:t>
+      </w:r>
+    </w:p>
+    <w:p>
+      <w:pPr>
+        <w:pStyle w:val="BodyText"/>
+      </w:pPr>
+      <w:r>
+        <w:rPr>
+          <w:b/>
+          <w:bCs/>
+        </w:rPr>
+        <w:t xml:space="preserve">Sentences that embed a value are functions, not templates with holes.</w:t>
+      </w:r>
+      <w:r>
+        <w:t xml:space="preserve"> </w:t>
+      </w:r>
+      <w:r>
+        <w:t xml:space="preserve">A</w:t>
+      </w:r>
+      <w:r>
+        <w:t xml:space="preserve"> </w:t>
+      </w:r>
+      <w:r>
+        <w:t xml:space="preserve">message like</w:t>
+      </w:r>
+      <w:r>
+        <w:t xml:space="preserve"> </w:t>
+      </w:r>
+      <w:r>
+        <w:t xml:space="preserve">“2 frets along, string 6”</w:t>
+      </w:r>
+      <w:r>
+        <w:t xml:space="preserve"> </w:t>
+      </w:r>
+      <w:r>
+        <w:t xml:space="preserve">is written as</w:t>
+      </w:r>
+    </w:p>
+    <w:p>
+      <w:pPr>
+        <w:pStyle w:val="SourceCode"/>
+      </w:pPr>
+      <w:r>
+        <w:rPr>
+          <w:rStyle w:val="StringTok"/>
+        </w:rPr>
+        <w:t xml:space="preserve">'fretboard.cell'</w:t>
+      </w:r>
+      <w:r>
+        <w:rPr>
+          <w:rStyle w:val="OperatorTok"/>
+        </w:rPr>
+        <w:t xml:space="preserve">:</w:t>
+      </w:r>
+      <w:r>
+        <w:rPr>
+          <w:rStyle w:val="NormalTok"/>
+        </w:rPr>
+        <w:t xml:space="preserve"> ({ note</w:t>
+      </w:r>
+      <w:r>
+        <w:rPr>
+          <w:rStyle w:val="OperatorTok"/>
+        </w:rPr>
+        <w:t xml:space="preserve">,</w:t>
+      </w:r>
+      <w:r>
+        <w:rPr>
+          <w:rStyle w:val="NormalTok"/>
+        </w:rPr>
+        <w:t xml:space="preserve"> </w:t>
+      </w:r>
+      <w:r>
+        <w:rPr>
+          <w:rStyle w:val="DataTypeTok"/>
+        </w:rPr>
+        <w:t xml:space="preserve">string</w:t>
+      </w:r>
+      <w:r>
+        <w:rPr>
+          <w:rStyle w:val="OperatorTok"/>
+        </w:rPr>
+        <w:t xml:space="preserve">,</w:t>
+      </w:r>
+      <w:r>
+        <w:rPr>
+          <w:rStyle w:val="NormalTok"/>
+        </w:rPr>
+        <w:t xml:space="preserve"> where }) </w:t>
+      </w:r>
+      <w:r>
+        <w:rPr>
+          <w:rStyle w:val="KeywordTok"/>
+        </w:rPr>
+        <w:t xml:space="preserve">=&gt;</w:t>
+      </w:r>
+      <w:r>
+        <w:rPr>
+          <w:rStyle w:val="NormalTok"/>
+        </w:rPr>
+        <w:t xml:space="preserve"> </w:t>
+      </w:r>
+      <w:r>
+        <w:rPr>
+          <w:rStyle w:val="VerbatimStringTok"/>
+        </w:rPr>
+        <w:t xml:space="preserve">`</w:t>
+      </w:r>
+      <w:r>
+        <w:rPr>
+          <w:rStyle w:val="SpecialCharTok"/>
+        </w:rPr>
+        <w:t xml:space="preserve">${</w:t>
+      </w:r>
+      <w:r>
+        <w:rPr>
+          <w:rStyle w:val="NormalTok"/>
+        </w:rPr>
+        <w:t xml:space="preserve">note</w:t>
+      </w:r>
+      <w:r>
+        <w:rPr>
+          <w:rStyle w:val="SpecialCharTok"/>
+        </w:rPr>
+        <w:t xml:space="preserve">}</w:t>
+      </w:r>
+      <w:r>
+        <w:rPr>
+          <w:rStyle w:val="VerbatimStringTok"/>
+        </w:rPr>
+        <w:t xml:space="preserve">, </w:t>
+      </w:r>
+      <w:r>
+        <w:rPr>
+          <w:rStyle w:val="SpecialCharTok"/>
+        </w:rPr>
+        <w:t xml:space="preserve">${</w:t>
+      </w:r>
+      <w:r>
+        <w:rPr>
+          <w:rStyle w:val="NormalTok"/>
+        </w:rPr>
+        <w:t xml:space="preserve">string</w:t>
+      </w:r>
+      <w:r>
+        <w:rPr>
+          <w:rStyle w:val="SpecialCharTok"/>
+        </w:rPr>
+        <w:t xml:space="preserve">}</w:t>
+      </w:r>
+      <w:r>
+        <w:rPr>
+          <w:rStyle w:val="VerbatimStringTok"/>
+        </w:rPr>
+        <w:t xml:space="preserve">번 현, </w:t>
+      </w:r>
+      <w:r>
+        <w:rPr>
+          <w:rStyle w:val="SpecialCharTok"/>
+        </w:rPr>
+        <w:t xml:space="preserve">${</w:t>
+      </w:r>
+      <w:r>
+        <w:rPr>
+          <w:rStyle w:val="NormalTok"/>
+        </w:rPr>
+        <w:t xml:space="preserve">where</w:t>
+      </w:r>
+      <w:r>
+        <w:rPr>
+          <w:rStyle w:val="SpecialCharTok"/>
+        </w:rPr>
+        <w:t xml:space="preserve">}</w:t>
+      </w:r>
+      <w:r>
+        <w:rPr>
+          <w:rStyle w:val="VerbatimStringTok"/>
+        </w:rPr>
+        <w:t xml:space="preserve">`</w:t>
+      </w:r>
+      <w:r>
+        <w:rPr>
+          <w:rStyle w:val="OperatorTok"/>
+        </w:rPr>
+        <w:t xml:space="preserve">,</w:t>
+      </w:r>
+    </w:p>
+    <w:p>
+      <w:pPr>
+        <w:pStyle w:val="FirstParagraph"/>
+      </w:pPr>
+      <w:r>
+        <w:t xml:space="preserve">so each language puts the number, the note and the string where its own grammar</w:t>
+      </w:r>
+      <w:r>
+        <w:t xml:space="preserve"> </w:t>
+      </w:r>
+      <w:r>
+        <w:t xml:space="preserve">wants them. Japanese counts frets with its own counter word, Chinese puts the</w:t>
+      </w:r>
+      <w:r>
+        <w:t xml:space="preserve"> </w:t>
+      </w:r>
+      <w:r>
+        <w:t xml:space="preserve">string number before the word for string, and Korean marks it with 번. None of</w:t>
+      </w:r>
+      <w:r>
+        <w:t xml:space="preserve"> </w:t>
+      </w:r>
+      <w:r>
+        <w:t xml:space="preserve">that is expressible by substituting into a fixed English word order, which is</w:t>
+      </w:r>
+      <w:r>
+        <w:t xml:space="preserve"> </w:t>
+      </w:r>
+      <w:r>
+        <w:t xml:space="preserve">the usual reason translated interfaces read badly.</w:t>
+      </w:r>
+    </w:p>
+    <w:p>
+      <w:pPr>
+        <w:pStyle w:val="BodyText"/>
+      </w:pPr>
+      <w:r>
+        <w:rPr>
+          <w:b/>
+          <w:bCs/>
+        </w:rPr>
+        <w:t xml:space="preserve">The music catalogues are translated, not transliterated.</w:t>
+      </w:r>
+      <w:r>
+        <w:t xml:space="preserve"> </w:t>
+      </w:r>
+      <w:r>
+        <w:t xml:space="preserve">All 27 scales, all</w:t>
+      </w:r>
+      <w:r>
+        <w:t xml:space="preserve"> </w:t>
+      </w:r>
+      <w:r>
+        <w:t xml:space="preserve">21 chord types, the group headings and the</w:t>
+      </w:r>
+      <w:r>
+        <w:t xml:space="preserve"> </w:t>
+      </w:r>
+      <w:r>
+        <w:t xml:space="preserve">“why this scale fits this chord”</w:t>
+      </w:r>
+      <w:r>
+        <w:t xml:space="preserve"> </w:t>
+      </w:r>
+      <w:r>
+        <w:t xml:space="preserve">explanations have their own name and their own one-line description in each</w:t>
+      </w:r>
+      <w:r>
+        <w:t xml:space="preserve"> </w:t>
+      </w:r>
+      <w:r>
+        <w:t xml:space="preserve">language — the longest part of the work, and the part that decides whether the</w:t>
+      </w:r>
+      <w:r>
+        <w:t xml:space="preserve"> </w:t>
+      </w:r>
+      <w:r>
+        <w:t xml:space="preserve">application is actually usable by someone who does not read English. Note</w:t>
+      </w:r>
+      <w:r>
+        <w:t xml:space="preserve"> </w:t>
+      </w:r>
+      <w:r>
+        <w:t xml:space="preserve">letters (A–G, ♯, ♭) are left as they are, because that is how they are written</w:t>
+      </w:r>
+      <w:r>
+        <w:t xml:space="preserve"> </w:t>
+      </w:r>
+      <w:r>
+        <w:t xml:space="preserve">in every one of these languages.</w:t>
+      </w:r>
+    </w:p>
+    <w:p>
+      <w:pPr>
+        <w:pStyle w:val="BodyText"/>
+      </w:pPr>
+      <w:r>
+        <w:rPr>
+          <w:b/>
+          <w:bCs/>
+        </w:rPr>
+        <w:t xml:space="preserve">Nothing is hard-coded that a reader can see.</w:t>
+      </w:r>
+      <w:r>
+        <w:t xml:space="preserve"> </w:t>
+      </w:r>
+      <w:r>
+        <w:t xml:space="preserve">The tuning presets keep their</w:t>
+      </w:r>
+      <w:r>
+        <w:t xml:space="preserve"> </w:t>
+      </w:r>
+      <w:r>
+        <w:t xml:space="preserve">note letters, which need no translation, and take their name from the catalogue:</w:t>
+      </w:r>
+      <w:r>
+        <w:t xml:space="preserve"> </w:t>
+      </w:r>
+      <w:r>
+        <w:rPr>
+          <w:rStyle w:val="VerbatimChar"/>
+        </w:rPr>
+        <w:t xml:space="preserve">Drop D — D A D G B E</w:t>
+      </w:r>
+      <w:r>
+        <w:t xml:space="preserve"> </w:t>
+      </w:r>
+      <w:r>
+        <w:t xml:space="preserve">becomes</w:t>
+      </w:r>
+      <w:r>
+        <w:t xml:space="preserve"> </w:t>
+      </w:r>
+      <w:r>
+        <w:rPr>
+          <w:rStyle w:val="VerbatimChar"/>
+        </w:rPr>
+        <w:t xml:space="preserve">드롭 D — D A D G B E</w:t>
+      </w:r>
+      <w:r>
+        <w:t xml:space="preserve">. The scale name shown in</w:t>
+      </w:r>
+      <w:r>
+        <w:t xml:space="preserve"> </w:t>
+      </w:r>
+      <w:r>
+        <w:t xml:space="preserve">the information panel is composed in the selector that derives it, so the name</w:t>
+      </w:r>
+      <w:r>
+        <w:t xml:space="preserve"> </w:t>
+      </w:r>
+      <w:r>
+        <w:t xml:space="preserve">in the footer, in the panel and in the chooser cannot disagree.</w:t>
+      </w:r>
+    </w:p>
+    <w:p>
+      <w:pPr>
+        <w:pStyle w:val="BodyText"/>
+      </w:pPr>
+      <w:r>
+        <w:rPr>
+          <w:b/>
+          <w:bCs/>
+        </w:rPr>
+        <w:t xml:space="preserve">The cost.</w:t>
+      </w:r>
+      <w:r>
+        <w:t xml:space="preserve"> </w:t>
+      </w:r>
+      <w:r>
+        <w:t xml:space="preserve">All six catalogues are in the main bundle, which is what took it</w:t>
+      </w:r>
+      <w:r>
+        <w:t xml:space="preserve"> </w:t>
+      </w:r>
+      <w:r>
+        <w:t xml:space="preserve">from 236 kB to 393 kB (76 kB to 131 kB gzipped). They could be split and fetched</w:t>
+      </w:r>
+      <w:r>
+        <w:t xml:space="preserve"> </w:t>
+      </w:r>
+      <w:r>
+        <w:t xml:space="preserve">on demand, but that would mean the first paint in Korean is in English until the</w:t>
+      </w:r>
+      <w:r>
+        <w:t xml:space="preserve"> </w:t>
+      </w:r>
+      <w:r>
+        <w:t xml:space="preserve">catalogue arrives, and it would make the synchronous lookup the crash screen and</w:t>
+      </w:r>
+      <w:r>
+        <w:t xml:space="preserve"> </w:t>
+      </w:r>
+      <w:r>
+        <w:t xml:space="preserve">the selectors rely on asynchronous. For a page this size the 55 kB was the</w:t>
+      </w:r>
+      <w:r>
+        <w:t xml:space="preserve"> </w:t>
+      </w:r>
+      <w:r>
+        <w:t xml:space="preserve">better trade.</w:t>
+      </w:r>
+    </w:p>
+    <w:p>
+      <w:pPr>
+        <w:pStyle w:val="BodyText"/>
+      </w:pPr>
+      <w:r>
+        <w:rPr>
+          <w:b/>
+          <w:bCs/>
+        </w:rPr>
+        <w:t xml:space="preserve">Scripts are loaded only when needed.</w:t>
+      </w:r>
+      <w:r>
+        <w:t xml:space="preserve"> </w:t>
+      </w:r>
+      <w:r>
+        <w:t xml:space="preserve">Latin locales download nothing extra.</w:t>
+      </w:r>
+      <w:r>
+        <w:t xml:space="preserve"> </w:t>
+      </w:r>
+      <w:r>
+        <w:t xml:space="preserve">Choosing Korean, Japanese or Chinese injects exactly one Google Fonts link for</w:t>
+      </w:r>
+      <w:r>
+        <w:t xml:space="preserve"> </w:t>
+      </w:r>
+      <w:r>
+        <w:t xml:space="preserve">that script and sets</w:t>
+      </w:r>
+      <w:r>
+        <w:t xml:space="preserve"> </w:t>
+      </w:r>
+      <w:r>
+        <w:rPr>
+          <w:rStyle w:val="VerbatimChar"/>
+        </w:rPr>
+        <w:t xml:space="preserve">&lt;html lang&gt;</w:t>
+      </w:r>
+      <w:r>
+        <w:t xml:space="preserve">, which is also what tells the browser which</w:t>
+      </w:r>
+      <w:r>
+        <w:t xml:space="preserve"> </w:t>
+      </w:r>
+      <w:r>
+        <w:t xml:space="preserve">Han glyph variants to draw — the reason Simplified and Traditional Chinese are</w:t>
+      </w:r>
+      <w:r>
+        <w:t xml:space="preserve"> </w:t>
+      </w:r>
+      <w:r>
+        <w:t xml:space="preserve">separate locales rather than one</w:t>
+      </w:r>
+      <w:r>
+        <w:t xml:space="preserve"> </w:t>
+      </w:r>
+      <w:r>
+        <w:t xml:space="preserve">“Chinese”</w:t>
+      </w:r>
+      <w:r>
+        <w:t xml:space="preserve"> </w:t>
+      </w:r>
+      <w:r>
+        <w:t xml:space="preserve">with converted text.</w:t>
+      </w:r>
+    </w:p>
+    <w:p>
+      <w:pPr>
+        <w:pStyle w:val="BodyText"/>
+      </w:pPr>
+      <w:r>
+        <w:rPr>
+          <w:b/>
+          <w:bCs/>
+        </w:rPr>
+        <w:t xml:space="preserve">What the tests check.</w:t>
+      </w:r>
+      <w:r>
+        <w:t xml:space="preserve"> </w:t>
+      </w:r>
+      <w:r>
+        <w:t xml:space="preserve">Beyond the type-level guarantee: that no value is</w:t>
+      </w:r>
+      <w:r>
+        <w:t xml:space="preserve"> </w:t>
+      </w:r>
+      <w:r>
+        <w:t xml:space="preserve">blank in any language; that every message English renders through a function is</w:t>
+      </w:r>
+      <w:r>
+        <w:t xml:space="preserve"> </w:t>
+      </w:r>
+      <w:r>
+        <w:t xml:space="preserve">still a function elsewhere (a translation that flattened one into a fixed string</w:t>
+      </w:r>
+      <w:r>
+        <w:t xml:space="preserve"> </w:t>
+      </w:r>
+      <w:r>
+        <w:t xml:space="preserve">would silently drop a number from the interface); that every such message</w:t>
+      </w:r>
+      <w:r>
+        <w:t xml:space="preserve"> </w:t>
+      </w:r>
+      <w:r>
+        <w:t xml:space="preserve">actually interpolates its arguments; that nothing in the four CJK catalogues is</w:t>
+      </w:r>
+      <w:r>
+        <w:t xml:space="preserve"> </w:t>
+      </w:r>
+      <w:r>
+        <w:t xml:space="preserve">still ASCII prose left over from a copy of the English; that every scale, chord,</w:t>
+      </w:r>
+      <w:r>
+        <w:t xml:space="preserve"> </w:t>
+      </w:r>
+      <w:r>
+        <w:t xml:space="preserve">category and tuning id is covered in every language; that</w:t>
+      </w:r>
+      <w:r>
+        <w:t xml:space="preserve"> </w:t>
+      </w:r>
+      <w:r>
+        <w:rPr>
+          <w:rStyle w:val="VerbatimChar"/>
+        </w:rPr>
+        <w:t xml:space="preserve">zh-TW</w:t>
+      </w:r>
+      <w:r>
+        <w:t xml:space="preserve">,</w:t>
+      </w:r>
+      <w:r>
+        <w:t xml:space="preserve"> </w:t>
+      </w:r>
+      <w:r>
+        <w:rPr>
+          <w:rStyle w:val="VerbatimChar"/>
+        </w:rPr>
+        <w:t xml:space="preserve">zh-HK</w:t>
+      </w:r>
+      <w:r>
+        <w:t xml:space="preserve"> </w:t>
+      </w:r>
+      <w:r>
+        <w:t xml:space="preserve">and</w:t>
+      </w:r>
+      <w:r>
+        <w:t xml:space="preserve"> </w:t>
+      </w:r>
+      <w:r>
+        <w:rPr>
+          <w:rStyle w:val="VerbatimChar"/>
+        </w:rPr>
+        <w:t xml:space="preserve">zh-MO</w:t>
+      </w:r>
+      <w:r>
+        <w:t xml:space="preserve"> </w:t>
+      </w:r>
+      <w:r>
+        <w:t xml:space="preserve">detect as Traditional while</w:t>
+      </w:r>
+      <w:r>
+        <w:t xml:space="preserve"> </w:t>
+      </w:r>
+      <w:r>
+        <w:rPr>
+          <w:rStyle w:val="VerbatimChar"/>
+        </w:rPr>
+        <w:t xml:space="preserve">zh-CN</w:t>
+      </w:r>
+      <w:r>
+        <w:t xml:space="preserve">,</w:t>
+      </w:r>
+      <w:r>
+        <w:t xml:space="preserve"> </w:t>
+      </w:r>
+      <w:r>
+        <w:rPr>
+          <w:rStyle w:val="VerbatimChar"/>
+        </w:rPr>
+        <w:t xml:space="preserve">zh-SG</w:t>
+      </w:r>
+      <w:r>
+        <w:t xml:space="preserve"> </w:t>
+      </w:r>
+      <w:r>
+        <w:t xml:space="preserve">and a bare</w:t>
+      </w:r>
+      <w:r>
+        <w:t xml:space="preserve"> </w:t>
+      </w:r>
+      <w:r>
+        <w:rPr>
+          <w:rStyle w:val="VerbatimChar"/>
+        </w:rPr>
+        <w:t xml:space="preserve">zh</w:t>
+      </w:r>
+      <w:r>
+        <w:t xml:space="preserve"> </w:t>
+      </w:r>
+      <w:r>
+        <w:t xml:space="preserve">detect as</w:t>
+      </w:r>
+      <w:r>
+        <w:t xml:space="preserve"> </w:t>
+      </w:r>
+      <w:r>
+        <w:t xml:space="preserve">Simplified; and, driving the real application, that switching the picker</w:t>
+      </w:r>
+      <w:r>
+        <w:t xml:space="preserve"> </w:t>
+      </w:r>
+      <w:r>
+        <w:t xml:space="preserve">retranslates the panels, the catalogue and all 132 fretboard position names,</w:t>
+      </w:r>
+      <w:r>
+        <w:t xml:space="preserve"> </w:t>
+      </w:r>
+      <w:r>
+        <w:t xml:space="preserve">sets the document language, and survives a reload.</w:t>
       </w:r>
     </w:p>
     <w:p>
@@ -5269,9 +6711,9 @@
         </w:pict>
       </w:r>
     </w:p>
-    <w:bookmarkEnd w:id="60"/>
-    <w:bookmarkEnd w:id="61"/>
-    <w:bookmarkStart w:id="64" w:name="testing-results"/>
+    <w:bookmarkEnd w:id="71"/>
+    <w:bookmarkEnd w:id="72"/>
+    <w:bookmarkStart w:id="75" w:name="testing-results"/>
     <w:p>
       <w:pPr>
         <w:pStyle w:val="Heading1"/>
@@ -5304,13 +6746,13 @@
           <w:b/>
           <w:bCs/>
         </w:rPr>
-        <w:t xml:space="preserve">170 tests, 8 files, all passing</w:t>
-      </w:r>
-      <w:r>
-        <w:t xml:space="preserve"> </w:t>
-      </w:r>
-      <w:r>
-        <w:t xml:space="preserve">in about 12 seconds.</w:t>
+        <w:t xml:space="preserve">259 tests, 9 files, all passing</w:t>
+      </w:r>
+      <w:r>
+        <w:t xml:space="preserve"> </w:t>
+      </w:r>
+      <w:r>
+        <w:t xml:space="preserve">in about a minute.</w:t>
       </w:r>
     </w:p>
     <w:tbl>
@@ -5452,18 +6894,18 @@
               <w:pStyle w:val="Compact"/>
             </w:pPr>
             <w:r>
-              <w:t xml:space="preserve">24</w:t>
-            </w:r>
-          </w:p>
-        </w:tc>
-        <w:tc>
-          <w:tcPr/>
-          <w:p>
-            <w:pPr>
-              <w:pStyle w:val="Compact"/>
-            </w:pPr>
-            <w:r>
-              <w:t xml:space="preserve">every tuning preset of all four instruments; Drop D changing only one string; D standard shifting all six; custom tunings; highlighting moving with the tuning; tuning validation</w:t>
+              <w:t xml:space="preserve">22</w:t>
+            </w:r>
+          </w:p>
+        </w:tc>
+        <w:tc>
+          <w:tcPr/>
+          <w:p>
+            <w:pPr>
+              <w:pStyle w:val="Compact"/>
+            </w:pPr>
+            <w:r>
+              <w:t xml:space="preserve">every tuning preset of both instruments; Drop D changing only one string; D standard shifting all six; custom tunings; highlighting moving with the tuning; tuning validation</w:t>
             </w:r>
           </w:p>
         </w:tc>
@@ -5487,7 +6929,7 @@
               <w:pStyle w:val="Compact"/>
             </w:pPr>
             <w:r>
-              <w:t xml:space="preserve">13</w:t>
+              <w:t xml:space="preserve">15</w:t>
             </w:r>
           </w:p>
         </w:tc>
@@ -5522,7 +6964,7 @@
               <w:pStyle w:val="Compact"/>
             </w:pPr>
             <w:r>
-              <w:t xml:space="preserve">20</w:t>
+              <w:t xml:space="preserve">34</w:t>
             </w:r>
           </w:p>
         </w:tc>
@@ -5605,7 +7047,7 @@
               <w:pStyle w:val="Compact"/>
             </w:pPr>
             <w:r>
-              <w:t xml:space="preserve">23</w:t>
+              <w:t xml:space="preserve">24</w:t>
             </w:r>
           </w:p>
         </w:tc>
@@ -5629,6 +7071,41 @@
               <w:pStyle w:val="Compact"/>
             </w:pPr>
             <w:r>
+              <w:t xml:space="preserve">Translations</w:t>
+            </w:r>
+          </w:p>
+        </w:tc>
+        <w:tc>
+          <w:tcPr/>
+          <w:p>
+            <w:pPr>
+              <w:pStyle w:val="Compact"/>
+            </w:pPr>
+            <w:r>
+              <w:t xml:space="preserve">75</w:t>
+            </w:r>
+          </w:p>
+        </w:tc>
+        <w:tc>
+          <w:tcPr/>
+          <w:p>
+            <w:pPr>
+              <w:pStyle w:val="Compact"/>
+            </w:pPr>
+            <w:r>
+              <w:t xml:space="preserve">every language covering every interface key, scale, chord, category and tuning; no blank values; parameterised messages still parameterised and still substituting; no English left in the CJK catalogues; browser-language detection, including the Chinese variants</w:t>
+            </w:r>
+          </w:p>
+        </w:tc>
+      </w:tr>
+      <w:tr>
+        <w:tc>
+          <w:tcPr/>
+          <w:p>
+            <w:pPr>
+              <w:pStyle w:val="Compact"/>
+            </w:pPr>
+            <w:r>
               <w:t xml:space="preserve">Application</w:t>
             </w:r>
           </w:p>
@@ -5640,18 +7117,18 @@
               <w:pStyle w:val="Compact"/>
             </w:pPr>
             <w:r>
-              <w:t xml:space="preserve">40</w:t>
-            </w:r>
-          </w:p>
-        </w:tc>
-        <w:tc>
-          <w:tcPr/>
-          <w:p>
-            <w:pPr>
-              <w:pStyle w:val="Compact"/>
-            </w:pPr>
-            <w:r>
-              <w:t xml:space="preserve">all four instruments; tuning changes recalculating the rendered neck; the custom-tuning editor; chord shapes per tuning; the Drop D one-finger power chord; down vs up strum ordering; muted strings silent; strum speed; microphone requested only in tuner mode and released on exit; view saved and restored; persistence; keyboard navigation</w:t>
+              <w:t xml:space="preserve">52</w:t>
+            </w:r>
+          </w:p>
+        </w:tc>
+        <w:tc>
+          <w:tcPr/>
+          <w:p>
+            <w:pPr>
+              <w:pStyle w:val="Compact"/>
+            </w:pPr>
+            <w:r>
+              <w:t xml:space="preserve">both instruments; tuning changes recalculating the rendered neck; the custom-tuning editor; chord shapes per tuning; the Drop D one-finger power chord; down vs up strum ordering; muted strings silent; strum speed; microphone requested only in tuner mode and released on exit; view saved and restored; persistence; keyboard navigation</w:t>
             </w:r>
           </w:p>
         </w:tc>
@@ -5671,7 +7148,7 @@
         <w:t xml:space="preserve">a visitor would, rather than testing a stub.</w:t>
       </w:r>
     </w:p>
-    <w:bookmarkStart w:id="62" w:name="checks-run-in-a-real-browser"/>
+    <w:bookmarkStart w:id="73" w:name="checks-run-in-a-real-browser"/>
     <w:p>
       <w:pPr>
         <w:pStyle w:val="Heading2"/>
@@ -5708,7 +7185,7 @@
         <w:pStyle w:val="Compact"/>
         <w:numPr>
           <w:ilvl w:val="0"/>
-          <w:numId w:val="1011"/>
+          <w:numId w:val="1012"/>
         </w:numPr>
       </w:pPr>
       <w:r>
@@ -5730,7 +7207,7 @@
         <w:pStyle w:val="Compact"/>
         <w:numPr>
           <w:ilvl w:val="0"/>
-          <w:numId w:val="1011"/>
+          <w:numId w:val="1012"/>
         </w:numPr>
       </w:pPr>
       <w:r>
@@ -5764,7 +7241,7 @@
         <w:pStyle w:val="Compact"/>
         <w:numPr>
           <w:ilvl w:val="0"/>
-          <w:numId w:val="1011"/>
+          <w:numId w:val="1012"/>
         </w:numPr>
       </w:pPr>
       <w:r>
@@ -5789,7 +7266,7 @@
         <w:pStyle w:val="Compact"/>
         <w:numPr>
           <w:ilvl w:val="0"/>
-          <w:numId w:val="1011"/>
+          <w:numId w:val="1012"/>
         </w:numPr>
       </w:pPr>
       <w:r>
@@ -5814,7 +7291,7 @@
         <w:pStyle w:val="Compact"/>
         <w:numPr>
           <w:ilvl w:val="0"/>
-          <w:numId w:val="1011"/>
+          <w:numId w:val="1012"/>
         </w:numPr>
       </w:pPr>
       <w:r>
@@ -5836,7 +7313,7 @@
         <w:pStyle w:val="Compact"/>
         <w:numPr>
           <w:ilvl w:val="0"/>
-          <w:numId w:val="1011"/>
+          <w:numId w:val="1012"/>
         </w:numPr>
       </w:pPr>
       <w:r>
@@ -5853,8 +7330,8 @@
         <w:t xml:space="preserve">in section 7.2.</w:t>
       </w:r>
     </w:p>
-    <w:bookmarkEnd w:id="62"/>
-    <w:bookmarkStart w:id="63" w:name="X368ac9b04f027424d9e8d2a94a3c4bc780b98e9"/>
+    <w:bookmarkEnd w:id="73"/>
+    <w:bookmarkStart w:id="74" w:name="X368ac9b04f027424d9e8d2a94a3c4bc780b98e9"/>
     <w:p>
       <w:pPr>
         <w:pStyle w:val="Heading2"/>
@@ -6026,7 +7503,7 @@
               <w:pStyle w:val="Compact"/>
             </w:pPr>
             <w:r>
-              <w:t xml:space="preserve">All four instrument configurations</w:t>
+              <w:t xml:space="preserve">Both instrument configurations</w:t>
             </w:r>
           </w:p>
         </w:tc>
@@ -6050,18 +7527,18 @@
               <w:pStyle w:val="Compact"/>
             </w:pPr>
             <w:r>
-              <w:t xml:space="preserve">7-string guitar separately</w:t>
-            </w:r>
-          </w:p>
-        </w:tc>
-        <w:tc>
-          <w:tcPr/>
-          <w:p>
-            <w:pPr>
-              <w:pStyle w:val="Compact"/>
-            </w:pPr>
-            <w:r>
-              <w:t xml:space="preserve">Verified, including Drop G</w:t>
+              <w:t xml:space="preserve">Bass separately</w:t>
+            </w:r>
+          </w:p>
+        </w:tc>
+        <w:tc>
+          <w:tcPr/>
+          <w:p>
+            <w:pPr>
+              <w:pStyle w:val="Compact"/>
+            </w:pPr>
+            <w:r>
+              <w:t xml:space="preserve">Verified, including Drop D and its 41 Hz low E</w:t>
             </w:r>
           </w:p>
         </w:tc>
@@ -6074,18 +7551,18 @@
               <w:pStyle w:val="Compact"/>
             </w:pPr>
             <w:r>
-              <w:t xml:space="preserve">5-string bass separately</w:t>
-            </w:r>
-          </w:p>
-        </w:tc>
-        <w:tc>
-          <w:tcPr/>
-          <w:p>
-            <w:pPr>
-              <w:pStyle w:val="Compact"/>
-            </w:pPr>
-            <w:r>
-              <w:t xml:space="preserve">Verified, including the 31 Hz low B</w:t>
+              <w:t xml:space="preserve">Every language</w:t>
+            </w:r>
+          </w:p>
+        </w:tc>
+        <w:tc>
+          <w:tcPr/>
+          <w:p>
+            <w:pPr>
+              <w:pStyle w:val="Compact"/>
+            </w:pPr>
+            <w:r>
+              <w:t xml:space="preserve">Verified: 75 translation tests, and the interface driven in Korean</w:t>
             </w:r>
           </w:p>
         </w:tc>
@@ -6323,9 +7800,9 @@
         </w:pict>
       </w:r>
     </w:p>
-    <w:bookmarkEnd w:id="63"/>
-    <w:bookmarkEnd w:id="64"/>
-    <w:bookmarkStart w:id="68" w:name="running-and-deploying"/>
+    <w:bookmarkEnd w:id="74"/>
+    <w:bookmarkEnd w:id="75"/>
+    <w:bookmarkStart w:id="79" w:name="running-and-deploying"/>
     <w:p>
       <w:pPr>
         <w:pStyle w:val="Heading1"/>
@@ -6334,7 +7811,7 @@
         <w:t xml:space="preserve">10. Running and deploying</w:t>
       </w:r>
     </w:p>
-    <w:bookmarkStart w:id="65" w:name="locally"/>
+    <w:bookmarkStart w:id="76" w:name="locally"/>
     <w:p>
       <w:pPr>
         <w:pStyle w:val="Heading2"/>
@@ -6467,8 +7944,8 @@
         <w:t xml:space="preserve">context, so the microphone tuner works in development with no certificate setup.</w:t>
       </w:r>
     </w:p>
-    <w:bookmarkEnd w:id="65"/>
-    <w:bookmarkStart w:id="66" w:name="free-hosting-no-domain-required"/>
+    <w:bookmarkEnd w:id="76"/>
+    <w:bookmarkStart w:id="77" w:name="free-hosting-no-domain-required"/>
     <w:p>
       <w:pPr>
         <w:pStyle w:val="Heading2"/>
@@ -6705,8 +8182,8 @@
         <w:t xml:space="preserve">all.</w:t>
       </w:r>
     </w:p>
-    <w:bookmarkEnd w:id="66"/>
-    <w:bookmarkStart w:id="67" w:name="microphone-permission"/>
+    <w:bookmarkEnd w:id="77"/>
+    <w:bookmarkStart w:id="78" w:name="microphone-permission"/>
     <w:p>
       <w:pPr>
         <w:pStyle w:val="Heading2"/>
@@ -6754,9 +8231,9 @@
         </w:pict>
       </w:r>
     </w:p>
-    <w:bookmarkEnd w:id="67"/>
-    <w:bookmarkEnd w:id="68"/>
-    <w:bookmarkStart w:id="73" w:name="what-is-supported"/>
+    <w:bookmarkEnd w:id="78"/>
+    <w:bookmarkEnd w:id="79"/>
+    <w:bookmarkStart w:id="85" w:name="what-is-supported"/>
     <w:p>
       <w:pPr>
         <w:pStyle w:val="Heading1"/>
@@ -6765,7 +8242,7 @@
         <w:t xml:space="preserve">11. What is supported</w:t>
       </w:r>
     </w:p>
-    <w:bookmarkStart w:id="69" w:name="instruments"/>
+    <w:bookmarkStart w:id="80" w:name="instruments"/>
     <w:p>
       <w:pPr>
         <w:pStyle w:val="Heading2"/>
@@ -6877,7 +8354,7 @@
               <w:pStyle w:val="Compact"/>
             </w:pPr>
             <w:r>
-              <w:t xml:space="preserve">22</w:t>
+              <w:t xml:space="preserve">21</w:t>
             </w:r>
           </w:p>
         </w:tc>
@@ -6912,40 +8389,40 @@
               <w:pStyle w:val="Compact"/>
             </w:pPr>
             <w:r>
-              <w:t xml:space="preserve">7-string guitar</w:t>
-            </w:r>
-          </w:p>
-        </w:tc>
-        <w:tc>
-          <w:tcPr/>
-          <w:p>
-            <w:pPr>
-              <w:pStyle w:val="Compact"/>
-            </w:pPr>
-            <w:r>
-              <w:t xml:space="preserve">7</w:t>
-            </w:r>
-          </w:p>
-        </w:tc>
-        <w:tc>
-          <w:tcPr/>
-          <w:p>
-            <w:pPr>
-              <w:pStyle w:val="Compact"/>
-            </w:pPr>
-            <w:r>
-              <w:t xml:space="preserve">24</w:t>
-            </w:r>
-          </w:p>
-        </w:tc>
-        <w:tc>
-          <w:tcPr/>
-          <w:p>
-            <w:pPr>
-              <w:pStyle w:val="Compact"/>
-            </w:pPr>
-            <w:r>
-              <w:t xml:space="preserve">B1 E2 A2 D3 G3 B3 E4</w:t>
+              <w:t xml:space="preserve">4-string bass</w:t>
+            </w:r>
+          </w:p>
+        </w:tc>
+        <w:tc>
+          <w:tcPr/>
+          <w:p>
+            <w:pPr>
+              <w:pStyle w:val="Compact"/>
+            </w:pPr>
+            <w:r>
+              <w:t xml:space="preserve">4</w:t>
+            </w:r>
+          </w:p>
+        </w:tc>
+        <w:tc>
+          <w:tcPr/>
+          <w:p>
+            <w:pPr>
+              <w:pStyle w:val="Compact"/>
+            </w:pPr>
+            <w:r>
+              <w:t xml:space="preserve">21</w:t>
+            </w:r>
+          </w:p>
+        </w:tc>
+        <w:tc>
+          <w:tcPr/>
+          <w:p>
+            <w:pPr>
+              <w:pStyle w:val="Compact"/>
+            </w:pPr>
+            <w:r>
+              <w:t xml:space="preserve">E1 A1 D2 G2</w:t>
             </w:r>
           </w:p>
         </w:tc>
@@ -6957,127 +8434,27 @@
             </w:pPr>
             <w:r>
               <w:t xml:space="preserve">7 + custom</w:t>
-            </w:r>
-          </w:p>
-        </w:tc>
-      </w:tr>
-      <w:tr>
-        <w:tc>
-          <w:tcPr/>
-          <w:p>
-            <w:pPr>
-              <w:pStyle w:val="Compact"/>
-            </w:pPr>
-            <w:r>
-              <w:t xml:space="preserve">4-string bass</w:t>
-            </w:r>
-          </w:p>
-        </w:tc>
-        <w:tc>
-          <w:tcPr/>
-          <w:p>
-            <w:pPr>
-              <w:pStyle w:val="Compact"/>
-            </w:pPr>
-            <w:r>
-              <w:t xml:space="preserve">4</w:t>
-            </w:r>
-          </w:p>
-        </w:tc>
-        <w:tc>
-          <w:tcPr/>
-          <w:p>
-            <w:pPr>
-              <w:pStyle w:val="Compact"/>
-            </w:pPr>
-            <w:r>
-              <w:t xml:space="preserve">21</w:t>
-            </w:r>
-          </w:p>
-        </w:tc>
-        <w:tc>
-          <w:tcPr/>
-          <w:p>
-            <w:pPr>
-              <w:pStyle w:val="Compact"/>
-            </w:pPr>
-            <w:r>
-              <w:t xml:space="preserve">E1 A1 D2 G2</w:t>
-            </w:r>
-          </w:p>
-        </w:tc>
-        <w:tc>
-          <w:tcPr/>
-          <w:p>
-            <w:pPr>
-              <w:pStyle w:val="Compact"/>
-            </w:pPr>
-            <w:r>
-              <w:t xml:space="preserve">7 + custom</w:t>
-            </w:r>
-          </w:p>
-        </w:tc>
-      </w:tr>
-      <w:tr>
-        <w:tc>
-          <w:tcPr/>
-          <w:p>
-            <w:pPr>
-              <w:pStyle w:val="Compact"/>
-            </w:pPr>
-            <w:r>
-              <w:t xml:space="preserve">5-string bass</w:t>
-            </w:r>
-          </w:p>
-        </w:tc>
-        <w:tc>
-          <w:tcPr/>
-          <w:p>
-            <w:pPr>
-              <w:pStyle w:val="Compact"/>
-            </w:pPr>
-            <w:r>
-              <w:t xml:space="preserve">5</w:t>
-            </w:r>
-          </w:p>
-        </w:tc>
-        <w:tc>
-          <w:tcPr/>
-          <w:p>
-            <w:pPr>
-              <w:pStyle w:val="Compact"/>
-            </w:pPr>
-            <w:r>
-              <w:t xml:space="preserve">22</w:t>
-            </w:r>
-          </w:p>
-        </w:tc>
-        <w:tc>
-          <w:tcPr/>
-          <w:p>
-            <w:pPr>
-              <w:pStyle w:val="Compact"/>
-            </w:pPr>
-            <w:r>
-              <w:t xml:space="preserve">B0 E1 A1 D2 G2</w:t>
-            </w:r>
-          </w:p>
-        </w:tc>
-        <w:tc>
-          <w:tcPr/>
-          <w:p>
-            <w:pPr>
-              <w:pStyle w:val="Compact"/>
-            </w:pPr>
-            <w:r>
-              <w:t xml:space="preserve">5 + custom</w:t>
             </w:r>
           </w:p>
         </w:tc>
       </w:tr>
     </w:tbl>
-    <w:bookmarkEnd w:id="69"/>
-    <w:bookmarkStart w:id="70" w:name="tuning-presets"/>
+    <w:p>
+      <w:pPr>
+        <w:pStyle w:val="BodyText"/>
+      </w:pPr>
+      <w:r>
+        <w:t xml:space="preserve">The 7-string guitar and 5-string bass were removed in revision 3, at the</w:t>
+      </w:r>
+      <w:r>
+        <w:t xml:space="preserve"> </w:t>
+      </w:r>
+      <w:r>
+        <w:t xml:space="preserve">client’s request.</w:t>
+      </w:r>
+    </w:p>
+    <w:bookmarkEnd w:id="80"/>
+    <w:bookmarkStart w:id="81" w:name="tuning-presets"/>
     <w:p>
       <w:pPr>
         <w:pStyle w:val="Heading2"/>
@@ -7125,19 +8502,19 @@
           <w:b/>
           <w:bCs/>
         </w:rPr>
-        <w:t xml:space="preserve">7-string guitar</w:t>
-      </w:r>
-      <w:r>
-        <w:t xml:space="preserve"> </w:t>
-      </w:r>
-      <w:r>
-        <w:t xml:space="preserve">— Standard (B E A D G B E), Half step down, A standard,</w:t>
-      </w:r>
-      <w:r>
-        <w:t xml:space="preserve"> </w:t>
-      </w:r>
-      <w:r>
-        <w:t xml:space="preserve">Drop A, Drop G, Drop G♯, Russian/Lydian 7, plus custom.</w:t>
+        <w:t xml:space="preserve">4-string bass</w:t>
+      </w:r>
+      <w:r>
+        <w:t xml:space="preserve"> </w:t>
+      </w:r>
+      <w:r>
+        <w:t xml:space="preserve">— Standard (E A D G), Half step down, D standard, Drop D,</w:t>
+      </w:r>
+      <w:r>
+        <w:t xml:space="preserve"> </w:t>
+      </w:r>
+      <w:r>
+        <w:t xml:space="preserve">Drop C, BEAD, Tenor, plus custom.</w:t>
       </w:r>
     </w:p>
     <w:p>
@@ -7145,217 +8522,23 @@
         <w:pStyle w:val="BodyText"/>
       </w:pPr>
       <w:r>
-        <w:rPr>
-          <w:b/>
-          <w:bCs/>
-        </w:rPr>
-        <w:t xml:space="preserve">4-string bass</w:t>
-      </w:r>
-      <w:r>
-        <w:t xml:space="preserve"> </w:t>
-      </w:r>
-      <w:r>
-        <w:t xml:space="preserve">— Standard (E A D G), Half step down, D standard, Drop D,</w:t>
-      </w:r>
-      <w:r>
-        <w:t xml:space="preserve"> </w:t>
-      </w:r>
-      <w:r>
-        <w:t xml:space="preserve">Drop C, BEAD, Tenor, plus custom.</w:t>
-      </w:r>
-    </w:p>
-    <w:p>
-      <w:pPr>
-        <w:pStyle w:val="BodyText"/>
-      </w:pPr>
-      <w:r>
-        <w:rPr>
-          <w:b/>
-          <w:bCs/>
-        </w:rPr>
-        <w:t xml:space="preserve">5-string bass</w:t>
-      </w:r>
-      <w:r>
-        <w:t xml:space="preserve"> </w:t>
-      </w:r>
-      <w:r>
-        <w:t xml:space="preserve">— Standard (B E A D G), Half step down, whole step down,</w:t>
-      </w:r>
-      <w:r>
-        <w:t xml:space="preserve"> </w:t>
-      </w:r>
-      <w:r>
-        <w:t xml:space="preserve">Drop A, Tenor, plus custom.</w:t>
-      </w:r>
-    </w:p>
-    <w:bookmarkEnd w:id="70"/>
-    <w:bookmarkStart w:id="71" w:name="scales-and-modes-27"/>
+        <w:t xml:space="preserve">Every preset name is translated; the open-string letters are not, because they</w:t>
+      </w:r>
+      <w:r>
+        <w:t xml:space="preserve"> </w:t>
+      </w:r>
+      <w:r>
+        <w:t xml:space="preserve">are written the same way in all six languages.</w:t>
+      </w:r>
+    </w:p>
+    <w:bookmarkEnd w:id="81"/>
+    <w:bookmarkStart w:id="82" w:name="scales-and-modes-27"/>
     <w:p>
       <w:pPr>
         <w:pStyle w:val="Heading2"/>
       </w:pPr>
       <w:r>
         <w:t xml:space="preserve">11.3 Scales and modes (27)</w:t>
-      </w:r>
-    </w:p>
-    <w:p>
-      <w:pPr>
-        <w:pStyle w:val="Compact"/>
-        <w:numPr>
-          <w:ilvl w:val="0"/>
-          <w:numId w:val="1012"/>
-        </w:numPr>
-      </w:pPr>
-      <w:r>
-        <w:rPr>
-          <w:b/>
-          <w:bCs/>
-        </w:rPr>
-        <w:t xml:space="preserve">Major / minor</w:t>
-      </w:r>
-      <w:r>
-        <w:t xml:space="preserve"> </w:t>
-      </w:r>
-      <w:r>
-        <w:t xml:space="preserve">— Major (Ionian), Natural minor (Aeolian), Harmonic minor,</w:t>
-      </w:r>
-      <w:r>
-        <w:t xml:space="preserve"> </w:t>
-      </w:r>
-      <w:r>
-        <w:t xml:space="preserve">Melodic minor, Harmonic major</w:t>
-      </w:r>
-    </w:p>
-    <w:p>
-      <w:pPr>
-        <w:pStyle w:val="Compact"/>
-        <w:numPr>
-          <w:ilvl w:val="0"/>
-          <w:numId w:val="1012"/>
-        </w:numPr>
-      </w:pPr>
-      <w:r>
-        <w:rPr>
-          <w:b/>
-          <w:bCs/>
-        </w:rPr>
-        <w:t xml:space="preserve">Modes</w:t>
-      </w:r>
-      <w:r>
-        <w:t xml:space="preserve"> </w:t>
-      </w:r>
-      <w:r>
-        <w:t xml:space="preserve">— Ionian, Dorian, Phrygian, Lydian, Mixolydian, Aeolian, Locrian,</w:t>
-      </w:r>
-      <w:r>
-        <w:t xml:space="preserve"> </w:t>
-      </w:r>
-      <w:r>
-        <w:t xml:space="preserve">Lydian dominant, Phrygian dominant, Altered</w:t>
-      </w:r>
-    </w:p>
-    <w:p>
-      <w:pPr>
-        <w:pStyle w:val="Compact"/>
-        <w:numPr>
-          <w:ilvl w:val="0"/>
-          <w:numId w:val="1012"/>
-        </w:numPr>
-      </w:pPr>
-      <w:r>
-        <w:rPr>
-          <w:b/>
-          <w:bCs/>
-        </w:rPr>
-        <w:t xml:space="preserve">Pentatonic</w:t>
-      </w:r>
-      <w:r>
-        <w:t xml:space="preserve"> </w:t>
-      </w:r>
-      <w:r>
-        <w:t xml:space="preserve">— Major pentatonic, Minor pentatonic, Hirajoshi</w:t>
-      </w:r>
-    </w:p>
-    <w:p>
-      <w:pPr>
-        <w:pStyle w:val="Compact"/>
-        <w:numPr>
-          <w:ilvl w:val="0"/>
-          <w:numId w:val="1012"/>
-        </w:numPr>
-      </w:pPr>
-      <w:r>
-        <w:rPr>
-          <w:b/>
-          <w:bCs/>
-        </w:rPr>
-        <w:t xml:space="preserve">Blues</w:t>
-      </w:r>
-      <w:r>
-        <w:t xml:space="preserve"> </w:t>
-      </w:r>
-      <w:r>
-        <w:t xml:space="preserve">— Blues (minor), Blues (major)</w:t>
-      </w:r>
-    </w:p>
-    <w:p>
-      <w:pPr>
-        <w:pStyle w:val="Compact"/>
-        <w:numPr>
-          <w:ilvl w:val="0"/>
-          <w:numId w:val="1012"/>
-        </w:numPr>
-      </w:pPr>
-      <w:r>
-        <w:rPr>
-          <w:b/>
-          <w:bCs/>
-        </w:rPr>
-        <w:t xml:space="preserve">Symmetric</w:t>
-      </w:r>
-      <w:r>
-        <w:t xml:space="preserve"> </w:t>
-      </w:r>
-      <w:r>
-        <w:t xml:space="preserve">— Whole tone, Diminished (half–whole), Diminished (whole–half),</w:t>
-      </w:r>
-      <w:r>
-        <w:t xml:space="preserve"> </w:t>
-      </w:r>
-      <w:r>
-        <w:t xml:space="preserve">Chromatic</w:t>
-      </w:r>
-    </w:p>
-    <w:p>
-      <w:pPr>
-        <w:pStyle w:val="Compact"/>
-        <w:numPr>
-          <w:ilvl w:val="0"/>
-          <w:numId w:val="1012"/>
-        </w:numPr>
-      </w:pPr>
-      <w:r>
-        <w:rPr>
-          <w:b/>
-          <w:bCs/>
-        </w:rPr>
-        <w:t xml:space="preserve">Exotic</w:t>
-      </w:r>
-      <w:r>
-        <w:t xml:space="preserve"> </w:t>
-      </w:r>
-      <w:r>
-        <w:t xml:space="preserve">— Hungarian minor, Double harmonic (Byzantine), Bebop dominant</w:t>
-      </w:r>
-    </w:p>
-    <w:bookmarkEnd w:id="71"/>
-    <w:bookmarkStart w:id="72" w:name="chords-21"/>
-    <w:p>
-      <w:pPr>
-        <w:pStyle w:val="Heading2"/>
-      </w:pPr>
-      <w:r>
-        <w:t xml:space="preserve">11.4 Chords (21)</w:t>
       </w:r>
     </w:p>
     <w:p>
@@ -7371,13 +8554,19 @@
           <w:b/>
           <w:bCs/>
         </w:rPr>
-        <w:t xml:space="preserve">Triads</w:t>
-      </w:r>
-      <w:r>
-        <w:t xml:space="preserve"> </w:t>
-      </w:r>
-      <w:r>
-        <w:t xml:space="preserve">— Major, Minor, Diminished, Augmented, Major 6th, Minor 6th</w:t>
+        <w:t xml:space="preserve">Major / minor</w:t>
+      </w:r>
+      <w:r>
+        <w:t xml:space="preserve"> </w:t>
+      </w:r>
+      <w:r>
+        <w:t xml:space="preserve">— Major (Ionian), Natural minor (Aeolian), Harmonic minor,</w:t>
+      </w:r>
+      <w:r>
+        <w:t xml:space="preserve"> </w:t>
+      </w:r>
+      <w:r>
+        <w:t xml:space="preserve">Melodic minor, Harmonic major</w:t>
       </w:r>
     </w:p>
     <w:p>
@@ -7393,19 +8582,19 @@
           <w:b/>
           <w:bCs/>
         </w:rPr>
-        <w:t xml:space="preserve">Sevenths</w:t>
-      </w:r>
-      <w:r>
-        <w:t xml:space="preserve"> </w:t>
-      </w:r>
-      <w:r>
-        <w:t xml:space="preserve">— Dominant 7th, Major 7th, Minor 7th, Minor 7♭5, Diminished 7th,</w:t>
-      </w:r>
-      <w:r>
-        <w:t xml:space="preserve"> </w:t>
-      </w:r>
-      <w:r>
-        <w:t xml:space="preserve">Minor major 7th, 7sus4</w:t>
+        <w:t xml:space="preserve">Modes</w:t>
+      </w:r>
+      <w:r>
+        <w:t xml:space="preserve"> </w:t>
+      </w:r>
+      <w:r>
+        <w:t xml:space="preserve">— Ionian, Dorian, Phrygian, Lydian, Mixolydian, Aeolian, Locrian,</w:t>
+      </w:r>
+      <w:r>
+        <w:t xml:space="preserve"> </w:t>
+      </w:r>
+      <w:r>
+        <w:t xml:space="preserve">Lydian dominant, Phrygian dominant, Altered</w:t>
       </w:r>
     </w:p>
     <w:p>
@@ -7421,13 +8610,13 @@
           <w:b/>
           <w:bCs/>
         </w:rPr>
-        <w:t xml:space="preserve">Suspended</w:t>
-      </w:r>
-      <w:r>
-        <w:t xml:space="preserve"> </w:t>
-      </w:r>
-      <w:r>
-        <w:t xml:space="preserve">— Sus2, Sus4</w:t>
+        <w:t xml:space="preserve">Pentatonic</w:t>
+      </w:r>
+      <w:r>
+        <w:t xml:space="preserve"> </w:t>
+      </w:r>
+      <w:r>
+        <w:t xml:space="preserve">— Major pentatonic, Minor pentatonic, Hirajoshi</w:t>
       </w:r>
     </w:p>
     <w:p>
@@ -7443,13 +8632,13 @@
           <w:b/>
           <w:bCs/>
         </w:rPr>
-        <w:t xml:space="preserve">Power</w:t>
-      </w:r>
-      <w:r>
-        <w:t xml:space="preserve"> </w:t>
-      </w:r>
-      <w:r>
-        <w:t xml:space="preserve">— root + 5th, root + 5th + octave</w:t>
+        <w:t xml:space="preserve">Blues</w:t>
+      </w:r>
+      <w:r>
+        <w:t xml:space="preserve"> </w:t>
+      </w:r>
+      <w:r>
+        <w:t xml:space="preserve">— Blues (minor), Blues (major)</w:t>
       </w:r>
     </w:p>
     <w:p>
@@ -7465,53 +8654,51 @@
           <w:b/>
           <w:bCs/>
         </w:rPr>
-        <w:t xml:space="preserve">Extended</w:t>
-      </w:r>
-      <w:r>
-        <w:t xml:space="preserve"> </w:t>
-      </w:r>
-      <w:r>
-        <w:t xml:space="preserve">— add9, Dominant 9th, Minor 9th, Major 9th</w:t>
-      </w:r>
-    </w:p>
-    <w:p>
-      <w:pPr>
-        <w:pStyle w:val="FirstParagraph"/>
-      </w:pPr>
-      <w:r>
-        <w:t xml:space="preserve">Each is available on all 17 root spellings (C, C♯, D♭, D, … B), with voicings</w:t>
-      </w:r>
-      <w:r>
-        <w:t xml:space="preserve"> </w:t>
-      </w:r>
-      <w:r>
-        <w:t xml:space="preserve">calculated for whatever tuning is active.</w:t>
-      </w:r>
-    </w:p>
-    <w:p>
-      <w:r>
-        <w:pict>
-          <v:rect style="width:0;height:1.5pt" o:hralign="center" o:hrstd="t" o:hr="t"/>
-        </w:pict>
-      </w:r>
-    </w:p>
-    <w:bookmarkEnd w:id="72"/>
-    <w:bookmarkEnd w:id="73"/>
-    <w:bookmarkStart w:id="75" w:name="honest-limitations"/>
-    <w:p>
-      <w:pPr>
-        <w:pStyle w:val="Heading1"/>
-      </w:pPr>
-      <w:r>
-        <w:t xml:space="preserve">12. Honest limitations</w:t>
-      </w:r>
-    </w:p>
-    <w:p>
-      <w:pPr>
-        <w:pStyle w:val="FirstParagraph"/>
-      </w:pPr>
-      <w:r>
-        <w:t xml:space="preserve">A few things are worth stating plainly rather than leaving to be discovered.</w:t>
+        <w:t xml:space="preserve">Symmetric</w:t>
+      </w:r>
+      <w:r>
+        <w:t xml:space="preserve"> </w:t>
+      </w:r>
+      <w:r>
+        <w:t xml:space="preserve">— Whole tone, Diminished (half–whole), Diminished (whole–half),</w:t>
+      </w:r>
+      <w:r>
+        <w:t xml:space="preserve"> </w:t>
+      </w:r>
+      <w:r>
+        <w:t xml:space="preserve">Chromatic</w:t>
+      </w:r>
+    </w:p>
+    <w:p>
+      <w:pPr>
+        <w:pStyle w:val="Compact"/>
+        <w:numPr>
+          <w:ilvl w:val="0"/>
+          <w:numId w:val="1013"/>
+        </w:numPr>
+      </w:pPr>
+      <w:r>
+        <w:rPr>
+          <w:b/>
+          <w:bCs/>
+        </w:rPr>
+        <w:t xml:space="preserve">Exotic</w:t>
+      </w:r>
+      <w:r>
+        <w:t xml:space="preserve"> </w:t>
+      </w:r>
+      <w:r>
+        <w:t xml:space="preserve">— Hungarian minor, Double harmonic (Byzantine), Bebop dominant</w:t>
+      </w:r>
+    </w:p>
+    <w:bookmarkEnd w:id="82"/>
+    <w:bookmarkStart w:id="83" w:name="chords-21"/>
+    <w:p>
+      <w:pPr>
+        <w:pStyle w:val="Heading2"/>
+      </w:pPr>
+      <w:r>
+        <w:t xml:space="preserve">11.4 Chords (21)</w:t>
       </w:r>
     </w:p>
     <w:p>
@@ -7527,25 +8714,13 @@
           <w:b/>
           <w:bCs/>
         </w:rPr>
-        <w:t xml:space="preserve">Voicings are limited to a four-fret span and four fingers.</w:t>
-      </w:r>
-      <w:r>
-        <w:t xml:space="preserve"> </w:t>
-      </w:r>
-      <w:r>
-        <w:t xml:space="preserve">That is the</w:t>
-      </w:r>
-      <w:r>
-        <w:t xml:space="preserve"> </w:t>
-      </w:r>
-      <w:r>
-        <w:t xml:space="preserve">right default for a learning tool, but it means some wide jazz voicings and</w:t>
-      </w:r>
-      <w:r>
-        <w:t xml:space="preserve"> </w:t>
-      </w:r>
-      <w:r>
-        <w:t xml:space="preserve">thumb-over shapes are not offered.</w:t>
+        <w:t xml:space="preserve">Triads</w:t>
+      </w:r>
+      <w:r>
+        <w:t xml:space="preserve"> </w:t>
+      </w:r>
+      <w:r>
+        <w:t xml:space="preserve">— Major, Minor, Diminished, Augmented, Major 6th, Minor 6th</w:t>
       </w:r>
     </w:p>
     <w:p>
@@ -7561,55 +8736,19 @@
           <w:b/>
           <w:bCs/>
         </w:rPr>
-        <w:t xml:space="preserve">The body is drawn to a compressed scale.</w:t>
-      </w:r>
-      <w:r>
-        <w:t xml:space="preserve"> </w:t>
-      </w:r>
-      <w:r>
-        <w:t xml:space="preserve">A real electric guitar’s body is</w:t>
-      </w:r>
-      <w:r>
-        <w:t xml:space="preserve"> </w:t>
-      </w:r>
-      <w:r>
-        <w:t xml:space="preserve">about six times the width of its neck. Drawn to that ratio, with the neck</w:t>
-      </w:r>
-      <w:r>
-        <w:t xml:space="preserve"> </w:t>
-      </w:r>
-      <w:r>
-        <w:t xml:space="preserve">still large enough to tap accurately, the instrument would need roughly twice</w:t>
-      </w:r>
-      <w:r>
-        <w:t xml:space="preserve"> </w:t>
-      </w:r>
-      <w:r>
-        <w:t xml:space="preserve">the vertical space the page can give it. The body is therefore about half the</w:t>
-      </w:r>
-      <w:r>
-        <w:t xml:space="preserve"> </w:t>
-      </w:r>
-      <w:r>
-        <w:t xml:space="preserve">size relative to the neck that it should be, which makes the neck look chunky</w:t>
-      </w:r>
-      <w:r>
-        <w:t xml:space="preserve"> </w:t>
-      </w:r>
-      <w:r>
-        <w:t xml:space="preserve">next to it. The silhouette is correct; the proportion is a deliberate trade in</w:t>
-      </w:r>
-      <w:r>
-        <w:t xml:space="preserve"> </w:t>
-      </w:r>
-      <w:r>
-        <w:t xml:space="preserve">favour of a usable fretboard, and it is the one place where the drawing is</w:t>
-      </w:r>
-      <w:r>
-        <w:t xml:space="preserve"> </w:t>
-      </w:r>
-      <w:r>
-        <w:t xml:space="preserve">knowingly not to scale.</w:t>
+        <w:t xml:space="preserve">Sevenths</w:t>
+      </w:r>
+      <w:r>
+        <w:t xml:space="preserve"> </w:t>
+      </w:r>
+      <w:r>
+        <w:t xml:space="preserve">— Dominant 7th, Major 7th, Minor 7th, Minor 7♭5, Diminished 7th,</w:t>
+      </w:r>
+      <w:r>
+        <w:t xml:space="preserve"> </w:t>
+      </w:r>
+      <w:r>
+        <w:t xml:space="preserve">Minor major 7th, 7sus4</w:t>
       </w:r>
     </w:p>
     <w:p>
@@ -7625,16 +8764,13 @@
           <w:b/>
           <w:bCs/>
         </w:rPr>
-        <w:t xml:space="preserve">The tuner is monophonic</w:t>
-      </w:r>
-      <w:r>
-        <w:t xml:space="preserve">, like every tuner of this kind. It expects one</w:t>
-      </w:r>
-      <w:r>
-        <w:t xml:space="preserve"> </w:t>
-      </w:r>
-      <w:r>
-        <w:t xml:space="preserve">string at a time, and says so.</w:t>
+        <w:t xml:space="preserve">Suspended</w:t>
+      </w:r>
+      <w:r>
+        <w:t xml:space="preserve"> </w:t>
+      </w:r>
+      <w:r>
+        <w:t xml:space="preserve">— Sus2, Sus4</w:t>
       </w:r>
     </w:p>
     <w:p>
@@ -7650,43 +8786,13 @@
           <w:b/>
           <w:bCs/>
         </w:rPr>
-        <w:t xml:space="preserve">Microphone capture could not be tested against real hardware here.</w:t>
-      </w:r>
-      <w:r>
-        <w:t xml:space="preserve"> </w:t>
-      </w:r>
-      <w:r>
-        <w:t xml:space="preserve">The</w:t>
-      </w:r>
-      <w:r>
-        <w:t xml:space="preserve"> </w:t>
-      </w:r>
-      <w:r>
-        <w:t xml:space="preserve">signal path was verified instead by feeding the application a synthesised note</w:t>
-      </w:r>
-      <w:r>
-        <w:t xml:space="preserve"> </w:t>
-      </w:r>
-      <w:r>
-        <w:t xml:space="preserve">as a genuine</w:t>
-      </w:r>
-      <w:r>
-        <w:t xml:space="preserve"> </w:t>
-      </w:r>
-      <w:r>
-        <w:rPr>
-          <w:rStyle w:val="VerbatimChar"/>
-        </w:rPr>
-        <w:t xml:space="preserve">MediaStream</w:t>
-      </w:r>
-      <w:r>
-        <w:t xml:space="preserve">, which exercises everything except the operating</w:t>
-      </w:r>
-      <w:r>
-        <w:t xml:space="preserve"> </w:t>
-      </w:r>
-      <w:r>
-        <w:t xml:space="preserve">system’s audio driver.</w:t>
+        <w:t xml:space="preserve">Power</w:t>
+      </w:r>
+      <w:r>
+        <w:t xml:space="preserve"> </w:t>
+      </w:r>
+      <w:r>
+        <w:t xml:space="preserve">— root + 5th, root + 5th + octave</w:t>
       </w:r>
     </w:p>
     <w:p>
@@ -7702,34 +8808,13 @@
           <w:b/>
           <w:bCs/>
         </w:rPr>
-        <w:t xml:space="preserve">Playback is synthesis, not a recording.</w:t>
-      </w:r>
-      <w:r>
-        <w:t xml:space="preserve"> </w:t>
-      </w:r>
-      <w:r>
-        <w:t xml:space="preserve">It is a convincing plucked string</w:t>
-      </w:r>
-      <w:r>
-        <w:t xml:space="preserve"> </w:t>
-      </w:r>
-      <w:r>
-        <w:t xml:space="preserve">rather than a studio-recorded guitar, which is the deliberate trade for having</w:t>
-      </w:r>
-      <w:r>
-        <w:t xml:space="preserve"> </w:t>
-      </w:r>
-      <w:r>
-        <w:t xml:space="preserve">no audio files and no licensing questions.</w:t>
-      </w:r>
-    </w:p>
-    <w:bookmarkStart w:id="74" w:name="natural-next-steps"/>
-    <w:p>
-      <w:pPr>
-        <w:pStyle w:val="Heading2"/>
-      </w:pPr>
-      <w:r>
-        <w:t xml:space="preserve">12.1 Natural next steps</w:t>
+        <w:t xml:space="preserve">Extended</w:t>
+      </w:r>
+      <w:r>
+        <w:t xml:space="preserve"> </w:t>
+      </w:r>
+      <w:r>
+        <w:t xml:space="preserve">— add9, Dominant 9th, Minor 9th, Major 9th</w:t>
       </w:r>
     </w:p>
     <w:p>
@@ -7737,19 +8822,13 @@
         <w:pStyle w:val="FirstParagraph"/>
       </w:pPr>
       <w:r>
-        <w:t xml:space="preserve">Adding an 8-string guitar, a 6-string bass or a ukulele is a data change only.</w:t>
-      </w:r>
-      <w:r>
-        <w:t xml:space="preserve"> </w:t>
-      </w:r>
-      <w:r>
-        <w:t xml:space="preserve">Beyond that, the obvious additions would be chord progressions with playback,</w:t>
-      </w:r>
-      <w:r>
-        <w:t xml:space="preserve"> </w:t>
-      </w:r>
-      <w:r>
-        <w:t xml:space="preserve">a metronome, saving custom scales, and exporting a chord diagram as an image.</w:t>
+        <w:t xml:space="preserve">Each is available on all 17 root spellings (C, C♯, D♭, D, … B), with voicings</w:t>
+      </w:r>
+      <w:r>
+        <w:t xml:space="preserve"> </w:t>
+      </w:r>
+      <w:r>
+        <w:t xml:space="preserve">calculated for whatever tuning is active.</w:t>
       </w:r>
     </w:p>
     <w:p>
@@ -7759,9 +8838,670 @@
         </w:pict>
       </w:r>
     </w:p>
-    <w:bookmarkEnd w:id="74"/>
-    <w:bookmarkEnd w:id="75"/>
-    <w:bookmarkStart w:id="76" w:name="deliverables"/>
+    <w:bookmarkEnd w:id="83"/>
+    <w:bookmarkStart w:id="84" w:name="languages"/>
+    <w:p>
+      <w:pPr>
+        <w:pStyle w:val="Heading2"/>
+      </w:pPr>
+      <w:r>
+        <w:t xml:space="preserve">11.5 Languages</w:t>
+      </w:r>
+    </w:p>
+    <w:tbl>
+      <w:tblPr>
+        <w:tblStyle w:val="Table"/>
+        <w:tblW w:type="auto" w:w="0"/>
+        <w:tblLook w:firstRow="1" w:lastRow="0" w:firstColumn="0" w:lastColumn="0" w:noHBand="0" w:noVBand="0" w:val="0020"/>
+      </w:tblPr>
+      <w:tblGrid>
+        <w:gridCol w:w="2640"/>
+        <w:gridCol w:w="2640"/>
+        <w:gridCol w:w="2640"/>
+      </w:tblGrid>
+      <w:tr>
+        <w:trPr>
+          <w:tblHeader w:val="on"/>
+        </w:trPr>
+        <w:tc>
+          <w:tcPr/>
+          <w:p>
+            <w:pPr>
+              <w:pStyle w:val="Compact"/>
+            </w:pPr>
+            <w:r>
+              <w:t xml:space="preserve">Language</w:t>
+            </w:r>
+          </w:p>
+        </w:tc>
+        <w:tc>
+          <w:tcPr/>
+          <w:p>
+            <w:pPr>
+              <w:pStyle w:val="Compact"/>
+            </w:pPr>
+            <w:r>
+              <w:t xml:space="preserve">Picker reads</w:t>
+            </w:r>
+          </w:p>
+        </w:tc>
+        <w:tc>
+          <w:tcPr/>
+          <w:p>
+            <w:pPr>
+              <w:pStyle w:val="Compact"/>
+            </w:pPr>
+            <w:r>
+              <w:t xml:space="preserve">Document language</w:t>
+            </w:r>
+          </w:p>
+        </w:tc>
+      </w:tr>
+      <w:tr>
+        <w:tc>
+          <w:tcPr/>
+          <w:p>
+            <w:pPr>
+              <w:pStyle w:val="Compact"/>
+            </w:pPr>
+            <w:r>
+              <w:t xml:space="preserve">English</w:t>
+            </w:r>
+          </w:p>
+        </w:tc>
+        <w:tc>
+          <w:tcPr/>
+          <w:p>
+            <w:pPr>
+              <w:pStyle w:val="Compact"/>
+            </w:pPr>
+            <w:r>
+              <w:t xml:space="preserve">English</w:t>
+            </w:r>
+          </w:p>
+        </w:tc>
+        <w:tc>
+          <w:tcPr/>
+          <w:p>
+            <w:pPr>
+              <w:pStyle w:val="Compact"/>
+            </w:pPr>
+            <w:r>
+              <w:rPr>
+                <w:rStyle w:val="VerbatimChar"/>
+              </w:rPr>
+              <w:t xml:space="preserve">en</w:t>
+            </w:r>
+          </w:p>
+        </w:tc>
+      </w:tr>
+      <w:tr>
+        <w:tc>
+          <w:tcPr/>
+          <w:p>
+            <w:pPr>
+              <w:pStyle w:val="Compact"/>
+            </w:pPr>
+            <w:r>
+              <w:t xml:space="preserve">Korean</w:t>
+            </w:r>
+          </w:p>
+        </w:tc>
+        <w:tc>
+          <w:tcPr/>
+          <w:p>
+            <w:pPr>
+              <w:pStyle w:val="Compact"/>
+            </w:pPr>
+            <w:r>
+              <w:t xml:space="preserve">한국어</w:t>
+            </w:r>
+          </w:p>
+        </w:tc>
+        <w:tc>
+          <w:tcPr/>
+          <w:p>
+            <w:pPr>
+              <w:pStyle w:val="Compact"/>
+            </w:pPr>
+            <w:r>
+              <w:rPr>
+                <w:rStyle w:val="VerbatimChar"/>
+              </w:rPr>
+              <w:t xml:space="preserve">ko</w:t>
+            </w:r>
+          </w:p>
+        </w:tc>
+      </w:tr>
+      <w:tr>
+        <w:tc>
+          <w:tcPr/>
+          <w:p>
+            <w:pPr>
+              <w:pStyle w:val="Compact"/>
+            </w:pPr>
+            <w:r>
+              <w:t xml:space="preserve">Japanese</w:t>
+            </w:r>
+          </w:p>
+        </w:tc>
+        <w:tc>
+          <w:tcPr/>
+          <w:p>
+            <w:pPr>
+              <w:pStyle w:val="Compact"/>
+            </w:pPr>
+            <w:r>
+              <w:rPr>
+                <w:rFonts w:hint="eastAsia"/>
+              </w:rPr>
+              <w:t xml:space="preserve">日本語</w:t>
+            </w:r>
+          </w:p>
+        </w:tc>
+        <w:tc>
+          <w:tcPr/>
+          <w:p>
+            <w:pPr>
+              <w:pStyle w:val="Compact"/>
+            </w:pPr>
+            <w:r>
+              <w:rPr>
+                <w:rStyle w:val="VerbatimChar"/>
+              </w:rPr>
+              <w:t xml:space="preserve">ja</w:t>
+            </w:r>
+          </w:p>
+        </w:tc>
+      </w:tr>
+      <w:tr>
+        <w:tc>
+          <w:tcPr/>
+          <w:p>
+            <w:pPr>
+              <w:pStyle w:val="Compact"/>
+            </w:pPr>
+            <w:r>
+              <w:t xml:space="preserve">Simplified Chinese</w:t>
+            </w:r>
+          </w:p>
+        </w:tc>
+        <w:tc>
+          <w:tcPr/>
+          <w:p>
+            <w:pPr>
+              <w:pStyle w:val="Compact"/>
+            </w:pPr>
+            <w:r>
+              <w:rPr>
+                <w:rFonts w:hint="eastAsia"/>
+              </w:rPr>
+              <w:t xml:space="preserve">简体中文</w:t>
+            </w:r>
+          </w:p>
+        </w:tc>
+        <w:tc>
+          <w:tcPr/>
+          <w:p>
+            <w:pPr>
+              <w:pStyle w:val="Compact"/>
+            </w:pPr>
+            <w:r>
+              <w:rPr>
+                <w:rStyle w:val="VerbatimChar"/>
+              </w:rPr>
+              <w:t xml:space="preserve">zh-Hans</w:t>
+            </w:r>
+          </w:p>
+        </w:tc>
+      </w:tr>
+      <w:tr>
+        <w:tc>
+          <w:tcPr/>
+          <w:p>
+            <w:pPr>
+              <w:pStyle w:val="Compact"/>
+            </w:pPr>
+            <w:r>
+              <w:t xml:space="preserve">Traditional Chinese</w:t>
+            </w:r>
+          </w:p>
+        </w:tc>
+        <w:tc>
+          <w:tcPr/>
+          <w:p>
+            <w:pPr>
+              <w:pStyle w:val="Compact"/>
+            </w:pPr>
+            <w:r>
+              <w:rPr>
+                <w:rFonts w:hint="eastAsia"/>
+              </w:rPr>
+              <w:t xml:space="preserve">繁體中文</w:t>
+            </w:r>
+          </w:p>
+        </w:tc>
+        <w:tc>
+          <w:tcPr/>
+          <w:p>
+            <w:pPr>
+              <w:pStyle w:val="Compact"/>
+            </w:pPr>
+            <w:r>
+              <w:rPr>
+                <w:rStyle w:val="VerbatimChar"/>
+              </w:rPr>
+              <w:t xml:space="preserve">zh-Hant</w:t>
+            </w:r>
+          </w:p>
+        </w:tc>
+      </w:tr>
+      <w:tr>
+        <w:tc>
+          <w:tcPr/>
+          <w:p>
+            <w:pPr>
+              <w:pStyle w:val="Compact"/>
+            </w:pPr>
+            <w:r>
+              <w:t xml:space="preserve">Spanish</w:t>
+            </w:r>
+          </w:p>
+        </w:tc>
+        <w:tc>
+          <w:tcPr/>
+          <w:p>
+            <w:pPr>
+              <w:pStyle w:val="Compact"/>
+            </w:pPr>
+            <w:r>
+              <w:t xml:space="preserve">Español</w:t>
+            </w:r>
+          </w:p>
+        </w:tc>
+        <w:tc>
+          <w:tcPr/>
+          <w:p>
+            <w:pPr>
+              <w:pStyle w:val="Compact"/>
+            </w:pPr>
+            <w:r>
+              <w:rPr>
+                <w:rStyle w:val="VerbatimChar"/>
+              </w:rPr>
+              <w:t xml:space="preserve">es</w:t>
+            </w:r>
+          </w:p>
+        </w:tc>
+      </w:tr>
+    </w:tbl>
+    <w:p>
+      <w:pPr>
+        <w:pStyle w:val="BodyText"/>
+      </w:pPr>
+      <w:r>
+        <w:t xml:space="preserve">Each covers the complete interface and the complete scale, chord and tuning</w:t>
+      </w:r>
+      <w:r>
+        <w:t xml:space="preserve"> </w:t>
+      </w:r>
+      <w:r>
+        <w:t xml:space="preserve">catalogues.</w:t>
+      </w:r>
+    </w:p>
+    <w:p>
+      <w:r>
+        <w:pict>
+          <v:rect style="width:0;height:1.5pt" o:hralign="center" o:hrstd="t" o:hr="t"/>
+        </w:pict>
+      </w:r>
+    </w:p>
+    <w:bookmarkEnd w:id="84"/>
+    <w:bookmarkEnd w:id="85"/>
+    <w:bookmarkStart w:id="87" w:name="honest-limitations"/>
+    <w:p>
+      <w:pPr>
+        <w:pStyle w:val="Heading1"/>
+      </w:pPr>
+      <w:r>
+        <w:t xml:space="preserve">12. Honest limitations</w:t>
+      </w:r>
+    </w:p>
+    <w:p>
+      <w:pPr>
+        <w:pStyle w:val="FirstParagraph"/>
+      </w:pPr>
+      <w:r>
+        <w:t xml:space="preserve">A few things are worth stating plainly rather than leaving to be discovered.</w:t>
+      </w:r>
+    </w:p>
+    <w:p>
+      <w:pPr>
+        <w:pStyle w:val="Compact"/>
+        <w:numPr>
+          <w:ilvl w:val="0"/>
+          <w:numId w:val="1015"/>
+        </w:numPr>
+      </w:pPr>
+      <w:r>
+        <w:rPr>
+          <w:b/>
+          <w:bCs/>
+        </w:rPr>
+        <w:t xml:space="preserve">Voicings are limited to a four-fret span and four fingers.</w:t>
+      </w:r>
+      <w:r>
+        <w:t xml:space="preserve"> </w:t>
+      </w:r>
+      <w:r>
+        <w:t xml:space="preserve">That is the</w:t>
+      </w:r>
+      <w:r>
+        <w:t xml:space="preserve"> </w:t>
+      </w:r>
+      <w:r>
+        <w:t xml:space="preserve">right default for a learning tool, but it means some wide jazz voicings and</w:t>
+      </w:r>
+      <w:r>
+        <w:t xml:space="preserve"> </w:t>
+      </w:r>
+      <w:r>
+        <w:t xml:space="preserve">thumb-over shapes are not offered.</w:t>
+      </w:r>
+    </w:p>
+    <w:p>
+      <w:pPr>
+        <w:pStyle w:val="Compact"/>
+        <w:numPr>
+          <w:ilvl w:val="0"/>
+          <w:numId w:val="1015"/>
+        </w:numPr>
+      </w:pPr>
+      <w:r>
+        <w:rPr>
+          <w:b/>
+          <w:bCs/>
+        </w:rPr>
+        <w:t xml:space="preserve">The body is drawn to a compressed scale.</w:t>
+      </w:r>
+      <w:r>
+        <w:t xml:space="preserve"> </w:t>
+      </w:r>
+      <w:r>
+        <w:t xml:space="preserve">A real electric guitar’s body is</w:t>
+      </w:r>
+      <w:r>
+        <w:t xml:space="preserve"> </w:t>
+      </w:r>
+      <w:r>
+        <w:t xml:space="preserve">about six times the width of its neck. Drawn to that ratio, with the neck</w:t>
+      </w:r>
+      <w:r>
+        <w:t xml:space="preserve"> </w:t>
+      </w:r>
+      <w:r>
+        <w:t xml:space="preserve">still large enough to tap accurately, the instrument would need roughly twice</w:t>
+      </w:r>
+      <w:r>
+        <w:t xml:space="preserve"> </w:t>
+      </w:r>
+      <w:r>
+        <w:t xml:space="preserve">the vertical space the page can give it. The body is therefore about half the</w:t>
+      </w:r>
+      <w:r>
+        <w:t xml:space="preserve"> </w:t>
+      </w:r>
+      <w:r>
+        <w:t xml:space="preserve">size relative to the neck that it should be, which makes the neck look chunky</w:t>
+      </w:r>
+      <w:r>
+        <w:t xml:space="preserve"> </w:t>
+      </w:r>
+      <w:r>
+        <w:t xml:space="preserve">next to it. The silhouette is correct; the proportion is a deliberate trade in</w:t>
+      </w:r>
+      <w:r>
+        <w:t xml:space="preserve"> </w:t>
+      </w:r>
+      <w:r>
+        <w:t xml:space="preserve">favour of a usable fretboard, and it is the one place where the drawing is</w:t>
+      </w:r>
+      <w:r>
+        <w:t xml:space="preserve"> </w:t>
+      </w:r>
+      <w:r>
+        <w:t xml:space="preserve">knowingly not to scale.</w:t>
+      </w:r>
+    </w:p>
+    <w:p>
+      <w:pPr>
+        <w:pStyle w:val="Compact"/>
+        <w:numPr>
+          <w:ilvl w:val="0"/>
+          <w:numId w:val="1015"/>
+        </w:numPr>
+      </w:pPr>
+      <w:r>
+        <w:rPr>
+          <w:b/>
+          <w:bCs/>
+        </w:rPr>
+        <w:t xml:space="preserve">The tuner is monophonic</w:t>
+      </w:r>
+      <w:r>
+        <w:t xml:space="preserve">, like every tuner of this kind. It expects one</w:t>
+      </w:r>
+      <w:r>
+        <w:t xml:space="preserve"> </w:t>
+      </w:r>
+      <w:r>
+        <w:t xml:space="preserve">string at a time, and says so.</w:t>
+      </w:r>
+    </w:p>
+    <w:p>
+      <w:pPr>
+        <w:pStyle w:val="Compact"/>
+        <w:numPr>
+          <w:ilvl w:val="0"/>
+          <w:numId w:val="1015"/>
+        </w:numPr>
+      </w:pPr>
+      <w:r>
+        <w:rPr>
+          <w:b/>
+          <w:bCs/>
+        </w:rPr>
+        <w:t xml:space="preserve">Microphone capture could not be tested against real hardware here.</w:t>
+      </w:r>
+      <w:r>
+        <w:t xml:space="preserve"> </w:t>
+      </w:r>
+      <w:r>
+        <w:t xml:space="preserve">The</w:t>
+      </w:r>
+      <w:r>
+        <w:t xml:space="preserve"> </w:t>
+      </w:r>
+      <w:r>
+        <w:t xml:space="preserve">signal path was verified instead by feeding the application a synthesised note</w:t>
+      </w:r>
+      <w:r>
+        <w:t xml:space="preserve"> </w:t>
+      </w:r>
+      <w:r>
+        <w:t xml:space="preserve">as a genuine</w:t>
+      </w:r>
+      <w:r>
+        <w:t xml:space="preserve"> </w:t>
+      </w:r>
+      <w:r>
+        <w:rPr>
+          <w:rStyle w:val="VerbatimChar"/>
+        </w:rPr>
+        <w:t xml:space="preserve">MediaStream</w:t>
+      </w:r>
+      <w:r>
+        <w:t xml:space="preserve">, which exercises everything except the operating</w:t>
+      </w:r>
+      <w:r>
+        <w:t xml:space="preserve"> </w:t>
+      </w:r>
+      <w:r>
+        <w:t xml:space="preserve">system’s audio driver.</w:t>
+      </w:r>
+    </w:p>
+    <w:p>
+      <w:pPr>
+        <w:pStyle w:val="Compact"/>
+        <w:numPr>
+          <w:ilvl w:val="0"/>
+          <w:numId w:val="1015"/>
+        </w:numPr>
+      </w:pPr>
+      <w:r>
+        <w:rPr>
+          <w:b/>
+          <w:bCs/>
+        </w:rPr>
+        <w:t xml:space="preserve">The translations have not been reviewed by a native speaker.</w:t>
+      </w:r>
+      <w:r>
+        <w:t xml:space="preserve"> </w:t>
+      </w:r>
+      <w:r>
+        <w:t xml:space="preserve">They are</w:t>
+      </w:r>
+      <w:r>
+        <w:t xml:space="preserve"> </w:t>
+      </w:r>
+      <w:r>
+        <w:t xml:space="preserve">mine. The interface strings are straightforward; the music terminology is</w:t>
+      </w:r>
+      <w:r>
+        <w:t xml:space="preserve"> </w:t>
+      </w:r>
+      <w:r>
+        <w:t xml:space="preserve">where a reviewer would earn their keep, since several terms have both a</w:t>
+      </w:r>
+      <w:r>
+        <w:t xml:space="preserve"> </w:t>
+      </w:r>
+      <w:r>
+        <w:t xml:space="preserve">borrowed and a native form in Korean and Japanese and the choice between them</w:t>
+      </w:r>
+      <w:r>
+        <w:t xml:space="preserve"> </w:t>
+      </w:r>
+      <w:r>
+        <w:t xml:space="preserve">is a question of what learners in each country actually say. Each language is</w:t>
+      </w:r>
+      <w:r>
+        <w:t xml:space="preserve"> </w:t>
+      </w:r>
+      <w:r>
+        <w:t xml:space="preserve">one file, so a correction is a one-line change.</w:t>
+      </w:r>
+    </w:p>
+    <w:p>
+      <w:pPr>
+        <w:pStyle w:val="Compact"/>
+        <w:numPr>
+          <w:ilvl w:val="0"/>
+          <w:numId w:val="1015"/>
+        </w:numPr>
+      </w:pPr>
+      <w:r>
+        <w:rPr>
+          <w:b/>
+          <w:bCs/>
+        </w:rPr>
+        <w:t xml:space="preserve">Playback is synthesis, not a recording.</w:t>
+      </w:r>
+      <w:r>
+        <w:t xml:space="preserve"> </w:t>
+      </w:r>
+      <w:r>
+        <w:t xml:space="preserve">It is a convincing plucked string</w:t>
+      </w:r>
+      <w:r>
+        <w:t xml:space="preserve"> </w:t>
+      </w:r>
+      <w:r>
+        <w:t xml:space="preserve">rather than a studio-recorded guitar, which is the deliberate trade for having</w:t>
+      </w:r>
+      <w:r>
+        <w:t xml:space="preserve"> </w:t>
+      </w:r>
+      <w:r>
+        <w:t xml:space="preserve">no audio files and no licensing questions.</w:t>
+      </w:r>
+    </w:p>
+    <w:bookmarkStart w:id="86" w:name="natural-next-steps"/>
+    <w:p>
+      <w:pPr>
+        <w:pStyle w:val="Heading2"/>
+      </w:pPr>
+      <w:r>
+        <w:t xml:space="preserve">12.1 Natural next steps</w:t>
+      </w:r>
+    </w:p>
+    <w:p>
+      <w:pPr>
+        <w:pStyle w:val="FirstParagraph"/>
+      </w:pPr>
+      <w:r>
+        <w:t xml:space="preserve">Adding an 8-string guitar, a 6-string bass or a ukulele is a data change only,</w:t>
+      </w:r>
+      <w:r>
+        <w:t xml:space="preserve"> </w:t>
+      </w:r>
+      <w:r>
+        <w:t xml:space="preserve">and so is a seventh language: copy</w:t>
+      </w:r>
+      <w:r>
+        <w:t xml:space="preserve"> </w:t>
+      </w:r>
+      <w:r>
+        <w:rPr>
+          <w:rStyle w:val="VerbatimChar"/>
+        </w:rPr>
+        <w:t xml:space="preserve">src/i18n/en.ts</w:t>
+      </w:r>
+      <w:r>
+        <w:t xml:space="preserve"> </w:t>
+      </w:r>
+      <w:r>
+        <w:t xml:space="preserve">and its music catalogue,</w:t>
+      </w:r>
+      <w:r>
+        <w:t xml:space="preserve"> </w:t>
+      </w:r>
+      <w:r>
+        <w:t xml:space="preserve">translate the values, and the compiler names anything missed.</w:t>
+      </w:r>
+      <w:r>
+        <w:t xml:space="preserve"> </w:t>
+      </w:r>
+      <w:r>
+        <w:t xml:space="preserve">Beyond that, the obvious additions would be chord progressions with playback,</w:t>
+      </w:r>
+      <w:r>
+        <w:t xml:space="preserve"> </w:t>
+      </w:r>
+      <w:r>
+        <w:t xml:space="preserve">a metronome, saving custom scales, and exporting a chord diagram as an image.</w:t>
+      </w:r>
+    </w:p>
+    <w:p>
+      <w:r>
+        <w:pict>
+          <v:rect style="width:0;height:1.5pt" o:hralign="center" o:hrstd="t" o:hr="t"/>
+        </w:pict>
+      </w:r>
+    </w:p>
+    <w:bookmarkEnd w:id="86"/>
+    <w:bookmarkEnd w:id="87"/>
+    <w:bookmarkStart w:id="88" w:name="deliverables"/>
     <w:p>
       <w:pPr>
         <w:pStyle w:val="Heading1"/>
@@ -7951,6 +9691,39 @@
               <w:pStyle w:val="Compact"/>
             </w:pPr>
             <w:r>
+              <w:t xml:space="preserve">Languages</w:t>
+            </w:r>
+          </w:p>
+        </w:tc>
+        <w:tc>
+          <w:tcPr/>
+          <w:p>
+            <w:pPr>
+              <w:pStyle w:val="Compact"/>
+            </w:pPr>
+            <w:r>
+              <w:rPr>
+                <w:rStyle w:val="VerbatimChar"/>
+              </w:rPr>
+              <w:t xml:space="preserve">src/i18n/</w:t>
+            </w:r>
+            <w:r>
+              <w:t xml:space="preserve"> </w:t>
+            </w:r>
+            <w:r>
+              <w:t xml:space="preserve">— one file per language, plus the English source of truth</w:t>
+            </w:r>
+          </w:p>
+        </w:tc>
+      </w:tr>
+      <w:tr>
+        <w:tc>
+          <w:tcPr/>
+          <w:p>
+            <w:pPr>
+              <w:pStyle w:val="Compact"/>
+            </w:pPr>
+            <w:r>
               <w:t xml:space="preserve">Browser check scripts</w:t>
             </w:r>
           </w:p>
@@ -8066,7 +9839,7 @@
         <w:t xml:space="preserve">Actions as the Pages source. No domain purchase is required at any point.</w:t>
       </w:r>
     </w:p>
-    <w:bookmarkEnd w:id="76"/>
+    <w:bookmarkEnd w:id="88"/>
     <w:sectPr>
       <w:footnotePr>
         <w:numRestart w:val="eachSect"/>
@@ -8460,6 +10233,9 @@
     <w:abstractNumId w:val="991"/>
   </w:num>
   <w:num w:numId="1003">
+    <w:abstractNumId w:val="991"/>
+  </w:num>
+  <w:num w:numId="1004">
     <w:abstractNumId w:val="99411"/>
     <w:lvlOverride w:ilvl="0">
       <w:startOverride w:val="1"/>
@@ -8489,9 +10265,6 @@
       <w:startOverride w:val="1"/>
     </w:lvlOverride>
   </w:num>
-  <w:num w:numId="1004">
-    <w:abstractNumId w:val="991"/>
-  </w:num>
   <w:num w:numId="1005">
     <w:abstractNumId w:val="991"/>
   </w:num>
@@ -8502,6 +10275,9 @@
     <w:abstractNumId w:val="991"/>
   </w:num>
   <w:num w:numId="1008">
+    <w:abstractNumId w:val="991"/>
+  </w:num>
+  <w:num w:numId="1009">
     <w:abstractNumId w:val="99411"/>
     <w:lvlOverride w:ilvl="0">
       <w:startOverride w:val="1"/>
@@ -8531,7 +10307,7 @@
       <w:startOverride w:val="1"/>
     </w:lvlOverride>
   </w:num>
-  <w:num w:numId="1009">
+  <w:num w:numId="1010">
     <w:abstractNumId w:val="99812"/>
     <w:lvlOverride w:ilvl="0">
       <w:startOverride w:val="2"/>
@@ -8561,9 +10337,6 @@
       <w:startOverride w:val="2"/>
     </w:lvlOverride>
   </w:num>
-  <w:num w:numId="1010">
-    <w:abstractNumId w:val="991"/>
-  </w:num>
   <w:num w:numId="1011">
     <w:abstractNumId w:val="991"/>
   </w:num>
@@ -8574,6 +10347,9 @@
     <w:abstractNumId w:val="991"/>
   </w:num>
   <w:num w:numId="1014">
+    <w:abstractNumId w:val="991"/>
+  </w:num>
+  <w:num w:numId="1015">
     <w:abstractNumId w:val="991"/>
   </w:num>
 </w:numbering>

--- a/docs/FretLab-report.docx
+++ b/docs/FretLab-report.docx
@@ -380,7 +380,7 @@
               <w:pStyle w:val="Compact"/>
             </w:pPr>
             <w:r>
-              <w:t xml:space="preserve">259, all passing</w:t>
+              <w:t xml:space="preserve">269, all passing</w:t>
             </w:r>
           </w:p>
         </w:tc>
@@ -597,7 +597,7 @@
       </w:r>
     </w:p>
     <w:bookmarkEnd w:id="12"/>
-    <w:bookmarkStart w:id="24" w:name="what-was-built"/>
+    <w:bookmarkStart w:id="25" w:name="what-was-built"/>
     <w:p>
       <w:pPr>
         <w:pStyle w:val="Heading1"/>
@@ -606,7 +606,7 @@
         <w:t xml:space="preserve">2. What was built</w:t>
       </w:r>
     </w:p>
-    <w:bookmarkStart w:id="17" w:name="revisions"/>
+    <w:bookmarkStart w:id="18" w:name="revisions"/>
     <w:p>
       <w:pPr>
         <w:pStyle w:val="Heading2"/>
@@ -615,13 +615,13 @@
         <w:t xml:space="preserve">2.0 Revisions</w:t>
       </w:r>
     </w:p>
-    <w:bookmarkStart w:id="13" w:name="revision-5"/>
+    <w:bookmarkStart w:id="13" w:name="revision-6"/>
     <w:p>
       <w:pPr>
         <w:pStyle w:val="Heading3"/>
       </w:pPr>
       <w:r>
-        <w:t xml:space="preserve">Revision 5</w:t>
+        <w:t xml:space="preserve">Revision 6</w:t>
       </w:r>
     </w:p>
     <w:p>
@@ -637,56 +637,141 @@
           <w:b/>
           <w:bCs/>
         </w:rPr>
-        <w:t xml:space="preserve">The whole interface is available in six languages</w:t>
-      </w:r>
-      <w:r>
-        <w:t xml:space="preserve">: English, Korean,</w:t>
-      </w:r>
-      <w:r>
-        <w:t xml:space="preserve"> </w:t>
-      </w:r>
-      <w:r>
-        <w:t xml:space="preserve">Japanese, Simplified Chinese, Traditional Chinese and Spanish. Every visible</w:t>
-      </w:r>
-      <w:r>
-        <w:t xml:space="preserve"> </w:t>
-      </w:r>
-      <w:r>
-        <w:t xml:space="preserve">string is translated, including the ones nobody sees — the accessible name of</w:t>
-      </w:r>
-      <w:r>
-        <w:t xml:space="preserve"> </w:t>
-      </w:r>
-      <w:r>
-        <w:t xml:space="preserve">each of the 132 fretboard positions, the tuner’s spoken readings, the crash</w:t>
-      </w:r>
-      <w:r>
-        <w:t xml:space="preserve"> </w:t>
-      </w:r>
-      <w:r>
-        <w:t xml:space="preserve">screen and the help bubbles — and so are the scale, chord and tuning</w:t>
-      </w:r>
-      <w:r>
-        <w:t xml:space="preserve"> </w:t>
-      </w:r>
-      <w:r>
-        <w:t xml:space="preserve">catalogues, which are the part a learner actually reads. Section 8.6 explains</w:t>
-      </w:r>
-      <w:r>
-        <w:t xml:space="preserve"> </w:t>
-      </w:r>
-      <w:r>
-        <w:t xml:space="preserve">how it is built and what it guarantees.</w:t>
+        <w:t xml:space="preserve">The tuner now hears a string played softly.</w:t>
+      </w:r>
+      <w:r>
+        <w:t xml:space="preserve"> </w:t>
+      </w:r>
+      <w:r>
+        <w:t xml:space="preserve">It was going deaf long before</w:t>
+      </w:r>
+      <w:r>
+        <w:t xml:space="preserve"> </w:t>
+      </w:r>
+      <w:r>
+        <w:t xml:space="preserve">the detector did: a fixed level gate discarded signals the pitch detector</w:t>
+      </w:r>
+      <w:r>
+        <w:t xml:space="preserve"> </w:t>
+      </w:r>
+      <w:r>
+        <w:t xml:space="preserve">still read perfectly, so a gentle pluck, or a microphone across the room,</w:t>
+      </w:r>
+      <w:r>
+        <w:t xml:space="preserve"> </w:t>
+      </w:r>
+      <w:r>
+        <w:t xml:space="preserve">registered as silence. The gate now follows the room instead of sitting at a</w:t>
+      </w:r>
+      <w:r>
+        <w:t xml:space="preserve"> </w:t>
+      </w:r>
+      <w:r>
+        <w:t xml:space="preserve">fixed level, and it starts 34 dB lower. Measured on the same synthesised</w:t>
+      </w:r>
+      <w:r>
+        <w:t xml:space="preserve"> </w:t>
+      </w:r>
+      <w:r>
+        <w:t xml:space="preserve">plucks: detection down to</w:t>
+      </w:r>
+      <w:r>
+        <w:t xml:space="preserve"> </w:t>
+      </w:r>
+      <w:r>
+        <w:rPr>
+          <w:b/>
+          <w:bCs/>
+        </w:rPr>
+        <w:t xml:space="preserve">1/50th of the level it previously needed</w:t>
+      </w:r>
+      <w:r>
+        <w:t xml:space="preserve">, with</w:t>
+      </w:r>
+      <w:r>
+        <w:t xml:space="preserve"> </w:t>
+      </w:r>
+      <w:r>
+        <w:t xml:space="preserve">the pitch still accurate to a cent. Section 7.2 has the numbers.</w:t>
+      </w:r>
+    </w:p>
+    <w:p>
+      <w:pPr>
+        <w:pStyle w:val="Compact"/>
+        <w:numPr>
+          <w:ilvl w:val="0"/>
+          <w:numId w:val="1001"/>
+        </w:numPr>
+      </w:pPr>
+      <w:r>
+        <w:rPr>
+          <w:b/>
+          <w:bCs/>
+        </w:rPr>
+        <w:t xml:space="preserve">A microphone with a DC offset no longer produces a confident wrong note.</w:t>
+      </w:r>
+      <w:r>
+        <w:t xml:space="preserve"> </w:t>
+      </w:r>
+      <w:r>
+        <w:t xml:space="preserve">An offset is level without being sound: it passed the old gate and then</w:t>
+      </w:r>
+      <w:r>
+        <w:t xml:space="preserve"> </w:t>
+      </w:r>
+      <w:r>
+        <w:t xml:space="preserve">dominated the correlation. Measured before the fix: a reading</w:t>
+      </w:r>
+      <w:r>
+        <w:t xml:space="preserve"> </w:t>
+      </w:r>
+      <w:r>
+        <w:rPr>
+          <w:b/>
+          <w:bCs/>
+        </w:rPr>
+        <w:t xml:space="preserve">3780 cents</w:t>
+      </w:r>
+      <w:r>
+        <w:t xml:space="preserve"> </w:t>
+      </w:r>
+      <w:r>
+        <w:t xml:space="preserve">— more than three octaves — from the right answer, at 0.95 confidence.</w:t>
+      </w:r>
+    </w:p>
+    <w:p>
+      <w:pPr>
+        <w:pStyle w:val="Compact"/>
+        <w:numPr>
+          <w:ilvl w:val="0"/>
+          <w:numId w:val="1001"/>
+        </w:numPr>
+      </w:pPr>
+      <w:r>
+        <w:rPr>
+          <w:b/>
+          <w:bCs/>
+        </w:rPr>
+        <w:t xml:space="preserve">The signal meter is in decibels</w:t>
+      </w:r>
+      <w:r>
+        <w:t xml:space="preserve">, so a quietly played string visibly moves</w:t>
+      </w:r>
+      <w:r>
+        <w:t xml:space="preserve"> </w:t>
+      </w:r>
+      <w:r>
+        <w:t xml:space="preserve">it instead of leaving it pinned at nothing.</w:t>
       </w:r>
     </w:p>
     <w:bookmarkEnd w:id="13"/>
-    <w:bookmarkStart w:id="14" w:name="revision-4"/>
+    <w:bookmarkStart w:id="14" w:name="revision-5"/>
     <w:p>
       <w:pPr>
         <w:pStyle w:val="Heading3"/>
       </w:pPr>
       <w:r>
-        <w:t xml:space="preserve">Revision 4</w:t>
+        <w:t xml:space="preserve">Revision 5</w:t>
       </w:r>
     </w:p>
     <w:p>
@@ -698,196 +783,60 @@
         </w:numPr>
       </w:pPr>
       <w:r>
-        <w:t xml:space="preserve">The chord view shows the chord chooser alone; the scale chooser belongs to</w:t>
-      </w:r>
-      <w:r>
-        <w:t xml:space="preserve"> </w:t>
-      </w:r>
-      <w:r>
-        <w:t xml:space="preserve">the scale view.</w:t>
-      </w:r>
-    </w:p>
-    <w:p>
-      <w:pPr>
-        <w:pStyle w:val="Compact"/>
-        <w:numPr>
-          <w:ilvl w:val="0"/>
-          <w:numId w:val="1002"/>
-        </w:numPr>
-      </w:pPr>
-      <w:r>
-        <w:rPr>
-          <w:b/>
-          <w:bCs/>
-        </w:rPr>
-        <w:t xml:space="preserve">Strings are laid against the drawn fretboard’s real edges.</w:t>
-      </w:r>
-      <w:r>
-        <w:t xml:space="preserve"> </w:t>
-      </w:r>
-      <w:r>
-        <w:t xml:space="preserve">The artwork’s</w:t>
-      </w:r>
-      <w:r>
-        <w:t xml:space="preserve"> </w:t>
-      </w:r>
-      <w:r>
-        <w:t xml:space="preserve">neck is not perfectly level and its centre line is not at y = 0 — the</w:t>
-      </w:r>
-      <w:r>
-        <w:t xml:space="preserve"> </w:t>
-      </w:r>
-      <w:r>
-        <w:t xml:space="preserve">guitar’s sits about eight units low — so assuming a horizontal neck put the</w:t>
-      </w:r>
-      <w:r>
-        <w:t xml:space="preserve"> </w:t>
-      </w:r>
-      <w:r>
-        <w:t xml:space="preserve">strings off the board. The extractor now samples the drawn board’s top and</w:t>
-      </w:r>
-      <w:r>
-        <w:t xml:space="preserve"> </w:t>
-      </w:r>
-      <w:r>
-        <w:t xml:space="preserve">bottom edges along its length, and the strings follow them, continuing the</w:t>
-      </w:r>
-      <w:r>
-        <w:t xml:space="preserve"> </w:t>
-      </w:r>
-      <w:r>
-        <w:t xml:space="preserve">same fan past the end of the board out to the bridge, where they now</w:t>
-      </w:r>
-      <w:r>
-        <w:t xml:space="preserve"> </w:t>
-      </w:r>
-      <w:r>
-        <w:t xml:space="preserve">terminate at the string anchor rather than at the saddle line.</w:t>
-      </w:r>
-    </w:p>
-    <w:p>
-      <w:pPr>
-        <w:pStyle w:val="Compact"/>
-        <w:numPr>
-          <w:ilvl w:val="0"/>
-          <w:numId w:val="1002"/>
-        </w:numPr>
-      </w:pPr>
-      <w:r>
-        <w:t xml:space="preserve">The bass’s 21st fret is playable; both instruments have 21.</w:t>
-      </w:r>
-    </w:p>
-    <w:p>
-      <w:pPr>
-        <w:pStyle w:val="Compact"/>
-        <w:numPr>
-          <w:ilvl w:val="0"/>
-          <w:numId w:val="1002"/>
-        </w:numPr>
-      </w:pPr>
-      <w:r>
-        <w:t xml:space="preserve">An out-of-tune tuning machine is ringed in a muted red rather than amber,</w:t>
-      </w:r>
-      <w:r>
-        <w:t xml:space="preserve"> </w:t>
-      </w:r>
-      <w:r>
-        <w:t xml:space="preserve">which was hard to see against pale maple.</w:t>
-      </w:r>
-    </w:p>
-    <w:p>
-      <w:pPr>
-        <w:pStyle w:val="Compact"/>
-        <w:numPr>
-          <w:ilvl w:val="0"/>
-          <w:numId w:val="1002"/>
-        </w:numPr>
-      </w:pPr>
-      <w:r>
-        <w:rPr>
-          <w:b/>
-          <w:bCs/>
-        </w:rPr>
-        <w:t xml:space="preserve">On Auto the tuner’s meter measures against the nearest note of the</w:t>
-      </w:r>
-      <w:r>
-        <w:rPr>
-          <w:b/>
-          <w:bCs/>
-        </w:rPr>
-        <w:t xml:space="preserve"> </w:t>
-      </w:r>
-      <w:r>
-        <w:rPr>
-          <w:b/>
-          <w:bCs/>
-        </w:rPr>
-        <w:t xml:space="preserve">chromatic scale</w:t>
-      </w:r>
-      <w:r>
-        <w:t xml:space="preserve">, so it is as useful on a fretted note as on an open</w:t>
-      </w:r>
-      <w:r>
-        <w:t xml:space="preserve"> </w:t>
-      </w:r>
-      <w:r>
-        <w:t xml:space="preserve">string; pinned to a string it measures against that string, as before.</w:t>
-      </w:r>
-    </w:p>
-    <w:p>
-      <w:pPr>
-        <w:pStyle w:val="Compact"/>
-        <w:numPr>
-          <w:ilvl w:val="0"/>
-          <w:numId w:val="1002"/>
-        </w:numPr>
-      </w:pPr>
-      <w:r>
-        <w:rPr>
-          <w:b/>
-          <w:bCs/>
-        </w:rPr>
-        <w:t xml:space="preserve">A movable barre shape is always offered when one exists.</w:t>
-      </w:r>
-      <w:r>
-        <w:t xml:space="preserve"> </w:t>
-      </w:r>
-      <w:r>
-        <w:t xml:space="preserve">Scoring favours</w:t>
-      </w:r>
-      <w:r>
-        <w:t xml:space="preserve"> </w:t>
-      </w:r>
-      <w:r>
-        <w:t xml:space="preserve">open shapes, so barres were being crowded out of the list; one is now kept</w:t>
-      </w:r>
-      <w:r>
-        <w:t xml:space="preserve"> </w:t>
-      </w:r>
-      <w:r>
-        <w:t xml:space="preserve">deliberately. Where a barre is impossible — a power chord or an augmented</w:t>
-      </w:r>
-      <w:r>
-        <w:t xml:space="preserve"> </w:t>
-      </w:r>
-      <w:r>
-        <w:t xml:space="preserve">triad in a tuning in fourths can never put two chord tones on one fret — the</w:t>
-      </w:r>
-      <w:r>
-        <w:t xml:space="preserve"> </w:t>
-      </w:r>
-      <w:r>
-        <w:t xml:space="preserve">panel says so instead of leaving it unexplained.</w:t>
+        <w:rPr>
+          <w:b/>
+          <w:bCs/>
+        </w:rPr>
+        <w:t xml:space="preserve">The whole interface is available in six languages</w:t>
+      </w:r>
+      <w:r>
+        <w:t xml:space="preserve">: English, Korean,</w:t>
+      </w:r>
+      <w:r>
+        <w:t xml:space="preserve"> </w:t>
+      </w:r>
+      <w:r>
+        <w:t xml:space="preserve">Japanese, Simplified Chinese, Traditional Chinese and Spanish. Every visible</w:t>
+      </w:r>
+      <w:r>
+        <w:t xml:space="preserve"> </w:t>
+      </w:r>
+      <w:r>
+        <w:t xml:space="preserve">string is translated, including the ones nobody sees — the accessible name of</w:t>
+      </w:r>
+      <w:r>
+        <w:t xml:space="preserve"> </w:t>
+      </w:r>
+      <w:r>
+        <w:t xml:space="preserve">each of the 132 fretboard positions, the tuner’s spoken readings, the crash</w:t>
+      </w:r>
+      <w:r>
+        <w:t xml:space="preserve"> </w:t>
+      </w:r>
+      <w:r>
+        <w:t xml:space="preserve">screen and the help bubbles — and so are the scale, chord and tuning</w:t>
+      </w:r>
+      <w:r>
+        <w:t xml:space="preserve"> </w:t>
+      </w:r>
+      <w:r>
+        <w:t xml:space="preserve">catalogues, which are the part a learner actually reads. Section 8.6 explains</w:t>
+      </w:r>
+      <w:r>
+        <w:t xml:space="preserve"> </w:t>
+      </w:r>
+      <w:r>
+        <w:t xml:space="preserve">how it is built and what it guarantees.</w:t>
       </w:r>
     </w:p>
     <w:bookmarkEnd w:id="14"/>
-    <w:bookmarkStart w:id="15" w:name="revision-3"/>
+    <w:bookmarkStart w:id="15" w:name="revision-4"/>
     <w:p>
       <w:pPr>
         <w:pStyle w:val="Heading3"/>
       </w:pPr>
       <w:r>
-        <w:t xml:space="preserve">Revision 3</w:t>
+        <w:t xml:space="preserve">Revision 4</w:t>
       </w:r>
     </w:p>
     <w:p>
@@ -899,80 +848,13 @@
         </w:numPr>
       </w:pPr>
       <w:r>
-        <w:rPr>
-          <w:b/>
-          <w:bCs/>
-        </w:rPr>
-        <w:t xml:space="preserve">The instrument graphics are now built from supplied layered SVG drawings</w:t>
-      </w:r>
-      <w:r>
-        <w:t xml:space="preserve"> </w:t>
-      </w:r>
-      <w:r>
-        <w:t xml:space="preserve">of a Stratocaster-style guitar and a Precision-Bass-style bass, a file per</w:t>
-      </w:r>
-      <w:r>
-        <w:t xml:space="preserve"> </w:t>
-      </w:r>
-      <w:r>
-        <w:t xml:space="preserve">part.</w:t>
-      </w:r>
-      <w:r>
-        <w:t xml:space="preserve"> </w:t>
-      </w:r>
-      <w:r>
-        <w:rPr>
-          <w:rStyle w:val="VerbatimChar"/>
-        </w:rPr>
-        <w:t xml:space="preserve">tools/extract-artwork.mjs</w:t>
-      </w:r>
-      <w:r>
-        <w:t xml:space="preserve"> </w:t>
-      </w:r>
-      <w:r>
-        <w:t xml:space="preserve">reassembles the parts into one coordinate</w:t>
-      </w:r>
-      <w:r>
-        <w:t xml:space="preserve"> </w:t>
-      </w:r>
-      <w:r>
-        <w:t xml:space="preserve">system by matching shape sizes, fits the equal-tempered fret rule to the</w:t>
-      </w:r>
-      <w:r>
-        <w:t xml:space="preserve"> </w:t>
-      </w:r>
-      <w:r>
-        <w:t xml:space="preserve">drawings’ own fret lines to recover the nut and scale length (to better than</w:t>
-      </w:r>
-      <w:r>
-        <w:t xml:space="preserve"> </w:t>
-      </w:r>
-      <w:r>
-        <w:t xml:space="preserve">one part in a thousand), and re-expresses everything with the nut at the</w:t>
-      </w:r>
-      <w:r>
-        <w:t xml:space="preserve"> </w:t>
-      </w:r>
-      <w:r>
-        <w:t xml:space="preserve">origin and the scale length at 1000 units — so FretLab’s computed notes land</w:t>
-      </w:r>
-      <w:r>
-        <w:t xml:space="preserve"> </w:t>
-      </w:r>
-      <w:r>
-        <w:t xml:space="preserve">on the drawn frets. See</w:t>
-      </w:r>
-      <w:r>
-        <w:t xml:space="preserve"> </w:t>
-      </w:r>
-      <w:r>
-        <w:rPr>
-          <w:rStyle w:val="VerbatimChar"/>
-        </w:rPr>
-        <w:t xml:space="preserve">reference/README.md</w:t>
-      </w:r>
-      <w:r>
-        <w:t xml:space="preserve">.</w:t>
+        <w:t xml:space="preserve">The chord view shows the chord chooser alone; the scale chooser belongs to</w:t>
+      </w:r>
+      <w:r>
+        <w:t xml:space="preserve"> </w:t>
+      </w:r>
+      <w:r>
+        <w:t xml:space="preserve">the scale view.</w:t>
       </w:r>
     </w:p>
     <w:p>
@@ -988,46 +870,49 @@
           <w:b/>
           <w:bCs/>
         </w:rPr>
-        <w:t xml:space="preserve">Pitch detection was wrong on most strings</w:t>
-      </w:r>
-      <w:r>
-        <w:t xml:space="preserve">, which is what made the tuner’s</w:t>
-      </w:r>
-      <w:r>
-        <w:t xml:space="preserve"> </w:t>
-      </w:r>
-      <w:r>
-        <w:t xml:space="preserve">meter look as though it worked only for the lowest string. Three independent</w:t>
-      </w:r>
-      <w:r>
-        <w:t xml:space="preserve"> </w:t>
-      </w:r>
-      <w:r>
-        <w:t xml:space="preserve">faults, all fixed and covered by a test over every open string of every</w:t>
-      </w:r>
-      <w:r>
-        <w:t xml:space="preserve"> </w:t>
-      </w:r>
-      <w:r>
-        <w:t xml:space="preserve">tuning preset: an anti-alias filter whose corner sat near 290 Hz; a</w:t>
-      </w:r>
-      <w:r>
-        <w:t xml:space="preserve"> </w:t>
-      </w:r>
-      <w:r>
-        <w:t xml:space="preserve">decimation factor derived from the search range alone, which left a bass’s</w:t>
-      </w:r>
-      <w:r>
-        <w:t xml:space="preserve"> </w:t>
-      </w:r>
-      <w:r>
-        <w:t xml:space="preserve">period only fifteen samples long; and a peak search that stepped over the</w:t>
-      </w:r>
-      <w:r>
-        <w:t xml:space="preserve"> </w:t>
-      </w:r>
-      <w:r>
-        <w:t xml:space="preserve">true period on strongly periodic signals. 38 failures became none.</w:t>
+        <w:t xml:space="preserve">Strings are laid against the drawn fretboard’s real edges.</w:t>
+      </w:r>
+      <w:r>
+        <w:t xml:space="preserve"> </w:t>
+      </w:r>
+      <w:r>
+        <w:t xml:space="preserve">The artwork’s</w:t>
+      </w:r>
+      <w:r>
+        <w:t xml:space="preserve"> </w:t>
+      </w:r>
+      <w:r>
+        <w:t xml:space="preserve">neck is not perfectly level and its centre line is not at y = 0 — the</w:t>
+      </w:r>
+      <w:r>
+        <w:t xml:space="preserve"> </w:t>
+      </w:r>
+      <w:r>
+        <w:t xml:space="preserve">guitar’s sits about eight units low — so assuming a horizontal neck put the</w:t>
+      </w:r>
+      <w:r>
+        <w:t xml:space="preserve"> </w:t>
+      </w:r>
+      <w:r>
+        <w:t xml:space="preserve">strings off the board. The extractor now samples the drawn board’s top and</w:t>
+      </w:r>
+      <w:r>
+        <w:t xml:space="preserve"> </w:t>
+      </w:r>
+      <w:r>
+        <w:t xml:space="preserve">bottom edges along its length, and the strings follow them, continuing the</w:t>
+      </w:r>
+      <w:r>
+        <w:t xml:space="preserve"> </w:t>
+      </w:r>
+      <w:r>
+        <w:t xml:space="preserve">same fan past the end of the board out to the bridge, where they now</w:t>
+      </w:r>
+      <w:r>
+        <w:t xml:space="preserve"> </w:t>
+      </w:r>
+      <w:r>
+        <w:t xml:space="preserve">terminate at the string anchor rather than at the saddle line.</w:t>
       </w:r>
     </w:p>
     <w:p>
@@ -1039,26 +924,7 @@
         </w:numPr>
       </w:pPr>
       <w:r>
-        <w:rPr>
-          <w:b/>
-          <w:bCs/>
-        </w:rPr>
-        <w:t xml:space="preserve">Pinning a string in the tuner is now obvious and reversible</w:t>
-      </w:r>
-      <w:r>
-        <w:t xml:space="preserve">, and when a</w:t>
-      </w:r>
-      <w:r>
-        <w:t xml:space="preserve"> </w:t>
-      </w:r>
-      <w:r>
-        <w:t xml:space="preserve">different string is played against a pinned target the readout says so</w:t>
-      </w:r>
-      <w:r>
-        <w:t xml:space="preserve"> </w:t>
-      </w:r>
-      <w:r>
-        <w:t xml:space="preserve">instead of leaving the needle pegged at one end.</w:t>
+        <w:t xml:space="preserve">The bass’s 21st fret is playable; both instruments have 21.</w:t>
       </w:r>
     </w:p>
     <w:p>
@@ -1070,11 +936,13 @@
         </w:numPr>
       </w:pPr>
       <w:r>
-        <w:rPr>
-          <w:b/>
-          <w:bCs/>
-        </w:rPr>
-        <w:t xml:space="preserve">The 7-string guitar and 5-string bass were removed.</w:t>
+        <w:t xml:space="preserve">An out-of-tune tuning machine is ringed in a muted red rather than amber,</w:t>
+      </w:r>
+      <w:r>
+        <w:t xml:space="preserve"> </w:t>
+      </w:r>
+      <w:r>
+        <w:t xml:space="preserve">which was hard to see against pale maple.</w:t>
       </w:r>
     </w:p>
     <w:p>
@@ -1090,19 +958,30 @@
           <w:b/>
           <w:bCs/>
         </w:rPr>
-        <w:t xml:space="preserve">A reference-pitch setting</w:t>
-      </w:r>
-      <w:r>
-        <w:t xml:space="preserve"> </w:t>
-      </w:r>
-      <w:r>
-        <w:t xml:space="preserve">(A4, 392-466 Hz) retunes playback, the tuner’s</w:t>
-      </w:r>
-      <w:r>
-        <w:t xml:space="preserve"> </w:t>
-      </w:r>
-      <w:r>
-        <w:t xml:space="preserve">targets and every displayed frequency.</w:t>
+        <w:t xml:space="preserve">On Auto the tuner’s meter measures against the nearest note of the</w:t>
+      </w:r>
+      <w:r>
+        <w:rPr>
+          <w:b/>
+          <w:bCs/>
+        </w:rPr>
+        <w:t xml:space="preserve"> </w:t>
+      </w:r>
+      <w:r>
+        <w:rPr>
+          <w:b/>
+          <w:bCs/>
+        </w:rPr>
+        <w:t xml:space="preserve">chromatic scale</w:t>
+      </w:r>
+      <w:r>
+        <w:t xml:space="preserve">, so it is as useful on a fretted note as on an open</w:t>
+      </w:r>
+      <w:r>
+        <w:t xml:space="preserve"> </w:t>
+      </w:r>
+      <w:r>
+        <w:t xml:space="preserve">string; pinned to a string it measures against that string, as before.</w:t>
       </w:r>
     </w:p>
     <w:p>
@@ -1114,31 +993,51 @@
         </w:numPr>
       </w:pPr>
       <w:r>
-        <w:t xml:space="preserve">The scale and chord choosers appear only in their own modes; fret numbers</w:t>
-      </w:r>
-      <w:r>
-        <w:t xml:space="preserve"> </w:t>
-      </w:r>
-      <w:r>
-        <w:t xml:space="preserve">appear only on frets that carry position markers.</w:t>
+        <w:rPr>
+          <w:b/>
+          <w:bCs/>
+        </w:rPr>
+        <w:t xml:space="preserve">A movable barre shape is always offered when one exists.</w:t>
+      </w:r>
+      <w:r>
+        <w:t xml:space="preserve"> </w:t>
+      </w:r>
+      <w:r>
+        <w:t xml:space="preserve">Scoring favours</w:t>
+      </w:r>
+      <w:r>
+        <w:t xml:space="preserve"> </w:t>
+      </w:r>
+      <w:r>
+        <w:t xml:space="preserve">open shapes, so barres were being crowded out of the list; one is now kept</w:t>
+      </w:r>
+      <w:r>
+        <w:t xml:space="preserve"> </w:t>
+      </w:r>
+      <w:r>
+        <w:t xml:space="preserve">deliberately. Where a barre is impossible — a power chord or an augmented</w:t>
+      </w:r>
+      <w:r>
+        <w:t xml:space="preserve"> </w:t>
+      </w:r>
+      <w:r>
+        <w:t xml:space="preserve">triad in a tuning in fourths can never put two chord tones on one fret — the</w:t>
+      </w:r>
+      <w:r>
+        <w:t xml:space="preserve"> </w:t>
+      </w:r>
+      <w:r>
+        <w:t xml:space="preserve">panel says so instead of leaving it unexplained.</w:t>
       </w:r>
     </w:p>
     <w:bookmarkEnd w:id="15"/>
-    <w:bookmarkStart w:id="16" w:name="revision-2"/>
+    <w:bookmarkStart w:id="16" w:name="revision-3"/>
     <w:p>
       <w:pPr>
         <w:pStyle w:val="Heading3"/>
       </w:pPr>
       <w:r>
-        <w:t xml:space="preserve">Revision 2</w:t>
-      </w:r>
-    </w:p>
-    <w:p>
-      <w:pPr>
-        <w:pStyle w:val="FirstParagraph"/>
-      </w:pPr>
-      <w:r>
-        <w:t xml:space="preserve">After the first build was reviewed, six changes were made:</w:t>
+        <w:t xml:space="preserve">Revision 3</w:t>
       </w:r>
     </w:p>
     <w:p>
@@ -1154,31 +1053,76 @@
           <w:b/>
           <w:bCs/>
         </w:rPr>
-        <w:t xml:space="preserve">The body and headstock outlines were redrawn.</w:t>
-      </w:r>
-      <w:r>
-        <w:t xml:space="preserve"> </w:t>
-      </w:r>
-      <w:r>
-        <w:t xml:space="preserve">They are now traced</w:t>
-      </w:r>
-      <w:r>
-        <w:t xml:space="preserve"> </w:t>
-      </w:r>
-      <w:r>
-        <w:t xml:space="preserve">outlines of an offset double-cutaway guitar and an offset bass — real horns,</w:t>
-      </w:r>
-      <w:r>
-        <w:t xml:space="preserve"> </w:t>
-      </w:r>
-      <w:r>
-        <w:t xml:space="preserve">cutaway scoops, a pinched waist and bouts — rather than the smooth profiles</w:t>
-      </w:r>
-      <w:r>
-        <w:t xml:space="preserve"> </w:t>
-      </w:r>
-      <w:r>
-        <w:t xml:space="preserve">of the first version, which read as featureless blobs.</w:t>
+        <w:t xml:space="preserve">The instrument graphics are now built from supplied layered SVG drawings</w:t>
+      </w:r>
+      <w:r>
+        <w:t xml:space="preserve"> </w:t>
+      </w:r>
+      <w:r>
+        <w:t xml:space="preserve">of a Stratocaster-style guitar and a Precision-Bass-style bass, a file per</w:t>
+      </w:r>
+      <w:r>
+        <w:t xml:space="preserve"> </w:t>
+      </w:r>
+      <w:r>
+        <w:t xml:space="preserve">part.</w:t>
+      </w:r>
+      <w:r>
+        <w:t xml:space="preserve"> </w:t>
+      </w:r>
+      <w:r>
+        <w:rPr>
+          <w:rStyle w:val="VerbatimChar"/>
+        </w:rPr>
+        <w:t xml:space="preserve">tools/extract-artwork.mjs</w:t>
+      </w:r>
+      <w:r>
+        <w:t xml:space="preserve"> </w:t>
+      </w:r>
+      <w:r>
+        <w:t xml:space="preserve">reassembles the parts into one coordinate</w:t>
+      </w:r>
+      <w:r>
+        <w:t xml:space="preserve"> </w:t>
+      </w:r>
+      <w:r>
+        <w:t xml:space="preserve">system by matching shape sizes, fits the equal-tempered fret rule to the</w:t>
+      </w:r>
+      <w:r>
+        <w:t xml:space="preserve"> </w:t>
+      </w:r>
+      <w:r>
+        <w:t xml:space="preserve">drawings’ own fret lines to recover the nut and scale length (to better than</w:t>
+      </w:r>
+      <w:r>
+        <w:t xml:space="preserve"> </w:t>
+      </w:r>
+      <w:r>
+        <w:t xml:space="preserve">one part in a thousand), and re-expresses everything with the nut at the</w:t>
+      </w:r>
+      <w:r>
+        <w:t xml:space="preserve"> </w:t>
+      </w:r>
+      <w:r>
+        <w:t xml:space="preserve">origin and the scale length at 1000 units — so FretLab’s computed notes land</w:t>
+      </w:r>
+      <w:r>
+        <w:t xml:space="preserve"> </w:t>
+      </w:r>
+      <w:r>
+        <w:t xml:space="preserve">on the drawn frets. See</w:t>
+      </w:r>
+      <w:r>
+        <w:t xml:space="preserve"> </w:t>
+      </w:r>
+      <w:r>
+        <w:rPr>
+          <w:rStyle w:val="VerbatimChar"/>
+        </w:rPr>
+        <w:t xml:space="preserve">reference/README.md</w:t>
+      </w:r>
+      <w:r>
+        <w:t xml:space="preserve">.</w:t>
       </w:r>
     </w:p>
     <w:p>
@@ -1194,22 +1138,46 @@
           <w:b/>
           <w:bCs/>
         </w:rPr>
-        <w:t xml:space="preserve">The instrument was turned the right way up</w:t>
-      </w:r>
-      <w:r>
-        <w:t xml:space="preserve">: the lowest-pitched string is</w:t>
-      </w:r>
-      <w:r>
-        <w:t xml:space="preserve"> </w:t>
-      </w:r>
-      <w:r>
-        <w:t xml:space="preserve">now drawn at the bottom, as a chord chart or tab staff reads, and the body</w:t>
-      </w:r>
-      <w:r>
-        <w:t xml:space="preserve"> </w:t>
-      </w:r>
-      <w:r>
-        <w:t xml:space="preserve">and headstock were re-authored to match.</w:t>
+        <w:t xml:space="preserve">Pitch detection was wrong on most strings</w:t>
+      </w:r>
+      <w:r>
+        <w:t xml:space="preserve">, which is what made the tuner’s</w:t>
+      </w:r>
+      <w:r>
+        <w:t xml:space="preserve"> </w:t>
+      </w:r>
+      <w:r>
+        <w:t xml:space="preserve">meter look as though it worked only for the lowest string. Three independent</w:t>
+      </w:r>
+      <w:r>
+        <w:t xml:space="preserve"> </w:t>
+      </w:r>
+      <w:r>
+        <w:t xml:space="preserve">faults, all fixed and covered by a test over every open string of every</w:t>
+      </w:r>
+      <w:r>
+        <w:t xml:space="preserve"> </w:t>
+      </w:r>
+      <w:r>
+        <w:t xml:space="preserve">tuning preset: an anti-alias filter whose corner sat near 290 Hz; a</w:t>
+      </w:r>
+      <w:r>
+        <w:t xml:space="preserve"> </w:t>
+      </w:r>
+      <w:r>
+        <w:t xml:space="preserve">decimation factor derived from the search range alone, which left a bass’s</w:t>
+      </w:r>
+      <w:r>
+        <w:t xml:space="preserve"> </w:t>
+      </w:r>
+      <w:r>
+        <w:t xml:space="preserve">period only fifteen samples long; and a peak search that stepped over the</w:t>
+      </w:r>
+      <w:r>
+        <w:t xml:space="preserve"> </w:t>
+      </w:r>
+      <w:r>
+        <w:t xml:space="preserve">true period on strongly periodic signals. 38 failures became none.</w:t>
       </w:r>
     </w:p>
     <w:p>
@@ -1225,46 +1193,22 @@
           <w:b/>
           <w:bCs/>
         </w:rPr>
-        <w:t xml:space="preserve">The fret wires became visible.</w:t>
-      </w:r>
-      <w:r>
-        <w:t xml:space="preserve"> </w:t>
-      </w:r>
-      <w:r>
-        <w:t xml:space="preserve">They were being painted with an SVG</w:t>
-      </w:r>
-      <w:r>
-        <w:t xml:space="preserve"> </w:t>
-      </w:r>
-      <w:r>
-        <w:t xml:space="preserve">gradient in</w:t>
-      </w:r>
-      <w:r>
-        <w:t xml:space="preserve"> </w:t>
-      </w:r>
-      <w:r>
-        <w:rPr>
-          <w:rStyle w:val="VerbatimChar"/>
-        </w:rPr>
-        <w:t xml:space="preserve">objectBoundingBox</w:t>
-      </w:r>
-      <w:r>
-        <w:t xml:space="preserve"> </w:t>
-      </w:r>
-      <w:r>
-        <w:t xml:space="preserve">units; a perfectly vertical line has zero</w:t>
-      </w:r>
-      <w:r>
-        <w:t xml:space="preserve"> </w:t>
-      </w:r>
-      <w:r>
-        <w:t xml:space="preserve">bounding-box width, so the gradient degenerated and nothing was drawn. They</w:t>
-      </w:r>
-      <w:r>
-        <w:t xml:space="preserve"> </w:t>
-      </w:r>
-      <w:r>
-        <w:t xml:space="preserve">are now solid metal with a bright crown.</w:t>
+        <w:t xml:space="preserve">Pinning a string in the tuner is now obvious and reversible</w:t>
+      </w:r>
+      <w:r>
+        <w:t xml:space="preserve">, and when a</w:t>
+      </w:r>
+      <w:r>
+        <w:t xml:space="preserve"> </w:t>
+      </w:r>
+      <w:r>
+        <w:t xml:space="preserve">different string is played against a pinned target the readout says so</w:t>
+      </w:r>
+      <w:r>
+        <w:t xml:space="preserve"> </w:t>
+      </w:r>
+      <w:r>
+        <w:t xml:space="preserve">instead of leaving the needle pegged at one end.</w:t>
       </w:r>
     </w:p>
     <w:p>
@@ -1280,7 +1224,7 @@
           <w:b/>
           <w:bCs/>
         </w:rPr>
-        <w:t xml:space="preserve">Clicking the selected position now deselects it.</w:t>
+        <w:t xml:space="preserve">The 7-string guitar and 5-string bass were removed.</w:t>
       </w:r>
     </w:p>
     <w:p>
@@ -1296,37 +1240,19 @@
           <w:b/>
           <w:bCs/>
         </w:rPr>
-        <w:t xml:space="preserve">The missing middle string was fixed</w:t>
-      </w:r>
-      <w:r>
-        <w:t xml:space="preserve"> </w:t>
-      </w:r>
-      <w:r>
-        <w:t xml:space="preserve">— the same gradient fault. A</w:t>
-      </w:r>
-      <w:r>
-        <w:t xml:space="preserve"> </w:t>
-      </w:r>
-      <w:r>
-        <w:t xml:space="preserve">perfectly horizontal line has zero bounding-box height, and only the exact</w:t>
-      </w:r>
-      <w:r>
-        <w:t xml:space="preserve"> </w:t>
-      </w:r>
-      <w:r>
-        <w:t xml:space="preserve">middle string of an odd-numbered set is perfectly horizontal, which is why it</w:t>
-      </w:r>
-      <w:r>
-        <w:t xml:space="preserve"> </w:t>
-      </w:r>
-      <w:r>
-        <w:t xml:space="preserve">was the 4th string of 7 and the 3rd of 5 that vanished. One fix covered both</w:t>
-      </w:r>
-      <w:r>
-        <w:t xml:space="preserve"> </w:t>
-      </w:r>
-      <w:r>
-        <w:t xml:space="preserve">this and the frets.</w:t>
+        <w:t xml:space="preserve">A reference-pitch setting</w:t>
+      </w:r>
+      <w:r>
+        <w:t xml:space="preserve"> </w:t>
+      </w:r>
+      <w:r>
+        <w:t xml:space="preserve">(A4, 392-466 Hz) retunes playback, the tuner’s</w:t>
+      </w:r>
+      <w:r>
+        <w:t xml:space="preserve"> </w:t>
+      </w:r>
+      <w:r>
+        <w:t xml:space="preserve">targets and every displayed frequency.</w:t>
       </w:r>
     </w:p>
     <w:p>
@@ -1338,6 +1264,230 @@
         </w:numPr>
       </w:pPr>
       <w:r>
+        <w:t xml:space="preserve">The scale and chord choosers appear only in their own modes; fret numbers</w:t>
+      </w:r>
+      <w:r>
+        <w:t xml:space="preserve"> </w:t>
+      </w:r>
+      <w:r>
+        <w:t xml:space="preserve">appear only on frets that carry position markers.</w:t>
+      </w:r>
+    </w:p>
+    <w:bookmarkEnd w:id="16"/>
+    <w:bookmarkStart w:id="17" w:name="revision-2"/>
+    <w:p>
+      <w:pPr>
+        <w:pStyle w:val="Heading3"/>
+      </w:pPr>
+      <w:r>
+        <w:t xml:space="preserve">Revision 2</w:t>
+      </w:r>
+    </w:p>
+    <w:p>
+      <w:pPr>
+        <w:pStyle w:val="FirstParagraph"/>
+      </w:pPr>
+      <w:r>
+        <w:t xml:space="preserve">After the first build was reviewed, six changes were made:</w:t>
+      </w:r>
+    </w:p>
+    <w:p>
+      <w:pPr>
+        <w:pStyle w:val="Compact"/>
+        <w:numPr>
+          <w:ilvl w:val="0"/>
+          <w:numId w:val="1005"/>
+        </w:numPr>
+      </w:pPr>
+      <w:r>
+        <w:rPr>
+          <w:b/>
+          <w:bCs/>
+        </w:rPr>
+        <w:t xml:space="preserve">The body and headstock outlines were redrawn.</w:t>
+      </w:r>
+      <w:r>
+        <w:t xml:space="preserve"> </w:t>
+      </w:r>
+      <w:r>
+        <w:t xml:space="preserve">They are now traced</w:t>
+      </w:r>
+      <w:r>
+        <w:t xml:space="preserve"> </w:t>
+      </w:r>
+      <w:r>
+        <w:t xml:space="preserve">outlines of an offset double-cutaway guitar and an offset bass — real horns,</w:t>
+      </w:r>
+      <w:r>
+        <w:t xml:space="preserve"> </w:t>
+      </w:r>
+      <w:r>
+        <w:t xml:space="preserve">cutaway scoops, a pinched waist and bouts — rather than the smooth profiles</w:t>
+      </w:r>
+      <w:r>
+        <w:t xml:space="preserve"> </w:t>
+      </w:r>
+      <w:r>
+        <w:t xml:space="preserve">of the first version, which read as featureless blobs.</w:t>
+      </w:r>
+    </w:p>
+    <w:p>
+      <w:pPr>
+        <w:pStyle w:val="Compact"/>
+        <w:numPr>
+          <w:ilvl w:val="0"/>
+          <w:numId w:val="1005"/>
+        </w:numPr>
+      </w:pPr>
+      <w:r>
+        <w:rPr>
+          <w:b/>
+          <w:bCs/>
+        </w:rPr>
+        <w:t xml:space="preserve">The instrument was turned the right way up</w:t>
+      </w:r>
+      <w:r>
+        <w:t xml:space="preserve">: the lowest-pitched string is</w:t>
+      </w:r>
+      <w:r>
+        <w:t xml:space="preserve"> </w:t>
+      </w:r>
+      <w:r>
+        <w:t xml:space="preserve">now drawn at the bottom, as a chord chart or tab staff reads, and the body</w:t>
+      </w:r>
+      <w:r>
+        <w:t xml:space="preserve"> </w:t>
+      </w:r>
+      <w:r>
+        <w:t xml:space="preserve">and headstock were re-authored to match.</w:t>
+      </w:r>
+    </w:p>
+    <w:p>
+      <w:pPr>
+        <w:pStyle w:val="Compact"/>
+        <w:numPr>
+          <w:ilvl w:val="0"/>
+          <w:numId w:val="1005"/>
+        </w:numPr>
+      </w:pPr>
+      <w:r>
+        <w:rPr>
+          <w:b/>
+          <w:bCs/>
+        </w:rPr>
+        <w:t xml:space="preserve">The fret wires became visible.</w:t>
+      </w:r>
+      <w:r>
+        <w:t xml:space="preserve"> </w:t>
+      </w:r>
+      <w:r>
+        <w:t xml:space="preserve">They were being painted with an SVG</w:t>
+      </w:r>
+      <w:r>
+        <w:t xml:space="preserve"> </w:t>
+      </w:r>
+      <w:r>
+        <w:t xml:space="preserve">gradient in</w:t>
+      </w:r>
+      <w:r>
+        <w:t xml:space="preserve"> </w:t>
+      </w:r>
+      <w:r>
+        <w:rPr>
+          <w:rStyle w:val="VerbatimChar"/>
+        </w:rPr>
+        <w:t xml:space="preserve">objectBoundingBox</w:t>
+      </w:r>
+      <w:r>
+        <w:t xml:space="preserve"> </w:t>
+      </w:r>
+      <w:r>
+        <w:t xml:space="preserve">units; a perfectly vertical line has zero</w:t>
+      </w:r>
+      <w:r>
+        <w:t xml:space="preserve"> </w:t>
+      </w:r>
+      <w:r>
+        <w:t xml:space="preserve">bounding-box width, so the gradient degenerated and nothing was drawn. They</w:t>
+      </w:r>
+      <w:r>
+        <w:t xml:space="preserve"> </w:t>
+      </w:r>
+      <w:r>
+        <w:t xml:space="preserve">are now solid metal with a bright crown.</w:t>
+      </w:r>
+    </w:p>
+    <w:p>
+      <w:pPr>
+        <w:pStyle w:val="Compact"/>
+        <w:numPr>
+          <w:ilvl w:val="0"/>
+          <w:numId w:val="1005"/>
+        </w:numPr>
+      </w:pPr>
+      <w:r>
+        <w:rPr>
+          <w:b/>
+          <w:bCs/>
+        </w:rPr>
+        <w:t xml:space="preserve">Clicking the selected position now deselects it.</w:t>
+      </w:r>
+    </w:p>
+    <w:p>
+      <w:pPr>
+        <w:pStyle w:val="Compact"/>
+        <w:numPr>
+          <w:ilvl w:val="0"/>
+          <w:numId w:val="1005"/>
+        </w:numPr>
+      </w:pPr>
+      <w:r>
+        <w:rPr>
+          <w:b/>
+          <w:bCs/>
+        </w:rPr>
+        <w:t xml:space="preserve">The missing middle string was fixed</w:t>
+      </w:r>
+      <w:r>
+        <w:t xml:space="preserve"> </w:t>
+      </w:r>
+      <w:r>
+        <w:t xml:space="preserve">— the same gradient fault. A</w:t>
+      </w:r>
+      <w:r>
+        <w:t xml:space="preserve"> </w:t>
+      </w:r>
+      <w:r>
+        <w:t xml:space="preserve">perfectly horizontal line has zero bounding-box height, and only the exact</w:t>
+      </w:r>
+      <w:r>
+        <w:t xml:space="preserve"> </w:t>
+      </w:r>
+      <w:r>
+        <w:t xml:space="preserve">middle string of an odd-numbered set is perfectly horizontal, which is why it</w:t>
+      </w:r>
+      <w:r>
+        <w:t xml:space="preserve"> </w:t>
+      </w:r>
+      <w:r>
+        <w:t xml:space="preserve">was the 4th string of 7 and the 3rd of 5 that vanished. One fix covered both</w:t>
+      </w:r>
+      <w:r>
+        <w:t xml:space="preserve"> </w:t>
+      </w:r>
+      <w:r>
+        <w:t xml:space="preserve">this and the frets.</w:t>
+      </w:r>
+    </w:p>
+    <w:p>
+      <w:pPr>
+        <w:pStyle w:val="Compact"/>
+        <w:numPr>
+          <w:ilvl w:val="0"/>
+          <w:numId w:val="1005"/>
+        </w:numPr>
+      </w:pPr>
+      <w:r>
         <w:rPr>
           <w:b/>
           <w:bCs/>
@@ -1354,9 +1504,9 @@
         <w:t xml:space="preserve">string count, with the instrument last used in each family remembered.</w:t>
       </w:r>
     </w:p>
-    <w:bookmarkEnd w:id="16"/>
     <w:bookmarkEnd w:id="17"/>
-    <w:bookmarkStart w:id="21" w:name="the-instrument-view"/>
+    <w:bookmarkEnd w:id="18"/>
+    <w:bookmarkStart w:id="22" w:name="the-instrument-view"/>
     <w:p>
       <w:pPr>
         <w:pStyle w:val="Heading2"/>
@@ -1471,18 +1621,18 @@
           <wp:inline>
             <wp:extent cx="5334000" cy="3518958"/>
             <wp:effectExtent b="0" l="0" r="0" t="0"/>
-            <wp:docPr descr="The “Whole instrument” view, showing the body, pickups, bridge and controls generated from the same geometry as the neck." title="" id="19" name="Picture"/>
+            <wp:docPr descr="The “Whole instrument” view, showing the body, pickups, bridge and controls generated from the same geometry as the neck." title="" id="20" name="Picture"/>
             <a:graphic>
               <a:graphicData uri="http://schemas.openxmlformats.org/drawingml/2006/picture">
                 <pic:pic>
                   <pic:nvPicPr>
-                    <pic:cNvPr descr="images/01b-whole-instrument.png" id="20" name="Picture"/>
+                    <pic:cNvPr descr="images/01b-whole-instrument.png" id="21" name="Picture"/>
                     <pic:cNvPicPr>
                       <a:picLocks noChangeArrowheads="1" noChangeAspect="1"/>
                     </pic:cNvPicPr>
                   </pic:nvPicPr>
                   <pic:blipFill>
-                    <a:blip r:embed="rId18"/>
+                    <a:blip r:embed="rId19"/>
                     <a:stretch>
                       <a:fillRect/>
                     </a:stretch>
@@ -1555,8 +1705,8 @@
         <w:t xml:space="preserve">imagery, samples or brand marks are used anywhere.</w:t>
       </w:r>
     </w:p>
-    <w:bookmarkEnd w:id="21"/>
-    <w:bookmarkStart w:id="22" w:name="the-four-interaction-modes"/>
+    <w:bookmarkEnd w:id="22"/>
+    <w:bookmarkStart w:id="23" w:name="the-four-interaction-modes"/>
     <w:p>
       <w:pPr>
         <w:pStyle w:val="Heading2"/>
@@ -1655,8 +1805,8 @@
         <w:t xml:space="preserve">integrated with the tuning machines.</w:t>
       </w:r>
     </w:p>
-    <w:bookmarkEnd w:id="22"/>
-    <w:bookmarkStart w:id="23" w:name="clicking-a-position"/>
+    <w:bookmarkEnd w:id="23"/>
+    <w:bookmarkStart w:id="24" w:name="clicking-a-position"/>
     <w:p>
       <w:pPr>
         <w:pStyle w:val="Heading2"/>
@@ -1698,9 +1848,9 @@
         </w:pict>
       </w:r>
     </w:p>
-    <w:bookmarkEnd w:id="23"/>
     <w:bookmarkEnd w:id="24"/>
-    <w:bookmarkStart w:id="28" w:name="architecture"/>
+    <w:bookmarkEnd w:id="25"/>
+    <w:bookmarkStart w:id="29" w:name="architecture"/>
     <w:p>
       <w:pPr>
         <w:pStyle w:val="Heading1"/>
@@ -1938,7 +2088,7 @@
         <w:t xml:space="preserve">  tests/                   170 tests</w:t>
       </w:r>
     </w:p>
-    <w:bookmarkStart w:id="25" w:name="state-versus-derived-data"/>
+    <w:bookmarkStart w:id="26" w:name="state-versus-derived-data"/>
     <w:p>
       <w:pPr>
         <w:pStyle w:val="Heading2"/>
@@ -2085,8 +2235,8 @@
         <w:t xml:space="preserve">function’s result.</w:t>
       </w:r>
     </w:p>
-    <w:bookmarkEnd w:id="25"/>
-    <w:bookmarkStart w:id="26" w:name="data-driven-instruments"/>
+    <w:bookmarkEnd w:id="26"/>
+    <w:bookmarkStart w:id="27" w:name="data-driven-instruments"/>
     <w:p>
       <w:pPr>
         <w:pStyle w:val="Heading2"/>
@@ -2139,8 +2289,8 @@
         <w:t xml:space="preserve">rendering or engine code.</w:t>
       </w:r>
     </w:p>
-    <w:bookmarkEnd w:id="26"/>
-    <w:bookmarkStart w:id="27" w:name="rendering-performance"/>
+    <w:bookmarkEnd w:id="27"/>
+    <w:bookmarkStart w:id="28" w:name="rendering-performance"/>
     <w:p>
       <w:pPr>
         <w:pStyle w:val="Heading2"/>
@@ -2182,9 +2332,9 @@
         </w:pict>
       </w:r>
     </w:p>
-    <w:bookmarkEnd w:id="27"/>
     <w:bookmarkEnd w:id="28"/>
-    <w:bookmarkStart w:id="33" w:name="the-music-theory-engine"/>
+    <w:bookmarkEnd w:id="29"/>
+    <w:bookmarkStart w:id="34" w:name="the-music-theory-engine"/>
     <w:p>
       <w:pPr>
         <w:pStyle w:val="Heading1"/>
@@ -2193,7 +2343,7 @@
         <w:t xml:space="preserve">4. The music-theory engine</w:t>
       </w:r>
     </w:p>
-    <w:bookmarkStart w:id="29" w:name="pitch-is-an-integer"/>
+    <w:bookmarkStart w:id="30" w:name="pitch-is-an-integer"/>
     <w:p>
       <w:pPr>
         <w:pStyle w:val="Heading2"/>
@@ -2553,8 +2703,8 @@
         </w:tc>
       </w:tr>
     </w:tbl>
-    <w:bookmarkEnd w:id="29"/>
-    <w:bookmarkStart w:id="30" w:name="the-fretboard"/>
+    <w:bookmarkEnd w:id="30"/>
+    <w:bookmarkStart w:id="31" w:name="the-fretboard"/>
     <w:p>
       <w:pPr>
         <w:pStyle w:val="Heading2"/>
@@ -2667,8 +2817,8 @@
         <w:t xml:space="preserve">D — and the engine simply computes that rather than being told.</w:t>
       </w:r>
     </w:p>
-    <w:bookmarkEnd w:id="30"/>
-    <w:bookmarkStart w:id="31" w:name="enharmonic-spelling-systematically"/>
+    <w:bookmarkEnd w:id="31"/>
+    <w:bookmarkStart w:id="32" w:name="enharmonic-spelling-systematically"/>
     <w:p>
       <w:pPr>
         <w:pStyle w:val="Heading2"/>
@@ -2745,394 +2895,6 @@
       </w:r>
       <w:r>
         <w:t xml:space="preserve">cases anywhere:</w:t>
-      </w:r>
-    </w:p>
-    <w:p>
-      <w:pPr>
-        <w:pStyle w:val="Compact"/>
-        <w:numPr>
-          <w:ilvl w:val="0"/>
-          <w:numId w:val="1005"/>
-        </w:numPr>
-      </w:pPr>
-      <w:r>
-        <w:t xml:space="preserve">B♭ major spells</w:t>
-      </w:r>
-      <w:r>
-        <w:t xml:space="preserve"> </w:t>
-      </w:r>
-      <w:r>
-        <w:rPr>
-          <w:b/>
-          <w:bCs/>
-        </w:rPr>
-        <w:t xml:space="preserve">Bb C D Eb F G A</w:t>
-      </w:r>
-      <w:r>
-        <w:t xml:space="preserve"> </w:t>
-      </w:r>
-      <w:r>
-        <w:t xml:space="preserve">— never A♯ C D D♯ F G A.</w:t>
-      </w:r>
-    </w:p>
-    <w:p>
-      <w:pPr>
-        <w:pStyle w:val="Compact"/>
-        <w:numPr>
-          <w:ilvl w:val="0"/>
-          <w:numId w:val="1005"/>
-        </w:numPr>
-      </w:pPr>
-      <w:r>
-        <w:t xml:space="preserve">F♯ major spells</w:t>
-      </w:r>
-      <w:r>
-        <w:t xml:space="preserve"> </w:t>
-      </w:r>
-      <w:r>
-        <w:rPr>
-          <w:b/>
-          <w:bCs/>
-        </w:rPr>
-        <w:t xml:space="preserve">F# G# A# B C# D# E#</w:t>
-      </w:r>
-      <w:r>
-        <w:t xml:space="preserve">, including the E♯ that beginners’</w:t>
-      </w:r>
-      <w:r>
-        <w:t xml:space="preserve"> </w:t>
-      </w:r>
-      <w:r>
-        <w:t xml:space="preserve">tools get wrong.</w:t>
-      </w:r>
-    </w:p>
-    <w:p>
-      <w:pPr>
-        <w:pStyle w:val="Compact"/>
-        <w:numPr>
-          <w:ilvl w:val="0"/>
-          <w:numId w:val="1005"/>
-        </w:numPr>
-      </w:pPr>
-      <w:r>
-        <w:t xml:space="preserve">The A blues scale spells</w:t>
-      </w:r>
-      <w:r>
-        <w:t xml:space="preserve"> </w:t>
-      </w:r>
-      <w:r>
-        <w:rPr>
-          <w:b/>
-          <w:bCs/>
-        </w:rPr>
-        <w:t xml:space="preserve">A C D Eb E G</w:t>
-      </w:r>
-      <w:r>
-        <w:t xml:space="preserve">, with the ♭5 and the ♮5 written on</w:t>
-      </w:r>
-      <w:r>
-        <w:t xml:space="preserve"> </w:t>
-      </w:r>
-      <w:r>
-        <w:t xml:space="preserve">the same letter, as the scale actually is.</w:t>
-      </w:r>
-    </w:p>
-    <w:p>
-      <w:pPr>
-        <w:pStyle w:val="Compact"/>
-        <w:numPr>
-          <w:ilvl w:val="0"/>
-          <w:numId w:val="1005"/>
-        </w:numPr>
-      </w:pPr>
-      <w:r>
-        <w:t xml:space="preserve">C diminished 7th spells</w:t>
-      </w:r>
-      <w:r>
-        <w:t xml:space="preserve"> </w:t>
-      </w:r>
-      <w:r>
-        <w:rPr>
-          <w:b/>
-          <w:bCs/>
-        </w:rPr>
-        <w:t xml:space="preserve">C Eb Gb Bbb</w:t>
-      </w:r>
-      <w:r>
-        <w:t xml:space="preserve">, with the double flat.</w:t>
-      </w:r>
-    </w:p>
-    <w:p>
-      <w:pPr>
-        <w:pStyle w:val="FirstParagraph"/>
-      </w:pPr>
-      <w:r>
-        <w:t xml:space="preserve">Notes outside the current key fall back to the key’s own accidental side, so a</w:t>
-      </w:r>
-      <w:r>
-        <w:t xml:space="preserve"> </w:t>
-      </w:r>
-      <w:r>
-        <w:t xml:space="preserve">fretboard in E♭ minor never shows a stray A♯ next to a B♭. Choosing a root of</w:t>
-      </w:r>
-      <w:r>
-        <w:t xml:space="preserve"> </w:t>
-      </w:r>
-      <w:r>
-        <w:rPr>
-          <w:rStyle w:val="VerbatimChar"/>
-        </w:rPr>
-        <w:t xml:space="preserve">Bb</w:t>
-      </w:r>
-      <w:r>
-        <w:t xml:space="preserve"> </w:t>
-      </w:r>
-      <w:r>
-        <w:t xml:space="preserve">rather than</w:t>
-      </w:r>
-      <w:r>
-        <w:t xml:space="preserve"> </w:t>
-      </w:r>
-      <w:r>
-        <w:rPr>
-          <w:rStyle w:val="VerbatimChar"/>
-        </w:rPr>
-        <w:t xml:space="preserve">A#</w:t>
-      </w:r>
-      <w:r>
-        <w:t xml:space="preserve"> </w:t>
-      </w:r>
-      <w:r>
-        <w:t xml:space="preserve">in the controls is how the player selects the key’s</w:t>
-      </w:r>
-      <w:r>
-        <w:t xml:space="preserve"> </w:t>
-      </w:r>
-      <w:r>
-        <w:t xml:space="preserve">spelling — the preference the brief asked for, implemented as a rule rather than</w:t>
-      </w:r>
-      <w:r>
-        <w:t xml:space="preserve"> </w:t>
-      </w:r>
-      <w:r>
-        <w:t xml:space="preserve">as a list.</w:t>
-      </w:r>
-    </w:p>
-    <w:bookmarkEnd w:id="31"/>
-    <w:bookmarkStart w:id="32" w:name="chords-and-scales-kept-distinct"/>
-    <w:p>
-      <w:pPr>
-        <w:pStyle w:val="Heading2"/>
-      </w:pPr>
-      <w:r>
-        <w:t xml:space="preserve">4.4 Chords and scales kept distinct</w:t>
-      </w:r>
-    </w:p>
-    <w:p>
-      <w:pPr>
-        <w:pStyle w:val="FirstParagraph"/>
-      </w:pPr>
-      <w:r>
-        <w:t xml:space="preserve">The brief was explicit that a learner must not confuse a chord voicing with a</w:t>
-      </w:r>
-      <w:r>
-        <w:t xml:space="preserve"> </w:t>
-      </w:r>
-      <w:r>
-        <w:t xml:space="preserve">scale, and the interface is built around that. They are separate panels with</w:t>
-      </w:r>
-      <w:r>
-        <w:t xml:space="preserve"> </w:t>
-      </w:r>
-      <w:r>
-        <w:t xml:space="preserve">separate note lists and separate explanations (</w:t>
-      </w:r>
-      <w:r>
-        <w:t xml:space="preserve">“3 notes played together”</w:t>
-      </w:r>
-      <w:r>
-        <w:t xml:space="preserve"> </w:t>
-      </w:r>
-      <w:r>
-        <w:t xml:space="preserve">versus</w:t>
-      </w:r>
-      <w:r>
-        <w:t xml:space="preserve"> </w:t>
-      </w:r>
-      <w:r>
-        <w:t xml:space="preserve">“a pool to play over the chord”</w:t>
-      </w:r>
-      <w:r>
-        <w:t xml:space="preserve">). The chord panel then lists the scales that fit</w:t>
-      </w:r>
-      <w:r>
-        <w:t xml:space="preserve"> </w:t>
-      </w:r>
-      <w:r>
-        <w:t xml:space="preserve">the selected chord, each with a one-line reason, and</w:t>
-      </w:r>
-      <w:r>
-        <w:t xml:space="preserve"> </w:t>
-      </w:r>
-      <w:r>
-        <w:rPr>
-          <w:b/>
-          <w:bCs/>
-        </w:rPr>
-        <w:t xml:space="preserve">every suggestion is</w:t>
-      </w:r>
-      <w:r>
-        <w:rPr>
-          <w:b/>
-          <w:bCs/>
-        </w:rPr>
-        <w:t xml:space="preserve"> </w:t>
-      </w:r>
-      <w:r>
-        <w:rPr>
-          <w:b/>
-          <w:bCs/>
-        </w:rPr>
-        <w:t xml:space="preserve">verified to contain every chord tone before it is offered</w:t>
-      </w:r>
-      <w:r>
-        <w:t xml:space="preserve"> </w:t>
-      </w:r>
-      <w:r>
-        <w:t xml:space="preserve">— so a dominant 7th</w:t>
-      </w:r>
-      <w:r>
-        <w:t xml:space="preserve"> </w:t>
-      </w:r>
-      <w:r>
-        <w:t xml:space="preserve">is never paired with a plain major scale, which does not contain its flat 7th.</w:t>
-      </w:r>
-      <w:r>
-        <w:t xml:space="preserve"> </w:t>
-      </w:r>
-      <w:r>
-        <w:t xml:space="preserve">Clicking a suggestion switches the fretboard to that scale and says so.</w:t>
-      </w:r>
-    </w:p>
-    <w:p>
-      <w:r>
-        <w:pict>
-          <v:rect style="width:0;height:1.5pt" o:hralign="center" o:hrstd="t" o:hr="t"/>
-        </w:pict>
-      </w:r>
-    </w:p>
-    <w:bookmarkEnd w:id="32"/>
-    <w:bookmarkEnd w:id="33"/>
-    <w:bookmarkStart w:id="46" w:name="alternate-tunings-and-the-chord-engine"/>
-    <w:p>
-      <w:pPr>
-        <w:pStyle w:val="Heading1"/>
-      </w:pPr>
-      <w:r>
-        <w:t xml:space="preserve">5. Alternate tunings and the chord engine</w:t>
-      </w:r>
-    </w:p>
-    <w:p>
-      <w:pPr>
-        <w:pStyle w:val="FirstParagraph"/>
-      </w:pPr>
-      <w:r>
-        <w:t xml:space="preserve">This was the most important correctness requirement in the brief, and it is</w:t>
-      </w:r>
-      <w:r>
-        <w:t xml:space="preserve"> </w:t>
-      </w:r>
-      <w:r>
-        <w:t xml:space="preserve">where the project puts most of its effort.</w:t>
-      </w:r>
-    </w:p>
-    <w:bookmarkStart w:id="37" w:name="there-are-no-stored-chord-shapes"/>
-    <w:p>
-      <w:pPr>
-        <w:pStyle w:val="Heading2"/>
-      </w:pPr>
-      <w:r>
-        <w:t xml:space="preserve">5.1 There are no stored chord shapes</w:t>
-      </w:r>
-    </w:p>
-    <w:p>
-      <w:pPr>
-        <w:pStyle w:val="FirstParagraph"/>
-      </w:pPr>
-      <w:r>
-        <w:rPr>
-          <w:rStyle w:val="VerbatimChar"/>
-        </w:rPr>
-        <w:t xml:space="preserve">findVoicings()</w:t>
-      </w:r>
-      <w:r>
-        <w:t xml:space="preserve"> </w:t>
-      </w:r>
-      <w:r>
-        <w:t xml:space="preserve">searches the fretboard. For each hand position along the neck</w:t>
-      </w:r>
-      <w:r>
-        <w:t xml:space="preserve"> </w:t>
-      </w:r>
-      <w:r>
-        <w:t xml:space="preserve">it enumerates, per string, the frets whose</w:t>
-      </w:r>
-      <w:r>
-        <w:t xml:space="preserve"> </w:t>
-      </w:r>
-      <w:r>
-        <w:rPr>
-          <w:b/>
-          <w:bCs/>
-        </w:rPr>
-        <w:t xml:space="preserve">actual sounding pitch class</w:t>
-      </w:r>
-      <w:r>
-        <w:t xml:space="preserve"> </w:t>
-      </w:r>
-      <w:r>
-        <w:t xml:space="preserve">belongs to the chord, plus the open string and</w:t>
-      </w:r>
-      <w:r>
-        <w:t xml:space="preserve"> </w:t>
-      </w:r>
-      <w:r>
-        <w:t xml:space="preserve">“muted”</w:t>
-      </w:r>
-      <w:r>
-        <w:t xml:space="preserve">. It prunes anything</w:t>
-      </w:r>
-      <w:r>
-        <w:t xml:space="preserve"> </w:t>
-      </w:r>
-      <w:r>
-        <w:t xml:space="preserve">needing more than four fingers or a stretch wider than four frets, requires</w:t>
-      </w:r>
-      <w:r>
-        <w:t xml:space="preserve"> </w:t>
-      </w:r>
-      <w:r>
-        <w:t xml:space="preserve">every non-optional chord tone to be present and the root to sound, then scores</w:t>
-      </w:r>
-      <w:r>
-        <w:t xml:space="preserve"> </w:t>
-      </w:r>
-      <w:r>
-        <w:t xml:space="preserve">the survivors for playability: root in the bass, fewer fingers, lower on the</w:t>
-      </w:r>
-      <w:r>
-        <w:t xml:space="preserve"> </w:t>
-      </w:r>
-      <w:r>
-        <w:t xml:space="preserve">neck, fuller voicing, no awkward dead strings in the middle.</w:t>
-      </w:r>
-    </w:p>
-    <w:p>
-      <w:pPr>
-        <w:pStyle w:val="BodyText"/>
-      </w:pPr>
-      <w:r>
-        <w:t xml:space="preserve">The consequences are all verified by tests:</w:t>
       </w:r>
     </w:p>
     <w:p>
@@ -3144,110 +2906,23 @@
         </w:numPr>
       </w:pPr>
       <w:r>
-        <w:rPr>
-          <w:b/>
-          <w:bCs/>
-        </w:rPr>
-        <w:t xml:space="preserve">In standard tuning the search rediscovers the shapes players already know.</w:t>
-      </w:r>
-      <w:r>
-        <w:t xml:space="preserve"> </w:t>
-      </w:r>
-      <w:r>
-        <w:t xml:space="preserve">The open C (</w:t>
-      </w:r>
-      <w:r>
-        <w:rPr>
-          <w:rStyle w:val="VerbatimChar"/>
-        </w:rPr>
-        <w:t xml:space="preserve">x32010</w:t>
-      </w:r>
-      <w:r>
-        <w:t xml:space="preserve">), E minor (</w:t>
-      </w:r>
-      <w:r>
-        <w:rPr>
-          <w:rStyle w:val="VerbatimChar"/>
-        </w:rPr>
-        <w:t xml:space="preserve">022000</w:t>
-      </w:r>
-      <w:r>
-        <w:t xml:space="preserve">), A minor (</w:t>
-      </w:r>
-      <w:r>
-        <w:rPr>
-          <w:rStyle w:val="VerbatimChar"/>
-        </w:rPr>
-        <w:t xml:space="preserve">x02210</w:t>
-      </w:r>
-      <w:r>
-        <w:t xml:space="preserve">), D (</w:t>
-      </w:r>
-      <w:r>
-        <w:rPr>
-          <w:rStyle w:val="VerbatimChar"/>
-        </w:rPr>
-        <w:t xml:space="preserve">xx0232</w:t>
-      </w:r>
-      <w:r>
-        <w:t xml:space="preserve">),</w:t>
-      </w:r>
-      <w:r>
-        <w:t xml:space="preserve"> </w:t>
-      </w:r>
-      <w:r>
-        <w:t xml:space="preserve">G (</w:t>
-      </w:r>
-      <w:r>
-        <w:rPr>
-          <w:rStyle w:val="VerbatimChar"/>
-        </w:rPr>
-        <w:t xml:space="preserve">320003</w:t>
-      </w:r>
-      <w:r>
-        <w:t xml:space="preserve">), E7 (</w:t>
-      </w:r>
-      <w:r>
-        <w:rPr>
-          <w:rStyle w:val="VerbatimChar"/>
-        </w:rPr>
-        <w:t xml:space="preserve">020100</w:t>
-      </w:r>
-      <w:r>
-        <w:t xml:space="preserve">), A7 (</w:t>
-      </w:r>
-      <w:r>
-        <w:rPr>
-          <w:rStyle w:val="VerbatimChar"/>
-        </w:rPr>
-        <w:t xml:space="preserve">x02020</w:t>
-      </w:r>
-      <w:r>
-        <w:t xml:space="preserve">), Cmaj7 (</w:t>
-      </w:r>
-      <w:r>
-        <w:rPr>
-          <w:rStyle w:val="VerbatimChar"/>
-        </w:rPr>
-        <w:t xml:space="preserve">x32000</w:t>
-      </w:r>
-      <w:r>
-        <w:t xml:space="preserve">) and Am7</w:t>
-      </w:r>
-      <w:r>
-        <w:t xml:space="preserve"> </w:t>
-      </w:r>
-      <w:r>
-        <w:t xml:space="preserve">(</w:t>
-      </w:r>
-      <w:r>
-        <w:rPr>
-          <w:rStyle w:val="VerbatimChar"/>
-        </w:rPr>
-        <w:t xml:space="preserve">x02010</w:t>
-      </w:r>
-      <w:r>
-        <w:t xml:space="preserve">) all come out of the solver. None of them was typed in.</w:t>
+        <w:t xml:space="preserve">B♭ major spells</w:t>
+      </w:r>
+      <w:r>
+        <w:t xml:space="preserve"> </w:t>
+      </w:r>
+      <w:r>
+        <w:rPr>
+          <w:b/>
+          <w:bCs/>
+        </w:rPr>
+        <w:t xml:space="preserve">Bb C D Eb F G A</w:t>
+      </w:r>
+      <w:r>
+        <w:t xml:space="preserve"> </w:t>
+      </w:r>
+      <w:r>
+        <w:t xml:space="preserve">— never A♯ C D D♯ F G A.</w:t>
       </w:r>
     </w:p>
     <w:p>
@@ -3259,64 +2934,26 @@
         </w:numPr>
       </w:pPr>
       <w:r>
-        <w:rPr>
-          <w:b/>
-          <w:bCs/>
-        </w:rPr>
-        <w:t xml:space="preserve">In D standard it does not offer</w:t>
-      </w:r>
-      <w:r>
-        <w:rPr>
-          <w:b/>
-          <w:bCs/>
-        </w:rPr>
-        <w:t xml:space="preserve"> </w:t>
-      </w:r>
-      <w:r>
-        <w:rPr>
-          <w:rStyle w:val="VerbatimChar"/>
-          <w:b/>
-          <w:bCs/>
-        </w:rPr>
-        <w:t xml:space="preserve">022000</w:t>
-      </w:r>
-      <w:r>
-        <w:rPr>
-          <w:b/>
-          <w:bCs/>
-        </w:rPr>
-        <w:t xml:space="preserve"> </w:t>
-      </w:r>
-      <w:r>
-        <w:rPr>
-          <w:b/>
-          <w:bCs/>
-        </w:rPr>
-        <w:t xml:space="preserve">as E minor.</w:t>
-      </w:r>
-      <w:r>
-        <w:t xml:space="preserve"> </w:t>
-      </w:r>
-      <w:r>
-        <w:t xml:space="preserve">In that tuning those</w:t>
-      </w:r>
-      <w:r>
-        <w:t xml:space="preserve"> </w:t>
-      </w:r>
-      <w:r>
-        <w:t xml:space="preserve">frets sound a D minor chord, so the solver offers that shape under D minor,</w:t>
-      </w:r>
-      <w:r>
-        <w:t xml:space="preserve"> </w:t>
-      </w:r>
-      <w:r>
-        <w:t xml:space="preserve">where it belongs. A familiar shape is never mislabelled as a chord it does not</w:t>
-      </w:r>
-      <w:r>
-        <w:t xml:space="preserve"> </w:t>
-      </w:r>
-      <w:r>
-        <w:t xml:space="preserve">produce.</w:t>
+        <w:t xml:space="preserve">F♯ major spells</w:t>
+      </w:r>
+      <w:r>
+        <w:t xml:space="preserve"> </w:t>
+      </w:r>
+      <w:r>
+        <w:rPr>
+          <w:b/>
+          <w:bCs/>
+        </w:rPr>
+        <w:t xml:space="preserve">F# G# A# B C# D# E#</w:t>
+      </w:r>
+      <w:r>
+        <w:t xml:space="preserve">, including the E♯ that beginners’</w:t>
+      </w:r>
+      <w:r>
+        <w:t xml:space="preserve"> </w:t>
+      </w:r>
+      <w:r>
+        <w:t xml:space="preserve">tools get wrong.</w:t>
       </w:r>
     </w:p>
     <w:p>
@@ -3328,6 +2965,519 @@
         </w:numPr>
       </w:pPr>
       <w:r>
+        <w:t xml:space="preserve">The A blues scale spells</w:t>
+      </w:r>
+      <w:r>
+        <w:t xml:space="preserve"> </w:t>
+      </w:r>
+      <w:r>
+        <w:rPr>
+          <w:b/>
+          <w:bCs/>
+        </w:rPr>
+        <w:t xml:space="preserve">A C D Eb E G</w:t>
+      </w:r>
+      <w:r>
+        <w:t xml:space="preserve">, with the ♭5 and the ♮5 written on</w:t>
+      </w:r>
+      <w:r>
+        <w:t xml:space="preserve"> </w:t>
+      </w:r>
+      <w:r>
+        <w:t xml:space="preserve">the same letter, as the scale actually is.</w:t>
+      </w:r>
+    </w:p>
+    <w:p>
+      <w:pPr>
+        <w:pStyle w:val="Compact"/>
+        <w:numPr>
+          <w:ilvl w:val="0"/>
+          <w:numId w:val="1006"/>
+        </w:numPr>
+      </w:pPr>
+      <w:r>
+        <w:t xml:space="preserve">C diminished 7th spells</w:t>
+      </w:r>
+      <w:r>
+        <w:t xml:space="preserve"> </w:t>
+      </w:r>
+      <w:r>
+        <w:rPr>
+          <w:b/>
+          <w:bCs/>
+        </w:rPr>
+        <w:t xml:space="preserve">C Eb Gb Bbb</w:t>
+      </w:r>
+      <w:r>
+        <w:t xml:space="preserve">, with the double flat.</w:t>
+      </w:r>
+    </w:p>
+    <w:p>
+      <w:pPr>
+        <w:pStyle w:val="FirstParagraph"/>
+      </w:pPr>
+      <w:r>
+        <w:t xml:space="preserve">Notes outside the current key fall back to the key’s own accidental side, so a</w:t>
+      </w:r>
+      <w:r>
+        <w:t xml:space="preserve"> </w:t>
+      </w:r>
+      <w:r>
+        <w:t xml:space="preserve">fretboard in E♭ minor never shows a stray A♯ next to a B♭. Choosing a root of</w:t>
+      </w:r>
+      <w:r>
+        <w:t xml:space="preserve"> </w:t>
+      </w:r>
+      <w:r>
+        <w:rPr>
+          <w:rStyle w:val="VerbatimChar"/>
+        </w:rPr>
+        <w:t xml:space="preserve">Bb</w:t>
+      </w:r>
+      <w:r>
+        <w:t xml:space="preserve"> </w:t>
+      </w:r>
+      <w:r>
+        <w:t xml:space="preserve">rather than</w:t>
+      </w:r>
+      <w:r>
+        <w:t xml:space="preserve"> </w:t>
+      </w:r>
+      <w:r>
+        <w:rPr>
+          <w:rStyle w:val="VerbatimChar"/>
+        </w:rPr>
+        <w:t xml:space="preserve">A#</w:t>
+      </w:r>
+      <w:r>
+        <w:t xml:space="preserve"> </w:t>
+      </w:r>
+      <w:r>
+        <w:t xml:space="preserve">in the controls is how the player selects the key’s</w:t>
+      </w:r>
+      <w:r>
+        <w:t xml:space="preserve"> </w:t>
+      </w:r>
+      <w:r>
+        <w:t xml:space="preserve">spelling — the preference the brief asked for, implemented as a rule rather than</w:t>
+      </w:r>
+      <w:r>
+        <w:t xml:space="preserve"> </w:t>
+      </w:r>
+      <w:r>
+        <w:t xml:space="preserve">as a list.</w:t>
+      </w:r>
+    </w:p>
+    <w:bookmarkEnd w:id="32"/>
+    <w:bookmarkStart w:id="33" w:name="chords-and-scales-kept-distinct"/>
+    <w:p>
+      <w:pPr>
+        <w:pStyle w:val="Heading2"/>
+      </w:pPr>
+      <w:r>
+        <w:t xml:space="preserve">4.4 Chords and scales kept distinct</w:t>
+      </w:r>
+    </w:p>
+    <w:p>
+      <w:pPr>
+        <w:pStyle w:val="FirstParagraph"/>
+      </w:pPr>
+      <w:r>
+        <w:t xml:space="preserve">The brief was explicit that a learner must not confuse a chord voicing with a</w:t>
+      </w:r>
+      <w:r>
+        <w:t xml:space="preserve"> </w:t>
+      </w:r>
+      <w:r>
+        <w:t xml:space="preserve">scale, and the interface is built around that. They are separate panels with</w:t>
+      </w:r>
+      <w:r>
+        <w:t xml:space="preserve"> </w:t>
+      </w:r>
+      <w:r>
+        <w:t xml:space="preserve">separate note lists and separate explanations (</w:t>
+      </w:r>
+      <w:r>
+        <w:t xml:space="preserve">“3 notes played together”</w:t>
+      </w:r>
+      <w:r>
+        <w:t xml:space="preserve"> </w:t>
+      </w:r>
+      <w:r>
+        <w:t xml:space="preserve">versus</w:t>
+      </w:r>
+      <w:r>
+        <w:t xml:space="preserve"> </w:t>
+      </w:r>
+      <w:r>
+        <w:t xml:space="preserve">“a pool to play over the chord”</w:t>
+      </w:r>
+      <w:r>
+        <w:t xml:space="preserve">). The chord panel then lists the scales that fit</w:t>
+      </w:r>
+      <w:r>
+        <w:t xml:space="preserve"> </w:t>
+      </w:r>
+      <w:r>
+        <w:t xml:space="preserve">the selected chord, each with a one-line reason, and</w:t>
+      </w:r>
+      <w:r>
+        <w:t xml:space="preserve"> </w:t>
+      </w:r>
+      <w:r>
+        <w:rPr>
+          <w:b/>
+          <w:bCs/>
+        </w:rPr>
+        <w:t xml:space="preserve">every suggestion is</w:t>
+      </w:r>
+      <w:r>
+        <w:rPr>
+          <w:b/>
+          <w:bCs/>
+        </w:rPr>
+        <w:t xml:space="preserve"> </w:t>
+      </w:r>
+      <w:r>
+        <w:rPr>
+          <w:b/>
+          <w:bCs/>
+        </w:rPr>
+        <w:t xml:space="preserve">verified to contain every chord tone before it is offered</w:t>
+      </w:r>
+      <w:r>
+        <w:t xml:space="preserve"> </w:t>
+      </w:r>
+      <w:r>
+        <w:t xml:space="preserve">— so a dominant 7th</w:t>
+      </w:r>
+      <w:r>
+        <w:t xml:space="preserve"> </w:t>
+      </w:r>
+      <w:r>
+        <w:t xml:space="preserve">is never paired with a plain major scale, which does not contain its flat 7th.</w:t>
+      </w:r>
+      <w:r>
+        <w:t xml:space="preserve"> </w:t>
+      </w:r>
+      <w:r>
+        <w:t xml:space="preserve">Clicking a suggestion switches the fretboard to that scale and says so.</w:t>
+      </w:r>
+    </w:p>
+    <w:p>
+      <w:r>
+        <w:pict>
+          <v:rect style="width:0;height:1.5pt" o:hralign="center" o:hrstd="t" o:hr="t"/>
+        </w:pict>
+      </w:r>
+    </w:p>
+    <w:bookmarkEnd w:id="33"/>
+    <w:bookmarkEnd w:id="34"/>
+    <w:bookmarkStart w:id="47" w:name="alternate-tunings-and-the-chord-engine"/>
+    <w:p>
+      <w:pPr>
+        <w:pStyle w:val="Heading1"/>
+      </w:pPr>
+      <w:r>
+        <w:t xml:space="preserve">5. Alternate tunings and the chord engine</w:t>
+      </w:r>
+    </w:p>
+    <w:p>
+      <w:pPr>
+        <w:pStyle w:val="FirstParagraph"/>
+      </w:pPr>
+      <w:r>
+        <w:t xml:space="preserve">This was the most important correctness requirement in the brief, and it is</w:t>
+      </w:r>
+      <w:r>
+        <w:t xml:space="preserve"> </w:t>
+      </w:r>
+      <w:r>
+        <w:t xml:space="preserve">where the project puts most of its effort.</w:t>
+      </w:r>
+    </w:p>
+    <w:bookmarkStart w:id="38" w:name="there-are-no-stored-chord-shapes"/>
+    <w:p>
+      <w:pPr>
+        <w:pStyle w:val="Heading2"/>
+      </w:pPr>
+      <w:r>
+        <w:t xml:space="preserve">5.1 There are no stored chord shapes</w:t>
+      </w:r>
+    </w:p>
+    <w:p>
+      <w:pPr>
+        <w:pStyle w:val="FirstParagraph"/>
+      </w:pPr>
+      <w:r>
+        <w:rPr>
+          <w:rStyle w:val="VerbatimChar"/>
+        </w:rPr>
+        <w:t xml:space="preserve">findVoicings()</w:t>
+      </w:r>
+      <w:r>
+        <w:t xml:space="preserve"> </w:t>
+      </w:r>
+      <w:r>
+        <w:t xml:space="preserve">searches the fretboard. For each hand position along the neck</w:t>
+      </w:r>
+      <w:r>
+        <w:t xml:space="preserve"> </w:t>
+      </w:r>
+      <w:r>
+        <w:t xml:space="preserve">it enumerates, per string, the frets whose</w:t>
+      </w:r>
+      <w:r>
+        <w:t xml:space="preserve"> </w:t>
+      </w:r>
+      <w:r>
+        <w:rPr>
+          <w:b/>
+          <w:bCs/>
+        </w:rPr>
+        <w:t xml:space="preserve">actual sounding pitch class</w:t>
+      </w:r>
+      <w:r>
+        <w:t xml:space="preserve"> </w:t>
+      </w:r>
+      <w:r>
+        <w:t xml:space="preserve">belongs to the chord, plus the open string and</w:t>
+      </w:r>
+      <w:r>
+        <w:t xml:space="preserve"> </w:t>
+      </w:r>
+      <w:r>
+        <w:t xml:space="preserve">“muted”</w:t>
+      </w:r>
+      <w:r>
+        <w:t xml:space="preserve">. It prunes anything</w:t>
+      </w:r>
+      <w:r>
+        <w:t xml:space="preserve"> </w:t>
+      </w:r>
+      <w:r>
+        <w:t xml:space="preserve">needing more than four fingers or a stretch wider than four frets, requires</w:t>
+      </w:r>
+      <w:r>
+        <w:t xml:space="preserve"> </w:t>
+      </w:r>
+      <w:r>
+        <w:t xml:space="preserve">every non-optional chord tone to be present and the root to sound, then scores</w:t>
+      </w:r>
+      <w:r>
+        <w:t xml:space="preserve"> </w:t>
+      </w:r>
+      <w:r>
+        <w:t xml:space="preserve">the survivors for playability: root in the bass, fewer fingers, lower on the</w:t>
+      </w:r>
+      <w:r>
+        <w:t xml:space="preserve"> </w:t>
+      </w:r>
+      <w:r>
+        <w:t xml:space="preserve">neck, fuller voicing, no awkward dead strings in the middle.</w:t>
+      </w:r>
+    </w:p>
+    <w:p>
+      <w:pPr>
+        <w:pStyle w:val="BodyText"/>
+      </w:pPr>
+      <w:r>
+        <w:t xml:space="preserve">The consequences are all verified by tests:</w:t>
+      </w:r>
+    </w:p>
+    <w:p>
+      <w:pPr>
+        <w:pStyle w:val="Compact"/>
+        <w:numPr>
+          <w:ilvl w:val="0"/>
+          <w:numId w:val="1007"/>
+        </w:numPr>
+      </w:pPr>
+      <w:r>
+        <w:rPr>
+          <w:b/>
+          <w:bCs/>
+        </w:rPr>
+        <w:t xml:space="preserve">In standard tuning the search rediscovers the shapes players already know.</w:t>
+      </w:r>
+      <w:r>
+        <w:t xml:space="preserve"> </w:t>
+      </w:r>
+      <w:r>
+        <w:t xml:space="preserve">The open C (</w:t>
+      </w:r>
+      <w:r>
+        <w:rPr>
+          <w:rStyle w:val="VerbatimChar"/>
+        </w:rPr>
+        <w:t xml:space="preserve">x32010</w:t>
+      </w:r>
+      <w:r>
+        <w:t xml:space="preserve">), E minor (</w:t>
+      </w:r>
+      <w:r>
+        <w:rPr>
+          <w:rStyle w:val="VerbatimChar"/>
+        </w:rPr>
+        <w:t xml:space="preserve">022000</w:t>
+      </w:r>
+      <w:r>
+        <w:t xml:space="preserve">), A minor (</w:t>
+      </w:r>
+      <w:r>
+        <w:rPr>
+          <w:rStyle w:val="VerbatimChar"/>
+        </w:rPr>
+        <w:t xml:space="preserve">x02210</w:t>
+      </w:r>
+      <w:r>
+        <w:t xml:space="preserve">), D (</w:t>
+      </w:r>
+      <w:r>
+        <w:rPr>
+          <w:rStyle w:val="VerbatimChar"/>
+        </w:rPr>
+        <w:t xml:space="preserve">xx0232</w:t>
+      </w:r>
+      <w:r>
+        <w:t xml:space="preserve">),</w:t>
+      </w:r>
+      <w:r>
+        <w:t xml:space="preserve"> </w:t>
+      </w:r>
+      <w:r>
+        <w:t xml:space="preserve">G (</w:t>
+      </w:r>
+      <w:r>
+        <w:rPr>
+          <w:rStyle w:val="VerbatimChar"/>
+        </w:rPr>
+        <w:t xml:space="preserve">320003</w:t>
+      </w:r>
+      <w:r>
+        <w:t xml:space="preserve">), E7 (</w:t>
+      </w:r>
+      <w:r>
+        <w:rPr>
+          <w:rStyle w:val="VerbatimChar"/>
+        </w:rPr>
+        <w:t xml:space="preserve">020100</w:t>
+      </w:r>
+      <w:r>
+        <w:t xml:space="preserve">), A7 (</w:t>
+      </w:r>
+      <w:r>
+        <w:rPr>
+          <w:rStyle w:val="VerbatimChar"/>
+        </w:rPr>
+        <w:t xml:space="preserve">x02020</w:t>
+      </w:r>
+      <w:r>
+        <w:t xml:space="preserve">), Cmaj7 (</w:t>
+      </w:r>
+      <w:r>
+        <w:rPr>
+          <w:rStyle w:val="VerbatimChar"/>
+        </w:rPr>
+        <w:t xml:space="preserve">x32000</w:t>
+      </w:r>
+      <w:r>
+        <w:t xml:space="preserve">) and Am7</w:t>
+      </w:r>
+      <w:r>
+        <w:t xml:space="preserve"> </w:t>
+      </w:r>
+      <w:r>
+        <w:t xml:space="preserve">(</w:t>
+      </w:r>
+      <w:r>
+        <w:rPr>
+          <w:rStyle w:val="VerbatimChar"/>
+        </w:rPr>
+        <w:t xml:space="preserve">x02010</w:t>
+      </w:r>
+      <w:r>
+        <w:t xml:space="preserve">) all come out of the solver. None of them was typed in.</w:t>
+      </w:r>
+    </w:p>
+    <w:p>
+      <w:pPr>
+        <w:pStyle w:val="Compact"/>
+        <w:numPr>
+          <w:ilvl w:val="0"/>
+          <w:numId w:val="1007"/>
+        </w:numPr>
+      </w:pPr>
+      <w:r>
+        <w:rPr>
+          <w:b/>
+          <w:bCs/>
+        </w:rPr>
+        <w:t xml:space="preserve">In D standard it does not offer</w:t>
+      </w:r>
+      <w:r>
+        <w:rPr>
+          <w:b/>
+          <w:bCs/>
+        </w:rPr>
+        <w:t xml:space="preserve"> </w:t>
+      </w:r>
+      <w:r>
+        <w:rPr>
+          <w:rStyle w:val="VerbatimChar"/>
+          <w:b/>
+          <w:bCs/>
+        </w:rPr>
+        <w:t xml:space="preserve">022000</w:t>
+      </w:r>
+      <w:r>
+        <w:rPr>
+          <w:b/>
+          <w:bCs/>
+        </w:rPr>
+        <w:t xml:space="preserve"> </w:t>
+      </w:r>
+      <w:r>
+        <w:rPr>
+          <w:b/>
+          <w:bCs/>
+        </w:rPr>
+        <w:t xml:space="preserve">as E minor.</w:t>
+      </w:r>
+      <w:r>
+        <w:t xml:space="preserve"> </w:t>
+      </w:r>
+      <w:r>
+        <w:t xml:space="preserve">In that tuning those</w:t>
+      </w:r>
+      <w:r>
+        <w:t xml:space="preserve"> </w:t>
+      </w:r>
+      <w:r>
+        <w:t xml:space="preserve">frets sound a D minor chord, so the solver offers that shape under D minor,</w:t>
+      </w:r>
+      <w:r>
+        <w:t xml:space="preserve"> </w:t>
+      </w:r>
+      <w:r>
+        <w:t xml:space="preserve">where it belongs. A familiar shape is never mislabelled as a chord it does not</w:t>
+      </w:r>
+      <w:r>
+        <w:t xml:space="preserve"> </w:t>
+      </w:r>
+      <w:r>
+        <w:t xml:space="preserve">produce.</w:t>
+      </w:r>
+    </w:p>
+    <w:p>
+      <w:pPr>
+        <w:pStyle w:val="Compact"/>
+        <w:numPr>
+          <w:ilvl w:val="0"/>
+          <w:numId w:val="1007"/>
+        </w:numPr>
+      </w:pPr>
+      <w:r>
         <w:rPr>
           <w:b/>
           <w:bCs/>
@@ -3373,18 +3523,18 @@
           <wp:inline>
             <wp:extent cx="5334000" cy="3518958"/>
             <wp:effectExtent b="0" l="0" r="0" t="0"/>
-            <wp:docPr descr="Chord mode: calculated Em shapes for the current tuning, each with its own diagram and fret string." title="" id="35" name="Picture"/>
+            <wp:docPr descr="Chord mode: calculated Em shapes for the current tuning, each with its own diagram and fret string." title="" id="36" name="Picture"/>
             <a:graphic>
               <a:graphicData uri="http://schemas.openxmlformats.org/drawingml/2006/picture">
                 <pic:pic>
                   <pic:nvPicPr>
-                    <pic:cNvPr descr="images/02-chord-guitar6.png" id="36" name="Picture"/>
+                    <pic:cNvPr descr="images/02-chord-guitar6.png" id="37" name="Picture"/>
                     <pic:cNvPicPr>
                       <a:picLocks noChangeArrowheads="1" noChangeAspect="1"/>
                     </pic:cNvPicPr>
                   </pic:nvPicPr>
                   <pic:blipFill>
-                    <a:blip r:embed="rId34"/>
+                    <a:blip r:embed="rId35"/>
                     <a:stretch>
                       <a:fillRect/>
                     </a:stretch>
@@ -3419,8 +3569,8 @@
         <w:t xml:space="preserve">Chord mode: calculated Em shapes for the current tuning, each with its own diagram and fret string.</w:t>
       </w:r>
     </w:p>
-    <w:bookmarkEnd w:id="37"/>
-    <w:bookmarkStart w:id="41" w:name="power-chords"/>
+    <w:bookmarkEnd w:id="38"/>
+    <w:bookmarkStart w:id="42" w:name="power-chords"/>
     <w:p>
       <w:pPr>
         <w:pStyle w:val="Heading2"/>
@@ -3475,7 +3625,7 @@
         <w:pStyle w:val="Compact"/>
         <w:numPr>
           <w:ilvl w:val="0"/>
-          <w:numId w:val="1007"/>
+          <w:numId w:val="1008"/>
         </w:numPr>
       </w:pPr>
       <w:r>
@@ -3487,7 +3637,7 @@
         <w:pStyle w:val="Compact"/>
         <w:numPr>
           <w:ilvl w:val="0"/>
-          <w:numId w:val="1007"/>
+          <w:numId w:val="1008"/>
         </w:numPr>
       </w:pPr>
       <w:r>
@@ -3527,7 +3677,7 @@
         <w:pStyle w:val="Compact"/>
         <w:numPr>
           <w:ilvl w:val="0"/>
-          <w:numId w:val="1007"/>
+          <w:numId w:val="1008"/>
         </w:numPr>
       </w:pPr>
       <w:r>
@@ -3561,7 +3711,7 @@
         <w:pStyle w:val="Compact"/>
         <w:numPr>
           <w:ilvl w:val="0"/>
-          <w:numId w:val="1007"/>
+          <w:numId w:val="1008"/>
         </w:numPr>
       </w:pPr>
       <w:r>
@@ -3597,18 +3747,18 @@
           <wp:inline>
             <wp:extent cx="5334000" cy="3518958"/>
             <wp:effectExtent b="0" l="0" r="0" t="0"/>
-            <wp:docPr descr="A bass in Drop D. The tuning, the note names, the highlighting and the chord shapes are all recalculated." title="" id="39" name="Picture"/>
+            <wp:docPr descr="A bass in Drop D. The tuning, the note names, the highlighting and the chord shapes are all recalculated." title="" id="40" name="Picture"/>
             <a:graphic>
               <a:graphicData uri="http://schemas.openxmlformats.org/drawingml/2006/picture">
                 <pic:pic>
                   <pic:nvPicPr>
-                    <pic:cNvPr descr="images/03-bass-dropd.png" id="40" name="Picture"/>
+                    <pic:cNvPr descr="images/03-bass-dropd.png" id="41" name="Picture"/>
                     <pic:cNvPicPr>
                       <a:picLocks noChangeArrowheads="1" noChangeAspect="1"/>
                     </pic:cNvPicPr>
                   </pic:nvPicPr>
                   <pic:blipFill>
-                    <a:blip r:embed="rId38"/>
+                    <a:blip r:embed="rId39"/>
                     <a:stretch>
                       <a:fillRect/>
                     </a:stretch>
@@ -3643,8 +3793,8 @@
         <w:t xml:space="preserve">A bass in Drop D. The tuning, the note names, the highlighting and the chord shapes are all recalculated.</w:t>
       </w:r>
     </w:p>
-    <w:bookmarkEnd w:id="41"/>
-    <w:bookmarkStart w:id="45" w:name="custom-tunings"/>
+    <w:bookmarkEnd w:id="42"/>
+    <w:bookmarkStart w:id="46" w:name="custom-tunings"/>
     <w:p>
       <w:pPr>
         <w:pStyle w:val="Heading2"/>
@@ -3688,18 +3838,18 @@
           <wp:inline>
             <wp:extent cx="5334000" cy="3518958"/>
             <wp:effectExtent b="0" l="0" r="0" t="0"/>
-            <wp:docPr descr="A bass with a scale highlighted across the neck. The headstock layout and the string spacing change with the instrument." title="" id="43" name="Picture"/>
+            <wp:docPr descr="A bass with a scale highlighted across the neck. The headstock layout and the string spacing change with the instrument." title="" id="44" name="Picture"/>
             <a:graphic>
               <a:graphicData uri="http://schemas.openxmlformats.org/drawingml/2006/picture">
                 <pic:pic>
                   <pic:nvPicPr>
-                    <pic:cNvPr descr="images/04-bass-scale.png" id="44" name="Picture"/>
+                    <pic:cNvPr descr="images/04-bass-scale.png" id="45" name="Picture"/>
                     <pic:cNvPicPr>
                       <a:picLocks noChangeArrowheads="1" noChangeAspect="1"/>
                     </pic:cNvPicPr>
                   </pic:nvPicPr>
                   <pic:blipFill>
-                    <a:blip r:embed="rId42"/>
+                    <a:blip r:embed="rId43"/>
                     <a:stretch>
                       <a:fillRect/>
                     </a:stretch>
@@ -3741,9 +3891,9 @@
         </w:pict>
       </w:r>
     </w:p>
-    <w:bookmarkEnd w:id="45"/>
     <w:bookmarkEnd w:id="46"/>
-    <w:bookmarkStart w:id="49" w:name="the-audio-engine"/>
+    <w:bookmarkEnd w:id="47"/>
+    <w:bookmarkStart w:id="50" w:name="the-audio-engine"/>
     <w:p>
       <w:pPr>
         <w:pStyle w:val="Heading1"/>
@@ -3779,7 +3929,7 @@
         <w:t xml:space="preserve">no licensing questions.</w:t>
       </w:r>
     </w:p>
-    <w:bookmarkStart w:id="47" w:name="X25aab1461706c83d319dee509f39f65b3ce2abc"/>
+    <w:bookmarkStart w:id="48" w:name="X25aab1461706c83d319dee509f39f65b3ce2abc"/>
     <w:p>
       <w:pPr>
         <w:pStyle w:val="Heading2"/>
@@ -3954,8 +4104,8 @@
         <w:t xml:space="preserve">clip. Buffers are cached per pitch, so repeated notes cost nothing.</w:t>
       </w:r>
     </w:p>
-    <w:bookmarkEnd w:id="47"/>
-    <w:bookmarkStart w:id="48" w:name="strumming"/>
+    <w:bookmarkEnd w:id="48"/>
+    <w:bookmarkStart w:id="49" w:name="strumming"/>
     <w:p>
       <w:pPr>
         <w:pStyle w:val="Heading2"/>
@@ -4021,152 +4171,6 @@
     <w:p>
       <w:pPr>
         <w:pStyle w:val="Compact"/>
-        <w:numPr>
-          <w:ilvl w:val="0"/>
-          <w:numId w:val="1008"/>
-        </w:numPr>
-      </w:pPr>
-      <w:r>
-        <w:rPr>
-          <w:b/>
-          <w:bCs/>
-        </w:rPr>
-        <w:t xml:space="preserve">Together</w:t>
-      </w:r>
-      <w:r>
-        <w:t xml:space="preserve"> </w:t>
-      </w:r>
-      <w:r>
-        <w:t xml:space="preserve">plays the strings with only a few milliseconds of humanising</w:t>
-      </w:r>
-      <w:r>
-        <w:t xml:space="preserve"> </w:t>
-      </w:r>
-      <w:r>
-        <w:t xml:space="preserve">spread.</w:t>
-      </w:r>
-    </w:p>
-    <w:p>
-      <w:pPr>
-        <w:pStyle w:val="Compact"/>
-        <w:numPr>
-          <w:ilvl w:val="0"/>
-          <w:numId w:val="1008"/>
-        </w:numPr>
-      </w:pPr>
-      <w:r>
-        <w:rPr>
-          <w:b/>
-          <w:bCs/>
-        </w:rPr>
-        <w:t xml:space="preserve">Down</w:t>
-      </w:r>
-      <w:r>
-        <w:t xml:space="preserve"> </w:t>
-      </w:r>
-      <w:r>
-        <w:t xml:space="preserve">runs from the lowest-pitched string upward.</w:t>
-      </w:r>
-    </w:p>
-    <w:p>
-      <w:pPr>
-        <w:pStyle w:val="Compact"/>
-        <w:numPr>
-          <w:ilvl w:val="0"/>
-          <w:numId w:val="1008"/>
-        </w:numPr>
-      </w:pPr>
-      <w:r>
-        <w:rPr>
-          <w:b/>
-          <w:bCs/>
-        </w:rPr>
-        <w:t xml:space="preserve">Up</w:t>
-      </w:r>
-      <w:r>
-        <w:t xml:space="preserve"> </w:t>
-      </w:r>
-      <w:r>
-        <w:t xml:space="preserve">runs from the highest-pitched string downward.</w:t>
-      </w:r>
-    </w:p>
-    <w:p>
-      <w:pPr>
-        <w:pStyle w:val="Compact"/>
-        <w:numPr>
-          <w:ilvl w:val="0"/>
-          <w:numId w:val="1008"/>
-        </w:numPr>
-      </w:pPr>
-      <w:r>
-        <w:rPr>
-          <w:b/>
-          <w:bCs/>
-        </w:rPr>
-        <w:t xml:space="preserve">Muted strings are skipped entirely</w:t>
-      </w:r>
-      <w:r>
-        <w:t xml:space="preserve"> </w:t>
-      </w:r>
-      <w:r>
-        <w:t xml:space="preserve">and make no sound.</w:t>
-      </w:r>
-    </w:p>
-    <w:p>
-      <w:pPr>
-        <w:pStyle w:val="Compact"/>
-        <w:numPr>
-          <w:ilvl w:val="0"/>
-          <w:numId w:val="1008"/>
-        </w:numPr>
-      </w:pPr>
-      <w:r>
-        <w:t xml:space="preserve">Speed is Slow (70 ms), Normal (32 ms), Fast (12 ms) or any custom value.</w:t>
-      </w:r>
-    </w:p>
-    <w:p>
-      <w:pPr>
-        <w:pStyle w:val="FirstParagraph"/>
-      </w:pPr>
-      <w:r>
-        <w:t xml:space="preserve">Thin strings are rendered brighter than thick ones, which is part of why a down</w:t>
-      </w:r>
-      <w:r>
-        <w:t xml:space="preserve"> </w:t>
-      </w:r>
-      <w:r>
-        <w:t xml:space="preserve">strum and an up strum sound genuinely different rather than merely reversed.</w:t>
-      </w:r>
-    </w:p>
-    <w:p>
-      <w:r>
-        <w:pict>
-          <v:rect style="width:0;height:1.5pt" o:hralign="center" o:hrstd="t" o:hr="t"/>
-        </w:pict>
-      </w:r>
-    </w:p>
-    <w:bookmarkEnd w:id="48"/>
-    <w:bookmarkEnd w:id="49"/>
-    <w:bookmarkStart w:id="56" w:name="the-tuner"/>
-    <w:p>
-      <w:pPr>
-        <w:pStyle w:val="Heading1"/>
-      </w:pPr>
-      <w:r>
-        <w:t xml:space="preserve">7. The tuner</w:t>
-      </w:r>
-    </w:p>
-    <w:bookmarkStart w:id="50" w:name="signal-path"/>
-    <w:p>
-      <w:pPr>
-        <w:pStyle w:val="Heading2"/>
-      </w:pPr>
-      <w:r>
-        <w:t xml:space="preserve">7.1 Signal path</w:t>
-      </w:r>
-    </w:p>
-    <w:p>
-      <w:pPr>
         <w:numPr>
           <w:ilvl w:val="0"/>
           <w:numId w:val="1009"/>
@@ -4177,78 +4181,24 @@
           <w:b/>
           <w:bCs/>
         </w:rPr>
-        <w:t xml:space="preserve">Capture.</w:t>
-      </w:r>
-      <w:r>
-        <w:t xml:space="preserve"> </w:t>
-      </w:r>
-      <w:r>
-        <w:rPr>
-          <w:rStyle w:val="VerbatimChar"/>
-        </w:rPr>
-        <w:t xml:space="preserve">getUserMedia</w:t>
-      </w:r>
-      <w:r>
-        <w:t xml:space="preserve"> </w:t>
-      </w:r>
-      <w:r>
-        <w:t xml:space="preserve">is called</w:t>
-      </w:r>
-      <w:r>
-        <w:t xml:space="preserve"> </w:t>
-      </w:r>
-      <w:r>
-        <w:rPr>
-          <w:b/>
-          <w:bCs/>
-        </w:rPr>
-        <w:t xml:space="preserve">only</w:t>
-      </w:r>
-      <w:r>
-        <w:t xml:space="preserve"> </w:t>
-      </w:r>
-      <w:r>
-        <w:t xml:space="preserve">when tuner mode is entered,</w:t>
-      </w:r>
-      <w:r>
-        <w:t xml:space="preserve"> </w:t>
-      </w:r>
-      <w:r>
-        <w:t xml:space="preserve">with echo cancellation, noise suppression and automatic gain control</w:t>
-      </w:r>
-      <w:r>
-        <w:t xml:space="preserve"> </w:t>
-      </w:r>
-      <w:r>
-        <w:t xml:space="preserve">explicitly off — all three distort a sustained musical tone enough to move</w:t>
-      </w:r>
-      <w:r>
-        <w:t xml:space="preserve"> </w:t>
-      </w:r>
-      <w:r>
-        <w:t xml:space="preserve">its detected pitch. Frames of 8192 samples (about 170 ms at 48 kHz) are read</w:t>
-      </w:r>
-      <w:r>
-        <w:t xml:space="preserve"> </w:t>
-      </w:r>
-      <w:r>
-        <w:t xml:space="preserve">from an</w:t>
-      </w:r>
-      <w:r>
-        <w:t xml:space="preserve"> </w:t>
-      </w:r>
-      <w:r>
-        <w:rPr>
-          <w:rStyle w:val="VerbatimChar"/>
-        </w:rPr>
-        <w:t xml:space="preserve">AnalyserNode</w:t>
-      </w:r>
-      <w:r>
-        <w:t xml:space="preserve">, long enough to contain several periods of a 31 Hz low</w:t>
-      </w:r>
-    </w:p>
-    <w:p>
-      <w:pPr>
+        <w:t xml:space="preserve">Together</w:t>
+      </w:r>
+      <w:r>
+        <w:t xml:space="preserve"> </w:t>
+      </w:r>
+      <w:r>
+        <w:t xml:space="preserve">plays the strings with only a few milliseconds of humanising</w:t>
+      </w:r>
+      <w:r>
+        <w:t xml:space="preserve"> </w:t>
+      </w:r>
+      <w:r>
+        <w:t xml:space="preserve">spread.</w:t>
+      </w:r>
+    </w:p>
+    <w:p>
+      <w:pPr>
+        <w:pStyle w:val="Compact"/>
         <w:numPr>
           <w:ilvl w:val="0"/>
           <w:numId w:val="1009"/>
@@ -4259,93 +4209,18 @@
           <w:b/>
           <w:bCs/>
         </w:rPr>
-        <w:t xml:space="preserve">Detection.</w:t>
-      </w:r>
-      <w:r>
-        <w:t xml:space="preserve"> </w:t>
-      </w:r>
-      <w:r>
-        <w:t xml:space="preserve">The McLeod normalised square difference function, the</w:t>
-      </w:r>
-      <w:r>
-        <w:t xml:space="preserve"> </w:t>
-      </w:r>
-      <w:r>
-        <w:t xml:space="preserve">normalised cousin of autocorrelation, is evaluated and the</w:t>
-      </w:r>
-      <w:r>
-        <w:t xml:space="preserve"> </w:t>
-      </w:r>
-      <w:r>
-        <w:rPr>
-          <w:b/>
-          <w:bCs/>
-        </w:rPr>
-        <w:t xml:space="preserve">first</w:t>
-      </w:r>
-      <w:r>
-        <w:t xml:space="preserve"> </w:t>
-      </w:r>
-      <w:r>
-        <w:t xml:space="preserve">strong</w:t>
-      </w:r>
-      <w:r>
-        <w:t xml:space="preserve"> </w:t>
-      </w:r>
-      <w:r>
-        <w:t xml:space="preserve">peak is taken rather than the tallest. This is the detail that matters: a</w:t>
-      </w:r>
-      <w:r>
-        <w:t xml:space="preserve"> </w:t>
-      </w:r>
-      <w:r>
-        <w:t xml:space="preserve">periodic signal correlates just as well at twice its period, and</w:t>
-      </w:r>
-      <w:r>
-        <w:t xml:space="preserve"> </w:t>
-      </w:r>
-      <w:r>
-        <w:t xml:space="preserve">“tallest</w:t>
-      </w:r>
-      <w:r>
-        <w:t xml:space="preserve"> </w:t>
-      </w:r>
-      <w:r>
-        <w:t xml:space="preserve">wins”</w:t>
-      </w:r>
-      <w:r>
-        <w:t xml:space="preserve"> </w:t>
-      </w:r>
-      <w:r>
-        <w:t xml:space="preserve">is precisely what makes cheap tuners read an octave low on a bass</w:t>
-      </w:r>
-      <w:r>
-        <w:t xml:space="preserve"> </w:t>
-      </w:r>
-      <w:r>
-        <w:t xml:space="preserve">string. The work is done in two stages — a decimated pass behind a four-pole</w:t>
-      </w:r>
-      <w:r>
-        <w:t xml:space="preserve"> </w:t>
-      </w:r>
-      <w:r>
-        <w:t xml:space="preserve">anti-aliasing filter to find the period cheaply, then a refinement at the full</w:t>
-      </w:r>
-      <w:r>
-        <w:t xml:space="preserve"> </w:t>
-      </w:r>
-      <w:r>
-        <w:t xml:space="preserve">sample rate with parabolic interpolation, which brings the estimate to about</w:t>
-      </w:r>
-      <w:r>
-        <w:t xml:space="preserve"> </w:t>
-      </w:r>
-      <w:r>
-        <w:t xml:space="preserve">a cent. A median filter over the last five frames stops the needle twitching.</w:t>
-      </w:r>
-    </w:p>
-    <w:p>
-      <w:pPr>
+        <w:t xml:space="preserve">Down</w:t>
+      </w:r>
+      <w:r>
+        <w:t xml:space="preserve"> </w:t>
+      </w:r>
+      <w:r>
+        <w:t xml:space="preserve">runs from the lowest-pitched string upward.</w:t>
+      </w:r>
+    </w:p>
+    <w:p>
+      <w:pPr>
+        <w:pStyle w:val="Compact"/>
         <w:numPr>
           <w:ilvl w:val="0"/>
           <w:numId w:val="1009"/>
@@ -4356,62 +4231,18 @@
           <w:b/>
           <w:bCs/>
         </w:rPr>
-        <w:t xml:space="preserve">Interpretation.</w:t>
-      </w:r>
-      <w:r>
-        <w:t xml:space="preserve"> </w:t>
-      </w:r>
-      <w:r>
-        <w:t xml:space="preserve">The frequency becomes a reading: the nearest chromatic</w:t>
-      </w:r>
-      <w:r>
-        <w:t xml:space="preserve"> </w:t>
-      </w:r>
-      <w:r>
-        <w:t xml:space="preserve">note, and the cents deviation from the nearest string of</w:t>
-      </w:r>
-      <w:r>
-        <w:t xml:space="preserve"> </w:t>
-      </w:r>
-      <w:r>
-        <w:rPr>
-          <w:b/>
-          <w:bCs/>
-        </w:rPr>
-        <w:t xml:space="preserve">the tuning</w:t>
-      </w:r>
-      <w:r>
-        <w:rPr>
-          <w:b/>
-          <w:bCs/>
-        </w:rPr>
-        <w:t xml:space="preserve"> </w:t>
-      </w:r>
-      <w:r>
-        <w:rPr>
-          <w:b/>
-          <w:bCs/>
-        </w:rPr>
-        <w:t xml:space="preserve">currently selected</w:t>
-      </w:r>
-      <w:r>
-        <w:t xml:space="preserve">. Drop C, E♭ standard and fully custom tunings therefore</w:t>
-      </w:r>
-      <w:r>
-        <w:t xml:space="preserve"> </w:t>
-      </w:r>
-      <w:r>
-        <w:t xml:space="preserve">work with no special case. A string can be pinned instead of auto-selected,</w:t>
-      </w:r>
-      <w:r>
-        <w:t xml:space="preserve"> </w:t>
-      </w:r>
-      <w:r>
-        <w:t xml:space="preserve">and clicking a string also plays its reference pitch.</w:t>
-      </w:r>
-    </w:p>
-    <w:p>
-      <w:pPr>
+        <w:t xml:space="preserve">Up</w:t>
+      </w:r>
+      <w:r>
+        <w:t xml:space="preserve"> </w:t>
+      </w:r>
+      <w:r>
+        <w:t xml:space="preserve">runs from the highest-pitched string downward.</w:t>
+      </w:r>
+    </w:p>
+    <w:p>
+      <w:pPr>
+        <w:pStyle w:val="Compact"/>
         <w:numPr>
           <w:ilvl w:val="0"/>
           <w:numId w:val="1009"/>
@@ -4422,6 +4253,666 @@
           <w:b/>
           <w:bCs/>
         </w:rPr>
+        <w:t xml:space="preserve">Muted strings are skipped entirely</w:t>
+      </w:r>
+      <w:r>
+        <w:t xml:space="preserve"> </w:t>
+      </w:r>
+      <w:r>
+        <w:t xml:space="preserve">and make no sound.</w:t>
+      </w:r>
+    </w:p>
+    <w:p>
+      <w:pPr>
+        <w:pStyle w:val="Compact"/>
+        <w:numPr>
+          <w:ilvl w:val="0"/>
+          <w:numId w:val="1009"/>
+        </w:numPr>
+      </w:pPr>
+      <w:r>
+        <w:t xml:space="preserve">Speed is Slow (70 ms), Normal (32 ms), Fast (12 ms) or any custom value.</w:t>
+      </w:r>
+    </w:p>
+    <w:p>
+      <w:pPr>
+        <w:pStyle w:val="FirstParagraph"/>
+      </w:pPr>
+      <w:r>
+        <w:t xml:space="preserve">Thin strings are rendered brighter than thick ones, which is part of why a down</w:t>
+      </w:r>
+      <w:r>
+        <w:t xml:space="preserve"> </w:t>
+      </w:r>
+      <w:r>
+        <w:t xml:space="preserve">strum and an up strum sound genuinely different rather than merely reversed.</w:t>
+      </w:r>
+    </w:p>
+    <w:p>
+      <w:r>
+        <w:pict>
+          <v:rect style="width:0;height:1.5pt" o:hralign="center" o:hrstd="t" o:hr="t"/>
+        </w:pict>
+      </w:r>
+    </w:p>
+    <w:bookmarkEnd w:id="49"/>
+    <w:bookmarkEnd w:id="50"/>
+    <w:bookmarkStart w:id="58" w:name="the-tuner"/>
+    <w:p>
+      <w:pPr>
+        <w:pStyle w:val="Heading1"/>
+      </w:pPr>
+      <w:r>
+        <w:t xml:space="preserve">7. The tuner</w:t>
+      </w:r>
+    </w:p>
+    <w:bookmarkStart w:id="51" w:name="signal-path"/>
+    <w:p>
+      <w:pPr>
+        <w:pStyle w:val="Heading2"/>
+      </w:pPr>
+      <w:r>
+        <w:t xml:space="preserve">7.1 Signal path</w:t>
+      </w:r>
+    </w:p>
+    <w:p>
+      <w:pPr>
+        <w:numPr>
+          <w:ilvl w:val="0"/>
+          <w:numId w:val="1010"/>
+        </w:numPr>
+      </w:pPr>
+      <w:r>
+        <w:rPr>
+          <w:b/>
+          <w:bCs/>
+        </w:rPr>
+        <w:t xml:space="preserve">Capture.</w:t>
+      </w:r>
+      <w:r>
+        <w:t xml:space="preserve"> </w:t>
+      </w:r>
+      <w:r>
+        <w:rPr>
+          <w:rStyle w:val="VerbatimChar"/>
+        </w:rPr>
+        <w:t xml:space="preserve">getUserMedia</w:t>
+      </w:r>
+      <w:r>
+        <w:t xml:space="preserve"> </w:t>
+      </w:r>
+      <w:r>
+        <w:t xml:space="preserve">is called</w:t>
+      </w:r>
+      <w:r>
+        <w:t xml:space="preserve"> </w:t>
+      </w:r>
+      <w:r>
+        <w:rPr>
+          <w:b/>
+          <w:bCs/>
+        </w:rPr>
+        <w:t xml:space="preserve">only</w:t>
+      </w:r>
+      <w:r>
+        <w:t xml:space="preserve"> </w:t>
+      </w:r>
+      <w:r>
+        <w:t xml:space="preserve">when tuner mode is entered,</w:t>
+      </w:r>
+      <w:r>
+        <w:t xml:space="preserve"> </w:t>
+      </w:r>
+      <w:r>
+        <w:t xml:space="preserve">with echo cancellation, noise suppression and automatic gain control</w:t>
+      </w:r>
+      <w:r>
+        <w:t xml:space="preserve"> </w:t>
+      </w:r>
+      <w:r>
+        <w:t xml:space="preserve">explicitly off — all three distort a sustained musical tone enough to move</w:t>
+      </w:r>
+      <w:r>
+        <w:t xml:space="preserve"> </w:t>
+      </w:r>
+      <w:r>
+        <w:t xml:space="preserve">its detected pitch. Frames of 8192 samples (about 170 ms at 48 kHz) are read</w:t>
+      </w:r>
+      <w:r>
+        <w:t xml:space="preserve"> </w:t>
+      </w:r>
+      <w:r>
+        <w:t xml:space="preserve">from an</w:t>
+      </w:r>
+      <w:r>
+        <w:t xml:space="preserve"> </w:t>
+      </w:r>
+      <w:r>
+        <w:rPr>
+          <w:rStyle w:val="VerbatimChar"/>
+        </w:rPr>
+        <w:t xml:space="preserve">AnalyserNode</w:t>
+      </w:r>
+      <w:r>
+        <w:t xml:space="preserve">, long enough to contain several periods of a 31 Hz low</w:t>
+      </w:r>
+    </w:p>
+    <w:p>
+      <w:pPr>
+        <w:numPr>
+          <w:ilvl w:val="0"/>
+          <w:numId w:val="1010"/>
+        </w:numPr>
+      </w:pPr>
+      <w:r>
+        <w:rPr>
+          <w:b/>
+          <w:bCs/>
+        </w:rPr>
+        <w:t xml:space="preserve">Conditioning.</w:t>
+      </w:r>
+      <w:r>
+        <w:t xml:space="preserve"> </w:t>
+      </w:r>
+      <w:r>
+        <w:t xml:space="preserve">The frame’s mean is subtracted and anything below half</w:t>
+      </w:r>
+      <w:r>
+        <w:t xml:space="preserve"> </w:t>
+      </w:r>
+      <w:r>
+        <w:t xml:space="preserve">the lowest note being searched for is rolled off. This is not cosmetic: a</w:t>
+      </w:r>
+      <w:r>
+        <w:t xml:space="preserve"> </w:t>
+      </w:r>
+      <w:r>
+        <w:t xml:space="preserve">microphone with a DC bias — common on built-in and USB inputs — adds a</w:t>
+      </w:r>
+      <w:r>
+        <w:t xml:space="preserve"> </w:t>
+      </w:r>
+      <w:r>
+        <w:t xml:space="preserve">constant that the level gate counts as signal, so a silent room reads as</w:t>
+      </w:r>
+      <w:r>
+        <w:t xml:space="preserve"> </w:t>
+      </w:r>
+      <w:r>
+        <w:t xml:space="preserve">loud, and the constant then dominates the correlation. Before this was</w:t>
+      </w:r>
+      <w:r>
+        <w:t xml:space="preserve"> </w:t>
+      </w:r>
+      <w:r>
+        <w:t xml:space="preserve">added, a 2% offset produced a confident reading three octaves from the</w:t>
+      </w:r>
+      <w:r>
+        <w:t xml:space="preserve"> </w:t>
+      </w:r>
+      <w:r>
+        <w:t xml:space="preserve">truth. At the bass’s lowest open string the roll-off costs under a decibel,</w:t>
+      </w:r>
+      <w:r>
+        <w:t xml:space="preserve"> </w:t>
+      </w:r>
+      <w:r>
+        <w:t xml:space="preserve">and uniformly across the frame, so the correlation is untouched.</w:t>
+      </w:r>
+    </w:p>
+    <w:p>
+      <w:pPr>
+        <w:numPr>
+          <w:ilvl w:val="0"/>
+          <w:numId w:val="1010"/>
+        </w:numPr>
+      </w:pPr>
+      <w:r>
+        <w:rPr>
+          <w:b/>
+          <w:bCs/>
+        </w:rPr>
+        <w:t xml:space="preserve">Gating.</w:t>
+      </w:r>
+      <w:r>
+        <w:t xml:space="preserve"> </w:t>
+      </w:r>
+      <w:r>
+        <w:t xml:space="preserve">A frame is only analysed if it is louder than the room. The gate</w:t>
+      </w:r>
+      <w:r>
+        <w:t xml:space="preserve"> </w:t>
+      </w:r>
+      <w:r>
+        <w:t xml:space="preserve">is not a fixed number: it sits a fixed distance (about 10 dB) above the</w:t>
+      </w:r>
+      <w:r>
+        <w:t xml:space="preserve"> </w:t>
+      </w:r>
+      <w:r>
+        <w:rPr>
+          <w:b/>
+          <w:bCs/>
+        </w:rPr>
+        <w:t xml:space="preserve">quietest</w:t>
+      </w:r>
+      <w:r>
+        <w:t xml:space="preserve"> </w:t>
+      </w:r>
+      <w:r>
+        <w:t xml:space="preserve">of the last four seconds, between a floor of −72 dBFS and a</w:t>
+      </w:r>
+      <w:r>
+        <w:t xml:space="preserve"> </w:t>
+      </w:r>
+      <w:r>
+        <w:t xml:space="preserve">ceiling of −48 dBFS. Each of those choices answers a specific failure:</w:t>
+      </w:r>
+    </w:p>
+    <w:p>
+      <w:pPr>
+        <w:pStyle w:val="Compact"/>
+        <w:numPr>
+          <w:ilvl w:val="1"/>
+          <w:numId w:val="1012"/>
+        </w:numPr>
+      </w:pPr>
+      <w:r>
+        <w:rPr>
+          <w:i/>
+          <w:iCs/>
+        </w:rPr>
+        <w:t xml:space="preserve">Why follow the room at all.</w:t>
+      </w:r>
+      <w:r>
+        <w:t xml:space="preserve"> </w:t>
+      </w:r>
+      <w:r>
+        <w:t xml:space="preserve">A fixed gate cannot suit both a quiet room</w:t>
+      </w:r>
+      <w:r>
+        <w:t xml:space="preserve"> </w:t>
+      </w:r>
+      <w:r>
+        <w:t xml:space="preserve">and a noisy one. Set high enough for the noisy room — which is where it</w:t>
+      </w:r>
+      <w:r>
+        <w:t xml:space="preserve"> </w:t>
+      </w:r>
+      <w:r>
+        <w:t xml:space="preserve">was — the tuner ignores a softly played string. Set low enough for the</w:t>
+      </w:r>
+      <w:r>
+        <w:t xml:space="preserve"> </w:t>
+      </w:r>
+      <w:r>
+        <w:t xml:space="preserve">quiet room, a steady mains hum gets through, and hum is periodic, so the</w:t>
+      </w:r>
+      <w:r>
+        <w:t xml:space="preserve"> </w:t>
+      </w:r>
+      <w:r>
+        <w:t xml:space="preserve">detector reports it as a confident note sitting between the bass’s A and</w:t>
+      </w:r>
+      <w:r>
+        <w:t xml:space="preserve"> </w:t>
+      </w:r>
+      <w:r>
+        <w:t xml:space="preserve">D strings.</w:t>
+      </w:r>
+    </w:p>
+    <w:p>
+      <w:pPr>
+        <w:pStyle w:val="Compact"/>
+        <w:numPr>
+          <w:ilvl w:val="1"/>
+          <w:numId w:val="1012"/>
+        </w:numPr>
+      </w:pPr>
+      <w:r>
+        <w:rPr>
+          <w:i/>
+          <w:iCs/>
+        </w:rPr>
+        <w:t xml:space="preserve">Why the quietest frame and not the average.</w:t>
+      </w:r>
+      <w:r>
+        <w:t xml:space="preserve"> </w:t>
+      </w:r>
+      <w:r>
+        <w:t xml:space="preserve">An average is dragged up by</w:t>
+      </w:r>
+      <w:r>
+        <w:t xml:space="preserve"> </w:t>
+      </w:r>
+      <w:r>
+        <w:t xml:space="preserve">the note being played, and the gate then rises and cuts the note off</w:t>
+      </w:r>
+      <w:r>
+        <w:t xml:space="preserve"> </w:t>
+      </w:r>
+      <w:r>
+        <w:t xml:space="preserve">during its own decay. Measured, before this was a minimum: a bass note</w:t>
+      </w:r>
+      <w:r>
+        <w:t xml:space="preserve"> </w:t>
+      </w:r>
+      <w:r>
+        <w:t xml:space="preserve">gated at 0.5 s while still four times louder than the floor. A note is a</w:t>
+      </w:r>
+      <w:r>
+        <w:t xml:space="preserve"> </w:t>
+      </w:r>
+      <w:r>
+        <w:t xml:space="preserve">loud interval between quiet ones; a hum or a fan is in every frame,</w:t>
+      </w:r>
+      <w:r>
+        <w:t xml:space="preserve"> </w:t>
+      </w:r>
+      <w:r>
+        <w:t xml:space="preserve">including the quietest.</w:t>
+      </w:r>
+    </w:p>
+    <w:p>
+      <w:pPr>
+        <w:pStyle w:val="Compact"/>
+        <w:numPr>
+          <w:ilvl w:val="1"/>
+          <w:numId w:val="1012"/>
+        </w:numPr>
+      </w:pPr>
+      <w:r>
+        <w:rPr>
+          <w:i/>
+          <w:iCs/>
+        </w:rPr>
+        <w:t xml:space="preserve">Why a warm-up.</w:t>
+      </w:r>
+      <w:r>
+        <w:t xml:space="preserve"> </w:t>
+      </w:r>
+      <w:r>
+        <w:t xml:space="preserve">For the first four seconds the gate stays at its floor.</w:t>
+      </w:r>
+      <w:r>
+        <w:t xml:space="preserve"> </w:t>
+      </w:r>
+      <w:r>
+        <w:t xml:space="preserve">Someone who opens the tuner and plays immediately would otherwise have</w:t>
+      </w:r>
+      <w:r>
+        <w:t xml:space="preserve"> </w:t>
+      </w:r>
+      <w:r>
+        <w:t xml:space="preserve">the first frames of their own note taken for the room.</w:t>
+      </w:r>
+    </w:p>
+    <w:p>
+      <w:pPr>
+        <w:pStyle w:val="Compact"/>
+        <w:numPr>
+          <w:ilvl w:val="1"/>
+          <w:numId w:val="1012"/>
+        </w:numPr>
+      </w:pPr>
+      <w:r>
+        <w:rPr>
+          <w:i/>
+          <w:iCs/>
+        </w:rPr>
+        <w:t xml:space="preserve">Why a ceiling.</w:t>
+      </w:r>
+      <w:r>
+        <w:t xml:space="preserve"> </w:t>
+      </w:r>
+      <w:r>
+        <w:t xml:space="preserve">The floor is the quietest recent frame, so a tone held</w:t>
+      </w:r>
+      <w:r>
+        <w:t xml:space="preserve"> </w:t>
+      </w:r>
+      <w:r>
+        <w:t xml:space="preserve">for longer than the window would eventually become its own background</w:t>
+      </w:r>
+      <w:r>
+        <w:t xml:space="preserve"> </w:t>
+      </w:r>
+      <w:r>
+        <w:t xml:space="preserve">and gate itself off. The ceiling sits well below any real playing level,</w:t>
+      </w:r>
+      <w:r>
+        <w:t xml:space="preserve"> </w:t>
+      </w:r>
+      <w:r>
+        <w:t xml:space="preserve">so a sustained note stays audible indefinitely — verified over 20 s — and</w:t>
+      </w:r>
+      <w:r>
+        <w:t xml:space="preserve"> </w:t>
+      </w:r>
+      <w:r>
+        <w:t xml:space="preserve">still above the hum the gate is there to reject.</w:t>
+      </w:r>
+    </w:p>
+    <w:p>
+      <w:pPr>
+        <w:numPr>
+          <w:ilvl w:val="0"/>
+          <w:numId w:val="1000"/>
+        </w:numPr>
+      </w:pPr>
+      <w:r>
+        <w:t xml:space="preserve">The gate is deliberately</w:t>
+      </w:r>
+      <w:r>
+        <w:t xml:space="preserve"> </w:t>
+      </w:r>
+      <w:r>
+        <w:rPr>
+          <w:i/>
+          <w:iCs/>
+        </w:rPr>
+        <w:t xml:space="preserve">not</w:t>
+      </w:r>
+      <w:r>
+        <w:t xml:space="preserve"> </w:t>
+      </w:r>
+      <w:r>
+        <w:t xml:space="preserve">what rejects noise. That is the clarity</w:t>
+      </w:r>
+      <w:r>
+        <w:t xml:space="preserve"> </w:t>
+      </w:r>
+      <w:r>
+        <w:t xml:space="preserve">threshold’s job, and it does it well: pink room noise and white noise are</w:t>
+      </w:r>
+      <w:r>
+        <w:t xml:space="preserve"> </w:t>
+      </w:r>
+      <w:r>
+        <w:t xml:space="preserve">rejected at every level tested, up to −35 dBFS, because neither is</w:t>
+      </w:r>
+      <w:r>
+        <w:t xml:space="preserve"> </w:t>
+      </w:r>
+      <w:r>
+        <w:t xml:space="preserve">periodic.</w:t>
+      </w:r>
+    </w:p>
+    <w:p>
+      <w:pPr>
+        <w:numPr>
+          <w:ilvl w:val="0"/>
+          <w:numId w:val="1010"/>
+        </w:numPr>
+      </w:pPr>
+      <w:r>
+        <w:rPr>
+          <w:b/>
+          <w:bCs/>
+        </w:rPr>
+        <w:t xml:space="preserve">Detection.</w:t>
+      </w:r>
+      <w:r>
+        <w:t xml:space="preserve"> </w:t>
+      </w:r>
+      <w:r>
+        <w:t xml:space="preserve">The McLeod normalised square difference function, the</w:t>
+      </w:r>
+      <w:r>
+        <w:t xml:space="preserve"> </w:t>
+      </w:r>
+      <w:r>
+        <w:t xml:space="preserve">normalised cousin of autocorrelation, is evaluated and the</w:t>
+      </w:r>
+      <w:r>
+        <w:t xml:space="preserve"> </w:t>
+      </w:r>
+      <w:r>
+        <w:rPr>
+          <w:b/>
+          <w:bCs/>
+        </w:rPr>
+        <w:t xml:space="preserve">first</w:t>
+      </w:r>
+      <w:r>
+        <w:t xml:space="preserve"> </w:t>
+      </w:r>
+      <w:r>
+        <w:t xml:space="preserve">strong</w:t>
+      </w:r>
+      <w:r>
+        <w:t xml:space="preserve"> </w:t>
+      </w:r>
+      <w:r>
+        <w:t xml:space="preserve">peak is taken rather than the tallest. This is the detail that matters: a</w:t>
+      </w:r>
+      <w:r>
+        <w:t xml:space="preserve"> </w:t>
+      </w:r>
+      <w:r>
+        <w:t xml:space="preserve">periodic signal correlates just as well at twice its period, and</w:t>
+      </w:r>
+      <w:r>
+        <w:t xml:space="preserve"> </w:t>
+      </w:r>
+      <w:r>
+        <w:t xml:space="preserve">“tallest</w:t>
+      </w:r>
+      <w:r>
+        <w:t xml:space="preserve"> </w:t>
+      </w:r>
+      <w:r>
+        <w:t xml:space="preserve">wins”</w:t>
+      </w:r>
+      <w:r>
+        <w:t xml:space="preserve"> </w:t>
+      </w:r>
+      <w:r>
+        <w:t xml:space="preserve">is precisely what makes cheap tuners read an octave low on a bass</w:t>
+      </w:r>
+      <w:r>
+        <w:t xml:space="preserve"> </w:t>
+      </w:r>
+      <w:r>
+        <w:t xml:space="preserve">string. The work is done in two stages — a decimated pass behind a four-pole</w:t>
+      </w:r>
+      <w:r>
+        <w:t xml:space="preserve"> </w:t>
+      </w:r>
+      <w:r>
+        <w:t xml:space="preserve">anti-aliasing filter to find the period cheaply, then a refinement at the full</w:t>
+      </w:r>
+      <w:r>
+        <w:t xml:space="preserve"> </w:t>
+      </w:r>
+      <w:r>
+        <w:t xml:space="preserve">sample rate with parabolic interpolation, which brings the estimate to about</w:t>
+      </w:r>
+      <w:r>
+        <w:t xml:space="preserve"> </w:t>
+      </w:r>
+      <w:r>
+        <w:t xml:space="preserve">a cent. A median filter over the last five frames stops the needle twitching.</w:t>
+      </w:r>
+    </w:p>
+    <w:p>
+      <w:pPr>
+        <w:numPr>
+          <w:ilvl w:val="0"/>
+          <w:numId w:val="1010"/>
+        </w:numPr>
+      </w:pPr>
+      <w:r>
+        <w:rPr>
+          <w:b/>
+          <w:bCs/>
+        </w:rPr>
+        <w:t xml:space="preserve">Interpretation.</w:t>
+      </w:r>
+      <w:r>
+        <w:t xml:space="preserve"> </w:t>
+      </w:r>
+      <w:r>
+        <w:t xml:space="preserve">The frequency becomes a reading: the nearest chromatic</w:t>
+      </w:r>
+      <w:r>
+        <w:t xml:space="preserve"> </w:t>
+      </w:r>
+      <w:r>
+        <w:t xml:space="preserve">note, and the cents deviation from the nearest string of</w:t>
+      </w:r>
+      <w:r>
+        <w:t xml:space="preserve"> </w:t>
+      </w:r>
+      <w:r>
+        <w:rPr>
+          <w:b/>
+          <w:bCs/>
+        </w:rPr>
+        <w:t xml:space="preserve">the tuning</w:t>
+      </w:r>
+      <w:r>
+        <w:rPr>
+          <w:b/>
+          <w:bCs/>
+        </w:rPr>
+        <w:t xml:space="preserve"> </w:t>
+      </w:r>
+      <w:r>
+        <w:rPr>
+          <w:b/>
+          <w:bCs/>
+        </w:rPr>
+        <w:t xml:space="preserve">currently selected</w:t>
+      </w:r>
+      <w:r>
+        <w:t xml:space="preserve">. Drop C, E♭ standard and fully custom tunings therefore</w:t>
+      </w:r>
+      <w:r>
+        <w:t xml:space="preserve"> </w:t>
+      </w:r>
+      <w:r>
+        <w:t xml:space="preserve">work with no special case. A string can be pinned instead of auto-selected,</w:t>
+      </w:r>
+      <w:r>
+        <w:t xml:space="preserve"> </w:t>
+      </w:r>
+      <w:r>
+        <w:t xml:space="preserve">and clicking a string also plays its reference pitch.</w:t>
+      </w:r>
+    </w:p>
+    <w:p>
+      <w:pPr>
+        <w:numPr>
+          <w:ilvl w:val="0"/>
+          <w:numId w:val="1010"/>
+        </w:numPr>
+      </w:pPr>
+      <w:r>
+        <w:rPr>
+          <w:b/>
+          <w:bCs/>
+        </w:rPr>
         <w:t xml:space="preserve">Display.</w:t>
       </w:r>
       <w:r>
@@ -4461,8 +4952,8 @@
         <w:t xml:space="preserve">in tune.</w:t>
       </w:r>
     </w:p>
-    <w:bookmarkEnd w:id="50"/>
-    <w:bookmarkStart w:id="51" w:name="measured-accuracy"/>
+    <w:bookmarkEnd w:id="51"/>
+    <w:bookmarkStart w:id="53" w:name="measured-accuracy"/>
     <w:p>
       <w:pPr>
         <w:pStyle w:val="Heading2"/>
@@ -5157,6 +5648,79 @@
         <w:pStyle w:val="BodyText"/>
       </w:pPr>
       <w:r>
+        <w:t xml:space="preserve">110.00 Hz at 1/45th the level | 110.00 Hz | A2, +0.1 cents | ✓ In tune — A2 |</w:t>
+      </w:r>
+      <w:r>
+        <w:br/>
+      </w:r>
+      <w:r>
+        <w:t xml:space="preserve">110.00 Hz at 1/120th the level | 110.00 Hz | A2, +0.1 cents | ✓ In tune — A2 |</w:t>
+      </w:r>
+      <w:r>
+        <w:br/>
+      </w:r>
+      <w:r>
+        <w:t xml:space="preserve">41.20 Hz at 1/45th the level | 41.00 Hz | E1, −8.6 cents | ▲ Flat by 9 cents |</w:t>
+      </w:r>
+      <w:r>
+        <w:br/>
+      </w:r>
+      <w:r>
+        <w:t xml:space="preserve">147.00 Hz over a 2% DC offset | 147.00 Hz | D3, +2.0 cents | ✓ In tune — D3 |</w:t>
+      </w:r>
+    </w:p>
+    <w:p>
+      <w:pPr>
+        <w:pStyle w:val="BodyText"/>
+      </w:pPr>
+      <w:r>
+        <w:t xml:space="preserve">The last four rows are the revision 6 work. The three quiet ones are the same</w:t>
+      </w:r>
+      <w:r>
+        <w:t xml:space="preserve"> </w:t>
+      </w:r>
+      <w:r>
+        <w:t xml:space="preserve">tone at a fraction of the amplitude the others use, and they are read</w:t>
+      </w:r>
+      <w:r>
+        <w:t xml:space="preserve"> </w:t>
+      </w:r>
+      <w:r>
+        <w:rPr>
+          <w:b/>
+          <w:bCs/>
+        </w:rPr>
+        <w:t xml:space="preserve">just as</w:t>
+      </w:r>
+      <w:r>
+        <w:rPr>
+          <w:b/>
+          <w:bCs/>
+        </w:rPr>
+        <w:t xml:space="preserve"> </w:t>
+      </w:r>
+      <w:r>
+        <w:rPr>
+          <w:b/>
+          <w:bCs/>
+        </w:rPr>
+        <w:t xml:space="preserve">accurately</w:t>
+      </w:r>
+      <w:r>
+        <w:t xml:space="preserve">, to a tenth of a cent — quiet does not mean approximate. The DC row</w:t>
+      </w:r>
+      <w:r>
+        <w:t xml:space="preserve"> </w:t>
+      </w:r>
+      <w:r>
+        <w:t xml:space="preserve">is the case that used to give a reading three octaves out.</w:t>
+      </w:r>
+    </w:p>
+    <w:p>
+      <w:pPr>
+        <w:pStyle w:val="BodyText"/>
+      </w:pPr>
+      <w:r>
         <w:rPr>
           <w:b/>
           <w:bCs/>
@@ -5207,8 +5771,385 @@
         <w:t xml:space="preserve">rather than assuming standard.</w:t>
       </w:r>
     </w:p>
-    <w:bookmarkEnd w:id="51"/>
-    <w:bookmarkStart w:id="55" w:name="the-camera-move"/>
+    <w:bookmarkStart w:id="52" w:name="how-quiet-is-quiet-enough"/>
+    <w:p>
+      <w:pPr>
+        <w:pStyle w:val="Heading3"/>
+      </w:pPr>
+      <w:r>
+        <w:t xml:space="preserve">How quiet is quiet enough</w:t>
+      </w:r>
+    </w:p>
+    <w:p>
+      <w:pPr>
+        <w:pStyle w:val="FirstParagraph"/>
+      </w:pPr>
+      <w:r>
+        <w:t xml:space="preserve">Measured by feeding whole synthesised plucks, from the same model the</w:t>
+      </w:r>
+      <w:r>
+        <w:t xml:space="preserve"> </w:t>
+      </w:r>
+      <w:r>
+        <w:t xml:space="preserve">application plays through, at falling amplitudes over a microphone noise floor:</w:t>
+      </w:r>
+    </w:p>
+    <w:tbl>
+      <w:tblPr>
+        <w:tblStyle w:val="Table"/>
+        <w:tblW w:type="auto" w:w="0"/>
+        <w:tblLook w:firstRow="1" w:lastRow="0" w:firstColumn="0" w:lastColumn="0" w:noHBand="0" w:noVBand="0" w:val="0020"/>
+      </w:tblPr>
+      <w:tblGrid>
+        <w:gridCol w:w="2640"/>
+        <w:gridCol w:w="2640"/>
+        <w:gridCol w:w="2640"/>
+      </w:tblGrid>
+      <w:tr>
+        <w:trPr>
+          <w:tblHeader w:val="on"/>
+        </w:trPr>
+        <w:tc>
+          <w:tcPr/>
+          <w:p>
+            <w:pPr>
+              <w:pStyle w:val="Compact"/>
+            </w:pPr>
+            <w:r>
+              <w:t xml:space="preserve">Pluck level</w:t>
+            </w:r>
+          </w:p>
+        </w:tc>
+        <w:tc>
+          <w:tcPr/>
+          <w:p>
+            <w:pPr>
+              <w:pStyle w:val="Compact"/>
+            </w:pPr>
+            <w:r>
+              <w:t xml:space="preserve">Before</w:t>
+            </w:r>
+          </w:p>
+        </w:tc>
+        <w:tc>
+          <w:tcPr/>
+          <w:p>
+            <w:pPr>
+              <w:pStyle w:val="Compact"/>
+            </w:pPr>
+            <w:r>
+              <w:t xml:space="preserve">After</w:t>
+            </w:r>
+          </w:p>
+        </w:tc>
+      </w:tr>
+      <w:tr>
+        <w:tc>
+          <w:tcPr/>
+          <w:p>
+            <w:pPr>
+              <w:pStyle w:val="Compact"/>
+            </w:pPr>
+            <w:r>
+              <w:t xml:space="preserve">Full strength</w:t>
+            </w:r>
+          </w:p>
+        </w:tc>
+        <w:tc>
+          <w:tcPr/>
+          <w:p>
+            <w:pPr>
+              <w:pStyle w:val="Compact"/>
+            </w:pPr>
+            <w:r>
+              <w:t xml:space="preserve">detected</w:t>
+            </w:r>
+          </w:p>
+        </w:tc>
+        <w:tc>
+          <w:tcPr/>
+          <w:p>
+            <w:pPr>
+              <w:pStyle w:val="Compact"/>
+            </w:pPr>
+            <w:r>
+              <w:t xml:space="preserve">detected</w:t>
+            </w:r>
+          </w:p>
+        </w:tc>
+      </w:tr>
+      <w:tr>
+        <w:tc>
+          <w:tcPr/>
+          <w:p>
+            <w:pPr>
+              <w:pStyle w:val="Compact"/>
+            </w:pPr>
+            <w:r>
+              <w:t xml:space="preserve">1/10th (−40 dBFS)</w:t>
+            </w:r>
+          </w:p>
+        </w:tc>
+        <w:tc>
+          <w:tcPr/>
+          <w:p>
+            <w:pPr>
+              <w:pStyle w:val="Compact"/>
+            </w:pPr>
+            <w:r>
+              <w:t xml:space="preserve">detected</w:t>
+            </w:r>
+          </w:p>
+        </w:tc>
+        <w:tc>
+          <w:tcPr/>
+          <w:p>
+            <w:pPr>
+              <w:pStyle w:val="Compact"/>
+            </w:pPr>
+            <w:r>
+              <w:t xml:space="preserve">detected</w:t>
+            </w:r>
+          </w:p>
+        </w:tc>
+      </w:tr>
+      <w:tr>
+        <w:tc>
+          <w:tcPr/>
+          <w:p>
+            <w:pPr>
+              <w:pStyle w:val="Compact"/>
+            </w:pPr>
+            <w:r>
+              <w:t xml:space="preserve">1/33rd (−50 dBFS)</w:t>
+            </w:r>
+          </w:p>
+        </w:tc>
+        <w:tc>
+          <w:tcPr/>
+          <w:p>
+            <w:pPr>
+              <w:pStyle w:val="Compact"/>
+            </w:pPr>
+            <w:r>
+              <w:rPr>
+                <w:b/>
+                <w:bCs/>
+              </w:rPr>
+              <w:t xml:space="preserve">silence</w:t>
+            </w:r>
+          </w:p>
+        </w:tc>
+        <w:tc>
+          <w:tcPr/>
+          <w:p>
+            <w:pPr>
+              <w:pStyle w:val="Compact"/>
+            </w:pPr>
+            <w:r>
+              <w:t xml:space="preserve">detected, clarity 0.97</w:t>
+            </w:r>
+          </w:p>
+        </w:tc>
+      </w:tr>
+      <w:tr>
+        <w:tc>
+          <w:tcPr/>
+          <w:p>
+            <w:pPr>
+              <w:pStyle w:val="Compact"/>
+            </w:pPr>
+            <w:r>
+              <w:t xml:space="preserve">1/100th (−57 dBFS)</w:t>
+            </w:r>
+          </w:p>
+        </w:tc>
+        <w:tc>
+          <w:tcPr/>
+          <w:p>
+            <w:pPr>
+              <w:pStyle w:val="Compact"/>
+            </w:pPr>
+            <w:r>
+              <w:rPr>
+                <w:b/>
+                <w:bCs/>
+              </w:rPr>
+              <w:t xml:space="preserve">silence</w:t>
+            </w:r>
+          </w:p>
+        </w:tc>
+        <w:tc>
+          <w:tcPr/>
+          <w:p>
+            <w:pPr>
+              <w:pStyle w:val="Compact"/>
+            </w:pPr>
+            <w:r>
+              <w:t xml:space="preserve">detected, clarity 0.97</w:t>
+            </w:r>
+          </w:p>
+        </w:tc>
+      </w:tr>
+      <w:tr>
+        <w:tc>
+          <w:tcPr/>
+          <w:p>
+            <w:pPr>
+              <w:pStyle w:val="Compact"/>
+            </w:pPr>
+            <w:r>
+              <w:t xml:space="preserve">1/200th (−62 dBFS)</w:t>
+            </w:r>
+          </w:p>
+        </w:tc>
+        <w:tc>
+          <w:tcPr/>
+          <w:p>
+            <w:pPr>
+              <w:pStyle w:val="Compact"/>
+            </w:pPr>
+            <w:r>
+              <w:rPr>
+                <w:b/>
+                <w:bCs/>
+              </w:rPr>
+              <w:t xml:space="preserve">silence</w:t>
+            </w:r>
+          </w:p>
+        </w:tc>
+        <w:tc>
+          <w:tcPr/>
+          <w:p>
+            <w:pPr>
+              <w:pStyle w:val="Compact"/>
+            </w:pPr>
+            <w:r>
+              <w:t xml:space="preserve">detected, clarity 0.97</w:t>
+            </w:r>
+          </w:p>
+        </w:tc>
+      </w:tr>
+      <w:tr>
+        <w:tc>
+          <w:tcPr/>
+          <w:p>
+            <w:pPr>
+              <w:pStyle w:val="Compact"/>
+            </w:pPr>
+            <w:r>
+              <w:t xml:space="preserve">1/500th (−70 dBFS)</w:t>
+            </w:r>
+          </w:p>
+        </w:tc>
+        <w:tc>
+          <w:tcPr/>
+          <w:p>
+            <w:pPr>
+              <w:pStyle w:val="Compact"/>
+            </w:pPr>
+            <w:r>
+              <w:rPr>
+                <w:b/>
+                <w:bCs/>
+              </w:rPr>
+              <w:t xml:space="preserve">silence</w:t>
+            </w:r>
+          </w:p>
+        </w:tc>
+        <w:tc>
+          <w:tcPr/>
+          <w:p>
+            <w:pPr>
+              <w:pStyle w:val="Compact"/>
+            </w:pPr>
+            <w:r>
+              <w:t xml:space="preserve">detected, clarity 0.87–0.95</w:t>
+            </w:r>
+          </w:p>
+        </w:tc>
+      </w:tr>
+      <w:tr>
+        <w:tc>
+          <w:tcPr/>
+          <w:p>
+            <w:pPr>
+              <w:pStyle w:val="Compact"/>
+            </w:pPr>
+            <w:r>
+              <w:t xml:space="preserve">1/1000th (−75 dBFS)</w:t>
+            </w:r>
+          </w:p>
+        </w:tc>
+        <w:tc>
+          <w:tcPr/>
+          <w:p>
+            <w:pPr>
+              <w:pStyle w:val="Compact"/>
+            </w:pPr>
+            <w:r>
+              <w:t xml:space="preserve">silence</w:t>
+            </w:r>
+          </w:p>
+        </w:tc>
+        <w:tc>
+          <w:tcPr/>
+          <w:p>
+            <w:pPr>
+              <w:pStyle w:val="Compact"/>
+            </w:pPr>
+            <w:r>
+              <w:t xml:space="preserve">silence</w:t>
+            </w:r>
+          </w:p>
+        </w:tc>
+      </w:tr>
+    </w:tbl>
+    <w:p>
+      <w:pPr>
+        <w:pStyle w:val="BodyText"/>
+      </w:pPr>
+      <w:r>
+        <w:t xml:space="preserve">The pitch is correct to within a cent at every level that is detected at all,</w:t>
+      </w:r>
+      <w:r>
+        <w:t xml:space="preserve"> </w:t>
+      </w:r>
+      <w:r>
+        <w:t xml:space="preserve">on the guitar’s lowest and highest strings and the bass’s. The improvement is</w:t>
+      </w:r>
+      <w:r>
+        <w:t xml:space="preserve"> </w:t>
+      </w:r>
+      <w:r>
+        <w:rPr>
+          <w:b/>
+          <w:bCs/>
+        </w:rPr>
+        <w:t xml:space="preserve">a factor of 50, about 34 dB</w:t>
+      </w:r>
+      <w:r>
+        <w:t xml:space="preserve"> </w:t>
+      </w:r>
+      <w:r>
+        <w:t xml:space="preserve">— and none of it came from making the detector</w:t>
+      </w:r>
+      <w:r>
+        <w:t xml:space="preserve"> </w:t>
+      </w:r>
+      <w:r>
+        <w:t xml:space="preserve">cleverer. The detector was always able to read these signals; it was never</w:t>
+      </w:r>
+      <w:r>
+        <w:t xml:space="preserve"> </w:t>
+      </w:r>
+      <w:r>
+        <w:t xml:space="preserve">being given them.</w:t>
+      </w:r>
+    </w:p>
+    <w:bookmarkEnd w:id="52"/>
+    <w:bookmarkEnd w:id="53"/>
+    <w:bookmarkStart w:id="57" w:name="the-camera-move"/>
     <w:p>
       <w:pPr>
         <w:pStyle w:val="Heading2"/>
@@ -5325,18 +6266,18 @@
           <wp:inline>
             <wp:extent cx="5334000" cy="3518958"/>
             <wp:effectExtent b="0" l="0" r="0" t="0"/>
-            <wp:docPr descr="Tuner mode: the camera has travelled to the headstock, with the readout beside it. Shown here with microphone permission denied, which is handled with a plain-language explanation and a retry." title="" id="53" name="Picture"/>
+            <wp:docPr descr="Tuner mode: the camera has travelled to the headstock, with the readout beside it. Shown here with microphone permission denied, which is handled with a plain-language explanation and a retry." title="" id="55" name="Picture"/>
             <a:graphic>
               <a:graphicData uri="http://schemas.openxmlformats.org/drawingml/2006/picture">
                 <pic:pic>
                   <pic:nvPicPr>
-                    <pic:cNvPr descr="images/05-tuner-camera.png" id="54" name="Picture"/>
+                    <pic:cNvPr descr="images/05-tuner-camera.png" id="56" name="Picture"/>
                     <pic:cNvPicPr>
                       <a:picLocks noChangeArrowheads="1" noChangeAspect="1"/>
                     </pic:cNvPicPr>
                   </pic:nvPicPr>
                   <pic:blipFill>
-                    <a:blip r:embed="rId52"/>
+                    <a:blip r:embed="rId54"/>
                     <a:stretch>
                       <a:fillRect/>
                     </a:stretch>
@@ -5378,9 +6319,9 @@
         </w:pict>
       </w:r>
     </w:p>
-    <w:bookmarkEnd w:id="55"/>
-    <w:bookmarkEnd w:id="56"/>
-    <w:bookmarkStart w:id="72" w:name="interface-accessibility-and-resilience"/>
+    <w:bookmarkEnd w:id="57"/>
+    <w:bookmarkEnd w:id="58"/>
+    <w:bookmarkStart w:id="74" w:name="interface-accessibility-and-resilience"/>
     <w:p>
       <w:pPr>
         <w:pStyle w:val="Heading1"/>
@@ -5389,7 +6330,7 @@
         <w:t xml:space="preserve">8. Interface, accessibility and resilience</w:t>
       </w:r>
     </w:p>
-    <w:bookmarkStart w:id="60" w:name="visual-design"/>
+    <w:bookmarkStart w:id="62" w:name="visual-design"/>
     <w:p>
       <w:pPr>
         <w:pStyle w:val="Heading2"/>
@@ -5461,18 +6402,18 @@
           <wp:inline>
             <wp:extent cx="5334000" cy="3518958"/>
             <wp:effectExtent b="0" l="0" r="0" t="0"/>
-            <wp:docPr descr="The light theme." title="" id="58" name="Picture"/>
+            <wp:docPr descr="The light theme." title="" id="60" name="Picture"/>
             <a:graphic>
               <a:graphicData uri="http://schemas.openxmlformats.org/drawingml/2006/picture">
                 <pic:pic>
                   <pic:nvPicPr>
-                    <pic:cNvPr descr="images/07-light.png" id="59" name="Picture"/>
+                    <pic:cNvPr descr="images/07-light.png" id="61" name="Picture"/>
                     <pic:cNvPicPr>
                       <a:picLocks noChangeArrowheads="1" noChangeAspect="1"/>
                     </pic:cNvPicPr>
                   </pic:nvPicPr>
                   <pic:blipFill>
-                    <a:blip r:embed="rId57"/>
+                    <a:blip r:embed="rId59"/>
                     <a:stretch>
                       <a:fillRect/>
                     </a:stretch>
@@ -5507,8 +6448,8 @@
         <w:t xml:space="preserve">The light theme.</w:t>
       </w:r>
     </w:p>
-    <w:bookmarkEnd w:id="60"/>
-    <w:bookmarkStart w:id="64" w:name="responsive-design"/>
+    <w:bookmarkEnd w:id="62"/>
+    <w:bookmarkStart w:id="66" w:name="responsive-design"/>
     <w:p>
       <w:pPr>
         <w:pStyle w:val="Heading2"/>
@@ -5546,18 +6487,18 @@
           <wp:inline>
             <wp:extent cx="2194560" cy="4749252"/>
             <wp:effectExtent b="0" l="0" r="0" t="0"/>
-            <wp:docPr descr="On a phone: the instrument comes first, the neck scrolls, and the controls stay large enough to use." title="" id="62" name="Picture"/>
+            <wp:docPr descr="On a phone: the instrument comes first, the neck scrolls, and the controls stay large enough to use." title="" id="64" name="Picture"/>
             <a:graphic>
               <a:graphicData uri="http://schemas.openxmlformats.org/drawingml/2006/picture">
                 <pic:pic>
                   <pic:nvPicPr>
-                    <pic:cNvPr descr="images/08-mobile.png" id="63" name="Picture"/>
+                    <pic:cNvPr descr="images/08-mobile.png" id="65" name="Picture"/>
                     <pic:cNvPicPr>
                       <a:picLocks noChangeArrowheads="1" noChangeAspect="1"/>
                     </pic:cNvPicPr>
                   </pic:nvPicPr>
                   <pic:blipFill>
-                    <a:blip r:embed="rId61"/>
+                    <a:blip r:embed="rId63"/>
                     <a:stretch>
                       <a:fillRect/>
                     </a:stretch>
@@ -5592,8 +6533,8 @@
         <w:t xml:space="preserve">On a phone: the instrument comes first, the neck scrolls, and the controls stay large enough to use.</w:t>
       </w:r>
     </w:p>
-    <w:bookmarkEnd w:id="64"/>
-    <w:bookmarkStart w:id="65" w:name="accessibility"/>
+    <w:bookmarkEnd w:id="66"/>
+    <w:bookmarkStart w:id="67" w:name="accessibility"/>
     <w:p>
       <w:pPr>
         <w:pStyle w:val="Heading2"/>
@@ -5607,7 +6548,7 @@
         <w:pStyle w:val="Compact"/>
         <w:numPr>
           <w:ilvl w:val="0"/>
-          <w:numId w:val="1011"/>
+          <w:numId w:val="1013"/>
         </w:numPr>
       </w:pPr>
       <w:r>
@@ -5631,7 +6572,7 @@
         <w:pStyle w:val="Compact"/>
         <w:numPr>
           <w:ilvl w:val="0"/>
-          <w:numId w:val="1011"/>
+          <w:numId w:val="1013"/>
         </w:numPr>
       </w:pPr>
       <w:r>
@@ -5676,7 +6617,7 @@
         <w:pStyle w:val="Compact"/>
         <w:numPr>
           <w:ilvl w:val="0"/>
-          <w:numId w:val="1011"/>
+          <w:numId w:val="1013"/>
         </w:numPr>
       </w:pPr>
       <w:r>
@@ -5703,7 +6644,7 @@
         <w:pStyle w:val="Compact"/>
         <w:numPr>
           <w:ilvl w:val="0"/>
-          <w:numId w:val="1011"/>
+          <w:numId w:val="1013"/>
         </w:numPr>
       </w:pPr>
       <w:r>
@@ -5716,8 +6657,8 @@
         <w:t xml:space="preserve">contrast meeting WCAG AA in both themes.</w:t>
       </w:r>
     </w:p>
-    <w:bookmarkEnd w:id="65"/>
-    <w:bookmarkStart w:id="66" w:name="error-handling"/>
+    <w:bookmarkEnd w:id="67"/>
+    <w:bookmarkStart w:id="68" w:name="error-handling"/>
     <w:p>
       <w:pPr>
         <w:pStyle w:val="Heading2"/>
@@ -5785,8 +6726,8 @@
         <w:t xml:space="preserve">likely way a stored value could break a future version.</w:t>
       </w:r>
     </w:p>
-    <w:bookmarkEnd w:id="66"/>
-    <w:bookmarkStart w:id="67" w:name="settings-that-persist"/>
+    <w:bookmarkEnd w:id="68"/>
+    <w:bookmarkStart w:id="69" w:name="settings-that-persist"/>
     <w:p>
       <w:pPr>
         <w:pStyle w:val="Heading2"/>
@@ -5849,8 +6790,8 @@
         <w:t xml:space="preserve">persisted, so reloading never reopens the microphone.</w:t>
       </w:r>
     </w:p>
-    <w:bookmarkEnd w:id="67"/>
-    <w:bookmarkStart w:id="71" w:name="six-languages"/>
+    <w:bookmarkEnd w:id="69"/>
+    <w:bookmarkStart w:id="73" w:name="six-languages"/>
     <w:p>
       <w:pPr>
         <w:pStyle w:val="Heading2"/>
@@ -5954,18 +6895,18 @@
           <wp:inline>
             <wp:extent cx="5334000" cy="3518958"/>
             <wp:effectExtent b="0" l="0" r="0" t="0"/>
-            <wp:docPr descr="The interface in Korean, with the scale catalogue translated as well as the controls." title="" id="69" name="Picture"/>
+            <wp:docPr descr="The interface in Korean, with the scale catalogue translated as well as the controls." title="" id="71" name="Picture"/>
             <a:graphic>
               <a:graphicData uri="http://schemas.openxmlformats.org/drawingml/2006/picture">
                 <pic:pic>
                   <pic:nvPicPr>
-                    <pic:cNvPr descr="images/09-korean.png" id="70" name="Picture"/>
+                    <pic:cNvPr descr="images/09-korean.png" id="72" name="Picture"/>
                     <pic:cNvPicPr>
                       <a:picLocks noChangeArrowheads="1" noChangeAspect="1"/>
                     </pic:cNvPicPr>
                   </pic:nvPicPr>
                   <pic:blipFill>
-                    <a:blip r:embed="rId68"/>
+                    <a:blip r:embed="rId70"/>
                     <a:stretch>
                       <a:fillRect/>
                     </a:stretch>
@@ -6711,9 +7652,9 @@
         </w:pict>
       </w:r>
     </w:p>
-    <w:bookmarkEnd w:id="71"/>
-    <w:bookmarkEnd w:id="72"/>
-    <w:bookmarkStart w:id="75" w:name="testing-results"/>
+    <w:bookmarkEnd w:id="73"/>
+    <w:bookmarkEnd w:id="74"/>
+    <w:bookmarkStart w:id="77" w:name="testing-results"/>
     <w:p>
       <w:pPr>
         <w:pStyle w:val="Heading1"/>
@@ -6746,7 +7687,7 @@
           <w:b/>
           <w:bCs/>
         </w:rPr>
-        <w:t xml:space="preserve">259 tests, 9 files, all passing</w:t>
+        <w:t xml:space="preserve">269 tests, 9 files, all passing</w:t>
       </w:r>
       <w:r>
         <w:t xml:space="preserve"> </w:t>
@@ -7047,18 +7988,18 @@
               <w:pStyle w:val="Compact"/>
             </w:pPr>
             <w:r>
-              <w:t xml:space="preserve">24</w:t>
-            </w:r>
-          </w:p>
-        </w:tc>
-        <w:tc>
-          <w:tcPr/>
-          <w:p>
-            <w:pPr>
-              <w:pStyle w:val="Compact"/>
-            </w:pPr>
-            <w:r>
-              <w:t xml:space="preserve">every open string of every standard tuning; a 31 Hz low B; no octave errors; silence and noise rejected; cents; targets following the current tuning</w:t>
+              <w:t xml:space="preserve">34</w:t>
+            </w:r>
+          </w:p>
+        </w:tc>
+        <w:tc>
+          <w:tcPr/>
+          <w:p>
+            <w:pPr>
+              <w:pStyle w:val="Compact"/>
+            </w:pPr>
+            <w:r>
+              <w:t xml:space="preserve">a string played softly, down to 1/500th of full strength, and still to a cent; a DC-offset microphone; room noise and white noise still rejected at every level; the gate following the room, warming up, not being raised by a note, and its ceiling; the decibel signal meter; every open string of every standard tuning; a 31 Hz low B; no octave errors; silence and noise rejected; cents; targets following the current tuning</w:t>
             </w:r>
           </w:p>
         </w:tc>
@@ -7148,7 +8089,7 @@
         <w:t xml:space="preserve">a visitor would, rather than testing a stub.</w:t>
       </w:r>
     </w:p>
-    <w:bookmarkStart w:id="73" w:name="checks-run-in-a-real-browser"/>
+    <w:bookmarkStart w:id="75" w:name="checks-run-in-a-real-browser"/>
     <w:p>
       <w:pPr>
         <w:pStyle w:val="Heading2"/>
@@ -7185,7 +8126,7 @@
         <w:pStyle w:val="Compact"/>
         <w:numPr>
           <w:ilvl w:val="0"/>
-          <w:numId w:val="1012"/>
+          <w:numId w:val="1014"/>
         </w:numPr>
       </w:pPr>
       <w:r>
@@ -7207,7 +8148,7 @@
         <w:pStyle w:val="Compact"/>
         <w:numPr>
           <w:ilvl w:val="0"/>
-          <w:numId w:val="1012"/>
+          <w:numId w:val="1014"/>
         </w:numPr>
       </w:pPr>
       <w:r>
@@ -7241,7 +8182,7 @@
         <w:pStyle w:val="Compact"/>
         <w:numPr>
           <w:ilvl w:val="0"/>
-          <w:numId w:val="1012"/>
+          <w:numId w:val="1014"/>
         </w:numPr>
       </w:pPr>
       <w:r>
@@ -7266,7 +8207,7 @@
         <w:pStyle w:val="Compact"/>
         <w:numPr>
           <w:ilvl w:val="0"/>
-          <w:numId w:val="1012"/>
+          <w:numId w:val="1014"/>
         </w:numPr>
       </w:pPr>
       <w:r>
@@ -7291,7 +8232,7 @@
         <w:pStyle w:val="Compact"/>
         <w:numPr>
           <w:ilvl w:val="0"/>
-          <w:numId w:val="1012"/>
+          <w:numId w:val="1014"/>
         </w:numPr>
       </w:pPr>
       <w:r>
@@ -7313,7 +8254,7 @@
         <w:pStyle w:val="Compact"/>
         <w:numPr>
           <w:ilvl w:val="0"/>
-          <w:numId w:val="1012"/>
+          <w:numId w:val="1014"/>
         </w:numPr>
       </w:pPr>
       <w:r>
@@ -7330,8 +8271,8 @@
         <w:t xml:space="preserve">in section 7.2.</w:t>
       </w:r>
     </w:p>
-    <w:bookmarkEnd w:id="73"/>
-    <w:bookmarkStart w:id="74" w:name="X368ac9b04f027424d9e8d2a94a3c4bc780b98e9"/>
+    <w:bookmarkEnd w:id="75"/>
+    <w:bookmarkStart w:id="76" w:name="X368ac9b04f027424d9e8d2a94a3c4bc780b98e9"/>
     <w:p>
       <w:pPr>
         <w:pStyle w:val="Heading2"/>
@@ -7800,9 +8741,9 @@
         </w:pict>
       </w:r>
     </w:p>
-    <w:bookmarkEnd w:id="74"/>
-    <w:bookmarkEnd w:id="75"/>
-    <w:bookmarkStart w:id="79" w:name="running-and-deploying"/>
+    <w:bookmarkEnd w:id="76"/>
+    <w:bookmarkEnd w:id="77"/>
+    <w:bookmarkStart w:id="81" w:name="running-and-deploying"/>
     <w:p>
       <w:pPr>
         <w:pStyle w:val="Heading1"/>
@@ -7811,7 +8752,7 @@
         <w:t xml:space="preserve">10. Running and deploying</w:t>
       </w:r>
     </w:p>
-    <w:bookmarkStart w:id="76" w:name="locally"/>
+    <w:bookmarkStart w:id="78" w:name="locally"/>
     <w:p>
       <w:pPr>
         <w:pStyle w:val="Heading2"/>
@@ -7944,8 +8885,8 @@
         <w:t xml:space="preserve">context, so the microphone tuner works in development with no certificate setup.</w:t>
       </w:r>
     </w:p>
-    <w:bookmarkEnd w:id="76"/>
-    <w:bookmarkStart w:id="77" w:name="free-hosting-no-domain-required"/>
+    <w:bookmarkEnd w:id="78"/>
+    <w:bookmarkStart w:id="79" w:name="free-hosting-no-domain-required"/>
     <w:p>
       <w:pPr>
         <w:pStyle w:val="Heading2"/>
@@ -8182,8 +9123,8 @@
         <w:t xml:space="preserve">all.</w:t>
       </w:r>
     </w:p>
-    <w:bookmarkEnd w:id="77"/>
-    <w:bookmarkStart w:id="78" w:name="microphone-permission"/>
+    <w:bookmarkEnd w:id="79"/>
+    <w:bookmarkStart w:id="80" w:name="microphone-permission"/>
     <w:p>
       <w:pPr>
         <w:pStyle w:val="Heading2"/>
@@ -8231,9 +9172,9 @@
         </w:pict>
       </w:r>
     </w:p>
-    <w:bookmarkEnd w:id="78"/>
-    <w:bookmarkEnd w:id="79"/>
-    <w:bookmarkStart w:id="85" w:name="what-is-supported"/>
+    <w:bookmarkEnd w:id="80"/>
+    <w:bookmarkEnd w:id="81"/>
+    <w:bookmarkStart w:id="87" w:name="what-is-supported"/>
     <w:p>
       <w:pPr>
         <w:pStyle w:val="Heading1"/>
@@ -8242,7 +9183,7 @@
         <w:t xml:space="preserve">11. What is supported</w:t>
       </w:r>
     </w:p>
-    <w:bookmarkStart w:id="80" w:name="instruments"/>
+    <w:bookmarkStart w:id="82" w:name="instruments"/>
     <w:p>
       <w:pPr>
         <w:pStyle w:val="Heading2"/>
@@ -8453,8 +9394,8 @@
         <w:t xml:space="preserve">client’s request.</w:t>
       </w:r>
     </w:p>
-    <w:bookmarkEnd w:id="80"/>
-    <w:bookmarkStart w:id="81" w:name="tuning-presets"/>
+    <w:bookmarkEnd w:id="82"/>
+    <w:bookmarkStart w:id="83" w:name="tuning-presets"/>
     <w:p>
       <w:pPr>
         <w:pStyle w:val="Heading2"/>
@@ -8531,8 +9472,8 @@
         <w:t xml:space="preserve">are written the same way in all six languages.</w:t>
       </w:r>
     </w:p>
-    <w:bookmarkEnd w:id="81"/>
-    <w:bookmarkStart w:id="82" w:name="scales-and-modes-27"/>
+    <w:bookmarkEnd w:id="83"/>
+    <w:bookmarkStart w:id="84" w:name="scales-and-modes-27"/>
     <w:p>
       <w:pPr>
         <w:pStyle w:val="Heading2"/>
@@ -8546,7 +9487,7 @@
         <w:pStyle w:val="Compact"/>
         <w:numPr>
           <w:ilvl w:val="0"/>
-          <w:numId w:val="1013"/>
+          <w:numId w:val="1015"/>
         </w:numPr>
       </w:pPr>
       <w:r>
@@ -8574,7 +9515,7 @@
         <w:pStyle w:val="Compact"/>
         <w:numPr>
           <w:ilvl w:val="0"/>
-          <w:numId w:val="1013"/>
+          <w:numId w:val="1015"/>
         </w:numPr>
       </w:pPr>
       <w:r>
@@ -8602,7 +9543,7 @@
         <w:pStyle w:val="Compact"/>
         <w:numPr>
           <w:ilvl w:val="0"/>
-          <w:numId w:val="1013"/>
+          <w:numId w:val="1015"/>
         </w:numPr>
       </w:pPr>
       <w:r>
@@ -8624,7 +9565,7 @@
         <w:pStyle w:val="Compact"/>
         <w:numPr>
           <w:ilvl w:val="0"/>
-          <w:numId w:val="1013"/>
+          <w:numId w:val="1015"/>
         </w:numPr>
       </w:pPr>
       <w:r>
@@ -8646,7 +9587,7 @@
         <w:pStyle w:val="Compact"/>
         <w:numPr>
           <w:ilvl w:val="0"/>
-          <w:numId w:val="1013"/>
+          <w:numId w:val="1015"/>
         </w:numPr>
       </w:pPr>
       <w:r>
@@ -8674,7 +9615,7 @@
         <w:pStyle w:val="Compact"/>
         <w:numPr>
           <w:ilvl w:val="0"/>
-          <w:numId w:val="1013"/>
+          <w:numId w:val="1015"/>
         </w:numPr>
       </w:pPr>
       <w:r>
@@ -8691,8 +9632,8 @@
         <w:t xml:space="preserve">— Hungarian minor, Double harmonic (Byzantine), Bebop dominant</w:t>
       </w:r>
     </w:p>
-    <w:bookmarkEnd w:id="82"/>
-    <w:bookmarkStart w:id="83" w:name="chords-21"/>
+    <w:bookmarkEnd w:id="84"/>
+    <w:bookmarkStart w:id="85" w:name="chords-21"/>
     <w:p>
       <w:pPr>
         <w:pStyle w:val="Heading2"/>
@@ -8706,7 +9647,7 @@
         <w:pStyle w:val="Compact"/>
         <w:numPr>
           <w:ilvl w:val="0"/>
-          <w:numId w:val="1014"/>
+          <w:numId w:val="1016"/>
         </w:numPr>
       </w:pPr>
       <w:r>
@@ -8728,7 +9669,7 @@
         <w:pStyle w:val="Compact"/>
         <w:numPr>
           <w:ilvl w:val="0"/>
-          <w:numId w:val="1014"/>
+          <w:numId w:val="1016"/>
         </w:numPr>
       </w:pPr>
       <w:r>
@@ -8756,7 +9697,7 @@
         <w:pStyle w:val="Compact"/>
         <w:numPr>
           <w:ilvl w:val="0"/>
-          <w:numId w:val="1014"/>
+          <w:numId w:val="1016"/>
         </w:numPr>
       </w:pPr>
       <w:r>
@@ -8778,7 +9719,7 @@
         <w:pStyle w:val="Compact"/>
         <w:numPr>
           <w:ilvl w:val="0"/>
-          <w:numId w:val="1014"/>
+          <w:numId w:val="1016"/>
         </w:numPr>
       </w:pPr>
       <w:r>
@@ -8800,7 +9741,7 @@
         <w:pStyle w:val="Compact"/>
         <w:numPr>
           <w:ilvl w:val="0"/>
-          <w:numId w:val="1014"/>
+          <w:numId w:val="1016"/>
         </w:numPr>
       </w:pPr>
       <w:r>
@@ -8838,8 +9779,8 @@
         </w:pict>
       </w:r>
     </w:p>
-    <w:bookmarkEnd w:id="83"/>
-    <w:bookmarkStart w:id="84" w:name="languages"/>
+    <w:bookmarkEnd w:id="85"/>
+    <w:bookmarkStart w:id="86" w:name="languages"/>
     <w:p>
       <w:pPr>
         <w:pStyle w:val="Heading2"/>
@@ -9156,9 +10097,9 @@
         </w:pict>
       </w:r>
     </w:p>
-    <w:bookmarkEnd w:id="84"/>
-    <w:bookmarkEnd w:id="85"/>
-    <w:bookmarkStart w:id="87" w:name="honest-limitations"/>
+    <w:bookmarkEnd w:id="86"/>
+    <w:bookmarkEnd w:id="87"/>
+    <w:bookmarkStart w:id="89" w:name="honest-limitations"/>
     <w:p>
       <w:pPr>
         <w:pStyle w:val="Heading1"/>
@@ -9180,7 +10121,7 @@
         <w:pStyle w:val="Compact"/>
         <w:numPr>
           <w:ilvl w:val="0"/>
-          <w:numId w:val="1015"/>
+          <w:numId w:val="1017"/>
         </w:numPr>
       </w:pPr>
       <w:r>
@@ -9214,7 +10155,7 @@
         <w:pStyle w:val="Compact"/>
         <w:numPr>
           <w:ilvl w:val="0"/>
-          <w:numId w:val="1015"/>
+          <w:numId w:val="1017"/>
         </w:numPr>
       </w:pPr>
       <w:r>
@@ -9278,7 +10219,7 @@
         <w:pStyle w:val="Compact"/>
         <w:numPr>
           <w:ilvl w:val="0"/>
-          <w:numId w:val="1015"/>
+          <w:numId w:val="1017"/>
         </w:numPr>
       </w:pPr>
       <w:r>
@@ -9303,7 +10244,7 @@
         <w:pStyle w:val="Compact"/>
         <w:numPr>
           <w:ilvl w:val="0"/>
-          <w:numId w:val="1015"/>
+          <w:numId w:val="1017"/>
         </w:numPr>
       </w:pPr>
       <w:r>
@@ -9355,7 +10296,7 @@
         <w:pStyle w:val="Compact"/>
         <w:numPr>
           <w:ilvl w:val="0"/>
-          <w:numId w:val="1015"/>
+          <w:numId w:val="1017"/>
         </w:numPr>
       </w:pPr>
       <w:r>
@@ -9407,7 +10348,7 @@
         <w:pStyle w:val="Compact"/>
         <w:numPr>
           <w:ilvl w:val="0"/>
-          <w:numId w:val="1015"/>
+          <w:numId w:val="1017"/>
         </w:numPr>
       </w:pPr>
       <w:r>
@@ -9436,7 +10377,7 @@
         <w:t xml:space="preserve">no audio files and no licensing questions.</w:t>
       </w:r>
     </w:p>
-    <w:bookmarkStart w:id="86" w:name="natural-next-steps"/>
+    <w:bookmarkStart w:id="88" w:name="natural-next-steps"/>
     <w:p>
       <w:pPr>
         <w:pStyle w:val="Heading2"/>
@@ -9499,9 +10440,9 @@
         </w:pict>
       </w:r>
     </w:p>
-    <w:bookmarkEnd w:id="86"/>
-    <w:bookmarkEnd w:id="87"/>
-    <w:bookmarkStart w:id="88" w:name="deliverables"/>
+    <w:bookmarkEnd w:id="88"/>
+    <w:bookmarkEnd w:id="89"/>
+    <w:bookmarkStart w:id="90" w:name="deliverables"/>
     <w:p>
       <w:pPr>
         <w:pStyle w:val="Heading1"/>
@@ -9839,7 +10780,7 @@
         <w:t xml:space="preserve">Actions as the Pages source. No domain purchase is required at any point.</w:t>
       </w:r>
     </w:p>
-    <w:bookmarkEnd w:id="88"/>
+    <w:bookmarkEnd w:id="90"/>
     <w:sectPr>
       <w:footnotePr>
         <w:numRestart w:val="eachSect"/>
@@ -10236,6 +11177,9 @@
     <w:abstractNumId w:val="991"/>
   </w:num>
   <w:num w:numId="1004">
+    <w:abstractNumId w:val="991"/>
+  </w:num>
+  <w:num w:numId="1005">
     <w:abstractNumId w:val="99411"/>
     <w:lvlOverride w:ilvl="0">
       <w:startOverride w:val="1"/>
@@ -10265,9 +11209,6 @@
       <w:startOverride w:val="1"/>
     </w:lvlOverride>
   </w:num>
-  <w:num w:numId="1005">
-    <w:abstractNumId w:val="991"/>
-  </w:num>
   <w:num w:numId="1006">
     <w:abstractNumId w:val="991"/>
   </w:num>
@@ -10278,6 +11219,9 @@
     <w:abstractNumId w:val="991"/>
   </w:num>
   <w:num w:numId="1009">
+    <w:abstractNumId w:val="991"/>
+  </w:num>
+  <w:num w:numId="1010">
     <w:abstractNumId w:val="99411"/>
     <w:lvlOverride w:ilvl="0">
       <w:startOverride w:val="1"/>
@@ -10307,7 +11251,7 @@
       <w:startOverride w:val="1"/>
     </w:lvlOverride>
   </w:num>
-  <w:num w:numId="1010">
+  <w:num w:numId="1011">
     <w:abstractNumId w:val="99812"/>
     <w:lvlOverride w:ilvl="0">
       <w:startOverride w:val="2"/>
@@ -10337,9 +11281,6 @@
       <w:startOverride w:val="2"/>
     </w:lvlOverride>
   </w:num>
-  <w:num w:numId="1011">
-    <w:abstractNumId w:val="991"/>
-  </w:num>
   <w:num w:numId="1012">
     <w:abstractNumId w:val="991"/>
   </w:num>
@@ -10350,6 +11291,12 @@
     <w:abstractNumId w:val="991"/>
   </w:num>
   <w:num w:numId="1015">
+    <w:abstractNumId w:val="991"/>
+  </w:num>
+  <w:num w:numId="1016">
+    <w:abstractNumId w:val="991"/>
+  </w:num>
+  <w:num w:numId="1017">
     <w:abstractNumId w:val="991"/>
   </w:num>
 </w:numbering>

--- a/docs/FretLab-report.docx
+++ b/docs/FretLab-report.docx
@@ -380,7 +380,7 @@
               <w:pStyle w:val="Compact"/>
             </w:pPr>
             <w:r>
-              <w:t xml:space="preserve">269, all passing</w:t>
+              <w:t xml:space="preserve">277, all passing</w:t>
             </w:r>
           </w:p>
         </w:tc>
@@ -597,7 +597,7 @@
       </w:r>
     </w:p>
     <w:bookmarkEnd w:id="12"/>
-    <w:bookmarkStart w:id="25" w:name="what-was-built"/>
+    <w:bookmarkStart w:id="26" w:name="what-was-built"/>
     <w:p>
       <w:pPr>
         <w:pStyle w:val="Heading1"/>
@@ -606,7 +606,7 @@
         <w:t xml:space="preserve">2. What was built</w:t>
       </w:r>
     </w:p>
-    <w:bookmarkStart w:id="18" w:name="revisions"/>
+    <w:bookmarkStart w:id="19" w:name="revisions"/>
     <w:p>
       <w:pPr>
         <w:pStyle w:val="Heading2"/>
@@ -615,13 +615,13 @@
         <w:t xml:space="preserve">2.0 Revisions</w:t>
       </w:r>
     </w:p>
-    <w:bookmarkStart w:id="13" w:name="revision-6"/>
+    <w:bookmarkStart w:id="13" w:name="revision-7"/>
     <w:p>
       <w:pPr>
         <w:pStyle w:val="Heading3"/>
       </w:pPr>
       <w:r>
-        <w:t xml:space="preserve">Revision 6</w:t>
+        <w:t xml:space="preserve">Revision 7</w:t>
       </w:r>
     </w:p>
     <w:p>
@@ -637,62 +637,49 @@
           <w:b/>
           <w:bCs/>
         </w:rPr>
-        <w:t xml:space="preserve">The tuner now hears a string played softly.</w:t>
-      </w:r>
-      <w:r>
-        <w:t xml:space="preserve"> </w:t>
-      </w:r>
-      <w:r>
-        <w:t xml:space="preserve">It was going deaf long before</w:t>
-      </w:r>
-      <w:r>
-        <w:t xml:space="preserve"> </w:t>
-      </w:r>
-      <w:r>
-        <w:t xml:space="preserve">the detector did: a fixed level gate discarded signals the pitch detector</w:t>
-      </w:r>
-      <w:r>
-        <w:t xml:space="preserve"> </w:t>
-      </w:r>
-      <w:r>
-        <w:t xml:space="preserve">still read perfectly, so a gentle pluck, or a microphone across the room,</w:t>
-      </w:r>
-      <w:r>
-        <w:t xml:space="preserve"> </w:t>
-      </w:r>
-      <w:r>
-        <w:t xml:space="preserve">registered as silence. The gate now follows the room instead of sitting at a</w:t>
-      </w:r>
-      <w:r>
-        <w:t xml:space="preserve"> </w:t>
-      </w:r>
-      <w:r>
-        <w:t xml:space="preserve">fixed level, and it starts 34 dB lower. Measured on the same synthesised</w:t>
-      </w:r>
-      <w:r>
-        <w:t xml:space="preserve"> </w:t>
-      </w:r>
-      <w:r>
-        <w:t xml:space="preserve">plucks: detection down to</w:t>
-      </w:r>
-      <w:r>
-        <w:t xml:space="preserve"> </w:t>
-      </w:r>
-      <w:r>
-        <w:rPr>
-          <w:b/>
-          <w:bCs/>
-        </w:rPr>
-        <w:t xml:space="preserve">1/50th of the level it previously needed</w:t>
-      </w:r>
-      <w:r>
-        <w:t xml:space="preserve">, with</w:t>
-      </w:r>
-      <w:r>
-        <w:t xml:space="preserve"> </w:t>
-      </w:r>
-      <w:r>
-        <w:t xml:space="preserve">the pitch still accurate to a cent. Section 7.2 has the numbers.</w:t>
+        <w:t xml:space="preserve">Moving along the neck is done on a small map of the neck</w:t>
+      </w:r>
+      <w:r>
+        <w:t xml:space="preserve"> </w:t>
+      </w:r>
+      <w:r>
+        <w:t xml:space="preserve">above the</w:t>
+      </w:r>
+      <w:r>
+        <w:t xml:space="preserve"> </w:t>
+      </w:r>
+      <w:r>
+        <w:t xml:space="preserve">stage: the nut, all 21 frets and the position dots, and nothing else, drawn</w:t>
+      </w:r>
+      <w:r>
+        <w:t xml:space="preserve"> </w:t>
+      </w:r>
+      <w:r>
+        <w:t xml:space="preserve">to the neck’s real proportions and taper. A</w:t>
+      </w:r>
+      <w:r>
+        <w:t xml:space="preserve"> </w:t>
+      </w:r>
+      <w:r>
+        <w:t xml:space="preserve">semi-transparent box marks the part being shown; dragging it, pressing the</w:t>
+      </w:r>
+      <w:r>
+        <w:t xml:space="preserve"> </w:t>
+      </w:r>
+      <w:r>
+        <w:t xml:space="preserve">map, or the arrow keys move the view. The map is drawn from the same geometry</w:t>
+      </w:r>
+      <w:r>
+        <w:t xml:space="preserve"> </w:t>
+      </w:r>
+      <w:r>
+        <w:t xml:space="preserve">as the instrument, so the box covers exactly the frets on show, and pushing</w:t>
+      </w:r>
+      <w:r>
+        <w:t xml:space="preserve"> </w:t>
+      </w:r>
+      <w:r>
+        <w:t xml:space="preserve">it against either end carries the view on to the headstock or the body.</w:t>
       </w:r>
     </w:p>
     <w:p>
@@ -708,35 +695,31 @@
           <w:b/>
           <w:bCs/>
         </w:rPr>
-        <w:t xml:space="preserve">A microphone with a DC offset no longer produces a confident wrong note.</w:t>
-      </w:r>
-      <w:r>
-        <w:t xml:space="preserve"> </w:t>
-      </w:r>
-      <w:r>
-        <w:t xml:space="preserve">An offset is level without being sound: it passed the old gate and then</w:t>
-      </w:r>
-      <w:r>
-        <w:t xml:space="preserve"> </w:t>
-      </w:r>
-      <w:r>
-        <w:t xml:space="preserve">dominated the correlation. Measured before the fix: a reading</w:t>
-      </w:r>
-      <w:r>
-        <w:t xml:space="preserve"> </w:t>
-      </w:r>
-      <w:r>
-        <w:rPr>
-          <w:b/>
-          <w:bCs/>
-        </w:rPr>
-        <w:t xml:space="preserve">3780 cents</w:t>
-      </w:r>
-      <w:r>
-        <w:t xml:space="preserve"> </w:t>
-      </w:r>
-      <w:r>
-        <w:t xml:space="preserve">— more than three octaves — from the right answer, at 0.95 confidence.</w:t>
+        <w:t xml:space="preserve">The wheel no longer zooms or pans.</w:t>
+      </w:r>
+      <w:r>
+        <w:t xml:space="preserve"> </w:t>
+      </w:r>
+      <w:r>
+        <w:t xml:space="preserve">Scrolling over the instrument scrolls</w:t>
+      </w:r>
+      <w:r>
+        <w:t xml:space="preserve"> </w:t>
+      </w:r>
+      <w:r>
+        <w:t xml:space="preserve">the page up and down and does nothing else. Zooming is the − and + buttons</w:t>
+      </w:r>
+      <w:r>
+        <w:t xml:space="preserve"> </w:t>
+      </w:r>
+      <w:r>
+        <w:t xml:space="preserve">and a slider directly beneath them, and a zoom now keeps the middle of the</w:t>
+      </w:r>
+      <w:r>
+        <w:t xml:space="preserve"> </w:t>
+      </w:r>
+      <w:r>
+        <w:t xml:space="preserve">view in the middle instead of sliding the neck sideways.</w:t>
       </w:r>
     </w:p>
     <w:p>
@@ -752,26 +735,84 @@
           <w:b/>
           <w:bCs/>
         </w:rPr>
-        <w:t xml:space="preserve">The signal meter is in decibels</w:t>
-      </w:r>
-      <w:r>
-        <w:t xml:space="preserve">, so a quietly played string visibly moves</w:t>
-      </w:r>
-      <w:r>
-        <w:t xml:space="preserve"> </w:t>
-      </w:r>
-      <w:r>
-        <w:t xml:space="preserve">it instead of leaving it pinned at nothing.</w:t>
+        <w:t xml:space="preserve">On a narrow screen the guitar / bass switch is at the top of the page</w:t>
+      </w:r>
+      <w:r>
+        <w:t xml:space="preserve">,</w:t>
+      </w:r>
+      <w:r>
+        <w:t xml:space="preserve"> </w:t>
+      </w:r>
+      <w:r>
+        <w:t xml:space="preserve">above the instrument it changes, rather than in a card below it.</w:t>
+      </w:r>
+    </w:p>
+    <w:p>
+      <w:pPr>
+        <w:pStyle w:val="Compact"/>
+        <w:numPr>
+          <w:ilvl w:val="0"/>
+          <w:numId w:val="1001"/>
+        </w:numPr>
+      </w:pPr>
+      <w:r>
+        <w:rPr>
+          <w:b/>
+          <w:bCs/>
+        </w:rPr>
+        <w:t xml:space="preserve">Every piece of text is collected in</w:t>
+      </w:r>
+      <w:r>
+        <w:rPr>
+          <w:b/>
+          <w:bCs/>
+        </w:rPr>
+        <w:t xml:space="preserve"> </w:t>
+      </w:r>
+      <w:r>
+        <w:rPr>
+          <w:rStyle w:val="VerbatimChar"/>
+          <w:b/>
+          <w:bCs/>
+        </w:rPr>
+        <w:t xml:space="preserve">docs/texts.md</w:t>
+      </w:r>
+      <w:r>
+        <w:t xml:space="preserve">, organised by where it</w:t>
+      </w:r>
+      <w:r>
+        <w:t xml:space="preserve"> </w:t>
+      </w:r>
+      <w:r>
+        <w:t xml:space="preserve">appears, with all six languages side by side and the placeholders named. It</w:t>
+      </w:r>
+      <w:r>
+        <w:t xml:space="preserve"> </w:t>
+      </w:r>
+      <w:r>
+        <w:t xml:space="preserve">is generated from the catalogues by</w:t>
+      </w:r>
+      <w:r>
+        <w:t xml:space="preserve"> </w:t>
+      </w:r>
+      <w:r>
+        <w:rPr>
+          <w:rStyle w:val="VerbatimChar"/>
+        </w:rPr>
+        <w:t xml:space="preserve">npm run texts</w:t>
+      </w:r>
+      <w:r>
+        <w:t xml:space="preserve">.</w:t>
       </w:r>
     </w:p>
     <w:bookmarkEnd w:id="13"/>
-    <w:bookmarkStart w:id="14" w:name="revision-5"/>
+    <w:bookmarkStart w:id="14" w:name="revision-6"/>
     <w:p>
       <w:pPr>
         <w:pStyle w:val="Heading3"/>
       </w:pPr>
       <w:r>
-        <w:t xml:space="preserve">Revision 5</w:t>
+        <w:t xml:space="preserve">Revision 6</w:t>
       </w:r>
     </w:p>
     <w:p>
@@ -787,56 +828,141 @@
           <w:b/>
           <w:bCs/>
         </w:rPr>
-        <w:t xml:space="preserve">The whole interface is available in six languages</w:t>
-      </w:r>
-      <w:r>
-        <w:t xml:space="preserve">: English, Korean,</w:t>
-      </w:r>
-      <w:r>
-        <w:t xml:space="preserve"> </w:t>
-      </w:r>
-      <w:r>
-        <w:t xml:space="preserve">Japanese, Simplified Chinese, Traditional Chinese and Spanish. Every visible</w:t>
-      </w:r>
-      <w:r>
-        <w:t xml:space="preserve"> </w:t>
-      </w:r>
-      <w:r>
-        <w:t xml:space="preserve">string is translated, including the ones nobody sees — the accessible name of</w:t>
-      </w:r>
-      <w:r>
-        <w:t xml:space="preserve"> </w:t>
-      </w:r>
-      <w:r>
-        <w:t xml:space="preserve">each of the 132 fretboard positions, the tuner’s spoken readings, the crash</w:t>
-      </w:r>
-      <w:r>
-        <w:t xml:space="preserve"> </w:t>
-      </w:r>
-      <w:r>
-        <w:t xml:space="preserve">screen and the help bubbles — and so are the scale, chord and tuning</w:t>
-      </w:r>
-      <w:r>
-        <w:t xml:space="preserve"> </w:t>
-      </w:r>
-      <w:r>
-        <w:t xml:space="preserve">catalogues, which are the part a learner actually reads. Section 8.6 explains</w:t>
-      </w:r>
-      <w:r>
-        <w:t xml:space="preserve"> </w:t>
-      </w:r>
-      <w:r>
-        <w:t xml:space="preserve">how it is built and what it guarantees.</w:t>
+        <w:t xml:space="preserve">The tuner now hears a string played softly.</w:t>
+      </w:r>
+      <w:r>
+        <w:t xml:space="preserve"> </w:t>
+      </w:r>
+      <w:r>
+        <w:t xml:space="preserve">It was going deaf long before</w:t>
+      </w:r>
+      <w:r>
+        <w:t xml:space="preserve"> </w:t>
+      </w:r>
+      <w:r>
+        <w:t xml:space="preserve">the detector did: a fixed level gate discarded signals the pitch detector</w:t>
+      </w:r>
+      <w:r>
+        <w:t xml:space="preserve"> </w:t>
+      </w:r>
+      <w:r>
+        <w:t xml:space="preserve">still read perfectly, so a gentle pluck, or a microphone across the room,</w:t>
+      </w:r>
+      <w:r>
+        <w:t xml:space="preserve"> </w:t>
+      </w:r>
+      <w:r>
+        <w:t xml:space="preserve">registered as silence. The gate now follows the room instead of sitting at a</w:t>
+      </w:r>
+      <w:r>
+        <w:t xml:space="preserve"> </w:t>
+      </w:r>
+      <w:r>
+        <w:t xml:space="preserve">fixed level, and it starts 34 dB lower. Measured on the same synthesised</w:t>
+      </w:r>
+      <w:r>
+        <w:t xml:space="preserve"> </w:t>
+      </w:r>
+      <w:r>
+        <w:t xml:space="preserve">plucks: detection down to</w:t>
+      </w:r>
+      <w:r>
+        <w:t xml:space="preserve"> </w:t>
+      </w:r>
+      <w:r>
+        <w:rPr>
+          <w:b/>
+          <w:bCs/>
+        </w:rPr>
+        <w:t xml:space="preserve">1/50th of the level it previously needed</w:t>
+      </w:r>
+      <w:r>
+        <w:t xml:space="preserve">, with</w:t>
+      </w:r>
+      <w:r>
+        <w:t xml:space="preserve"> </w:t>
+      </w:r>
+      <w:r>
+        <w:t xml:space="preserve">the pitch still accurate to a cent. Section 7.2 has the numbers.</w:t>
+      </w:r>
+    </w:p>
+    <w:p>
+      <w:pPr>
+        <w:pStyle w:val="Compact"/>
+        <w:numPr>
+          <w:ilvl w:val="0"/>
+          <w:numId w:val="1002"/>
+        </w:numPr>
+      </w:pPr>
+      <w:r>
+        <w:rPr>
+          <w:b/>
+          <w:bCs/>
+        </w:rPr>
+        <w:t xml:space="preserve">A microphone with a DC offset no longer produces a confident wrong note.</w:t>
+      </w:r>
+      <w:r>
+        <w:t xml:space="preserve"> </w:t>
+      </w:r>
+      <w:r>
+        <w:t xml:space="preserve">An offset is level without being sound: it passed the old gate and then</w:t>
+      </w:r>
+      <w:r>
+        <w:t xml:space="preserve"> </w:t>
+      </w:r>
+      <w:r>
+        <w:t xml:space="preserve">dominated the correlation. Measured before the fix: a reading</w:t>
+      </w:r>
+      <w:r>
+        <w:t xml:space="preserve"> </w:t>
+      </w:r>
+      <w:r>
+        <w:rPr>
+          <w:b/>
+          <w:bCs/>
+        </w:rPr>
+        <w:t xml:space="preserve">3780 cents</w:t>
+      </w:r>
+      <w:r>
+        <w:t xml:space="preserve"> </w:t>
+      </w:r>
+      <w:r>
+        <w:t xml:space="preserve">— more than three octaves — from the right answer, at 0.95 confidence.</w:t>
+      </w:r>
+    </w:p>
+    <w:p>
+      <w:pPr>
+        <w:pStyle w:val="Compact"/>
+        <w:numPr>
+          <w:ilvl w:val="0"/>
+          <w:numId w:val="1002"/>
+        </w:numPr>
+      </w:pPr>
+      <w:r>
+        <w:rPr>
+          <w:b/>
+          <w:bCs/>
+        </w:rPr>
+        <w:t xml:space="preserve">The signal meter is in decibels</w:t>
+      </w:r>
+      <w:r>
+        <w:t xml:space="preserve">, so a quietly played string visibly moves</w:t>
+      </w:r>
+      <w:r>
+        <w:t xml:space="preserve"> </w:t>
+      </w:r>
+      <w:r>
+        <w:t xml:space="preserve">it instead of leaving it pinned at nothing.</w:t>
       </w:r>
     </w:p>
     <w:bookmarkEnd w:id="14"/>
-    <w:bookmarkStart w:id="15" w:name="revision-4"/>
+    <w:bookmarkStart w:id="15" w:name="revision-5"/>
     <w:p>
       <w:pPr>
         <w:pStyle w:val="Heading3"/>
       </w:pPr>
       <w:r>
-        <w:t xml:space="preserve">Revision 4</w:t>
+        <w:t xml:space="preserve">Revision 5</w:t>
       </w:r>
     </w:p>
     <w:p>
@@ -848,196 +974,60 @@
         </w:numPr>
       </w:pPr>
       <w:r>
-        <w:t xml:space="preserve">The chord view shows the chord chooser alone; the scale chooser belongs to</w:t>
-      </w:r>
-      <w:r>
-        <w:t xml:space="preserve"> </w:t>
-      </w:r>
-      <w:r>
-        <w:t xml:space="preserve">the scale view.</w:t>
-      </w:r>
-    </w:p>
-    <w:p>
-      <w:pPr>
-        <w:pStyle w:val="Compact"/>
-        <w:numPr>
-          <w:ilvl w:val="0"/>
-          <w:numId w:val="1003"/>
-        </w:numPr>
-      </w:pPr>
-      <w:r>
-        <w:rPr>
-          <w:b/>
-          <w:bCs/>
-        </w:rPr>
-        <w:t xml:space="preserve">Strings are laid against the drawn fretboard’s real edges.</w:t>
-      </w:r>
-      <w:r>
-        <w:t xml:space="preserve"> </w:t>
-      </w:r>
-      <w:r>
-        <w:t xml:space="preserve">The artwork’s</w:t>
-      </w:r>
-      <w:r>
-        <w:t xml:space="preserve"> </w:t>
-      </w:r>
-      <w:r>
-        <w:t xml:space="preserve">neck is not perfectly level and its centre line is not at y = 0 — the</w:t>
-      </w:r>
-      <w:r>
-        <w:t xml:space="preserve"> </w:t>
-      </w:r>
-      <w:r>
-        <w:t xml:space="preserve">guitar’s sits about eight units low — so assuming a horizontal neck put the</w:t>
-      </w:r>
-      <w:r>
-        <w:t xml:space="preserve"> </w:t>
-      </w:r>
-      <w:r>
-        <w:t xml:space="preserve">strings off the board. The extractor now samples the drawn board’s top and</w:t>
-      </w:r>
-      <w:r>
-        <w:t xml:space="preserve"> </w:t>
-      </w:r>
-      <w:r>
-        <w:t xml:space="preserve">bottom edges along its length, and the strings follow them, continuing the</w:t>
-      </w:r>
-      <w:r>
-        <w:t xml:space="preserve"> </w:t>
-      </w:r>
-      <w:r>
-        <w:t xml:space="preserve">same fan past the end of the board out to the bridge, where they now</w:t>
-      </w:r>
-      <w:r>
-        <w:t xml:space="preserve"> </w:t>
-      </w:r>
-      <w:r>
-        <w:t xml:space="preserve">terminate at the string anchor rather than at the saddle line.</w:t>
-      </w:r>
-    </w:p>
-    <w:p>
-      <w:pPr>
-        <w:pStyle w:val="Compact"/>
-        <w:numPr>
-          <w:ilvl w:val="0"/>
-          <w:numId w:val="1003"/>
-        </w:numPr>
-      </w:pPr>
-      <w:r>
-        <w:t xml:space="preserve">The bass’s 21st fret is playable; both instruments have 21.</w:t>
-      </w:r>
-    </w:p>
-    <w:p>
-      <w:pPr>
-        <w:pStyle w:val="Compact"/>
-        <w:numPr>
-          <w:ilvl w:val="0"/>
-          <w:numId w:val="1003"/>
-        </w:numPr>
-      </w:pPr>
-      <w:r>
-        <w:t xml:space="preserve">An out-of-tune tuning machine is ringed in a muted red rather than amber,</w:t>
-      </w:r>
-      <w:r>
-        <w:t xml:space="preserve"> </w:t>
-      </w:r>
-      <w:r>
-        <w:t xml:space="preserve">which was hard to see against pale maple.</w:t>
-      </w:r>
-    </w:p>
-    <w:p>
-      <w:pPr>
-        <w:pStyle w:val="Compact"/>
-        <w:numPr>
-          <w:ilvl w:val="0"/>
-          <w:numId w:val="1003"/>
-        </w:numPr>
-      </w:pPr>
-      <w:r>
-        <w:rPr>
-          <w:b/>
-          <w:bCs/>
-        </w:rPr>
-        <w:t xml:space="preserve">On Auto the tuner’s meter measures against the nearest note of the</w:t>
-      </w:r>
-      <w:r>
-        <w:rPr>
-          <w:b/>
-          <w:bCs/>
-        </w:rPr>
-        <w:t xml:space="preserve"> </w:t>
-      </w:r>
-      <w:r>
-        <w:rPr>
-          <w:b/>
-          <w:bCs/>
-        </w:rPr>
-        <w:t xml:space="preserve">chromatic scale</w:t>
-      </w:r>
-      <w:r>
-        <w:t xml:space="preserve">, so it is as useful on a fretted note as on an open</w:t>
-      </w:r>
-      <w:r>
-        <w:t xml:space="preserve"> </w:t>
-      </w:r>
-      <w:r>
-        <w:t xml:space="preserve">string; pinned to a string it measures against that string, as before.</w:t>
-      </w:r>
-    </w:p>
-    <w:p>
-      <w:pPr>
-        <w:pStyle w:val="Compact"/>
-        <w:numPr>
-          <w:ilvl w:val="0"/>
-          <w:numId w:val="1003"/>
-        </w:numPr>
-      </w:pPr>
-      <w:r>
-        <w:rPr>
-          <w:b/>
-          <w:bCs/>
-        </w:rPr>
-        <w:t xml:space="preserve">A movable barre shape is always offered when one exists.</w:t>
-      </w:r>
-      <w:r>
-        <w:t xml:space="preserve"> </w:t>
-      </w:r>
-      <w:r>
-        <w:t xml:space="preserve">Scoring favours</w:t>
-      </w:r>
-      <w:r>
-        <w:t xml:space="preserve"> </w:t>
-      </w:r>
-      <w:r>
-        <w:t xml:space="preserve">open shapes, so barres were being crowded out of the list; one is now kept</w:t>
-      </w:r>
-      <w:r>
-        <w:t xml:space="preserve"> </w:t>
-      </w:r>
-      <w:r>
-        <w:t xml:space="preserve">deliberately. Where a barre is impossible — a power chord or an augmented</w:t>
-      </w:r>
-      <w:r>
-        <w:t xml:space="preserve"> </w:t>
-      </w:r>
-      <w:r>
-        <w:t xml:space="preserve">triad in a tuning in fourths can never put two chord tones on one fret — the</w:t>
-      </w:r>
-      <w:r>
-        <w:t xml:space="preserve"> </w:t>
-      </w:r>
-      <w:r>
-        <w:t xml:space="preserve">panel says so instead of leaving it unexplained.</w:t>
+        <w:rPr>
+          <w:b/>
+          <w:bCs/>
+        </w:rPr>
+        <w:t xml:space="preserve">The whole interface is available in six languages</w:t>
+      </w:r>
+      <w:r>
+        <w:t xml:space="preserve">: English, Korean,</w:t>
+      </w:r>
+      <w:r>
+        <w:t xml:space="preserve"> </w:t>
+      </w:r>
+      <w:r>
+        <w:t xml:space="preserve">Japanese, Simplified Chinese, Traditional Chinese and Spanish. Every visible</w:t>
+      </w:r>
+      <w:r>
+        <w:t xml:space="preserve"> </w:t>
+      </w:r>
+      <w:r>
+        <w:t xml:space="preserve">string is translated, including the ones nobody sees — the accessible name of</w:t>
+      </w:r>
+      <w:r>
+        <w:t xml:space="preserve"> </w:t>
+      </w:r>
+      <w:r>
+        <w:t xml:space="preserve">each of the 132 fretboard positions, the tuner’s spoken readings, the crash</w:t>
+      </w:r>
+      <w:r>
+        <w:t xml:space="preserve"> </w:t>
+      </w:r>
+      <w:r>
+        <w:t xml:space="preserve">screen and the help bubbles — and so are the scale, chord and tuning</w:t>
+      </w:r>
+      <w:r>
+        <w:t xml:space="preserve"> </w:t>
+      </w:r>
+      <w:r>
+        <w:t xml:space="preserve">catalogues, which are the part a learner actually reads. Section 8.6 explains</w:t>
+      </w:r>
+      <w:r>
+        <w:t xml:space="preserve"> </w:t>
+      </w:r>
+      <w:r>
+        <w:t xml:space="preserve">how it is built and what it guarantees.</w:t>
       </w:r>
     </w:p>
     <w:bookmarkEnd w:id="15"/>
-    <w:bookmarkStart w:id="16" w:name="revision-3"/>
+    <w:bookmarkStart w:id="16" w:name="revision-4"/>
     <w:p>
       <w:pPr>
         <w:pStyle w:val="Heading3"/>
       </w:pPr>
       <w:r>
-        <w:t xml:space="preserve">Revision 3</w:t>
+        <w:t xml:space="preserve">Revision 4</w:t>
       </w:r>
     </w:p>
     <w:p>
@@ -1049,80 +1039,13 @@
         </w:numPr>
       </w:pPr>
       <w:r>
-        <w:rPr>
-          <w:b/>
-          <w:bCs/>
-        </w:rPr>
-        <w:t xml:space="preserve">The instrument graphics are now built from supplied layered SVG drawings</w:t>
-      </w:r>
-      <w:r>
-        <w:t xml:space="preserve"> </w:t>
-      </w:r>
-      <w:r>
-        <w:t xml:space="preserve">of a Stratocaster-style guitar and a Precision-Bass-style bass, a file per</w:t>
-      </w:r>
-      <w:r>
-        <w:t xml:space="preserve"> </w:t>
-      </w:r>
-      <w:r>
-        <w:t xml:space="preserve">part.</w:t>
-      </w:r>
-      <w:r>
-        <w:t xml:space="preserve"> </w:t>
-      </w:r>
-      <w:r>
-        <w:rPr>
-          <w:rStyle w:val="VerbatimChar"/>
-        </w:rPr>
-        <w:t xml:space="preserve">tools/extract-artwork.mjs</w:t>
-      </w:r>
-      <w:r>
-        <w:t xml:space="preserve"> </w:t>
-      </w:r>
-      <w:r>
-        <w:t xml:space="preserve">reassembles the parts into one coordinate</w:t>
-      </w:r>
-      <w:r>
-        <w:t xml:space="preserve"> </w:t>
-      </w:r>
-      <w:r>
-        <w:t xml:space="preserve">system by matching shape sizes, fits the equal-tempered fret rule to the</w:t>
-      </w:r>
-      <w:r>
-        <w:t xml:space="preserve"> </w:t>
-      </w:r>
-      <w:r>
-        <w:t xml:space="preserve">drawings’ own fret lines to recover the nut and scale length (to better than</w:t>
-      </w:r>
-      <w:r>
-        <w:t xml:space="preserve"> </w:t>
-      </w:r>
-      <w:r>
-        <w:t xml:space="preserve">one part in a thousand), and re-expresses everything with the nut at the</w:t>
-      </w:r>
-      <w:r>
-        <w:t xml:space="preserve"> </w:t>
-      </w:r>
-      <w:r>
-        <w:t xml:space="preserve">origin and the scale length at 1000 units — so FretLab’s computed notes land</w:t>
-      </w:r>
-      <w:r>
-        <w:t xml:space="preserve"> </w:t>
-      </w:r>
-      <w:r>
-        <w:t xml:space="preserve">on the drawn frets. See</w:t>
-      </w:r>
-      <w:r>
-        <w:t xml:space="preserve"> </w:t>
-      </w:r>
-      <w:r>
-        <w:rPr>
-          <w:rStyle w:val="VerbatimChar"/>
-        </w:rPr>
-        <w:t xml:space="preserve">reference/README.md</w:t>
-      </w:r>
-      <w:r>
-        <w:t xml:space="preserve">.</w:t>
+        <w:t xml:space="preserve">The chord view shows the chord chooser alone; the scale chooser belongs to</w:t>
+      </w:r>
+      <w:r>
+        <w:t xml:space="preserve"> </w:t>
+      </w:r>
+      <w:r>
+        <w:t xml:space="preserve">the scale view.</w:t>
       </w:r>
     </w:p>
     <w:p>
@@ -1138,46 +1061,49 @@
           <w:b/>
           <w:bCs/>
         </w:rPr>
-        <w:t xml:space="preserve">Pitch detection was wrong on most strings</w:t>
-      </w:r>
-      <w:r>
-        <w:t xml:space="preserve">, which is what made the tuner’s</w:t>
-      </w:r>
-      <w:r>
-        <w:t xml:space="preserve"> </w:t>
-      </w:r>
-      <w:r>
-        <w:t xml:space="preserve">meter look as though it worked only for the lowest string. Three independent</w:t>
-      </w:r>
-      <w:r>
-        <w:t xml:space="preserve"> </w:t>
-      </w:r>
-      <w:r>
-        <w:t xml:space="preserve">faults, all fixed and covered by a test over every open string of every</w:t>
-      </w:r>
-      <w:r>
-        <w:t xml:space="preserve"> </w:t>
-      </w:r>
-      <w:r>
-        <w:t xml:space="preserve">tuning preset: an anti-alias filter whose corner sat near 290 Hz; a</w:t>
-      </w:r>
-      <w:r>
-        <w:t xml:space="preserve"> </w:t>
-      </w:r>
-      <w:r>
-        <w:t xml:space="preserve">decimation factor derived from the search range alone, which left a bass’s</w:t>
-      </w:r>
-      <w:r>
-        <w:t xml:space="preserve"> </w:t>
-      </w:r>
-      <w:r>
-        <w:t xml:space="preserve">period only fifteen samples long; and a peak search that stepped over the</w:t>
-      </w:r>
-      <w:r>
-        <w:t xml:space="preserve"> </w:t>
-      </w:r>
-      <w:r>
-        <w:t xml:space="preserve">true period on strongly periodic signals. 38 failures became none.</w:t>
+        <w:t xml:space="preserve">Strings are laid against the drawn fretboard’s real edges.</w:t>
+      </w:r>
+      <w:r>
+        <w:t xml:space="preserve"> </w:t>
+      </w:r>
+      <w:r>
+        <w:t xml:space="preserve">The artwork’s</w:t>
+      </w:r>
+      <w:r>
+        <w:t xml:space="preserve"> </w:t>
+      </w:r>
+      <w:r>
+        <w:t xml:space="preserve">neck is not perfectly level and its centre line is not at y = 0 — the</w:t>
+      </w:r>
+      <w:r>
+        <w:t xml:space="preserve"> </w:t>
+      </w:r>
+      <w:r>
+        <w:t xml:space="preserve">guitar’s sits about eight units low — so assuming a horizontal neck put the</w:t>
+      </w:r>
+      <w:r>
+        <w:t xml:space="preserve"> </w:t>
+      </w:r>
+      <w:r>
+        <w:t xml:space="preserve">strings off the board. The extractor now samples the drawn board’s top and</w:t>
+      </w:r>
+      <w:r>
+        <w:t xml:space="preserve"> </w:t>
+      </w:r>
+      <w:r>
+        <w:t xml:space="preserve">bottom edges along its length, and the strings follow them, continuing the</w:t>
+      </w:r>
+      <w:r>
+        <w:t xml:space="preserve"> </w:t>
+      </w:r>
+      <w:r>
+        <w:t xml:space="preserve">same fan past the end of the board out to the bridge, where they now</w:t>
+      </w:r>
+      <w:r>
+        <w:t xml:space="preserve"> </w:t>
+      </w:r>
+      <w:r>
+        <w:t xml:space="preserve">terminate at the string anchor rather than at the saddle line.</w:t>
       </w:r>
     </w:p>
     <w:p>
@@ -1189,26 +1115,7 @@
         </w:numPr>
       </w:pPr>
       <w:r>
-        <w:rPr>
-          <w:b/>
-          <w:bCs/>
-        </w:rPr>
-        <w:t xml:space="preserve">Pinning a string in the tuner is now obvious and reversible</w:t>
-      </w:r>
-      <w:r>
-        <w:t xml:space="preserve">, and when a</w:t>
-      </w:r>
-      <w:r>
-        <w:t xml:space="preserve"> </w:t>
-      </w:r>
-      <w:r>
-        <w:t xml:space="preserve">different string is played against a pinned target the readout says so</w:t>
-      </w:r>
-      <w:r>
-        <w:t xml:space="preserve"> </w:t>
-      </w:r>
-      <w:r>
-        <w:t xml:space="preserve">instead of leaving the needle pegged at one end.</w:t>
+        <w:t xml:space="preserve">The bass’s 21st fret is playable; both instruments have 21.</w:t>
       </w:r>
     </w:p>
     <w:p>
@@ -1220,11 +1127,13 @@
         </w:numPr>
       </w:pPr>
       <w:r>
-        <w:rPr>
-          <w:b/>
-          <w:bCs/>
-        </w:rPr>
-        <w:t xml:space="preserve">The 7-string guitar and 5-string bass were removed.</w:t>
+        <w:t xml:space="preserve">An out-of-tune tuning machine is ringed in a muted red rather than amber,</w:t>
+      </w:r>
+      <w:r>
+        <w:t xml:space="preserve"> </w:t>
+      </w:r>
+      <w:r>
+        <w:t xml:space="preserve">which was hard to see against pale maple.</w:t>
       </w:r>
     </w:p>
     <w:p>
@@ -1240,19 +1149,30 @@
           <w:b/>
           <w:bCs/>
         </w:rPr>
-        <w:t xml:space="preserve">A reference-pitch setting</w:t>
-      </w:r>
-      <w:r>
-        <w:t xml:space="preserve"> </w:t>
-      </w:r>
-      <w:r>
-        <w:t xml:space="preserve">(A4, 392-466 Hz) retunes playback, the tuner’s</w:t>
-      </w:r>
-      <w:r>
-        <w:t xml:space="preserve"> </w:t>
-      </w:r>
-      <w:r>
-        <w:t xml:space="preserve">targets and every displayed frequency.</w:t>
+        <w:t xml:space="preserve">On Auto the tuner’s meter measures against the nearest note of the</w:t>
+      </w:r>
+      <w:r>
+        <w:rPr>
+          <w:b/>
+          <w:bCs/>
+        </w:rPr>
+        <w:t xml:space="preserve"> </w:t>
+      </w:r>
+      <w:r>
+        <w:rPr>
+          <w:b/>
+          <w:bCs/>
+        </w:rPr>
+        <w:t xml:space="preserve">chromatic scale</w:t>
+      </w:r>
+      <w:r>
+        <w:t xml:space="preserve">, so it is as useful on a fretted note as on an open</w:t>
+      </w:r>
+      <w:r>
+        <w:t xml:space="preserve"> </w:t>
+      </w:r>
+      <w:r>
+        <w:t xml:space="preserve">string; pinned to a string it measures against that string, as before.</w:t>
       </w:r>
     </w:p>
     <w:p>
@@ -1264,31 +1184,51 @@
         </w:numPr>
       </w:pPr>
       <w:r>
-        <w:t xml:space="preserve">The scale and chord choosers appear only in their own modes; fret numbers</w:t>
-      </w:r>
-      <w:r>
-        <w:t xml:space="preserve"> </w:t>
-      </w:r>
-      <w:r>
-        <w:t xml:space="preserve">appear only on frets that carry position markers.</w:t>
+        <w:rPr>
+          <w:b/>
+          <w:bCs/>
+        </w:rPr>
+        <w:t xml:space="preserve">A movable barre shape is always offered when one exists.</w:t>
+      </w:r>
+      <w:r>
+        <w:t xml:space="preserve"> </w:t>
+      </w:r>
+      <w:r>
+        <w:t xml:space="preserve">Scoring favours</w:t>
+      </w:r>
+      <w:r>
+        <w:t xml:space="preserve"> </w:t>
+      </w:r>
+      <w:r>
+        <w:t xml:space="preserve">open shapes, so barres were being crowded out of the list; one is now kept</w:t>
+      </w:r>
+      <w:r>
+        <w:t xml:space="preserve"> </w:t>
+      </w:r>
+      <w:r>
+        <w:t xml:space="preserve">deliberately. Where a barre is impossible — a power chord or an augmented</w:t>
+      </w:r>
+      <w:r>
+        <w:t xml:space="preserve"> </w:t>
+      </w:r>
+      <w:r>
+        <w:t xml:space="preserve">triad in a tuning in fourths can never put two chord tones on one fret — the</w:t>
+      </w:r>
+      <w:r>
+        <w:t xml:space="preserve"> </w:t>
+      </w:r>
+      <w:r>
+        <w:t xml:space="preserve">panel says so instead of leaving it unexplained.</w:t>
       </w:r>
     </w:p>
     <w:bookmarkEnd w:id="16"/>
-    <w:bookmarkStart w:id="17" w:name="revision-2"/>
+    <w:bookmarkStart w:id="17" w:name="revision-3"/>
     <w:p>
       <w:pPr>
         <w:pStyle w:val="Heading3"/>
       </w:pPr>
       <w:r>
-        <w:t xml:space="preserve">Revision 2</w:t>
-      </w:r>
-    </w:p>
-    <w:p>
-      <w:pPr>
-        <w:pStyle w:val="FirstParagraph"/>
-      </w:pPr>
-      <w:r>
-        <w:t xml:space="preserve">After the first build was reviewed, six changes were made:</w:t>
+        <w:t xml:space="preserve">Revision 3</w:t>
       </w:r>
     </w:p>
     <w:p>
@@ -1304,31 +1244,76 @@
           <w:b/>
           <w:bCs/>
         </w:rPr>
-        <w:t xml:space="preserve">The body and headstock outlines were redrawn.</w:t>
-      </w:r>
-      <w:r>
-        <w:t xml:space="preserve"> </w:t>
-      </w:r>
-      <w:r>
-        <w:t xml:space="preserve">They are now traced</w:t>
-      </w:r>
-      <w:r>
-        <w:t xml:space="preserve"> </w:t>
-      </w:r>
-      <w:r>
-        <w:t xml:space="preserve">outlines of an offset double-cutaway guitar and an offset bass — real horns,</w:t>
-      </w:r>
-      <w:r>
-        <w:t xml:space="preserve"> </w:t>
-      </w:r>
-      <w:r>
-        <w:t xml:space="preserve">cutaway scoops, a pinched waist and bouts — rather than the smooth profiles</w:t>
-      </w:r>
-      <w:r>
-        <w:t xml:space="preserve"> </w:t>
-      </w:r>
-      <w:r>
-        <w:t xml:space="preserve">of the first version, which read as featureless blobs.</w:t>
+        <w:t xml:space="preserve">The instrument graphics are now built from supplied layered SVG drawings</w:t>
+      </w:r>
+      <w:r>
+        <w:t xml:space="preserve"> </w:t>
+      </w:r>
+      <w:r>
+        <w:t xml:space="preserve">of a Stratocaster-style guitar and a Precision-Bass-style bass, a file per</w:t>
+      </w:r>
+      <w:r>
+        <w:t xml:space="preserve"> </w:t>
+      </w:r>
+      <w:r>
+        <w:t xml:space="preserve">part.</w:t>
+      </w:r>
+      <w:r>
+        <w:t xml:space="preserve"> </w:t>
+      </w:r>
+      <w:r>
+        <w:rPr>
+          <w:rStyle w:val="VerbatimChar"/>
+        </w:rPr>
+        <w:t xml:space="preserve">tools/extract-artwork.mjs</w:t>
+      </w:r>
+      <w:r>
+        <w:t xml:space="preserve"> </w:t>
+      </w:r>
+      <w:r>
+        <w:t xml:space="preserve">reassembles the parts into one coordinate</w:t>
+      </w:r>
+      <w:r>
+        <w:t xml:space="preserve"> </w:t>
+      </w:r>
+      <w:r>
+        <w:t xml:space="preserve">system by matching shape sizes, fits the equal-tempered fret rule to the</w:t>
+      </w:r>
+      <w:r>
+        <w:t xml:space="preserve"> </w:t>
+      </w:r>
+      <w:r>
+        <w:t xml:space="preserve">drawings’ own fret lines to recover the nut and scale length (to better than</w:t>
+      </w:r>
+      <w:r>
+        <w:t xml:space="preserve"> </w:t>
+      </w:r>
+      <w:r>
+        <w:t xml:space="preserve">one part in a thousand), and re-expresses everything with the nut at the</w:t>
+      </w:r>
+      <w:r>
+        <w:t xml:space="preserve"> </w:t>
+      </w:r>
+      <w:r>
+        <w:t xml:space="preserve">origin and the scale length at 1000 units — so FretLab’s computed notes land</w:t>
+      </w:r>
+      <w:r>
+        <w:t xml:space="preserve"> </w:t>
+      </w:r>
+      <w:r>
+        <w:t xml:space="preserve">on the drawn frets. See</w:t>
+      </w:r>
+      <w:r>
+        <w:t xml:space="preserve"> </w:t>
+      </w:r>
+      <w:r>
+        <w:rPr>
+          <w:rStyle w:val="VerbatimChar"/>
+        </w:rPr>
+        <w:t xml:space="preserve">reference/README.md</w:t>
+      </w:r>
+      <w:r>
+        <w:t xml:space="preserve">.</w:t>
       </w:r>
     </w:p>
     <w:p>
@@ -1344,22 +1329,46 @@
           <w:b/>
           <w:bCs/>
         </w:rPr>
-        <w:t xml:space="preserve">The instrument was turned the right way up</w:t>
-      </w:r>
-      <w:r>
-        <w:t xml:space="preserve">: the lowest-pitched string is</w:t>
-      </w:r>
-      <w:r>
-        <w:t xml:space="preserve"> </w:t>
-      </w:r>
-      <w:r>
-        <w:t xml:space="preserve">now drawn at the bottom, as a chord chart or tab staff reads, and the body</w:t>
-      </w:r>
-      <w:r>
-        <w:t xml:space="preserve"> </w:t>
-      </w:r>
-      <w:r>
-        <w:t xml:space="preserve">and headstock were re-authored to match.</w:t>
+        <w:t xml:space="preserve">Pitch detection was wrong on most strings</w:t>
+      </w:r>
+      <w:r>
+        <w:t xml:space="preserve">, which is what made the tuner’s</w:t>
+      </w:r>
+      <w:r>
+        <w:t xml:space="preserve"> </w:t>
+      </w:r>
+      <w:r>
+        <w:t xml:space="preserve">meter look as though it worked only for the lowest string. Three independent</w:t>
+      </w:r>
+      <w:r>
+        <w:t xml:space="preserve"> </w:t>
+      </w:r>
+      <w:r>
+        <w:t xml:space="preserve">faults, all fixed and covered by a test over every open string of every</w:t>
+      </w:r>
+      <w:r>
+        <w:t xml:space="preserve"> </w:t>
+      </w:r>
+      <w:r>
+        <w:t xml:space="preserve">tuning preset: an anti-alias filter whose corner sat near 290 Hz; a</w:t>
+      </w:r>
+      <w:r>
+        <w:t xml:space="preserve"> </w:t>
+      </w:r>
+      <w:r>
+        <w:t xml:space="preserve">decimation factor derived from the search range alone, which left a bass’s</w:t>
+      </w:r>
+      <w:r>
+        <w:t xml:space="preserve"> </w:t>
+      </w:r>
+      <w:r>
+        <w:t xml:space="preserve">period only fifteen samples long; and a peak search that stepped over the</w:t>
+      </w:r>
+      <w:r>
+        <w:t xml:space="preserve"> </w:t>
+      </w:r>
+      <w:r>
+        <w:t xml:space="preserve">true period on strongly periodic signals. 38 failures became none.</w:t>
       </w:r>
     </w:p>
     <w:p>
@@ -1375,46 +1384,22 @@
           <w:b/>
           <w:bCs/>
         </w:rPr>
-        <w:t xml:space="preserve">The fret wires became visible.</w:t>
-      </w:r>
-      <w:r>
-        <w:t xml:space="preserve"> </w:t>
-      </w:r>
-      <w:r>
-        <w:t xml:space="preserve">They were being painted with an SVG</w:t>
-      </w:r>
-      <w:r>
-        <w:t xml:space="preserve"> </w:t>
-      </w:r>
-      <w:r>
-        <w:t xml:space="preserve">gradient in</w:t>
-      </w:r>
-      <w:r>
-        <w:t xml:space="preserve"> </w:t>
-      </w:r>
-      <w:r>
-        <w:rPr>
-          <w:rStyle w:val="VerbatimChar"/>
-        </w:rPr>
-        <w:t xml:space="preserve">objectBoundingBox</w:t>
-      </w:r>
-      <w:r>
-        <w:t xml:space="preserve"> </w:t>
-      </w:r>
-      <w:r>
-        <w:t xml:space="preserve">units; a perfectly vertical line has zero</w:t>
-      </w:r>
-      <w:r>
-        <w:t xml:space="preserve"> </w:t>
-      </w:r>
-      <w:r>
-        <w:t xml:space="preserve">bounding-box width, so the gradient degenerated and nothing was drawn. They</w:t>
-      </w:r>
-      <w:r>
-        <w:t xml:space="preserve"> </w:t>
-      </w:r>
-      <w:r>
-        <w:t xml:space="preserve">are now solid metal with a bright crown.</w:t>
+        <w:t xml:space="preserve">Pinning a string in the tuner is now obvious and reversible</w:t>
+      </w:r>
+      <w:r>
+        <w:t xml:space="preserve">, and when a</w:t>
+      </w:r>
+      <w:r>
+        <w:t xml:space="preserve"> </w:t>
+      </w:r>
+      <w:r>
+        <w:t xml:space="preserve">different string is played against a pinned target the readout says so</w:t>
+      </w:r>
+      <w:r>
+        <w:t xml:space="preserve"> </w:t>
+      </w:r>
+      <w:r>
+        <w:t xml:space="preserve">instead of leaving the needle pegged at one end.</w:t>
       </w:r>
     </w:p>
     <w:p>
@@ -1430,7 +1415,7 @@
           <w:b/>
           <w:bCs/>
         </w:rPr>
-        <w:t xml:space="preserve">Clicking the selected position now deselects it.</w:t>
+        <w:t xml:space="preserve">The 7-string guitar and 5-string bass were removed.</w:t>
       </w:r>
     </w:p>
     <w:p>
@@ -1446,37 +1431,19 @@
           <w:b/>
           <w:bCs/>
         </w:rPr>
-        <w:t xml:space="preserve">The missing middle string was fixed</w:t>
-      </w:r>
-      <w:r>
-        <w:t xml:space="preserve"> </w:t>
-      </w:r>
-      <w:r>
-        <w:t xml:space="preserve">— the same gradient fault. A</w:t>
-      </w:r>
-      <w:r>
-        <w:t xml:space="preserve"> </w:t>
-      </w:r>
-      <w:r>
-        <w:t xml:space="preserve">perfectly horizontal line has zero bounding-box height, and only the exact</w:t>
-      </w:r>
-      <w:r>
-        <w:t xml:space="preserve"> </w:t>
-      </w:r>
-      <w:r>
-        <w:t xml:space="preserve">middle string of an odd-numbered set is perfectly horizontal, which is why it</w:t>
-      </w:r>
-      <w:r>
-        <w:t xml:space="preserve"> </w:t>
-      </w:r>
-      <w:r>
-        <w:t xml:space="preserve">was the 4th string of 7 and the 3rd of 5 that vanished. One fix covered both</w:t>
-      </w:r>
-      <w:r>
-        <w:t xml:space="preserve"> </w:t>
-      </w:r>
-      <w:r>
-        <w:t xml:space="preserve">this and the frets.</w:t>
+        <w:t xml:space="preserve">A reference-pitch setting</w:t>
+      </w:r>
+      <w:r>
+        <w:t xml:space="preserve"> </w:t>
+      </w:r>
+      <w:r>
+        <w:t xml:space="preserve">(A4, 392-466 Hz) retunes playback, the tuner’s</w:t>
+      </w:r>
+      <w:r>
+        <w:t xml:space="preserve"> </w:t>
+      </w:r>
+      <w:r>
+        <w:t xml:space="preserve">targets and every displayed frequency.</w:t>
       </w:r>
     </w:p>
     <w:p>
@@ -1488,6 +1455,230 @@
         </w:numPr>
       </w:pPr>
       <w:r>
+        <w:t xml:space="preserve">The scale and chord choosers appear only in their own modes; fret numbers</w:t>
+      </w:r>
+      <w:r>
+        <w:t xml:space="preserve"> </w:t>
+      </w:r>
+      <w:r>
+        <w:t xml:space="preserve">appear only on frets that carry position markers.</w:t>
+      </w:r>
+    </w:p>
+    <w:bookmarkEnd w:id="17"/>
+    <w:bookmarkStart w:id="18" w:name="revision-2"/>
+    <w:p>
+      <w:pPr>
+        <w:pStyle w:val="Heading3"/>
+      </w:pPr>
+      <w:r>
+        <w:t xml:space="preserve">Revision 2</w:t>
+      </w:r>
+    </w:p>
+    <w:p>
+      <w:pPr>
+        <w:pStyle w:val="FirstParagraph"/>
+      </w:pPr>
+      <w:r>
+        <w:t xml:space="preserve">After the first build was reviewed, six changes were made:</w:t>
+      </w:r>
+    </w:p>
+    <w:p>
+      <w:pPr>
+        <w:pStyle w:val="Compact"/>
+        <w:numPr>
+          <w:ilvl w:val="0"/>
+          <w:numId w:val="1006"/>
+        </w:numPr>
+      </w:pPr>
+      <w:r>
+        <w:rPr>
+          <w:b/>
+          <w:bCs/>
+        </w:rPr>
+        <w:t xml:space="preserve">The body and headstock outlines were redrawn.</w:t>
+      </w:r>
+      <w:r>
+        <w:t xml:space="preserve"> </w:t>
+      </w:r>
+      <w:r>
+        <w:t xml:space="preserve">They are now traced</w:t>
+      </w:r>
+      <w:r>
+        <w:t xml:space="preserve"> </w:t>
+      </w:r>
+      <w:r>
+        <w:t xml:space="preserve">outlines of an offset double-cutaway guitar and an offset bass — real horns,</w:t>
+      </w:r>
+      <w:r>
+        <w:t xml:space="preserve"> </w:t>
+      </w:r>
+      <w:r>
+        <w:t xml:space="preserve">cutaway scoops, a pinched waist and bouts — rather than the smooth profiles</w:t>
+      </w:r>
+      <w:r>
+        <w:t xml:space="preserve"> </w:t>
+      </w:r>
+      <w:r>
+        <w:t xml:space="preserve">of the first version, which read as featureless blobs.</w:t>
+      </w:r>
+    </w:p>
+    <w:p>
+      <w:pPr>
+        <w:pStyle w:val="Compact"/>
+        <w:numPr>
+          <w:ilvl w:val="0"/>
+          <w:numId w:val="1006"/>
+        </w:numPr>
+      </w:pPr>
+      <w:r>
+        <w:rPr>
+          <w:b/>
+          <w:bCs/>
+        </w:rPr>
+        <w:t xml:space="preserve">The instrument was turned the right way up</w:t>
+      </w:r>
+      <w:r>
+        <w:t xml:space="preserve">: the lowest-pitched string is</w:t>
+      </w:r>
+      <w:r>
+        <w:t xml:space="preserve"> </w:t>
+      </w:r>
+      <w:r>
+        <w:t xml:space="preserve">now drawn at the bottom, as a chord chart or tab staff reads, and the body</w:t>
+      </w:r>
+      <w:r>
+        <w:t xml:space="preserve"> </w:t>
+      </w:r>
+      <w:r>
+        <w:t xml:space="preserve">and headstock were re-authored to match.</w:t>
+      </w:r>
+    </w:p>
+    <w:p>
+      <w:pPr>
+        <w:pStyle w:val="Compact"/>
+        <w:numPr>
+          <w:ilvl w:val="0"/>
+          <w:numId w:val="1006"/>
+        </w:numPr>
+      </w:pPr>
+      <w:r>
+        <w:rPr>
+          <w:b/>
+          <w:bCs/>
+        </w:rPr>
+        <w:t xml:space="preserve">The fret wires became visible.</w:t>
+      </w:r>
+      <w:r>
+        <w:t xml:space="preserve"> </w:t>
+      </w:r>
+      <w:r>
+        <w:t xml:space="preserve">They were being painted with an SVG</w:t>
+      </w:r>
+      <w:r>
+        <w:t xml:space="preserve"> </w:t>
+      </w:r>
+      <w:r>
+        <w:t xml:space="preserve">gradient in</w:t>
+      </w:r>
+      <w:r>
+        <w:t xml:space="preserve"> </w:t>
+      </w:r>
+      <w:r>
+        <w:rPr>
+          <w:rStyle w:val="VerbatimChar"/>
+        </w:rPr>
+        <w:t xml:space="preserve">objectBoundingBox</w:t>
+      </w:r>
+      <w:r>
+        <w:t xml:space="preserve"> </w:t>
+      </w:r>
+      <w:r>
+        <w:t xml:space="preserve">units; a perfectly vertical line has zero</w:t>
+      </w:r>
+      <w:r>
+        <w:t xml:space="preserve"> </w:t>
+      </w:r>
+      <w:r>
+        <w:t xml:space="preserve">bounding-box width, so the gradient degenerated and nothing was drawn. They</w:t>
+      </w:r>
+      <w:r>
+        <w:t xml:space="preserve"> </w:t>
+      </w:r>
+      <w:r>
+        <w:t xml:space="preserve">are now solid metal with a bright crown.</w:t>
+      </w:r>
+    </w:p>
+    <w:p>
+      <w:pPr>
+        <w:pStyle w:val="Compact"/>
+        <w:numPr>
+          <w:ilvl w:val="0"/>
+          <w:numId w:val="1006"/>
+        </w:numPr>
+      </w:pPr>
+      <w:r>
+        <w:rPr>
+          <w:b/>
+          <w:bCs/>
+        </w:rPr>
+        <w:t xml:space="preserve">Clicking the selected position now deselects it.</w:t>
+      </w:r>
+    </w:p>
+    <w:p>
+      <w:pPr>
+        <w:pStyle w:val="Compact"/>
+        <w:numPr>
+          <w:ilvl w:val="0"/>
+          <w:numId w:val="1006"/>
+        </w:numPr>
+      </w:pPr>
+      <w:r>
+        <w:rPr>
+          <w:b/>
+          <w:bCs/>
+        </w:rPr>
+        <w:t xml:space="preserve">The missing middle string was fixed</w:t>
+      </w:r>
+      <w:r>
+        <w:t xml:space="preserve"> </w:t>
+      </w:r>
+      <w:r>
+        <w:t xml:space="preserve">— the same gradient fault. A</w:t>
+      </w:r>
+      <w:r>
+        <w:t xml:space="preserve"> </w:t>
+      </w:r>
+      <w:r>
+        <w:t xml:space="preserve">perfectly horizontal line has zero bounding-box height, and only the exact</w:t>
+      </w:r>
+      <w:r>
+        <w:t xml:space="preserve"> </w:t>
+      </w:r>
+      <w:r>
+        <w:t xml:space="preserve">middle string of an odd-numbered set is perfectly horizontal, which is why it</w:t>
+      </w:r>
+      <w:r>
+        <w:t xml:space="preserve"> </w:t>
+      </w:r>
+      <w:r>
+        <w:t xml:space="preserve">was the 4th string of 7 and the 3rd of 5 that vanished. One fix covered both</w:t>
+      </w:r>
+      <w:r>
+        <w:t xml:space="preserve"> </w:t>
+      </w:r>
+      <w:r>
+        <w:t xml:space="preserve">this and the frets.</w:t>
+      </w:r>
+    </w:p>
+    <w:p>
+      <w:pPr>
+        <w:pStyle w:val="Compact"/>
+        <w:numPr>
+          <w:ilvl w:val="0"/>
+          <w:numId w:val="1006"/>
+        </w:numPr>
+      </w:pPr>
+      <w:r>
         <w:rPr>
           <w:b/>
           <w:bCs/>
@@ -1504,9 +1695,9 @@
         <w:t xml:space="preserve">string count, with the instrument last used in each family remembered.</w:t>
       </w:r>
     </w:p>
-    <w:bookmarkEnd w:id="17"/>
     <w:bookmarkEnd w:id="18"/>
-    <w:bookmarkStart w:id="22" w:name="the-instrument-view"/>
+    <w:bookmarkEnd w:id="19"/>
+    <w:bookmarkStart w:id="23" w:name="the-instrument-view"/>
     <w:p>
       <w:pPr>
         <w:pStyle w:val="Heading2"/>
@@ -1585,13 +1776,19 @@
         <w:pStyle w:val="BodyText"/>
       </w:pPr>
       <w:r>
-        <w:t xml:space="preserve">The view scrolls horizontally, zooms with buttons, with pinch gestures on a</w:t>
-      </w:r>
-      <w:r>
-        <w:t xml:space="preserve"> </w:t>
-      </w:r>
-      <w:r>
-        <w:t xml:space="preserve">touch screen and with Ctrl+scroll, and has a</w:t>
+        <w:t xml:space="preserve">The view is moved with a small map of the neck above it: a box marks the</w:t>
+      </w:r>
+      <w:r>
+        <w:t xml:space="preserve"> </w:t>
+      </w:r>
+      <w:r>
+        <w:t xml:space="preserve">part on show and is dragged along the neck. It zooms with buttons, a slider</w:t>
+      </w:r>
+      <w:r>
+        <w:t xml:space="preserve"> </w:t>
+      </w:r>
+      <w:r>
+        <w:t xml:space="preserve">beneath them and pinch gestures on a touch screen, and has a</w:t>
       </w:r>
       <w:r>
         <w:t xml:space="preserve"> </w:t>
@@ -1603,13 +1800,13 @@
         <w:t xml:space="preserve"> </w:t>
       </w:r>
       <w:r>
-        <w:t xml:space="preserve">control that</w:t>
-      </w:r>
-      <w:r>
-        <w:t xml:space="preserve"> </w:t>
-      </w:r>
-      <w:r>
-        <w:t xml:space="preserve">zooms out to show the complete guitar or bass including the body.</w:t>
+        <w:t xml:space="preserve">control that zooms out to show the complete guitar or bass including the body.</w:t>
+      </w:r>
+      <w:r>
+        <w:t xml:space="preserve"> </w:t>
+      </w:r>
+      <w:r>
+        <w:t xml:space="preserve">The mouse wheel is left to the page, so it only ever scrolls up and down.</w:t>
       </w:r>
     </w:p>
     <w:p>
@@ -1621,18 +1818,18 @@
           <wp:inline>
             <wp:extent cx="5334000" cy="3518958"/>
             <wp:effectExtent b="0" l="0" r="0" t="0"/>
-            <wp:docPr descr="The “Whole instrument” view, showing the body, pickups, bridge and controls generated from the same geometry as the neck." title="" id="20" name="Picture"/>
+            <wp:docPr descr="The “Whole instrument” view, showing the body, pickups, bridge and controls generated from the same geometry as the neck." title="" id="21" name="Picture"/>
             <a:graphic>
               <a:graphicData uri="http://schemas.openxmlformats.org/drawingml/2006/picture">
                 <pic:pic>
                   <pic:nvPicPr>
-                    <pic:cNvPr descr="images/01b-whole-instrument.png" id="21" name="Picture"/>
+                    <pic:cNvPr descr="images/01b-whole-instrument.png" id="22" name="Picture"/>
                     <pic:cNvPicPr>
                       <a:picLocks noChangeArrowheads="1" noChangeAspect="1"/>
                     </pic:cNvPicPr>
                   </pic:nvPicPr>
                   <pic:blipFill>
-                    <a:blip r:embed="rId19"/>
+                    <a:blip r:embed="rId20"/>
                     <a:stretch>
                       <a:fillRect/>
                     </a:stretch>
@@ -1705,8 +1902,8 @@
         <w:t xml:space="preserve">imagery, samples or brand marks are used anywhere.</w:t>
       </w:r>
     </w:p>
-    <w:bookmarkEnd w:id="22"/>
-    <w:bookmarkStart w:id="23" w:name="the-four-interaction-modes"/>
+    <w:bookmarkEnd w:id="23"/>
+    <w:bookmarkStart w:id="24" w:name="the-four-interaction-modes"/>
     <w:p>
       <w:pPr>
         <w:pStyle w:val="Heading2"/>
@@ -1805,8 +2002,8 @@
         <w:t xml:space="preserve">integrated with the tuning machines.</w:t>
       </w:r>
     </w:p>
-    <w:bookmarkEnd w:id="23"/>
-    <w:bookmarkStart w:id="24" w:name="clicking-a-position"/>
+    <w:bookmarkEnd w:id="24"/>
+    <w:bookmarkStart w:id="25" w:name="clicking-a-position"/>
     <w:p>
       <w:pPr>
         <w:pStyle w:val="Heading2"/>
@@ -1848,9 +2045,9 @@
         </w:pict>
       </w:r>
     </w:p>
-    <w:bookmarkEnd w:id="24"/>
     <w:bookmarkEnd w:id="25"/>
-    <w:bookmarkStart w:id="29" w:name="architecture"/>
+    <w:bookmarkEnd w:id="26"/>
+    <w:bookmarkStart w:id="30" w:name="architecture"/>
     <w:p>
       <w:pPr>
         <w:pStyle w:val="Heading1"/>
@@ -2088,7 +2285,7 @@
         <w:t xml:space="preserve">  tests/                   170 tests</w:t>
       </w:r>
     </w:p>
-    <w:bookmarkStart w:id="26" w:name="state-versus-derived-data"/>
+    <w:bookmarkStart w:id="27" w:name="state-versus-derived-data"/>
     <w:p>
       <w:pPr>
         <w:pStyle w:val="Heading2"/>
@@ -2235,8 +2432,8 @@
         <w:t xml:space="preserve">function’s result.</w:t>
       </w:r>
     </w:p>
-    <w:bookmarkEnd w:id="26"/>
-    <w:bookmarkStart w:id="27" w:name="data-driven-instruments"/>
+    <w:bookmarkEnd w:id="27"/>
+    <w:bookmarkStart w:id="28" w:name="data-driven-instruments"/>
     <w:p>
       <w:pPr>
         <w:pStyle w:val="Heading2"/>
@@ -2289,8 +2486,8 @@
         <w:t xml:space="preserve">rendering or engine code.</w:t>
       </w:r>
     </w:p>
-    <w:bookmarkEnd w:id="27"/>
-    <w:bookmarkStart w:id="28" w:name="rendering-performance"/>
+    <w:bookmarkEnd w:id="28"/>
+    <w:bookmarkStart w:id="29" w:name="rendering-performance"/>
     <w:p>
       <w:pPr>
         <w:pStyle w:val="Heading2"/>
@@ -2332,9 +2529,9 @@
         </w:pict>
       </w:r>
     </w:p>
-    <w:bookmarkEnd w:id="28"/>
     <w:bookmarkEnd w:id="29"/>
-    <w:bookmarkStart w:id="34" w:name="the-music-theory-engine"/>
+    <w:bookmarkEnd w:id="30"/>
+    <w:bookmarkStart w:id="35" w:name="the-music-theory-engine"/>
     <w:p>
       <w:pPr>
         <w:pStyle w:val="Heading1"/>
@@ -2343,7 +2540,7 @@
         <w:t xml:space="preserve">4. The music-theory engine</w:t>
       </w:r>
     </w:p>
-    <w:bookmarkStart w:id="30" w:name="pitch-is-an-integer"/>
+    <w:bookmarkStart w:id="31" w:name="pitch-is-an-integer"/>
     <w:p>
       <w:pPr>
         <w:pStyle w:val="Heading2"/>
@@ -2703,8 +2900,8 @@
         </w:tc>
       </w:tr>
     </w:tbl>
-    <w:bookmarkEnd w:id="30"/>
-    <w:bookmarkStart w:id="31" w:name="the-fretboard"/>
+    <w:bookmarkEnd w:id="31"/>
+    <w:bookmarkStart w:id="32" w:name="the-fretboard"/>
     <w:p>
       <w:pPr>
         <w:pStyle w:val="Heading2"/>
@@ -2817,8 +3014,8 @@
         <w:t xml:space="preserve">D — and the engine simply computes that rather than being told.</w:t>
       </w:r>
     </w:p>
-    <w:bookmarkEnd w:id="31"/>
-    <w:bookmarkStart w:id="32" w:name="enharmonic-spelling-systematically"/>
+    <w:bookmarkEnd w:id="32"/>
+    <w:bookmarkStart w:id="33" w:name="enharmonic-spelling-systematically"/>
     <w:p>
       <w:pPr>
         <w:pStyle w:val="Heading2"/>
@@ -2895,394 +3092,6 @@
       </w:r>
       <w:r>
         <w:t xml:space="preserve">cases anywhere:</w:t>
-      </w:r>
-    </w:p>
-    <w:p>
-      <w:pPr>
-        <w:pStyle w:val="Compact"/>
-        <w:numPr>
-          <w:ilvl w:val="0"/>
-          <w:numId w:val="1006"/>
-        </w:numPr>
-      </w:pPr>
-      <w:r>
-        <w:t xml:space="preserve">B♭ major spells</w:t>
-      </w:r>
-      <w:r>
-        <w:t xml:space="preserve"> </w:t>
-      </w:r>
-      <w:r>
-        <w:rPr>
-          <w:b/>
-          <w:bCs/>
-        </w:rPr>
-        <w:t xml:space="preserve">Bb C D Eb F G A</w:t>
-      </w:r>
-      <w:r>
-        <w:t xml:space="preserve"> </w:t>
-      </w:r>
-      <w:r>
-        <w:t xml:space="preserve">— never A♯ C D D♯ F G A.</w:t>
-      </w:r>
-    </w:p>
-    <w:p>
-      <w:pPr>
-        <w:pStyle w:val="Compact"/>
-        <w:numPr>
-          <w:ilvl w:val="0"/>
-          <w:numId w:val="1006"/>
-        </w:numPr>
-      </w:pPr>
-      <w:r>
-        <w:t xml:space="preserve">F♯ major spells</w:t>
-      </w:r>
-      <w:r>
-        <w:t xml:space="preserve"> </w:t>
-      </w:r>
-      <w:r>
-        <w:rPr>
-          <w:b/>
-          <w:bCs/>
-        </w:rPr>
-        <w:t xml:space="preserve">F# G# A# B C# D# E#</w:t>
-      </w:r>
-      <w:r>
-        <w:t xml:space="preserve">, including the E♯ that beginners’</w:t>
-      </w:r>
-      <w:r>
-        <w:t xml:space="preserve"> </w:t>
-      </w:r>
-      <w:r>
-        <w:t xml:space="preserve">tools get wrong.</w:t>
-      </w:r>
-    </w:p>
-    <w:p>
-      <w:pPr>
-        <w:pStyle w:val="Compact"/>
-        <w:numPr>
-          <w:ilvl w:val="0"/>
-          <w:numId w:val="1006"/>
-        </w:numPr>
-      </w:pPr>
-      <w:r>
-        <w:t xml:space="preserve">The A blues scale spells</w:t>
-      </w:r>
-      <w:r>
-        <w:t xml:space="preserve"> </w:t>
-      </w:r>
-      <w:r>
-        <w:rPr>
-          <w:b/>
-          <w:bCs/>
-        </w:rPr>
-        <w:t xml:space="preserve">A C D Eb E G</w:t>
-      </w:r>
-      <w:r>
-        <w:t xml:space="preserve">, with the ♭5 and the ♮5 written on</w:t>
-      </w:r>
-      <w:r>
-        <w:t xml:space="preserve"> </w:t>
-      </w:r>
-      <w:r>
-        <w:t xml:space="preserve">the same letter, as the scale actually is.</w:t>
-      </w:r>
-    </w:p>
-    <w:p>
-      <w:pPr>
-        <w:pStyle w:val="Compact"/>
-        <w:numPr>
-          <w:ilvl w:val="0"/>
-          <w:numId w:val="1006"/>
-        </w:numPr>
-      </w:pPr>
-      <w:r>
-        <w:t xml:space="preserve">C diminished 7th spells</w:t>
-      </w:r>
-      <w:r>
-        <w:t xml:space="preserve"> </w:t>
-      </w:r>
-      <w:r>
-        <w:rPr>
-          <w:b/>
-          <w:bCs/>
-        </w:rPr>
-        <w:t xml:space="preserve">C Eb Gb Bbb</w:t>
-      </w:r>
-      <w:r>
-        <w:t xml:space="preserve">, with the double flat.</w:t>
-      </w:r>
-    </w:p>
-    <w:p>
-      <w:pPr>
-        <w:pStyle w:val="FirstParagraph"/>
-      </w:pPr>
-      <w:r>
-        <w:t xml:space="preserve">Notes outside the current key fall back to the key’s own accidental side, so a</w:t>
-      </w:r>
-      <w:r>
-        <w:t xml:space="preserve"> </w:t>
-      </w:r>
-      <w:r>
-        <w:t xml:space="preserve">fretboard in E♭ minor never shows a stray A♯ next to a B♭. Choosing a root of</w:t>
-      </w:r>
-      <w:r>
-        <w:t xml:space="preserve"> </w:t>
-      </w:r>
-      <w:r>
-        <w:rPr>
-          <w:rStyle w:val="VerbatimChar"/>
-        </w:rPr>
-        <w:t xml:space="preserve">Bb</w:t>
-      </w:r>
-      <w:r>
-        <w:t xml:space="preserve"> </w:t>
-      </w:r>
-      <w:r>
-        <w:t xml:space="preserve">rather than</w:t>
-      </w:r>
-      <w:r>
-        <w:t xml:space="preserve"> </w:t>
-      </w:r>
-      <w:r>
-        <w:rPr>
-          <w:rStyle w:val="VerbatimChar"/>
-        </w:rPr>
-        <w:t xml:space="preserve">A#</w:t>
-      </w:r>
-      <w:r>
-        <w:t xml:space="preserve"> </w:t>
-      </w:r>
-      <w:r>
-        <w:t xml:space="preserve">in the controls is how the player selects the key’s</w:t>
-      </w:r>
-      <w:r>
-        <w:t xml:space="preserve"> </w:t>
-      </w:r>
-      <w:r>
-        <w:t xml:space="preserve">spelling — the preference the brief asked for, implemented as a rule rather than</w:t>
-      </w:r>
-      <w:r>
-        <w:t xml:space="preserve"> </w:t>
-      </w:r>
-      <w:r>
-        <w:t xml:space="preserve">as a list.</w:t>
-      </w:r>
-    </w:p>
-    <w:bookmarkEnd w:id="32"/>
-    <w:bookmarkStart w:id="33" w:name="chords-and-scales-kept-distinct"/>
-    <w:p>
-      <w:pPr>
-        <w:pStyle w:val="Heading2"/>
-      </w:pPr>
-      <w:r>
-        <w:t xml:space="preserve">4.4 Chords and scales kept distinct</w:t>
-      </w:r>
-    </w:p>
-    <w:p>
-      <w:pPr>
-        <w:pStyle w:val="FirstParagraph"/>
-      </w:pPr>
-      <w:r>
-        <w:t xml:space="preserve">The brief was explicit that a learner must not confuse a chord voicing with a</w:t>
-      </w:r>
-      <w:r>
-        <w:t xml:space="preserve"> </w:t>
-      </w:r>
-      <w:r>
-        <w:t xml:space="preserve">scale, and the interface is built around that. They are separate panels with</w:t>
-      </w:r>
-      <w:r>
-        <w:t xml:space="preserve"> </w:t>
-      </w:r>
-      <w:r>
-        <w:t xml:space="preserve">separate note lists and separate explanations (</w:t>
-      </w:r>
-      <w:r>
-        <w:t xml:space="preserve">“3 notes played together”</w:t>
-      </w:r>
-      <w:r>
-        <w:t xml:space="preserve"> </w:t>
-      </w:r>
-      <w:r>
-        <w:t xml:space="preserve">versus</w:t>
-      </w:r>
-      <w:r>
-        <w:t xml:space="preserve"> </w:t>
-      </w:r>
-      <w:r>
-        <w:t xml:space="preserve">“a pool to play over the chord”</w:t>
-      </w:r>
-      <w:r>
-        <w:t xml:space="preserve">). The chord panel then lists the scales that fit</w:t>
-      </w:r>
-      <w:r>
-        <w:t xml:space="preserve"> </w:t>
-      </w:r>
-      <w:r>
-        <w:t xml:space="preserve">the selected chord, each with a one-line reason, and</w:t>
-      </w:r>
-      <w:r>
-        <w:t xml:space="preserve"> </w:t>
-      </w:r>
-      <w:r>
-        <w:rPr>
-          <w:b/>
-          <w:bCs/>
-        </w:rPr>
-        <w:t xml:space="preserve">every suggestion is</w:t>
-      </w:r>
-      <w:r>
-        <w:rPr>
-          <w:b/>
-          <w:bCs/>
-        </w:rPr>
-        <w:t xml:space="preserve"> </w:t>
-      </w:r>
-      <w:r>
-        <w:rPr>
-          <w:b/>
-          <w:bCs/>
-        </w:rPr>
-        <w:t xml:space="preserve">verified to contain every chord tone before it is offered</w:t>
-      </w:r>
-      <w:r>
-        <w:t xml:space="preserve"> </w:t>
-      </w:r>
-      <w:r>
-        <w:t xml:space="preserve">— so a dominant 7th</w:t>
-      </w:r>
-      <w:r>
-        <w:t xml:space="preserve"> </w:t>
-      </w:r>
-      <w:r>
-        <w:t xml:space="preserve">is never paired with a plain major scale, which does not contain its flat 7th.</w:t>
-      </w:r>
-      <w:r>
-        <w:t xml:space="preserve"> </w:t>
-      </w:r>
-      <w:r>
-        <w:t xml:space="preserve">Clicking a suggestion switches the fretboard to that scale and says so.</w:t>
-      </w:r>
-    </w:p>
-    <w:p>
-      <w:r>
-        <w:pict>
-          <v:rect style="width:0;height:1.5pt" o:hralign="center" o:hrstd="t" o:hr="t"/>
-        </w:pict>
-      </w:r>
-    </w:p>
-    <w:bookmarkEnd w:id="33"/>
-    <w:bookmarkEnd w:id="34"/>
-    <w:bookmarkStart w:id="47" w:name="alternate-tunings-and-the-chord-engine"/>
-    <w:p>
-      <w:pPr>
-        <w:pStyle w:val="Heading1"/>
-      </w:pPr>
-      <w:r>
-        <w:t xml:space="preserve">5. Alternate tunings and the chord engine</w:t>
-      </w:r>
-    </w:p>
-    <w:p>
-      <w:pPr>
-        <w:pStyle w:val="FirstParagraph"/>
-      </w:pPr>
-      <w:r>
-        <w:t xml:space="preserve">This was the most important correctness requirement in the brief, and it is</w:t>
-      </w:r>
-      <w:r>
-        <w:t xml:space="preserve"> </w:t>
-      </w:r>
-      <w:r>
-        <w:t xml:space="preserve">where the project puts most of its effort.</w:t>
-      </w:r>
-    </w:p>
-    <w:bookmarkStart w:id="38" w:name="there-are-no-stored-chord-shapes"/>
-    <w:p>
-      <w:pPr>
-        <w:pStyle w:val="Heading2"/>
-      </w:pPr>
-      <w:r>
-        <w:t xml:space="preserve">5.1 There are no stored chord shapes</w:t>
-      </w:r>
-    </w:p>
-    <w:p>
-      <w:pPr>
-        <w:pStyle w:val="FirstParagraph"/>
-      </w:pPr>
-      <w:r>
-        <w:rPr>
-          <w:rStyle w:val="VerbatimChar"/>
-        </w:rPr>
-        <w:t xml:space="preserve">findVoicings()</w:t>
-      </w:r>
-      <w:r>
-        <w:t xml:space="preserve"> </w:t>
-      </w:r>
-      <w:r>
-        <w:t xml:space="preserve">searches the fretboard. For each hand position along the neck</w:t>
-      </w:r>
-      <w:r>
-        <w:t xml:space="preserve"> </w:t>
-      </w:r>
-      <w:r>
-        <w:t xml:space="preserve">it enumerates, per string, the frets whose</w:t>
-      </w:r>
-      <w:r>
-        <w:t xml:space="preserve"> </w:t>
-      </w:r>
-      <w:r>
-        <w:rPr>
-          <w:b/>
-          <w:bCs/>
-        </w:rPr>
-        <w:t xml:space="preserve">actual sounding pitch class</w:t>
-      </w:r>
-      <w:r>
-        <w:t xml:space="preserve"> </w:t>
-      </w:r>
-      <w:r>
-        <w:t xml:space="preserve">belongs to the chord, plus the open string and</w:t>
-      </w:r>
-      <w:r>
-        <w:t xml:space="preserve"> </w:t>
-      </w:r>
-      <w:r>
-        <w:t xml:space="preserve">“muted”</w:t>
-      </w:r>
-      <w:r>
-        <w:t xml:space="preserve">. It prunes anything</w:t>
-      </w:r>
-      <w:r>
-        <w:t xml:space="preserve"> </w:t>
-      </w:r>
-      <w:r>
-        <w:t xml:space="preserve">needing more than four fingers or a stretch wider than four frets, requires</w:t>
-      </w:r>
-      <w:r>
-        <w:t xml:space="preserve"> </w:t>
-      </w:r>
-      <w:r>
-        <w:t xml:space="preserve">every non-optional chord tone to be present and the root to sound, then scores</w:t>
-      </w:r>
-      <w:r>
-        <w:t xml:space="preserve"> </w:t>
-      </w:r>
-      <w:r>
-        <w:t xml:space="preserve">the survivors for playability: root in the bass, fewer fingers, lower on the</w:t>
-      </w:r>
-      <w:r>
-        <w:t xml:space="preserve"> </w:t>
-      </w:r>
-      <w:r>
-        <w:t xml:space="preserve">neck, fuller voicing, no awkward dead strings in the middle.</w:t>
-      </w:r>
-    </w:p>
-    <w:p>
-      <w:pPr>
-        <w:pStyle w:val="BodyText"/>
-      </w:pPr>
-      <w:r>
-        <w:t xml:space="preserve">The consequences are all verified by tests:</w:t>
       </w:r>
     </w:p>
     <w:p>
@@ -3294,110 +3103,23 @@
         </w:numPr>
       </w:pPr>
       <w:r>
-        <w:rPr>
-          <w:b/>
-          <w:bCs/>
-        </w:rPr>
-        <w:t xml:space="preserve">In standard tuning the search rediscovers the shapes players already know.</w:t>
-      </w:r>
-      <w:r>
-        <w:t xml:space="preserve"> </w:t>
-      </w:r>
-      <w:r>
-        <w:t xml:space="preserve">The open C (</w:t>
-      </w:r>
-      <w:r>
-        <w:rPr>
-          <w:rStyle w:val="VerbatimChar"/>
-        </w:rPr>
-        <w:t xml:space="preserve">x32010</w:t>
-      </w:r>
-      <w:r>
-        <w:t xml:space="preserve">), E minor (</w:t>
-      </w:r>
-      <w:r>
-        <w:rPr>
-          <w:rStyle w:val="VerbatimChar"/>
-        </w:rPr>
-        <w:t xml:space="preserve">022000</w:t>
-      </w:r>
-      <w:r>
-        <w:t xml:space="preserve">), A minor (</w:t>
-      </w:r>
-      <w:r>
-        <w:rPr>
-          <w:rStyle w:val="VerbatimChar"/>
-        </w:rPr>
-        <w:t xml:space="preserve">x02210</w:t>
-      </w:r>
-      <w:r>
-        <w:t xml:space="preserve">), D (</w:t>
-      </w:r>
-      <w:r>
-        <w:rPr>
-          <w:rStyle w:val="VerbatimChar"/>
-        </w:rPr>
-        <w:t xml:space="preserve">xx0232</w:t>
-      </w:r>
-      <w:r>
-        <w:t xml:space="preserve">),</w:t>
-      </w:r>
-      <w:r>
-        <w:t xml:space="preserve"> </w:t>
-      </w:r>
-      <w:r>
-        <w:t xml:space="preserve">G (</w:t>
-      </w:r>
-      <w:r>
-        <w:rPr>
-          <w:rStyle w:val="VerbatimChar"/>
-        </w:rPr>
-        <w:t xml:space="preserve">320003</w:t>
-      </w:r>
-      <w:r>
-        <w:t xml:space="preserve">), E7 (</w:t>
-      </w:r>
-      <w:r>
-        <w:rPr>
-          <w:rStyle w:val="VerbatimChar"/>
-        </w:rPr>
-        <w:t xml:space="preserve">020100</w:t>
-      </w:r>
-      <w:r>
-        <w:t xml:space="preserve">), A7 (</w:t>
-      </w:r>
-      <w:r>
-        <w:rPr>
-          <w:rStyle w:val="VerbatimChar"/>
-        </w:rPr>
-        <w:t xml:space="preserve">x02020</w:t>
-      </w:r>
-      <w:r>
-        <w:t xml:space="preserve">), Cmaj7 (</w:t>
-      </w:r>
-      <w:r>
-        <w:rPr>
-          <w:rStyle w:val="VerbatimChar"/>
-        </w:rPr>
-        <w:t xml:space="preserve">x32000</w:t>
-      </w:r>
-      <w:r>
-        <w:t xml:space="preserve">) and Am7</w:t>
-      </w:r>
-      <w:r>
-        <w:t xml:space="preserve"> </w:t>
-      </w:r>
-      <w:r>
-        <w:t xml:space="preserve">(</w:t>
-      </w:r>
-      <w:r>
-        <w:rPr>
-          <w:rStyle w:val="VerbatimChar"/>
-        </w:rPr>
-        <w:t xml:space="preserve">x02010</w:t>
-      </w:r>
-      <w:r>
-        <w:t xml:space="preserve">) all come out of the solver. None of them was typed in.</w:t>
+        <w:t xml:space="preserve">B♭ major spells</w:t>
+      </w:r>
+      <w:r>
+        <w:t xml:space="preserve"> </w:t>
+      </w:r>
+      <w:r>
+        <w:rPr>
+          <w:b/>
+          <w:bCs/>
+        </w:rPr>
+        <w:t xml:space="preserve">Bb C D Eb F G A</w:t>
+      </w:r>
+      <w:r>
+        <w:t xml:space="preserve"> </w:t>
+      </w:r>
+      <w:r>
+        <w:t xml:space="preserve">— never A♯ C D D♯ F G A.</w:t>
       </w:r>
     </w:p>
     <w:p>
@@ -3409,64 +3131,26 @@
         </w:numPr>
       </w:pPr>
       <w:r>
-        <w:rPr>
-          <w:b/>
-          <w:bCs/>
-        </w:rPr>
-        <w:t xml:space="preserve">In D standard it does not offer</w:t>
-      </w:r>
-      <w:r>
-        <w:rPr>
-          <w:b/>
-          <w:bCs/>
-        </w:rPr>
-        <w:t xml:space="preserve"> </w:t>
-      </w:r>
-      <w:r>
-        <w:rPr>
-          <w:rStyle w:val="VerbatimChar"/>
-          <w:b/>
-          <w:bCs/>
-        </w:rPr>
-        <w:t xml:space="preserve">022000</w:t>
-      </w:r>
-      <w:r>
-        <w:rPr>
-          <w:b/>
-          <w:bCs/>
-        </w:rPr>
-        <w:t xml:space="preserve"> </w:t>
-      </w:r>
-      <w:r>
-        <w:rPr>
-          <w:b/>
-          <w:bCs/>
-        </w:rPr>
-        <w:t xml:space="preserve">as E minor.</w:t>
-      </w:r>
-      <w:r>
-        <w:t xml:space="preserve"> </w:t>
-      </w:r>
-      <w:r>
-        <w:t xml:space="preserve">In that tuning those</w:t>
-      </w:r>
-      <w:r>
-        <w:t xml:space="preserve"> </w:t>
-      </w:r>
-      <w:r>
-        <w:t xml:space="preserve">frets sound a D minor chord, so the solver offers that shape under D minor,</w:t>
-      </w:r>
-      <w:r>
-        <w:t xml:space="preserve"> </w:t>
-      </w:r>
-      <w:r>
-        <w:t xml:space="preserve">where it belongs. A familiar shape is never mislabelled as a chord it does not</w:t>
-      </w:r>
-      <w:r>
-        <w:t xml:space="preserve"> </w:t>
-      </w:r>
-      <w:r>
-        <w:t xml:space="preserve">produce.</w:t>
+        <w:t xml:space="preserve">F♯ major spells</w:t>
+      </w:r>
+      <w:r>
+        <w:t xml:space="preserve"> </w:t>
+      </w:r>
+      <w:r>
+        <w:rPr>
+          <w:b/>
+          <w:bCs/>
+        </w:rPr>
+        <w:t xml:space="preserve">F# G# A# B C# D# E#</w:t>
+      </w:r>
+      <w:r>
+        <w:t xml:space="preserve">, including the E♯ that beginners’</w:t>
+      </w:r>
+      <w:r>
+        <w:t xml:space="preserve"> </w:t>
+      </w:r>
+      <w:r>
+        <w:t xml:space="preserve">tools get wrong.</w:t>
       </w:r>
     </w:p>
     <w:p>
@@ -3478,6 +3162,519 @@
         </w:numPr>
       </w:pPr>
       <w:r>
+        <w:t xml:space="preserve">The A blues scale spells</w:t>
+      </w:r>
+      <w:r>
+        <w:t xml:space="preserve"> </w:t>
+      </w:r>
+      <w:r>
+        <w:rPr>
+          <w:b/>
+          <w:bCs/>
+        </w:rPr>
+        <w:t xml:space="preserve">A C D Eb E G</w:t>
+      </w:r>
+      <w:r>
+        <w:t xml:space="preserve">, with the ♭5 and the ♮5 written on</w:t>
+      </w:r>
+      <w:r>
+        <w:t xml:space="preserve"> </w:t>
+      </w:r>
+      <w:r>
+        <w:t xml:space="preserve">the same letter, as the scale actually is.</w:t>
+      </w:r>
+    </w:p>
+    <w:p>
+      <w:pPr>
+        <w:pStyle w:val="Compact"/>
+        <w:numPr>
+          <w:ilvl w:val="0"/>
+          <w:numId w:val="1007"/>
+        </w:numPr>
+      </w:pPr>
+      <w:r>
+        <w:t xml:space="preserve">C diminished 7th spells</w:t>
+      </w:r>
+      <w:r>
+        <w:t xml:space="preserve"> </w:t>
+      </w:r>
+      <w:r>
+        <w:rPr>
+          <w:b/>
+          <w:bCs/>
+        </w:rPr>
+        <w:t xml:space="preserve">C Eb Gb Bbb</w:t>
+      </w:r>
+      <w:r>
+        <w:t xml:space="preserve">, with the double flat.</w:t>
+      </w:r>
+    </w:p>
+    <w:p>
+      <w:pPr>
+        <w:pStyle w:val="FirstParagraph"/>
+      </w:pPr>
+      <w:r>
+        <w:t xml:space="preserve">Notes outside the current key fall back to the key’s own accidental side, so a</w:t>
+      </w:r>
+      <w:r>
+        <w:t xml:space="preserve"> </w:t>
+      </w:r>
+      <w:r>
+        <w:t xml:space="preserve">fretboard in E♭ minor never shows a stray A♯ next to a B♭. Choosing a root of</w:t>
+      </w:r>
+      <w:r>
+        <w:t xml:space="preserve"> </w:t>
+      </w:r>
+      <w:r>
+        <w:rPr>
+          <w:rStyle w:val="VerbatimChar"/>
+        </w:rPr>
+        <w:t xml:space="preserve">Bb</w:t>
+      </w:r>
+      <w:r>
+        <w:t xml:space="preserve"> </w:t>
+      </w:r>
+      <w:r>
+        <w:t xml:space="preserve">rather than</w:t>
+      </w:r>
+      <w:r>
+        <w:t xml:space="preserve"> </w:t>
+      </w:r>
+      <w:r>
+        <w:rPr>
+          <w:rStyle w:val="VerbatimChar"/>
+        </w:rPr>
+        <w:t xml:space="preserve">A#</w:t>
+      </w:r>
+      <w:r>
+        <w:t xml:space="preserve"> </w:t>
+      </w:r>
+      <w:r>
+        <w:t xml:space="preserve">in the controls is how the player selects the key’s</w:t>
+      </w:r>
+      <w:r>
+        <w:t xml:space="preserve"> </w:t>
+      </w:r>
+      <w:r>
+        <w:t xml:space="preserve">spelling — the preference the brief asked for, implemented as a rule rather than</w:t>
+      </w:r>
+      <w:r>
+        <w:t xml:space="preserve"> </w:t>
+      </w:r>
+      <w:r>
+        <w:t xml:space="preserve">as a list.</w:t>
+      </w:r>
+    </w:p>
+    <w:bookmarkEnd w:id="33"/>
+    <w:bookmarkStart w:id="34" w:name="chords-and-scales-kept-distinct"/>
+    <w:p>
+      <w:pPr>
+        <w:pStyle w:val="Heading2"/>
+      </w:pPr>
+      <w:r>
+        <w:t xml:space="preserve">4.4 Chords and scales kept distinct</w:t>
+      </w:r>
+    </w:p>
+    <w:p>
+      <w:pPr>
+        <w:pStyle w:val="FirstParagraph"/>
+      </w:pPr>
+      <w:r>
+        <w:t xml:space="preserve">The brief was explicit that a learner must not confuse a chord voicing with a</w:t>
+      </w:r>
+      <w:r>
+        <w:t xml:space="preserve"> </w:t>
+      </w:r>
+      <w:r>
+        <w:t xml:space="preserve">scale, and the interface is built around that. They are separate panels with</w:t>
+      </w:r>
+      <w:r>
+        <w:t xml:space="preserve"> </w:t>
+      </w:r>
+      <w:r>
+        <w:t xml:space="preserve">separate note lists and separate explanations (</w:t>
+      </w:r>
+      <w:r>
+        <w:t xml:space="preserve">“3 notes played together”</w:t>
+      </w:r>
+      <w:r>
+        <w:t xml:space="preserve"> </w:t>
+      </w:r>
+      <w:r>
+        <w:t xml:space="preserve">versus</w:t>
+      </w:r>
+      <w:r>
+        <w:t xml:space="preserve"> </w:t>
+      </w:r>
+      <w:r>
+        <w:t xml:space="preserve">“a pool to play over the chord”</w:t>
+      </w:r>
+      <w:r>
+        <w:t xml:space="preserve">). The chord panel then lists the scales that fit</w:t>
+      </w:r>
+      <w:r>
+        <w:t xml:space="preserve"> </w:t>
+      </w:r>
+      <w:r>
+        <w:t xml:space="preserve">the selected chord, each with a one-line reason, and</w:t>
+      </w:r>
+      <w:r>
+        <w:t xml:space="preserve"> </w:t>
+      </w:r>
+      <w:r>
+        <w:rPr>
+          <w:b/>
+          <w:bCs/>
+        </w:rPr>
+        <w:t xml:space="preserve">every suggestion is</w:t>
+      </w:r>
+      <w:r>
+        <w:rPr>
+          <w:b/>
+          <w:bCs/>
+        </w:rPr>
+        <w:t xml:space="preserve"> </w:t>
+      </w:r>
+      <w:r>
+        <w:rPr>
+          <w:b/>
+          <w:bCs/>
+        </w:rPr>
+        <w:t xml:space="preserve">verified to contain every chord tone before it is offered</w:t>
+      </w:r>
+      <w:r>
+        <w:t xml:space="preserve"> </w:t>
+      </w:r>
+      <w:r>
+        <w:t xml:space="preserve">— so a dominant 7th</w:t>
+      </w:r>
+      <w:r>
+        <w:t xml:space="preserve"> </w:t>
+      </w:r>
+      <w:r>
+        <w:t xml:space="preserve">is never paired with a plain major scale, which does not contain its flat 7th.</w:t>
+      </w:r>
+      <w:r>
+        <w:t xml:space="preserve"> </w:t>
+      </w:r>
+      <w:r>
+        <w:t xml:space="preserve">Clicking a suggestion switches the fretboard to that scale and says so.</w:t>
+      </w:r>
+    </w:p>
+    <w:p>
+      <w:r>
+        <w:pict>
+          <v:rect style="width:0;height:1.5pt" o:hralign="center" o:hrstd="t" o:hr="t"/>
+        </w:pict>
+      </w:r>
+    </w:p>
+    <w:bookmarkEnd w:id="34"/>
+    <w:bookmarkEnd w:id="35"/>
+    <w:bookmarkStart w:id="48" w:name="alternate-tunings-and-the-chord-engine"/>
+    <w:p>
+      <w:pPr>
+        <w:pStyle w:val="Heading1"/>
+      </w:pPr>
+      <w:r>
+        <w:t xml:space="preserve">5. Alternate tunings and the chord engine</w:t>
+      </w:r>
+    </w:p>
+    <w:p>
+      <w:pPr>
+        <w:pStyle w:val="FirstParagraph"/>
+      </w:pPr>
+      <w:r>
+        <w:t xml:space="preserve">This was the most important correctness requirement in the brief, and it is</w:t>
+      </w:r>
+      <w:r>
+        <w:t xml:space="preserve"> </w:t>
+      </w:r>
+      <w:r>
+        <w:t xml:space="preserve">where the project puts most of its effort.</w:t>
+      </w:r>
+    </w:p>
+    <w:bookmarkStart w:id="39" w:name="there-are-no-stored-chord-shapes"/>
+    <w:p>
+      <w:pPr>
+        <w:pStyle w:val="Heading2"/>
+      </w:pPr>
+      <w:r>
+        <w:t xml:space="preserve">5.1 There are no stored chord shapes</w:t>
+      </w:r>
+    </w:p>
+    <w:p>
+      <w:pPr>
+        <w:pStyle w:val="FirstParagraph"/>
+      </w:pPr>
+      <w:r>
+        <w:rPr>
+          <w:rStyle w:val="VerbatimChar"/>
+        </w:rPr>
+        <w:t xml:space="preserve">findVoicings()</w:t>
+      </w:r>
+      <w:r>
+        <w:t xml:space="preserve"> </w:t>
+      </w:r>
+      <w:r>
+        <w:t xml:space="preserve">searches the fretboard. For each hand position along the neck</w:t>
+      </w:r>
+      <w:r>
+        <w:t xml:space="preserve"> </w:t>
+      </w:r>
+      <w:r>
+        <w:t xml:space="preserve">it enumerates, per string, the frets whose</w:t>
+      </w:r>
+      <w:r>
+        <w:t xml:space="preserve"> </w:t>
+      </w:r>
+      <w:r>
+        <w:rPr>
+          <w:b/>
+          <w:bCs/>
+        </w:rPr>
+        <w:t xml:space="preserve">actual sounding pitch class</w:t>
+      </w:r>
+      <w:r>
+        <w:t xml:space="preserve"> </w:t>
+      </w:r>
+      <w:r>
+        <w:t xml:space="preserve">belongs to the chord, plus the open string and</w:t>
+      </w:r>
+      <w:r>
+        <w:t xml:space="preserve"> </w:t>
+      </w:r>
+      <w:r>
+        <w:t xml:space="preserve">“muted”</w:t>
+      </w:r>
+      <w:r>
+        <w:t xml:space="preserve">. It prunes anything</w:t>
+      </w:r>
+      <w:r>
+        <w:t xml:space="preserve"> </w:t>
+      </w:r>
+      <w:r>
+        <w:t xml:space="preserve">needing more than four fingers or a stretch wider than four frets, requires</w:t>
+      </w:r>
+      <w:r>
+        <w:t xml:space="preserve"> </w:t>
+      </w:r>
+      <w:r>
+        <w:t xml:space="preserve">every non-optional chord tone to be present and the root to sound, then scores</w:t>
+      </w:r>
+      <w:r>
+        <w:t xml:space="preserve"> </w:t>
+      </w:r>
+      <w:r>
+        <w:t xml:space="preserve">the survivors for playability: root in the bass, fewer fingers, lower on the</w:t>
+      </w:r>
+      <w:r>
+        <w:t xml:space="preserve"> </w:t>
+      </w:r>
+      <w:r>
+        <w:t xml:space="preserve">neck, fuller voicing, no awkward dead strings in the middle.</w:t>
+      </w:r>
+    </w:p>
+    <w:p>
+      <w:pPr>
+        <w:pStyle w:val="BodyText"/>
+      </w:pPr>
+      <w:r>
+        <w:t xml:space="preserve">The consequences are all verified by tests:</w:t>
+      </w:r>
+    </w:p>
+    <w:p>
+      <w:pPr>
+        <w:pStyle w:val="Compact"/>
+        <w:numPr>
+          <w:ilvl w:val="0"/>
+          <w:numId w:val="1008"/>
+        </w:numPr>
+      </w:pPr>
+      <w:r>
+        <w:rPr>
+          <w:b/>
+          <w:bCs/>
+        </w:rPr>
+        <w:t xml:space="preserve">In standard tuning the search rediscovers the shapes players already know.</w:t>
+      </w:r>
+      <w:r>
+        <w:t xml:space="preserve"> </w:t>
+      </w:r>
+      <w:r>
+        <w:t xml:space="preserve">The open C (</w:t>
+      </w:r>
+      <w:r>
+        <w:rPr>
+          <w:rStyle w:val="VerbatimChar"/>
+        </w:rPr>
+        <w:t xml:space="preserve">x32010</w:t>
+      </w:r>
+      <w:r>
+        <w:t xml:space="preserve">), E minor (</w:t>
+      </w:r>
+      <w:r>
+        <w:rPr>
+          <w:rStyle w:val="VerbatimChar"/>
+        </w:rPr>
+        <w:t xml:space="preserve">022000</w:t>
+      </w:r>
+      <w:r>
+        <w:t xml:space="preserve">), A minor (</w:t>
+      </w:r>
+      <w:r>
+        <w:rPr>
+          <w:rStyle w:val="VerbatimChar"/>
+        </w:rPr>
+        <w:t xml:space="preserve">x02210</w:t>
+      </w:r>
+      <w:r>
+        <w:t xml:space="preserve">), D (</w:t>
+      </w:r>
+      <w:r>
+        <w:rPr>
+          <w:rStyle w:val="VerbatimChar"/>
+        </w:rPr>
+        <w:t xml:space="preserve">xx0232</w:t>
+      </w:r>
+      <w:r>
+        <w:t xml:space="preserve">),</w:t>
+      </w:r>
+      <w:r>
+        <w:t xml:space="preserve"> </w:t>
+      </w:r>
+      <w:r>
+        <w:t xml:space="preserve">G (</w:t>
+      </w:r>
+      <w:r>
+        <w:rPr>
+          <w:rStyle w:val="VerbatimChar"/>
+        </w:rPr>
+        <w:t xml:space="preserve">320003</w:t>
+      </w:r>
+      <w:r>
+        <w:t xml:space="preserve">), E7 (</w:t>
+      </w:r>
+      <w:r>
+        <w:rPr>
+          <w:rStyle w:val="VerbatimChar"/>
+        </w:rPr>
+        <w:t xml:space="preserve">020100</w:t>
+      </w:r>
+      <w:r>
+        <w:t xml:space="preserve">), A7 (</w:t>
+      </w:r>
+      <w:r>
+        <w:rPr>
+          <w:rStyle w:val="VerbatimChar"/>
+        </w:rPr>
+        <w:t xml:space="preserve">x02020</w:t>
+      </w:r>
+      <w:r>
+        <w:t xml:space="preserve">), Cmaj7 (</w:t>
+      </w:r>
+      <w:r>
+        <w:rPr>
+          <w:rStyle w:val="VerbatimChar"/>
+        </w:rPr>
+        <w:t xml:space="preserve">x32000</w:t>
+      </w:r>
+      <w:r>
+        <w:t xml:space="preserve">) and Am7</w:t>
+      </w:r>
+      <w:r>
+        <w:t xml:space="preserve"> </w:t>
+      </w:r>
+      <w:r>
+        <w:t xml:space="preserve">(</w:t>
+      </w:r>
+      <w:r>
+        <w:rPr>
+          <w:rStyle w:val="VerbatimChar"/>
+        </w:rPr>
+        <w:t xml:space="preserve">x02010</w:t>
+      </w:r>
+      <w:r>
+        <w:t xml:space="preserve">) all come out of the solver. None of them was typed in.</w:t>
+      </w:r>
+    </w:p>
+    <w:p>
+      <w:pPr>
+        <w:pStyle w:val="Compact"/>
+        <w:numPr>
+          <w:ilvl w:val="0"/>
+          <w:numId w:val="1008"/>
+        </w:numPr>
+      </w:pPr>
+      <w:r>
+        <w:rPr>
+          <w:b/>
+          <w:bCs/>
+        </w:rPr>
+        <w:t xml:space="preserve">In D standard it does not offer</w:t>
+      </w:r>
+      <w:r>
+        <w:rPr>
+          <w:b/>
+          <w:bCs/>
+        </w:rPr>
+        <w:t xml:space="preserve"> </w:t>
+      </w:r>
+      <w:r>
+        <w:rPr>
+          <w:rStyle w:val="VerbatimChar"/>
+          <w:b/>
+          <w:bCs/>
+        </w:rPr>
+        <w:t xml:space="preserve">022000</w:t>
+      </w:r>
+      <w:r>
+        <w:rPr>
+          <w:b/>
+          <w:bCs/>
+        </w:rPr>
+        <w:t xml:space="preserve"> </w:t>
+      </w:r>
+      <w:r>
+        <w:rPr>
+          <w:b/>
+          <w:bCs/>
+        </w:rPr>
+        <w:t xml:space="preserve">as E minor.</w:t>
+      </w:r>
+      <w:r>
+        <w:t xml:space="preserve"> </w:t>
+      </w:r>
+      <w:r>
+        <w:t xml:space="preserve">In that tuning those</w:t>
+      </w:r>
+      <w:r>
+        <w:t xml:space="preserve"> </w:t>
+      </w:r>
+      <w:r>
+        <w:t xml:space="preserve">frets sound a D minor chord, so the solver offers that shape under D minor,</w:t>
+      </w:r>
+      <w:r>
+        <w:t xml:space="preserve"> </w:t>
+      </w:r>
+      <w:r>
+        <w:t xml:space="preserve">where it belongs. A familiar shape is never mislabelled as a chord it does not</w:t>
+      </w:r>
+      <w:r>
+        <w:t xml:space="preserve"> </w:t>
+      </w:r>
+      <w:r>
+        <w:t xml:space="preserve">produce.</w:t>
+      </w:r>
+    </w:p>
+    <w:p>
+      <w:pPr>
+        <w:pStyle w:val="Compact"/>
+        <w:numPr>
+          <w:ilvl w:val="0"/>
+          <w:numId w:val="1008"/>
+        </w:numPr>
+      </w:pPr>
+      <w:r>
         <w:rPr>
           <w:b/>
           <w:bCs/>
@@ -3523,18 +3720,18 @@
           <wp:inline>
             <wp:extent cx="5334000" cy="3518958"/>
             <wp:effectExtent b="0" l="0" r="0" t="0"/>
-            <wp:docPr descr="Chord mode: calculated Em shapes for the current tuning, each with its own diagram and fret string." title="" id="36" name="Picture"/>
+            <wp:docPr descr="Chord mode: calculated Em shapes for the current tuning, each with its own diagram and fret string." title="" id="37" name="Picture"/>
             <a:graphic>
               <a:graphicData uri="http://schemas.openxmlformats.org/drawingml/2006/picture">
                 <pic:pic>
                   <pic:nvPicPr>
-                    <pic:cNvPr descr="images/02-chord-guitar6.png" id="37" name="Picture"/>
+                    <pic:cNvPr descr="images/02-chord-guitar6.png" id="38" name="Picture"/>
                     <pic:cNvPicPr>
                       <a:picLocks noChangeArrowheads="1" noChangeAspect="1"/>
                     </pic:cNvPicPr>
                   </pic:nvPicPr>
                   <pic:blipFill>
-                    <a:blip r:embed="rId35"/>
+                    <a:blip r:embed="rId36"/>
                     <a:stretch>
                       <a:fillRect/>
                     </a:stretch>
@@ -3569,8 +3766,8 @@
         <w:t xml:space="preserve">Chord mode: calculated Em shapes for the current tuning, each with its own diagram and fret string.</w:t>
       </w:r>
     </w:p>
-    <w:bookmarkEnd w:id="38"/>
-    <w:bookmarkStart w:id="42" w:name="power-chords"/>
+    <w:bookmarkEnd w:id="39"/>
+    <w:bookmarkStart w:id="43" w:name="power-chords"/>
     <w:p>
       <w:pPr>
         <w:pStyle w:val="Heading2"/>
@@ -3625,7 +3822,7 @@
         <w:pStyle w:val="Compact"/>
         <w:numPr>
           <w:ilvl w:val="0"/>
-          <w:numId w:val="1008"/>
+          <w:numId w:val="1009"/>
         </w:numPr>
       </w:pPr>
       <w:r>
@@ -3637,7 +3834,7 @@
         <w:pStyle w:val="Compact"/>
         <w:numPr>
           <w:ilvl w:val="0"/>
-          <w:numId w:val="1008"/>
+          <w:numId w:val="1009"/>
         </w:numPr>
       </w:pPr>
       <w:r>
@@ -3677,7 +3874,7 @@
         <w:pStyle w:val="Compact"/>
         <w:numPr>
           <w:ilvl w:val="0"/>
-          <w:numId w:val="1008"/>
+          <w:numId w:val="1009"/>
         </w:numPr>
       </w:pPr>
       <w:r>
@@ -3711,7 +3908,7 @@
         <w:pStyle w:val="Compact"/>
         <w:numPr>
           <w:ilvl w:val="0"/>
-          <w:numId w:val="1008"/>
+          <w:numId w:val="1009"/>
         </w:numPr>
       </w:pPr>
       <w:r>
@@ -3747,18 +3944,18 @@
           <wp:inline>
             <wp:extent cx="5334000" cy="3518958"/>
             <wp:effectExtent b="0" l="0" r="0" t="0"/>
-            <wp:docPr descr="A bass in Drop D. The tuning, the note names, the highlighting and the chord shapes are all recalculated." title="" id="40" name="Picture"/>
+            <wp:docPr descr="A bass in Drop D. The tuning, the note names, the highlighting and the chord shapes are all recalculated." title="" id="41" name="Picture"/>
             <a:graphic>
               <a:graphicData uri="http://schemas.openxmlformats.org/drawingml/2006/picture">
                 <pic:pic>
                   <pic:nvPicPr>
-                    <pic:cNvPr descr="images/03-bass-dropd.png" id="41" name="Picture"/>
+                    <pic:cNvPr descr="images/03-bass-dropd.png" id="42" name="Picture"/>
                     <pic:cNvPicPr>
                       <a:picLocks noChangeArrowheads="1" noChangeAspect="1"/>
                     </pic:cNvPicPr>
                   </pic:nvPicPr>
                   <pic:blipFill>
-                    <a:blip r:embed="rId39"/>
+                    <a:blip r:embed="rId40"/>
                     <a:stretch>
                       <a:fillRect/>
                     </a:stretch>
@@ -3793,8 +3990,8 @@
         <w:t xml:space="preserve">A bass in Drop D. The tuning, the note names, the highlighting and the chord shapes are all recalculated.</w:t>
       </w:r>
     </w:p>
-    <w:bookmarkEnd w:id="42"/>
-    <w:bookmarkStart w:id="46" w:name="custom-tunings"/>
+    <w:bookmarkEnd w:id="43"/>
+    <w:bookmarkStart w:id="47" w:name="custom-tunings"/>
     <w:p>
       <w:pPr>
         <w:pStyle w:val="Heading2"/>
@@ -3838,18 +4035,18 @@
           <wp:inline>
             <wp:extent cx="5334000" cy="3518958"/>
             <wp:effectExtent b="0" l="0" r="0" t="0"/>
-            <wp:docPr descr="A bass with a scale highlighted across the neck. The headstock layout and the string spacing change with the instrument." title="" id="44" name="Picture"/>
+            <wp:docPr descr="A bass with a scale highlighted across the neck. The headstock layout and the string spacing change with the instrument." title="" id="45" name="Picture"/>
             <a:graphic>
               <a:graphicData uri="http://schemas.openxmlformats.org/drawingml/2006/picture">
                 <pic:pic>
                   <pic:nvPicPr>
-                    <pic:cNvPr descr="images/04-bass-scale.png" id="45" name="Picture"/>
+                    <pic:cNvPr descr="images/04-bass-scale.png" id="46" name="Picture"/>
                     <pic:cNvPicPr>
                       <a:picLocks noChangeArrowheads="1" noChangeAspect="1"/>
                     </pic:cNvPicPr>
                   </pic:nvPicPr>
                   <pic:blipFill>
-                    <a:blip r:embed="rId43"/>
+                    <a:blip r:embed="rId44"/>
                     <a:stretch>
                       <a:fillRect/>
                     </a:stretch>
@@ -3891,9 +4088,9 @@
         </w:pict>
       </w:r>
     </w:p>
-    <w:bookmarkEnd w:id="46"/>
     <w:bookmarkEnd w:id="47"/>
-    <w:bookmarkStart w:id="50" w:name="the-audio-engine"/>
+    <w:bookmarkEnd w:id="48"/>
+    <w:bookmarkStart w:id="51" w:name="the-audio-engine"/>
     <w:p>
       <w:pPr>
         <w:pStyle w:val="Heading1"/>
@@ -3929,7 +4126,7 @@
         <w:t xml:space="preserve">no licensing questions.</w:t>
       </w:r>
     </w:p>
-    <w:bookmarkStart w:id="48" w:name="X25aab1461706c83d319dee509f39f65b3ce2abc"/>
+    <w:bookmarkStart w:id="49" w:name="X25aab1461706c83d319dee509f39f65b3ce2abc"/>
     <w:p>
       <w:pPr>
         <w:pStyle w:val="Heading2"/>
@@ -4104,8 +4301,8 @@
         <w:t xml:space="preserve">clip. Buffers are cached per pitch, so repeated notes cost nothing.</w:t>
       </w:r>
     </w:p>
-    <w:bookmarkEnd w:id="48"/>
-    <w:bookmarkStart w:id="49" w:name="strumming"/>
+    <w:bookmarkEnd w:id="49"/>
+    <w:bookmarkStart w:id="50" w:name="strumming"/>
     <w:p>
       <w:pPr>
         <w:pStyle w:val="Heading2"/>
@@ -4171,152 +4368,6 @@
     <w:p>
       <w:pPr>
         <w:pStyle w:val="Compact"/>
-        <w:numPr>
-          <w:ilvl w:val="0"/>
-          <w:numId w:val="1009"/>
-        </w:numPr>
-      </w:pPr>
-      <w:r>
-        <w:rPr>
-          <w:b/>
-          <w:bCs/>
-        </w:rPr>
-        <w:t xml:space="preserve">Together</w:t>
-      </w:r>
-      <w:r>
-        <w:t xml:space="preserve"> </w:t>
-      </w:r>
-      <w:r>
-        <w:t xml:space="preserve">plays the strings with only a few milliseconds of humanising</w:t>
-      </w:r>
-      <w:r>
-        <w:t xml:space="preserve"> </w:t>
-      </w:r>
-      <w:r>
-        <w:t xml:space="preserve">spread.</w:t>
-      </w:r>
-    </w:p>
-    <w:p>
-      <w:pPr>
-        <w:pStyle w:val="Compact"/>
-        <w:numPr>
-          <w:ilvl w:val="0"/>
-          <w:numId w:val="1009"/>
-        </w:numPr>
-      </w:pPr>
-      <w:r>
-        <w:rPr>
-          <w:b/>
-          <w:bCs/>
-        </w:rPr>
-        <w:t xml:space="preserve">Down</w:t>
-      </w:r>
-      <w:r>
-        <w:t xml:space="preserve"> </w:t>
-      </w:r>
-      <w:r>
-        <w:t xml:space="preserve">runs from the lowest-pitched string upward.</w:t>
-      </w:r>
-    </w:p>
-    <w:p>
-      <w:pPr>
-        <w:pStyle w:val="Compact"/>
-        <w:numPr>
-          <w:ilvl w:val="0"/>
-          <w:numId w:val="1009"/>
-        </w:numPr>
-      </w:pPr>
-      <w:r>
-        <w:rPr>
-          <w:b/>
-          <w:bCs/>
-        </w:rPr>
-        <w:t xml:space="preserve">Up</w:t>
-      </w:r>
-      <w:r>
-        <w:t xml:space="preserve"> </w:t>
-      </w:r>
-      <w:r>
-        <w:t xml:space="preserve">runs from the highest-pitched string downward.</w:t>
-      </w:r>
-    </w:p>
-    <w:p>
-      <w:pPr>
-        <w:pStyle w:val="Compact"/>
-        <w:numPr>
-          <w:ilvl w:val="0"/>
-          <w:numId w:val="1009"/>
-        </w:numPr>
-      </w:pPr>
-      <w:r>
-        <w:rPr>
-          <w:b/>
-          <w:bCs/>
-        </w:rPr>
-        <w:t xml:space="preserve">Muted strings are skipped entirely</w:t>
-      </w:r>
-      <w:r>
-        <w:t xml:space="preserve"> </w:t>
-      </w:r>
-      <w:r>
-        <w:t xml:space="preserve">and make no sound.</w:t>
-      </w:r>
-    </w:p>
-    <w:p>
-      <w:pPr>
-        <w:pStyle w:val="Compact"/>
-        <w:numPr>
-          <w:ilvl w:val="0"/>
-          <w:numId w:val="1009"/>
-        </w:numPr>
-      </w:pPr>
-      <w:r>
-        <w:t xml:space="preserve">Speed is Slow (70 ms), Normal (32 ms), Fast (12 ms) or any custom value.</w:t>
-      </w:r>
-    </w:p>
-    <w:p>
-      <w:pPr>
-        <w:pStyle w:val="FirstParagraph"/>
-      </w:pPr>
-      <w:r>
-        <w:t xml:space="preserve">Thin strings are rendered brighter than thick ones, which is part of why a down</w:t>
-      </w:r>
-      <w:r>
-        <w:t xml:space="preserve"> </w:t>
-      </w:r>
-      <w:r>
-        <w:t xml:space="preserve">strum and an up strum sound genuinely different rather than merely reversed.</w:t>
-      </w:r>
-    </w:p>
-    <w:p>
-      <w:r>
-        <w:pict>
-          <v:rect style="width:0;height:1.5pt" o:hralign="center" o:hrstd="t" o:hr="t"/>
-        </w:pict>
-      </w:r>
-    </w:p>
-    <w:bookmarkEnd w:id="49"/>
-    <w:bookmarkEnd w:id="50"/>
-    <w:bookmarkStart w:id="58" w:name="the-tuner"/>
-    <w:p>
-      <w:pPr>
-        <w:pStyle w:val="Heading1"/>
-      </w:pPr>
-      <w:r>
-        <w:t xml:space="preserve">7. The tuner</w:t>
-      </w:r>
-    </w:p>
-    <w:bookmarkStart w:id="51" w:name="signal-path"/>
-    <w:p>
-      <w:pPr>
-        <w:pStyle w:val="Heading2"/>
-      </w:pPr>
-      <w:r>
-        <w:t xml:space="preserve">7.1 Signal path</w:t>
-      </w:r>
-    </w:p>
-    <w:p>
-      <w:pPr>
         <w:numPr>
           <w:ilvl w:val="0"/>
           <w:numId w:val="1010"/>
@@ -4327,78 +4378,24 @@
           <w:b/>
           <w:bCs/>
         </w:rPr>
-        <w:t xml:space="preserve">Capture.</w:t>
-      </w:r>
-      <w:r>
-        <w:t xml:space="preserve"> </w:t>
-      </w:r>
-      <w:r>
-        <w:rPr>
-          <w:rStyle w:val="VerbatimChar"/>
-        </w:rPr>
-        <w:t xml:space="preserve">getUserMedia</w:t>
-      </w:r>
-      <w:r>
-        <w:t xml:space="preserve"> </w:t>
-      </w:r>
-      <w:r>
-        <w:t xml:space="preserve">is called</w:t>
-      </w:r>
-      <w:r>
-        <w:t xml:space="preserve"> </w:t>
-      </w:r>
-      <w:r>
-        <w:rPr>
-          <w:b/>
-          <w:bCs/>
-        </w:rPr>
-        <w:t xml:space="preserve">only</w:t>
-      </w:r>
-      <w:r>
-        <w:t xml:space="preserve"> </w:t>
-      </w:r>
-      <w:r>
-        <w:t xml:space="preserve">when tuner mode is entered,</w:t>
-      </w:r>
-      <w:r>
-        <w:t xml:space="preserve"> </w:t>
-      </w:r>
-      <w:r>
-        <w:t xml:space="preserve">with echo cancellation, noise suppression and automatic gain control</w:t>
-      </w:r>
-      <w:r>
-        <w:t xml:space="preserve"> </w:t>
-      </w:r>
-      <w:r>
-        <w:t xml:space="preserve">explicitly off — all three distort a sustained musical tone enough to move</w:t>
-      </w:r>
-      <w:r>
-        <w:t xml:space="preserve"> </w:t>
-      </w:r>
-      <w:r>
-        <w:t xml:space="preserve">its detected pitch. Frames of 8192 samples (about 170 ms at 48 kHz) are read</w:t>
-      </w:r>
-      <w:r>
-        <w:t xml:space="preserve"> </w:t>
-      </w:r>
-      <w:r>
-        <w:t xml:space="preserve">from an</w:t>
-      </w:r>
-      <w:r>
-        <w:t xml:space="preserve"> </w:t>
-      </w:r>
-      <w:r>
-        <w:rPr>
-          <w:rStyle w:val="VerbatimChar"/>
-        </w:rPr>
-        <w:t xml:space="preserve">AnalyserNode</w:t>
-      </w:r>
-      <w:r>
-        <w:t xml:space="preserve">, long enough to contain several periods of a 31 Hz low</w:t>
-      </w:r>
-    </w:p>
-    <w:p>
-      <w:pPr>
+        <w:t xml:space="preserve">Together</w:t>
+      </w:r>
+      <w:r>
+        <w:t xml:space="preserve"> </w:t>
+      </w:r>
+      <w:r>
+        <w:t xml:space="preserve">plays the strings with only a few milliseconds of humanising</w:t>
+      </w:r>
+      <w:r>
+        <w:t xml:space="preserve"> </w:t>
+      </w:r>
+      <w:r>
+        <w:t xml:space="preserve">spread.</w:t>
+      </w:r>
+    </w:p>
+    <w:p>
+      <w:pPr>
+        <w:pStyle w:val="Compact"/>
         <w:numPr>
           <w:ilvl w:val="0"/>
           <w:numId w:val="1010"/>
@@ -4409,59 +4406,18 @@
           <w:b/>
           <w:bCs/>
         </w:rPr>
-        <w:t xml:space="preserve">Conditioning.</w:t>
-      </w:r>
-      <w:r>
-        <w:t xml:space="preserve"> </w:t>
-      </w:r>
-      <w:r>
-        <w:t xml:space="preserve">The frame’s mean is subtracted and anything below half</w:t>
-      </w:r>
-      <w:r>
-        <w:t xml:space="preserve"> </w:t>
-      </w:r>
-      <w:r>
-        <w:t xml:space="preserve">the lowest note being searched for is rolled off. This is not cosmetic: a</w:t>
-      </w:r>
-      <w:r>
-        <w:t xml:space="preserve"> </w:t>
-      </w:r>
-      <w:r>
-        <w:t xml:space="preserve">microphone with a DC bias — common on built-in and USB inputs — adds a</w:t>
-      </w:r>
-      <w:r>
-        <w:t xml:space="preserve"> </w:t>
-      </w:r>
-      <w:r>
-        <w:t xml:space="preserve">constant that the level gate counts as signal, so a silent room reads as</w:t>
-      </w:r>
-      <w:r>
-        <w:t xml:space="preserve"> </w:t>
-      </w:r>
-      <w:r>
-        <w:t xml:space="preserve">loud, and the constant then dominates the correlation. Before this was</w:t>
-      </w:r>
-      <w:r>
-        <w:t xml:space="preserve"> </w:t>
-      </w:r>
-      <w:r>
-        <w:t xml:space="preserve">added, a 2% offset produced a confident reading three octaves from the</w:t>
-      </w:r>
-      <w:r>
-        <w:t xml:space="preserve"> </w:t>
-      </w:r>
-      <w:r>
-        <w:t xml:space="preserve">truth. At the bass’s lowest open string the roll-off costs under a decibel,</w:t>
-      </w:r>
-      <w:r>
-        <w:t xml:space="preserve"> </w:t>
-      </w:r>
-      <w:r>
-        <w:t xml:space="preserve">and uniformly across the frame, so the correlation is untouched.</w:t>
-      </w:r>
-    </w:p>
-    <w:p>
-      <w:pPr>
+        <w:t xml:space="preserve">Down</w:t>
+      </w:r>
+      <w:r>
+        <w:t xml:space="preserve"> </w:t>
+      </w:r>
+      <w:r>
+        <w:t xml:space="preserve">runs from the lowest-pitched string upward.</w:t>
+      </w:r>
+    </w:p>
+    <w:p>
+      <w:pPr>
+        <w:pStyle w:val="Compact"/>
         <w:numPr>
           <w:ilvl w:val="0"/>
           <w:numId w:val="1010"/>
@@ -4472,6 +4428,247 @@
           <w:b/>
           <w:bCs/>
         </w:rPr>
+        <w:t xml:space="preserve">Up</w:t>
+      </w:r>
+      <w:r>
+        <w:t xml:space="preserve"> </w:t>
+      </w:r>
+      <w:r>
+        <w:t xml:space="preserve">runs from the highest-pitched string downward.</w:t>
+      </w:r>
+    </w:p>
+    <w:p>
+      <w:pPr>
+        <w:pStyle w:val="Compact"/>
+        <w:numPr>
+          <w:ilvl w:val="0"/>
+          <w:numId w:val="1010"/>
+        </w:numPr>
+      </w:pPr>
+      <w:r>
+        <w:rPr>
+          <w:b/>
+          <w:bCs/>
+        </w:rPr>
+        <w:t xml:space="preserve">Muted strings are skipped entirely</w:t>
+      </w:r>
+      <w:r>
+        <w:t xml:space="preserve"> </w:t>
+      </w:r>
+      <w:r>
+        <w:t xml:space="preserve">and make no sound.</w:t>
+      </w:r>
+    </w:p>
+    <w:p>
+      <w:pPr>
+        <w:pStyle w:val="Compact"/>
+        <w:numPr>
+          <w:ilvl w:val="0"/>
+          <w:numId w:val="1010"/>
+        </w:numPr>
+      </w:pPr>
+      <w:r>
+        <w:t xml:space="preserve">Speed is Slow (70 ms), Normal (32 ms), Fast (12 ms) or any custom value.</w:t>
+      </w:r>
+    </w:p>
+    <w:p>
+      <w:pPr>
+        <w:pStyle w:val="FirstParagraph"/>
+      </w:pPr>
+      <w:r>
+        <w:t xml:space="preserve">Thin strings are rendered brighter than thick ones, which is part of why a down</w:t>
+      </w:r>
+      <w:r>
+        <w:t xml:space="preserve"> </w:t>
+      </w:r>
+      <w:r>
+        <w:t xml:space="preserve">strum and an up strum sound genuinely different rather than merely reversed.</w:t>
+      </w:r>
+    </w:p>
+    <w:p>
+      <w:r>
+        <w:pict>
+          <v:rect style="width:0;height:1.5pt" o:hralign="center" o:hrstd="t" o:hr="t"/>
+        </w:pict>
+      </w:r>
+    </w:p>
+    <w:bookmarkEnd w:id="50"/>
+    <w:bookmarkEnd w:id="51"/>
+    <w:bookmarkStart w:id="59" w:name="the-tuner"/>
+    <w:p>
+      <w:pPr>
+        <w:pStyle w:val="Heading1"/>
+      </w:pPr>
+      <w:r>
+        <w:t xml:space="preserve">7. The tuner</w:t>
+      </w:r>
+    </w:p>
+    <w:bookmarkStart w:id="52" w:name="signal-path"/>
+    <w:p>
+      <w:pPr>
+        <w:pStyle w:val="Heading2"/>
+      </w:pPr>
+      <w:r>
+        <w:t xml:space="preserve">7.1 Signal path</w:t>
+      </w:r>
+    </w:p>
+    <w:p>
+      <w:pPr>
+        <w:numPr>
+          <w:ilvl w:val="0"/>
+          <w:numId w:val="1011"/>
+        </w:numPr>
+      </w:pPr>
+      <w:r>
+        <w:rPr>
+          <w:b/>
+          <w:bCs/>
+        </w:rPr>
+        <w:t xml:space="preserve">Capture.</w:t>
+      </w:r>
+      <w:r>
+        <w:t xml:space="preserve"> </w:t>
+      </w:r>
+      <w:r>
+        <w:rPr>
+          <w:rStyle w:val="VerbatimChar"/>
+        </w:rPr>
+        <w:t xml:space="preserve">getUserMedia</w:t>
+      </w:r>
+      <w:r>
+        <w:t xml:space="preserve"> </w:t>
+      </w:r>
+      <w:r>
+        <w:t xml:space="preserve">is called</w:t>
+      </w:r>
+      <w:r>
+        <w:t xml:space="preserve"> </w:t>
+      </w:r>
+      <w:r>
+        <w:rPr>
+          <w:b/>
+          <w:bCs/>
+        </w:rPr>
+        <w:t xml:space="preserve">only</w:t>
+      </w:r>
+      <w:r>
+        <w:t xml:space="preserve"> </w:t>
+      </w:r>
+      <w:r>
+        <w:t xml:space="preserve">when tuner mode is entered,</w:t>
+      </w:r>
+      <w:r>
+        <w:t xml:space="preserve"> </w:t>
+      </w:r>
+      <w:r>
+        <w:t xml:space="preserve">with echo cancellation, noise suppression and automatic gain control</w:t>
+      </w:r>
+      <w:r>
+        <w:t xml:space="preserve"> </w:t>
+      </w:r>
+      <w:r>
+        <w:t xml:space="preserve">explicitly off — all three distort a sustained musical tone enough to move</w:t>
+      </w:r>
+      <w:r>
+        <w:t xml:space="preserve"> </w:t>
+      </w:r>
+      <w:r>
+        <w:t xml:space="preserve">its detected pitch. Frames of 8192 samples (about 170 ms at 48 kHz) are read</w:t>
+      </w:r>
+      <w:r>
+        <w:t xml:space="preserve"> </w:t>
+      </w:r>
+      <w:r>
+        <w:t xml:space="preserve">from an</w:t>
+      </w:r>
+      <w:r>
+        <w:t xml:space="preserve"> </w:t>
+      </w:r>
+      <w:r>
+        <w:rPr>
+          <w:rStyle w:val="VerbatimChar"/>
+        </w:rPr>
+        <w:t xml:space="preserve">AnalyserNode</w:t>
+      </w:r>
+      <w:r>
+        <w:t xml:space="preserve">, long enough to contain several periods of a 31 Hz low</w:t>
+      </w:r>
+    </w:p>
+    <w:p>
+      <w:pPr>
+        <w:numPr>
+          <w:ilvl w:val="0"/>
+          <w:numId w:val="1011"/>
+        </w:numPr>
+      </w:pPr>
+      <w:r>
+        <w:rPr>
+          <w:b/>
+          <w:bCs/>
+        </w:rPr>
+        <w:t xml:space="preserve">Conditioning.</w:t>
+      </w:r>
+      <w:r>
+        <w:t xml:space="preserve"> </w:t>
+      </w:r>
+      <w:r>
+        <w:t xml:space="preserve">The frame’s mean is subtracted and anything below half</w:t>
+      </w:r>
+      <w:r>
+        <w:t xml:space="preserve"> </w:t>
+      </w:r>
+      <w:r>
+        <w:t xml:space="preserve">the lowest note being searched for is rolled off. This is not cosmetic: a</w:t>
+      </w:r>
+      <w:r>
+        <w:t xml:space="preserve"> </w:t>
+      </w:r>
+      <w:r>
+        <w:t xml:space="preserve">microphone with a DC bias — common on built-in and USB inputs — adds a</w:t>
+      </w:r>
+      <w:r>
+        <w:t xml:space="preserve"> </w:t>
+      </w:r>
+      <w:r>
+        <w:t xml:space="preserve">constant that the level gate counts as signal, so a silent room reads as</w:t>
+      </w:r>
+      <w:r>
+        <w:t xml:space="preserve"> </w:t>
+      </w:r>
+      <w:r>
+        <w:t xml:space="preserve">loud, and the constant then dominates the correlation. Before this was</w:t>
+      </w:r>
+      <w:r>
+        <w:t xml:space="preserve"> </w:t>
+      </w:r>
+      <w:r>
+        <w:t xml:space="preserve">added, a 2% offset produced a confident reading three octaves from the</w:t>
+      </w:r>
+      <w:r>
+        <w:t xml:space="preserve"> </w:t>
+      </w:r>
+      <w:r>
+        <w:t xml:space="preserve">truth. At the bass’s lowest open string the roll-off costs under a decibel,</w:t>
+      </w:r>
+      <w:r>
+        <w:t xml:space="preserve"> </w:t>
+      </w:r>
+      <w:r>
+        <w:t xml:space="preserve">and uniformly across the frame, so the correlation is untouched.</w:t>
+      </w:r>
+    </w:p>
+    <w:p>
+      <w:pPr>
+        <w:numPr>
+          <w:ilvl w:val="0"/>
+          <w:numId w:val="1011"/>
+        </w:numPr>
+      </w:pPr>
+      <w:r>
+        <w:rPr>
+          <w:b/>
+          <w:bCs/>
+        </w:rPr>
         <w:t xml:space="preserve">Gating.</w:t>
       </w:r>
       <w:r>
@@ -4514,7 +4711,7 @@
         <w:pStyle w:val="Compact"/>
         <w:numPr>
           <w:ilvl w:val="1"/>
-          <w:numId w:val="1012"/>
+          <w:numId w:val="1013"/>
         </w:numPr>
       </w:pPr>
       <w:r>
@@ -4566,7 +4763,7 @@
         <w:pStyle w:val="Compact"/>
         <w:numPr>
           <w:ilvl w:val="1"/>
-          <w:numId w:val="1012"/>
+          <w:numId w:val="1013"/>
         </w:numPr>
       </w:pPr>
       <w:r>
@@ -4618,7 +4815,7 @@
         <w:pStyle w:val="Compact"/>
         <w:numPr>
           <w:ilvl w:val="1"/>
-          <w:numId w:val="1012"/>
+          <w:numId w:val="1013"/>
         </w:numPr>
       </w:pPr>
       <w:r>
@@ -4652,7 +4849,7 @@
         <w:pStyle w:val="Compact"/>
         <w:numPr>
           <w:ilvl w:val="1"/>
-          <w:numId w:val="1012"/>
+          <w:numId w:val="1013"/>
         </w:numPr>
       </w:pPr>
       <w:r>
@@ -4742,7 +4939,7 @@
       <w:pPr>
         <w:numPr>
           <w:ilvl w:val="0"/>
-          <w:numId w:val="1010"/>
+          <w:numId w:val="1011"/>
         </w:numPr>
       </w:pPr>
       <w:r>
@@ -4839,7 +5036,7 @@
       <w:pPr>
         <w:numPr>
           <w:ilvl w:val="0"/>
-          <w:numId w:val="1010"/>
+          <w:numId w:val="1011"/>
         </w:numPr>
       </w:pPr>
       <w:r>
@@ -4905,7 +5102,7 @@
       <w:pPr>
         <w:numPr>
           <w:ilvl w:val="0"/>
-          <w:numId w:val="1010"/>
+          <w:numId w:val="1011"/>
         </w:numPr>
       </w:pPr>
       <w:r>
@@ -4952,8 +5149,8 @@
         <w:t xml:space="preserve">in tune.</w:t>
       </w:r>
     </w:p>
-    <w:bookmarkEnd w:id="51"/>
-    <w:bookmarkStart w:id="53" w:name="measured-accuracy"/>
+    <w:bookmarkEnd w:id="52"/>
+    <w:bookmarkStart w:id="54" w:name="measured-accuracy"/>
     <w:p>
       <w:pPr>
         <w:pStyle w:val="Heading2"/>
@@ -5771,7 +5968,7 @@
         <w:t xml:space="preserve">rather than assuming standard.</w:t>
       </w:r>
     </w:p>
-    <w:bookmarkStart w:id="52" w:name="how-quiet-is-quiet-enough"/>
+    <w:bookmarkStart w:id="53" w:name="how-quiet-is-quiet-enough"/>
     <w:p>
       <w:pPr>
         <w:pStyle w:val="Heading3"/>
@@ -6147,9 +6344,9 @@
         <w:t xml:space="preserve">being given them.</w:t>
       </w:r>
     </w:p>
-    <w:bookmarkEnd w:id="52"/>
     <w:bookmarkEnd w:id="53"/>
-    <w:bookmarkStart w:id="57" w:name="the-camera-move"/>
+    <w:bookmarkEnd w:id="54"/>
+    <w:bookmarkStart w:id="58" w:name="the-camera-move"/>
     <w:p>
       <w:pPr>
         <w:pStyle w:val="Heading2"/>
@@ -6266,18 +6463,18 @@
           <wp:inline>
             <wp:extent cx="5334000" cy="3518958"/>
             <wp:effectExtent b="0" l="0" r="0" t="0"/>
-            <wp:docPr descr="Tuner mode: the camera has travelled to the headstock, with the readout beside it. Shown here with microphone permission denied, which is handled with a plain-language explanation and a retry." title="" id="55" name="Picture"/>
+            <wp:docPr descr="Tuner mode: the camera has travelled to the headstock, with the readout beside it. Shown here with microphone permission denied, which is handled with a plain-language explanation and a retry." title="" id="56" name="Picture"/>
             <a:graphic>
               <a:graphicData uri="http://schemas.openxmlformats.org/drawingml/2006/picture">
                 <pic:pic>
                   <pic:nvPicPr>
-                    <pic:cNvPr descr="images/05-tuner-camera.png" id="56" name="Picture"/>
+                    <pic:cNvPr descr="images/05-tuner-camera.png" id="57" name="Picture"/>
                     <pic:cNvPicPr>
                       <a:picLocks noChangeArrowheads="1" noChangeAspect="1"/>
                     </pic:cNvPicPr>
                   </pic:nvPicPr>
                   <pic:blipFill>
-                    <a:blip r:embed="rId54"/>
+                    <a:blip r:embed="rId55"/>
                     <a:stretch>
                       <a:fillRect/>
                     </a:stretch>
@@ -6319,9 +6516,9 @@
         </w:pict>
       </w:r>
     </w:p>
-    <w:bookmarkEnd w:id="57"/>
     <w:bookmarkEnd w:id="58"/>
-    <w:bookmarkStart w:id="74" w:name="interface-accessibility-and-resilience"/>
+    <w:bookmarkEnd w:id="59"/>
+    <w:bookmarkStart w:id="75" w:name="interface-accessibility-and-resilience"/>
     <w:p>
       <w:pPr>
         <w:pStyle w:val="Heading1"/>
@@ -6330,7 +6527,7 @@
         <w:t xml:space="preserve">8. Interface, accessibility and resilience</w:t>
       </w:r>
     </w:p>
-    <w:bookmarkStart w:id="62" w:name="visual-design"/>
+    <w:bookmarkStart w:id="63" w:name="visual-design"/>
     <w:p>
       <w:pPr>
         <w:pStyle w:val="Heading2"/>
@@ -6402,18 +6599,18 @@
           <wp:inline>
             <wp:extent cx="5334000" cy="3518958"/>
             <wp:effectExtent b="0" l="0" r="0" t="0"/>
-            <wp:docPr descr="The light theme." title="" id="60" name="Picture"/>
+            <wp:docPr descr="The light theme." title="" id="61" name="Picture"/>
             <a:graphic>
               <a:graphicData uri="http://schemas.openxmlformats.org/drawingml/2006/picture">
                 <pic:pic>
                   <pic:nvPicPr>
-                    <pic:cNvPr descr="images/07-light.png" id="61" name="Picture"/>
+                    <pic:cNvPr descr="images/07-light.png" id="62" name="Picture"/>
                     <pic:cNvPicPr>
                       <a:picLocks noChangeArrowheads="1" noChangeAspect="1"/>
                     </pic:cNvPicPr>
                   </pic:nvPicPr>
                   <pic:blipFill>
-                    <a:blip r:embed="rId59"/>
+                    <a:blip r:embed="rId60"/>
                     <a:stretch>
                       <a:fillRect/>
                     </a:stretch>
@@ -6448,8 +6645,8 @@
         <w:t xml:space="preserve">The light theme.</w:t>
       </w:r>
     </w:p>
-    <w:bookmarkEnd w:id="62"/>
-    <w:bookmarkStart w:id="66" w:name="responsive-design"/>
+    <w:bookmarkEnd w:id="63"/>
+    <w:bookmarkStart w:id="67" w:name="responsive-design"/>
     <w:p>
       <w:pPr>
         <w:pStyle w:val="Heading2"/>
@@ -6469,13 +6666,19 @@
         <w:t xml:space="preserve"> </w:t>
       </w:r>
       <w:r>
-        <w:t xml:space="preserve">first because it is the point of the page. The fretboard stays horizontally</w:t>
-      </w:r>
-      <w:r>
-        <w:t xml:space="preserve"> </w:t>
-      </w:r>
-      <w:r>
-        <w:t xml:space="preserve">scrollable, pinch-to-zoom works, and controls keep a 42 px minimum touch target.</w:t>
+        <w:t xml:space="preserve">first because it is the point of the page and the guitar / bass switch lifted</w:t>
+      </w:r>
+      <w:r>
+        <w:t xml:space="preserve"> </w:t>
+      </w:r>
+      <w:r>
+        <w:t xml:space="preserve">above it. The neck is moved by dragging the box on the map, pinch-to-zoom works,</w:t>
+      </w:r>
+      <w:r>
+        <w:t xml:space="preserve"> </w:t>
+      </w:r>
+      <w:r>
+        <w:t xml:space="preserve">and controls keep a 42 px minimum touch target.</w:t>
       </w:r>
     </w:p>
     <w:p>
@@ -6487,18 +6690,18 @@
           <wp:inline>
             <wp:extent cx="2194560" cy="4749252"/>
             <wp:effectExtent b="0" l="0" r="0" t="0"/>
-            <wp:docPr descr="On a phone: the instrument comes first, the neck scrolls, and the controls stay large enough to use." title="" id="64" name="Picture"/>
+            <wp:docPr descr="On a phone: the guitar / bass switch and the instrument come first, and the map above the neck moves the view." title="" id="65" name="Picture"/>
             <a:graphic>
               <a:graphicData uri="http://schemas.openxmlformats.org/drawingml/2006/picture">
                 <pic:pic>
                   <pic:nvPicPr>
-                    <pic:cNvPr descr="images/08-mobile.png" id="65" name="Picture"/>
+                    <pic:cNvPr descr="images/08-mobile.png" id="66" name="Picture"/>
                     <pic:cNvPicPr>
                       <a:picLocks noChangeArrowheads="1" noChangeAspect="1"/>
                     </pic:cNvPicPr>
                   </pic:nvPicPr>
                   <pic:blipFill>
-                    <a:blip r:embed="rId63"/>
+                    <a:blip r:embed="rId64"/>
                     <a:stretch>
                       <a:fillRect/>
                     </a:stretch>
@@ -6530,11 +6733,11 @@
         <w:pStyle w:val="ImageCaption"/>
       </w:pPr>
       <w:r>
-        <w:t xml:space="preserve">On a phone: the instrument comes first, the neck scrolls, and the controls stay large enough to use.</w:t>
-      </w:r>
-    </w:p>
-    <w:bookmarkEnd w:id="66"/>
-    <w:bookmarkStart w:id="67" w:name="accessibility"/>
+        <w:t xml:space="preserve">On a phone: the guitar / bass switch and the instrument come first, and the map above the neck moves the view.</w:t>
+      </w:r>
+    </w:p>
+    <w:bookmarkEnd w:id="67"/>
+    <w:bookmarkStart w:id="68" w:name="accessibility"/>
     <w:p>
       <w:pPr>
         <w:pStyle w:val="Heading2"/>
@@ -6548,7 +6751,7 @@
         <w:pStyle w:val="Compact"/>
         <w:numPr>
           <w:ilvl w:val="0"/>
-          <w:numId w:val="1013"/>
+          <w:numId w:val="1014"/>
         </w:numPr>
       </w:pPr>
       <w:r>
@@ -6572,7 +6775,7 @@
         <w:pStyle w:val="Compact"/>
         <w:numPr>
           <w:ilvl w:val="0"/>
-          <w:numId w:val="1013"/>
+          <w:numId w:val="1014"/>
         </w:numPr>
       </w:pPr>
       <w:r>
@@ -6617,7 +6820,7 @@
         <w:pStyle w:val="Compact"/>
         <w:numPr>
           <w:ilvl w:val="0"/>
-          <w:numId w:val="1013"/>
+          <w:numId w:val="1014"/>
         </w:numPr>
       </w:pPr>
       <w:r>
@@ -6644,7 +6847,7 @@
         <w:pStyle w:val="Compact"/>
         <w:numPr>
           <w:ilvl w:val="0"/>
-          <w:numId w:val="1013"/>
+          <w:numId w:val="1014"/>
         </w:numPr>
       </w:pPr>
       <w:r>
@@ -6657,8 +6860,8 @@
         <w:t xml:space="preserve">contrast meeting WCAG AA in both themes.</w:t>
       </w:r>
     </w:p>
-    <w:bookmarkEnd w:id="67"/>
-    <w:bookmarkStart w:id="68" w:name="error-handling"/>
+    <w:bookmarkEnd w:id="68"/>
+    <w:bookmarkStart w:id="69" w:name="error-handling"/>
     <w:p>
       <w:pPr>
         <w:pStyle w:val="Heading2"/>
@@ -6726,8 +6929,8 @@
         <w:t xml:space="preserve">likely way a stored value could break a future version.</w:t>
       </w:r>
     </w:p>
-    <w:bookmarkEnd w:id="68"/>
-    <w:bookmarkStart w:id="69" w:name="settings-that-persist"/>
+    <w:bookmarkEnd w:id="69"/>
+    <w:bookmarkStart w:id="70" w:name="settings-that-persist"/>
     <w:p>
       <w:pPr>
         <w:pStyle w:val="Heading2"/>
@@ -6790,8 +6993,8 @@
         <w:t xml:space="preserve">persisted, so reloading never reopens the microphone.</w:t>
       </w:r>
     </w:p>
-    <w:bookmarkEnd w:id="69"/>
-    <w:bookmarkStart w:id="73" w:name="six-languages"/>
+    <w:bookmarkEnd w:id="70"/>
+    <w:bookmarkStart w:id="74" w:name="six-languages"/>
     <w:p>
       <w:pPr>
         <w:pStyle w:val="Heading2"/>
@@ -6895,18 +7098,18 @@
           <wp:inline>
             <wp:extent cx="5334000" cy="3518958"/>
             <wp:effectExtent b="0" l="0" r="0" t="0"/>
-            <wp:docPr descr="The interface in Korean, with the scale catalogue translated as well as the controls." title="" id="71" name="Picture"/>
+            <wp:docPr descr="The interface in Korean, with the scale catalogue translated as well as the controls." title="" id="72" name="Picture"/>
             <a:graphic>
               <a:graphicData uri="http://schemas.openxmlformats.org/drawingml/2006/picture">
                 <pic:pic>
                   <pic:nvPicPr>
-                    <pic:cNvPr descr="images/09-korean.png" id="72" name="Picture"/>
+                    <pic:cNvPr descr="images/09-korean.png" id="73" name="Picture"/>
                     <pic:cNvPicPr>
                       <a:picLocks noChangeArrowheads="1" noChangeAspect="1"/>
                     </pic:cNvPicPr>
                   </pic:nvPicPr>
                   <pic:blipFill>
-                    <a:blip r:embed="rId70"/>
+                    <a:blip r:embed="rId71"/>
                     <a:stretch>
                       <a:fillRect/>
                     </a:stretch>
@@ -7652,9 +7855,9 @@
         </w:pict>
       </w:r>
     </w:p>
-    <w:bookmarkEnd w:id="73"/>
     <w:bookmarkEnd w:id="74"/>
-    <w:bookmarkStart w:id="77" w:name="testing-results"/>
+    <w:bookmarkEnd w:id="75"/>
+    <w:bookmarkStart w:id="78" w:name="testing-results"/>
     <w:p>
       <w:pPr>
         <w:pStyle w:val="Heading1"/>
@@ -7687,7 +7890,7 @@
           <w:b/>
           <w:bCs/>
         </w:rPr>
-        <w:t xml:space="preserve">269 tests, 9 files, all passing</w:t>
+        <w:t xml:space="preserve">277 tests, 9 files, all passing</w:t>
       </w:r>
       <w:r>
         <w:t xml:space="preserve"> </w:t>
@@ -8058,18 +8261,18 @@
               <w:pStyle w:val="Compact"/>
             </w:pPr>
             <w:r>
-              <w:t xml:space="preserve">52</w:t>
-            </w:r>
-          </w:p>
-        </w:tc>
-        <w:tc>
-          <w:tcPr/>
-          <w:p>
-            <w:pPr>
-              <w:pStyle w:val="Compact"/>
-            </w:pPr>
-            <w:r>
-              <w:t xml:space="preserve">both instruments; tuning changes recalculating the rendered neck; the custom-tuning editor; chord shapes per tuning; the Drop D one-finger power chord; down vs up strum ordering; muted strings silent; strum speed; microphone requested only in tuner mode and released on exit; view saved and restored; persistence; keyboard navigation</w:t>
+              <w:t xml:space="preserve">60</w:t>
+            </w:r>
+          </w:p>
+        </w:tc>
+        <w:tc>
+          <w:tcPr/>
+          <w:p>
+            <w:pPr>
+              <w:pStyle w:val="Compact"/>
+            </w:pPr>
+            <w:r>
+              <w:t xml:space="preserve">the map showing the neck alone with all 21 frets, and moving the view by drag, press and keyboard; the wheel not zooming; the zoom slider; the guitar / bass switch moving to the top on a narrow screen; both instruments; tuning changes recalculating the rendered neck; the custom-tuning editor; chord shapes per tuning; the Drop D one-finger power chord; down vs up strum ordering; muted strings silent; strum speed; microphone requested only in tuner mode and released on exit; view saved and restored; persistence; keyboard navigation</w:t>
             </w:r>
           </w:p>
         </w:tc>
@@ -8089,7 +8292,7 @@
         <w:t xml:space="preserve">a visitor would, rather than testing a stub.</w:t>
       </w:r>
     </w:p>
-    <w:bookmarkStart w:id="75" w:name="checks-run-in-a-real-browser"/>
+    <w:bookmarkStart w:id="76" w:name="checks-run-in-a-real-browser"/>
     <w:p>
       <w:pPr>
         <w:pStyle w:val="Heading2"/>
@@ -8126,7 +8329,7 @@
         <w:pStyle w:val="Compact"/>
         <w:numPr>
           <w:ilvl w:val="0"/>
-          <w:numId w:val="1014"/>
+          <w:numId w:val="1015"/>
         </w:numPr>
       </w:pPr>
       <w:r>
@@ -8148,7 +8351,7 @@
         <w:pStyle w:val="Compact"/>
         <w:numPr>
           <w:ilvl w:val="0"/>
-          <w:numId w:val="1014"/>
+          <w:numId w:val="1015"/>
         </w:numPr>
       </w:pPr>
       <w:r>
@@ -8182,7 +8385,7 @@
         <w:pStyle w:val="Compact"/>
         <w:numPr>
           <w:ilvl w:val="0"/>
-          <w:numId w:val="1014"/>
+          <w:numId w:val="1015"/>
         </w:numPr>
       </w:pPr>
       <w:r>
@@ -8207,7 +8410,7 @@
         <w:pStyle w:val="Compact"/>
         <w:numPr>
           <w:ilvl w:val="0"/>
-          <w:numId w:val="1014"/>
+          <w:numId w:val="1015"/>
         </w:numPr>
       </w:pPr>
       <w:r>
@@ -8232,7 +8435,7 @@
         <w:pStyle w:val="Compact"/>
         <w:numPr>
           <w:ilvl w:val="0"/>
-          <w:numId w:val="1014"/>
+          <w:numId w:val="1015"/>
         </w:numPr>
       </w:pPr>
       <w:r>
@@ -8254,7 +8457,7 @@
         <w:pStyle w:val="Compact"/>
         <w:numPr>
           <w:ilvl w:val="0"/>
-          <w:numId w:val="1014"/>
+          <w:numId w:val="1015"/>
         </w:numPr>
       </w:pPr>
       <w:r>
@@ -8271,8 +8474,8 @@
         <w:t xml:space="preserve">in section 7.2.</w:t>
       </w:r>
     </w:p>
-    <w:bookmarkEnd w:id="75"/>
-    <w:bookmarkStart w:id="76" w:name="X368ac9b04f027424d9e8d2a94a3c4bc780b98e9"/>
+    <w:bookmarkEnd w:id="76"/>
+    <w:bookmarkStart w:id="77" w:name="X368ac9b04f027424d9e8d2a94a3c4bc780b98e9"/>
     <w:p>
       <w:pPr>
         <w:pStyle w:val="Heading2"/>
@@ -8741,9 +8944,9 @@
         </w:pict>
       </w:r>
     </w:p>
-    <w:bookmarkEnd w:id="76"/>
     <w:bookmarkEnd w:id="77"/>
-    <w:bookmarkStart w:id="81" w:name="running-and-deploying"/>
+    <w:bookmarkEnd w:id="78"/>
+    <w:bookmarkStart w:id="82" w:name="running-and-deploying"/>
     <w:p>
       <w:pPr>
         <w:pStyle w:val="Heading1"/>
@@ -8752,7 +8955,7 @@
         <w:t xml:space="preserve">10. Running and deploying</w:t>
       </w:r>
     </w:p>
-    <w:bookmarkStart w:id="78" w:name="locally"/>
+    <w:bookmarkStart w:id="79" w:name="locally"/>
     <w:p>
       <w:pPr>
         <w:pStyle w:val="Heading2"/>
@@ -8885,8 +9088,8 @@
         <w:t xml:space="preserve">context, so the microphone tuner works in development with no certificate setup.</w:t>
       </w:r>
     </w:p>
-    <w:bookmarkEnd w:id="78"/>
-    <w:bookmarkStart w:id="79" w:name="free-hosting-no-domain-required"/>
+    <w:bookmarkEnd w:id="79"/>
+    <w:bookmarkStart w:id="80" w:name="free-hosting-no-domain-required"/>
     <w:p>
       <w:pPr>
         <w:pStyle w:val="Heading2"/>
@@ -9123,8 +9326,8 @@
         <w:t xml:space="preserve">all.</w:t>
       </w:r>
     </w:p>
-    <w:bookmarkEnd w:id="79"/>
-    <w:bookmarkStart w:id="80" w:name="microphone-permission"/>
+    <w:bookmarkEnd w:id="80"/>
+    <w:bookmarkStart w:id="81" w:name="microphone-permission"/>
     <w:p>
       <w:pPr>
         <w:pStyle w:val="Heading2"/>
@@ -9172,9 +9375,9 @@
         </w:pict>
       </w:r>
     </w:p>
-    <w:bookmarkEnd w:id="80"/>
     <w:bookmarkEnd w:id="81"/>
-    <w:bookmarkStart w:id="87" w:name="what-is-supported"/>
+    <w:bookmarkEnd w:id="82"/>
+    <w:bookmarkStart w:id="88" w:name="what-is-supported"/>
     <w:p>
       <w:pPr>
         <w:pStyle w:val="Heading1"/>
@@ -9183,7 +9386,7 @@
         <w:t xml:space="preserve">11. What is supported</w:t>
       </w:r>
     </w:p>
-    <w:bookmarkStart w:id="82" w:name="instruments"/>
+    <w:bookmarkStart w:id="83" w:name="instruments"/>
     <w:p>
       <w:pPr>
         <w:pStyle w:val="Heading2"/>
@@ -9394,8 +9597,8 @@
         <w:t xml:space="preserve">client’s request.</w:t>
       </w:r>
     </w:p>
-    <w:bookmarkEnd w:id="82"/>
-    <w:bookmarkStart w:id="83" w:name="tuning-presets"/>
+    <w:bookmarkEnd w:id="83"/>
+    <w:bookmarkStart w:id="84" w:name="tuning-presets"/>
     <w:p>
       <w:pPr>
         <w:pStyle w:val="Heading2"/>
@@ -9472,174 +9675,14 @@
         <w:t xml:space="preserve">are written the same way in all six languages.</w:t>
       </w:r>
     </w:p>
-    <w:bookmarkEnd w:id="83"/>
-    <w:bookmarkStart w:id="84" w:name="scales-and-modes-27"/>
+    <w:bookmarkEnd w:id="84"/>
+    <w:bookmarkStart w:id="85" w:name="scales-and-modes-27"/>
     <w:p>
       <w:pPr>
         <w:pStyle w:val="Heading2"/>
       </w:pPr>
       <w:r>
         <w:t xml:space="preserve">11.3 Scales and modes (27)</w:t>
-      </w:r>
-    </w:p>
-    <w:p>
-      <w:pPr>
-        <w:pStyle w:val="Compact"/>
-        <w:numPr>
-          <w:ilvl w:val="0"/>
-          <w:numId w:val="1015"/>
-        </w:numPr>
-      </w:pPr>
-      <w:r>
-        <w:rPr>
-          <w:b/>
-          <w:bCs/>
-        </w:rPr>
-        <w:t xml:space="preserve">Major / minor</w:t>
-      </w:r>
-      <w:r>
-        <w:t xml:space="preserve"> </w:t>
-      </w:r>
-      <w:r>
-        <w:t xml:space="preserve">— Major (Ionian), Natural minor (Aeolian), Harmonic minor,</w:t>
-      </w:r>
-      <w:r>
-        <w:t xml:space="preserve"> </w:t>
-      </w:r>
-      <w:r>
-        <w:t xml:space="preserve">Melodic minor, Harmonic major</w:t>
-      </w:r>
-    </w:p>
-    <w:p>
-      <w:pPr>
-        <w:pStyle w:val="Compact"/>
-        <w:numPr>
-          <w:ilvl w:val="0"/>
-          <w:numId w:val="1015"/>
-        </w:numPr>
-      </w:pPr>
-      <w:r>
-        <w:rPr>
-          <w:b/>
-          <w:bCs/>
-        </w:rPr>
-        <w:t xml:space="preserve">Modes</w:t>
-      </w:r>
-      <w:r>
-        <w:t xml:space="preserve"> </w:t>
-      </w:r>
-      <w:r>
-        <w:t xml:space="preserve">— Ionian, Dorian, Phrygian, Lydian, Mixolydian, Aeolian, Locrian,</w:t>
-      </w:r>
-      <w:r>
-        <w:t xml:space="preserve"> </w:t>
-      </w:r>
-      <w:r>
-        <w:t xml:space="preserve">Lydian dominant, Phrygian dominant, Altered</w:t>
-      </w:r>
-    </w:p>
-    <w:p>
-      <w:pPr>
-        <w:pStyle w:val="Compact"/>
-        <w:numPr>
-          <w:ilvl w:val="0"/>
-          <w:numId w:val="1015"/>
-        </w:numPr>
-      </w:pPr>
-      <w:r>
-        <w:rPr>
-          <w:b/>
-          <w:bCs/>
-        </w:rPr>
-        <w:t xml:space="preserve">Pentatonic</w:t>
-      </w:r>
-      <w:r>
-        <w:t xml:space="preserve"> </w:t>
-      </w:r>
-      <w:r>
-        <w:t xml:space="preserve">— Major pentatonic, Minor pentatonic, Hirajoshi</w:t>
-      </w:r>
-    </w:p>
-    <w:p>
-      <w:pPr>
-        <w:pStyle w:val="Compact"/>
-        <w:numPr>
-          <w:ilvl w:val="0"/>
-          <w:numId w:val="1015"/>
-        </w:numPr>
-      </w:pPr>
-      <w:r>
-        <w:rPr>
-          <w:b/>
-          <w:bCs/>
-        </w:rPr>
-        <w:t xml:space="preserve">Blues</w:t>
-      </w:r>
-      <w:r>
-        <w:t xml:space="preserve"> </w:t>
-      </w:r>
-      <w:r>
-        <w:t xml:space="preserve">— Blues (minor), Blues (major)</w:t>
-      </w:r>
-    </w:p>
-    <w:p>
-      <w:pPr>
-        <w:pStyle w:val="Compact"/>
-        <w:numPr>
-          <w:ilvl w:val="0"/>
-          <w:numId w:val="1015"/>
-        </w:numPr>
-      </w:pPr>
-      <w:r>
-        <w:rPr>
-          <w:b/>
-          <w:bCs/>
-        </w:rPr>
-        <w:t xml:space="preserve">Symmetric</w:t>
-      </w:r>
-      <w:r>
-        <w:t xml:space="preserve"> </w:t>
-      </w:r>
-      <w:r>
-        <w:t xml:space="preserve">— Whole tone, Diminished (half–whole), Diminished (whole–half),</w:t>
-      </w:r>
-      <w:r>
-        <w:t xml:space="preserve"> </w:t>
-      </w:r>
-      <w:r>
-        <w:t xml:space="preserve">Chromatic</w:t>
-      </w:r>
-    </w:p>
-    <w:p>
-      <w:pPr>
-        <w:pStyle w:val="Compact"/>
-        <w:numPr>
-          <w:ilvl w:val="0"/>
-          <w:numId w:val="1015"/>
-        </w:numPr>
-      </w:pPr>
-      <w:r>
-        <w:rPr>
-          <w:b/>
-          <w:bCs/>
-        </w:rPr>
-        <w:t xml:space="preserve">Exotic</w:t>
-      </w:r>
-      <w:r>
-        <w:t xml:space="preserve"> </w:t>
-      </w:r>
-      <w:r>
-        <w:t xml:space="preserve">— Hungarian minor, Double harmonic (Byzantine), Bebop dominant</w:t>
-      </w:r>
-    </w:p>
-    <w:bookmarkEnd w:id="84"/>
-    <w:bookmarkStart w:id="85" w:name="chords-21"/>
-    <w:p>
-      <w:pPr>
-        <w:pStyle w:val="Heading2"/>
-      </w:pPr>
-      <w:r>
-        <w:t xml:space="preserve">11.4 Chords (21)</w:t>
       </w:r>
     </w:p>
     <w:p>
@@ -9655,13 +9698,19 @@
           <w:b/>
           <w:bCs/>
         </w:rPr>
-        <w:t xml:space="preserve">Triads</w:t>
-      </w:r>
-      <w:r>
-        <w:t xml:space="preserve"> </w:t>
-      </w:r>
-      <w:r>
-        <w:t xml:space="preserve">— Major, Minor, Diminished, Augmented, Major 6th, Minor 6th</w:t>
+        <w:t xml:space="preserve">Major / minor</w:t>
+      </w:r>
+      <w:r>
+        <w:t xml:space="preserve"> </w:t>
+      </w:r>
+      <w:r>
+        <w:t xml:space="preserve">— Major (Ionian), Natural minor (Aeolian), Harmonic minor,</w:t>
+      </w:r>
+      <w:r>
+        <w:t xml:space="preserve"> </w:t>
+      </w:r>
+      <w:r>
+        <w:t xml:space="preserve">Melodic minor, Harmonic major</w:t>
       </w:r>
     </w:p>
     <w:p>
@@ -9677,19 +9726,19 @@
           <w:b/>
           <w:bCs/>
         </w:rPr>
-        <w:t xml:space="preserve">Sevenths</w:t>
-      </w:r>
-      <w:r>
-        <w:t xml:space="preserve"> </w:t>
-      </w:r>
-      <w:r>
-        <w:t xml:space="preserve">— Dominant 7th, Major 7th, Minor 7th, Minor 7♭5, Diminished 7th,</w:t>
-      </w:r>
-      <w:r>
-        <w:t xml:space="preserve"> </w:t>
-      </w:r>
-      <w:r>
-        <w:t xml:space="preserve">Minor major 7th, 7sus4</w:t>
+        <w:t xml:space="preserve">Modes</w:t>
+      </w:r>
+      <w:r>
+        <w:t xml:space="preserve"> </w:t>
+      </w:r>
+      <w:r>
+        <w:t xml:space="preserve">— Ionian, Dorian, Phrygian, Lydian, Mixolydian, Aeolian, Locrian,</w:t>
+      </w:r>
+      <w:r>
+        <w:t xml:space="preserve"> </w:t>
+      </w:r>
+      <w:r>
+        <w:t xml:space="preserve">Lydian dominant, Phrygian dominant, Altered</w:t>
       </w:r>
     </w:p>
     <w:p>
@@ -9705,13 +9754,13 @@
           <w:b/>
           <w:bCs/>
         </w:rPr>
-        <w:t xml:space="preserve">Suspended</w:t>
-      </w:r>
-      <w:r>
-        <w:t xml:space="preserve"> </w:t>
-      </w:r>
-      <w:r>
-        <w:t xml:space="preserve">— Sus2, Sus4</w:t>
+        <w:t xml:space="preserve">Pentatonic</w:t>
+      </w:r>
+      <w:r>
+        <w:t xml:space="preserve"> </w:t>
+      </w:r>
+      <w:r>
+        <w:t xml:space="preserve">— Major pentatonic, Minor pentatonic, Hirajoshi</w:t>
       </w:r>
     </w:p>
     <w:p>
@@ -9727,13 +9776,13 @@
           <w:b/>
           <w:bCs/>
         </w:rPr>
-        <w:t xml:space="preserve">Power</w:t>
-      </w:r>
-      <w:r>
-        <w:t xml:space="preserve"> </w:t>
-      </w:r>
-      <w:r>
-        <w:t xml:space="preserve">— root + 5th, root + 5th + octave</w:t>
+        <w:t xml:space="preserve">Blues</w:t>
+      </w:r>
+      <w:r>
+        <w:t xml:space="preserve"> </w:t>
+      </w:r>
+      <w:r>
+        <w:t xml:space="preserve">— Blues (minor), Blues (major)</w:t>
       </w:r>
     </w:p>
     <w:p>
@@ -9749,6 +9798,160 @@
           <w:b/>
           <w:bCs/>
         </w:rPr>
+        <w:t xml:space="preserve">Symmetric</w:t>
+      </w:r>
+      <w:r>
+        <w:t xml:space="preserve"> </w:t>
+      </w:r>
+      <w:r>
+        <w:t xml:space="preserve">— Whole tone, Diminished (half–whole), Diminished (whole–half),</w:t>
+      </w:r>
+      <w:r>
+        <w:t xml:space="preserve"> </w:t>
+      </w:r>
+      <w:r>
+        <w:t xml:space="preserve">Chromatic</w:t>
+      </w:r>
+    </w:p>
+    <w:p>
+      <w:pPr>
+        <w:pStyle w:val="Compact"/>
+        <w:numPr>
+          <w:ilvl w:val="0"/>
+          <w:numId w:val="1016"/>
+        </w:numPr>
+      </w:pPr>
+      <w:r>
+        <w:rPr>
+          <w:b/>
+          <w:bCs/>
+        </w:rPr>
+        <w:t xml:space="preserve">Exotic</w:t>
+      </w:r>
+      <w:r>
+        <w:t xml:space="preserve"> </w:t>
+      </w:r>
+      <w:r>
+        <w:t xml:space="preserve">— Hungarian minor, Double harmonic (Byzantine), Bebop dominant</w:t>
+      </w:r>
+    </w:p>
+    <w:bookmarkEnd w:id="85"/>
+    <w:bookmarkStart w:id="86" w:name="chords-21"/>
+    <w:p>
+      <w:pPr>
+        <w:pStyle w:val="Heading2"/>
+      </w:pPr>
+      <w:r>
+        <w:t xml:space="preserve">11.4 Chords (21)</w:t>
+      </w:r>
+    </w:p>
+    <w:p>
+      <w:pPr>
+        <w:pStyle w:val="Compact"/>
+        <w:numPr>
+          <w:ilvl w:val="0"/>
+          <w:numId w:val="1017"/>
+        </w:numPr>
+      </w:pPr>
+      <w:r>
+        <w:rPr>
+          <w:b/>
+          <w:bCs/>
+        </w:rPr>
+        <w:t xml:space="preserve">Triads</w:t>
+      </w:r>
+      <w:r>
+        <w:t xml:space="preserve"> </w:t>
+      </w:r>
+      <w:r>
+        <w:t xml:space="preserve">— Major, Minor, Diminished, Augmented, Major 6th, Minor 6th</w:t>
+      </w:r>
+    </w:p>
+    <w:p>
+      <w:pPr>
+        <w:pStyle w:val="Compact"/>
+        <w:numPr>
+          <w:ilvl w:val="0"/>
+          <w:numId w:val="1017"/>
+        </w:numPr>
+      </w:pPr>
+      <w:r>
+        <w:rPr>
+          <w:b/>
+          <w:bCs/>
+        </w:rPr>
+        <w:t xml:space="preserve">Sevenths</w:t>
+      </w:r>
+      <w:r>
+        <w:t xml:space="preserve"> </w:t>
+      </w:r>
+      <w:r>
+        <w:t xml:space="preserve">— Dominant 7th, Major 7th, Minor 7th, Minor 7♭5, Diminished 7th,</w:t>
+      </w:r>
+      <w:r>
+        <w:t xml:space="preserve"> </w:t>
+      </w:r>
+      <w:r>
+        <w:t xml:space="preserve">Minor major 7th, 7sus4</w:t>
+      </w:r>
+    </w:p>
+    <w:p>
+      <w:pPr>
+        <w:pStyle w:val="Compact"/>
+        <w:numPr>
+          <w:ilvl w:val="0"/>
+          <w:numId w:val="1017"/>
+        </w:numPr>
+      </w:pPr>
+      <w:r>
+        <w:rPr>
+          <w:b/>
+          <w:bCs/>
+        </w:rPr>
+        <w:t xml:space="preserve">Suspended</w:t>
+      </w:r>
+      <w:r>
+        <w:t xml:space="preserve"> </w:t>
+      </w:r>
+      <w:r>
+        <w:t xml:space="preserve">— Sus2, Sus4</w:t>
+      </w:r>
+    </w:p>
+    <w:p>
+      <w:pPr>
+        <w:pStyle w:val="Compact"/>
+        <w:numPr>
+          <w:ilvl w:val="0"/>
+          <w:numId w:val="1017"/>
+        </w:numPr>
+      </w:pPr>
+      <w:r>
+        <w:rPr>
+          <w:b/>
+          <w:bCs/>
+        </w:rPr>
+        <w:t xml:space="preserve">Power</w:t>
+      </w:r>
+      <w:r>
+        <w:t xml:space="preserve"> </w:t>
+      </w:r>
+      <w:r>
+        <w:t xml:space="preserve">— root + 5th, root + 5th + octave</w:t>
+      </w:r>
+    </w:p>
+    <w:p>
+      <w:pPr>
+        <w:pStyle w:val="Compact"/>
+        <w:numPr>
+          <w:ilvl w:val="0"/>
+          <w:numId w:val="1017"/>
+        </w:numPr>
+      </w:pPr>
+      <w:r>
+        <w:rPr>
+          <w:b/>
+          <w:bCs/>
+        </w:rPr>
         <w:t xml:space="preserve">Extended</w:t>
       </w:r>
       <w:r>
@@ -9779,8 +9982,8 @@
         </w:pict>
       </w:r>
     </w:p>
-    <w:bookmarkEnd w:id="85"/>
-    <w:bookmarkStart w:id="86" w:name="languages"/>
+    <w:bookmarkEnd w:id="86"/>
+    <w:bookmarkStart w:id="87" w:name="languages"/>
     <w:p>
       <w:pPr>
         <w:pStyle w:val="Heading2"/>
@@ -10097,9 +10300,9 @@
         </w:pict>
       </w:r>
     </w:p>
-    <w:bookmarkEnd w:id="86"/>
     <w:bookmarkEnd w:id="87"/>
-    <w:bookmarkStart w:id="89" w:name="honest-limitations"/>
+    <w:bookmarkEnd w:id="88"/>
+    <w:bookmarkStart w:id="90" w:name="honest-limitations"/>
     <w:p>
       <w:pPr>
         <w:pStyle w:val="Heading1"/>
@@ -10121,7 +10324,7 @@
         <w:pStyle w:val="Compact"/>
         <w:numPr>
           <w:ilvl w:val="0"/>
-          <w:numId w:val="1017"/>
+          <w:numId w:val="1018"/>
         </w:numPr>
       </w:pPr>
       <w:r>
@@ -10155,7 +10358,7 @@
         <w:pStyle w:val="Compact"/>
         <w:numPr>
           <w:ilvl w:val="0"/>
-          <w:numId w:val="1017"/>
+          <w:numId w:val="1018"/>
         </w:numPr>
       </w:pPr>
       <w:r>
@@ -10219,7 +10422,7 @@
         <w:pStyle w:val="Compact"/>
         <w:numPr>
           <w:ilvl w:val="0"/>
-          <w:numId w:val="1017"/>
+          <w:numId w:val="1018"/>
         </w:numPr>
       </w:pPr>
       <w:r>
@@ -10244,7 +10447,7 @@
         <w:pStyle w:val="Compact"/>
         <w:numPr>
           <w:ilvl w:val="0"/>
-          <w:numId w:val="1017"/>
+          <w:numId w:val="1018"/>
         </w:numPr>
       </w:pPr>
       <w:r>
@@ -10296,7 +10499,7 @@
         <w:pStyle w:val="Compact"/>
         <w:numPr>
           <w:ilvl w:val="0"/>
-          <w:numId w:val="1017"/>
+          <w:numId w:val="1018"/>
         </w:numPr>
       </w:pPr>
       <w:r>
@@ -10348,7 +10551,7 @@
         <w:pStyle w:val="Compact"/>
         <w:numPr>
           <w:ilvl w:val="0"/>
-          <w:numId w:val="1017"/>
+          <w:numId w:val="1018"/>
         </w:numPr>
       </w:pPr>
       <w:r>
@@ -10377,7 +10580,7 @@
         <w:t xml:space="preserve">no audio files and no licensing questions.</w:t>
       </w:r>
     </w:p>
-    <w:bookmarkStart w:id="88" w:name="natural-next-steps"/>
+    <w:bookmarkStart w:id="89" w:name="natural-next-steps"/>
     <w:p>
       <w:pPr>
         <w:pStyle w:val="Heading2"/>
@@ -10440,9 +10643,9 @@
         </w:pict>
       </w:r>
     </w:p>
-    <w:bookmarkEnd w:id="88"/>
     <w:bookmarkEnd w:id="89"/>
-    <w:bookmarkStart w:id="90" w:name="deliverables"/>
+    <w:bookmarkEnd w:id="90"/>
+    <w:bookmarkStart w:id="91" w:name="deliverables"/>
     <w:p>
       <w:pPr>
         <w:pStyle w:val="Heading1"/>
@@ -10780,7 +10983,7 @@
         <w:t xml:space="preserve">Actions as the Pages source. No domain purchase is required at any point.</w:t>
       </w:r>
     </w:p>
-    <w:bookmarkEnd w:id="90"/>
+    <w:bookmarkEnd w:id="91"/>
     <w:sectPr>
       <w:footnotePr>
         <w:numRestart w:val="eachSect"/>
@@ -11180,6 +11383,9 @@
     <w:abstractNumId w:val="991"/>
   </w:num>
   <w:num w:numId="1005">
+    <w:abstractNumId w:val="991"/>
+  </w:num>
+  <w:num w:numId="1006">
     <w:abstractNumId w:val="99411"/>
     <w:lvlOverride w:ilvl="0">
       <w:startOverride w:val="1"/>
@@ -11209,9 +11415,6 @@
       <w:startOverride w:val="1"/>
     </w:lvlOverride>
   </w:num>
-  <w:num w:numId="1006">
-    <w:abstractNumId w:val="991"/>
-  </w:num>
   <w:num w:numId="1007">
     <w:abstractNumId w:val="991"/>
   </w:num>
@@ -11222,6 +11425,9 @@
     <w:abstractNumId w:val="991"/>
   </w:num>
   <w:num w:numId="1010">
+    <w:abstractNumId w:val="991"/>
+  </w:num>
+  <w:num w:numId="1011">
     <w:abstractNumId w:val="99411"/>
     <w:lvlOverride w:ilvl="0">
       <w:startOverride w:val="1"/>
@@ -11251,7 +11457,7 @@
       <w:startOverride w:val="1"/>
     </w:lvlOverride>
   </w:num>
-  <w:num w:numId="1011">
+  <w:num w:numId="1012">
     <w:abstractNumId w:val="99812"/>
     <w:lvlOverride w:ilvl="0">
       <w:startOverride w:val="2"/>
@@ -11281,9 +11487,6 @@
       <w:startOverride w:val="2"/>
     </w:lvlOverride>
   </w:num>
-  <w:num w:numId="1012">
-    <w:abstractNumId w:val="991"/>
-  </w:num>
   <w:num w:numId="1013">
     <w:abstractNumId w:val="991"/>
   </w:num>
@@ -11297,6 +11500,9 @@
     <w:abstractNumId w:val="991"/>
   </w:num>
   <w:num w:numId="1017">
+    <w:abstractNumId w:val="991"/>
+  </w:num>
+  <w:num w:numId="1018">
     <w:abstractNumId w:val="991"/>
   </w:num>
 </w:numbering>

--- a/docs/FretLab-report.docx
+++ b/docs/FretLab-report.docx
@@ -680,6 +680,58 @@
       </w:r>
       <w:r>
         <w:t xml:space="preserve">it against either end carries the view on to the headstock or the body.</w:t>
+      </w:r>
+    </w:p>
+    <w:p>
+      <w:pPr>
+        <w:pStyle w:val="Compact"/>
+        <w:numPr>
+          <w:ilvl w:val="0"/>
+          <w:numId w:val="1001"/>
+        </w:numPr>
+      </w:pPr>
+      <w:r>
+        <w:rPr>
+          <w:b/>
+          <w:bCs/>
+        </w:rPr>
+        <w:t xml:space="preserve">The instrument drawings are levelled.</w:t>
+      </w:r>
+      <w:r>
+        <w:t xml:space="preserve"> </w:t>
+      </w:r>
+      <w:r>
+        <w:t xml:space="preserve">The supplied drawings are each</w:t>
+      </w:r>
+      <w:r>
+        <w:t xml:space="preserve"> </w:t>
+      </w:r>
+      <w:r>
+        <w:t xml:space="preserve">slightly tilted, so the neck ran downhill: by 0.63° on the guitar, about</w:t>
+      </w:r>
+      <w:r>
+        <w:t xml:space="preserve"> </w:t>
+      </w:r>
+      <w:r>
+        <w:t xml:space="preserve">seven units from nut to body, and by 0.09° on the bass. The extractor now fits</w:t>
+      </w:r>
+      <w:r>
+        <w:t xml:space="preserve"> </w:t>
+      </w:r>
+      <w:r>
+        <w:t xml:space="preserve">a line through the middle of each fretboard and rotates that whole drawing</w:t>
+      </w:r>
+      <w:r>
+        <w:t xml:space="preserve"> </w:t>
+      </w:r>
+      <w:r>
+        <w:t xml:space="preserve">about its nut by its own angle, every part through the same transform. The</w:t>
+      </w:r>
+      <w:r>
+        <w:t xml:space="preserve"> </w:t>
+      </w:r>
+      <w:r>
+        <w:t xml:space="preserve">neck’s centre line is flat to within 0.02 of a unit on both instruments.</w:t>
       </w:r>
     </w:p>
     <w:p>

--- a/docs/FretLab-report.docx
+++ b/docs/FretLab-report.docx
@@ -701,7 +701,7 @@
         <w:t xml:space="preserve"> </w:t>
       </w:r>
       <w:r>
-        <w:t xml:space="preserve">The supplied drawings are each</w:t>
+        <w:t xml:space="preserve">The supplied drawings were each</w:t>
       </w:r>
       <w:r>
         <w:t xml:space="preserve"> </w:t>
@@ -713,25 +713,59 @@
         <w:t xml:space="preserve"> </w:t>
       </w:r>
       <w:r>
-        <w:t xml:space="preserve">seven units from nut to body, and by 0.09° on the bass. The extractor now fits</w:t>
-      </w:r>
-      <w:r>
-        <w:t xml:space="preserve"> </w:t>
-      </w:r>
-      <w:r>
-        <w:t xml:space="preserve">a line through the middle of each fretboard and rotates that whole drawing</w:t>
-      </w:r>
-      <w:r>
-        <w:t xml:space="preserve"> </w:t>
-      </w:r>
-      <w:r>
-        <w:t xml:space="preserve">about its nut by its own angle, every part through the same transform. The</w:t>
-      </w:r>
-      <w:r>
-        <w:t xml:space="preserve"> </w:t>
-      </w:r>
-      <w:r>
-        <w:t xml:space="preserve">neck’s centre line is flat to within 0.02 of a unit on both instruments.</w:t>
+        <w:t xml:space="preserve">seven units from nut to body, and by 0.09° on the bass. Every SVG in each</w:t>
+      </w:r>
+      <w:r>
+        <w:t xml:space="preserve"> </w:t>
+      </w:r>
+      <w:r>
+        <w:t xml:space="preserve">instrument’s folder — the whole drawing and each part — has been turned by</w:t>
+      </w:r>
+      <w:r>
+        <w:t xml:space="preserve"> </w:t>
+      </w:r>
+      <w:r>
+        <w:t xml:space="preserve">that instrument’s own angle, by wrapping its contents in a single rotation</w:t>
+      </w:r>
+      <w:r>
+        <w:t xml:space="preserve"> </w:t>
+      </w:r>
+      <w:r>
+        <w:t xml:space="preserve">rather than rewriting them, so the parts still fit together exactly. The</w:t>
+      </w:r>
+      <w:r>
+        <w:t xml:space="preserve"> </w:t>
+      </w:r>
+      <w:r>
+        <w:t xml:space="preserve">necks now measure level to a thousandth of a degree.</w:t>
+      </w:r>
+    </w:p>
+    <w:p>
+      <w:pPr>
+        <w:pStyle w:val="Compact"/>
+        <w:numPr>
+          <w:ilvl w:val="0"/>
+          <w:numId w:val="1001"/>
+        </w:numPr>
+      </w:pPr>
+      <w:r>
+        <w:rPr>
+          <w:b/>
+          <w:bCs/>
+        </w:rPr>
+        <w:t xml:space="preserve">The headstock logo is as drawn.</w:t>
+      </w:r>
+      <w:r>
+        <w:t xml:space="preserve"> </w:t>
+      </w:r>
+      <w:r>
+        <w:t xml:space="preserve">An earlier version turned it the right</w:t>
+      </w:r>
+      <w:r>
+        <w:t xml:space="preserve"> </w:t>
+      </w:r>
+      <w:r>
+        <w:t xml:space="preserve">way up; it is upside down in the drawings on purpose, and is left that way.</w:t>
       </w:r>
     </w:p>
     <w:p>
